--- a/tinyGPT_learning_guide.docx
+++ b/tinyGPT_learning_guide.docx
@@ -35,7 +35,7 @@
           <w:sz w:val="21"/>
           <w:szCs w:val="24"/>
         </w:rPr>
-        <w:id w:val="828167971"/>
+        <w:id w:val="259802819"/>
         <w:docPartObj>
           <w:docPartGallery w:val="Table of Contents"/>
           <w:docPartUnique/>
@@ -77,7 +77,7 @@
           <w:r>
             <w:fldChar w:fldCharType="separate"/>
           </w:r>
-          <w:hyperlink w:anchor="_Toc241660005" w:history="1">
+          <w:hyperlink w:anchor="_Toc241660823" w:history="1">
             <w:r>
               <w:rPr>
                 <w:rStyle w:val="Hyperlink"/>
@@ -123,7 +123,7 @@
                 <w:noProof/>
                 <w:webHidden/>
               </w:rPr>
-              <w:instrText xml:space="preserve"> PAGEREF _Toc241660005 \h </w:instrText>
+              <w:instrText xml:space="preserve"> PAGEREF _Toc241660823 \h </w:instrText>
             </w:r>
             <w:r>
               <w:rPr>
@@ -171,7 +171,7 @@
               <w14:ligatures w14:val="standardContextual"/>
             </w:rPr>
           </w:pPr>
-          <w:hyperlink w:anchor="_Toc241660006" w:history="1">
+          <w:hyperlink w:anchor="_Toc241660824" w:history="1">
             <w:r>
               <w:rPr>
                 <w:rStyle w:val="Hyperlink"/>
@@ -217,7 +217,7 @@
                 <w:noProof/>
                 <w:webHidden/>
               </w:rPr>
-              <w:instrText xml:space="preserve"> PAGEREF _Toc241660006 \h </w:instrText>
+              <w:instrText xml:space="preserve"> PAGEREF _Toc241660824 \h </w:instrText>
             </w:r>
             <w:r>
               <w:rPr>
@@ -265,7 +265,7 @@
               <w14:ligatures w14:val="standardContextual"/>
             </w:rPr>
           </w:pPr>
-          <w:hyperlink w:anchor="_Toc241660007" w:history="1">
+          <w:hyperlink w:anchor="_Toc241660825" w:history="1">
             <w:r>
               <w:rPr>
                 <w:rStyle w:val="Hyperlink"/>
@@ -311,7 +311,7 @@
                 <w:noProof/>
                 <w:webHidden/>
               </w:rPr>
-              <w:instrText xml:space="preserve"> PAGEREF _Toc241660007 \h </w:instrText>
+              <w:instrText xml:space="preserve"> PAGEREF _Toc241660825 \h </w:instrText>
             </w:r>
             <w:r>
               <w:rPr>
@@ -359,7 +359,7 @@
               <w14:ligatures w14:val="standardContextual"/>
             </w:rPr>
           </w:pPr>
-          <w:hyperlink w:anchor="_Toc241660008" w:history="1">
+          <w:hyperlink w:anchor="_Toc241660826" w:history="1">
             <w:r>
               <w:rPr>
                 <w:rStyle w:val="Hyperlink"/>
@@ -405,7 +405,7 @@
                 <w:noProof/>
                 <w:webHidden/>
               </w:rPr>
-              <w:instrText xml:space="preserve"> PAGEREF _Toc241660008 \h </w:instrText>
+              <w:instrText xml:space="preserve"> PAGEREF _Toc241660826 \h </w:instrText>
             </w:r>
             <w:r>
               <w:rPr>
@@ -453,7 +453,7 @@
               <w14:ligatures w14:val="standardContextual"/>
             </w:rPr>
           </w:pPr>
-          <w:hyperlink w:anchor="_Toc241660009" w:history="1">
+          <w:hyperlink w:anchor="_Toc241660827" w:history="1">
             <w:r>
               <w:rPr>
                 <w:rStyle w:val="Hyperlink"/>
@@ -499,7 +499,7 @@
                 <w:noProof/>
                 <w:webHidden/>
               </w:rPr>
-              <w:instrText xml:space="preserve"> PAGEREF _Toc241660009 \h </w:instrText>
+              <w:instrText xml:space="preserve"> PAGEREF _Toc241660827 \h </w:instrText>
             </w:r>
             <w:r>
               <w:rPr>
@@ -547,7 +547,7 @@
               <w14:ligatures w14:val="standardContextual"/>
             </w:rPr>
           </w:pPr>
-          <w:hyperlink w:anchor="_Toc241660010" w:history="1">
+          <w:hyperlink w:anchor="_Toc241660828" w:history="1">
             <w:r>
               <w:rPr>
                 <w:rStyle w:val="Hyperlink"/>
@@ -593,7 +593,7 @@
                 <w:noProof/>
                 <w:webHidden/>
               </w:rPr>
-              <w:instrText xml:space="preserve"> PAGEREF _Toc241660010 \h </w:instrText>
+              <w:instrText xml:space="preserve"> PAGEREF _Toc241660828 \h </w:instrText>
             </w:r>
             <w:r>
               <w:rPr>
@@ -641,7 +641,7 @@
               <w14:ligatures w14:val="standardContextual"/>
             </w:rPr>
           </w:pPr>
-          <w:hyperlink w:anchor="_Toc241660011" w:history="1">
+          <w:hyperlink w:anchor="_Toc241660829" w:history="1">
             <w:r>
               <w:rPr>
                 <w:rStyle w:val="Hyperlink"/>
@@ -687,7 +687,7 @@
                 <w:noProof/>
                 <w:webHidden/>
               </w:rPr>
-              <w:instrText xml:space="preserve"> PAGEREF _Toc241660011 \h </w:instrText>
+              <w:instrText xml:space="preserve"> PAGEREF _Toc241660829 \h </w:instrText>
             </w:r>
             <w:r>
               <w:rPr>
@@ -735,7 +735,7 @@
               <w14:ligatures w14:val="standardContextual"/>
             </w:rPr>
           </w:pPr>
-          <w:hyperlink w:anchor="_Toc241660012" w:history="1">
+          <w:hyperlink w:anchor="_Toc241660830" w:history="1">
             <w:r>
               <w:rPr>
                 <w:rStyle w:val="Hyperlink"/>
@@ -781,7 +781,7 @@
                 <w:noProof/>
                 <w:webHidden/>
               </w:rPr>
-              <w:instrText xml:space="preserve"> PAGEREF _Toc241660012 \h </w:instrText>
+              <w:instrText xml:space="preserve"> PAGEREF _Toc241660830 \h </w:instrText>
             </w:r>
             <w:r>
               <w:rPr>
@@ -829,7 +829,7 @@
               <w14:ligatures w14:val="standardContextual"/>
             </w:rPr>
           </w:pPr>
-          <w:hyperlink w:anchor="_Toc241660013" w:history="1">
+          <w:hyperlink w:anchor="_Toc241660831" w:history="1">
             <w:r>
               <w:rPr>
                 <w:rStyle w:val="Hyperlink"/>
@@ -875,7 +875,7 @@
                 <w:noProof/>
                 <w:webHidden/>
               </w:rPr>
-              <w:instrText xml:space="preserve"> PAGEREF _Toc241660013 \h </w:instrText>
+              <w:instrText xml:space="preserve"> PAGEREF _Toc241660831 \h </w:instrText>
             </w:r>
             <w:r>
               <w:rPr>
@@ -923,7 +923,7 @@
               <w14:ligatures w14:val="standardContextual"/>
             </w:rPr>
           </w:pPr>
-          <w:hyperlink w:anchor="_Toc241660014" w:history="1">
+          <w:hyperlink w:anchor="_Toc241660832" w:history="1">
             <w:r>
               <w:rPr>
                 <w:rStyle w:val="Hyperlink"/>
@@ -969,7 +969,7 @@
                 <w:noProof/>
                 <w:webHidden/>
               </w:rPr>
-              <w:instrText xml:space="preserve"> PAGEREF _Toc241660014 \h </w:instrText>
+              <w:instrText xml:space="preserve"> PAGEREF _Toc241660832 \h </w:instrText>
             </w:r>
             <w:r>
               <w:rPr>
@@ -1017,7 +1017,7 @@
               <w14:ligatures w14:val="standardContextual"/>
             </w:rPr>
           </w:pPr>
-          <w:hyperlink w:anchor="_Toc241660015" w:history="1">
+          <w:hyperlink w:anchor="_Toc241660833" w:history="1">
             <w:r>
               <w:rPr>
                 <w:rStyle w:val="Hyperlink"/>
@@ -1063,7 +1063,7 @@
                 <w:noProof/>
                 <w:webHidden/>
               </w:rPr>
-              <w:instrText xml:space="preserve"> PAGEREF _Toc241660015 \h </w:instrText>
+              <w:instrText xml:space="preserve"> PAGEREF _Toc241660833 \h </w:instrText>
             </w:r>
             <w:r>
               <w:rPr>
@@ -1111,7 +1111,7 @@
               <w14:ligatures w14:val="standardContextual"/>
             </w:rPr>
           </w:pPr>
-          <w:hyperlink w:anchor="_Toc241660016" w:history="1">
+          <w:hyperlink w:anchor="_Toc241660834" w:history="1">
             <w:r>
               <w:rPr>
                 <w:rStyle w:val="Hyperlink"/>
@@ -1157,7 +1157,7 @@
                 <w:noProof/>
                 <w:webHidden/>
               </w:rPr>
-              <w:instrText xml:space="preserve"> PAGEREF _Toc241660016 \h </w:instrText>
+              <w:instrText xml:space="preserve"> PAGEREF _Toc241660834 \h </w:instrText>
             </w:r>
             <w:r>
               <w:rPr>
@@ -1205,7 +1205,7 @@
               <w14:ligatures w14:val="standardContextual"/>
             </w:rPr>
           </w:pPr>
-          <w:hyperlink w:anchor="_Toc241660017" w:history="1">
+          <w:hyperlink w:anchor="_Toc241660835" w:history="1">
             <w:r>
               <w:rPr>
                 <w:rStyle w:val="Hyperlink"/>
@@ -1251,7 +1251,7 @@
                 <w:noProof/>
                 <w:webHidden/>
               </w:rPr>
-              <w:instrText xml:space="preserve"> PAGEREF _Toc241660017 \h </w:instrText>
+              <w:instrText xml:space="preserve"> PAGEREF _Toc241660835 \h </w:instrText>
             </w:r>
             <w:r>
               <w:rPr>
@@ -1299,7 +1299,7 @@
               <w14:ligatures w14:val="standardContextual"/>
             </w:rPr>
           </w:pPr>
-          <w:hyperlink w:anchor="_Toc241660018" w:history="1">
+          <w:hyperlink w:anchor="_Toc241660836" w:history="1">
             <w:r>
               <w:rPr>
                 <w:rStyle w:val="Hyperlink"/>
@@ -1345,7 +1345,7 @@
                 <w:noProof/>
                 <w:webHidden/>
               </w:rPr>
-              <w:instrText xml:space="preserve"> PAGEREF _Toc241660018 \h </w:instrText>
+              <w:instrText xml:space="preserve"> PAGEREF _Toc241660836 \h </w:instrText>
             </w:r>
             <w:r>
               <w:rPr>
@@ -1393,7 +1393,7 @@
               <w14:ligatures w14:val="standardContextual"/>
             </w:rPr>
           </w:pPr>
-          <w:hyperlink w:anchor="_Toc241660019" w:history="1">
+          <w:hyperlink w:anchor="_Toc241660837" w:history="1">
             <w:r>
               <w:rPr>
                 <w:rStyle w:val="Hyperlink"/>
@@ -1439,7 +1439,7 @@
                 <w:noProof/>
                 <w:webHidden/>
               </w:rPr>
-              <w:instrText xml:space="preserve"> PAGEREF _Toc241660019 \h </w:instrText>
+              <w:instrText xml:space="preserve"> PAGEREF _Toc241660837 \h </w:instrText>
             </w:r>
             <w:r>
               <w:rPr>
@@ -1487,7 +1487,7 @@
               <w14:ligatures w14:val="standardContextual"/>
             </w:rPr>
           </w:pPr>
-          <w:hyperlink w:anchor="_Toc241660020" w:history="1">
+          <w:hyperlink w:anchor="_Toc241660838" w:history="1">
             <w:r>
               <w:rPr>
                 <w:rStyle w:val="Hyperlink"/>
@@ -1533,7 +1533,7 @@
                 <w:noProof/>
                 <w:webHidden/>
               </w:rPr>
-              <w:instrText xml:space="preserve"> PAGEREF _Toc241660020 \h </w:instrText>
+              <w:instrText xml:space="preserve"> PAGEREF _Toc241660838 \h </w:instrText>
             </w:r>
             <w:r>
               <w:rPr>
@@ -1581,7 +1581,7 @@
               <w14:ligatures w14:val="standardContextual"/>
             </w:rPr>
           </w:pPr>
-          <w:hyperlink w:anchor="_Toc241660021" w:history="1">
+          <w:hyperlink w:anchor="_Toc241660839" w:history="1">
             <w:r>
               <w:rPr>
                 <w:rStyle w:val="Hyperlink"/>
@@ -1627,7 +1627,7 @@
                 <w:noProof/>
                 <w:webHidden/>
               </w:rPr>
-              <w:instrText xml:space="preserve"> PAGEREF _Toc241660021 \h </w:instrText>
+              <w:instrText xml:space="preserve"> PAGEREF _Toc241660839 \h </w:instrText>
             </w:r>
             <w:r>
               <w:rPr>
@@ -1675,7 +1675,7 @@
               <w14:ligatures w14:val="standardContextual"/>
             </w:rPr>
           </w:pPr>
-          <w:hyperlink w:anchor="_Toc241660022" w:history="1">
+          <w:hyperlink w:anchor="_Toc241660840" w:history="1">
             <w:r>
               <w:rPr>
                 <w:rStyle w:val="Hyperlink"/>
@@ -1721,7 +1721,7 @@
                 <w:noProof/>
                 <w:webHidden/>
               </w:rPr>
-              <w:instrText xml:space="preserve"> PAGEREF _Toc241660022 \h </w:instrText>
+              <w:instrText xml:space="preserve"> PAGEREF _Toc241660840 \h </w:instrText>
             </w:r>
             <w:r>
               <w:rPr>
@@ -1769,7 +1769,7 @@
               <w14:ligatures w14:val="standardContextual"/>
             </w:rPr>
           </w:pPr>
-          <w:hyperlink w:anchor="_Toc241660023" w:history="1">
+          <w:hyperlink w:anchor="_Toc241660841" w:history="1">
             <w:r>
               <w:rPr>
                 <w:rStyle w:val="Hyperlink"/>
@@ -1815,7 +1815,7 @@
                 <w:noProof/>
                 <w:webHidden/>
               </w:rPr>
-              <w:instrText xml:space="preserve"> PAGEREF _Toc241660023 \h </w:instrText>
+              <w:instrText xml:space="preserve"> PAGEREF _Toc241660841 \h </w:instrText>
             </w:r>
             <w:r>
               <w:rPr>
@@ -1863,7 +1863,7 @@
               <w14:ligatures w14:val="standardContextual"/>
             </w:rPr>
           </w:pPr>
-          <w:hyperlink w:anchor="_Toc241660024" w:history="1">
+          <w:hyperlink w:anchor="_Toc241660842" w:history="1">
             <w:r>
               <w:rPr>
                 <w:rStyle w:val="Hyperlink"/>
@@ -1909,7 +1909,7 @@
                 <w:noProof/>
                 <w:webHidden/>
               </w:rPr>
-              <w:instrText xml:space="preserve"> PAGEREF _Toc241660024 \h </w:instrText>
+              <w:instrText xml:space="preserve"> PAGEREF _Toc241660842 \h </w:instrText>
             </w:r>
             <w:r>
               <w:rPr>
@@ -1957,7 +1957,7 @@
               <w14:ligatures w14:val="standardContextual"/>
             </w:rPr>
           </w:pPr>
-          <w:hyperlink w:anchor="_Toc241660025" w:history="1">
+          <w:hyperlink w:anchor="_Toc241660843" w:history="1">
             <w:r>
               <w:rPr>
                 <w:rStyle w:val="Hyperlink"/>
@@ -2003,7 +2003,7 @@
                 <w:noProof/>
                 <w:webHidden/>
               </w:rPr>
-              <w:instrText xml:space="preserve"> PAGEREF _Toc241660025 \h </w:instrText>
+              <w:instrText xml:space="preserve"> PAGEREF _Toc241660843 \h </w:instrText>
             </w:r>
             <w:r>
               <w:rPr>
@@ -2051,7 +2051,7 @@
               <w14:ligatures w14:val="standardContextual"/>
             </w:rPr>
           </w:pPr>
-          <w:hyperlink w:anchor="_Toc241660026" w:history="1">
+          <w:hyperlink w:anchor="_Toc241660844" w:history="1">
             <w:r>
               <w:rPr>
                 <w:rStyle w:val="Hyperlink"/>
@@ -2097,7 +2097,7 @@
                 <w:noProof/>
                 <w:webHidden/>
               </w:rPr>
-              <w:instrText xml:space="preserve"> PAGEREF _Toc241660026 \h </w:instrText>
+              <w:instrText xml:space="preserve"> PAGEREF _Toc241660844 \h </w:instrText>
             </w:r>
             <w:r>
               <w:rPr>
@@ -2145,7 +2145,7 @@
               <w14:ligatures w14:val="standardContextual"/>
             </w:rPr>
           </w:pPr>
-          <w:hyperlink w:anchor="_Toc241660027" w:history="1">
+          <w:hyperlink w:anchor="_Toc241660845" w:history="1">
             <w:r>
               <w:rPr>
                 <w:rStyle w:val="Hyperlink"/>
@@ -2191,7 +2191,7 @@
                 <w:noProof/>
                 <w:webHidden/>
               </w:rPr>
-              <w:instrText xml:space="preserve"> PAGEREF _Toc241660027 \h </w:instrText>
+              <w:instrText xml:space="preserve"> PAGEREF _Toc241660845 \h </w:instrText>
             </w:r>
             <w:r>
               <w:rPr>
@@ -2239,7 +2239,7 @@
               <w14:ligatures w14:val="standardContextual"/>
             </w:rPr>
           </w:pPr>
-          <w:hyperlink w:anchor="_Toc241660028" w:history="1">
+          <w:hyperlink w:anchor="_Toc241660846" w:history="1">
             <w:r>
               <w:rPr>
                 <w:rStyle w:val="Hyperlink"/>
@@ -2285,7 +2285,7 @@
                 <w:noProof/>
                 <w:webHidden/>
               </w:rPr>
-              <w:instrText xml:space="preserve"> PAGEREF _Toc241660028 \h </w:instrText>
+              <w:instrText xml:space="preserve"> PAGEREF _Toc241660846 \h </w:instrText>
             </w:r>
             <w:r>
               <w:rPr>
@@ -2333,7 +2333,7 @@
               <w14:ligatures w14:val="standardContextual"/>
             </w:rPr>
           </w:pPr>
-          <w:hyperlink w:anchor="_Toc241660029" w:history="1">
+          <w:hyperlink w:anchor="_Toc241660847" w:history="1">
             <w:r>
               <w:rPr>
                 <w:rStyle w:val="Hyperlink"/>
@@ -2379,7 +2379,7 @@
                 <w:noProof/>
                 <w:webHidden/>
               </w:rPr>
-              <w:instrText xml:space="preserve"> PAGEREF _Toc241660029 \h </w:instrText>
+              <w:instrText xml:space="preserve"> PAGEREF _Toc241660847 \h </w:instrText>
             </w:r>
             <w:r>
               <w:rPr>
@@ -2427,7 +2427,7 @@
               <w14:ligatures w14:val="standardContextual"/>
             </w:rPr>
           </w:pPr>
-          <w:hyperlink w:anchor="_Toc241660030" w:history="1">
+          <w:hyperlink w:anchor="_Toc241660848" w:history="1">
             <w:r>
               <w:rPr>
                 <w:rStyle w:val="Hyperlink"/>
@@ -2473,7 +2473,7 @@
                 <w:noProof/>
                 <w:webHidden/>
               </w:rPr>
-              <w:instrText xml:space="preserve"> PAGEREF _Toc241660030 \h </w:instrText>
+              <w:instrText xml:space="preserve"> PAGEREF _Toc241660848 \h </w:instrText>
             </w:r>
             <w:r>
               <w:rPr>
@@ -2521,7 +2521,7 @@
               <w14:ligatures w14:val="standardContextual"/>
             </w:rPr>
           </w:pPr>
-          <w:hyperlink w:anchor="_Toc241660031" w:history="1">
+          <w:hyperlink w:anchor="_Toc241660849" w:history="1">
             <w:r>
               <w:rPr>
                 <w:rStyle w:val="Hyperlink"/>
@@ -2567,7 +2567,7 @@
                 <w:noProof/>
                 <w:webHidden/>
               </w:rPr>
-              <w:instrText xml:space="preserve"> PAGEREF _Toc241660031 \h </w:instrText>
+              <w:instrText xml:space="preserve"> PAGEREF _Toc241660849 \h </w:instrText>
             </w:r>
             <w:r>
               <w:rPr>
@@ -2615,7 +2615,7 @@
               <w14:ligatures w14:val="standardContextual"/>
             </w:rPr>
           </w:pPr>
-          <w:hyperlink w:anchor="_Toc241660032" w:history="1">
+          <w:hyperlink w:anchor="_Toc241660850" w:history="1">
             <w:r>
               <w:rPr>
                 <w:rStyle w:val="Hyperlink"/>
@@ -2661,7 +2661,7 @@
                 <w:noProof/>
                 <w:webHidden/>
               </w:rPr>
-              <w:instrText xml:space="preserve"> PAGEREF _Toc241660032 \h </w:instrText>
+              <w:instrText xml:space="preserve"> PAGEREF _Toc241660850 \h </w:instrText>
             </w:r>
             <w:r>
               <w:rPr>
@@ -2709,7 +2709,7 @@
               <w14:ligatures w14:val="standardContextual"/>
             </w:rPr>
           </w:pPr>
-          <w:hyperlink w:anchor="_Toc241660033" w:history="1">
+          <w:hyperlink w:anchor="_Toc241660851" w:history="1">
             <w:r>
               <w:rPr>
                 <w:rStyle w:val="Hyperlink"/>
@@ -2755,7 +2755,7 @@
                 <w:noProof/>
                 <w:webHidden/>
               </w:rPr>
-              <w:instrText xml:space="preserve"> PAGEREF _Toc241660033 \h </w:instrText>
+              <w:instrText xml:space="preserve"> PAGEREF _Toc241660851 \h </w:instrText>
             </w:r>
             <w:r>
               <w:rPr>
@@ -2803,7 +2803,7 @@
               <w14:ligatures w14:val="standardContextual"/>
             </w:rPr>
           </w:pPr>
-          <w:hyperlink w:anchor="_Toc241660034" w:history="1">
+          <w:hyperlink w:anchor="_Toc241660852" w:history="1">
             <w:r>
               <w:rPr>
                 <w:rStyle w:val="Hyperlink"/>
@@ -2849,7 +2849,7 @@
                 <w:noProof/>
                 <w:webHidden/>
               </w:rPr>
-              <w:instrText xml:space="preserve"> PAGEREF _Toc241660034 \h </w:instrText>
+              <w:instrText xml:space="preserve"> PAGEREF _Toc241660852 \h </w:instrText>
             </w:r>
             <w:r>
               <w:rPr>
@@ -2897,7 +2897,7 @@
               <w14:ligatures w14:val="standardContextual"/>
             </w:rPr>
           </w:pPr>
-          <w:hyperlink w:anchor="_Toc241660035" w:history="1">
+          <w:hyperlink w:anchor="_Toc241660853" w:history="1">
             <w:r>
               <w:rPr>
                 <w:rStyle w:val="Hyperlink"/>
@@ -2943,7 +2943,7 @@
                 <w:noProof/>
                 <w:webHidden/>
               </w:rPr>
-              <w:instrText xml:space="preserve"> PAGEREF _Toc241660035 \h </w:instrText>
+              <w:instrText xml:space="preserve"> PAGEREF _Toc241660853 \h </w:instrText>
             </w:r>
             <w:r>
               <w:rPr>
@@ -2991,7 +2991,7 @@
               <w14:ligatures w14:val="standardContextual"/>
             </w:rPr>
           </w:pPr>
-          <w:hyperlink w:anchor="_Toc241660036" w:history="1">
+          <w:hyperlink w:anchor="_Toc241660854" w:history="1">
             <w:r>
               <w:rPr>
                 <w:rStyle w:val="Hyperlink"/>
@@ -3037,7 +3037,7 @@
                 <w:noProof/>
                 <w:webHidden/>
               </w:rPr>
-              <w:instrText xml:space="preserve"> PAGEREF _Toc241660036 \h </w:instrText>
+              <w:instrText xml:space="preserve"> PAGEREF _Toc241660854 \h </w:instrText>
             </w:r>
             <w:r>
               <w:rPr>
@@ -3085,7 +3085,7 @@
               <w14:ligatures w14:val="standardContextual"/>
             </w:rPr>
           </w:pPr>
-          <w:hyperlink w:anchor="_Toc241660037" w:history="1">
+          <w:hyperlink w:anchor="_Toc241660855" w:history="1">
             <w:r>
               <w:rPr>
                 <w:rStyle w:val="Hyperlink"/>
@@ -3131,7 +3131,7 @@
                 <w:noProof/>
                 <w:webHidden/>
               </w:rPr>
-              <w:instrText xml:space="preserve"> PAGEREF _Toc241660037 \h </w:instrText>
+              <w:instrText xml:space="preserve"> PAGEREF _Toc241660855 \h </w:instrText>
             </w:r>
             <w:r>
               <w:rPr>
@@ -3179,7 +3179,7 @@
               <w14:ligatures w14:val="standardContextual"/>
             </w:rPr>
           </w:pPr>
-          <w:hyperlink w:anchor="_Toc241660038" w:history="1">
+          <w:hyperlink w:anchor="_Toc241660856" w:history="1">
             <w:r>
               <w:rPr>
                 <w:rStyle w:val="Hyperlink"/>
@@ -3225,7 +3225,7 @@
                 <w:noProof/>
                 <w:webHidden/>
               </w:rPr>
-              <w:instrText xml:space="preserve"> PAGEREF _Toc241660038 \h </w:instrText>
+              <w:instrText xml:space="preserve"> PAGEREF _Toc241660856 \h </w:instrText>
             </w:r>
             <w:r>
               <w:rPr>
@@ -3273,7 +3273,7 @@
               <w14:ligatures w14:val="standardContextual"/>
             </w:rPr>
           </w:pPr>
-          <w:hyperlink w:anchor="_Toc241660039" w:history="1">
+          <w:hyperlink w:anchor="_Toc241660857" w:history="1">
             <w:r>
               <w:rPr>
                 <w:rStyle w:val="Hyperlink"/>
@@ -3319,7 +3319,7 @@
                 <w:noProof/>
                 <w:webHidden/>
               </w:rPr>
-              <w:instrText xml:space="preserve"> PAGEREF _Toc241660039 \h </w:instrText>
+              <w:instrText xml:space="preserve"> PAGEREF _Toc241660857 \h </w:instrText>
             </w:r>
             <w:r>
               <w:rPr>
@@ -3367,7 +3367,7 @@
               <w14:ligatures w14:val="standardContextual"/>
             </w:rPr>
           </w:pPr>
-          <w:hyperlink w:anchor="_Toc241660040" w:history="1">
+          <w:hyperlink w:anchor="_Toc241660858" w:history="1">
             <w:r>
               <w:rPr>
                 <w:rStyle w:val="Hyperlink"/>
@@ -3413,7 +3413,7 @@
                 <w:noProof/>
                 <w:webHidden/>
               </w:rPr>
-              <w:instrText xml:space="preserve"> PAGEREF _Toc241660040 \h </w:instrText>
+              <w:instrText xml:space="preserve"> PAGEREF _Toc241660858 \h </w:instrText>
             </w:r>
             <w:r>
               <w:rPr>
@@ -3461,7 +3461,7 @@
               <w14:ligatures w14:val="standardContextual"/>
             </w:rPr>
           </w:pPr>
-          <w:hyperlink w:anchor="_Toc241660041" w:history="1">
+          <w:hyperlink w:anchor="_Toc241660859" w:history="1">
             <w:r>
               <w:rPr>
                 <w:rStyle w:val="Hyperlink"/>
@@ -3507,7 +3507,7 @@
                 <w:noProof/>
                 <w:webHidden/>
               </w:rPr>
-              <w:instrText xml:space="preserve"> PAGEREF _Toc241660041 \h </w:instrText>
+              <w:instrText xml:space="preserve"> PAGEREF _Toc241660859 \h </w:instrText>
             </w:r>
             <w:r>
               <w:rPr>
@@ -3555,7 +3555,7 @@
               <w14:ligatures w14:val="standardContextual"/>
             </w:rPr>
           </w:pPr>
-          <w:hyperlink w:anchor="_Toc241660042" w:history="1">
+          <w:hyperlink w:anchor="_Toc241660860" w:history="1">
             <w:r>
               <w:rPr>
                 <w:rStyle w:val="Hyperlink"/>
@@ -3601,7 +3601,7 @@
                 <w:noProof/>
                 <w:webHidden/>
               </w:rPr>
-              <w:instrText xml:space="preserve"> PAGEREF _Toc241660042 \h </w:instrText>
+              <w:instrText xml:space="preserve"> PAGEREF _Toc241660860 \h </w:instrText>
             </w:r>
             <w:r>
               <w:rPr>
@@ -3649,7 +3649,7 @@
               <w14:ligatures w14:val="standardContextual"/>
             </w:rPr>
           </w:pPr>
-          <w:hyperlink w:anchor="_Toc241660043" w:history="1">
+          <w:hyperlink w:anchor="_Toc241660861" w:history="1">
             <w:r>
               <w:rPr>
                 <w:rStyle w:val="Hyperlink"/>
@@ -3695,7 +3695,7 @@
                 <w:noProof/>
                 <w:webHidden/>
               </w:rPr>
-              <w:instrText xml:space="preserve"> PAGEREF _Toc241660043 \h </w:instrText>
+              <w:instrText xml:space="preserve"> PAGEREF _Toc241660861 \h </w:instrText>
             </w:r>
             <w:r>
               <w:rPr>
@@ -3743,7 +3743,7 @@
               <w14:ligatures w14:val="standardContextual"/>
             </w:rPr>
           </w:pPr>
-          <w:hyperlink w:anchor="_Toc241660044" w:history="1">
+          <w:hyperlink w:anchor="_Toc241660862" w:history="1">
             <w:r>
               <w:rPr>
                 <w:rStyle w:val="Hyperlink"/>
@@ -3789,7 +3789,7 @@
                 <w:noProof/>
                 <w:webHidden/>
               </w:rPr>
-              <w:instrText xml:space="preserve"> PAGEREF _Toc241660044 \h </w:instrText>
+              <w:instrText xml:space="preserve"> PAGEREF _Toc241660862 \h </w:instrText>
             </w:r>
             <w:r>
               <w:rPr>
@@ -3837,7 +3837,7 @@
               <w14:ligatures w14:val="standardContextual"/>
             </w:rPr>
           </w:pPr>
-          <w:hyperlink w:anchor="_Toc241660045" w:history="1">
+          <w:hyperlink w:anchor="_Toc241660863" w:history="1">
             <w:r>
               <w:rPr>
                 <w:rStyle w:val="Hyperlink"/>
@@ -3883,7 +3883,7 @@
                 <w:noProof/>
                 <w:webHidden/>
               </w:rPr>
-              <w:instrText xml:space="preserve"> PAGEREF _Toc241660045 \h </w:instrText>
+              <w:instrText xml:space="preserve"> PAGEREF _Toc241660863 \h </w:instrText>
             </w:r>
             <w:r>
               <w:rPr>
@@ -3931,7 +3931,7 @@
               <w14:ligatures w14:val="standardContextual"/>
             </w:rPr>
           </w:pPr>
-          <w:hyperlink w:anchor="_Toc241660046" w:history="1">
+          <w:hyperlink w:anchor="_Toc241660864" w:history="1">
             <w:r>
               <w:rPr>
                 <w:rStyle w:val="Hyperlink"/>
@@ -3977,7 +3977,7 @@
                 <w:noProof/>
                 <w:webHidden/>
               </w:rPr>
-              <w:instrText xml:space="preserve"> PAGEREF _Toc241660046 \h </w:instrText>
+              <w:instrText xml:space="preserve"> PAGEREF _Toc241660864 \h </w:instrText>
             </w:r>
             <w:r>
               <w:rPr>
@@ -4025,7 +4025,7 @@
               <w14:ligatures w14:val="standardContextual"/>
             </w:rPr>
           </w:pPr>
-          <w:hyperlink w:anchor="_Toc241660047" w:history="1">
+          <w:hyperlink w:anchor="_Toc241660865" w:history="1">
             <w:r>
               <w:rPr>
                 <w:rStyle w:val="Hyperlink"/>
@@ -4071,7 +4071,7 @@
                 <w:noProof/>
                 <w:webHidden/>
               </w:rPr>
-              <w:instrText xml:space="preserve"> PAGEREF _Toc241660047 \h </w:instrText>
+              <w:instrText xml:space="preserve"> PAGEREF _Toc241660865 \h </w:instrText>
             </w:r>
             <w:r>
               <w:rPr>
@@ -4119,7 +4119,7 @@
               <w14:ligatures w14:val="standardContextual"/>
             </w:rPr>
           </w:pPr>
-          <w:hyperlink w:anchor="_Toc241660048" w:history="1">
+          <w:hyperlink w:anchor="_Toc241660866" w:history="1">
             <w:r>
               <w:rPr>
                 <w:rStyle w:val="Hyperlink"/>
@@ -4165,7 +4165,7 @@
                 <w:noProof/>
                 <w:webHidden/>
               </w:rPr>
-              <w:instrText xml:space="preserve"> PAGEREF _Toc241660048 \h </w:instrText>
+              <w:instrText xml:space="preserve"> PAGEREF _Toc241660866 \h </w:instrText>
             </w:r>
             <w:r>
               <w:rPr>
@@ -4213,7 +4213,7 @@
               <w14:ligatures w14:val="standardContextual"/>
             </w:rPr>
           </w:pPr>
-          <w:hyperlink w:anchor="_Toc241660049" w:history="1">
+          <w:hyperlink w:anchor="_Toc241660867" w:history="1">
             <w:r>
               <w:rPr>
                 <w:rStyle w:val="Hyperlink"/>
@@ -4259,7 +4259,7 @@
                 <w:noProof/>
                 <w:webHidden/>
               </w:rPr>
-              <w:instrText xml:space="preserve"> PAGEREF _Toc241660049 \h </w:instrText>
+              <w:instrText xml:space="preserve"> PAGEREF _Toc241660867 \h </w:instrText>
             </w:r>
             <w:r>
               <w:rPr>
@@ -4307,7 +4307,7 @@
               <w14:ligatures w14:val="standardContextual"/>
             </w:rPr>
           </w:pPr>
-          <w:hyperlink w:anchor="_Toc241660050" w:history="1">
+          <w:hyperlink w:anchor="_Toc241660868" w:history="1">
             <w:r>
               <w:rPr>
                 <w:rStyle w:val="Hyperlink"/>
@@ -4353,7 +4353,7 @@
                 <w:noProof/>
                 <w:webHidden/>
               </w:rPr>
-              <w:instrText xml:space="preserve"> PAGEREF _Toc241660050 \h </w:instrText>
+              <w:instrText xml:space="preserve"> PAGEREF _Toc241660868 \h </w:instrText>
             </w:r>
             <w:r>
               <w:rPr>
@@ -4401,7 +4401,7 @@
               <w14:ligatures w14:val="standardContextual"/>
             </w:rPr>
           </w:pPr>
-          <w:hyperlink w:anchor="_Toc241660051" w:history="1">
+          <w:hyperlink w:anchor="_Toc241660869" w:history="1">
             <w:r>
               <w:rPr>
                 <w:rStyle w:val="Hyperlink"/>
@@ -4447,7 +4447,7 @@
                 <w:noProof/>
                 <w:webHidden/>
               </w:rPr>
-              <w:instrText xml:space="preserve"> PAGEREF _Toc241660051 \h </w:instrText>
+              <w:instrText xml:space="preserve"> PAGEREF _Toc241660869 \h </w:instrText>
             </w:r>
             <w:r>
               <w:rPr>
@@ -4495,7 +4495,7 @@
               <w14:ligatures w14:val="standardContextual"/>
             </w:rPr>
           </w:pPr>
-          <w:hyperlink w:anchor="_Toc241660052" w:history="1">
+          <w:hyperlink w:anchor="_Toc241660870" w:history="1">
             <w:r>
               <w:rPr>
                 <w:rStyle w:val="Hyperlink"/>
@@ -4541,7 +4541,7 @@
                 <w:noProof/>
                 <w:webHidden/>
               </w:rPr>
-              <w:instrText xml:space="preserve"> PAGEREF _Toc241660052 \h </w:instrText>
+              <w:instrText xml:space="preserve"> PAGEREF _Toc241660870 \h </w:instrText>
             </w:r>
             <w:r>
               <w:rPr>
@@ -4589,7 +4589,7 @@
               <w14:ligatures w14:val="standardContextual"/>
             </w:rPr>
           </w:pPr>
-          <w:hyperlink w:anchor="_Toc241660053" w:history="1">
+          <w:hyperlink w:anchor="_Toc241660871" w:history="1">
             <w:r>
               <w:rPr>
                 <w:rStyle w:val="Hyperlink"/>
@@ -4635,7 +4635,7 @@
                 <w:noProof/>
                 <w:webHidden/>
               </w:rPr>
-              <w:instrText xml:space="preserve"> PAGEREF _Toc241660053 \h </w:instrText>
+              <w:instrText xml:space="preserve"> PAGEREF _Toc241660871 \h </w:instrText>
             </w:r>
             <w:r>
               <w:rPr>
@@ -4683,7 +4683,7 @@
               <w14:ligatures w14:val="standardContextual"/>
             </w:rPr>
           </w:pPr>
-          <w:hyperlink w:anchor="_Toc241660054" w:history="1">
+          <w:hyperlink w:anchor="_Toc241660872" w:history="1">
             <w:r>
               <w:rPr>
                 <w:rStyle w:val="Hyperlink"/>
@@ -4729,7 +4729,7 @@
                 <w:noProof/>
                 <w:webHidden/>
               </w:rPr>
-              <w:instrText xml:space="preserve"> PAGEREF _Toc241660054 \h </w:instrText>
+              <w:instrText xml:space="preserve"> PAGEREF _Toc241660872 \h </w:instrText>
             </w:r>
             <w:r>
               <w:rPr>
@@ -4777,7 +4777,7 @@
               <w14:ligatures w14:val="standardContextual"/>
             </w:rPr>
           </w:pPr>
-          <w:hyperlink w:anchor="_Toc241660055" w:history="1">
+          <w:hyperlink w:anchor="_Toc241660873" w:history="1">
             <w:r>
               <w:rPr>
                 <w:rStyle w:val="Hyperlink"/>
@@ -4823,7 +4823,7 @@
                 <w:noProof/>
                 <w:webHidden/>
               </w:rPr>
-              <w:instrText xml:space="preserve"> PAGEREF _Toc241660055 \h </w:instrText>
+              <w:instrText xml:space="preserve"> PAGEREF _Toc241660873 \h </w:instrText>
             </w:r>
             <w:r>
               <w:rPr>
@@ -4871,7 +4871,7 @@
               <w14:ligatures w14:val="standardContextual"/>
             </w:rPr>
           </w:pPr>
-          <w:hyperlink w:anchor="_Toc241660056" w:history="1">
+          <w:hyperlink w:anchor="_Toc241660874" w:history="1">
             <w:r>
               <w:rPr>
                 <w:rStyle w:val="Hyperlink"/>
@@ -4917,7 +4917,7 @@
                 <w:noProof/>
                 <w:webHidden/>
               </w:rPr>
-              <w:instrText xml:space="preserve"> PAGEREF _Toc241660056 \h </w:instrText>
+              <w:instrText xml:space="preserve"> PAGEREF _Toc241660874 \h </w:instrText>
             </w:r>
             <w:r>
               <w:rPr>
@@ -4965,7 +4965,7 @@
               <w14:ligatures w14:val="standardContextual"/>
             </w:rPr>
           </w:pPr>
-          <w:hyperlink w:anchor="_Toc241660057" w:history="1">
+          <w:hyperlink w:anchor="_Toc241660875" w:history="1">
             <w:r>
               <w:rPr>
                 <w:rStyle w:val="Hyperlink"/>
@@ -5011,7 +5011,7 @@
                 <w:noProof/>
                 <w:webHidden/>
               </w:rPr>
-              <w:instrText xml:space="preserve"> PAGEREF _Toc241660057 \h </w:instrText>
+              <w:instrText xml:space="preserve"> PAGEREF _Toc241660875 \h </w:instrText>
             </w:r>
             <w:r>
               <w:rPr>
@@ -5059,7 +5059,7 @@
               <w14:ligatures w14:val="standardContextual"/>
             </w:rPr>
           </w:pPr>
-          <w:hyperlink w:anchor="_Toc241660058" w:history="1">
+          <w:hyperlink w:anchor="_Toc241660876" w:history="1">
             <w:r>
               <w:rPr>
                 <w:rStyle w:val="Hyperlink"/>
@@ -5105,7 +5105,7 @@
                 <w:noProof/>
                 <w:webHidden/>
               </w:rPr>
-              <w:instrText xml:space="preserve"> PAGEREF _Toc241660058 \h </w:instrText>
+              <w:instrText xml:space="preserve"> PAGEREF _Toc241660876 \h </w:instrText>
             </w:r>
             <w:r>
               <w:rPr>
@@ -5153,7 +5153,7 @@
               <w14:ligatures w14:val="standardContextual"/>
             </w:rPr>
           </w:pPr>
-          <w:hyperlink w:anchor="_Toc241660059" w:history="1">
+          <w:hyperlink w:anchor="_Toc241660877" w:history="1">
             <w:r>
               <w:rPr>
                 <w:rStyle w:val="Hyperlink"/>
@@ -5199,7 +5199,7 @@
                 <w:noProof/>
                 <w:webHidden/>
               </w:rPr>
-              <w:instrText xml:space="preserve"> PAGEREF _Toc241660059 \h </w:instrText>
+              <w:instrText xml:space="preserve"> PAGEREF _Toc241660877 \h </w:instrText>
             </w:r>
             <w:r>
               <w:rPr>
@@ -5247,7 +5247,7 @@
               <w14:ligatures w14:val="standardContextual"/>
             </w:rPr>
           </w:pPr>
-          <w:hyperlink w:anchor="_Toc241660060" w:history="1">
+          <w:hyperlink w:anchor="_Toc241660878" w:history="1">
             <w:r>
               <w:rPr>
                 <w:rStyle w:val="Hyperlink"/>
@@ -5293,7 +5293,7 @@
                 <w:noProof/>
                 <w:webHidden/>
               </w:rPr>
-              <w:instrText xml:space="preserve"> PAGEREF _Toc241660060 \h </w:instrText>
+              <w:instrText xml:space="preserve"> PAGEREF _Toc241660878 \h </w:instrText>
             </w:r>
             <w:r>
               <w:rPr>
@@ -5341,7 +5341,7 @@
               <w14:ligatures w14:val="standardContextual"/>
             </w:rPr>
           </w:pPr>
-          <w:hyperlink w:anchor="_Toc241660061" w:history="1">
+          <w:hyperlink w:anchor="_Toc241660879" w:history="1">
             <w:r>
               <w:rPr>
                 <w:rStyle w:val="Hyperlink"/>
@@ -5387,7 +5387,7 @@
                 <w:noProof/>
                 <w:webHidden/>
               </w:rPr>
-              <w:instrText xml:space="preserve"> PAGEREF _Toc241660061 \h </w:instrText>
+              <w:instrText xml:space="preserve"> PAGEREF _Toc241660879 \h </w:instrText>
             </w:r>
             <w:r>
               <w:rPr>
@@ -5435,7 +5435,7 @@
               <w14:ligatures w14:val="standardContextual"/>
             </w:rPr>
           </w:pPr>
-          <w:hyperlink w:anchor="_Toc241660062" w:history="1">
+          <w:hyperlink w:anchor="_Toc241660880" w:history="1">
             <w:r>
               <w:rPr>
                 <w:rStyle w:val="Hyperlink"/>
@@ -5481,7 +5481,7 @@
                 <w:noProof/>
                 <w:webHidden/>
               </w:rPr>
-              <w:instrText xml:space="preserve"> PAGEREF _Toc241660062 \h </w:instrText>
+              <w:instrText xml:space="preserve"> PAGEREF _Toc241660880 \h </w:instrText>
             </w:r>
             <w:r>
               <w:rPr>
@@ -5529,7 +5529,7 @@
               <w14:ligatures w14:val="standardContextual"/>
             </w:rPr>
           </w:pPr>
-          <w:hyperlink w:anchor="_Toc241660063" w:history="1">
+          <w:hyperlink w:anchor="_Toc241660881" w:history="1">
             <w:r>
               <w:rPr>
                 <w:rStyle w:val="Hyperlink"/>
@@ -5575,7 +5575,7 @@
                 <w:noProof/>
                 <w:webHidden/>
               </w:rPr>
-              <w:instrText xml:space="preserve"> PAGEREF _Toc241660063 \h </w:instrText>
+              <w:instrText xml:space="preserve"> PAGEREF _Toc241660881 \h </w:instrText>
             </w:r>
             <w:r>
               <w:rPr>
@@ -5623,7 +5623,7 @@
               <w14:ligatures w14:val="standardContextual"/>
             </w:rPr>
           </w:pPr>
-          <w:hyperlink w:anchor="_Toc241660064" w:history="1">
+          <w:hyperlink w:anchor="_Toc241660882" w:history="1">
             <w:r>
               <w:rPr>
                 <w:rStyle w:val="Hyperlink"/>
@@ -5669,7 +5669,7 @@
                 <w:noProof/>
                 <w:webHidden/>
               </w:rPr>
-              <w:instrText xml:space="preserve"> PAGEREF _Toc241660064 \h </w:instrText>
+              <w:instrText xml:space="preserve"> PAGEREF _Toc241660882 \h </w:instrText>
             </w:r>
             <w:r>
               <w:rPr>
@@ -5717,7 +5717,7 @@
               <w14:ligatures w14:val="standardContextual"/>
             </w:rPr>
           </w:pPr>
-          <w:hyperlink w:anchor="_Toc241660065" w:history="1">
+          <w:hyperlink w:anchor="_Toc241660883" w:history="1">
             <w:r>
               <w:rPr>
                 <w:rStyle w:val="Hyperlink"/>
@@ -5763,7 +5763,7 @@
                 <w:noProof/>
                 <w:webHidden/>
               </w:rPr>
-              <w:instrText xml:space="preserve"> PAGEREF _Toc241660065 \h </w:instrText>
+              <w:instrText xml:space="preserve"> PAGEREF _Toc241660883 \h </w:instrText>
             </w:r>
             <w:r>
               <w:rPr>
@@ -5811,7 +5811,7 @@
               <w14:ligatures w14:val="standardContextual"/>
             </w:rPr>
           </w:pPr>
-          <w:hyperlink w:anchor="_Toc241660066" w:history="1">
+          <w:hyperlink w:anchor="_Toc241660884" w:history="1">
             <w:r>
               <w:rPr>
                 <w:rStyle w:val="Hyperlink"/>
@@ -5857,7 +5857,7 @@
                 <w:noProof/>
                 <w:webHidden/>
               </w:rPr>
-              <w:instrText xml:space="preserve"> PAGEREF _Toc241660066 \h </w:instrText>
+              <w:instrText xml:space="preserve"> PAGEREF _Toc241660884 \h </w:instrText>
             </w:r>
             <w:r>
               <w:rPr>
@@ -5905,7 +5905,7 @@
               <w14:ligatures w14:val="standardContextual"/>
             </w:rPr>
           </w:pPr>
-          <w:hyperlink w:anchor="_Toc241660067" w:history="1">
+          <w:hyperlink w:anchor="_Toc241660885" w:history="1">
             <w:r>
               <w:rPr>
                 <w:rStyle w:val="Hyperlink"/>
@@ -5951,7 +5951,7 @@
                 <w:noProof/>
                 <w:webHidden/>
               </w:rPr>
-              <w:instrText xml:space="preserve"> PAGEREF _Toc241660067 \h </w:instrText>
+              <w:instrText xml:space="preserve"> PAGEREF _Toc241660885 \h </w:instrText>
             </w:r>
             <w:r>
               <w:rPr>
@@ -5999,7 +5999,7 @@
               <w14:ligatures w14:val="standardContextual"/>
             </w:rPr>
           </w:pPr>
-          <w:hyperlink w:anchor="_Toc241660068" w:history="1">
+          <w:hyperlink w:anchor="_Toc241660886" w:history="1">
             <w:r>
               <w:rPr>
                 <w:rStyle w:val="Hyperlink"/>
@@ -6045,7 +6045,7 @@
                 <w:noProof/>
                 <w:webHidden/>
               </w:rPr>
-              <w:instrText xml:space="preserve"> PAGEREF _Toc241660068 \h </w:instrText>
+              <w:instrText xml:space="preserve"> PAGEREF _Toc241660886 \h </w:instrText>
             </w:r>
             <w:r>
               <w:rPr>
@@ -6093,7 +6093,7 @@
               <w14:ligatures w14:val="standardContextual"/>
             </w:rPr>
           </w:pPr>
-          <w:hyperlink w:anchor="_Toc241660069" w:history="1">
+          <w:hyperlink w:anchor="_Toc241660887" w:history="1">
             <w:r>
               <w:rPr>
                 <w:rStyle w:val="Hyperlink"/>
@@ -6139,7 +6139,7 @@
                 <w:noProof/>
                 <w:webHidden/>
               </w:rPr>
-              <w:instrText xml:space="preserve"> PAGEREF _Toc241660069 \h </w:instrText>
+              <w:instrText xml:space="preserve"> PAGEREF _Toc241660887 \h </w:instrText>
             </w:r>
             <w:r>
               <w:rPr>
@@ -6187,7 +6187,7 @@
               <w14:ligatures w14:val="standardContextual"/>
             </w:rPr>
           </w:pPr>
-          <w:hyperlink w:anchor="_Toc241660070" w:history="1">
+          <w:hyperlink w:anchor="_Toc241660888" w:history="1">
             <w:r>
               <w:rPr>
                 <w:rStyle w:val="Hyperlink"/>
@@ -6233,7 +6233,7 @@
                 <w:noProof/>
                 <w:webHidden/>
               </w:rPr>
-              <w:instrText xml:space="preserve"> PAGEREF _Toc241660070 \h </w:instrText>
+              <w:instrText xml:space="preserve"> PAGEREF _Toc241660888 \h </w:instrText>
             </w:r>
             <w:r>
               <w:rPr>
@@ -6281,7 +6281,7 @@
               <w14:ligatures w14:val="standardContextual"/>
             </w:rPr>
           </w:pPr>
-          <w:hyperlink w:anchor="_Toc241660071" w:history="1">
+          <w:hyperlink w:anchor="_Toc241660889" w:history="1">
             <w:r>
               <w:rPr>
                 <w:rStyle w:val="Hyperlink"/>
@@ -6327,7 +6327,7 @@
                 <w:noProof/>
                 <w:webHidden/>
               </w:rPr>
-              <w:instrText xml:space="preserve"> PAGEREF _Toc241660071 \h </w:instrText>
+              <w:instrText xml:space="preserve"> PAGEREF _Toc241660889 \h </w:instrText>
             </w:r>
             <w:r>
               <w:rPr>
@@ -6375,7 +6375,7 @@
               <w14:ligatures w14:val="standardContextual"/>
             </w:rPr>
           </w:pPr>
-          <w:hyperlink w:anchor="_Toc241660072" w:history="1">
+          <w:hyperlink w:anchor="_Toc241660890" w:history="1">
             <w:r>
               <w:rPr>
                 <w:rStyle w:val="Hyperlink"/>
@@ -6421,7 +6421,7 @@
                 <w:noProof/>
                 <w:webHidden/>
               </w:rPr>
-              <w:instrText xml:space="preserve"> PAGEREF _Toc241660072 \h </w:instrText>
+              <w:instrText xml:space="preserve"> PAGEREF _Toc241660890 \h </w:instrText>
             </w:r>
             <w:r>
               <w:rPr>
@@ -6469,7 +6469,7 @@
               <w14:ligatures w14:val="standardContextual"/>
             </w:rPr>
           </w:pPr>
-          <w:hyperlink w:anchor="_Toc241660073" w:history="1">
+          <w:hyperlink w:anchor="_Toc241660891" w:history="1">
             <w:r>
               <w:rPr>
                 <w:rStyle w:val="Hyperlink"/>
@@ -6515,7 +6515,7 @@
                 <w:noProof/>
                 <w:webHidden/>
               </w:rPr>
-              <w:instrText xml:space="preserve"> PAGEREF _Toc241660073 \h </w:instrText>
+              <w:instrText xml:space="preserve"> PAGEREF _Toc241660891 \h </w:instrText>
             </w:r>
             <w:r>
               <w:rPr>
@@ -6563,7 +6563,7 @@
               <w14:ligatures w14:val="standardContextual"/>
             </w:rPr>
           </w:pPr>
-          <w:hyperlink w:anchor="_Toc241660074" w:history="1">
+          <w:hyperlink w:anchor="_Toc241660892" w:history="1">
             <w:r>
               <w:rPr>
                 <w:rStyle w:val="Hyperlink"/>
@@ -6609,7 +6609,7 @@
                 <w:noProof/>
                 <w:webHidden/>
               </w:rPr>
-              <w:instrText xml:space="preserve"> PAGEREF _Toc241660074 \h </w:instrText>
+              <w:instrText xml:space="preserve"> PAGEREF _Toc241660892 \h </w:instrText>
             </w:r>
             <w:r>
               <w:rPr>
@@ -6657,7 +6657,7 @@
               <w14:ligatures w14:val="standardContextual"/>
             </w:rPr>
           </w:pPr>
-          <w:hyperlink w:anchor="_Toc241660075" w:history="1">
+          <w:hyperlink w:anchor="_Toc241660893" w:history="1">
             <w:r>
               <w:rPr>
                 <w:rStyle w:val="Hyperlink"/>
@@ -6703,7 +6703,7 @@
                 <w:noProof/>
                 <w:webHidden/>
               </w:rPr>
-              <w:instrText xml:space="preserve"> PAGEREF _Toc241660075 \h </w:instrText>
+              <w:instrText xml:space="preserve"> PAGEREF _Toc241660893 \h </w:instrText>
             </w:r>
             <w:r>
               <w:rPr>
@@ -6751,7 +6751,7 @@
               <w14:ligatures w14:val="standardContextual"/>
             </w:rPr>
           </w:pPr>
-          <w:hyperlink w:anchor="_Toc241660076" w:history="1">
+          <w:hyperlink w:anchor="_Toc241660894" w:history="1">
             <w:r>
               <w:rPr>
                 <w:rStyle w:val="Hyperlink"/>
@@ -6797,7 +6797,7 @@
                 <w:noProof/>
                 <w:webHidden/>
               </w:rPr>
-              <w:instrText xml:space="preserve"> PAGEREF _Toc241660076 \h </w:instrText>
+              <w:instrText xml:space="preserve"> PAGEREF _Toc241660894 \h </w:instrText>
             </w:r>
             <w:r>
               <w:rPr>
@@ -6845,7 +6845,7 @@
               <w14:ligatures w14:val="standardContextual"/>
             </w:rPr>
           </w:pPr>
-          <w:hyperlink w:anchor="_Toc241660077" w:history="1">
+          <w:hyperlink w:anchor="_Toc241660895" w:history="1">
             <w:r>
               <w:rPr>
                 <w:rStyle w:val="Hyperlink"/>
@@ -6891,7 +6891,7 @@
                 <w:noProof/>
                 <w:webHidden/>
               </w:rPr>
-              <w:instrText xml:space="preserve"> PAGEREF _Toc241660077 \h </w:instrText>
+              <w:instrText xml:space="preserve"> PAGEREF _Toc241660895 \h </w:instrText>
             </w:r>
             <w:r>
               <w:rPr>
@@ -6939,7 +6939,7 @@
               <w14:ligatures w14:val="standardContextual"/>
             </w:rPr>
           </w:pPr>
-          <w:hyperlink w:anchor="_Toc241660078" w:history="1">
+          <w:hyperlink w:anchor="_Toc241660896" w:history="1">
             <w:r>
               <w:rPr>
                 <w:rStyle w:val="Hyperlink"/>
@@ -6985,7 +6985,7 @@
                 <w:noProof/>
                 <w:webHidden/>
               </w:rPr>
-              <w:instrText xml:space="preserve"> PAGEREF _Toc241660078 \h </w:instrText>
+              <w:instrText xml:space="preserve"> PAGEREF _Toc241660896 \h </w:instrText>
             </w:r>
             <w:r>
               <w:rPr>
@@ -7033,7 +7033,7 @@
               <w14:ligatures w14:val="standardContextual"/>
             </w:rPr>
           </w:pPr>
-          <w:hyperlink w:anchor="_Toc241660079" w:history="1">
+          <w:hyperlink w:anchor="_Toc241660897" w:history="1">
             <w:r>
               <w:rPr>
                 <w:rStyle w:val="Hyperlink"/>
@@ -7079,7 +7079,7 @@
                 <w:noProof/>
                 <w:webHidden/>
               </w:rPr>
-              <w:instrText xml:space="preserve"> PAGEREF _Toc241660079 \h </w:instrText>
+              <w:instrText xml:space="preserve"> PAGEREF _Toc241660897 \h </w:instrText>
             </w:r>
             <w:r>
               <w:rPr>
@@ -7127,7 +7127,7 @@
               <w14:ligatures w14:val="standardContextual"/>
             </w:rPr>
           </w:pPr>
-          <w:hyperlink w:anchor="_Toc241660080" w:history="1">
+          <w:hyperlink w:anchor="_Toc241660898" w:history="1">
             <w:r>
               <w:rPr>
                 <w:rStyle w:val="Hyperlink"/>
@@ -7173,7 +7173,7 @@
                 <w:noProof/>
                 <w:webHidden/>
               </w:rPr>
-              <w:instrText xml:space="preserve"> PAGEREF _Toc241660080 \h </w:instrText>
+              <w:instrText xml:space="preserve"> PAGEREF _Toc241660898 \h </w:instrText>
             </w:r>
             <w:r>
               <w:rPr>
@@ -7221,7 +7221,7 @@
               <w14:ligatures w14:val="standardContextual"/>
             </w:rPr>
           </w:pPr>
-          <w:hyperlink w:anchor="_Toc241660081" w:history="1">
+          <w:hyperlink w:anchor="_Toc241660899" w:history="1">
             <w:r>
               <w:rPr>
                 <w:rStyle w:val="Hyperlink"/>
@@ -7267,7 +7267,7 @@
                 <w:noProof/>
                 <w:webHidden/>
               </w:rPr>
-              <w:instrText xml:space="preserve"> PAGEREF _Toc241660081 \h </w:instrText>
+              <w:instrText xml:space="preserve"> PAGEREF _Toc241660899 \h </w:instrText>
             </w:r>
             <w:r>
               <w:rPr>
@@ -7315,7 +7315,7 @@
               <w14:ligatures w14:val="standardContextual"/>
             </w:rPr>
           </w:pPr>
-          <w:hyperlink w:anchor="_Toc241660082" w:history="1">
+          <w:hyperlink w:anchor="_Toc241660900" w:history="1">
             <w:r>
               <w:rPr>
                 <w:rStyle w:val="Hyperlink"/>
@@ -7361,7 +7361,7 @@
                 <w:noProof/>
                 <w:webHidden/>
               </w:rPr>
-              <w:instrText xml:space="preserve"> PAGEREF _Toc241660082 \h </w:instrText>
+              <w:instrText xml:space="preserve"> PAGEREF _Toc241660900 \h </w:instrText>
             </w:r>
             <w:r>
               <w:rPr>
@@ -7409,7 +7409,7 @@
               <w14:ligatures w14:val="standardContextual"/>
             </w:rPr>
           </w:pPr>
-          <w:hyperlink w:anchor="_Toc241660083" w:history="1">
+          <w:hyperlink w:anchor="_Toc241660901" w:history="1">
             <w:r>
               <w:rPr>
                 <w:rStyle w:val="Hyperlink"/>
@@ -7455,7 +7455,7 @@
                 <w:noProof/>
                 <w:webHidden/>
               </w:rPr>
-              <w:instrText xml:space="preserve"> PAGEREF _Toc241660083 \h </w:instrText>
+              <w:instrText xml:space="preserve"> PAGEREF _Toc241660901 \h </w:instrText>
             </w:r>
             <w:r>
               <w:rPr>
@@ -7503,7 +7503,7 @@
               <w14:ligatures w14:val="standardContextual"/>
             </w:rPr>
           </w:pPr>
-          <w:hyperlink w:anchor="_Toc241660084" w:history="1">
+          <w:hyperlink w:anchor="_Toc241660902" w:history="1">
             <w:r>
               <w:rPr>
                 <w:rStyle w:val="Hyperlink"/>
@@ -7549,7 +7549,7 @@
                 <w:noProof/>
                 <w:webHidden/>
               </w:rPr>
-              <w:instrText xml:space="preserve"> PAGEREF _Toc241660084 \h </w:instrText>
+              <w:instrText xml:space="preserve"> PAGEREF _Toc241660902 \h </w:instrText>
             </w:r>
             <w:r>
               <w:rPr>
@@ -7597,7 +7597,7 @@
               <w14:ligatures w14:val="standardContextual"/>
             </w:rPr>
           </w:pPr>
-          <w:hyperlink w:anchor="_Toc241660085" w:history="1">
+          <w:hyperlink w:anchor="_Toc241660903" w:history="1">
             <w:r>
               <w:rPr>
                 <w:rStyle w:val="Hyperlink"/>
@@ -7643,7 +7643,7 @@
                 <w:noProof/>
                 <w:webHidden/>
               </w:rPr>
-              <w:instrText xml:space="preserve"> PAGEREF _Toc241660085 \h </w:instrText>
+              <w:instrText xml:space="preserve"> PAGEREF _Toc241660903 \h </w:instrText>
             </w:r>
             <w:r>
               <w:rPr>
@@ -7691,7 +7691,7 @@
               <w14:ligatures w14:val="standardContextual"/>
             </w:rPr>
           </w:pPr>
-          <w:hyperlink w:anchor="_Toc241660086" w:history="1">
+          <w:hyperlink w:anchor="_Toc241660904" w:history="1">
             <w:r>
               <w:rPr>
                 <w:rStyle w:val="Hyperlink"/>
@@ -7737,7 +7737,7 @@
                 <w:noProof/>
                 <w:webHidden/>
               </w:rPr>
-              <w:instrText xml:space="preserve"> PAGEREF _Toc241660086 \h </w:instrText>
+              <w:instrText xml:space="preserve"> PAGEREF _Toc241660904 \h </w:instrText>
             </w:r>
             <w:r>
               <w:rPr>
@@ -7785,7 +7785,7 @@
               <w14:ligatures w14:val="standardContextual"/>
             </w:rPr>
           </w:pPr>
-          <w:hyperlink w:anchor="_Toc241660087" w:history="1">
+          <w:hyperlink w:anchor="_Toc241660905" w:history="1">
             <w:r>
               <w:rPr>
                 <w:rStyle w:val="Hyperlink"/>
@@ -7831,7 +7831,7 @@
                 <w:noProof/>
                 <w:webHidden/>
               </w:rPr>
-              <w:instrText xml:space="preserve"> PAGEREF _Toc241660087 \h </w:instrText>
+              <w:instrText xml:space="preserve"> PAGEREF _Toc241660905 \h </w:instrText>
             </w:r>
             <w:r>
               <w:rPr>
@@ -7879,7 +7879,7 @@
               <w14:ligatures w14:val="standardContextual"/>
             </w:rPr>
           </w:pPr>
-          <w:hyperlink w:anchor="_Toc241660088" w:history="1">
+          <w:hyperlink w:anchor="_Toc241660906" w:history="1">
             <w:r>
               <w:rPr>
                 <w:rStyle w:val="Hyperlink"/>
@@ -7925,7 +7925,7 @@
                 <w:noProof/>
                 <w:webHidden/>
               </w:rPr>
-              <w:instrText xml:space="preserve"> PAGEREF _Toc241660088 \h </w:instrText>
+              <w:instrText xml:space="preserve"> PAGEREF _Toc241660906 \h </w:instrText>
             </w:r>
             <w:r>
               <w:rPr>
@@ -7973,7 +7973,7 @@
               <w14:ligatures w14:val="standardContextual"/>
             </w:rPr>
           </w:pPr>
-          <w:hyperlink w:anchor="_Toc241660089" w:history="1">
+          <w:hyperlink w:anchor="_Toc241660907" w:history="1">
             <w:r>
               <w:rPr>
                 <w:rStyle w:val="Hyperlink"/>
@@ -8019,7 +8019,7 @@
                 <w:noProof/>
                 <w:webHidden/>
               </w:rPr>
-              <w:instrText xml:space="preserve"> PAGEREF _Toc241660089 \h </w:instrText>
+              <w:instrText xml:space="preserve"> PAGEREF _Toc241660907 \h </w:instrText>
             </w:r>
             <w:r>
               <w:rPr>
@@ -8067,7 +8067,7 @@
               <w14:ligatures w14:val="standardContextual"/>
             </w:rPr>
           </w:pPr>
-          <w:hyperlink w:anchor="_Toc241660090" w:history="1">
+          <w:hyperlink w:anchor="_Toc241660908" w:history="1">
             <w:r>
               <w:rPr>
                 <w:rStyle w:val="Hyperlink"/>
@@ -8113,7 +8113,7 @@
                 <w:noProof/>
                 <w:webHidden/>
               </w:rPr>
-              <w:instrText xml:space="preserve"> PAGEREF _Toc241660090 \h </w:instrText>
+              <w:instrText xml:space="preserve"> PAGEREF _Toc241660908 \h </w:instrText>
             </w:r>
             <w:r>
               <w:rPr>
@@ -8160,7 +8160,7 @@
               <w14:ligatures w14:val="standardContextual"/>
             </w:rPr>
           </w:pPr>
-          <w:hyperlink w:anchor="_Toc241660091" w:history="1">
+          <w:hyperlink w:anchor="_Toc241660909" w:history="1">
             <w:r>
               <w:rPr>
                 <w:rStyle w:val="Hyperlink"/>
@@ -8187,7 +8187,7 @@
                 <w:noProof/>
                 <w:webHidden/>
               </w:rPr>
-              <w:instrText xml:space="preserve"> PAGEREF _Toc241660091 \h </w:instrText>
+              <w:instrText xml:space="preserve"> PAGEREF _Toc241660909 \h </w:instrText>
             </w:r>
             <w:r>
               <w:rPr>
@@ -8234,7 +8234,7 @@
               <w14:ligatures w14:val="standardContextual"/>
             </w:rPr>
           </w:pPr>
-          <w:hyperlink w:anchor="_Toc241660092" w:history="1">
+          <w:hyperlink w:anchor="_Toc241660910" w:history="1">
             <w:r>
               <w:rPr>
                 <w:rStyle w:val="Hyperlink"/>
@@ -8261,7 +8261,7 @@
                 <w:noProof/>
                 <w:webHidden/>
               </w:rPr>
-              <w:instrText xml:space="preserve"> PAGEREF _Toc241660092 \h </w:instrText>
+              <w:instrText xml:space="preserve"> PAGEREF _Toc241660910 \h </w:instrText>
             </w:r>
             <w:r>
               <w:rPr>
@@ -8304,7 +8304,7 @@
         <w:pStyle w:val="Heading1"/>
       </w:pPr>
       <w:bookmarkStart w:id="0" w:name="start-here"/>
-      <w:bookmarkStart w:id="1" w:name="_Toc241660005"/>
+      <w:bookmarkStart w:id="1" w:name="_Toc241660823"/>
       <w:r>
         <w:rPr>
           <w:rStyle w:val="SectionNumber"/>
@@ -8322,7 +8322,7 @@
         <w:pStyle w:val="Heading2"/>
       </w:pPr>
       <w:bookmarkStart w:id="2" w:name="what-tinygpt-is"/>
-      <w:bookmarkStart w:id="3" w:name="_Toc241660006"/>
+      <w:bookmarkStart w:id="3" w:name="_Toc241660824"/>
       <w:r>
         <w:rPr>
           <w:rStyle w:val="SectionNumber"/>
@@ -8465,7 +8465,7 @@
           <w:noProof/>
         </w:rPr>
         <w:drawing>
-          <wp:inline distT="0" distB="0" distL="0" distR="0" wp14:anchorId="1023A365" wp14:editId="424015DC">
+          <wp:inline distT="0" distB="0" distL="0" distR="0" wp14:anchorId="5D059B72" wp14:editId="3B2958C7">
             <wp:extent cx="5939999" cy="4517746"/>
             <wp:effectExtent l="0" t="0" r="0" b="0"/>
             <wp:docPr id="10" name="Picture" descr="The tinyGPT pipeline. a, text sources. b, data preparation turns raw text into clean, deduplicated, English, on-topic token shards, split by document. c, pre-training repeats a four-step loop (forward pass, loss, gradients, update) and evaluates every 200 steps. d, post-training turns the base model into a question answerer. e, tools to inspect, compare, export and use checkpoints."/>
@@ -8577,7 +8577,7 @@
         <w:pStyle w:val="Heading2"/>
       </w:pPr>
       <w:bookmarkStart w:id="4" w:name="the-files"/>
-      <w:bookmarkStart w:id="5" w:name="_Toc241660007"/>
+      <w:bookmarkStart w:id="5" w:name="_Toc241660825"/>
       <w:bookmarkEnd w:id="2"/>
       <w:r>
         <w:rPr>
@@ -9358,7 +9358,7 @@
         <w:pStyle w:val="Heading2"/>
       </w:pPr>
       <w:bookmarkStart w:id="6" w:name="everyday-commands"/>
-      <w:bookmarkStart w:id="7" w:name="_Toc241660008"/>
+      <w:bookmarkStart w:id="7" w:name="_Toc241660826"/>
       <w:bookmarkEnd w:id="4"/>
       <w:r>
         <w:rPr>
@@ -9590,7 +9590,7 @@
         <w:pStyle w:val="Heading2"/>
       </w:pPr>
       <w:bookmarkStart w:id="8" w:name="what-changed-on-29-september-2026"/>
-      <w:bookmarkStart w:id="9" w:name="_Toc241660009"/>
+      <w:bookmarkStart w:id="9" w:name="_Toc241660827"/>
       <w:bookmarkEnd w:id="6"/>
       <w:r>
         <w:rPr>
@@ -9900,7 +9900,7 @@
         <w:pStyle w:val="Heading2"/>
       </w:pPr>
       <w:bookmarkStart w:id="10" w:name="X87477c0b04dc5b0a9bcce666f011b24acd90ac6"/>
-      <w:bookmarkStart w:id="11" w:name="_Toc241660010"/>
+      <w:bookmarkStart w:id="11" w:name="_Toc241660828"/>
       <w:bookmarkEnd w:id="8"/>
       <w:r>
         <w:rPr>
@@ -10399,7 +10399,7 @@
         <w:pStyle w:val="Heading1"/>
       </w:pPr>
       <w:bookmarkStart w:id="12" w:name="how-language-models-are-trained"/>
-      <w:bookmarkStart w:id="13" w:name="_Toc241660011"/>
+      <w:bookmarkStart w:id="13" w:name="_Toc241660829"/>
       <w:bookmarkEnd w:id="0"/>
       <w:bookmarkEnd w:id="10"/>
       <w:r>
@@ -10469,7 +10469,7 @@
           <w:noProof/>
         </w:rPr>
         <w:drawing>
-          <wp:inline distT="0" distB="0" distL="0" distR="0" wp14:anchorId="2F936D4B" wp14:editId="45D49DF4">
+          <wp:inline distT="0" distB="0" distL="0" distR="0" wp14:anchorId="3C3FA781" wp14:editId="7109D833">
             <wp:extent cx="5759999" cy="2028169"/>
             <wp:effectExtent l="0" t="0" r="0" b="0"/>
             <wp:docPr id="19" name="Picture" descr="The four training stages. Pre-training costs most of the compute. The later stages decide most of how useful the model is."/>
@@ -10534,7 +10534,7 @@
         <w:pStyle w:val="Heading2"/>
       </w:pPr>
       <w:bookmarkStart w:id="14" w:name="tokens-text-becomes-numbers"/>
-      <w:bookmarkStart w:id="15" w:name="_Toc241660012"/>
+      <w:bookmarkStart w:id="15" w:name="_Toc241660830"/>
       <w:r>
         <w:rPr>
           <w:rStyle w:val="SectionNumber"/>
@@ -10839,7 +10839,7 @@
         <w:pStyle w:val="Heading2"/>
       </w:pPr>
       <w:bookmarkStart w:id="16" w:name="the-transformer"/>
-      <w:bookmarkStart w:id="17" w:name="_Toc241660013"/>
+      <w:bookmarkStart w:id="17" w:name="_Toc241660831"/>
       <w:bookmarkEnd w:id="14"/>
       <w:r>
         <w:rPr>
@@ -11190,7 +11190,7 @@
         <w:pStyle w:val="Heading2"/>
       </w:pPr>
       <w:bookmarkStart w:id="18" w:name="what-it-learns-predict-the-next-token"/>
-      <w:bookmarkStart w:id="19" w:name="_Toc241660014"/>
+      <w:bookmarkStart w:id="19" w:name="_Toc241660832"/>
       <w:bookmarkEnd w:id="16"/>
       <w:r>
         <w:rPr>
@@ -11542,7 +11542,7 @@
         <w:pStyle w:val="Heading2"/>
       </w:pPr>
       <w:bookmarkStart w:id="20" w:name="how-it-learns-gradient-descent"/>
-      <w:bookmarkStart w:id="21" w:name="_Toc241660015"/>
+      <w:bookmarkStart w:id="21" w:name="_Toc241660833"/>
       <w:bookmarkEnd w:id="18"/>
       <w:r>
         <w:rPr>
@@ -11989,7 +11989,7 @@
         <w:pStyle w:val="Heading2"/>
       </w:pPr>
       <w:bookmarkStart w:id="22" w:name="how-it-writes-generation"/>
-      <w:bookmarkStart w:id="23" w:name="_Toc241660016"/>
+      <w:bookmarkStart w:id="23" w:name="_Toc241660834"/>
       <w:bookmarkEnd w:id="20"/>
       <w:r>
         <w:rPr>
@@ -12140,7 +12140,7 @@
         <w:pStyle w:val="Heading2"/>
       </w:pPr>
       <w:bookmarkStart w:id="24" w:name="the-four-training-stages"/>
-      <w:bookmarkStart w:id="25" w:name="_Toc241660017"/>
+      <w:bookmarkStart w:id="25" w:name="_Toc241660835"/>
       <w:bookmarkEnd w:id="22"/>
       <w:r>
         <w:rPr>
@@ -12696,7 +12696,7 @@
         <w:pStyle w:val="Heading2"/>
       </w:pPr>
       <w:bookmarkStart w:id="26" w:name="X7de0b60ad97266c320e3b2fb58a9b5aca304cdc"/>
-      <w:bookmarkStart w:id="27" w:name="_Toc241660018"/>
+      <w:bookmarkStart w:id="27" w:name="_Toc241660836"/>
       <w:bookmarkEnd w:id="24"/>
       <w:r>
         <w:rPr>
@@ -12843,7 +12843,7 @@
         <w:pStyle w:val="Heading2"/>
       </w:pPr>
       <w:bookmarkStart w:id="28" w:name="making-models-smaller-and-cheaper"/>
-      <w:bookmarkStart w:id="29" w:name="_Toc241660019"/>
+      <w:bookmarkStart w:id="29" w:name="_Toc241660837"/>
       <w:bookmarkEnd w:id="26"/>
       <w:r>
         <w:rPr>
@@ -12943,7 +12943,7 @@
         <w:pStyle w:val="Heading2"/>
       </w:pPr>
       <w:bookmarkStart w:id="30" w:name="fine-tuning-at-home-lora-and-qlora"/>
-      <w:bookmarkStart w:id="31" w:name="_Toc241660020"/>
+      <w:bookmarkStart w:id="31" w:name="_Toc241660838"/>
       <w:bookmarkEnd w:id="28"/>
       <w:r>
         <w:rPr>
@@ -13284,7 +13284,7 @@
         <w:pStyle w:val="Heading2"/>
       </w:pPr>
       <w:bookmarkStart w:id="32" w:name="why-the-top-closed-models-lead"/>
-      <w:bookmarkStart w:id="33" w:name="_Toc241660021"/>
+      <w:bookmarkStart w:id="33" w:name="_Toc241660839"/>
       <w:bookmarkEnd w:id="30"/>
       <w:r>
         <w:rPr>
@@ -13405,7 +13405,7 @@
         <w:pStyle w:val="Heading1"/>
       </w:pPr>
       <w:bookmarkStart w:id="34" w:name="the-tinygpt-model"/>
-      <w:bookmarkStart w:id="35" w:name="_Toc241660022"/>
+      <w:bookmarkStart w:id="35" w:name="_Toc241660840"/>
       <w:bookmarkEnd w:id="12"/>
       <w:bookmarkEnd w:id="32"/>
       <w:r>
@@ -13429,7 +13429,7 @@
           <w:noProof/>
         </w:rPr>
         <w:drawing>
-          <wp:inline distT="0" distB="0" distL="0" distR="0" wp14:anchorId="08BC6CF7" wp14:editId="3FACF29B">
+          <wp:inline distT="0" distB="0" distL="0" distR="0" wp14:anchorId="21B822A7" wp14:editId="3016198A">
             <wp:extent cx="5939999" cy="3848450"/>
             <wp:effectExtent l="0" t="0" r="0" b="0"/>
             <wp:docPr id="33" name="Picture" descr="The tinyGPT architecture. a, one forward pass: embedding, L identical blocks (each with two residual additions), final normalisation and the tied output layer. b, causal attention in one head. c, where the 17,308,032 parameters of your run sit."/>
@@ -13532,7 +13532,7 @@
         <w:pStyle w:val="Heading2"/>
       </w:pPr>
       <w:bookmarkStart w:id="36" w:name="design-choices-and-why"/>
-      <w:bookmarkStart w:id="37" w:name="_Toc241660023"/>
+      <w:bookmarkStart w:id="37" w:name="_Toc241660841"/>
       <w:r>
         <w:rPr>
           <w:rStyle w:val="SectionNumber"/>
@@ -14130,7 +14130,7 @@
         <w:pStyle w:val="Heading2"/>
       </w:pPr>
       <w:bookmarkStart w:id="38" w:name="why-decoder-only-and-not-encoder-decoder"/>
-      <w:bookmarkStart w:id="39" w:name="_Toc241660024"/>
+      <w:bookmarkStart w:id="39" w:name="_Toc241660842"/>
       <w:bookmarkEnd w:id="36"/>
       <w:r>
         <w:rPr>
@@ -14759,7 +14759,7 @@
         <w:pStyle w:val="Heading2"/>
       </w:pPr>
       <w:bookmarkStart w:id="40" w:name="your-runs-settings-explained"/>
-      <w:bookmarkStart w:id="41" w:name="_Toc241660025"/>
+      <w:bookmarkStart w:id="41" w:name="_Toc241660843"/>
       <w:bookmarkEnd w:id="38"/>
       <w:r>
         <w:rPr>
@@ -17459,7 +17459,7 @@
         <w:pStyle w:val="Heading2"/>
       </w:pPr>
       <w:bookmarkStart w:id="42" w:name="how-the-planner-chooses-a-model"/>
-      <w:bookmarkStart w:id="43" w:name="_Toc241660026"/>
+      <w:bookmarkStart w:id="43" w:name="_Toc241660844"/>
       <w:bookmarkEnd w:id="40"/>
       <w:r>
         <w:rPr>
@@ -17734,7 +17734,7 @@
         <w:pStyle w:val="Heading2"/>
       </w:pPr>
       <w:bookmarkStart w:id="44" w:name="hands-on-exercises"/>
-      <w:bookmarkStart w:id="45" w:name="_Toc241660027"/>
+      <w:bookmarkStart w:id="45" w:name="_Toc241660845"/>
       <w:bookmarkEnd w:id="42"/>
       <w:r>
         <w:rPr>
@@ -17996,7 +17996,7 @@
         <w:pStyle w:val="Heading1"/>
       </w:pPr>
       <w:bookmarkStart w:id="46" w:name="your-training-data"/>
-      <w:bookmarkStart w:id="47" w:name="_Toc241660028"/>
+      <w:bookmarkStart w:id="47" w:name="_Toc241660846"/>
       <w:bookmarkEnd w:id="34"/>
       <w:bookmarkEnd w:id="44"/>
       <w:r>
@@ -18016,7 +18016,7 @@
         <w:pStyle w:val="Heading2"/>
       </w:pPr>
       <w:bookmarkStart w:id="48" w:name="folder-layout"/>
-      <w:bookmarkStart w:id="49" w:name="_Toc241660029"/>
+      <w:bookmarkStart w:id="49" w:name="_Toc241660847"/>
       <w:r>
         <w:rPr>
           <w:rStyle w:val="SectionNumber"/>
@@ -18914,7 +18914,7 @@
         <w:pStyle w:val="Heading2"/>
       </w:pPr>
       <w:bookmarkStart w:id="50" w:name="converting-documents"/>
-      <w:bookmarkStart w:id="51" w:name="_Toc241660030"/>
+      <w:bookmarkStart w:id="51" w:name="_Toc241660848"/>
       <w:bookmarkEnd w:id="48"/>
       <w:r>
         <w:rPr>
@@ -19462,7 +19462,7 @@
         <w:pStyle w:val="Heading2"/>
       </w:pPr>
       <w:bookmarkStart w:id="52" w:name="english-only"/>
-      <w:bookmarkStart w:id="53" w:name="_Toc241660031"/>
+      <w:bookmarkStart w:id="53" w:name="_Toc241660849"/>
       <w:bookmarkEnd w:id="50"/>
       <w:r>
         <w:rPr>
@@ -19661,7 +19661,7 @@
         <w:pStyle w:val="Heading2"/>
       </w:pPr>
       <w:bookmarkStart w:id="54" w:name="keyword-selection"/>
-      <w:bookmarkStart w:id="55" w:name="_Toc241660032"/>
+      <w:bookmarkStart w:id="55" w:name="_Toc241660850"/>
       <w:bookmarkEnd w:id="52"/>
       <w:r>
         <w:rPr>
@@ -20219,7 +20219,7 @@
         <w:pStyle w:val="Heading2"/>
       </w:pPr>
       <w:bookmarkStart w:id="56" w:name="X94ef1ff796aac1cc9e44d72727e00c60c26242e"/>
-      <w:bookmarkStart w:id="57" w:name="_Toc241660033"/>
+      <w:bookmarkStart w:id="57" w:name="_Toc241660851"/>
       <w:bookmarkEnd w:id="54"/>
       <w:r>
         <w:rPr>
@@ -20558,7 +20558,7 @@
         <w:pStyle w:val="Heading2"/>
       </w:pPr>
       <w:bookmarkStart w:id="58" w:name="cleaning-deduplication-split-and-audit"/>
-      <w:bookmarkStart w:id="59" w:name="_Toc241660034"/>
+      <w:bookmarkStart w:id="59" w:name="_Toc241660852"/>
       <w:bookmarkEnd w:id="56"/>
       <w:r>
         <w:rPr>
@@ -20730,7 +20730,7 @@
         <w:pStyle w:val="Heading2"/>
       </w:pPr>
       <w:bookmarkStart w:id="60" w:name="X9bdd5544e1f332161ce69c21b8c82062f563dfc"/>
-      <w:bookmarkStart w:id="61" w:name="_Toc241660035"/>
+      <w:bookmarkStart w:id="61" w:name="_Toc241660853"/>
       <w:bookmarkEnd w:id="58"/>
       <w:r>
         <w:rPr>
@@ -21160,7 +21160,7 @@
         <w:pStyle w:val="Heading2"/>
       </w:pPr>
       <w:bookmarkStart w:id="62" w:name="Xc4591382f4fd028a28f1b17bee47be5b816a3b4"/>
-      <w:bookmarkStart w:id="63" w:name="_Toc241660036"/>
+      <w:bookmarkStart w:id="63" w:name="_Toc241660854"/>
       <w:bookmarkEnd w:id="60"/>
       <w:r>
         <w:rPr>
@@ -21404,7 +21404,7 @@
         <w:pStyle w:val="Heading2"/>
       </w:pPr>
       <w:bookmarkStart w:id="64" w:name="Xfc3d086a28d050a6fd537126ae8e168cdb8bdcc"/>
-      <w:bookmarkStart w:id="65" w:name="_Toc241660037"/>
+      <w:bookmarkStart w:id="65" w:name="_Toc241660855"/>
       <w:bookmarkEnd w:id="62"/>
       <w:r>
         <w:rPr>
@@ -21725,7 +21725,7 @@
         <w:pStyle w:val="Heading2"/>
       </w:pPr>
       <w:bookmarkStart w:id="66" w:name="more-data-worth-getting"/>
-      <w:bookmarkStart w:id="67" w:name="_Toc241660038"/>
+      <w:bookmarkStart w:id="67" w:name="_Toc241660856"/>
       <w:bookmarkEnd w:id="64"/>
       <w:r>
         <w:rPr>
@@ -22692,7 +22692,7 @@
         <w:pStyle w:val="Heading2"/>
       </w:pPr>
       <w:bookmarkStart w:id="68" w:name="gwas-summary-statistics"/>
-      <w:bookmarkStart w:id="69" w:name="_Toc241660039"/>
+      <w:bookmarkStart w:id="69" w:name="_Toc241660857"/>
       <w:bookmarkEnd w:id="66"/>
       <w:r>
         <w:rPr>
@@ -22962,7 +22962,7 @@
         <w:pStyle w:val="Heading2"/>
       </w:pPr>
       <w:bookmarkStart w:id="70" w:name="pictures-png-in-the-future"/>
-      <w:bookmarkStart w:id="71" w:name="_Toc241660040"/>
+      <w:bookmarkStart w:id="71" w:name="_Toc241660858"/>
       <w:bookmarkEnd w:id="68"/>
       <w:r>
         <w:rPr>
@@ -23082,7 +23082,7 @@
         <w:pStyle w:val="Heading1"/>
       </w:pPr>
       <w:bookmarkStart w:id="72" w:name="training-a-run"/>
-      <w:bookmarkStart w:id="73" w:name="_Toc241660041"/>
+      <w:bookmarkStart w:id="73" w:name="_Toc241660859"/>
       <w:bookmarkEnd w:id="46"/>
       <w:bookmarkEnd w:id="70"/>
       <w:r>
@@ -23102,7 +23102,7 @@
         <w:pStyle w:val="Heading2"/>
       </w:pPr>
       <w:bookmarkStart w:id="74" w:name="reading-the-log"/>
-      <w:bookmarkStart w:id="75" w:name="_Toc241660042"/>
+      <w:bookmarkStart w:id="75" w:name="_Toc241660860"/>
       <w:r>
         <w:rPr>
           <w:rStyle w:val="SectionNumber"/>
@@ -23623,7 +23623,7 @@
         <w:pStyle w:val="Heading2"/>
       </w:pPr>
       <w:bookmarkStart w:id="76" w:name="checkpoints-pausing-and-resuming"/>
-      <w:bookmarkStart w:id="77" w:name="_Toc241660043"/>
+      <w:bookmarkStart w:id="77" w:name="_Toc241660861"/>
       <w:bookmarkEnd w:id="74"/>
       <w:r>
         <w:rPr>
@@ -23861,7 +23861,7 @@
         <w:pStyle w:val="Heading2"/>
       </w:pPr>
       <w:bookmarkStart w:id="78" w:name="Xce23c4353a139fefc25bd39ebff21fc6eef92b5"/>
-      <w:bookmarkStart w:id="79" w:name="_Toc241660044"/>
+      <w:bookmarkStart w:id="79" w:name="_Toc241660862"/>
       <w:bookmarkEnd w:id="76"/>
       <w:r>
         <w:rPr>
@@ -23972,7 +23972,19 @@
         <w:t>data_prep.py --tokenizer-from datasets\bio_v4</w:t>
       </w:r>
       <w:r>
-        <w:t>). The same tokenizer is essential: the model’s weights belong to its vocabulary, and a new tokenizer would give every token a different meaning. Keeping the old text in stops the model from forgetting it while it learns the new.</w:t>
+        <w:t>). The same tokenizer is essential: the model’s weights belong to its vocabulary, and a new tokenizer would give every token a different meaning. Keeping the old text in stops the model from forgetting it while it learns the new, and the old train/validation split is kept too (</w:t>
+      </w:r>
+      <w:r>
+        <w:rPr>
+          <w:rStyle w:val="VerbatimChar"/>
+        </w:rPr>
+        <w:t>--keep-split-from datasets\bio_v4</w:t>
+      </w:r>
+      <w:r>
+        <w:t xml:space="preserve">): a document the first model trained on </w:t>
+      </w:r>
+      <w:r>
+        <w:t>never becomes a validation document, where its loss would look better than the model really is.</w:t>
       </w:r>
     </w:p>
     <w:p>
@@ -24008,7 +24020,10 @@
         <w:pStyle w:val="FirstParagraph"/>
       </w:pPr>
       <w:r>
-        <w:t>Why not LoRA? LoRA freezes the model and trains small add-on matrices. It saves memory when the model has billions of parameters (it is the plan for fine-tuning large open models on the Mac Studio), but it limits how much new knowledge a model can take in. tinyGPT is small enough to keep training all of its weights, which learns more.</w:t>
+        <w:t xml:space="preserve">Why not LoRA? LoRA freezes the model and trains small add-on matrices. It saves memory when the model has billions </w:t>
+      </w:r>
+      <w:r>
+        <w:t>of parameters (it is the plan for fine-tuning large open models on the Mac Studio), but it limits how much new knowledge a model can take in. tinyGPT is small enough to keep training all of its weights, which learns more.</w:t>
       </w:r>
     </w:p>
     <w:p>
@@ -24016,6 +24031,26 @@
         <w:pStyle w:val="BodyText"/>
       </w:pPr>
       <w:r>
+        <w:t xml:space="preserve">Reusing the same text is fine and intended. What matters is how often each text is read in total, over both runs: keep it to about 4 passes. For example, if the first run read the old text 0.4 times and the second reads the </w:t>
+      </w:r>
+      <w:r>
+        <w:t xml:space="preserve">combined data 0.8 times, the old text has been read 1.2 times. Duplicated documents count several times, which is why </w:t>
+      </w:r>
+      <w:r>
+        <w:rPr>
+          <w:rStyle w:val="VerbatimChar"/>
+        </w:rPr>
+        <w:t>--near-dup drop</w:t>
+      </w:r>
+      <w:r>
+        <w:t xml:space="preserve"> matters.</w:t>
+      </w:r>
+    </w:p>
+    <w:p>
+      <w:pPr>
+        <w:pStyle w:val="BodyText"/>
+      </w:pPr>
+      <w:r>
         <w:t>Two limits: the model size stays that of the first run (a bigger model starts from zero), and a tokenizer from the first data splits new-field words into more pieces (slightly less efficient, still correct).</w:t>
       </w:r>
     </w:p>
@@ -24024,7 +24059,7 @@
         <w:pStyle w:val="Heading2"/>
       </w:pPr>
       <w:bookmarkStart w:id="80" w:name="the-experiments-table"/>
-      <w:bookmarkStart w:id="81" w:name="_Toc241660045"/>
+      <w:bookmarkStart w:id="81" w:name="_Toc241660863"/>
       <w:bookmarkEnd w:id="78"/>
       <w:r>
         <w:rPr>
@@ -24049,7 +24084,10 @@
         <w:t>experiments.csv</w:t>
       </w:r>
       <w:r>
-        <w:t>, next to the checkpoints, gets one row for every training run (when it ends or is stopped), benchmark, comparison and fine-tune.</w:t>
+        <w:t xml:space="preserve">, next to the checkpoints, gets one row for every training run (when it ends or is stopped), </w:t>
+      </w:r>
+      <w:r>
+        <w:t>benchmark, comparison and fine-tune.</w:t>
       </w:r>
     </w:p>
     <w:p>
@@ -24068,10 +24106,7 @@
         <w:t>Columns include:</w:t>
       </w:r>
       <w:r>
-        <w:t xml:space="preserve"> time, event, name, status, step, parameters, shape, context, vocabulary, tokens seen, learning </w:t>
-      </w:r>
-      <w:r>
-        <w:t>rate, z-loss, dataset, best and last validation loss, bits per byte, perplexity, benchmark accuracy, throughput, hours and checkpoint.</w:t>
+        <w:t xml:space="preserve"> time, event, name, status, step, parameters, shape, context, vocabulary, tokens seen, learning rate, z-loss, dataset, best and last validation loss, bits per byte, perplexity, benchmark accuracy, throughput, hours and checkpoint.</w:t>
       </w:r>
     </w:p>
     <w:p>
@@ -24109,7 +24144,10 @@
         <w:t>Why keep it:</w:t>
       </w:r>
       <w:r>
-        <w:t xml:space="preserve"> yes, storing the parameters in a table is useful. It is the only reliable way to know, months later, which settings gave which result. Add your own comments in the </w:t>
+        <w:t xml:space="preserve"> yes, storing the parameters in a table is useful. It is the only reliable way to know, months </w:t>
+      </w:r>
+      <w:r>
+        <w:t xml:space="preserve">later, which settings gave which result. Add your own comments in the </w:t>
       </w:r>
       <w:r>
         <w:rPr>
@@ -24127,7 +24165,7 @@
         <w:pStyle w:val="Heading2"/>
       </w:pPr>
       <w:bookmarkStart w:id="82" w:name="energy-carbon-and-cost"/>
-      <w:bookmarkStart w:id="83" w:name="_Toc241660046"/>
+      <w:bookmarkStart w:id="83" w:name="_Toc241660864"/>
       <w:bookmarkEnd w:id="80"/>
       <w:r>
         <w:rPr>
@@ -24210,7 +24248,10 @@
         <w:t>GPU: measured.</w:t>
       </w:r>
       <w:r>
-        <w:t xml:space="preserve"> nvidia-smi reports the graphics card’s power draw every 5 seconds, and the energy is the area under that curve.</w:t>
+        <w:t xml:space="preserve"> </w:t>
+      </w:r>
+      <w:r>
+        <w:t>nvidia-smi reports the graphics card’s power draw every 5 seconds, and the energy is the area under that curve.</w:t>
       </w:r>
     </w:p>
     <w:p>
@@ -24229,10 +24270,7 @@
         <w:t>CPU and memory: estimated.</w:t>
       </w:r>
       <w:r>
-        <w:t xml:space="preserve"> </w:t>
-      </w:r>
-      <w:r>
-        <w:t>The CPU’s rated power (</w:t>
+        <w:t xml:space="preserve"> The CPU’s rated power (</w:t>
       </w:r>
       <w:r>
         <w:rPr>
@@ -24269,7 +24307,10 @@
         <w:t>--grid-intensity</w:t>
       </w:r>
       <w:r>
-        <w:t>, grams CO2e per kWh). The default, 125, is the British grid’s average from October 2025 to September 2026 (National Grid ESO Carbon Intensity API). Monthly averages ranged from 97 to 152, and the grid is cleaner on windy nights than on still winter evenings.</w:t>
+        <w:t xml:space="preserve">, grams CO2e per kWh). The default, 125, is the British grid’s average from October 2025 to September 2026 (National Grid ESO Carbon Intensity API). </w:t>
+      </w:r>
+      <w:r>
+        <w:t>Monthly averages ranged from 97 to 152, and the grid is cleaner on windy nights than on still winter evenings.</w:t>
       </w:r>
     </w:p>
     <w:p>
@@ -24288,10 +24329,7 @@
         <w:t>Cost:</w:t>
       </w:r>
       <w:r>
-        <w:t xml:space="preserve"> </w:t>
-      </w:r>
-      <w:r>
-        <w:t xml:space="preserve">each half-hour’s energy times that half-hour’s unit rate, VAT included. By default the rates are Flexible Octopus for region H (Southern Electric; set yours with </w:t>
+        <w:t xml:space="preserve"> each half-hour’s energy times that half-hour’s unit rate, VAT included. By default the rates are Flexible Octopus for region H (Southern Electric; set yours with </w:t>
       </w:r>
       <w:r>
         <w:rPr>
@@ -24354,7 +24392,10 @@
         <w:pStyle w:val="FirstParagraph"/>
       </w:pPr>
       <w:r>
-        <w:t>For scale: a 12-hour run at about 60 W in total uses about 0.7 kWh: about 90 g CO2e and 19p on Flexible Octopus, about as much electricity as boiling a full kettle four times (about 0.17 kWh each).</w:t>
+        <w:t xml:space="preserve">For scale: a 12-hour run at about 60 W in total uses about 0.7 kWh: about 90 g CO2e and 19p on Flexible Octopus, </w:t>
+      </w:r>
+      <w:r>
+        <w:t>about as much electricity as boiling a full kettle four times (about 0.17 kWh each).</w:t>
       </w:r>
     </w:p>
     <w:p>
@@ -24362,7 +24403,7 @@
         <w:pStyle w:val="Heading2"/>
       </w:pPr>
       <w:bookmarkStart w:id="84" w:name="exporting-a-model"/>
-      <w:bookmarkStart w:id="85" w:name="_Toc241660047"/>
+      <w:bookmarkStart w:id="85" w:name="_Toc241660865"/>
       <w:bookmarkEnd w:id="82"/>
       <w:r>
         <w:rPr>
@@ -24387,10 +24428,7 @@
         <w:t>python tiny_gpt.py --export tinyGPT_v1</w:t>
       </w:r>
       <w:r>
-        <w:t xml:space="preserve"> writes a folder with the following files. Every script accepts that folder </w:t>
-      </w:r>
-      <w:r>
-        <w:t>wherever it accepts a checkpoint.</w:t>
+        <w:t xml:space="preserve"> writes a folder with the following files. Every script accepts that folder wherever it accepts a checkpoint.</w:t>
       </w:r>
     </w:p>
     <w:tbl>
@@ -24592,7 +24630,7 @@
         <w:pStyle w:val="Heading1"/>
       </w:pPr>
       <w:bookmarkStart w:id="86" w:name="evaluating-a-model"/>
-      <w:bookmarkStart w:id="87" w:name="_Toc241660048"/>
+      <w:bookmarkStart w:id="87" w:name="_Toc241660866"/>
       <w:bookmarkEnd w:id="72"/>
       <w:bookmarkEnd w:id="84"/>
       <w:r>
@@ -24612,7 +24650,7 @@
         <w:pStyle w:val="Heading2"/>
       </w:pPr>
       <w:bookmarkStart w:id="88" w:name="loss-perplexity-and-bits-per-byte"/>
-      <w:bookmarkStart w:id="89" w:name="_Toc241660049"/>
+      <w:bookmarkStart w:id="89" w:name="_Toc241660867"/>
       <w:r>
         <w:rPr>
           <w:rStyle w:val="SectionNumber"/>
@@ -24697,7 +24735,7 @@
         <w:pStyle w:val="Heading2"/>
       </w:pPr>
       <w:bookmarkStart w:id="90" w:name="the-fact-benchmark"/>
-      <w:bookmarkStart w:id="91" w:name="_Toc241660050"/>
+      <w:bookmarkStart w:id="91" w:name="_Toc241660868"/>
       <w:bookmarkEnd w:id="88"/>
       <w:r>
         <w:rPr>
@@ -24747,10 +24785,7 @@
         <w:t>Format:</w:t>
       </w:r>
       <w:r>
-        <w:t xml:space="preserve"> </w:t>
-      </w:r>
-      <w:r>
-        <w:t xml:space="preserve">each line is a sentence start, the correct continuation and three wrong ones, for example: “Cells that break down bone matrix during remodelling are called” → </w:t>
+        <w:t xml:space="preserve"> each line is a sentence start, the correct continuation and three wrong ones, for example: “Cells that break down bone matrix during remodelling are called” → </w:t>
       </w:r>
       <w:r>
         <w:rPr>
@@ -25064,10 +25099,7 @@
         <w:t>per character</w:t>
       </w:r>
       <w:r>
-        <w:t xml:space="preserve"> than </w:t>
-      </w:r>
-      <w:r>
-        <w:t>every wrong one. This is the length-normalised multiple-choice method used by the standard evaluation harness.</w:t>
+        <w:t xml:space="preserve"> than every wrong one. This is the length-normalised multiple-choice method used by the standard evaluation harness.</w:t>
       </w:r>
     </w:p>
     <w:p>
@@ -25225,10 +25257,7 @@
         <w:t>.</w:t>
       </w:r>
       <w:r>
-        <w:t xml:space="preserve"> Small open models with the Llama design (SmolLM2 135M, 360M and 1.7B; </w:t>
-      </w:r>
-      <w:r>
-        <w:t>TinyLlama 1.1B) are run on the benchmark by tinyGPT’s own model code, with no extra packages. Their Hugging Face weights need only a reordering of the attention rows for tinyGPT’s RoPE layout; a unit test checks the conversion.</w:t>
+        <w:t xml:space="preserve"> Small open models with the Llama design (SmolLM2 135M, 360M and 1.7B; TinyLlama 1.1B) are run on the benchmark by tinyGPT’s own model code, with no extra packages. Their Hugging Face weights need only a reordering of the attention rows for tinyGPT’s RoPE layout; a unit test checks the conversion.</w:t>
       </w:r>
     </w:p>
     <w:p>
@@ -25296,7 +25325,10 @@
         <w:t>No self-grading:</w:t>
       </w:r>
       <w:r>
-        <w:t xml:space="preserve"> tinyGPT itself is never used, so its scores per difficulty stay unbiased.</w:t>
+        <w:t xml:space="preserve"> </w:t>
+      </w:r>
+      <w:r>
+        <w:t>tinyGPT itself is never used, so its scores per difficulty stay unbiased.</w:t>
       </w:r>
     </w:p>
     <w:p>
@@ -25315,10 +25347,7 @@
         <w:t>Suspect items:</w:t>
       </w:r>
       <w:r>
-        <w:t xml:space="preserve"> </w:t>
-      </w:r>
-      <w:r>
-        <w:t>items that every reference model gets wrong in the same way are listed for a manual check.</w:t>
+        <w:t xml:space="preserve"> items that every reference model gets wrong in the same way are listed for a manual check.</w:t>
       </w:r>
     </w:p>
     <w:p>
@@ -26068,10 +26097,7 @@
         <w:t>Headroom:</w:t>
       </w:r>
       <w:r>
-        <w:t xml:space="preserve"> </w:t>
-      </w:r>
-      <w:r>
-        <w:t>the benchmark now has room at both ends. The strongest small model scores 68%, and larger or better-trained models should do clearly better.</w:t>
+        <w:t xml:space="preserve"> the benchmark now has room at both ends. The strongest small model scores 68%, and larger or better-trained models should do clearly better.</w:t>
       </w:r>
     </w:p>
     <w:p>
@@ -26094,7 +26120,7 @@
         <w:pStyle w:val="Heading2"/>
       </w:pPr>
       <w:bookmarkStart w:id="92" w:name="Xd55aac8070434e0efdbeb1fff754f7b8fd345b5"/>
-      <w:bookmarkStart w:id="93" w:name="_Toc241660051"/>
+      <w:bookmarkStart w:id="93" w:name="_Toc241660869"/>
       <w:bookmarkEnd w:id="90"/>
       <w:r>
         <w:rPr>
@@ -26170,7 +26196,10 @@
         <w:pStyle w:val="FirstParagraph"/>
       </w:pPr>
       <w:r>
-        <w:t>Tokens within a document are strongly correlated, so an interval over tokens would be far too narrow. This is the same logic as clustered standard errors.</w:t>
+        <w:t xml:space="preserve">Tokens within a document are strongly correlated, so an interval over tokens would be far too narrow. This is the </w:t>
+      </w:r>
+      <w:r>
+        <w:t>same logic as clustered standard errors.</w:t>
       </w:r>
     </w:p>
     <w:p>
@@ -26226,7 +26255,7 @@
         <w:pStyle w:val="Heading2"/>
       </w:pPr>
       <w:bookmarkStart w:id="94" w:name="the-dashboard"/>
-      <w:bookmarkStart w:id="95" w:name="_Toc241660052"/>
+      <w:bookmarkStart w:id="95" w:name="_Toc241660870"/>
       <w:bookmarkEnd w:id="92"/>
       <w:r>
         <w:rPr>
@@ -26270,7 +26299,10 @@
         <w:t>Name:</w:t>
       </w:r>
       <w:r>
-        <w:t xml:space="preserve"> it’s the same every time, so each new dashboard replaces the previous one. The step and the time it was drawn are printed in its title. - </w:t>
+        <w:t xml:space="preserve"> it’s the same every time, so each new dashboard replaces the previous one. The step and the time it was </w:t>
+      </w:r>
+      <w:r>
+        <w:t xml:space="preserve">drawn are printed in its title. - </w:t>
       </w:r>
       <w:r>
         <w:rPr>
@@ -26418,7 +26450,7 @@
         <w:pStyle w:val="Heading2"/>
       </w:pPr>
       <w:bookmarkStart w:id="96" w:name="X7efef3a44031ff533b64507845ffdeb5da843ff"/>
-      <w:bookmarkStart w:id="97" w:name="_Toc241660053"/>
+      <w:bookmarkStart w:id="97" w:name="_Toc241660871"/>
       <w:bookmarkEnd w:id="94"/>
       <w:r>
         <w:rPr>
@@ -26428,6 +26460,8 @@
       </w:r>
       <w:r>
         <w:tab/>
+      </w:r>
+      <w:r>
         <w:t>Towards standard LLM benchmarks, with a biology bias</w:t>
       </w:r>
       <w:bookmarkEnd w:id="97"/>
@@ -27099,7 +27133,13 @@
               <w:rPr>
                 <w:sz w:val="17"/>
               </w:rPr>
-              <w:t>448 (198 “diamond”)</w:t>
+              <w:t xml:space="preserve">448 (198 </w:t>
+            </w:r>
+            <w:r>
+              <w:rPr>
+                <w:sz w:val="17"/>
+              </w:rPr>
+              <w:t>“diamond”)</w:t>
             </w:r>
           </w:p>
         </w:tc>
@@ -27216,7 +27256,7 @@
         <w:pStyle w:val="Heading1"/>
       </w:pPr>
       <w:bookmarkStart w:id="98" w:name="Xa1cc98f937cc273961788fd9ca4ca9fa7d2cd66"/>
-      <w:bookmarkStart w:id="99" w:name="_Toc241660054"/>
+      <w:bookmarkStart w:id="99" w:name="_Toc241660872"/>
       <w:bookmarkEnd w:id="86"/>
       <w:bookmarkEnd w:id="96"/>
       <w:r>
@@ -27236,7 +27276,7 @@
         <w:pStyle w:val="Heading2"/>
       </w:pPr>
       <w:bookmarkStart w:id="100" w:name="separate-scripts-sharing-one-model"/>
-      <w:bookmarkStart w:id="101" w:name="_Toc241660055"/>
+      <w:bookmarkStart w:id="101" w:name="_Toc241660873"/>
       <w:r>
         <w:rPr>
           <w:rStyle w:val="SectionNumber"/>
@@ -27767,7 +27807,7 @@
         <w:pStyle w:val="Heading2"/>
       </w:pPr>
       <w:bookmarkStart w:id="102" w:name="supervised-fine-tuning"/>
-      <w:bookmarkStart w:id="103" w:name="_Toc241660056"/>
+      <w:bookmarkStart w:id="103" w:name="_Toc241660874"/>
       <w:bookmarkEnd w:id="100"/>
       <w:r>
         <w:rPr>
@@ -28010,7 +28050,7 @@
         <w:pStyle w:val="Heading2"/>
       </w:pPr>
       <w:bookmarkStart w:id="104" w:name="preference-tuning-dpo"/>
-      <w:bookmarkStart w:id="105" w:name="_Toc241660057"/>
+      <w:bookmarkStart w:id="105" w:name="_Toc241660875"/>
       <w:bookmarkEnd w:id="102"/>
       <w:r>
         <w:rPr>
@@ -28187,7 +28227,7 @@
         <w:pStyle w:val="Heading2"/>
       </w:pPr>
       <w:bookmarkStart w:id="106" w:name="X9ed80f729ac16c52123de20ef25b4d7814666fd"/>
-      <w:bookmarkStart w:id="107" w:name="_Toc241660058"/>
+      <w:bookmarkStart w:id="107" w:name="_Toc241660876"/>
       <w:bookmarkEnd w:id="104"/>
       <w:r>
         <w:rPr>
@@ -28385,7 +28425,7 @@
         <w:pStyle w:val="Heading2"/>
       </w:pPr>
       <w:bookmarkStart w:id="108" w:name="what-to-expect-at-this-size"/>
-      <w:bookmarkStart w:id="109" w:name="_Toc241660059"/>
+      <w:bookmarkStart w:id="109" w:name="_Toc241660877"/>
       <w:bookmarkEnd w:id="106"/>
       <w:r>
         <w:rPr>
@@ -28474,7 +28514,7 @@
         <w:pStyle w:val="Heading1"/>
       </w:pPr>
       <w:bookmarkStart w:id="110" w:name="was-this-text-written-by-my-model"/>
-      <w:bookmarkStart w:id="111" w:name="_Toc241660060"/>
+      <w:bookmarkStart w:id="111" w:name="_Toc241660878"/>
       <w:bookmarkEnd w:id="98"/>
       <w:bookmarkEnd w:id="108"/>
       <w:r>
@@ -28502,7 +28542,7 @@
         <w:pStyle w:val="Heading2"/>
       </w:pPr>
       <w:bookmarkStart w:id="112" w:name="X94868af322c496bf0a6feeceae7424bccee950c"/>
-      <w:bookmarkStart w:id="113" w:name="_Toc241660061"/>
+      <w:bookmarkStart w:id="113" w:name="_Toc241660879"/>
       <w:r>
         <w:rPr>
           <w:rStyle w:val="SectionNumber"/>
@@ -28658,7 +28698,7 @@
         <w:pStyle w:val="Heading2"/>
       </w:pPr>
       <w:bookmarkStart w:id="114" w:name="likelihood-score-evidence-for-any-text"/>
-      <w:bookmarkStart w:id="115" w:name="_Toc241660062"/>
+      <w:bookmarkStart w:id="115" w:name="_Toc241660880"/>
       <w:bookmarkEnd w:id="112"/>
       <w:r>
         <w:rPr>
@@ -28836,7 +28876,7 @@
         <w:pStyle w:val="Heading1"/>
       </w:pPr>
       <w:bookmarkStart w:id="116" w:name="the-mathematics-and-statistics"/>
-      <w:bookmarkStart w:id="117" w:name="_Toc241660063"/>
+      <w:bookmarkStart w:id="117" w:name="_Toc241660881"/>
       <w:bookmarkEnd w:id="110"/>
       <w:bookmarkEnd w:id="114"/>
       <w:r>
@@ -28911,7 +28951,7 @@
         <w:pStyle w:val="Heading2"/>
       </w:pPr>
       <w:bookmarkStart w:id="118" w:name="likelihood-perplexity-and-bits-per-byte"/>
-      <w:bookmarkStart w:id="119" w:name="_Toc241660064"/>
+      <w:bookmarkStart w:id="119" w:name="_Toc241660882"/>
       <w:r>
         <w:rPr>
           <w:rStyle w:val="SectionNumber"/>
@@ -30425,7 +30465,7 @@
         <w:pStyle w:val="Heading2"/>
       </w:pPr>
       <w:bookmarkStart w:id="120" w:name="the-transformer-1"/>
-      <w:bookmarkStart w:id="121" w:name="_Toc241660065"/>
+      <w:bookmarkStart w:id="121" w:name="_Toc241660883"/>
       <w:bookmarkEnd w:id="118"/>
       <w:r>
         <w:rPr>
@@ -34018,7 +34058,7 @@
         <w:pStyle w:val="Heading2"/>
       </w:pPr>
       <w:bookmarkStart w:id="122" w:name="optimisation"/>
-      <w:bookmarkStart w:id="123" w:name="_Toc241660066"/>
+      <w:bookmarkStart w:id="123" w:name="_Toc241660884"/>
       <w:bookmarkEnd w:id="120"/>
       <w:r>
         <w:rPr>
@@ -36923,7 +36963,7 @@
         <w:pStyle w:val="Heading2"/>
       </w:pPr>
       <w:bookmarkStart w:id="124" w:name="scaling-laws-and-repeated-data"/>
-      <w:bookmarkStart w:id="125" w:name="_Toc241660067"/>
+      <w:bookmarkStart w:id="125" w:name="_Toc241660885"/>
       <w:bookmarkEnd w:id="122"/>
       <w:r>
         <w:rPr>
@@ -38058,7 +38098,7 @@
         <w:pStyle w:val="Heading2"/>
       </w:pPr>
       <w:bookmarkStart w:id="126" w:name="evaluation-statistics"/>
-      <w:bookmarkStart w:id="127" w:name="_Toc241660068"/>
+      <w:bookmarkStart w:id="127" w:name="_Toc241660886"/>
       <w:bookmarkEnd w:id="124"/>
       <w:r>
         <w:rPr>
@@ -40200,7 +40240,7 @@
         <w:pStyle w:val="Heading2"/>
       </w:pPr>
       <w:bookmarkStart w:id="128" w:name="post-training"/>
-      <w:bookmarkStart w:id="129" w:name="_Toc241660069"/>
+      <w:bookmarkStart w:id="129" w:name="_Toc241660887"/>
       <w:bookmarkEnd w:id="126"/>
       <w:r>
         <w:rPr>
@@ -43391,7 +43431,7 @@
         <w:pStyle w:val="Heading2"/>
       </w:pPr>
       <w:bookmarkStart w:id="130" w:name="generation-and-detection"/>
-      <w:bookmarkStart w:id="131" w:name="_Toc241660070"/>
+      <w:bookmarkStart w:id="131" w:name="_Toc241660888"/>
       <w:bookmarkEnd w:id="128"/>
       <w:r>
         <w:rPr>
@@ -44978,7 +45018,7 @@
         <w:pStyle w:val="Heading2"/>
       </w:pPr>
       <w:bookmarkStart w:id="132" w:name="data-statistics"/>
-      <w:bookmarkStart w:id="133" w:name="_Toc241660071"/>
+      <w:bookmarkStart w:id="133" w:name="_Toc241660889"/>
       <w:bookmarkEnd w:id="130"/>
       <w:r>
         <w:rPr>
@@ -45592,7 +45632,7 @@
         <w:pStyle w:val="Heading1"/>
       </w:pPr>
       <w:bookmarkStart w:id="134" w:name="the-laptop-gpu-throttle"/>
-      <w:bookmarkStart w:id="135" w:name="_Toc241660072"/>
+      <w:bookmarkStart w:id="135" w:name="_Toc241660890"/>
       <w:bookmarkEnd w:id="116"/>
       <w:bookmarkEnd w:id="132"/>
       <w:r>
@@ -45612,7 +45652,7 @@
         <w:pStyle w:val="Heading2"/>
       </w:pPr>
       <w:bookmarkStart w:id="136" w:name="what-was-measured"/>
-      <w:bookmarkStart w:id="137" w:name="_Toc241660073"/>
+      <w:bookmarkStart w:id="137" w:name="_Toc241660891"/>
       <w:r>
         <w:rPr>
           <w:rStyle w:val="SectionNumber"/>
@@ -45857,7 +45897,7 @@
         <w:pStyle w:val="Heading2"/>
       </w:pPr>
       <w:bookmarkStart w:id="138" w:name="likely-causes"/>
-      <w:bookmarkStart w:id="139" w:name="_Toc241660074"/>
+      <w:bookmarkStart w:id="139" w:name="_Toc241660892"/>
       <w:bookmarkEnd w:id="136"/>
       <w:r>
         <w:rPr>
@@ -46015,7 +46055,7 @@
         <w:pStyle w:val="Heading2"/>
       </w:pPr>
       <w:bookmarkStart w:id="140" w:name="what-to-try-in-order"/>
-      <w:bookmarkStart w:id="141" w:name="_Toc241660075"/>
+      <w:bookmarkStart w:id="141" w:name="_Toc241660893"/>
       <w:bookmarkEnd w:id="138"/>
       <w:r>
         <w:rPr>
@@ -46400,7 +46440,7 @@
         <w:pStyle w:val="Heading1"/>
       </w:pPr>
       <w:bookmarkStart w:id="142" w:name="scaling-up"/>
-      <w:bookmarkStart w:id="143" w:name="_Toc241660076"/>
+      <w:bookmarkStart w:id="143" w:name="_Toc241660894"/>
       <w:bookmarkEnd w:id="134"/>
       <w:bookmarkEnd w:id="140"/>
       <w:r>
@@ -46420,7 +46460,7 @@
         <w:pStyle w:val="Heading2"/>
       </w:pPr>
       <w:bookmarkStart w:id="144" w:name="X60c251acf6cc087f15a89907a3ae63c867638c5"/>
-      <w:bookmarkStart w:id="145" w:name="_Toc241660077"/>
+      <w:bookmarkStart w:id="145" w:name="_Toc241660895"/>
       <w:r>
         <w:rPr>
           <w:rStyle w:val="SectionNumber"/>
@@ -47090,7 +47130,7 @@
         <w:pStyle w:val="Heading2"/>
       </w:pPr>
       <w:bookmarkStart w:id="146" w:name="renting-an-h100-lambda-cloud"/>
-      <w:bookmarkStart w:id="147" w:name="_Toc241660078"/>
+      <w:bookmarkStart w:id="147" w:name="_Toc241660896"/>
       <w:bookmarkEnd w:id="144"/>
       <w:r>
         <w:rPr>
@@ -47807,7 +47847,7 @@
         <w:pStyle w:val="Heading2"/>
       </w:pPr>
       <w:bookmarkStart w:id="148" w:name="a-1b-model-from-scratch"/>
-      <w:bookmarkStart w:id="149" w:name="_Toc241660079"/>
+      <w:bookmarkStart w:id="149" w:name="_Toc241660897"/>
       <w:bookmarkEnd w:id="146"/>
       <w:r>
         <w:rPr>
@@ -48304,7 +48344,7 @@
         <w:pStyle w:val="Heading2"/>
       </w:pPr>
       <w:bookmarkStart w:id="150" w:name="is-1b-enough-for-a-specialised-field"/>
-      <w:bookmarkStart w:id="151" w:name="_Toc241660080"/>
+      <w:bookmarkStart w:id="151" w:name="_Toc241660898"/>
       <w:bookmarkEnd w:id="148"/>
       <w:r>
         <w:rPr>
@@ -48458,7 +48498,7 @@
         <w:pStyle w:val="Heading2"/>
       </w:pPr>
       <w:bookmarkStart w:id="152" w:name="X30c0ff3366ed0f880f1b78628a446bbd6327d7e"/>
-      <w:bookmarkStart w:id="153" w:name="_Toc241660081"/>
+      <w:bookmarkStart w:id="153" w:name="_Toc241660899"/>
       <w:bookmarkEnd w:id="150"/>
       <w:r>
         <w:rPr>
@@ -48771,7 +48811,7 @@
         <w:pStyle w:val="Heading2"/>
       </w:pPr>
       <w:bookmarkStart w:id="154" w:name="the-mac-studio-plan-from-guide.md"/>
-      <w:bookmarkStart w:id="155" w:name="_Toc241660082"/>
+      <w:bookmarkStart w:id="155" w:name="_Toc241660900"/>
       <w:bookmarkEnd w:id="152"/>
       <w:r>
         <w:rPr>
@@ -51916,7 +51956,7 @@
         <w:pStyle w:val="Heading1"/>
       </w:pPr>
       <w:bookmarkStart w:id="162" w:name="techniques-roadmap"/>
-      <w:bookmarkStart w:id="163" w:name="_Toc241660083"/>
+      <w:bookmarkStart w:id="163" w:name="_Toc241660901"/>
       <w:bookmarkEnd w:id="142"/>
       <w:bookmarkEnd w:id="154"/>
       <w:bookmarkEnd w:id="161"/>
@@ -51975,7 +52015,7 @@
         <w:pStyle w:val="Heading2"/>
       </w:pPr>
       <w:bookmarkStart w:id="164" w:name="done-on-29-september"/>
-      <w:bookmarkStart w:id="165" w:name="_Toc241660084"/>
+      <w:bookmarkStart w:id="165" w:name="_Toc241660902"/>
       <w:r>
         <w:rPr>
           <w:rStyle w:val="SectionNumber"/>
@@ -52416,7 +52456,7 @@
         <w:pStyle w:val="Heading2"/>
       </w:pPr>
       <w:bookmarkStart w:id="166" w:name="recommended-next-in-order"/>
-      <w:bookmarkStart w:id="167" w:name="_Toc241660085"/>
+      <w:bookmarkStart w:id="167" w:name="_Toc241660903"/>
       <w:bookmarkEnd w:id="164"/>
       <w:r>
         <w:rPr>
@@ -53775,7 +53815,7 @@
         <w:pStyle w:val="Heading2"/>
       </w:pPr>
       <w:bookmarkStart w:id="168" w:name="later-or-at-larger-scale"/>
-      <w:bookmarkStart w:id="169" w:name="_Toc241660086"/>
+      <w:bookmarkStart w:id="169" w:name="_Toc241660904"/>
       <w:bookmarkEnd w:id="166"/>
       <w:r>
         <w:rPr>
@@ -54008,7 +54048,7 @@
         <w:pStyle w:val="Heading1"/>
       </w:pPr>
       <w:bookmarkStart w:id="170" w:name="tools-safety-and-naming"/>
-      <w:bookmarkStart w:id="171" w:name="_Toc241660087"/>
+      <w:bookmarkStart w:id="171" w:name="_Toc241660905"/>
       <w:bookmarkEnd w:id="162"/>
       <w:bookmarkEnd w:id="168"/>
       <w:r>
@@ -54028,7 +54068,7 @@
         <w:pStyle w:val="Heading2"/>
       </w:pPr>
       <w:bookmarkStart w:id="172" w:name="other-training-frameworks"/>
-      <w:bookmarkStart w:id="173" w:name="_Toc241660088"/>
+      <w:bookmarkStart w:id="173" w:name="_Toc241660906"/>
       <w:r>
         <w:rPr>
           <w:rStyle w:val="SectionNumber"/>
@@ -54669,7 +54709,7 @@
         <w:pStyle w:val="Heading2"/>
       </w:pPr>
       <w:bookmarkStart w:id="174" w:name="safety-rules-built-into-the-scripts"/>
-      <w:bookmarkStart w:id="175" w:name="_Toc241660089"/>
+      <w:bookmarkStart w:id="175" w:name="_Toc241660907"/>
       <w:bookmarkEnd w:id="172"/>
       <w:r>
         <w:rPr>
@@ -54947,7 +54987,7 @@
         <w:pStyle w:val="Heading2"/>
       </w:pPr>
       <w:bookmarkStart w:id="176" w:name="a-name-for-the-model"/>
-      <w:bookmarkStart w:id="177" w:name="_Toc241660090"/>
+      <w:bookmarkStart w:id="177" w:name="_Toc241660908"/>
       <w:bookmarkEnd w:id="174"/>
       <w:r>
         <w:rPr>
@@ -55077,7 +55117,7 @@
         <w:pStyle w:val="Heading1"/>
       </w:pPr>
       <w:bookmarkStart w:id="178" w:name="glossary"/>
-      <w:bookmarkStart w:id="179" w:name="_Toc241660091"/>
+      <w:bookmarkStart w:id="179" w:name="_Toc241660909"/>
       <w:bookmarkEnd w:id="170"/>
       <w:bookmarkEnd w:id="176"/>
       <w:r>
@@ -56688,7 +56728,7 @@
         <w:pStyle w:val="Heading1"/>
       </w:pPr>
       <w:bookmarkStart w:id="180" w:name="reading-list-and-references"/>
-      <w:bookmarkStart w:id="181" w:name="_Toc241660092"/>
+      <w:bookmarkStart w:id="181" w:name="_Toc241660910"/>
       <w:bookmarkEnd w:id="178"/>
       <w:r>
         <w:t>Reading list and references</w:t>
@@ -57072,7 +57112,7 @@
   <w:abstractNum w:abstractNumId="0" w15:restartNumberingAfterBreak="0">
     <w:nsid w:val="0000A990"/>
     <w:multiLevelType w:val="multilevel"/>
-    <w:tmpl w:val="FDCC42BA"/>
+    <w:tmpl w:val="20B89C5E"/>
     <w:lvl w:ilvl="0">
       <w:numFmt w:val="bullet"/>
       <w:lvlText w:val=" "/>
@@ -57149,7 +57189,7 @@
   <w:abstractNum w:abstractNumId="1" w15:restartNumberingAfterBreak="0">
     <w:nsid w:val="0000A991"/>
     <w:multiLevelType w:val="multilevel"/>
-    <w:tmpl w:val="FAC86530"/>
+    <w:tmpl w:val="1D7EE42A"/>
     <w:lvl w:ilvl="0">
       <w:numFmt w:val="bullet"/>
       <w:lvlText w:val=""/>
@@ -57253,7 +57293,7 @@
   <w:abstractNum w:abstractNumId="2" w15:restartNumberingAfterBreak="0">
     <w:nsid w:val="00A99411"/>
     <w:multiLevelType w:val="multilevel"/>
-    <w:tmpl w:val="B74461F6"/>
+    <w:tmpl w:val="E1CCFD98"/>
     <w:lvl w:ilvl="0">
       <w:start w:val="1"/>
       <w:numFmt w:val="decimal"/>
@@ -57336,25 +57376,25 @@
       </w:pPr>
     </w:lvl>
   </w:abstractNum>
-  <w:num w:numId="1" w16cid:durableId="953638371">
+  <w:num w:numId="1" w16cid:durableId="1736977185">
     <w:abstractNumId w:val="0"/>
   </w:num>
-  <w:num w:numId="2" w16cid:durableId="1269046547">
+  <w:num w:numId="2" w16cid:durableId="2089769955">
     <w:abstractNumId w:val="1"/>
   </w:num>
-  <w:num w:numId="3" w16cid:durableId="1088767028">
+  <w:num w:numId="3" w16cid:durableId="2060133069">
     <w:abstractNumId w:val="1"/>
   </w:num>
-  <w:num w:numId="4" w16cid:durableId="1579636227">
+  <w:num w:numId="4" w16cid:durableId="1274089122">
     <w:abstractNumId w:val="1"/>
   </w:num>
-  <w:num w:numId="5" w16cid:durableId="748236412">
+  <w:num w:numId="5" w16cid:durableId="309792363">
     <w:abstractNumId w:val="1"/>
   </w:num>
-  <w:num w:numId="6" w16cid:durableId="1514802076">
+  <w:num w:numId="6" w16cid:durableId="54936142">
     <w:abstractNumId w:val="1"/>
   </w:num>
-  <w:num w:numId="7" w16cid:durableId="1889413089">
+  <w:num w:numId="7" w16cid:durableId="846867601">
     <w:abstractNumId w:val="2"/>
     <w:lvlOverride w:ilvl="0">
       <w:startOverride w:val="1"/>
@@ -57384,19 +57424,19 @@
       <w:startOverride w:val="1"/>
     </w:lvlOverride>
   </w:num>
-  <w:num w:numId="8" w16cid:durableId="1743211015">
+  <w:num w:numId="8" w16cid:durableId="1954165309">
     <w:abstractNumId w:val="1"/>
   </w:num>
-  <w:num w:numId="9" w16cid:durableId="309555378">
+  <w:num w:numId="9" w16cid:durableId="1358852324">
     <w:abstractNumId w:val="1"/>
   </w:num>
-  <w:num w:numId="10" w16cid:durableId="1567951132">
+  <w:num w:numId="10" w16cid:durableId="1407534282">
     <w:abstractNumId w:val="1"/>
   </w:num>
-  <w:num w:numId="11" w16cid:durableId="628390628">
+  <w:num w:numId="11" w16cid:durableId="120152026">
     <w:abstractNumId w:val="1"/>
   </w:num>
-  <w:num w:numId="12" w16cid:durableId="333193634">
+  <w:num w:numId="12" w16cid:durableId="611019006">
     <w:abstractNumId w:val="2"/>
     <w:lvlOverride w:ilvl="0">
       <w:startOverride w:val="1"/>
@@ -57426,43 +57466,43 @@
       <w:startOverride w:val="1"/>
     </w:lvlOverride>
   </w:num>
-  <w:num w:numId="13" w16cid:durableId="217934266">
+  <w:num w:numId="13" w16cid:durableId="1267497916">
     <w:abstractNumId w:val="1"/>
   </w:num>
-  <w:num w:numId="14" w16cid:durableId="1861890140">
+  <w:num w:numId="14" w16cid:durableId="332532793">
     <w:abstractNumId w:val="1"/>
   </w:num>
-  <w:num w:numId="15" w16cid:durableId="2062510615">
+  <w:num w:numId="15" w16cid:durableId="495340312">
     <w:abstractNumId w:val="1"/>
   </w:num>
-  <w:num w:numId="16" w16cid:durableId="2038383317">
+  <w:num w:numId="16" w16cid:durableId="546071874">
     <w:abstractNumId w:val="1"/>
   </w:num>
-  <w:num w:numId="17" w16cid:durableId="1468279259">
+  <w:num w:numId="17" w16cid:durableId="2013876831">
     <w:abstractNumId w:val="1"/>
   </w:num>
-  <w:num w:numId="18" w16cid:durableId="584145836">
+  <w:num w:numId="18" w16cid:durableId="1841432195">
     <w:abstractNumId w:val="1"/>
   </w:num>
-  <w:num w:numId="19" w16cid:durableId="1548294679">
+  <w:num w:numId="19" w16cid:durableId="1370642673">
     <w:abstractNumId w:val="1"/>
   </w:num>
-  <w:num w:numId="20" w16cid:durableId="1426271049">
+  <w:num w:numId="20" w16cid:durableId="1802721535">
     <w:abstractNumId w:val="1"/>
   </w:num>
-  <w:num w:numId="21" w16cid:durableId="155729038">
+  <w:num w:numId="21" w16cid:durableId="325934638">
     <w:abstractNumId w:val="1"/>
   </w:num>
-  <w:num w:numId="22" w16cid:durableId="2005164439">
+  <w:num w:numId="22" w16cid:durableId="1529686274">
     <w:abstractNumId w:val="1"/>
   </w:num>
-  <w:num w:numId="23" w16cid:durableId="629483362">
+  <w:num w:numId="23" w16cid:durableId="1799950312">
     <w:abstractNumId w:val="1"/>
   </w:num>
-  <w:num w:numId="24" w16cid:durableId="140343785">
+  <w:num w:numId="24" w16cid:durableId="1200170834">
     <w:abstractNumId w:val="1"/>
   </w:num>
-  <w:num w:numId="25" w16cid:durableId="1201623340">
+  <w:num w:numId="25" w16cid:durableId="836773297">
     <w:abstractNumId w:val="2"/>
     <w:lvlOverride w:ilvl="0">
       <w:startOverride w:val="1"/>
@@ -57492,7 +57532,7 @@
       <w:startOverride w:val="1"/>
     </w:lvlOverride>
   </w:num>
-  <w:num w:numId="26" w16cid:durableId="757288083">
+  <w:num w:numId="26" w16cid:durableId="822087973">
     <w:abstractNumId w:val="2"/>
     <w:lvlOverride w:ilvl="0">
       <w:startOverride w:val="1"/>
@@ -57522,16 +57562,16 @@
       <w:startOverride w:val="1"/>
     </w:lvlOverride>
   </w:num>
-  <w:num w:numId="27" w16cid:durableId="775557325">
+  <w:num w:numId="27" w16cid:durableId="1357196926">
     <w:abstractNumId w:val="1"/>
   </w:num>
-  <w:num w:numId="28" w16cid:durableId="1928997632">
+  <w:num w:numId="28" w16cid:durableId="838807654">
     <w:abstractNumId w:val="1"/>
   </w:num>
-  <w:num w:numId="29" w16cid:durableId="629937895">
+  <w:num w:numId="29" w16cid:durableId="660700859">
     <w:abstractNumId w:val="1"/>
   </w:num>
-  <w:num w:numId="30" w16cid:durableId="319427726">
+  <w:num w:numId="30" w16cid:durableId="873887395">
     <w:abstractNumId w:val="2"/>
     <w:lvlOverride w:ilvl="0">
       <w:startOverride w:val="1"/>
@@ -57561,7 +57601,7 @@
       <w:startOverride w:val="1"/>
     </w:lvlOverride>
   </w:num>
-  <w:num w:numId="31" w16cid:durableId="1961763294">
+  <w:num w:numId="31" w16cid:durableId="1465079160">
     <w:abstractNumId w:val="2"/>
     <w:lvlOverride w:ilvl="0">
       <w:startOverride w:val="1"/>
@@ -57591,16 +57631,16 @@
       <w:startOverride w:val="1"/>
     </w:lvlOverride>
   </w:num>
-  <w:num w:numId="32" w16cid:durableId="1576545491">
+  <w:num w:numId="32" w16cid:durableId="278756658">
     <w:abstractNumId w:val="1"/>
   </w:num>
-  <w:num w:numId="33" w16cid:durableId="995767758">
+  <w:num w:numId="33" w16cid:durableId="634332187">
     <w:abstractNumId w:val="1"/>
   </w:num>
-  <w:num w:numId="34" w16cid:durableId="1615475912">
+  <w:num w:numId="34" w16cid:durableId="374893001">
     <w:abstractNumId w:val="1"/>
   </w:num>
-  <w:num w:numId="35" w16cid:durableId="1236207942">
+  <w:num w:numId="35" w16cid:durableId="134297879">
     <w:abstractNumId w:val="2"/>
     <w:lvlOverride w:ilvl="0">
       <w:startOverride w:val="1"/>
@@ -57630,25 +57670,25 @@
       <w:startOverride w:val="1"/>
     </w:lvlOverride>
   </w:num>
-  <w:num w:numId="36" w16cid:durableId="661272365">
+  <w:num w:numId="36" w16cid:durableId="1803693975">
     <w:abstractNumId w:val="1"/>
   </w:num>
-  <w:num w:numId="37" w16cid:durableId="391391781">
+  <w:num w:numId="37" w16cid:durableId="1412045350">
     <w:abstractNumId w:val="1"/>
   </w:num>
-  <w:num w:numId="38" w16cid:durableId="698312219">
+  <w:num w:numId="38" w16cid:durableId="1451558026">
     <w:abstractNumId w:val="1"/>
   </w:num>
-  <w:num w:numId="39" w16cid:durableId="1332487139">
+  <w:num w:numId="39" w16cid:durableId="101803545">
     <w:abstractNumId w:val="1"/>
   </w:num>
-  <w:num w:numId="40" w16cid:durableId="1650405235">
+  <w:num w:numId="40" w16cid:durableId="1197307453">
     <w:abstractNumId w:val="1"/>
   </w:num>
-  <w:num w:numId="41" w16cid:durableId="286281241">
+  <w:num w:numId="41" w16cid:durableId="1212614488">
     <w:abstractNumId w:val="1"/>
   </w:num>
-  <w:num w:numId="42" w16cid:durableId="1613584564">
+  <w:num w:numId="42" w16cid:durableId="1100225934">
     <w:abstractNumId w:val="2"/>
     <w:lvlOverride w:ilvl="0">
       <w:startOverride w:val="1"/>
@@ -57678,10 +57718,10 @@
       <w:startOverride w:val="1"/>
     </w:lvlOverride>
   </w:num>
-  <w:num w:numId="43" w16cid:durableId="1694645896">
+  <w:num w:numId="43" w16cid:durableId="2111974528">
     <w:abstractNumId w:val="1"/>
   </w:num>
-  <w:num w:numId="44" w16cid:durableId="1147480119">
+  <w:num w:numId="44" w16cid:durableId="155608470">
     <w:abstractNumId w:val="2"/>
     <w:lvlOverride w:ilvl="0">
       <w:startOverride w:val="1"/>
@@ -57711,10 +57751,10 @@
       <w:startOverride w:val="1"/>
     </w:lvlOverride>
   </w:num>
-  <w:num w:numId="45" w16cid:durableId="1689869937">
+  <w:num w:numId="45" w16cid:durableId="1881821742">
     <w:abstractNumId w:val="1"/>
   </w:num>
-  <w:num w:numId="46" w16cid:durableId="2126851463">
+  <w:num w:numId="46" w16cid:durableId="698049694">
     <w:abstractNumId w:val="2"/>
     <w:lvlOverride w:ilvl="0">
       <w:startOverride w:val="1"/>
@@ -57744,19 +57784,19 @@
       <w:startOverride w:val="1"/>
     </w:lvlOverride>
   </w:num>
-  <w:num w:numId="47" w16cid:durableId="947615550">
+  <w:num w:numId="47" w16cid:durableId="1093011763">
     <w:abstractNumId w:val="1"/>
   </w:num>
-  <w:num w:numId="48" w16cid:durableId="1554586741">
+  <w:num w:numId="48" w16cid:durableId="1614703409">
     <w:abstractNumId w:val="1"/>
   </w:num>
-  <w:num w:numId="49" w16cid:durableId="100610459">
+  <w:num w:numId="49" w16cid:durableId="848913622">
     <w:abstractNumId w:val="1"/>
   </w:num>
-  <w:num w:numId="50" w16cid:durableId="187722268">
+  <w:num w:numId="50" w16cid:durableId="1583762605">
     <w:abstractNumId w:val="1"/>
   </w:num>
-  <w:num w:numId="51" w16cid:durableId="1712605061">
+  <w:num w:numId="51" w16cid:durableId="277419361">
     <w:abstractNumId w:val="2"/>
     <w:lvlOverride w:ilvl="0">
       <w:startOverride w:val="1"/>
@@ -57786,19 +57826,19 @@
       <w:startOverride w:val="1"/>
     </w:lvlOverride>
   </w:num>
-  <w:num w:numId="52" w16cid:durableId="439029897">
+  <w:num w:numId="52" w16cid:durableId="14384745">
     <w:abstractNumId w:val="1"/>
   </w:num>
-  <w:num w:numId="53" w16cid:durableId="672148988">
+  <w:num w:numId="53" w16cid:durableId="1504929667">
     <w:abstractNumId w:val="1"/>
   </w:num>
-  <w:num w:numId="54" w16cid:durableId="818880677">
+  <w:num w:numId="54" w16cid:durableId="8797298">
     <w:abstractNumId w:val="1"/>
   </w:num>
-  <w:num w:numId="55" w16cid:durableId="2030527165">
+  <w:num w:numId="55" w16cid:durableId="665131090">
     <w:abstractNumId w:val="1"/>
   </w:num>
-  <w:num w:numId="56" w16cid:durableId="1964730971">
+  <w:num w:numId="56" w16cid:durableId="1508406598">
     <w:abstractNumId w:val="2"/>
     <w:lvlOverride w:ilvl="0">
       <w:startOverride w:val="1"/>
@@ -57828,19 +57868,19 @@
       <w:startOverride w:val="1"/>
     </w:lvlOverride>
   </w:num>
-  <w:num w:numId="57" w16cid:durableId="1812091116">
+  <w:num w:numId="57" w16cid:durableId="1014306338">
     <w:abstractNumId w:val="1"/>
   </w:num>
-  <w:num w:numId="58" w16cid:durableId="311178400">
+  <w:num w:numId="58" w16cid:durableId="1040933662">
     <w:abstractNumId w:val="1"/>
   </w:num>
-  <w:num w:numId="59" w16cid:durableId="1159421097">
+  <w:num w:numId="59" w16cid:durableId="1656956602">
     <w:abstractNumId w:val="1"/>
   </w:num>
-  <w:num w:numId="60" w16cid:durableId="518351390">
+  <w:num w:numId="60" w16cid:durableId="1572427000">
     <w:abstractNumId w:val="1"/>
   </w:num>
-  <w:num w:numId="61" w16cid:durableId="535429758">
+  <w:num w:numId="61" w16cid:durableId="1537354419">
     <w:abstractNumId w:val="2"/>
     <w:lvlOverride w:ilvl="0">
       <w:startOverride w:val="1"/>
@@ -57870,28 +57910,28 @@
       <w:startOverride w:val="1"/>
     </w:lvlOverride>
   </w:num>
-  <w:num w:numId="62" w16cid:durableId="87045618">
+  <w:num w:numId="62" w16cid:durableId="1795827909">
     <w:abstractNumId w:val="1"/>
   </w:num>
-  <w:num w:numId="63" w16cid:durableId="1521237067">
+  <w:num w:numId="63" w16cid:durableId="633563045">
     <w:abstractNumId w:val="1"/>
   </w:num>
-  <w:num w:numId="64" w16cid:durableId="625236133">
+  <w:num w:numId="64" w16cid:durableId="319892871">
     <w:abstractNumId w:val="1"/>
   </w:num>
-  <w:num w:numId="65" w16cid:durableId="1591083957">
+  <w:num w:numId="65" w16cid:durableId="741831310">
     <w:abstractNumId w:val="1"/>
   </w:num>
-  <w:num w:numId="66" w16cid:durableId="501625022">
+  <w:num w:numId="66" w16cid:durableId="2099520903">
     <w:abstractNumId w:val="1"/>
   </w:num>
-  <w:num w:numId="67" w16cid:durableId="834564554">
+  <w:num w:numId="67" w16cid:durableId="1170104305">
     <w:abstractNumId w:val="1"/>
   </w:num>
-  <w:num w:numId="68" w16cid:durableId="279536905">
+  <w:num w:numId="68" w16cid:durableId="762653156">
     <w:abstractNumId w:val="1"/>
   </w:num>
-  <w:num w:numId="69" w16cid:durableId="1695032316">
+  <w:num w:numId="69" w16cid:durableId="1726022589">
     <w:abstractNumId w:val="2"/>
     <w:lvlOverride w:ilvl="0">
       <w:startOverride w:val="1"/>
@@ -57921,16 +57961,16 @@
       <w:startOverride w:val="1"/>
     </w:lvlOverride>
   </w:num>
-  <w:num w:numId="70" w16cid:durableId="1245920737">
+  <w:num w:numId="70" w16cid:durableId="2138136138">
     <w:abstractNumId w:val="1"/>
   </w:num>
-  <w:num w:numId="71" w16cid:durableId="1362781354">
+  <w:num w:numId="71" w16cid:durableId="269433298">
     <w:abstractNumId w:val="1"/>
   </w:num>
-  <w:num w:numId="72" w16cid:durableId="1102262915">
+  <w:num w:numId="72" w16cid:durableId="1832595479">
     <w:abstractNumId w:val="1"/>
   </w:num>
-  <w:num w:numId="73" w16cid:durableId="1659773531">
+  <w:num w:numId="73" w16cid:durableId="478613498">
     <w:abstractNumId w:val="2"/>
     <w:lvlOverride w:ilvl="0">
       <w:startOverride w:val="1"/>
@@ -57960,16 +58000,16 @@
       <w:startOverride w:val="1"/>
     </w:lvlOverride>
   </w:num>
-  <w:num w:numId="74" w16cid:durableId="205414885">
+  <w:num w:numId="74" w16cid:durableId="1429040317">
     <w:abstractNumId w:val="1"/>
   </w:num>
-  <w:num w:numId="75" w16cid:durableId="1572697436">
+  <w:num w:numId="75" w16cid:durableId="1420442448">
     <w:abstractNumId w:val="1"/>
   </w:num>
-  <w:num w:numId="76" w16cid:durableId="1258169478">
+  <w:num w:numId="76" w16cid:durableId="1194423872">
     <w:abstractNumId w:val="1"/>
   </w:num>
-  <w:num w:numId="77" w16cid:durableId="485511576">
+  <w:num w:numId="77" w16cid:durableId="550848827">
     <w:abstractNumId w:val="2"/>
     <w:lvlOverride w:ilvl="0">
       <w:startOverride w:val="1"/>
@@ -57999,13 +58039,13 @@
       <w:startOverride w:val="1"/>
     </w:lvlOverride>
   </w:num>
-  <w:num w:numId="78" w16cid:durableId="1690065653">
+  <w:num w:numId="78" w16cid:durableId="2018922532">
     <w:abstractNumId w:val="1"/>
   </w:num>
-  <w:num w:numId="79" w16cid:durableId="2048216191">
+  <w:num w:numId="79" w16cid:durableId="1115631916">
     <w:abstractNumId w:val="1"/>
   </w:num>
-  <w:num w:numId="80" w16cid:durableId="552156493">
+  <w:num w:numId="80" w16cid:durableId="97458311">
     <w:abstractNumId w:val="2"/>
     <w:lvlOverride w:ilvl="0">
       <w:startOverride w:val="1"/>
@@ -58035,31 +58075,31 @@
       <w:startOverride w:val="1"/>
     </w:lvlOverride>
   </w:num>
-  <w:num w:numId="81" w16cid:durableId="1450658543">
+  <w:num w:numId="81" w16cid:durableId="897975024">
     <w:abstractNumId w:val="1"/>
   </w:num>
-  <w:num w:numId="82" w16cid:durableId="106627922">
+  <w:num w:numId="82" w16cid:durableId="705371996">
     <w:abstractNumId w:val="1"/>
   </w:num>
-  <w:num w:numId="83" w16cid:durableId="211311138">
+  <w:num w:numId="83" w16cid:durableId="501237464">
     <w:abstractNumId w:val="1"/>
   </w:num>
-  <w:num w:numId="84" w16cid:durableId="771052387">
+  <w:num w:numId="84" w16cid:durableId="1216703154">
     <w:abstractNumId w:val="1"/>
   </w:num>
-  <w:num w:numId="85" w16cid:durableId="2040279514">
+  <w:num w:numId="85" w16cid:durableId="1839611452">
     <w:abstractNumId w:val="1"/>
   </w:num>
-  <w:num w:numId="86" w16cid:durableId="601229258">
+  <w:num w:numId="86" w16cid:durableId="213544892">
     <w:abstractNumId w:val="1"/>
   </w:num>
-  <w:num w:numId="87" w16cid:durableId="55932713">
+  <w:num w:numId="87" w16cid:durableId="1889293773">
     <w:abstractNumId w:val="1"/>
   </w:num>
-  <w:num w:numId="88" w16cid:durableId="505294192">
+  <w:num w:numId="88" w16cid:durableId="1429082315">
     <w:abstractNumId w:val="1"/>
   </w:num>
-  <w:num w:numId="89" w16cid:durableId="1349672693">
+  <w:num w:numId="89" w16cid:durableId="1672101228">
     <w:abstractNumId w:val="2"/>
     <w:lvlOverride w:ilvl="0">
       <w:startOverride w:val="1"/>
@@ -58089,16 +58129,16 @@
       <w:startOverride w:val="1"/>
     </w:lvlOverride>
   </w:num>
-  <w:num w:numId="90" w16cid:durableId="156121329">
+  <w:num w:numId="90" w16cid:durableId="1648392388">
     <w:abstractNumId w:val="1"/>
   </w:num>
-  <w:num w:numId="91" w16cid:durableId="730226253">
+  <w:num w:numId="91" w16cid:durableId="1355764589">
     <w:abstractNumId w:val="1"/>
   </w:num>
-  <w:num w:numId="92" w16cid:durableId="382218196">
+  <w:num w:numId="92" w16cid:durableId="1150947544">
     <w:abstractNumId w:val="1"/>
   </w:num>
-  <w:num w:numId="93" w16cid:durableId="1707869289">
+  <w:num w:numId="93" w16cid:durableId="1062872758">
     <w:abstractNumId w:val="2"/>
     <w:lvlOverride w:ilvl="0">
       <w:startOverride w:val="1"/>
@@ -58128,10 +58168,10 @@
       <w:startOverride w:val="1"/>
     </w:lvlOverride>
   </w:num>
-  <w:num w:numId="94" w16cid:durableId="1804955259">
+  <w:num w:numId="94" w16cid:durableId="1948855388">
     <w:abstractNumId w:val="1"/>
   </w:num>
-  <w:num w:numId="95" w16cid:durableId="291374646">
+  <w:num w:numId="95" w16cid:durableId="47847264">
     <w:abstractNumId w:val="2"/>
     <w:lvlOverride w:ilvl="0">
       <w:startOverride w:val="1"/>
@@ -58161,10 +58201,10 @@
       <w:startOverride w:val="1"/>
     </w:lvlOverride>
   </w:num>
-  <w:num w:numId="96" w16cid:durableId="648441119">
+  <w:num w:numId="96" w16cid:durableId="1061755374">
     <w:abstractNumId w:val="1"/>
   </w:num>
-  <w:num w:numId="97" w16cid:durableId="1862472807">
+  <w:num w:numId="97" w16cid:durableId="1121535889">
     <w:abstractNumId w:val="2"/>
     <w:lvlOverride w:ilvl="0">
       <w:startOverride w:val="1"/>
@@ -58194,10 +58234,10 @@
       <w:startOverride w:val="1"/>
     </w:lvlOverride>
   </w:num>
-  <w:num w:numId="98" w16cid:durableId="765613901">
+  <w:num w:numId="98" w16cid:durableId="1192494602">
     <w:abstractNumId w:val="1"/>
   </w:num>
-  <w:num w:numId="99" w16cid:durableId="203059812">
+  <w:num w:numId="99" w16cid:durableId="310327126">
     <w:abstractNumId w:val="2"/>
     <w:lvlOverride w:ilvl="0">
       <w:startOverride w:val="1"/>
@@ -58227,13 +58267,13 @@
       <w:startOverride w:val="1"/>
     </w:lvlOverride>
   </w:num>
-  <w:num w:numId="100" w16cid:durableId="373314511">
+  <w:num w:numId="100" w16cid:durableId="1816992672">
     <w:abstractNumId w:val="1"/>
   </w:num>
-  <w:num w:numId="101" w16cid:durableId="621619270">
+  <w:num w:numId="101" w16cid:durableId="1730306451">
     <w:abstractNumId w:val="1"/>
   </w:num>
-  <w:num w:numId="102" w16cid:durableId="1981766142">
+  <w:num w:numId="102" w16cid:durableId="836577978">
     <w:abstractNumId w:val="2"/>
     <w:lvlOverride w:ilvl="0">
       <w:startOverride w:val="1"/>
@@ -58263,34 +58303,34 @@
       <w:startOverride w:val="1"/>
     </w:lvlOverride>
   </w:num>
-  <w:num w:numId="103" w16cid:durableId="2008628930">
+  <w:num w:numId="103" w16cid:durableId="1082877705">
     <w:abstractNumId w:val="1"/>
   </w:num>
-  <w:num w:numId="104" w16cid:durableId="101270250">
+  <w:num w:numId="104" w16cid:durableId="660544663">
     <w:abstractNumId w:val="1"/>
   </w:num>
-  <w:num w:numId="105" w16cid:durableId="1470051395">
+  <w:num w:numId="105" w16cid:durableId="2043747847">
     <w:abstractNumId w:val="1"/>
   </w:num>
-  <w:num w:numId="106" w16cid:durableId="1320422514">
+  <w:num w:numId="106" w16cid:durableId="26878341">
     <w:abstractNumId w:val="1"/>
   </w:num>
-  <w:num w:numId="107" w16cid:durableId="1775242095">
+  <w:num w:numId="107" w16cid:durableId="1723862672">
     <w:abstractNumId w:val="1"/>
   </w:num>
-  <w:num w:numId="108" w16cid:durableId="384256440">
+  <w:num w:numId="108" w16cid:durableId="219946172">
     <w:abstractNumId w:val="1"/>
   </w:num>
-  <w:num w:numId="109" w16cid:durableId="1730152391">
+  <w:num w:numId="109" w16cid:durableId="26223866">
     <w:abstractNumId w:val="1"/>
   </w:num>
-  <w:num w:numId="110" w16cid:durableId="300579301">
+  <w:num w:numId="110" w16cid:durableId="1805805647">
     <w:abstractNumId w:val="1"/>
   </w:num>
-  <w:num w:numId="111" w16cid:durableId="15234391">
+  <w:num w:numId="111" w16cid:durableId="1212230019">
     <w:abstractNumId w:val="1"/>
   </w:num>
-  <w:num w:numId="112" w16cid:durableId="2038315504">
+  <w:num w:numId="112" w16cid:durableId="230047685">
     <w:abstractNumId w:val="2"/>
     <w:lvlOverride w:ilvl="0">
       <w:startOverride w:val="1"/>
@@ -58320,13 +58360,13 @@
       <w:startOverride w:val="1"/>
     </w:lvlOverride>
   </w:num>
-  <w:num w:numId="113" w16cid:durableId="256717462">
+  <w:num w:numId="113" w16cid:durableId="1504977815">
     <w:abstractNumId w:val="1"/>
   </w:num>
-  <w:num w:numId="114" w16cid:durableId="41099709">
+  <w:num w:numId="114" w16cid:durableId="1216576214">
     <w:abstractNumId w:val="1"/>
   </w:num>
-  <w:num w:numId="115" w16cid:durableId="564099823">
+  <w:num w:numId="115" w16cid:durableId="602228856">
     <w:abstractNumId w:val="2"/>
     <w:lvlOverride w:ilvl="0">
       <w:startOverride w:val="1"/>
@@ -58356,7 +58396,7 @@
       <w:startOverride w:val="1"/>
     </w:lvlOverride>
   </w:num>
-  <w:num w:numId="116" w16cid:durableId="112141593">
+  <w:num w:numId="116" w16cid:durableId="978001093">
     <w:abstractNumId w:val="2"/>
     <w:lvlOverride w:ilvl="0">
       <w:startOverride w:val="1"/>
@@ -58386,7 +58426,7 @@
       <w:startOverride w:val="1"/>
     </w:lvlOverride>
   </w:num>
-  <w:num w:numId="117" w16cid:durableId="2014405612">
+  <w:num w:numId="117" w16cid:durableId="1306079361">
     <w:abstractNumId w:val="2"/>
     <w:lvlOverride w:ilvl="0">
       <w:startOverride w:val="1"/>
@@ -58416,16 +58456,16 @@
       <w:startOverride w:val="1"/>
     </w:lvlOverride>
   </w:num>
-  <w:num w:numId="118" w16cid:durableId="1270117147">
+  <w:num w:numId="118" w16cid:durableId="644897623">
     <w:abstractNumId w:val="1"/>
   </w:num>
-  <w:num w:numId="119" w16cid:durableId="627586331">
+  <w:num w:numId="119" w16cid:durableId="1800371577">
     <w:abstractNumId w:val="1"/>
   </w:num>
-  <w:num w:numId="120" w16cid:durableId="852306927">
+  <w:num w:numId="120" w16cid:durableId="170729257">
     <w:abstractNumId w:val="1"/>
   </w:num>
-  <w:num w:numId="121" w16cid:durableId="822893908">
+  <w:num w:numId="121" w16cid:durableId="1498382270">
     <w:abstractNumId w:val="2"/>
     <w:lvlOverride w:ilvl="0">
       <w:startOverride w:val="1"/>
@@ -58455,28 +58495,28 @@
       <w:startOverride w:val="1"/>
     </w:lvlOverride>
   </w:num>
-  <w:num w:numId="122" w16cid:durableId="4017523">
+  <w:num w:numId="122" w16cid:durableId="857230795">
     <w:abstractNumId w:val="1"/>
   </w:num>
-  <w:num w:numId="123" w16cid:durableId="1079062880">
+  <w:num w:numId="123" w16cid:durableId="1791392906">
     <w:abstractNumId w:val="1"/>
   </w:num>
-  <w:num w:numId="124" w16cid:durableId="498424437">
+  <w:num w:numId="124" w16cid:durableId="780077287">
     <w:abstractNumId w:val="1"/>
   </w:num>
-  <w:num w:numId="125" w16cid:durableId="2071418318">
+  <w:num w:numId="125" w16cid:durableId="304313639">
     <w:abstractNumId w:val="1"/>
   </w:num>
-  <w:num w:numId="126" w16cid:durableId="2049602074">
+  <w:num w:numId="126" w16cid:durableId="486094152">
     <w:abstractNumId w:val="1"/>
   </w:num>
-  <w:num w:numId="127" w16cid:durableId="1295328666">
+  <w:num w:numId="127" w16cid:durableId="1470397161">
     <w:abstractNumId w:val="1"/>
   </w:num>
-  <w:num w:numId="128" w16cid:durableId="90391597">
+  <w:num w:numId="128" w16cid:durableId="1044600458">
     <w:abstractNumId w:val="1"/>
   </w:num>
-  <w:num w:numId="129" w16cid:durableId="2116629864">
+  <w:num w:numId="129" w16cid:durableId="89351160">
     <w:abstractNumId w:val="2"/>
     <w:lvlOverride w:ilvl="0">
       <w:startOverride w:val="1"/>
@@ -58506,7 +58546,7 @@
       <w:startOverride w:val="1"/>
     </w:lvlOverride>
   </w:num>
-  <w:num w:numId="130" w16cid:durableId="35084749">
+  <w:num w:numId="130" w16cid:durableId="2036541594">
     <w:abstractNumId w:val="1"/>
   </w:num>
   <w:numIdMacAtCleanup w:val="130"/>
@@ -59773,7 +59813,7 @@
     <w:next w:val="Normal"/>
     <w:autoRedefine/>
     <w:uiPriority w:val="39"/>
-    <w:rsid w:val="004B60C8"/>
+    <w:rsid w:val="006E7DA0"/>
   </w:style>
   <w:style w:type="paragraph" w:styleId="TOC2">
     <w:name w:val="toc 2"/>
@@ -59781,7 +59821,7 @@
     <w:next w:val="Normal"/>
     <w:autoRedefine/>
     <w:uiPriority w:val="39"/>
-    <w:rsid w:val="004B60C8"/>
+    <w:rsid w:val="006E7DA0"/>
     <w:pPr>
       <w:ind w:left="210"/>
     </w:pPr>
@@ -59793,7 +59833,7 @@
     <w:autoRedefine/>
     <w:uiPriority w:val="39"/>
     <w:unhideWhenUsed/>
-    <w:rsid w:val="004B60C8"/>
+    <w:rsid w:val="006E7DA0"/>
     <w:pPr>
       <w:spacing w:line="278" w:lineRule="auto"/>
       <w:ind w:left="480"/>
@@ -59813,7 +59853,7 @@
     <w:autoRedefine/>
     <w:uiPriority w:val="39"/>
     <w:unhideWhenUsed/>
-    <w:rsid w:val="004B60C8"/>
+    <w:rsid w:val="006E7DA0"/>
     <w:pPr>
       <w:spacing w:line="278" w:lineRule="auto"/>
       <w:ind w:left="720"/>
@@ -59833,7 +59873,7 @@
     <w:autoRedefine/>
     <w:uiPriority w:val="39"/>
     <w:unhideWhenUsed/>
-    <w:rsid w:val="004B60C8"/>
+    <w:rsid w:val="006E7DA0"/>
     <w:pPr>
       <w:spacing w:line="278" w:lineRule="auto"/>
       <w:ind w:left="960"/>
@@ -59853,7 +59893,7 @@
     <w:autoRedefine/>
     <w:uiPriority w:val="39"/>
     <w:unhideWhenUsed/>
-    <w:rsid w:val="004B60C8"/>
+    <w:rsid w:val="006E7DA0"/>
     <w:pPr>
       <w:spacing w:line="278" w:lineRule="auto"/>
       <w:ind w:left="1200"/>
@@ -59873,7 +59913,7 @@
     <w:autoRedefine/>
     <w:uiPriority w:val="39"/>
     <w:unhideWhenUsed/>
-    <w:rsid w:val="004B60C8"/>
+    <w:rsid w:val="006E7DA0"/>
     <w:pPr>
       <w:spacing w:line="278" w:lineRule="auto"/>
       <w:ind w:left="1440"/>
@@ -59893,7 +59933,7 @@
     <w:autoRedefine/>
     <w:uiPriority w:val="39"/>
     <w:unhideWhenUsed/>
-    <w:rsid w:val="004B60C8"/>
+    <w:rsid w:val="006E7DA0"/>
     <w:pPr>
       <w:spacing w:line="278" w:lineRule="auto"/>
       <w:ind w:left="1680"/>
@@ -59913,7 +59953,7 @@
     <w:autoRedefine/>
     <w:uiPriority w:val="39"/>
     <w:unhideWhenUsed/>
-    <w:rsid w:val="004B60C8"/>
+    <w:rsid w:val="006E7DA0"/>
     <w:pPr>
       <w:spacing w:line="278" w:lineRule="auto"/>
       <w:ind w:left="1920"/>
@@ -59932,7 +59972,7 @@
     <w:uiPriority w:val="99"/>
     <w:semiHidden/>
     <w:unhideWhenUsed/>
-    <w:rsid w:val="004B60C8"/>
+    <w:rsid w:val="006E7DA0"/>
     <w:rPr>
       <w:color w:val="605E5C"/>
       <w:shd w:val="clear" w:color="auto" w:fill="E1DFDD"/>

--- a/tinyGPT_learning_guide.docx
+++ b/tinyGPT_learning_guide.docx
@@ -35,7 +35,7 @@
           <w:sz w:val="21"/>
           <w:szCs w:val="24"/>
         </w:rPr>
-        <w:id w:val="259802819"/>
+        <w:id w:val="-126777943"/>
         <w:docPartObj>
           <w:docPartGallery w:val="Table of Contents"/>
           <w:docPartUnique/>
@@ -77,7 +77,7 @@
           <w:r>
             <w:fldChar w:fldCharType="separate"/>
           </w:r>
-          <w:hyperlink w:anchor="_Toc241660823" w:history="1">
+          <w:hyperlink w:anchor="_Toc241663686" w:history="1">
             <w:r>
               <w:rPr>
                 <w:rStyle w:val="Hyperlink"/>
@@ -123,7 +123,7 @@
                 <w:noProof/>
                 <w:webHidden/>
               </w:rPr>
-              <w:instrText xml:space="preserve"> PAGEREF _Toc241660823 \h </w:instrText>
+              <w:instrText xml:space="preserve"> PAGEREF _Toc241663686 \h </w:instrText>
             </w:r>
             <w:r>
               <w:rPr>
@@ -171,7 +171,7 @@
               <w14:ligatures w14:val="standardContextual"/>
             </w:rPr>
           </w:pPr>
-          <w:hyperlink w:anchor="_Toc241660824" w:history="1">
+          <w:hyperlink w:anchor="_Toc241663687" w:history="1">
             <w:r>
               <w:rPr>
                 <w:rStyle w:val="Hyperlink"/>
@@ -217,7 +217,7 @@
                 <w:noProof/>
                 <w:webHidden/>
               </w:rPr>
-              <w:instrText xml:space="preserve"> PAGEREF _Toc241660824 \h </w:instrText>
+              <w:instrText xml:space="preserve"> PAGEREF _Toc241663687 \h </w:instrText>
             </w:r>
             <w:r>
               <w:rPr>
@@ -265,7 +265,7 @@
               <w14:ligatures w14:val="standardContextual"/>
             </w:rPr>
           </w:pPr>
-          <w:hyperlink w:anchor="_Toc241660825" w:history="1">
+          <w:hyperlink w:anchor="_Toc241663688" w:history="1">
             <w:r>
               <w:rPr>
                 <w:rStyle w:val="Hyperlink"/>
@@ -311,7 +311,7 @@
                 <w:noProof/>
                 <w:webHidden/>
               </w:rPr>
-              <w:instrText xml:space="preserve"> PAGEREF _Toc241660825 \h </w:instrText>
+              <w:instrText xml:space="preserve"> PAGEREF _Toc241663688 \h </w:instrText>
             </w:r>
             <w:r>
               <w:rPr>
@@ -359,7 +359,7 @@
               <w14:ligatures w14:val="standardContextual"/>
             </w:rPr>
           </w:pPr>
-          <w:hyperlink w:anchor="_Toc241660826" w:history="1">
+          <w:hyperlink w:anchor="_Toc241663689" w:history="1">
             <w:r>
               <w:rPr>
                 <w:rStyle w:val="Hyperlink"/>
@@ -405,7 +405,7 @@
                 <w:noProof/>
                 <w:webHidden/>
               </w:rPr>
-              <w:instrText xml:space="preserve"> PAGEREF _Toc241660826 \h </w:instrText>
+              <w:instrText xml:space="preserve"> PAGEREF _Toc241663689 \h </w:instrText>
             </w:r>
             <w:r>
               <w:rPr>
@@ -453,7 +453,7 @@
               <w14:ligatures w14:val="standardContextual"/>
             </w:rPr>
           </w:pPr>
-          <w:hyperlink w:anchor="_Toc241660827" w:history="1">
+          <w:hyperlink w:anchor="_Toc241663690" w:history="1">
             <w:r>
               <w:rPr>
                 <w:rStyle w:val="Hyperlink"/>
@@ -499,7 +499,7 @@
                 <w:noProof/>
                 <w:webHidden/>
               </w:rPr>
-              <w:instrText xml:space="preserve"> PAGEREF _Toc241660827 \h </w:instrText>
+              <w:instrText xml:space="preserve"> PAGEREF _Toc241663690 \h </w:instrText>
             </w:r>
             <w:r>
               <w:rPr>
@@ -547,7 +547,7 @@
               <w14:ligatures w14:val="standardContextual"/>
             </w:rPr>
           </w:pPr>
-          <w:hyperlink w:anchor="_Toc241660828" w:history="1">
+          <w:hyperlink w:anchor="_Toc241663691" w:history="1">
             <w:r>
               <w:rPr>
                 <w:rStyle w:val="Hyperlink"/>
@@ -593,7 +593,7 @@
                 <w:noProof/>
                 <w:webHidden/>
               </w:rPr>
-              <w:instrText xml:space="preserve"> PAGEREF _Toc241660828 \h </w:instrText>
+              <w:instrText xml:space="preserve"> PAGEREF _Toc241663691 \h </w:instrText>
             </w:r>
             <w:r>
               <w:rPr>
@@ -641,7 +641,7 @@
               <w14:ligatures w14:val="standardContextual"/>
             </w:rPr>
           </w:pPr>
-          <w:hyperlink w:anchor="_Toc241660829" w:history="1">
+          <w:hyperlink w:anchor="_Toc241663692" w:history="1">
             <w:r>
               <w:rPr>
                 <w:rStyle w:val="Hyperlink"/>
@@ -687,7 +687,7 @@
                 <w:noProof/>
                 <w:webHidden/>
               </w:rPr>
-              <w:instrText xml:space="preserve"> PAGEREF _Toc241660829 \h </w:instrText>
+              <w:instrText xml:space="preserve"> PAGEREF _Toc241663692 \h </w:instrText>
             </w:r>
             <w:r>
               <w:rPr>
@@ -735,7 +735,7 @@
               <w14:ligatures w14:val="standardContextual"/>
             </w:rPr>
           </w:pPr>
-          <w:hyperlink w:anchor="_Toc241660830" w:history="1">
+          <w:hyperlink w:anchor="_Toc241663693" w:history="1">
             <w:r>
               <w:rPr>
                 <w:rStyle w:val="Hyperlink"/>
@@ -781,7 +781,7 @@
                 <w:noProof/>
                 <w:webHidden/>
               </w:rPr>
-              <w:instrText xml:space="preserve"> PAGEREF _Toc241660830 \h </w:instrText>
+              <w:instrText xml:space="preserve"> PAGEREF _Toc241663693 \h </w:instrText>
             </w:r>
             <w:r>
               <w:rPr>
@@ -829,7 +829,7 @@
               <w14:ligatures w14:val="standardContextual"/>
             </w:rPr>
           </w:pPr>
-          <w:hyperlink w:anchor="_Toc241660831" w:history="1">
+          <w:hyperlink w:anchor="_Toc241663694" w:history="1">
             <w:r>
               <w:rPr>
                 <w:rStyle w:val="Hyperlink"/>
@@ -875,7 +875,7 @@
                 <w:noProof/>
                 <w:webHidden/>
               </w:rPr>
-              <w:instrText xml:space="preserve"> PAGEREF _Toc241660831 \h </w:instrText>
+              <w:instrText xml:space="preserve"> PAGEREF _Toc241663694 \h </w:instrText>
             </w:r>
             <w:r>
               <w:rPr>
@@ -923,7 +923,7 @@
               <w14:ligatures w14:val="standardContextual"/>
             </w:rPr>
           </w:pPr>
-          <w:hyperlink w:anchor="_Toc241660832" w:history="1">
+          <w:hyperlink w:anchor="_Toc241663695" w:history="1">
             <w:r>
               <w:rPr>
                 <w:rStyle w:val="Hyperlink"/>
@@ -969,7 +969,7 @@
                 <w:noProof/>
                 <w:webHidden/>
               </w:rPr>
-              <w:instrText xml:space="preserve"> PAGEREF _Toc241660832 \h </w:instrText>
+              <w:instrText xml:space="preserve"> PAGEREF _Toc241663695 \h </w:instrText>
             </w:r>
             <w:r>
               <w:rPr>
@@ -1017,7 +1017,7 @@
               <w14:ligatures w14:val="standardContextual"/>
             </w:rPr>
           </w:pPr>
-          <w:hyperlink w:anchor="_Toc241660833" w:history="1">
+          <w:hyperlink w:anchor="_Toc241663696" w:history="1">
             <w:r>
               <w:rPr>
                 <w:rStyle w:val="Hyperlink"/>
@@ -1063,7 +1063,7 @@
                 <w:noProof/>
                 <w:webHidden/>
               </w:rPr>
-              <w:instrText xml:space="preserve"> PAGEREF _Toc241660833 \h </w:instrText>
+              <w:instrText xml:space="preserve"> PAGEREF _Toc241663696 \h </w:instrText>
             </w:r>
             <w:r>
               <w:rPr>
@@ -1111,7 +1111,7 @@
               <w14:ligatures w14:val="standardContextual"/>
             </w:rPr>
           </w:pPr>
-          <w:hyperlink w:anchor="_Toc241660834" w:history="1">
+          <w:hyperlink w:anchor="_Toc241663697" w:history="1">
             <w:r>
               <w:rPr>
                 <w:rStyle w:val="Hyperlink"/>
@@ -1157,7 +1157,7 @@
                 <w:noProof/>
                 <w:webHidden/>
               </w:rPr>
-              <w:instrText xml:space="preserve"> PAGEREF _Toc241660834 \h </w:instrText>
+              <w:instrText xml:space="preserve"> PAGEREF _Toc241663697 \h </w:instrText>
             </w:r>
             <w:r>
               <w:rPr>
@@ -1205,7 +1205,7 @@
               <w14:ligatures w14:val="standardContextual"/>
             </w:rPr>
           </w:pPr>
-          <w:hyperlink w:anchor="_Toc241660835" w:history="1">
+          <w:hyperlink w:anchor="_Toc241663698" w:history="1">
             <w:r>
               <w:rPr>
                 <w:rStyle w:val="Hyperlink"/>
@@ -1251,7 +1251,7 @@
                 <w:noProof/>
                 <w:webHidden/>
               </w:rPr>
-              <w:instrText xml:space="preserve"> PAGEREF _Toc241660835 \h </w:instrText>
+              <w:instrText xml:space="preserve"> PAGEREF _Toc241663698 \h </w:instrText>
             </w:r>
             <w:r>
               <w:rPr>
@@ -1299,7 +1299,7 @@
               <w14:ligatures w14:val="standardContextual"/>
             </w:rPr>
           </w:pPr>
-          <w:hyperlink w:anchor="_Toc241660836" w:history="1">
+          <w:hyperlink w:anchor="_Toc241663699" w:history="1">
             <w:r>
               <w:rPr>
                 <w:rStyle w:val="Hyperlink"/>
@@ -1345,7 +1345,7 @@
                 <w:noProof/>
                 <w:webHidden/>
               </w:rPr>
-              <w:instrText xml:space="preserve"> PAGEREF _Toc241660836 \h </w:instrText>
+              <w:instrText xml:space="preserve"> PAGEREF _Toc241663699 \h </w:instrText>
             </w:r>
             <w:r>
               <w:rPr>
@@ -1393,7 +1393,7 @@
               <w14:ligatures w14:val="standardContextual"/>
             </w:rPr>
           </w:pPr>
-          <w:hyperlink w:anchor="_Toc241660837" w:history="1">
+          <w:hyperlink w:anchor="_Toc241663700" w:history="1">
             <w:r>
               <w:rPr>
                 <w:rStyle w:val="Hyperlink"/>
@@ -1439,7 +1439,7 @@
                 <w:noProof/>
                 <w:webHidden/>
               </w:rPr>
-              <w:instrText xml:space="preserve"> PAGEREF _Toc241660837 \h </w:instrText>
+              <w:instrText xml:space="preserve"> PAGEREF _Toc241663700 \h </w:instrText>
             </w:r>
             <w:r>
               <w:rPr>
@@ -1487,7 +1487,7 @@
               <w14:ligatures w14:val="standardContextual"/>
             </w:rPr>
           </w:pPr>
-          <w:hyperlink w:anchor="_Toc241660838" w:history="1">
+          <w:hyperlink w:anchor="_Toc241663701" w:history="1">
             <w:r>
               <w:rPr>
                 <w:rStyle w:val="Hyperlink"/>
@@ -1533,7 +1533,7 @@
                 <w:noProof/>
                 <w:webHidden/>
               </w:rPr>
-              <w:instrText xml:space="preserve"> PAGEREF _Toc241660838 \h </w:instrText>
+              <w:instrText xml:space="preserve"> PAGEREF _Toc241663701 \h </w:instrText>
             </w:r>
             <w:r>
               <w:rPr>
@@ -1581,7 +1581,7 @@
               <w14:ligatures w14:val="standardContextual"/>
             </w:rPr>
           </w:pPr>
-          <w:hyperlink w:anchor="_Toc241660839" w:history="1">
+          <w:hyperlink w:anchor="_Toc241663702" w:history="1">
             <w:r>
               <w:rPr>
                 <w:rStyle w:val="Hyperlink"/>
@@ -1627,7 +1627,7 @@
                 <w:noProof/>
                 <w:webHidden/>
               </w:rPr>
-              <w:instrText xml:space="preserve"> PAGEREF _Toc241660839 \h </w:instrText>
+              <w:instrText xml:space="preserve"> PAGEREF _Toc241663702 \h </w:instrText>
             </w:r>
             <w:r>
               <w:rPr>
@@ -1675,7 +1675,7 @@
               <w14:ligatures w14:val="standardContextual"/>
             </w:rPr>
           </w:pPr>
-          <w:hyperlink w:anchor="_Toc241660840" w:history="1">
+          <w:hyperlink w:anchor="_Toc241663703" w:history="1">
             <w:r>
               <w:rPr>
                 <w:rStyle w:val="Hyperlink"/>
@@ -1721,7 +1721,7 @@
                 <w:noProof/>
                 <w:webHidden/>
               </w:rPr>
-              <w:instrText xml:space="preserve"> PAGEREF _Toc241660840 \h </w:instrText>
+              <w:instrText xml:space="preserve"> PAGEREF _Toc241663703 \h </w:instrText>
             </w:r>
             <w:r>
               <w:rPr>
@@ -1769,7 +1769,7 @@
               <w14:ligatures w14:val="standardContextual"/>
             </w:rPr>
           </w:pPr>
-          <w:hyperlink w:anchor="_Toc241660841" w:history="1">
+          <w:hyperlink w:anchor="_Toc241663704" w:history="1">
             <w:r>
               <w:rPr>
                 <w:rStyle w:val="Hyperlink"/>
@@ -1815,7 +1815,7 @@
                 <w:noProof/>
                 <w:webHidden/>
               </w:rPr>
-              <w:instrText xml:space="preserve"> PAGEREF _Toc241660841 \h </w:instrText>
+              <w:instrText xml:space="preserve"> PAGEREF _Toc241663704 \h </w:instrText>
             </w:r>
             <w:r>
               <w:rPr>
@@ -1863,7 +1863,7 @@
               <w14:ligatures w14:val="standardContextual"/>
             </w:rPr>
           </w:pPr>
-          <w:hyperlink w:anchor="_Toc241660842" w:history="1">
+          <w:hyperlink w:anchor="_Toc241663705" w:history="1">
             <w:r>
               <w:rPr>
                 <w:rStyle w:val="Hyperlink"/>
@@ -1909,7 +1909,7 @@
                 <w:noProof/>
                 <w:webHidden/>
               </w:rPr>
-              <w:instrText xml:space="preserve"> PAGEREF _Toc241660842 \h </w:instrText>
+              <w:instrText xml:space="preserve"> PAGEREF _Toc241663705 \h </w:instrText>
             </w:r>
             <w:r>
               <w:rPr>
@@ -1957,7 +1957,7 @@
               <w14:ligatures w14:val="standardContextual"/>
             </w:rPr>
           </w:pPr>
-          <w:hyperlink w:anchor="_Toc241660843" w:history="1">
+          <w:hyperlink w:anchor="_Toc241663706" w:history="1">
             <w:r>
               <w:rPr>
                 <w:rStyle w:val="Hyperlink"/>
@@ -2003,7 +2003,7 @@
                 <w:noProof/>
                 <w:webHidden/>
               </w:rPr>
-              <w:instrText xml:space="preserve"> PAGEREF _Toc241660843 \h </w:instrText>
+              <w:instrText xml:space="preserve"> PAGEREF _Toc241663706 \h </w:instrText>
             </w:r>
             <w:r>
               <w:rPr>
@@ -2051,7 +2051,7 @@
               <w14:ligatures w14:val="standardContextual"/>
             </w:rPr>
           </w:pPr>
-          <w:hyperlink w:anchor="_Toc241660844" w:history="1">
+          <w:hyperlink w:anchor="_Toc241663707" w:history="1">
             <w:r>
               <w:rPr>
                 <w:rStyle w:val="Hyperlink"/>
@@ -2097,7 +2097,7 @@
                 <w:noProof/>
                 <w:webHidden/>
               </w:rPr>
-              <w:instrText xml:space="preserve"> PAGEREF _Toc241660844 \h </w:instrText>
+              <w:instrText xml:space="preserve"> PAGEREF _Toc241663707 \h </w:instrText>
             </w:r>
             <w:r>
               <w:rPr>
@@ -2145,7 +2145,7 @@
               <w14:ligatures w14:val="standardContextual"/>
             </w:rPr>
           </w:pPr>
-          <w:hyperlink w:anchor="_Toc241660845" w:history="1">
+          <w:hyperlink w:anchor="_Toc241663708" w:history="1">
             <w:r>
               <w:rPr>
                 <w:rStyle w:val="Hyperlink"/>
@@ -2191,7 +2191,7 @@
                 <w:noProof/>
                 <w:webHidden/>
               </w:rPr>
-              <w:instrText xml:space="preserve"> PAGEREF _Toc241660845 \h </w:instrText>
+              <w:instrText xml:space="preserve"> PAGEREF _Toc241663708 \h </w:instrText>
             </w:r>
             <w:r>
               <w:rPr>
@@ -2239,7 +2239,7 @@
               <w14:ligatures w14:val="standardContextual"/>
             </w:rPr>
           </w:pPr>
-          <w:hyperlink w:anchor="_Toc241660846" w:history="1">
+          <w:hyperlink w:anchor="_Toc241663709" w:history="1">
             <w:r>
               <w:rPr>
                 <w:rStyle w:val="Hyperlink"/>
@@ -2285,7 +2285,7 @@
                 <w:noProof/>
                 <w:webHidden/>
               </w:rPr>
-              <w:instrText xml:space="preserve"> PAGEREF _Toc241660846 \h </w:instrText>
+              <w:instrText xml:space="preserve"> PAGEREF _Toc241663709 \h </w:instrText>
             </w:r>
             <w:r>
               <w:rPr>
@@ -2333,7 +2333,7 @@
               <w14:ligatures w14:val="standardContextual"/>
             </w:rPr>
           </w:pPr>
-          <w:hyperlink w:anchor="_Toc241660847" w:history="1">
+          <w:hyperlink w:anchor="_Toc241663710" w:history="1">
             <w:r>
               <w:rPr>
                 <w:rStyle w:val="Hyperlink"/>
@@ -2379,7 +2379,7 @@
                 <w:noProof/>
                 <w:webHidden/>
               </w:rPr>
-              <w:instrText xml:space="preserve"> PAGEREF _Toc241660847 \h </w:instrText>
+              <w:instrText xml:space="preserve"> PAGEREF _Toc241663710 \h </w:instrText>
             </w:r>
             <w:r>
               <w:rPr>
@@ -2427,7 +2427,7 @@
               <w14:ligatures w14:val="standardContextual"/>
             </w:rPr>
           </w:pPr>
-          <w:hyperlink w:anchor="_Toc241660848" w:history="1">
+          <w:hyperlink w:anchor="_Toc241663711" w:history="1">
             <w:r>
               <w:rPr>
                 <w:rStyle w:val="Hyperlink"/>
@@ -2473,7 +2473,7 @@
                 <w:noProof/>
                 <w:webHidden/>
               </w:rPr>
-              <w:instrText xml:space="preserve"> PAGEREF _Toc241660848 \h </w:instrText>
+              <w:instrText xml:space="preserve"> PAGEREF _Toc241663711 \h </w:instrText>
             </w:r>
             <w:r>
               <w:rPr>
@@ -2521,7 +2521,7 @@
               <w14:ligatures w14:val="standardContextual"/>
             </w:rPr>
           </w:pPr>
-          <w:hyperlink w:anchor="_Toc241660849" w:history="1">
+          <w:hyperlink w:anchor="_Toc241663712" w:history="1">
             <w:r>
               <w:rPr>
                 <w:rStyle w:val="Hyperlink"/>
@@ -2567,7 +2567,7 @@
                 <w:noProof/>
                 <w:webHidden/>
               </w:rPr>
-              <w:instrText xml:space="preserve"> PAGEREF _Toc241660849 \h </w:instrText>
+              <w:instrText xml:space="preserve"> PAGEREF _Toc241663712 \h </w:instrText>
             </w:r>
             <w:r>
               <w:rPr>
@@ -2615,7 +2615,7 @@
               <w14:ligatures w14:val="standardContextual"/>
             </w:rPr>
           </w:pPr>
-          <w:hyperlink w:anchor="_Toc241660850" w:history="1">
+          <w:hyperlink w:anchor="_Toc241663713" w:history="1">
             <w:r>
               <w:rPr>
                 <w:rStyle w:val="Hyperlink"/>
@@ -2661,7 +2661,7 @@
                 <w:noProof/>
                 <w:webHidden/>
               </w:rPr>
-              <w:instrText xml:space="preserve"> PAGEREF _Toc241660850 \h </w:instrText>
+              <w:instrText xml:space="preserve"> PAGEREF _Toc241663713 \h </w:instrText>
             </w:r>
             <w:r>
               <w:rPr>
@@ -2709,7 +2709,7 @@
               <w14:ligatures w14:val="standardContextual"/>
             </w:rPr>
           </w:pPr>
-          <w:hyperlink w:anchor="_Toc241660851" w:history="1">
+          <w:hyperlink w:anchor="_Toc241663714" w:history="1">
             <w:r>
               <w:rPr>
                 <w:rStyle w:val="Hyperlink"/>
@@ -2755,7 +2755,7 @@
                 <w:noProof/>
                 <w:webHidden/>
               </w:rPr>
-              <w:instrText xml:space="preserve"> PAGEREF _Toc241660851 \h </w:instrText>
+              <w:instrText xml:space="preserve"> PAGEREF _Toc241663714 \h </w:instrText>
             </w:r>
             <w:r>
               <w:rPr>
@@ -2803,7 +2803,7 @@
               <w14:ligatures w14:val="standardContextual"/>
             </w:rPr>
           </w:pPr>
-          <w:hyperlink w:anchor="_Toc241660852" w:history="1">
+          <w:hyperlink w:anchor="_Toc241663715" w:history="1">
             <w:r>
               <w:rPr>
                 <w:rStyle w:val="Hyperlink"/>
@@ -2849,7 +2849,7 @@
                 <w:noProof/>
                 <w:webHidden/>
               </w:rPr>
-              <w:instrText xml:space="preserve"> PAGEREF _Toc241660852 \h </w:instrText>
+              <w:instrText xml:space="preserve"> PAGEREF _Toc241663715 \h </w:instrText>
             </w:r>
             <w:r>
               <w:rPr>
@@ -2897,7 +2897,7 @@
               <w14:ligatures w14:val="standardContextual"/>
             </w:rPr>
           </w:pPr>
-          <w:hyperlink w:anchor="_Toc241660853" w:history="1">
+          <w:hyperlink w:anchor="_Toc241663716" w:history="1">
             <w:r>
               <w:rPr>
                 <w:rStyle w:val="Hyperlink"/>
@@ -2943,7 +2943,7 @@
                 <w:noProof/>
                 <w:webHidden/>
               </w:rPr>
-              <w:instrText xml:space="preserve"> PAGEREF _Toc241660853 \h </w:instrText>
+              <w:instrText xml:space="preserve"> PAGEREF _Toc241663716 \h </w:instrText>
             </w:r>
             <w:r>
               <w:rPr>
@@ -2991,7 +2991,7 @@
               <w14:ligatures w14:val="standardContextual"/>
             </w:rPr>
           </w:pPr>
-          <w:hyperlink w:anchor="_Toc241660854" w:history="1">
+          <w:hyperlink w:anchor="_Toc241663717" w:history="1">
             <w:r>
               <w:rPr>
                 <w:rStyle w:val="Hyperlink"/>
@@ -3037,7 +3037,7 @@
                 <w:noProof/>
                 <w:webHidden/>
               </w:rPr>
-              <w:instrText xml:space="preserve"> PAGEREF _Toc241660854 \h </w:instrText>
+              <w:instrText xml:space="preserve"> PAGEREF _Toc241663717 \h </w:instrText>
             </w:r>
             <w:r>
               <w:rPr>
@@ -3085,7 +3085,7 @@
               <w14:ligatures w14:val="standardContextual"/>
             </w:rPr>
           </w:pPr>
-          <w:hyperlink w:anchor="_Toc241660855" w:history="1">
+          <w:hyperlink w:anchor="_Toc241663718" w:history="1">
             <w:r>
               <w:rPr>
                 <w:rStyle w:val="Hyperlink"/>
@@ -3131,7 +3131,7 @@
                 <w:noProof/>
                 <w:webHidden/>
               </w:rPr>
-              <w:instrText xml:space="preserve"> PAGEREF _Toc241660855 \h </w:instrText>
+              <w:instrText xml:space="preserve"> PAGEREF _Toc241663718 \h </w:instrText>
             </w:r>
             <w:r>
               <w:rPr>
@@ -3179,7 +3179,7 @@
               <w14:ligatures w14:val="standardContextual"/>
             </w:rPr>
           </w:pPr>
-          <w:hyperlink w:anchor="_Toc241660856" w:history="1">
+          <w:hyperlink w:anchor="_Toc241663719" w:history="1">
             <w:r>
               <w:rPr>
                 <w:rStyle w:val="Hyperlink"/>
@@ -3225,7 +3225,7 @@
                 <w:noProof/>
                 <w:webHidden/>
               </w:rPr>
-              <w:instrText xml:space="preserve"> PAGEREF _Toc241660856 \h </w:instrText>
+              <w:instrText xml:space="preserve"> PAGEREF _Toc241663719 \h </w:instrText>
             </w:r>
             <w:r>
               <w:rPr>
@@ -3273,7 +3273,7 @@
               <w14:ligatures w14:val="standardContextual"/>
             </w:rPr>
           </w:pPr>
-          <w:hyperlink w:anchor="_Toc241660857" w:history="1">
+          <w:hyperlink w:anchor="_Toc241663720" w:history="1">
             <w:r>
               <w:rPr>
                 <w:rStyle w:val="Hyperlink"/>
@@ -3319,7 +3319,7 @@
                 <w:noProof/>
                 <w:webHidden/>
               </w:rPr>
-              <w:instrText xml:space="preserve"> PAGEREF _Toc241660857 \h </w:instrText>
+              <w:instrText xml:space="preserve"> PAGEREF _Toc241663720 \h </w:instrText>
             </w:r>
             <w:r>
               <w:rPr>
@@ -3367,7 +3367,7 @@
               <w14:ligatures w14:val="standardContextual"/>
             </w:rPr>
           </w:pPr>
-          <w:hyperlink w:anchor="_Toc241660858" w:history="1">
+          <w:hyperlink w:anchor="_Toc241663721" w:history="1">
             <w:r>
               <w:rPr>
                 <w:rStyle w:val="Hyperlink"/>
@@ -3413,7 +3413,7 @@
                 <w:noProof/>
                 <w:webHidden/>
               </w:rPr>
-              <w:instrText xml:space="preserve"> PAGEREF _Toc241660858 \h </w:instrText>
+              <w:instrText xml:space="preserve"> PAGEREF _Toc241663721 \h </w:instrText>
             </w:r>
             <w:r>
               <w:rPr>
@@ -3461,7 +3461,7 @@
               <w14:ligatures w14:val="standardContextual"/>
             </w:rPr>
           </w:pPr>
-          <w:hyperlink w:anchor="_Toc241660859" w:history="1">
+          <w:hyperlink w:anchor="_Toc241663722" w:history="1">
             <w:r>
               <w:rPr>
                 <w:rStyle w:val="Hyperlink"/>
@@ -3507,7 +3507,7 @@
                 <w:noProof/>
                 <w:webHidden/>
               </w:rPr>
-              <w:instrText xml:space="preserve"> PAGEREF _Toc241660859 \h </w:instrText>
+              <w:instrText xml:space="preserve"> PAGEREF _Toc241663722 \h </w:instrText>
             </w:r>
             <w:r>
               <w:rPr>
@@ -3555,7 +3555,7 @@
               <w14:ligatures w14:val="standardContextual"/>
             </w:rPr>
           </w:pPr>
-          <w:hyperlink w:anchor="_Toc241660860" w:history="1">
+          <w:hyperlink w:anchor="_Toc241663723" w:history="1">
             <w:r>
               <w:rPr>
                 <w:rStyle w:val="Hyperlink"/>
@@ -3601,7 +3601,7 @@
                 <w:noProof/>
                 <w:webHidden/>
               </w:rPr>
-              <w:instrText xml:space="preserve"> PAGEREF _Toc241660860 \h </w:instrText>
+              <w:instrText xml:space="preserve"> PAGEREF _Toc241663723 \h </w:instrText>
             </w:r>
             <w:r>
               <w:rPr>
@@ -3649,7 +3649,7 @@
               <w14:ligatures w14:val="standardContextual"/>
             </w:rPr>
           </w:pPr>
-          <w:hyperlink w:anchor="_Toc241660861" w:history="1">
+          <w:hyperlink w:anchor="_Toc241663724" w:history="1">
             <w:r>
               <w:rPr>
                 <w:rStyle w:val="Hyperlink"/>
@@ -3695,7 +3695,7 @@
                 <w:noProof/>
                 <w:webHidden/>
               </w:rPr>
-              <w:instrText xml:space="preserve"> PAGEREF _Toc241660861 \h </w:instrText>
+              <w:instrText xml:space="preserve"> PAGEREF _Toc241663724 \h </w:instrText>
             </w:r>
             <w:r>
               <w:rPr>
@@ -3743,7 +3743,7 @@
               <w14:ligatures w14:val="standardContextual"/>
             </w:rPr>
           </w:pPr>
-          <w:hyperlink w:anchor="_Toc241660862" w:history="1">
+          <w:hyperlink w:anchor="_Toc241663725" w:history="1">
             <w:r>
               <w:rPr>
                 <w:rStyle w:val="Hyperlink"/>
@@ -3789,7 +3789,7 @@
                 <w:noProof/>
                 <w:webHidden/>
               </w:rPr>
-              <w:instrText xml:space="preserve"> PAGEREF _Toc241660862 \h </w:instrText>
+              <w:instrText xml:space="preserve"> PAGEREF _Toc241663725 \h </w:instrText>
             </w:r>
             <w:r>
               <w:rPr>
@@ -3837,7 +3837,7 @@
               <w14:ligatures w14:val="standardContextual"/>
             </w:rPr>
           </w:pPr>
-          <w:hyperlink w:anchor="_Toc241660863" w:history="1">
+          <w:hyperlink w:anchor="_Toc241663726" w:history="1">
             <w:r>
               <w:rPr>
                 <w:rStyle w:val="Hyperlink"/>
@@ -3883,7 +3883,7 @@
                 <w:noProof/>
                 <w:webHidden/>
               </w:rPr>
-              <w:instrText xml:space="preserve"> PAGEREF _Toc241660863 \h </w:instrText>
+              <w:instrText xml:space="preserve"> PAGEREF _Toc241663726 \h </w:instrText>
             </w:r>
             <w:r>
               <w:rPr>
@@ -3931,7 +3931,7 @@
               <w14:ligatures w14:val="standardContextual"/>
             </w:rPr>
           </w:pPr>
-          <w:hyperlink w:anchor="_Toc241660864" w:history="1">
+          <w:hyperlink w:anchor="_Toc241663727" w:history="1">
             <w:r>
               <w:rPr>
                 <w:rStyle w:val="Hyperlink"/>
@@ -3977,7 +3977,7 @@
                 <w:noProof/>
                 <w:webHidden/>
               </w:rPr>
-              <w:instrText xml:space="preserve"> PAGEREF _Toc241660864 \h </w:instrText>
+              <w:instrText xml:space="preserve"> PAGEREF _Toc241663727 \h </w:instrText>
             </w:r>
             <w:r>
               <w:rPr>
@@ -4025,7 +4025,7 @@
               <w14:ligatures w14:val="standardContextual"/>
             </w:rPr>
           </w:pPr>
-          <w:hyperlink w:anchor="_Toc241660865" w:history="1">
+          <w:hyperlink w:anchor="_Toc241663728" w:history="1">
             <w:r>
               <w:rPr>
                 <w:rStyle w:val="Hyperlink"/>
@@ -4071,7 +4071,7 @@
                 <w:noProof/>
                 <w:webHidden/>
               </w:rPr>
-              <w:instrText xml:space="preserve"> PAGEREF _Toc241660865 \h </w:instrText>
+              <w:instrText xml:space="preserve"> PAGEREF _Toc241663728 \h </w:instrText>
             </w:r>
             <w:r>
               <w:rPr>
@@ -4119,7 +4119,7 @@
               <w14:ligatures w14:val="standardContextual"/>
             </w:rPr>
           </w:pPr>
-          <w:hyperlink w:anchor="_Toc241660866" w:history="1">
+          <w:hyperlink w:anchor="_Toc241663729" w:history="1">
             <w:r>
               <w:rPr>
                 <w:rStyle w:val="Hyperlink"/>
@@ -4165,7 +4165,7 @@
                 <w:noProof/>
                 <w:webHidden/>
               </w:rPr>
-              <w:instrText xml:space="preserve"> PAGEREF _Toc241660866 \h </w:instrText>
+              <w:instrText xml:space="preserve"> PAGEREF _Toc241663729 \h </w:instrText>
             </w:r>
             <w:r>
               <w:rPr>
@@ -4213,7 +4213,7 @@
               <w14:ligatures w14:val="standardContextual"/>
             </w:rPr>
           </w:pPr>
-          <w:hyperlink w:anchor="_Toc241660867" w:history="1">
+          <w:hyperlink w:anchor="_Toc241663730" w:history="1">
             <w:r>
               <w:rPr>
                 <w:rStyle w:val="Hyperlink"/>
@@ -4259,7 +4259,7 @@
                 <w:noProof/>
                 <w:webHidden/>
               </w:rPr>
-              <w:instrText xml:space="preserve"> PAGEREF _Toc241660867 \h </w:instrText>
+              <w:instrText xml:space="preserve"> PAGEREF _Toc241663730 \h </w:instrText>
             </w:r>
             <w:r>
               <w:rPr>
@@ -4307,7 +4307,7 @@
               <w14:ligatures w14:val="standardContextual"/>
             </w:rPr>
           </w:pPr>
-          <w:hyperlink w:anchor="_Toc241660868" w:history="1">
+          <w:hyperlink w:anchor="_Toc241663731" w:history="1">
             <w:r>
               <w:rPr>
                 <w:rStyle w:val="Hyperlink"/>
@@ -4353,7 +4353,7 @@
                 <w:noProof/>
                 <w:webHidden/>
               </w:rPr>
-              <w:instrText xml:space="preserve"> PAGEREF _Toc241660868 \h </w:instrText>
+              <w:instrText xml:space="preserve"> PAGEREF _Toc241663731 \h </w:instrText>
             </w:r>
             <w:r>
               <w:rPr>
@@ -4401,7 +4401,7 @@
               <w14:ligatures w14:val="standardContextual"/>
             </w:rPr>
           </w:pPr>
-          <w:hyperlink w:anchor="_Toc241660869" w:history="1">
+          <w:hyperlink w:anchor="_Toc241663732" w:history="1">
             <w:r>
               <w:rPr>
                 <w:rStyle w:val="Hyperlink"/>
@@ -4447,7 +4447,7 @@
                 <w:noProof/>
                 <w:webHidden/>
               </w:rPr>
-              <w:instrText xml:space="preserve"> PAGEREF _Toc241660869 \h </w:instrText>
+              <w:instrText xml:space="preserve"> PAGEREF _Toc241663732 \h </w:instrText>
             </w:r>
             <w:r>
               <w:rPr>
@@ -4495,7 +4495,7 @@
               <w14:ligatures w14:val="standardContextual"/>
             </w:rPr>
           </w:pPr>
-          <w:hyperlink w:anchor="_Toc241660870" w:history="1">
+          <w:hyperlink w:anchor="_Toc241663733" w:history="1">
             <w:r>
               <w:rPr>
                 <w:rStyle w:val="Hyperlink"/>
@@ -4541,7 +4541,7 @@
                 <w:noProof/>
                 <w:webHidden/>
               </w:rPr>
-              <w:instrText xml:space="preserve"> PAGEREF _Toc241660870 \h </w:instrText>
+              <w:instrText xml:space="preserve"> PAGEREF _Toc241663733 \h </w:instrText>
             </w:r>
             <w:r>
               <w:rPr>
@@ -4589,7 +4589,7 @@
               <w14:ligatures w14:val="standardContextual"/>
             </w:rPr>
           </w:pPr>
-          <w:hyperlink w:anchor="_Toc241660871" w:history="1">
+          <w:hyperlink w:anchor="_Toc241663734" w:history="1">
             <w:r>
               <w:rPr>
                 <w:rStyle w:val="Hyperlink"/>
@@ -4635,7 +4635,7 @@
                 <w:noProof/>
                 <w:webHidden/>
               </w:rPr>
-              <w:instrText xml:space="preserve"> PAGEREF _Toc241660871 \h </w:instrText>
+              <w:instrText xml:space="preserve"> PAGEREF _Toc241663734 \h </w:instrText>
             </w:r>
             <w:r>
               <w:rPr>
@@ -4683,7 +4683,7 @@
               <w14:ligatures w14:val="standardContextual"/>
             </w:rPr>
           </w:pPr>
-          <w:hyperlink w:anchor="_Toc241660872" w:history="1">
+          <w:hyperlink w:anchor="_Toc241663735" w:history="1">
             <w:r>
               <w:rPr>
                 <w:rStyle w:val="Hyperlink"/>
@@ -4729,7 +4729,7 @@
                 <w:noProof/>
                 <w:webHidden/>
               </w:rPr>
-              <w:instrText xml:space="preserve"> PAGEREF _Toc241660872 \h </w:instrText>
+              <w:instrText xml:space="preserve"> PAGEREF _Toc241663735 \h </w:instrText>
             </w:r>
             <w:r>
               <w:rPr>
@@ -4777,7 +4777,7 @@
               <w14:ligatures w14:val="standardContextual"/>
             </w:rPr>
           </w:pPr>
-          <w:hyperlink w:anchor="_Toc241660873" w:history="1">
+          <w:hyperlink w:anchor="_Toc241663736" w:history="1">
             <w:r>
               <w:rPr>
                 <w:rStyle w:val="Hyperlink"/>
@@ -4823,7 +4823,7 @@
                 <w:noProof/>
                 <w:webHidden/>
               </w:rPr>
-              <w:instrText xml:space="preserve"> PAGEREF _Toc241660873 \h </w:instrText>
+              <w:instrText xml:space="preserve"> PAGEREF _Toc241663736 \h </w:instrText>
             </w:r>
             <w:r>
               <w:rPr>
@@ -4871,7 +4871,7 @@
               <w14:ligatures w14:val="standardContextual"/>
             </w:rPr>
           </w:pPr>
-          <w:hyperlink w:anchor="_Toc241660874" w:history="1">
+          <w:hyperlink w:anchor="_Toc241663737" w:history="1">
             <w:r>
               <w:rPr>
                 <w:rStyle w:val="Hyperlink"/>
@@ -4917,7 +4917,7 @@
                 <w:noProof/>
                 <w:webHidden/>
               </w:rPr>
-              <w:instrText xml:space="preserve"> PAGEREF _Toc241660874 \h </w:instrText>
+              <w:instrText xml:space="preserve"> PAGEREF _Toc241663737 \h </w:instrText>
             </w:r>
             <w:r>
               <w:rPr>
@@ -4965,7 +4965,7 @@
               <w14:ligatures w14:val="standardContextual"/>
             </w:rPr>
           </w:pPr>
-          <w:hyperlink w:anchor="_Toc241660875" w:history="1">
+          <w:hyperlink w:anchor="_Toc241663738" w:history="1">
             <w:r>
               <w:rPr>
                 <w:rStyle w:val="Hyperlink"/>
@@ -5011,7 +5011,7 @@
                 <w:noProof/>
                 <w:webHidden/>
               </w:rPr>
-              <w:instrText xml:space="preserve"> PAGEREF _Toc241660875 \h </w:instrText>
+              <w:instrText xml:space="preserve"> PAGEREF _Toc241663738 \h </w:instrText>
             </w:r>
             <w:r>
               <w:rPr>
@@ -5059,7 +5059,7 @@
               <w14:ligatures w14:val="standardContextual"/>
             </w:rPr>
           </w:pPr>
-          <w:hyperlink w:anchor="_Toc241660876" w:history="1">
+          <w:hyperlink w:anchor="_Toc241663739" w:history="1">
             <w:r>
               <w:rPr>
                 <w:rStyle w:val="Hyperlink"/>
@@ -5105,7 +5105,7 @@
                 <w:noProof/>
                 <w:webHidden/>
               </w:rPr>
-              <w:instrText xml:space="preserve"> PAGEREF _Toc241660876 \h </w:instrText>
+              <w:instrText xml:space="preserve"> PAGEREF _Toc241663739 \h </w:instrText>
             </w:r>
             <w:r>
               <w:rPr>
@@ -5153,7 +5153,7 @@
               <w14:ligatures w14:val="standardContextual"/>
             </w:rPr>
           </w:pPr>
-          <w:hyperlink w:anchor="_Toc241660877" w:history="1">
+          <w:hyperlink w:anchor="_Toc241663740" w:history="1">
             <w:r>
               <w:rPr>
                 <w:rStyle w:val="Hyperlink"/>
@@ -5199,7 +5199,7 @@
                 <w:noProof/>
                 <w:webHidden/>
               </w:rPr>
-              <w:instrText xml:space="preserve"> PAGEREF _Toc241660877 \h </w:instrText>
+              <w:instrText xml:space="preserve"> PAGEREF _Toc241663740 \h </w:instrText>
             </w:r>
             <w:r>
               <w:rPr>
@@ -5247,7 +5247,7 @@
               <w14:ligatures w14:val="standardContextual"/>
             </w:rPr>
           </w:pPr>
-          <w:hyperlink w:anchor="_Toc241660878" w:history="1">
+          <w:hyperlink w:anchor="_Toc241663741" w:history="1">
             <w:r>
               <w:rPr>
                 <w:rStyle w:val="Hyperlink"/>
@@ -5293,7 +5293,7 @@
                 <w:noProof/>
                 <w:webHidden/>
               </w:rPr>
-              <w:instrText xml:space="preserve"> PAGEREF _Toc241660878 \h </w:instrText>
+              <w:instrText xml:space="preserve"> PAGEREF _Toc241663741 \h </w:instrText>
             </w:r>
             <w:r>
               <w:rPr>
@@ -5341,7 +5341,7 @@
               <w14:ligatures w14:val="standardContextual"/>
             </w:rPr>
           </w:pPr>
-          <w:hyperlink w:anchor="_Toc241660879" w:history="1">
+          <w:hyperlink w:anchor="_Toc241663742" w:history="1">
             <w:r>
               <w:rPr>
                 <w:rStyle w:val="Hyperlink"/>
@@ -5387,7 +5387,7 @@
                 <w:noProof/>
                 <w:webHidden/>
               </w:rPr>
-              <w:instrText xml:space="preserve"> PAGEREF _Toc241660879 \h </w:instrText>
+              <w:instrText xml:space="preserve"> PAGEREF _Toc241663742 \h </w:instrText>
             </w:r>
             <w:r>
               <w:rPr>
@@ -5435,7 +5435,7 @@
               <w14:ligatures w14:val="standardContextual"/>
             </w:rPr>
           </w:pPr>
-          <w:hyperlink w:anchor="_Toc241660880" w:history="1">
+          <w:hyperlink w:anchor="_Toc241663743" w:history="1">
             <w:r>
               <w:rPr>
                 <w:rStyle w:val="Hyperlink"/>
@@ -5481,7 +5481,7 @@
                 <w:noProof/>
                 <w:webHidden/>
               </w:rPr>
-              <w:instrText xml:space="preserve"> PAGEREF _Toc241660880 \h </w:instrText>
+              <w:instrText xml:space="preserve"> PAGEREF _Toc241663743 \h </w:instrText>
             </w:r>
             <w:r>
               <w:rPr>
@@ -5529,7 +5529,7 @@
               <w14:ligatures w14:val="standardContextual"/>
             </w:rPr>
           </w:pPr>
-          <w:hyperlink w:anchor="_Toc241660881" w:history="1">
+          <w:hyperlink w:anchor="_Toc241663744" w:history="1">
             <w:r>
               <w:rPr>
                 <w:rStyle w:val="Hyperlink"/>
@@ -5575,7 +5575,7 @@
                 <w:noProof/>
                 <w:webHidden/>
               </w:rPr>
-              <w:instrText xml:space="preserve"> PAGEREF _Toc241660881 \h </w:instrText>
+              <w:instrText xml:space="preserve"> PAGEREF _Toc241663744 \h </w:instrText>
             </w:r>
             <w:r>
               <w:rPr>
@@ -5623,7 +5623,7 @@
               <w14:ligatures w14:val="standardContextual"/>
             </w:rPr>
           </w:pPr>
-          <w:hyperlink w:anchor="_Toc241660882" w:history="1">
+          <w:hyperlink w:anchor="_Toc241663745" w:history="1">
             <w:r>
               <w:rPr>
                 <w:rStyle w:val="Hyperlink"/>
@@ -5669,7 +5669,7 @@
                 <w:noProof/>
                 <w:webHidden/>
               </w:rPr>
-              <w:instrText xml:space="preserve"> PAGEREF _Toc241660882 \h </w:instrText>
+              <w:instrText xml:space="preserve"> PAGEREF _Toc241663745 \h </w:instrText>
             </w:r>
             <w:r>
               <w:rPr>
@@ -5717,7 +5717,7 @@
               <w14:ligatures w14:val="standardContextual"/>
             </w:rPr>
           </w:pPr>
-          <w:hyperlink w:anchor="_Toc241660883" w:history="1">
+          <w:hyperlink w:anchor="_Toc241663746" w:history="1">
             <w:r>
               <w:rPr>
                 <w:rStyle w:val="Hyperlink"/>
@@ -5763,7 +5763,7 @@
                 <w:noProof/>
                 <w:webHidden/>
               </w:rPr>
-              <w:instrText xml:space="preserve"> PAGEREF _Toc241660883 \h </w:instrText>
+              <w:instrText xml:space="preserve"> PAGEREF _Toc241663746 \h </w:instrText>
             </w:r>
             <w:r>
               <w:rPr>
@@ -5811,7 +5811,7 @@
               <w14:ligatures w14:val="standardContextual"/>
             </w:rPr>
           </w:pPr>
-          <w:hyperlink w:anchor="_Toc241660884" w:history="1">
+          <w:hyperlink w:anchor="_Toc241663747" w:history="1">
             <w:r>
               <w:rPr>
                 <w:rStyle w:val="Hyperlink"/>
@@ -5857,7 +5857,7 @@
                 <w:noProof/>
                 <w:webHidden/>
               </w:rPr>
-              <w:instrText xml:space="preserve"> PAGEREF _Toc241660884 \h </w:instrText>
+              <w:instrText xml:space="preserve"> PAGEREF _Toc241663747 \h </w:instrText>
             </w:r>
             <w:r>
               <w:rPr>
@@ -5905,7 +5905,7 @@
               <w14:ligatures w14:val="standardContextual"/>
             </w:rPr>
           </w:pPr>
-          <w:hyperlink w:anchor="_Toc241660885" w:history="1">
+          <w:hyperlink w:anchor="_Toc241663748" w:history="1">
             <w:r>
               <w:rPr>
                 <w:rStyle w:val="Hyperlink"/>
@@ -5951,7 +5951,7 @@
                 <w:noProof/>
                 <w:webHidden/>
               </w:rPr>
-              <w:instrText xml:space="preserve"> PAGEREF _Toc241660885 \h </w:instrText>
+              <w:instrText xml:space="preserve"> PAGEREF _Toc241663748 \h </w:instrText>
             </w:r>
             <w:r>
               <w:rPr>
@@ -5999,7 +5999,7 @@
               <w14:ligatures w14:val="standardContextual"/>
             </w:rPr>
           </w:pPr>
-          <w:hyperlink w:anchor="_Toc241660886" w:history="1">
+          <w:hyperlink w:anchor="_Toc241663749" w:history="1">
             <w:r>
               <w:rPr>
                 <w:rStyle w:val="Hyperlink"/>
@@ -6045,7 +6045,7 @@
                 <w:noProof/>
                 <w:webHidden/>
               </w:rPr>
-              <w:instrText xml:space="preserve"> PAGEREF _Toc241660886 \h </w:instrText>
+              <w:instrText xml:space="preserve"> PAGEREF _Toc241663749 \h </w:instrText>
             </w:r>
             <w:r>
               <w:rPr>
@@ -6093,7 +6093,7 @@
               <w14:ligatures w14:val="standardContextual"/>
             </w:rPr>
           </w:pPr>
-          <w:hyperlink w:anchor="_Toc241660887" w:history="1">
+          <w:hyperlink w:anchor="_Toc241663750" w:history="1">
             <w:r>
               <w:rPr>
                 <w:rStyle w:val="Hyperlink"/>
@@ -6139,7 +6139,7 @@
                 <w:noProof/>
                 <w:webHidden/>
               </w:rPr>
-              <w:instrText xml:space="preserve"> PAGEREF _Toc241660887 \h </w:instrText>
+              <w:instrText xml:space="preserve"> PAGEREF _Toc241663750 \h </w:instrText>
             </w:r>
             <w:r>
               <w:rPr>
@@ -6187,7 +6187,7 @@
               <w14:ligatures w14:val="standardContextual"/>
             </w:rPr>
           </w:pPr>
-          <w:hyperlink w:anchor="_Toc241660888" w:history="1">
+          <w:hyperlink w:anchor="_Toc241663751" w:history="1">
             <w:r>
               <w:rPr>
                 <w:rStyle w:val="Hyperlink"/>
@@ -6233,7 +6233,7 @@
                 <w:noProof/>
                 <w:webHidden/>
               </w:rPr>
-              <w:instrText xml:space="preserve"> PAGEREF _Toc241660888 \h </w:instrText>
+              <w:instrText xml:space="preserve"> PAGEREF _Toc241663751 \h </w:instrText>
             </w:r>
             <w:r>
               <w:rPr>
@@ -6281,7 +6281,7 @@
               <w14:ligatures w14:val="standardContextual"/>
             </w:rPr>
           </w:pPr>
-          <w:hyperlink w:anchor="_Toc241660889" w:history="1">
+          <w:hyperlink w:anchor="_Toc241663752" w:history="1">
             <w:r>
               <w:rPr>
                 <w:rStyle w:val="Hyperlink"/>
@@ -6327,7 +6327,7 @@
                 <w:noProof/>
                 <w:webHidden/>
               </w:rPr>
-              <w:instrText xml:space="preserve"> PAGEREF _Toc241660889 \h </w:instrText>
+              <w:instrText xml:space="preserve"> PAGEREF _Toc241663752 \h </w:instrText>
             </w:r>
             <w:r>
               <w:rPr>
@@ -6375,7 +6375,7 @@
               <w14:ligatures w14:val="standardContextual"/>
             </w:rPr>
           </w:pPr>
-          <w:hyperlink w:anchor="_Toc241660890" w:history="1">
+          <w:hyperlink w:anchor="_Toc241663753" w:history="1">
             <w:r>
               <w:rPr>
                 <w:rStyle w:val="Hyperlink"/>
@@ -6421,7 +6421,7 @@
                 <w:noProof/>
                 <w:webHidden/>
               </w:rPr>
-              <w:instrText xml:space="preserve"> PAGEREF _Toc241660890 \h </w:instrText>
+              <w:instrText xml:space="preserve"> PAGEREF _Toc241663753 \h </w:instrText>
             </w:r>
             <w:r>
               <w:rPr>
@@ -6469,7 +6469,7 @@
               <w14:ligatures w14:val="standardContextual"/>
             </w:rPr>
           </w:pPr>
-          <w:hyperlink w:anchor="_Toc241660891" w:history="1">
+          <w:hyperlink w:anchor="_Toc241663754" w:history="1">
             <w:r>
               <w:rPr>
                 <w:rStyle w:val="Hyperlink"/>
@@ -6515,7 +6515,7 @@
                 <w:noProof/>
                 <w:webHidden/>
               </w:rPr>
-              <w:instrText xml:space="preserve"> PAGEREF _Toc241660891 \h </w:instrText>
+              <w:instrText xml:space="preserve"> PAGEREF _Toc241663754 \h </w:instrText>
             </w:r>
             <w:r>
               <w:rPr>
@@ -6563,7 +6563,7 @@
               <w14:ligatures w14:val="standardContextual"/>
             </w:rPr>
           </w:pPr>
-          <w:hyperlink w:anchor="_Toc241660892" w:history="1">
+          <w:hyperlink w:anchor="_Toc241663755" w:history="1">
             <w:r>
               <w:rPr>
                 <w:rStyle w:val="Hyperlink"/>
@@ -6609,7 +6609,7 @@
                 <w:noProof/>
                 <w:webHidden/>
               </w:rPr>
-              <w:instrText xml:space="preserve"> PAGEREF _Toc241660892 \h </w:instrText>
+              <w:instrText xml:space="preserve"> PAGEREF _Toc241663755 \h </w:instrText>
             </w:r>
             <w:r>
               <w:rPr>
@@ -6657,7 +6657,7 @@
               <w14:ligatures w14:val="standardContextual"/>
             </w:rPr>
           </w:pPr>
-          <w:hyperlink w:anchor="_Toc241660893" w:history="1">
+          <w:hyperlink w:anchor="_Toc241663756" w:history="1">
             <w:r>
               <w:rPr>
                 <w:rStyle w:val="Hyperlink"/>
@@ -6703,7 +6703,7 @@
                 <w:noProof/>
                 <w:webHidden/>
               </w:rPr>
-              <w:instrText xml:space="preserve"> PAGEREF _Toc241660893 \h </w:instrText>
+              <w:instrText xml:space="preserve"> PAGEREF _Toc241663756 \h </w:instrText>
             </w:r>
             <w:r>
               <w:rPr>
@@ -6751,7 +6751,7 @@
               <w14:ligatures w14:val="standardContextual"/>
             </w:rPr>
           </w:pPr>
-          <w:hyperlink w:anchor="_Toc241660894" w:history="1">
+          <w:hyperlink w:anchor="_Toc241663757" w:history="1">
             <w:r>
               <w:rPr>
                 <w:rStyle w:val="Hyperlink"/>
@@ -6797,7 +6797,7 @@
                 <w:noProof/>
                 <w:webHidden/>
               </w:rPr>
-              <w:instrText xml:space="preserve"> PAGEREF _Toc241660894 \h </w:instrText>
+              <w:instrText xml:space="preserve"> PAGEREF _Toc241663757 \h </w:instrText>
             </w:r>
             <w:r>
               <w:rPr>
@@ -6845,7 +6845,7 @@
               <w14:ligatures w14:val="standardContextual"/>
             </w:rPr>
           </w:pPr>
-          <w:hyperlink w:anchor="_Toc241660895" w:history="1">
+          <w:hyperlink w:anchor="_Toc241663758" w:history="1">
             <w:r>
               <w:rPr>
                 <w:rStyle w:val="Hyperlink"/>
@@ -6891,7 +6891,7 @@
                 <w:noProof/>
                 <w:webHidden/>
               </w:rPr>
-              <w:instrText xml:space="preserve"> PAGEREF _Toc241660895 \h </w:instrText>
+              <w:instrText xml:space="preserve"> PAGEREF _Toc241663758 \h </w:instrText>
             </w:r>
             <w:r>
               <w:rPr>
@@ -6939,7 +6939,7 @@
               <w14:ligatures w14:val="standardContextual"/>
             </w:rPr>
           </w:pPr>
-          <w:hyperlink w:anchor="_Toc241660896" w:history="1">
+          <w:hyperlink w:anchor="_Toc241663759" w:history="1">
             <w:r>
               <w:rPr>
                 <w:rStyle w:val="Hyperlink"/>
@@ -6985,7 +6985,7 @@
                 <w:noProof/>
                 <w:webHidden/>
               </w:rPr>
-              <w:instrText xml:space="preserve"> PAGEREF _Toc241660896 \h </w:instrText>
+              <w:instrText xml:space="preserve"> PAGEREF _Toc241663759 \h </w:instrText>
             </w:r>
             <w:r>
               <w:rPr>
@@ -7033,7 +7033,7 @@
               <w14:ligatures w14:val="standardContextual"/>
             </w:rPr>
           </w:pPr>
-          <w:hyperlink w:anchor="_Toc241660897" w:history="1">
+          <w:hyperlink w:anchor="_Toc241663760" w:history="1">
             <w:r>
               <w:rPr>
                 <w:rStyle w:val="Hyperlink"/>
@@ -7079,7 +7079,7 @@
                 <w:noProof/>
                 <w:webHidden/>
               </w:rPr>
-              <w:instrText xml:space="preserve"> PAGEREF _Toc241660897 \h </w:instrText>
+              <w:instrText xml:space="preserve"> PAGEREF _Toc241663760 \h </w:instrText>
             </w:r>
             <w:r>
               <w:rPr>
@@ -7127,7 +7127,7 @@
               <w14:ligatures w14:val="standardContextual"/>
             </w:rPr>
           </w:pPr>
-          <w:hyperlink w:anchor="_Toc241660898" w:history="1">
+          <w:hyperlink w:anchor="_Toc241663761" w:history="1">
             <w:r>
               <w:rPr>
                 <w:rStyle w:val="Hyperlink"/>
@@ -7173,7 +7173,7 @@
                 <w:noProof/>
                 <w:webHidden/>
               </w:rPr>
-              <w:instrText xml:space="preserve"> PAGEREF _Toc241660898 \h </w:instrText>
+              <w:instrText xml:space="preserve"> PAGEREF _Toc241663761 \h </w:instrText>
             </w:r>
             <w:r>
               <w:rPr>
@@ -7221,7 +7221,7 @@
               <w14:ligatures w14:val="standardContextual"/>
             </w:rPr>
           </w:pPr>
-          <w:hyperlink w:anchor="_Toc241660899" w:history="1">
+          <w:hyperlink w:anchor="_Toc241663762" w:history="1">
             <w:r>
               <w:rPr>
                 <w:rStyle w:val="Hyperlink"/>
@@ -7267,7 +7267,7 @@
                 <w:noProof/>
                 <w:webHidden/>
               </w:rPr>
-              <w:instrText xml:space="preserve"> PAGEREF _Toc241660899 \h </w:instrText>
+              <w:instrText xml:space="preserve"> PAGEREF _Toc241663762 \h </w:instrText>
             </w:r>
             <w:r>
               <w:rPr>
@@ -7315,7 +7315,7 @@
               <w14:ligatures w14:val="standardContextual"/>
             </w:rPr>
           </w:pPr>
-          <w:hyperlink w:anchor="_Toc241660900" w:history="1">
+          <w:hyperlink w:anchor="_Toc241663763" w:history="1">
             <w:r>
               <w:rPr>
                 <w:rStyle w:val="Hyperlink"/>
@@ -7361,7 +7361,7 @@
                 <w:noProof/>
                 <w:webHidden/>
               </w:rPr>
-              <w:instrText xml:space="preserve"> PAGEREF _Toc241660900 \h </w:instrText>
+              <w:instrText xml:space="preserve"> PAGEREF _Toc241663763 \h </w:instrText>
             </w:r>
             <w:r>
               <w:rPr>
@@ -7409,7 +7409,7 @@
               <w14:ligatures w14:val="standardContextual"/>
             </w:rPr>
           </w:pPr>
-          <w:hyperlink w:anchor="_Toc241660901" w:history="1">
+          <w:hyperlink w:anchor="_Toc241663764" w:history="1">
             <w:r>
               <w:rPr>
                 <w:rStyle w:val="Hyperlink"/>
@@ -7455,7 +7455,7 @@
                 <w:noProof/>
                 <w:webHidden/>
               </w:rPr>
-              <w:instrText xml:space="preserve"> PAGEREF _Toc241660901 \h </w:instrText>
+              <w:instrText xml:space="preserve"> PAGEREF _Toc241663764 \h </w:instrText>
             </w:r>
             <w:r>
               <w:rPr>
@@ -7503,7 +7503,7 @@
               <w14:ligatures w14:val="standardContextual"/>
             </w:rPr>
           </w:pPr>
-          <w:hyperlink w:anchor="_Toc241660902" w:history="1">
+          <w:hyperlink w:anchor="_Toc241663765" w:history="1">
             <w:r>
               <w:rPr>
                 <w:rStyle w:val="Hyperlink"/>
@@ -7549,7 +7549,7 @@
                 <w:noProof/>
                 <w:webHidden/>
               </w:rPr>
-              <w:instrText xml:space="preserve"> PAGEREF _Toc241660902 \h </w:instrText>
+              <w:instrText xml:space="preserve"> PAGEREF _Toc241663765 \h </w:instrText>
             </w:r>
             <w:r>
               <w:rPr>
@@ -7597,7 +7597,7 @@
               <w14:ligatures w14:val="standardContextual"/>
             </w:rPr>
           </w:pPr>
-          <w:hyperlink w:anchor="_Toc241660903" w:history="1">
+          <w:hyperlink w:anchor="_Toc241663766" w:history="1">
             <w:r>
               <w:rPr>
                 <w:rStyle w:val="Hyperlink"/>
@@ -7643,7 +7643,7 @@
                 <w:noProof/>
                 <w:webHidden/>
               </w:rPr>
-              <w:instrText xml:space="preserve"> PAGEREF _Toc241660903 \h </w:instrText>
+              <w:instrText xml:space="preserve"> PAGEREF _Toc241663766 \h </w:instrText>
             </w:r>
             <w:r>
               <w:rPr>
@@ -7691,7 +7691,7 @@
               <w14:ligatures w14:val="standardContextual"/>
             </w:rPr>
           </w:pPr>
-          <w:hyperlink w:anchor="_Toc241660904" w:history="1">
+          <w:hyperlink w:anchor="_Toc241663767" w:history="1">
             <w:r>
               <w:rPr>
                 <w:rStyle w:val="Hyperlink"/>
@@ -7737,7 +7737,7 @@
                 <w:noProof/>
                 <w:webHidden/>
               </w:rPr>
-              <w:instrText xml:space="preserve"> PAGEREF _Toc241660904 \h </w:instrText>
+              <w:instrText xml:space="preserve"> PAGEREF _Toc241663767 \h </w:instrText>
             </w:r>
             <w:r>
               <w:rPr>
@@ -7785,7 +7785,7 @@
               <w14:ligatures w14:val="standardContextual"/>
             </w:rPr>
           </w:pPr>
-          <w:hyperlink w:anchor="_Toc241660905" w:history="1">
+          <w:hyperlink w:anchor="_Toc241663768" w:history="1">
             <w:r>
               <w:rPr>
                 <w:rStyle w:val="Hyperlink"/>
@@ -7831,7 +7831,7 @@
                 <w:noProof/>
                 <w:webHidden/>
               </w:rPr>
-              <w:instrText xml:space="preserve"> PAGEREF _Toc241660905 \h </w:instrText>
+              <w:instrText xml:space="preserve"> PAGEREF _Toc241663768 \h </w:instrText>
             </w:r>
             <w:r>
               <w:rPr>
@@ -7879,7 +7879,7 @@
               <w14:ligatures w14:val="standardContextual"/>
             </w:rPr>
           </w:pPr>
-          <w:hyperlink w:anchor="_Toc241660906" w:history="1">
+          <w:hyperlink w:anchor="_Toc241663769" w:history="1">
             <w:r>
               <w:rPr>
                 <w:rStyle w:val="Hyperlink"/>
@@ -7925,7 +7925,7 @@
                 <w:noProof/>
                 <w:webHidden/>
               </w:rPr>
-              <w:instrText xml:space="preserve"> PAGEREF _Toc241660906 \h </w:instrText>
+              <w:instrText xml:space="preserve"> PAGEREF _Toc241663769 \h </w:instrText>
             </w:r>
             <w:r>
               <w:rPr>
@@ -7973,7 +7973,7 @@
               <w14:ligatures w14:val="standardContextual"/>
             </w:rPr>
           </w:pPr>
-          <w:hyperlink w:anchor="_Toc241660907" w:history="1">
+          <w:hyperlink w:anchor="_Toc241663770" w:history="1">
             <w:r>
               <w:rPr>
                 <w:rStyle w:val="Hyperlink"/>
@@ -8019,7 +8019,7 @@
                 <w:noProof/>
                 <w:webHidden/>
               </w:rPr>
-              <w:instrText xml:space="preserve"> PAGEREF _Toc241660907 \h </w:instrText>
+              <w:instrText xml:space="preserve"> PAGEREF _Toc241663770 \h </w:instrText>
             </w:r>
             <w:r>
               <w:rPr>
@@ -8067,7 +8067,7 @@
               <w14:ligatures w14:val="standardContextual"/>
             </w:rPr>
           </w:pPr>
-          <w:hyperlink w:anchor="_Toc241660908" w:history="1">
+          <w:hyperlink w:anchor="_Toc241663771" w:history="1">
             <w:r>
               <w:rPr>
                 <w:rStyle w:val="Hyperlink"/>
@@ -8113,7 +8113,7 @@
                 <w:noProof/>
                 <w:webHidden/>
               </w:rPr>
-              <w:instrText xml:space="preserve"> PAGEREF _Toc241660908 \h </w:instrText>
+              <w:instrText xml:space="preserve"> PAGEREF _Toc241663771 \h </w:instrText>
             </w:r>
             <w:r>
               <w:rPr>
@@ -8160,7 +8160,7 @@
               <w14:ligatures w14:val="standardContextual"/>
             </w:rPr>
           </w:pPr>
-          <w:hyperlink w:anchor="_Toc241660909" w:history="1">
+          <w:hyperlink w:anchor="_Toc241663772" w:history="1">
             <w:r>
               <w:rPr>
                 <w:rStyle w:val="Hyperlink"/>
@@ -8187,7 +8187,7 @@
                 <w:noProof/>
                 <w:webHidden/>
               </w:rPr>
-              <w:instrText xml:space="preserve"> PAGEREF _Toc241660909 \h </w:instrText>
+              <w:instrText xml:space="preserve"> PAGEREF _Toc241663772 \h </w:instrText>
             </w:r>
             <w:r>
               <w:rPr>
@@ -8234,7 +8234,7 @@
               <w14:ligatures w14:val="standardContextual"/>
             </w:rPr>
           </w:pPr>
-          <w:hyperlink w:anchor="_Toc241660910" w:history="1">
+          <w:hyperlink w:anchor="_Toc241663773" w:history="1">
             <w:r>
               <w:rPr>
                 <w:rStyle w:val="Hyperlink"/>
@@ -8261,7 +8261,7 @@
                 <w:noProof/>
                 <w:webHidden/>
               </w:rPr>
-              <w:instrText xml:space="preserve"> PAGEREF _Toc241660910 \h </w:instrText>
+              <w:instrText xml:space="preserve"> PAGEREF _Toc241663773 \h </w:instrText>
             </w:r>
             <w:r>
               <w:rPr>
@@ -8304,7 +8304,7 @@
         <w:pStyle w:val="Heading1"/>
       </w:pPr>
       <w:bookmarkStart w:id="0" w:name="start-here"/>
-      <w:bookmarkStart w:id="1" w:name="_Toc241660823"/>
+      <w:bookmarkStart w:id="1" w:name="_Toc241663686"/>
       <w:r>
         <w:rPr>
           <w:rStyle w:val="SectionNumber"/>
@@ -8322,7 +8322,7 @@
         <w:pStyle w:val="Heading2"/>
       </w:pPr>
       <w:bookmarkStart w:id="2" w:name="what-tinygpt-is"/>
-      <w:bookmarkStart w:id="3" w:name="_Toc241660824"/>
+      <w:bookmarkStart w:id="3" w:name="_Toc241663687"/>
       <w:r>
         <w:rPr>
           <w:rStyle w:val="SectionNumber"/>
@@ -8465,7 +8465,7 @@
           <w:noProof/>
         </w:rPr>
         <w:drawing>
-          <wp:inline distT="0" distB="0" distL="0" distR="0" wp14:anchorId="5D059B72" wp14:editId="3B2958C7">
+          <wp:inline distT="0" distB="0" distL="0" distR="0" wp14:anchorId="758E0ABE" wp14:editId="653F2304">
             <wp:extent cx="5939999" cy="4517746"/>
             <wp:effectExtent l="0" t="0" r="0" b="0"/>
             <wp:docPr id="10" name="Picture" descr="The tinyGPT pipeline. a, text sources. b, data preparation turns raw text into clean, deduplicated, English, on-topic token shards, split by document. c, pre-training repeats a four-step loop (forward pass, loss, gradients, update) and evaluates every 200 steps. d, post-training turns the base model into a question answerer. e, tools to inspect, compare, export and use checkpoints."/>
@@ -8577,7 +8577,7 @@
         <w:pStyle w:val="Heading2"/>
       </w:pPr>
       <w:bookmarkStart w:id="4" w:name="the-files"/>
-      <w:bookmarkStart w:id="5" w:name="_Toc241660825"/>
+      <w:bookmarkStart w:id="5" w:name="_Toc241663688"/>
       <w:bookmarkEnd w:id="2"/>
       <w:r>
         <w:rPr>
@@ -9358,7 +9358,7 @@
         <w:pStyle w:val="Heading2"/>
       </w:pPr>
       <w:bookmarkStart w:id="6" w:name="everyday-commands"/>
-      <w:bookmarkStart w:id="7" w:name="_Toc241660826"/>
+      <w:bookmarkStart w:id="7" w:name="_Toc241663689"/>
       <w:bookmarkEnd w:id="4"/>
       <w:r>
         <w:rPr>
@@ -9590,7 +9590,7 @@
         <w:pStyle w:val="Heading2"/>
       </w:pPr>
       <w:bookmarkStart w:id="8" w:name="what-changed-on-29-september-2026"/>
-      <w:bookmarkStart w:id="9" w:name="_Toc241660827"/>
+      <w:bookmarkStart w:id="9" w:name="_Toc241663690"/>
       <w:bookmarkEnd w:id="6"/>
       <w:r>
         <w:rPr>
@@ -9900,7 +9900,7 @@
         <w:pStyle w:val="Heading2"/>
       </w:pPr>
       <w:bookmarkStart w:id="10" w:name="X87477c0b04dc5b0a9bcce666f011b24acd90ac6"/>
-      <w:bookmarkStart w:id="11" w:name="_Toc241660828"/>
+      <w:bookmarkStart w:id="11" w:name="_Toc241663691"/>
       <w:bookmarkEnd w:id="8"/>
       <w:r>
         <w:rPr>
@@ -10214,10 +10214,31 @@
           <w:b/>
           <w:bCs/>
         </w:rPr>
-        <w:t>Security:</w:t>
-      </w:r>
-      <w:r>
-        <w:t xml:space="preserve"> see the note on PyTorch 2.5.1 in Section 13.2.</w:t>
+        <w:t>PyTorch 2.10 and torch.compile (same day):</w:t>
+      </w:r>
+      <w:r>
+        <w:t xml:space="preserve"> PyTorch was upgraded from 2.5.1 to 2.10, which also closes the </w:t>
+      </w:r>
+      <w:r>
+        <w:t xml:space="preserve">checkpoint-loading flaw CVE-2025-32434, and the </w:t>
+      </w:r>
+      <w:r>
+        <w:rPr>
+          <w:rStyle w:val="VerbatimChar"/>
+        </w:rPr>
+        <w:t>triton-windows</w:t>
+      </w:r>
+      <w:r>
+        <w:t xml:space="preserve"> package makes </w:t>
+      </w:r>
+      <w:r>
+        <w:rPr>
+          <w:rStyle w:val="VerbatimChar"/>
+        </w:rPr>
+        <w:t>torch.compile</w:t>
+      </w:r>
+      <w:r>
+        <w:t xml:space="preserve"> work on this laptop: training is about 1.45 times faster (Section 3.1).</w:t>
       </w:r>
     </w:p>
     <w:p>
@@ -10391,7 +10412,10 @@
         <w:t>--time-budget-hours</w:t>
       </w:r>
       <w:r>
-        <w:t xml:space="preserve"> now uses the speed your last training run sustained, not a few seconds on a cool GPU, which had been 1.7 times too optimistic.</w:t>
+        <w:t xml:space="preserve"> </w:t>
+      </w:r>
+      <w:r>
+        <w:t>now uses the speed your last training run sustained, not a few seconds on a cool GPU, which had been 1.7 times too optimistic.</w:t>
       </w:r>
     </w:p>
     <w:p>
@@ -10399,7 +10423,7 @@
         <w:pStyle w:val="Heading1"/>
       </w:pPr>
       <w:bookmarkStart w:id="12" w:name="how-language-models-are-trained"/>
-      <w:bookmarkStart w:id="13" w:name="_Toc241660829"/>
+      <w:bookmarkStart w:id="13" w:name="_Toc241663692"/>
       <w:bookmarkEnd w:id="0"/>
       <w:bookmarkEnd w:id="10"/>
       <w:r>
@@ -10469,7 +10493,7 @@
           <w:noProof/>
         </w:rPr>
         <w:drawing>
-          <wp:inline distT="0" distB="0" distL="0" distR="0" wp14:anchorId="3C3FA781" wp14:editId="7109D833">
+          <wp:inline distT="0" distB="0" distL="0" distR="0" wp14:anchorId="422F445E" wp14:editId="2A5EA3EA">
             <wp:extent cx="5759999" cy="2028169"/>
             <wp:effectExtent l="0" t="0" r="0" b="0"/>
             <wp:docPr id="19" name="Picture" descr="The four training stages. Pre-training costs most of the compute. The later stages decide most of how useful the model is."/>
@@ -10523,10 +10547,7 @@
         <w:t>The four training stages.</w:t>
       </w:r>
       <w:r>
-        <w:t xml:space="preserve"> </w:t>
-      </w:r>
-      <w:r>
-        <w:t>Pre-training costs most of the compute. The later stages decide most of how useful the model is.</w:t>
+        <w:t xml:space="preserve"> Pre-training costs most of the compute. The later stages decide most of how useful the model is.</w:t>
       </w:r>
     </w:p>
     <w:p>
@@ -10534,7 +10555,7 @@
         <w:pStyle w:val="Heading2"/>
       </w:pPr>
       <w:bookmarkStart w:id="14" w:name="tokens-text-becomes-numbers"/>
-      <w:bookmarkStart w:id="15" w:name="_Toc241660830"/>
+      <w:bookmarkStart w:id="15" w:name="_Toc241663693"/>
       <w:r>
         <w:rPr>
           <w:rStyle w:val="SectionNumber"/>
@@ -10755,10 +10776,7 @@
         <w:t>Lines</w:t>
       </w:r>
       <w:r>
-        <w:t xml:space="preserve"> </w:t>
-      </w:r>
-      <w:r>
-        <w:t>are encoded one at a time, with a newline token between them, so Markdown structure is kept.</w:t>
+        <w:t xml:space="preserve"> are encoded one at a time, with a newline token between them, so Markdown structure is kept.</w:t>
       </w:r>
     </w:p>
     <w:p>
@@ -10839,7 +10857,7 @@
         <w:pStyle w:val="Heading2"/>
       </w:pPr>
       <w:bookmarkStart w:id="16" w:name="the-transformer"/>
-      <w:bookmarkStart w:id="17" w:name="_Toc241660831"/>
+      <w:bookmarkStart w:id="17" w:name="_Toc241663694"/>
       <w:bookmarkEnd w:id="14"/>
       <w:r>
         <w:rPr>
@@ -10865,7 +10883,10 @@
         <w:t>Embeddings.</w:t>
       </w:r>
       <w:r>
-        <w:t xml:space="preserve"> Each token ID is replaced by a </w:t>
+        <w:t xml:space="preserve"> </w:t>
+      </w:r>
+      <w:r>
+        <w:t xml:space="preserve">Each token ID is replaced by a </w:t>
       </w:r>
       <w:r>
         <w:rPr>
@@ -10890,10 +10911,7 @@
         <w:t>Layers.</w:t>
       </w:r>
       <w:r>
-        <w:t xml:space="preserve"> </w:t>
-      </w:r>
-      <w:r>
-        <w:t xml:space="preserve">The vectors pass through a stack of identical </w:t>
+        <w:t xml:space="preserve"> The vectors pass through a stack of identical </w:t>
       </w:r>
       <w:r>
         <w:rPr>
@@ -11000,10 +11018,7 @@
         </w:numPr>
       </w:pPr>
       <w:r>
-        <w:t xml:space="preserve">The query is compared with the keys of all earlier tokens by dot products. A softmax turns the scores into </w:t>
-      </w:r>
-      <w:r>
-        <w:t xml:space="preserve">weights that sum to 1, and the token takes the weighted average of those tokens’ values. A token never looks ahead: that’s the </w:t>
+        <w:t xml:space="preserve">The query is compared with the keys of all earlier tokens by dot products. A softmax turns the scores into weights that sum to 1, and the token takes the weighted average of those tokens’ values. A token never looks ahead: that’s the </w:t>
       </w:r>
       <w:r>
         <w:rPr>
@@ -11063,7 +11078,10 @@
         <w:t>residual connection</w:t>
       </w:r>
       <w:r>
-        <w:t>) instead of replacing it. That’s what makes deep stacks trainable.</w:t>
+        <w:t xml:space="preserve">) instead of replacing it. That’s what </w:t>
+      </w:r>
+      <w:r>
+        <w:t>makes deep stacks trainable.</w:t>
       </w:r>
     </w:p>
     <w:p>
@@ -11179,10 +11197,7 @@
         <w:t>experts</w:t>
       </w:r>
       <w:r>
-        <w:t xml:space="preserve">, and a small router picks a few </w:t>
-      </w:r>
-      <w:r>
-        <w:t>of them for each token. That’s why “320B total, 18B active” models exist: memory holds all the parameters, but the speed per token depends only on the active ones.</w:t>
+        <w:t>, and a small router picks a few of them for each token. That’s why “320B total, 18B active” models exist: memory holds all the parameters, but the speed per token depends only on the active ones.</w:t>
       </w:r>
     </w:p>
     <w:p>
@@ -11190,7 +11205,7 @@
         <w:pStyle w:val="Heading2"/>
       </w:pPr>
       <w:bookmarkStart w:id="18" w:name="what-it-learns-predict-the-next-token"/>
-      <w:bookmarkStart w:id="19" w:name="_Toc241660832"/>
+      <w:bookmarkStart w:id="19" w:name="_Toc241663695"/>
       <w:bookmarkEnd w:id="16"/>
       <w:r>
         <w:rPr>
@@ -11219,7 +11234,10 @@
         <w:t>every position</w:t>
       </w:r>
       <w:r>
-        <w:t>, the model predicts the next token from the ones before it. The text is its own answer key, so no human labels are needed.</w:t>
+        <w:t xml:space="preserve">, the </w:t>
+      </w:r>
+      <w:r>
+        <w:t>model predicts the next token from the ones before it. The text is its own answer key, so no human labels are needed.</w:t>
       </w:r>
     </w:p>
     <w:p>
@@ -11250,10 +11268,7 @@
         </m:r>
       </m:oMath>
       <w:r>
-        <w:t xml:space="preserve"> </w:t>
-      </w:r>
-      <w:r>
-        <w:t>of the probability the model gave to the correct token:</w:t>
+        <w:t xml:space="preserve"> of the probability the model gave to the correct token:</w:t>
       </w:r>
     </w:p>
     <w:tbl>
@@ -11501,7 +11516,10 @@
         </m:sSup>
       </m:oMath>
       <w:r>
-        <w:t>, the effective number of tokens the model hesitates between. Your run’s validation loss fell from 9.07 (guessing) to 4.89 after 200 steps, a perplexity of 133. Good large models reach a perplexity of about 5 to 7 on general text.</w:t>
+        <w:t xml:space="preserve">, the effective number of tokens the model hesitates between. Your run’s validation loss fell from </w:t>
+      </w:r>
+      <w:r>
+        <w:t>9.07 (guessing) to 4.89 after 200 steps, a perplexity of 133. Good large models reach a perplexity of about 5 to 7 on general text.</w:t>
       </w:r>
     </w:p>
     <w:p>
@@ -11534,7 +11552,10 @@
         <w:pStyle w:val="FirstParagraph"/>
       </w:pPr>
       <w:r>
-        <w:t>Predicting text well rewards learning grammar, facts and patterns of reasoning, because all of them lower the loss. That’s why next-token prediction produces capable models at scale.</w:t>
+        <w:t xml:space="preserve">Predicting text well rewards learning grammar, facts and patterns of reasoning, because all of them lower the loss. </w:t>
+      </w:r>
+      <w:r>
+        <w:t>That’s why next-token prediction produces capable models at scale.</w:t>
       </w:r>
     </w:p>
     <w:p>
@@ -11542,7 +11563,7 @@
         <w:pStyle w:val="Heading2"/>
       </w:pPr>
       <w:bookmarkStart w:id="20" w:name="how-it-learns-gradient-descent"/>
-      <w:bookmarkStart w:id="21" w:name="_Toc241660833"/>
+      <w:bookmarkStart w:id="21" w:name="_Toc241663696"/>
       <w:bookmarkEnd w:id="18"/>
       <w:r>
         <w:rPr>
@@ -11572,10 +11593,7 @@
         <w:t>Take a batch.</w:t>
       </w:r>
       <w:r>
-        <w:t xml:space="preserve"> </w:t>
-      </w:r>
-      <w:r>
-        <w:t>In your run that’s 128 windows of 512 tokens: 65,536 predictions per step.</w:t>
+        <w:t xml:space="preserve"> In your run that’s 128 windows of 512 tokens: 65,536 predictions per step.</w:t>
       </w:r>
     </w:p>
     <w:p>
@@ -11691,10 +11709,7 @@
         <w:t>AdamW</w:t>
       </w:r>
       <w:r>
-        <w:t xml:space="preserve"> </w:t>
-      </w:r>
-      <w:r>
-        <w:t>keeps running averages of each parameter’s gradient and squared gradient. Every parameter then gets its own step size, a cheap stand-in for second-order methods such as Newton–Raphson in a GLM.</w:t>
+        <w:t xml:space="preserve"> keeps running averages of each parameter’s gradient and squared gradient. Every parameter then gets its own step size, a cheap stand-in for second-order methods such as Newton–Raphson in a GLM.</w:t>
       </w:r>
     </w:p>
     <w:p>
@@ -11809,10 +11824,7 @@
         </m:r>
       </m:oMath>
       <w:r>
-        <w:t xml:space="preserve"> </w:t>
-      </w:r>
-      <w:r>
-        <w:t xml:space="preserve">parameters and </w:t>
+        <w:t xml:space="preserve"> parameters and </w:t>
       </w:r>
       <m:oMath>
         <m:r>
@@ -11989,7 +12001,7 @@
         <w:pStyle w:val="Heading2"/>
       </w:pPr>
       <w:bookmarkStart w:id="22" w:name="how-it-writes-generation"/>
-      <w:bookmarkStart w:id="23" w:name="_Toc241660834"/>
+      <w:bookmarkStart w:id="23" w:name="_Toc241663697"/>
       <w:bookmarkEnd w:id="20"/>
       <w:r>
         <w:rPr>
@@ -12064,7 +12076,10 @@
         <w:t>Temperature</w:t>
       </w:r>
       <w:r>
-        <w:t xml:space="preserve"> divides the logits before the softmax. Low values (0.3) almost always pick the top token; high values (1.2) give variety and more mistakes.</w:t>
+        <w:t xml:space="preserve"> divides the logits before the softmax. Low values (0.3) almost always pick the top token; high </w:t>
+      </w:r>
+      <w:r>
+        <w:t>values (1.2) give variety and more mistakes.</w:t>
       </w:r>
     </w:p>
     <w:p>
@@ -12140,7 +12155,7 @@
         <w:pStyle w:val="Heading2"/>
       </w:pPr>
       <w:bookmarkStart w:id="24" w:name="the-four-training-stages"/>
-      <w:bookmarkStart w:id="25" w:name="_Toc241660835"/>
+      <w:bookmarkStart w:id="25" w:name="_Toc241663698"/>
       <w:bookmarkEnd w:id="22"/>
       <w:r>
         <w:rPr>
@@ -12185,7 +12200,10 @@
         <w:t>Frontier scale:</w:t>
       </w:r>
       <w:r>
-        <w:t xml:space="preserve"> 15 to 40 trillion tokens of web pages, books, code, papers and maths, after heavy deduplication and quality filtering.</w:t>
+        <w:t xml:space="preserve"> </w:t>
+      </w:r>
+      <w:r>
+        <w:t>15 to 40 trillion tokens of web pages, books, code, papers and maths, after heavy deduplication and quality filtering.</w:t>
       </w:r>
     </w:p>
     <w:p>
@@ -12520,7 +12538,10 @@
         <w:t>Cost:</w:t>
       </w:r>
       <w:r>
-        <w:t xml:space="preserve"> under 1% of pre-training compute, yet it turns an autocomplete engine into an assistant, because the knowledge is already there and SFT teaches the format.</w:t>
+        <w:t xml:space="preserve"> </w:t>
+      </w:r>
+      <w:r>
+        <w:t>under 1% of pre-training compute, yet it turns an autocomplete engine into an assistant, because the knowledge is already there and SFT teaches the format.</w:t>
       </w:r>
     </w:p>
     <w:p>
@@ -12676,7 +12697,10 @@
         <w:t>GRPO</w:t>
       </w:r>
       <w:r>
-        <w:t xml:space="preserve"> scores each attempt against the others for the same problem: (reward − group mean) ÷ group sd, a standardised residual.</w:t>
+        <w:t xml:space="preserve"> </w:t>
+      </w:r>
+      <w:r>
+        <w:t>scores each attempt against the others for the same problem: (reward − group mean) ÷ group sd, a standardised residual.</w:t>
       </w:r>
     </w:p>
     <w:p>
@@ -12696,7 +12720,7 @@
         <w:pStyle w:val="Heading2"/>
       </w:pPr>
       <w:bookmarkStart w:id="26" w:name="X7de0b60ad97266c320e3b2fb58a9b5aca304cdc"/>
-      <w:bookmarkStart w:id="27" w:name="_Toc241660836"/>
+      <w:bookmarkStart w:id="27" w:name="_Toc241663699"/>
       <w:bookmarkEnd w:id="24"/>
       <w:r>
         <w:rPr>
@@ -12706,8 +12730,6 @@
       </w:r>
       <w:r>
         <w:tab/>
-      </w:r>
-      <w:r>
         <w:t>Measuring progress, and the overfitting trap</w:t>
       </w:r>
       <w:bookmarkEnd w:id="27"/>
@@ -12813,10 +12835,7 @@
         <w:t>Contamination</w:t>
       </w:r>
       <w:r>
-        <w:t xml:space="preserve"> (benchmark items leaking into training data) inflates </w:t>
-      </w:r>
-      <w:r>
-        <w:t>scores. data_prep.py’s 13-gram audit checks the train/validation split for this.</w:t>
+        <w:t xml:space="preserve"> (benchmark items leaking into training data) inflates scores. data_prep.py’s 13-gram audit checks the train/validation split for this.</w:t>
       </w:r>
     </w:p>
     <w:p>
@@ -12843,7 +12862,7 @@
         <w:pStyle w:val="Heading2"/>
       </w:pPr>
       <w:bookmarkStart w:id="28" w:name="making-models-smaller-and-cheaper"/>
-      <w:bookmarkStart w:id="29" w:name="_Toc241660837"/>
+      <w:bookmarkStart w:id="29" w:name="_Toc241663700"/>
       <w:bookmarkEnd w:id="26"/>
       <w:r>
         <w:rPr>
@@ -12892,7 +12911,10 @@
         <w:t>Distillation:</w:t>
       </w:r>
       <w:r>
-        <w:t xml:space="preserve"> train a small student on a large teacher’s outputs or probability distributions. Most “Flash” and “mini” models are made this way.</w:t>
+        <w:t xml:space="preserve"> train a small student on a large teacher’s outputs or probability distributions. Most “Flash” and “mini” </w:t>
+      </w:r>
+      <w:r>
+        <w:t>models are made this way.</w:t>
       </w:r>
     </w:p>
     <w:p>
@@ -12943,7 +12965,7 @@
         <w:pStyle w:val="Heading2"/>
       </w:pPr>
       <w:bookmarkStart w:id="30" w:name="fine-tuning-at-home-lora-and-qlora"/>
-      <w:bookmarkStart w:id="31" w:name="_Toc241660838"/>
+      <w:bookmarkStart w:id="31" w:name="_Toc241663701"/>
       <w:bookmarkEnd w:id="28"/>
       <w:r>
         <w:rPr>
@@ -13151,10 +13173,7 @@
         <w:t>QLoRA</w:t>
       </w:r>
       <w:r>
-        <w:t xml:space="preserve"> </w:t>
-      </w:r>
-      <w:r>
-        <w:t>does the same on a 4-bit copy of the model.</w:t>
+        <w:t xml:space="preserve"> does the same on a 4-bit copy of the model.</w:t>
       </w:r>
     </w:p>
     <w:p>
@@ -13276,7 +13295,10 @@
         <w:t>What it can’t change much:</w:t>
       </w:r>
       <w:r>
-        <w:t xml:space="preserve"> raw reasoning, and reliable recall of new facts. Recall is better served by searching your documents at answer time.</w:t>
+        <w:t xml:space="preserve"> </w:t>
+      </w:r>
+      <w:r>
+        <w:t>raw reasoning, and reliable recall of new facts. Recall is better served by searching your documents at answer time.</w:t>
       </w:r>
     </w:p>
     <w:p>
@@ -13284,7 +13306,7 @@
         <w:pStyle w:val="Heading2"/>
       </w:pPr>
       <w:bookmarkStart w:id="32" w:name="why-the-top-closed-models-lead"/>
-      <w:bookmarkStart w:id="33" w:name="_Toc241660839"/>
+      <w:bookmarkStart w:id="33" w:name="_Toc241663702"/>
       <w:bookmarkEnd w:id="30"/>
       <w:r>
         <w:rPr>
@@ -13405,7 +13427,7 @@
         <w:pStyle w:val="Heading1"/>
       </w:pPr>
       <w:bookmarkStart w:id="34" w:name="the-tinygpt-model"/>
-      <w:bookmarkStart w:id="35" w:name="_Toc241660840"/>
+      <w:bookmarkStart w:id="35" w:name="_Toc241663703"/>
       <w:bookmarkEnd w:id="12"/>
       <w:bookmarkEnd w:id="32"/>
       <w:r>
@@ -13429,7 +13451,7 @@
           <w:noProof/>
         </w:rPr>
         <w:drawing>
-          <wp:inline distT="0" distB="0" distL="0" distR="0" wp14:anchorId="21B822A7" wp14:editId="3016198A">
+          <wp:inline distT="0" distB="0" distL="0" distR="0" wp14:anchorId="0BC312B7" wp14:editId="55B1ADA0">
             <wp:extent cx="5939999" cy="3848450"/>
             <wp:effectExtent l="0" t="0" r="0" b="0"/>
             <wp:docPr id="33" name="Picture" descr="The tinyGPT architecture. a, one forward pass: embedding, L identical blocks (each with two residual additions), final normalisation and the tied output layer. b, causal attention in one head. c, where the 17,308,032 parameters of your run sit."/>
@@ -13532,7 +13554,7 @@
         <w:pStyle w:val="Heading2"/>
       </w:pPr>
       <w:bookmarkStart w:id="36" w:name="design-choices-and-why"/>
-      <w:bookmarkStart w:id="37" w:name="_Toc241660841"/>
+      <w:bookmarkStart w:id="37" w:name="_Toc241663704"/>
       <w:r>
         <w:rPr>
           <w:rStyle w:val="SectionNumber"/>
@@ -14119,7 +14141,87 @@
               <w:rPr>
                 <w:sz w:val="17"/>
               </w:rPr>
-              <w:t>On Windows with torch 2.5.1, the native GQA path fell back to a kernel about 17 times slower</w:t>
+              <w:t>On Windows the native GQA path falls back to a kernel about 5 times slower (17 times with torch 2.5.1)</w:t>
+            </w:r>
+          </w:p>
+        </w:tc>
+      </w:tr>
+      <w:tr>
+        <w:trPr>
+          <w:cantSplit/>
+          <w:jc w:val="center"/>
+        </w:trPr>
+        <w:tc>
+          <w:tcPr>
+            <w:tcW w:w="1188" w:type="dxa"/>
+            <w:shd w:val="clear" w:color="auto" w:fill="EEF3FA"/>
+          </w:tcPr>
+          <w:p>
+            <w:pPr>
+              <w:pStyle w:val="Compact"/>
+              <w:spacing w:before="20" w:after="20"/>
+            </w:pPr>
+            <w:r>
+              <w:rPr>
+                <w:sz w:val="17"/>
+              </w:rPr>
+              <w:t>Compilation</w:t>
+            </w:r>
+          </w:p>
+        </w:tc>
+        <w:tc>
+          <w:tcPr>
+            <w:tcW w:w="2772" w:type="dxa"/>
+            <w:shd w:val="clear" w:color="auto" w:fill="EEF3FA"/>
+          </w:tcPr>
+          <w:p>
+            <w:pPr>
+              <w:pStyle w:val="Compact"/>
+              <w:spacing w:before="20" w:after="20"/>
+            </w:pPr>
+            <w:r>
+              <w:rPr>
+                <w:rStyle w:val="VerbatimChar"/>
+                <w:sz w:val="17"/>
+              </w:rPr>
+              <w:t>torch.compile</w:t>
+            </w:r>
+            <w:r>
+              <w:rPr>
+                <w:sz w:val="17"/>
+              </w:rPr>
+              <w:t xml:space="preserve"> when Triton is installed (</w:t>
+            </w:r>
+            <w:r>
+              <w:rPr>
+                <w:rStyle w:val="VerbatimChar"/>
+                <w:sz w:val="17"/>
+              </w:rPr>
+              <w:t>triton-windows</w:t>
+            </w:r>
+            <w:r>
+              <w:rPr>
+                <w:sz w:val="17"/>
+              </w:rPr>
+              <w:t xml:space="preserve"> on Windows)</w:t>
+            </w:r>
+          </w:p>
+        </w:tc>
+        <w:tc>
+          <w:tcPr>
+            <w:tcW w:w="3960" w:type="dxa"/>
+            <w:shd w:val="clear" w:color="auto" w:fill="EEF3FA"/>
+          </w:tcPr>
+          <w:p>
+            <w:pPr>
+              <w:pStyle w:val="Compact"/>
+              <w:spacing w:before="20" w:after="20"/>
+            </w:pPr>
+            <w:r>
+              <w:rPr>
+                <w:sz w:val="17"/>
+              </w:rPr>
+              <w:t>Fuses many small GPU operations into few: 1.46 times faster for 36.6M and 1.44 times for 70M parameters on the RTX 3070, measured alternating both modes; the first steps take 10-30 s longer to compile</w:t>
             </w:r>
           </w:p>
         </w:tc>
@@ -14130,7 +14232,7 @@
         <w:pStyle w:val="Heading2"/>
       </w:pPr>
       <w:bookmarkStart w:id="38" w:name="why-decoder-only-and-not-encoder-decoder"/>
-      <w:bookmarkStart w:id="39" w:name="_Toc241660842"/>
+      <w:bookmarkStart w:id="39" w:name="_Toc241663705"/>
       <w:bookmarkEnd w:id="36"/>
       <w:r>
         <w:rPr>
@@ -14759,7 +14861,7 @@
         <w:pStyle w:val="Heading2"/>
       </w:pPr>
       <w:bookmarkStart w:id="40" w:name="your-runs-settings-explained"/>
-      <w:bookmarkStart w:id="41" w:name="_Toc241660843"/>
+      <w:bookmarkStart w:id="41" w:name="_Toc241663706"/>
       <w:bookmarkEnd w:id="38"/>
       <w:r>
         <w:rPr>
@@ -17459,7 +17561,7 @@
         <w:pStyle w:val="Heading2"/>
       </w:pPr>
       <w:bookmarkStart w:id="42" w:name="how-the-planner-chooses-a-model"/>
-      <w:bookmarkStart w:id="43" w:name="_Toc241660844"/>
+      <w:bookmarkStart w:id="43" w:name="_Toc241663707"/>
       <w:bookmarkEnd w:id="40"/>
       <w:r>
         <w:rPr>
@@ -17734,7 +17836,7 @@
         <w:pStyle w:val="Heading2"/>
       </w:pPr>
       <w:bookmarkStart w:id="44" w:name="hands-on-exercises"/>
-      <w:bookmarkStart w:id="45" w:name="_Toc241660845"/>
+      <w:bookmarkStart w:id="45" w:name="_Toc241663708"/>
       <w:bookmarkEnd w:id="42"/>
       <w:r>
         <w:rPr>
@@ -17996,7 +18098,7 @@
         <w:pStyle w:val="Heading1"/>
       </w:pPr>
       <w:bookmarkStart w:id="46" w:name="your-training-data"/>
-      <w:bookmarkStart w:id="47" w:name="_Toc241660846"/>
+      <w:bookmarkStart w:id="47" w:name="_Toc241663709"/>
       <w:bookmarkEnd w:id="34"/>
       <w:bookmarkEnd w:id="44"/>
       <w:r>
@@ -18016,7 +18118,7 @@
         <w:pStyle w:val="Heading2"/>
       </w:pPr>
       <w:bookmarkStart w:id="48" w:name="folder-layout"/>
-      <w:bookmarkStart w:id="49" w:name="_Toc241660847"/>
+      <w:bookmarkStart w:id="49" w:name="_Toc241663710"/>
       <w:r>
         <w:rPr>
           <w:rStyle w:val="SectionNumber"/>
@@ -18914,7 +19016,7 @@
         <w:pStyle w:val="Heading2"/>
       </w:pPr>
       <w:bookmarkStart w:id="50" w:name="converting-documents"/>
-      <w:bookmarkStart w:id="51" w:name="_Toc241660848"/>
+      <w:bookmarkStart w:id="51" w:name="_Toc241663711"/>
       <w:bookmarkEnd w:id="48"/>
       <w:r>
         <w:rPr>
@@ -19462,7 +19564,7 @@
         <w:pStyle w:val="Heading2"/>
       </w:pPr>
       <w:bookmarkStart w:id="52" w:name="english-only"/>
-      <w:bookmarkStart w:id="53" w:name="_Toc241660849"/>
+      <w:bookmarkStart w:id="53" w:name="_Toc241663712"/>
       <w:bookmarkEnd w:id="50"/>
       <w:r>
         <w:rPr>
@@ -19661,7 +19763,7 @@
         <w:pStyle w:val="Heading2"/>
       </w:pPr>
       <w:bookmarkStart w:id="54" w:name="keyword-selection"/>
-      <w:bookmarkStart w:id="55" w:name="_Toc241660850"/>
+      <w:bookmarkStart w:id="55" w:name="_Toc241663713"/>
       <w:bookmarkEnd w:id="52"/>
       <w:r>
         <w:rPr>
@@ -20219,7 +20321,7 @@
         <w:pStyle w:val="Heading2"/>
       </w:pPr>
       <w:bookmarkStart w:id="56" w:name="X94ef1ff796aac1cc9e44d72727e00c60c26242e"/>
-      <w:bookmarkStart w:id="57" w:name="_Toc241660851"/>
+      <w:bookmarkStart w:id="57" w:name="_Toc241663714"/>
       <w:bookmarkEnd w:id="54"/>
       <w:r>
         <w:rPr>
@@ -20558,7 +20660,7 @@
         <w:pStyle w:val="Heading2"/>
       </w:pPr>
       <w:bookmarkStart w:id="58" w:name="cleaning-deduplication-split-and-audit"/>
-      <w:bookmarkStart w:id="59" w:name="_Toc241660852"/>
+      <w:bookmarkStart w:id="59" w:name="_Toc241663715"/>
       <w:bookmarkEnd w:id="56"/>
       <w:r>
         <w:rPr>
@@ -20730,7 +20832,7 @@
         <w:pStyle w:val="Heading2"/>
       </w:pPr>
       <w:bookmarkStart w:id="60" w:name="X9bdd5544e1f332161ce69c21b8c82062f563dfc"/>
-      <w:bookmarkStart w:id="61" w:name="_Toc241660853"/>
+      <w:bookmarkStart w:id="61" w:name="_Toc241663716"/>
       <w:bookmarkEnd w:id="58"/>
       <w:r>
         <w:rPr>
@@ -21160,7 +21262,7 @@
         <w:pStyle w:val="Heading2"/>
       </w:pPr>
       <w:bookmarkStart w:id="62" w:name="Xc4591382f4fd028a28f1b17bee47be5b816a3b4"/>
-      <w:bookmarkStart w:id="63" w:name="_Toc241660854"/>
+      <w:bookmarkStart w:id="63" w:name="_Toc241663717"/>
       <w:bookmarkEnd w:id="60"/>
       <w:r>
         <w:rPr>
@@ -21404,7 +21506,7 @@
         <w:pStyle w:val="Heading2"/>
       </w:pPr>
       <w:bookmarkStart w:id="64" w:name="Xfc3d086a28d050a6fd537126ae8e168cdb8bdcc"/>
-      <w:bookmarkStart w:id="65" w:name="_Toc241660855"/>
+      <w:bookmarkStart w:id="65" w:name="_Toc241663718"/>
       <w:bookmarkEnd w:id="62"/>
       <w:r>
         <w:rPr>
@@ -21725,7 +21827,7 @@
         <w:pStyle w:val="Heading2"/>
       </w:pPr>
       <w:bookmarkStart w:id="66" w:name="more-data-worth-getting"/>
-      <w:bookmarkStart w:id="67" w:name="_Toc241660856"/>
+      <w:bookmarkStart w:id="67" w:name="_Toc241663719"/>
       <w:bookmarkEnd w:id="64"/>
       <w:r>
         <w:rPr>
@@ -22692,7 +22794,7 @@
         <w:pStyle w:val="Heading2"/>
       </w:pPr>
       <w:bookmarkStart w:id="68" w:name="gwas-summary-statistics"/>
-      <w:bookmarkStart w:id="69" w:name="_Toc241660857"/>
+      <w:bookmarkStart w:id="69" w:name="_Toc241663720"/>
       <w:bookmarkEnd w:id="66"/>
       <w:r>
         <w:rPr>
@@ -22962,7 +23064,7 @@
         <w:pStyle w:val="Heading2"/>
       </w:pPr>
       <w:bookmarkStart w:id="70" w:name="pictures-png-in-the-future"/>
-      <w:bookmarkStart w:id="71" w:name="_Toc241660858"/>
+      <w:bookmarkStart w:id="71" w:name="_Toc241663721"/>
       <w:bookmarkEnd w:id="68"/>
       <w:r>
         <w:rPr>
@@ -23082,7 +23184,7 @@
         <w:pStyle w:val="Heading1"/>
       </w:pPr>
       <w:bookmarkStart w:id="72" w:name="training-a-run"/>
-      <w:bookmarkStart w:id="73" w:name="_Toc241660859"/>
+      <w:bookmarkStart w:id="73" w:name="_Toc241663722"/>
       <w:bookmarkEnd w:id="46"/>
       <w:bookmarkEnd w:id="70"/>
       <w:r>
@@ -23102,7 +23204,7 @@
         <w:pStyle w:val="Heading2"/>
       </w:pPr>
       <w:bookmarkStart w:id="74" w:name="reading-the-log"/>
-      <w:bookmarkStart w:id="75" w:name="_Toc241660860"/>
+      <w:bookmarkStart w:id="75" w:name="_Toc241663723"/>
       <w:r>
         <w:rPr>
           <w:rStyle w:val="SectionNumber"/>
@@ -23623,7 +23725,7 @@
         <w:pStyle w:val="Heading2"/>
       </w:pPr>
       <w:bookmarkStart w:id="76" w:name="checkpoints-pausing-and-resuming"/>
-      <w:bookmarkStart w:id="77" w:name="_Toc241660861"/>
+      <w:bookmarkStart w:id="77" w:name="_Toc241663724"/>
       <w:bookmarkEnd w:id="74"/>
       <w:r>
         <w:rPr>
@@ -23861,7 +23963,7 @@
         <w:pStyle w:val="Heading2"/>
       </w:pPr>
       <w:bookmarkStart w:id="78" w:name="Xce23c4353a139fefc25bd39ebff21fc6eef92b5"/>
-      <w:bookmarkStart w:id="79" w:name="_Toc241660862"/>
+      <w:bookmarkStart w:id="79" w:name="_Toc241663725"/>
       <w:bookmarkEnd w:id="76"/>
       <w:r>
         <w:rPr>
@@ -24059,7 +24161,7 @@
         <w:pStyle w:val="Heading2"/>
       </w:pPr>
       <w:bookmarkStart w:id="80" w:name="the-experiments-table"/>
-      <w:bookmarkStart w:id="81" w:name="_Toc241660863"/>
+      <w:bookmarkStart w:id="81" w:name="_Toc241663726"/>
       <w:bookmarkEnd w:id="78"/>
       <w:r>
         <w:rPr>
@@ -24165,7 +24267,7 @@
         <w:pStyle w:val="Heading2"/>
       </w:pPr>
       <w:bookmarkStart w:id="82" w:name="energy-carbon-and-cost"/>
-      <w:bookmarkStart w:id="83" w:name="_Toc241660864"/>
+      <w:bookmarkStart w:id="83" w:name="_Toc241663727"/>
       <w:bookmarkEnd w:id="80"/>
       <w:r>
         <w:rPr>
@@ -24403,7 +24505,7 @@
         <w:pStyle w:val="Heading2"/>
       </w:pPr>
       <w:bookmarkStart w:id="84" w:name="exporting-a-model"/>
-      <w:bookmarkStart w:id="85" w:name="_Toc241660865"/>
+      <w:bookmarkStart w:id="85" w:name="_Toc241663728"/>
       <w:bookmarkEnd w:id="82"/>
       <w:r>
         <w:rPr>
@@ -24630,7 +24732,7 @@
         <w:pStyle w:val="Heading1"/>
       </w:pPr>
       <w:bookmarkStart w:id="86" w:name="evaluating-a-model"/>
-      <w:bookmarkStart w:id="87" w:name="_Toc241660866"/>
+      <w:bookmarkStart w:id="87" w:name="_Toc241663729"/>
       <w:bookmarkEnd w:id="72"/>
       <w:bookmarkEnd w:id="84"/>
       <w:r>
@@ -24650,7 +24752,7 @@
         <w:pStyle w:val="Heading2"/>
       </w:pPr>
       <w:bookmarkStart w:id="88" w:name="loss-perplexity-and-bits-per-byte"/>
-      <w:bookmarkStart w:id="89" w:name="_Toc241660867"/>
+      <w:bookmarkStart w:id="89" w:name="_Toc241663730"/>
       <w:r>
         <w:rPr>
           <w:rStyle w:val="SectionNumber"/>
@@ -24735,7 +24837,7 @@
         <w:pStyle w:val="Heading2"/>
       </w:pPr>
       <w:bookmarkStart w:id="90" w:name="the-fact-benchmark"/>
-      <w:bookmarkStart w:id="91" w:name="_Toc241660868"/>
+      <w:bookmarkStart w:id="91" w:name="_Toc241663731"/>
       <w:bookmarkEnd w:id="88"/>
       <w:r>
         <w:rPr>
@@ -26120,7 +26222,7 @@
         <w:pStyle w:val="Heading2"/>
       </w:pPr>
       <w:bookmarkStart w:id="92" w:name="Xd55aac8070434e0efdbeb1fff754f7b8fd345b5"/>
-      <w:bookmarkStart w:id="93" w:name="_Toc241660869"/>
+      <w:bookmarkStart w:id="93" w:name="_Toc241663732"/>
       <w:bookmarkEnd w:id="90"/>
       <w:r>
         <w:rPr>
@@ -26255,7 +26357,7 @@
         <w:pStyle w:val="Heading2"/>
       </w:pPr>
       <w:bookmarkStart w:id="94" w:name="the-dashboard"/>
-      <w:bookmarkStart w:id="95" w:name="_Toc241660870"/>
+      <w:bookmarkStart w:id="95" w:name="_Toc241663733"/>
       <w:bookmarkEnd w:id="92"/>
       <w:r>
         <w:rPr>
@@ -26450,7 +26552,7 @@
         <w:pStyle w:val="Heading2"/>
       </w:pPr>
       <w:bookmarkStart w:id="96" w:name="X7efef3a44031ff533b64507845ffdeb5da843ff"/>
-      <w:bookmarkStart w:id="97" w:name="_Toc241660871"/>
+      <w:bookmarkStart w:id="97" w:name="_Toc241663734"/>
       <w:bookmarkEnd w:id="94"/>
       <w:r>
         <w:rPr>
@@ -27256,7 +27358,7 @@
         <w:pStyle w:val="Heading1"/>
       </w:pPr>
       <w:bookmarkStart w:id="98" w:name="Xa1cc98f937cc273961788fd9ca4ca9fa7d2cd66"/>
-      <w:bookmarkStart w:id="99" w:name="_Toc241660872"/>
+      <w:bookmarkStart w:id="99" w:name="_Toc241663735"/>
       <w:bookmarkEnd w:id="86"/>
       <w:bookmarkEnd w:id="96"/>
       <w:r>
@@ -27276,7 +27378,7 @@
         <w:pStyle w:val="Heading2"/>
       </w:pPr>
       <w:bookmarkStart w:id="100" w:name="separate-scripts-sharing-one-model"/>
-      <w:bookmarkStart w:id="101" w:name="_Toc241660873"/>
+      <w:bookmarkStart w:id="101" w:name="_Toc241663736"/>
       <w:r>
         <w:rPr>
           <w:rStyle w:val="SectionNumber"/>
@@ -27807,7 +27909,7 @@
         <w:pStyle w:val="Heading2"/>
       </w:pPr>
       <w:bookmarkStart w:id="102" w:name="supervised-fine-tuning"/>
-      <w:bookmarkStart w:id="103" w:name="_Toc241660874"/>
+      <w:bookmarkStart w:id="103" w:name="_Toc241663737"/>
       <w:bookmarkEnd w:id="100"/>
       <w:r>
         <w:rPr>
@@ -28050,7 +28152,7 @@
         <w:pStyle w:val="Heading2"/>
       </w:pPr>
       <w:bookmarkStart w:id="104" w:name="preference-tuning-dpo"/>
-      <w:bookmarkStart w:id="105" w:name="_Toc241660875"/>
+      <w:bookmarkStart w:id="105" w:name="_Toc241663738"/>
       <w:bookmarkEnd w:id="102"/>
       <w:r>
         <w:rPr>
@@ -28227,7 +28329,7 @@
         <w:pStyle w:val="Heading2"/>
       </w:pPr>
       <w:bookmarkStart w:id="106" w:name="X9ed80f729ac16c52123de20ef25b4d7814666fd"/>
-      <w:bookmarkStart w:id="107" w:name="_Toc241660876"/>
+      <w:bookmarkStart w:id="107" w:name="_Toc241663739"/>
       <w:bookmarkEnd w:id="104"/>
       <w:r>
         <w:rPr>
@@ -28425,7 +28527,7 @@
         <w:pStyle w:val="Heading2"/>
       </w:pPr>
       <w:bookmarkStart w:id="108" w:name="what-to-expect-at-this-size"/>
-      <w:bookmarkStart w:id="109" w:name="_Toc241660877"/>
+      <w:bookmarkStart w:id="109" w:name="_Toc241663740"/>
       <w:bookmarkEnd w:id="106"/>
       <w:r>
         <w:rPr>
@@ -28514,7 +28616,7 @@
         <w:pStyle w:val="Heading1"/>
       </w:pPr>
       <w:bookmarkStart w:id="110" w:name="was-this-text-written-by-my-model"/>
-      <w:bookmarkStart w:id="111" w:name="_Toc241660878"/>
+      <w:bookmarkStart w:id="111" w:name="_Toc241663741"/>
       <w:bookmarkEnd w:id="98"/>
       <w:bookmarkEnd w:id="108"/>
       <w:r>
@@ -28542,7 +28644,7 @@
         <w:pStyle w:val="Heading2"/>
       </w:pPr>
       <w:bookmarkStart w:id="112" w:name="X94868af322c496bf0a6feeceae7424bccee950c"/>
-      <w:bookmarkStart w:id="113" w:name="_Toc241660879"/>
+      <w:bookmarkStart w:id="113" w:name="_Toc241663742"/>
       <w:r>
         <w:rPr>
           <w:rStyle w:val="SectionNumber"/>
@@ -28698,7 +28800,7 @@
         <w:pStyle w:val="Heading2"/>
       </w:pPr>
       <w:bookmarkStart w:id="114" w:name="likelihood-score-evidence-for-any-text"/>
-      <w:bookmarkStart w:id="115" w:name="_Toc241660880"/>
+      <w:bookmarkStart w:id="115" w:name="_Toc241663743"/>
       <w:bookmarkEnd w:id="112"/>
       <w:r>
         <w:rPr>
@@ -28876,7 +28978,7 @@
         <w:pStyle w:val="Heading1"/>
       </w:pPr>
       <w:bookmarkStart w:id="116" w:name="the-mathematics-and-statistics"/>
-      <w:bookmarkStart w:id="117" w:name="_Toc241660881"/>
+      <w:bookmarkStart w:id="117" w:name="_Toc241663744"/>
       <w:bookmarkEnd w:id="110"/>
       <w:bookmarkEnd w:id="114"/>
       <w:r>
@@ -28951,7 +29053,7 @@
         <w:pStyle w:val="Heading2"/>
       </w:pPr>
       <w:bookmarkStart w:id="118" w:name="likelihood-perplexity-and-bits-per-byte"/>
-      <w:bookmarkStart w:id="119" w:name="_Toc241660882"/>
+      <w:bookmarkStart w:id="119" w:name="_Toc241663745"/>
       <w:r>
         <w:rPr>
           <w:rStyle w:val="SectionNumber"/>
@@ -30465,7 +30567,7 @@
         <w:pStyle w:val="Heading2"/>
       </w:pPr>
       <w:bookmarkStart w:id="120" w:name="the-transformer-1"/>
-      <w:bookmarkStart w:id="121" w:name="_Toc241660883"/>
+      <w:bookmarkStart w:id="121" w:name="_Toc241663746"/>
       <w:bookmarkEnd w:id="118"/>
       <w:r>
         <w:rPr>
@@ -34058,7 +34160,7 @@
         <w:pStyle w:val="Heading2"/>
       </w:pPr>
       <w:bookmarkStart w:id="122" w:name="optimisation"/>
-      <w:bookmarkStart w:id="123" w:name="_Toc241660884"/>
+      <w:bookmarkStart w:id="123" w:name="_Toc241663747"/>
       <w:bookmarkEnd w:id="120"/>
       <w:r>
         <w:rPr>
@@ -36963,7 +37065,7 @@
         <w:pStyle w:val="Heading2"/>
       </w:pPr>
       <w:bookmarkStart w:id="124" w:name="scaling-laws-and-repeated-data"/>
-      <w:bookmarkStart w:id="125" w:name="_Toc241660885"/>
+      <w:bookmarkStart w:id="125" w:name="_Toc241663748"/>
       <w:bookmarkEnd w:id="122"/>
       <w:r>
         <w:rPr>
@@ -38098,7 +38200,7 @@
         <w:pStyle w:val="Heading2"/>
       </w:pPr>
       <w:bookmarkStart w:id="126" w:name="evaluation-statistics"/>
-      <w:bookmarkStart w:id="127" w:name="_Toc241660886"/>
+      <w:bookmarkStart w:id="127" w:name="_Toc241663749"/>
       <w:bookmarkEnd w:id="124"/>
       <w:r>
         <w:rPr>
@@ -40240,7 +40342,7 @@
         <w:pStyle w:val="Heading2"/>
       </w:pPr>
       <w:bookmarkStart w:id="128" w:name="post-training"/>
-      <w:bookmarkStart w:id="129" w:name="_Toc241660887"/>
+      <w:bookmarkStart w:id="129" w:name="_Toc241663750"/>
       <w:bookmarkEnd w:id="126"/>
       <w:r>
         <w:rPr>
@@ -43431,7 +43533,7 @@
         <w:pStyle w:val="Heading2"/>
       </w:pPr>
       <w:bookmarkStart w:id="130" w:name="generation-and-detection"/>
-      <w:bookmarkStart w:id="131" w:name="_Toc241660888"/>
+      <w:bookmarkStart w:id="131" w:name="_Toc241663751"/>
       <w:bookmarkEnd w:id="128"/>
       <w:r>
         <w:rPr>
@@ -45018,7 +45120,7 @@
         <w:pStyle w:val="Heading2"/>
       </w:pPr>
       <w:bookmarkStart w:id="132" w:name="data-statistics"/>
-      <w:bookmarkStart w:id="133" w:name="_Toc241660889"/>
+      <w:bookmarkStart w:id="133" w:name="_Toc241663752"/>
       <w:bookmarkEnd w:id="130"/>
       <w:r>
         <w:rPr>
@@ -45632,7 +45734,7 @@
         <w:pStyle w:val="Heading1"/>
       </w:pPr>
       <w:bookmarkStart w:id="134" w:name="the-laptop-gpu-throttle"/>
-      <w:bookmarkStart w:id="135" w:name="_Toc241660890"/>
+      <w:bookmarkStart w:id="135" w:name="_Toc241663753"/>
       <w:bookmarkEnd w:id="116"/>
       <w:bookmarkEnd w:id="132"/>
       <w:r>
@@ -45652,7 +45754,7 @@
         <w:pStyle w:val="Heading2"/>
       </w:pPr>
       <w:bookmarkStart w:id="136" w:name="what-was-measured"/>
-      <w:bookmarkStart w:id="137" w:name="_Toc241660891"/>
+      <w:bookmarkStart w:id="137" w:name="_Toc241663754"/>
       <w:r>
         <w:rPr>
           <w:rStyle w:val="SectionNumber"/>
@@ -45897,7 +45999,7 @@
         <w:pStyle w:val="Heading2"/>
       </w:pPr>
       <w:bookmarkStart w:id="138" w:name="likely-causes"/>
-      <w:bookmarkStart w:id="139" w:name="_Toc241660892"/>
+      <w:bookmarkStart w:id="139" w:name="_Toc241663755"/>
       <w:bookmarkEnd w:id="136"/>
       <w:r>
         <w:rPr>
@@ -46055,7 +46157,7 @@
         <w:pStyle w:val="Heading2"/>
       </w:pPr>
       <w:bookmarkStart w:id="140" w:name="what-to-try-in-order"/>
-      <w:bookmarkStart w:id="141" w:name="_Toc241660893"/>
+      <w:bookmarkStart w:id="141" w:name="_Toc241663756"/>
       <w:bookmarkEnd w:id="138"/>
       <w:r>
         <w:rPr>
@@ -46440,7 +46542,7 @@
         <w:pStyle w:val="Heading1"/>
       </w:pPr>
       <w:bookmarkStart w:id="142" w:name="scaling-up"/>
-      <w:bookmarkStart w:id="143" w:name="_Toc241660894"/>
+      <w:bookmarkStart w:id="143" w:name="_Toc241663757"/>
       <w:bookmarkEnd w:id="134"/>
       <w:bookmarkEnd w:id="140"/>
       <w:r>
@@ -46460,7 +46562,7 @@
         <w:pStyle w:val="Heading2"/>
       </w:pPr>
       <w:bookmarkStart w:id="144" w:name="X60c251acf6cc087f15a89907a3ae63c867638c5"/>
-      <w:bookmarkStart w:id="145" w:name="_Toc241660895"/>
+      <w:bookmarkStart w:id="145" w:name="_Toc241663758"/>
       <w:r>
         <w:rPr>
           <w:rStyle w:val="SectionNumber"/>
@@ -47130,7 +47232,7 @@
         <w:pStyle w:val="Heading2"/>
       </w:pPr>
       <w:bookmarkStart w:id="146" w:name="renting-an-h100-lambda-cloud"/>
-      <w:bookmarkStart w:id="147" w:name="_Toc241660896"/>
+      <w:bookmarkStart w:id="147" w:name="_Toc241663759"/>
       <w:bookmarkEnd w:id="144"/>
       <w:r>
         <w:rPr>
@@ -47778,7 +47880,16 @@
         <w:t>torch.compile</w:t>
       </w:r>
       <w:r>
-        <w:t xml:space="preserve"> works (it needs Triton, which Windows lacks).</w:t>
+        <w:t xml:space="preserve"> works out of the box (on Windows it needs the </w:t>
+      </w:r>
+      <w:r>
+        <w:rPr>
+          <w:rStyle w:val="VerbatimChar"/>
+        </w:rPr>
+        <w:t>triton-windows</w:t>
+      </w:r>
+      <w:r>
+        <w:t xml:space="preserve"> package).</w:t>
       </w:r>
     </w:p>
     <w:p>
@@ -47847,7 +47958,7 @@
         <w:pStyle w:val="Heading2"/>
       </w:pPr>
       <w:bookmarkStart w:id="148" w:name="a-1b-model-from-scratch"/>
-      <w:bookmarkStart w:id="149" w:name="_Toc241660897"/>
+      <w:bookmarkStart w:id="149" w:name="_Toc241663760"/>
       <w:bookmarkEnd w:id="146"/>
       <w:r>
         <w:rPr>
@@ -48344,7 +48455,7 @@
         <w:pStyle w:val="Heading2"/>
       </w:pPr>
       <w:bookmarkStart w:id="150" w:name="is-1b-enough-for-a-specialised-field"/>
-      <w:bookmarkStart w:id="151" w:name="_Toc241660898"/>
+      <w:bookmarkStart w:id="151" w:name="_Toc241663761"/>
       <w:bookmarkEnd w:id="148"/>
       <w:r>
         <w:rPr>
@@ -48401,10 +48512,10 @@
         <w:t>Knowledge:</w:t>
       </w:r>
       <w:r>
-        <w:t xml:space="preserve"> at about 2 bits per parameter, a 1B model holds about 250 MB of facts. That’s a lot of textbook </w:t>
-      </w:r>
-      <w:r>
-        <w:t>knowledge, but not the literature. It will still invent details.</w:t>
+        <w:t xml:space="preserve"> </w:t>
+      </w:r>
+      <w:r>
+        <w:t>at about 2 bits per parameter, a 1B model holds about 250 MB of facts. That’s a lot of textbook knowledge, but not the literature. It will still invent details.</w:t>
       </w:r>
     </w:p>
     <w:p>
@@ -48498,7 +48609,7 @@
         <w:pStyle w:val="Heading2"/>
       </w:pPr>
       <w:bookmarkStart w:id="152" w:name="X30c0ff3366ed0f880f1b78628a446bbd6327d7e"/>
-      <w:bookmarkStart w:id="153" w:name="_Toc241660899"/>
+      <w:bookmarkStart w:id="153" w:name="_Toc241663762"/>
       <w:bookmarkEnd w:id="150"/>
       <w:r>
         <w:rPr>
@@ -48527,10 +48638,7 @@
         <w:t>open model’s own architecture and tokenizer</w:t>
       </w:r>
       <w:r>
-        <w:t xml:space="preserve">. You feed it </w:t>
-      </w:r>
-      <w:r>
-        <w:t>your text, and its weights keep their shapes.</w:t>
+        <w:t>. You feed it your text, and its weights keep their shapes.</w:t>
       </w:r>
     </w:p>
     <w:p>
@@ -48811,7 +48919,7 @@
         <w:pStyle w:val="Heading2"/>
       </w:pPr>
       <w:bookmarkStart w:id="154" w:name="the-mac-studio-plan-from-guide.md"/>
-      <w:bookmarkStart w:id="155" w:name="_Toc241660900"/>
+      <w:bookmarkStart w:id="155" w:name="_Toc241663763"/>
       <w:bookmarkEnd w:id="152"/>
       <w:r>
         <w:rPr>
@@ -48883,10 +48991,7 @@
         <w:t>A model:</w:t>
       </w:r>
       <w:r>
-        <w:t xml:space="preserve"> </w:t>
-      </w:r>
-      <w:r>
-        <w:t>the strongest open mixture-of-experts model that fits, about 235–355B parameters in total with 20–35B active, at 4-bit.</w:t>
+        <w:t xml:space="preserve"> the strongest open mixture-of-experts model that fits, about 235–355B parameters in total with 20–35B active, at 4-bit.</w:t>
       </w:r>
     </w:p>
     <w:p>
@@ -49352,8 +49457,6 @@
       </w:r>
       <w:r>
         <w:tab/>
-      </w:r>
-      <w:r>
         <w:t>What fits in 256 GB</w:t>
       </w:r>
     </w:p>
@@ -49978,7 +50081,10 @@
         <w:t>512 GB would matter</w:t>
       </w:r>
       <w:r>
-        <w:t xml:space="preserve"> only for running 400B+ models or QLoRA of 355B. It doesn’t matter for tinyGPT-style training from scratch, which is limited by compute.</w:t>
+        <w:t xml:space="preserve"> only for running 400B+ models or QLoRA of 355B. It doesn’t matter for tinyGPT-style training </w:t>
+      </w:r>
+      <w:r>
+        <w:t>from scratch, which is limited by compute.</w:t>
       </w:r>
     </w:p>
     <w:p>
@@ -51005,7 +51111,10 @@
         <w:t>analysis:</w:t>
       </w:r>
       <w:r>
-        <w:t xml:space="preserve"> 1–3K task → R or Python code examples, </w:t>
+        <w:t xml:space="preserve"> </w:t>
+      </w:r>
+      <w:r>
+        <w:t xml:space="preserve">1–3K task → R or Python code examples, </w:t>
       </w:r>
       <w:r>
         <w:rPr>
@@ -51496,7 +51605,10 @@
         <w:t>Free research compute:</w:t>
       </w:r>
       <w:r>
-        <w:t xml:space="preserve"> your university’s research computing service, and the UK AI Research Resource (Isambard-AI, Dawn) for eligible projects.</w:t>
+        <w:t xml:space="preserve"> </w:t>
+      </w:r>
+      <w:r>
+        <w:t>your university’s research computing service, and the UK AI Research Resource (Isambard-AI, Dawn) for eligible projects.</w:t>
       </w:r>
     </w:p>
     <w:p>
@@ -51532,8 +51644,6 @@
       </w:r>
       <w:r>
         <w:tab/>
-      </w:r>
-      <w:r>
         <w:t>The video model, the subscription and the timeline</w:t>
       </w:r>
     </w:p>
@@ -51603,7 +51713,10 @@
         <w:t>Not reliable for</w:t>
       </w:r>
       <w:r>
-        <w:t xml:space="preserve"> equations, labels, molecules or a consistent person. Train only on your own renders or licensed footage.</w:t>
+        <w:t xml:space="preserve"> </w:t>
+      </w:r>
+      <w:r>
+        <w:t>equations, labels, molecules or a consistent person. Train only on your own renders or licensed footage.</w:t>
       </w:r>
     </w:p>
     <w:p>
@@ -51618,10 +51731,7 @@
         <w:t>The subscription:</w:t>
       </w:r>
       <w:r>
-        <w:t xml:space="preserve"> after phases C and D, log for a month which tasks the local model handles well, then decide </w:t>
-      </w:r>
-      <w:r>
-        <w:t>whether to downgrade. The log should make the decision.</w:t>
+        <w:t xml:space="preserve"> after phases C and D, log for a month which tasks the local model handles well, then decide whether to downgrade. The log should make the decision.</w:t>
       </w:r>
     </w:p>
     <w:p>
@@ -51956,7 +52066,7 @@
         <w:pStyle w:val="Heading1"/>
       </w:pPr>
       <w:bookmarkStart w:id="162" w:name="techniques-roadmap"/>
-      <w:bookmarkStart w:id="163" w:name="_Toc241660901"/>
+      <w:bookmarkStart w:id="163" w:name="_Toc241663764"/>
       <w:bookmarkEnd w:id="142"/>
       <w:bookmarkEnd w:id="154"/>
       <w:bookmarkEnd w:id="161"/>
@@ -52015,7 +52125,7 @@
         <w:pStyle w:val="Heading2"/>
       </w:pPr>
       <w:bookmarkStart w:id="164" w:name="done-on-29-september"/>
-      <w:bookmarkStart w:id="165" w:name="_Toc241660902"/>
+      <w:bookmarkStart w:id="165" w:name="_Toc241663765"/>
       <w:r>
         <w:rPr>
           <w:rStyle w:val="SectionNumber"/>
@@ -52456,7 +52566,7 @@
         <w:pStyle w:val="Heading2"/>
       </w:pPr>
       <w:bookmarkStart w:id="166" w:name="recommended-next-in-order"/>
-      <w:bookmarkStart w:id="167" w:name="_Toc241660903"/>
+      <w:bookmarkStart w:id="167" w:name="_Toc241663766"/>
       <w:bookmarkEnd w:id="164"/>
       <w:r>
         <w:rPr>
@@ -52782,13 +52892,7 @@
               <w:rPr>
                 <w:sz w:val="17"/>
               </w:rPr>
-              <w:t xml:space="preserve"> to 6–10 short runs to find the best size for</w:t>
-            </w:r>
-            <w:r>
-              <w:rPr>
-                <w:sz w:val="17"/>
-              </w:rPr>
-              <w:t xml:space="preserve"> </w:t>
+              <w:t xml:space="preserve"> to 6–10 short runs to find the best size for </w:t>
             </w:r>
             <w:r>
               <w:rPr>
@@ -53815,7 +53919,7 @@
         <w:pStyle w:val="Heading2"/>
       </w:pPr>
       <w:bookmarkStart w:id="168" w:name="later-or-at-larger-scale"/>
-      <w:bookmarkStart w:id="169" w:name="_Toc241660904"/>
+      <w:bookmarkStart w:id="169" w:name="_Toc241663767"/>
       <w:bookmarkEnd w:id="166"/>
       <w:r>
         <w:rPr>
@@ -53845,10 +53949,7 @@
         <w:t>Optimisers:</w:t>
       </w:r>
       <w:r>
-        <w:t xml:space="preserve"> µP (learning rates that transfer across widths), Muon, schedule-free AdamW and critical-batch-size </w:t>
-      </w:r>
-      <w:r>
-        <w:t>estimation.</w:t>
+        <w:t xml:space="preserve"> µP (learning rates that transfer across widths), Muon, schedule-free AdamW and critical-batch-size estimation.</w:t>
       </w:r>
     </w:p>
     <w:p>
@@ -53905,7 +54006,7 @@
         <w:t>Efficiency:</w:t>
       </w:r>
       <w:r>
-        <w:t xml:space="preserve"> chunked cross-entropy, activation checkpointing, 8-bit optimisers and </w:t>
+        <w:t xml:space="preserve"> chunked cross-entropy, activation checkpointing, 8-bit optimisers and FlashAttention kernels (</w:t>
       </w:r>
       <w:r>
         <w:rPr>
@@ -53914,7 +54015,10 @@
         <w:t>torch.compile</w:t>
       </w:r>
       <w:r>
-        <w:t xml:space="preserve"> with FlashAttention (on Linux or the Mac).</w:t>
+        <w:t xml:space="preserve"> </w:t>
+      </w:r>
+      <w:r>
+        <w:t>is already on).</w:t>
       </w:r>
     </w:p>
     <w:p>
@@ -53977,10 +54081,7 @@
         <w:t>replacement</w:t>
       </w:r>
       <w:r>
-        <w:t xml:space="preserve"> </w:t>
-      </w:r>
-      <w:r>
-        <w:t>for keyword selection (your decision, Section 4.4).</w:t>
+        <w:t xml:space="preserve"> for keyword selection (your decision, Section 4.4).</w:t>
       </w:r>
     </w:p>
     <w:p>
@@ -54048,7 +54149,7 @@
         <w:pStyle w:val="Heading1"/>
       </w:pPr>
       <w:bookmarkStart w:id="170" w:name="tools-safety-and-naming"/>
-      <w:bookmarkStart w:id="171" w:name="_Toc241660905"/>
+      <w:bookmarkStart w:id="171" w:name="_Toc241663768"/>
       <w:bookmarkEnd w:id="162"/>
       <w:bookmarkEnd w:id="168"/>
       <w:r>
@@ -54068,7 +54169,7 @@
         <w:pStyle w:val="Heading2"/>
       </w:pPr>
       <w:bookmarkStart w:id="172" w:name="other-training-frameworks"/>
-      <w:bookmarkStart w:id="173" w:name="_Toc241660906"/>
+      <w:bookmarkStart w:id="173" w:name="_Toc241663769"/>
       <w:r>
         <w:rPr>
           <w:rStyle w:val="SectionNumber"/>
@@ -54709,7 +54810,7 @@
         <w:pStyle w:val="Heading2"/>
       </w:pPr>
       <w:bookmarkStart w:id="174" w:name="safety-rules-built-into-the-scripts"/>
-      <w:bookmarkStart w:id="175" w:name="_Toc241660907"/>
+      <w:bookmarkStart w:id="175" w:name="_Toc241663770"/>
       <w:bookmarkEnd w:id="172"/>
       <w:r>
         <w:rPr>
@@ -54769,14 +54870,7 @@
         </w:numPr>
       </w:pPr>
       <w:r>
-        <w:rPr>
-          <w:b/>
-          <w:bCs/>
-        </w:rPr>
-        <w:t>Caveat for PyTorch 2.5.1 (installed here):</w:t>
-      </w:r>
-      <w:r>
-        <w:t xml:space="preserve"> CVE-2025-32434 showed that </w:t>
+        <w:t xml:space="preserve">CVE-2025-32434 showed that </w:t>
       </w:r>
       <w:r>
         <w:rPr>
@@ -54785,16 +54879,10 @@
         <w:t>weights_only=True</w:t>
       </w:r>
       <w:r>
-        <w:t xml:space="preserve"> can be bypassed in PyTorch before 2.6. Until PyTorch is upgraded, load only checkpoints you made yourself. The upgrade (not done; it needs your approval): </w:t>
-      </w:r>
-      <w:r>
-        <w:rPr>
-          <w:rStyle w:val="VerbatimChar"/>
-        </w:rPr>
-        <w:t>python -m pip install --upgrade torch --index-url https://download.pytorch.org/whl/cu126</w:t>
-      </w:r>
-      <w:r>
-        <w:t>, then rerun the tests.</w:t>
+        <w:t xml:space="preserve"> can be bypassed in PyTorch before 2.6. PyTorch 2.10 is installed here, so this is closed; on another machine with an older PyTorch, load only checkpoints you made </w:t>
+      </w:r>
+      <w:r>
+        <w:t>yourself.</w:t>
       </w:r>
     </w:p>
     <w:p>
@@ -54942,7 +55030,10 @@
         <w:t>No installs.</w:t>
       </w:r>
       <w:r>
-        <w:t xml:space="preserve"> Every package in requirements.txt is already installed. On a new machine: </w:t>
+        <w:t xml:space="preserve"> Every package in requirements.txt is already installed. On a new machine:</w:t>
+      </w:r>
+      <w:r>
+        <w:t xml:space="preserve"> </w:t>
       </w:r>
       <w:r>
         <w:rPr>
@@ -54987,7 +55078,7 @@
         <w:pStyle w:val="Heading2"/>
       </w:pPr>
       <w:bookmarkStart w:id="176" w:name="a-name-for-the-model"/>
-      <w:bookmarkStart w:id="177" w:name="_Toc241660908"/>
+      <w:bookmarkStart w:id="177" w:name="_Toc241663771"/>
       <w:bookmarkEnd w:id="174"/>
       <w:r>
         <w:rPr>
@@ -55117,7 +55208,7 @@
         <w:pStyle w:val="Heading1"/>
       </w:pPr>
       <w:bookmarkStart w:id="178" w:name="glossary"/>
-      <w:bookmarkStart w:id="179" w:name="_Toc241660909"/>
+      <w:bookmarkStart w:id="179" w:name="_Toc241663772"/>
       <w:bookmarkEnd w:id="170"/>
       <w:bookmarkEnd w:id="176"/>
       <w:r>
@@ -56728,7 +56819,7 @@
         <w:pStyle w:val="Heading1"/>
       </w:pPr>
       <w:bookmarkStart w:id="180" w:name="reading-list-and-references"/>
-      <w:bookmarkStart w:id="181" w:name="_Toc241660910"/>
+      <w:bookmarkStart w:id="181" w:name="_Toc241663773"/>
       <w:bookmarkEnd w:id="178"/>
       <w:r>
         <w:t>Reading list and references</w:t>
@@ -57112,7 +57203,7 @@
   <w:abstractNum w:abstractNumId="0" w15:restartNumberingAfterBreak="0">
     <w:nsid w:val="0000A990"/>
     <w:multiLevelType w:val="multilevel"/>
-    <w:tmpl w:val="20B89C5E"/>
+    <w:tmpl w:val="98825A88"/>
     <w:lvl w:ilvl="0">
       <w:numFmt w:val="bullet"/>
       <w:lvlText w:val=" "/>
@@ -57189,7 +57280,7 @@
   <w:abstractNum w:abstractNumId="1" w15:restartNumberingAfterBreak="0">
     <w:nsid w:val="0000A991"/>
     <w:multiLevelType w:val="multilevel"/>
-    <w:tmpl w:val="1D7EE42A"/>
+    <w:tmpl w:val="DE260284"/>
     <w:lvl w:ilvl="0">
       <w:numFmt w:val="bullet"/>
       <w:lvlText w:val=""/>
@@ -57293,7 +57384,7 @@
   <w:abstractNum w:abstractNumId="2" w15:restartNumberingAfterBreak="0">
     <w:nsid w:val="00A99411"/>
     <w:multiLevelType w:val="multilevel"/>
-    <w:tmpl w:val="E1CCFD98"/>
+    <w:tmpl w:val="5E509F34"/>
     <w:lvl w:ilvl="0">
       <w:start w:val="1"/>
       <w:numFmt w:val="decimal"/>
@@ -57376,25 +57467,25 @@
       </w:pPr>
     </w:lvl>
   </w:abstractNum>
-  <w:num w:numId="1" w16cid:durableId="1736977185">
+  <w:num w:numId="1" w16cid:durableId="722212784">
     <w:abstractNumId w:val="0"/>
   </w:num>
-  <w:num w:numId="2" w16cid:durableId="2089769955">
+  <w:num w:numId="2" w16cid:durableId="949894241">
     <w:abstractNumId w:val="1"/>
   </w:num>
-  <w:num w:numId="3" w16cid:durableId="2060133069">
+  <w:num w:numId="3" w16cid:durableId="768626374">
     <w:abstractNumId w:val="1"/>
   </w:num>
-  <w:num w:numId="4" w16cid:durableId="1274089122">
+  <w:num w:numId="4" w16cid:durableId="1476944775">
     <w:abstractNumId w:val="1"/>
   </w:num>
-  <w:num w:numId="5" w16cid:durableId="309792363">
+  <w:num w:numId="5" w16cid:durableId="599918358">
     <w:abstractNumId w:val="1"/>
   </w:num>
-  <w:num w:numId="6" w16cid:durableId="54936142">
+  <w:num w:numId="6" w16cid:durableId="282351320">
     <w:abstractNumId w:val="1"/>
   </w:num>
-  <w:num w:numId="7" w16cid:durableId="846867601">
+  <w:num w:numId="7" w16cid:durableId="337854593">
     <w:abstractNumId w:val="2"/>
     <w:lvlOverride w:ilvl="0">
       <w:startOverride w:val="1"/>
@@ -57424,19 +57515,19 @@
       <w:startOverride w:val="1"/>
     </w:lvlOverride>
   </w:num>
-  <w:num w:numId="8" w16cid:durableId="1954165309">
+  <w:num w:numId="8" w16cid:durableId="1103451068">
     <w:abstractNumId w:val="1"/>
   </w:num>
-  <w:num w:numId="9" w16cid:durableId="1358852324">
+  <w:num w:numId="9" w16cid:durableId="1909143049">
     <w:abstractNumId w:val="1"/>
   </w:num>
-  <w:num w:numId="10" w16cid:durableId="1407534282">
+  <w:num w:numId="10" w16cid:durableId="1674406013">
     <w:abstractNumId w:val="1"/>
   </w:num>
-  <w:num w:numId="11" w16cid:durableId="120152026">
+  <w:num w:numId="11" w16cid:durableId="476651099">
     <w:abstractNumId w:val="1"/>
   </w:num>
-  <w:num w:numId="12" w16cid:durableId="611019006">
+  <w:num w:numId="12" w16cid:durableId="639069384">
     <w:abstractNumId w:val="2"/>
     <w:lvlOverride w:ilvl="0">
       <w:startOverride w:val="1"/>
@@ -57466,43 +57557,43 @@
       <w:startOverride w:val="1"/>
     </w:lvlOverride>
   </w:num>
-  <w:num w:numId="13" w16cid:durableId="1267497916">
+  <w:num w:numId="13" w16cid:durableId="902764073">
     <w:abstractNumId w:val="1"/>
   </w:num>
-  <w:num w:numId="14" w16cid:durableId="332532793">
+  <w:num w:numId="14" w16cid:durableId="1337343038">
     <w:abstractNumId w:val="1"/>
   </w:num>
-  <w:num w:numId="15" w16cid:durableId="495340312">
+  <w:num w:numId="15" w16cid:durableId="951980946">
     <w:abstractNumId w:val="1"/>
   </w:num>
-  <w:num w:numId="16" w16cid:durableId="546071874">
+  <w:num w:numId="16" w16cid:durableId="1146901073">
     <w:abstractNumId w:val="1"/>
   </w:num>
-  <w:num w:numId="17" w16cid:durableId="2013876831">
+  <w:num w:numId="17" w16cid:durableId="915866020">
     <w:abstractNumId w:val="1"/>
   </w:num>
-  <w:num w:numId="18" w16cid:durableId="1841432195">
+  <w:num w:numId="18" w16cid:durableId="1565992148">
     <w:abstractNumId w:val="1"/>
   </w:num>
-  <w:num w:numId="19" w16cid:durableId="1370642673">
+  <w:num w:numId="19" w16cid:durableId="329719487">
     <w:abstractNumId w:val="1"/>
   </w:num>
-  <w:num w:numId="20" w16cid:durableId="1802721535">
+  <w:num w:numId="20" w16cid:durableId="1550610266">
     <w:abstractNumId w:val="1"/>
   </w:num>
-  <w:num w:numId="21" w16cid:durableId="325934638">
+  <w:num w:numId="21" w16cid:durableId="1794715177">
     <w:abstractNumId w:val="1"/>
   </w:num>
-  <w:num w:numId="22" w16cid:durableId="1529686274">
+  <w:num w:numId="22" w16cid:durableId="734161917">
     <w:abstractNumId w:val="1"/>
   </w:num>
-  <w:num w:numId="23" w16cid:durableId="1799950312">
+  <w:num w:numId="23" w16cid:durableId="2047949990">
     <w:abstractNumId w:val="1"/>
   </w:num>
-  <w:num w:numId="24" w16cid:durableId="1200170834">
+  <w:num w:numId="24" w16cid:durableId="434374887">
     <w:abstractNumId w:val="1"/>
   </w:num>
-  <w:num w:numId="25" w16cid:durableId="836773297">
+  <w:num w:numId="25" w16cid:durableId="906719737">
     <w:abstractNumId w:val="2"/>
     <w:lvlOverride w:ilvl="0">
       <w:startOverride w:val="1"/>
@@ -57532,7 +57623,7 @@
       <w:startOverride w:val="1"/>
     </w:lvlOverride>
   </w:num>
-  <w:num w:numId="26" w16cid:durableId="822087973">
+  <w:num w:numId="26" w16cid:durableId="1878854145">
     <w:abstractNumId w:val="2"/>
     <w:lvlOverride w:ilvl="0">
       <w:startOverride w:val="1"/>
@@ -57562,16 +57653,16 @@
       <w:startOverride w:val="1"/>
     </w:lvlOverride>
   </w:num>
-  <w:num w:numId="27" w16cid:durableId="1357196926">
+  <w:num w:numId="27" w16cid:durableId="421609517">
     <w:abstractNumId w:val="1"/>
   </w:num>
-  <w:num w:numId="28" w16cid:durableId="838807654">
+  <w:num w:numId="28" w16cid:durableId="1763643203">
     <w:abstractNumId w:val="1"/>
   </w:num>
-  <w:num w:numId="29" w16cid:durableId="660700859">
+  <w:num w:numId="29" w16cid:durableId="756176018">
     <w:abstractNumId w:val="1"/>
   </w:num>
-  <w:num w:numId="30" w16cid:durableId="873887395">
+  <w:num w:numId="30" w16cid:durableId="99841781">
     <w:abstractNumId w:val="2"/>
     <w:lvlOverride w:ilvl="0">
       <w:startOverride w:val="1"/>
@@ -57601,7 +57692,7 @@
       <w:startOverride w:val="1"/>
     </w:lvlOverride>
   </w:num>
-  <w:num w:numId="31" w16cid:durableId="1465079160">
+  <w:num w:numId="31" w16cid:durableId="1448112893">
     <w:abstractNumId w:val="2"/>
     <w:lvlOverride w:ilvl="0">
       <w:startOverride w:val="1"/>
@@ -57631,16 +57722,16 @@
       <w:startOverride w:val="1"/>
     </w:lvlOverride>
   </w:num>
-  <w:num w:numId="32" w16cid:durableId="278756658">
+  <w:num w:numId="32" w16cid:durableId="434324356">
     <w:abstractNumId w:val="1"/>
   </w:num>
-  <w:num w:numId="33" w16cid:durableId="634332187">
+  <w:num w:numId="33" w16cid:durableId="1250387552">
     <w:abstractNumId w:val="1"/>
   </w:num>
-  <w:num w:numId="34" w16cid:durableId="374893001">
+  <w:num w:numId="34" w16cid:durableId="2123766652">
     <w:abstractNumId w:val="1"/>
   </w:num>
-  <w:num w:numId="35" w16cid:durableId="134297879">
+  <w:num w:numId="35" w16cid:durableId="483088578">
     <w:abstractNumId w:val="2"/>
     <w:lvlOverride w:ilvl="0">
       <w:startOverride w:val="1"/>
@@ -57670,25 +57761,25 @@
       <w:startOverride w:val="1"/>
     </w:lvlOverride>
   </w:num>
-  <w:num w:numId="36" w16cid:durableId="1803693975">
+  <w:num w:numId="36" w16cid:durableId="554123108">
     <w:abstractNumId w:val="1"/>
   </w:num>
-  <w:num w:numId="37" w16cid:durableId="1412045350">
+  <w:num w:numId="37" w16cid:durableId="849375351">
     <w:abstractNumId w:val="1"/>
   </w:num>
-  <w:num w:numId="38" w16cid:durableId="1451558026">
+  <w:num w:numId="38" w16cid:durableId="1201893626">
     <w:abstractNumId w:val="1"/>
   </w:num>
-  <w:num w:numId="39" w16cid:durableId="101803545">
+  <w:num w:numId="39" w16cid:durableId="2123719422">
     <w:abstractNumId w:val="1"/>
   </w:num>
-  <w:num w:numId="40" w16cid:durableId="1197307453">
+  <w:num w:numId="40" w16cid:durableId="955332235">
     <w:abstractNumId w:val="1"/>
   </w:num>
-  <w:num w:numId="41" w16cid:durableId="1212614488">
+  <w:num w:numId="41" w16cid:durableId="1241715207">
     <w:abstractNumId w:val="1"/>
   </w:num>
-  <w:num w:numId="42" w16cid:durableId="1100225934">
+  <w:num w:numId="42" w16cid:durableId="1075323348">
     <w:abstractNumId w:val="2"/>
     <w:lvlOverride w:ilvl="0">
       <w:startOverride w:val="1"/>
@@ -57718,10 +57809,10 @@
       <w:startOverride w:val="1"/>
     </w:lvlOverride>
   </w:num>
-  <w:num w:numId="43" w16cid:durableId="2111974528">
+  <w:num w:numId="43" w16cid:durableId="1787431623">
     <w:abstractNumId w:val="1"/>
   </w:num>
-  <w:num w:numId="44" w16cid:durableId="155608470">
+  <w:num w:numId="44" w16cid:durableId="71700457">
     <w:abstractNumId w:val="2"/>
     <w:lvlOverride w:ilvl="0">
       <w:startOverride w:val="1"/>
@@ -57751,10 +57842,10 @@
       <w:startOverride w:val="1"/>
     </w:lvlOverride>
   </w:num>
-  <w:num w:numId="45" w16cid:durableId="1881821742">
+  <w:num w:numId="45" w16cid:durableId="355079586">
     <w:abstractNumId w:val="1"/>
   </w:num>
-  <w:num w:numId="46" w16cid:durableId="698049694">
+  <w:num w:numId="46" w16cid:durableId="222835727">
     <w:abstractNumId w:val="2"/>
     <w:lvlOverride w:ilvl="0">
       <w:startOverride w:val="1"/>
@@ -57784,19 +57875,19 @@
       <w:startOverride w:val="1"/>
     </w:lvlOverride>
   </w:num>
-  <w:num w:numId="47" w16cid:durableId="1093011763">
+  <w:num w:numId="47" w16cid:durableId="589705485">
     <w:abstractNumId w:val="1"/>
   </w:num>
-  <w:num w:numId="48" w16cid:durableId="1614703409">
+  <w:num w:numId="48" w16cid:durableId="636452336">
     <w:abstractNumId w:val="1"/>
   </w:num>
-  <w:num w:numId="49" w16cid:durableId="848913622">
+  <w:num w:numId="49" w16cid:durableId="701244986">
     <w:abstractNumId w:val="1"/>
   </w:num>
-  <w:num w:numId="50" w16cid:durableId="1583762605">
+  <w:num w:numId="50" w16cid:durableId="1416588120">
     <w:abstractNumId w:val="1"/>
   </w:num>
-  <w:num w:numId="51" w16cid:durableId="277419361">
+  <w:num w:numId="51" w16cid:durableId="2092853899">
     <w:abstractNumId w:val="2"/>
     <w:lvlOverride w:ilvl="0">
       <w:startOverride w:val="1"/>
@@ -57826,19 +57917,19 @@
       <w:startOverride w:val="1"/>
     </w:lvlOverride>
   </w:num>
-  <w:num w:numId="52" w16cid:durableId="14384745">
+  <w:num w:numId="52" w16cid:durableId="1091854067">
     <w:abstractNumId w:val="1"/>
   </w:num>
-  <w:num w:numId="53" w16cid:durableId="1504929667">
+  <w:num w:numId="53" w16cid:durableId="2033726091">
     <w:abstractNumId w:val="1"/>
   </w:num>
-  <w:num w:numId="54" w16cid:durableId="8797298">
+  <w:num w:numId="54" w16cid:durableId="45186167">
     <w:abstractNumId w:val="1"/>
   </w:num>
-  <w:num w:numId="55" w16cid:durableId="665131090">
+  <w:num w:numId="55" w16cid:durableId="1479179976">
     <w:abstractNumId w:val="1"/>
   </w:num>
-  <w:num w:numId="56" w16cid:durableId="1508406598">
+  <w:num w:numId="56" w16cid:durableId="995837377">
     <w:abstractNumId w:val="2"/>
     <w:lvlOverride w:ilvl="0">
       <w:startOverride w:val="1"/>
@@ -57868,19 +57959,19 @@
       <w:startOverride w:val="1"/>
     </w:lvlOverride>
   </w:num>
-  <w:num w:numId="57" w16cid:durableId="1014306338">
+  <w:num w:numId="57" w16cid:durableId="1930117480">
     <w:abstractNumId w:val="1"/>
   </w:num>
-  <w:num w:numId="58" w16cid:durableId="1040933662">
+  <w:num w:numId="58" w16cid:durableId="2111123682">
     <w:abstractNumId w:val="1"/>
   </w:num>
-  <w:num w:numId="59" w16cid:durableId="1656956602">
+  <w:num w:numId="59" w16cid:durableId="955529706">
     <w:abstractNumId w:val="1"/>
   </w:num>
-  <w:num w:numId="60" w16cid:durableId="1572427000">
+  <w:num w:numId="60" w16cid:durableId="1021975173">
     <w:abstractNumId w:val="1"/>
   </w:num>
-  <w:num w:numId="61" w16cid:durableId="1537354419">
+  <w:num w:numId="61" w16cid:durableId="63377930">
     <w:abstractNumId w:val="2"/>
     <w:lvlOverride w:ilvl="0">
       <w:startOverride w:val="1"/>
@@ -57910,28 +58001,28 @@
       <w:startOverride w:val="1"/>
     </w:lvlOverride>
   </w:num>
-  <w:num w:numId="62" w16cid:durableId="1795827909">
+  <w:num w:numId="62" w16cid:durableId="960306963">
     <w:abstractNumId w:val="1"/>
   </w:num>
-  <w:num w:numId="63" w16cid:durableId="633563045">
+  <w:num w:numId="63" w16cid:durableId="1047756703">
     <w:abstractNumId w:val="1"/>
   </w:num>
-  <w:num w:numId="64" w16cid:durableId="319892871">
+  <w:num w:numId="64" w16cid:durableId="127627792">
     <w:abstractNumId w:val="1"/>
   </w:num>
-  <w:num w:numId="65" w16cid:durableId="741831310">
+  <w:num w:numId="65" w16cid:durableId="739865452">
     <w:abstractNumId w:val="1"/>
   </w:num>
-  <w:num w:numId="66" w16cid:durableId="2099520903">
+  <w:num w:numId="66" w16cid:durableId="1917283659">
     <w:abstractNumId w:val="1"/>
   </w:num>
-  <w:num w:numId="67" w16cid:durableId="1170104305">
+  <w:num w:numId="67" w16cid:durableId="303316649">
     <w:abstractNumId w:val="1"/>
   </w:num>
-  <w:num w:numId="68" w16cid:durableId="762653156">
+  <w:num w:numId="68" w16cid:durableId="218901103">
     <w:abstractNumId w:val="1"/>
   </w:num>
-  <w:num w:numId="69" w16cid:durableId="1726022589">
+  <w:num w:numId="69" w16cid:durableId="2060124633">
     <w:abstractNumId w:val="2"/>
     <w:lvlOverride w:ilvl="0">
       <w:startOverride w:val="1"/>
@@ -57961,16 +58052,16 @@
       <w:startOverride w:val="1"/>
     </w:lvlOverride>
   </w:num>
-  <w:num w:numId="70" w16cid:durableId="2138136138">
+  <w:num w:numId="70" w16cid:durableId="422339555">
     <w:abstractNumId w:val="1"/>
   </w:num>
-  <w:num w:numId="71" w16cid:durableId="269433298">
+  <w:num w:numId="71" w16cid:durableId="103118625">
     <w:abstractNumId w:val="1"/>
   </w:num>
-  <w:num w:numId="72" w16cid:durableId="1832595479">
+  <w:num w:numId="72" w16cid:durableId="1679429636">
     <w:abstractNumId w:val="1"/>
   </w:num>
-  <w:num w:numId="73" w16cid:durableId="478613498">
+  <w:num w:numId="73" w16cid:durableId="351299806">
     <w:abstractNumId w:val="2"/>
     <w:lvlOverride w:ilvl="0">
       <w:startOverride w:val="1"/>
@@ -58000,16 +58091,16 @@
       <w:startOverride w:val="1"/>
     </w:lvlOverride>
   </w:num>
-  <w:num w:numId="74" w16cid:durableId="1429040317">
+  <w:num w:numId="74" w16cid:durableId="721562831">
     <w:abstractNumId w:val="1"/>
   </w:num>
-  <w:num w:numId="75" w16cid:durableId="1420442448">
+  <w:num w:numId="75" w16cid:durableId="1067150751">
     <w:abstractNumId w:val="1"/>
   </w:num>
-  <w:num w:numId="76" w16cid:durableId="1194423872">
+  <w:num w:numId="76" w16cid:durableId="1422489071">
     <w:abstractNumId w:val="1"/>
   </w:num>
-  <w:num w:numId="77" w16cid:durableId="550848827">
+  <w:num w:numId="77" w16cid:durableId="72509280">
     <w:abstractNumId w:val="2"/>
     <w:lvlOverride w:ilvl="0">
       <w:startOverride w:val="1"/>
@@ -58039,13 +58130,13 @@
       <w:startOverride w:val="1"/>
     </w:lvlOverride>
   </w:num>
-  <w:num w:numId="78" w16cid:durableId="2018922532">
+  <w:num w:numId="78" w16cid:durableId="1399134007">
     <w:abstractNumId w:val="1"/>
   </w:num>
-  <w:num w:numId="79" w16cid:durableId="1115631916">
+  <w:num w:numId="79" w16cid:durableId="1469980846">
     <w:abstractNumId w:val="1"/>
   </w:num>
-  <w:num w:numId="80" w16cid:durableId="97458311">
+  <w:num w:numId="80" w16cid:durableId="1365137739">
     <w:abstractNumId w:val="2"/>
     <w:lvlOverride w:ilvl="0">
       <w:startOverride w:val="1"/>
@@ -58075,31 +58166,31 @@
       <w:startOverride w:val="1"/>
     </w:lvlOverride>
   </w:num>
-  <w:num w:numId="81" w16cid:durableId="897975024">
+  <w:num w:numId="81" w16cid:durableId="1767379647">
     <w:abstractNumId w:val="1"/>
   </w:num>
-  <w:num w:numId="82" w16cid:durableId="705371996">
+  <w:num w:numId="82" w16cid:durableId="2057469652">
     <w:abstractNumId w:val="1"/>
   </w:num>
-  <w:num w:numId="83" w16cid:durableId="501237464">
+  <w:num w:numId="83" w16cid:durableId="1319579349">
     <w:abstractNumId w:val="1"/>
   </w:num>
-  <w:num w:numId="84" w16cid:durableId="1216703154">
+  <w:num w:numId="84" w16cid:durableId="16350795">
     <w:abstractNumId w:val="1"/>
   </w:num>
-  <w:num w:numId="85" w16cid:durableId="1839611452">
+  <w:num w:numId="85" w16cid:durableId="332756378">
     <w:abstractNumId w:val="1"/>
   </w:num>
-  <w:num w:numId="86" w16cid:durableId="213544892">
+  <w:num w:numId="86" w16cid:durableId="316803930">
     <w:abstractNumId w:val="1"/>
   </w:num>
-  <w:num w:numId="87" w16cid:durableId="1889293773">
+  <w:num w:numId="87" w16cid:durableId="1974942367">
     <w:abstractNumId w:val="1"/>
   </w:num>
-  <w:num w:numId="88" w16cid:durableId="1429082315">
+  <w:num w:numId="88" w16cid:durableId="1191533007">
     <w:abstractNumId w:val="1"/>
   </w:num>
-  <w:num w:numId="89" w16cid:durableId="1672101228">
+  <w:num w:numId="89" w16cid:durableId="312028559">
     <w:abstractNumId w:val="2"/>
     <w:lvlOverride w:ilvl="0">
       <w:startOverride w:val="1"/>
@@ -58129,16 +58220,16 @@
       <w:startOverride w:val="1"/>
     </w:lvlOverride>
   </w:num>
-  <w:num w:numId="90" w16cid:durableId="1648392388">
+  <w:num w:numId="90" w16cid:durableId="1531719369">
     <w:abstractNumId w:val="1"/>
   </w:num>
-  <w:num w:numId="91" w16cid:durableId="1355764589">
+  <w:num w:numId="91" w16cid:durableId="865093174">
     <w:abstractNumId w:val="1"/>
   </w:num>
-  <w:num w:numId="92" w16cid:durableId="1150947544">
+  <w:num w:numId="92" w16cid:durableId="568882696">
     <w:abstractNumId w:val="1"/>
   </w:num>
-  <w:num w:numId="93" w16cid:durableId="1062872758">
+  <w:num w:numId="93" w16cid:durableId="1513304280">
     <w:abstractNumId w:val="2"/>
     <w:lvlOverride w:ilvl="0">
       <w:startOverride w:val="1"/>
@@ -58168,10 +58259,10 @@
       <w:startOverride w:val="1"/>
     </w:lvlOverride>
   </w:num>
-  <w:num w:numId="94" w16cid:durableId="1948855388">
+  <w:num w:numId="94" w16cid:durableId="72047863">
     <w:abstractNumId w:val="1"/>
   </w:num>
-  <w:num w:numId="95" w16cid:durableId="47847264">
+  <w:num w:numId="95" w16cid:durableId="70471936">
     <w:abstractNumId w:val="2"/>
     <w:lvlOverride w:ilvl="0">
       <w:startOverride w:val="1"/>
@@ -58201,10 +58292,10 @@
       <w:startOverride w:val="1"/>
     </w:lvlOverride>
   </w:num>
-  <w:num w:numId="96" w16cid:durableId="1061755374">
+  <w:num w:numId="96" w16cid:durableId="298540647">
     <w:abstractNumId w:val="1"/>
   </w:num>
-  <w:num w:numId="97" w16cid:durableId="1121535889">
+  <w:num w:numId="97" w16cid:durableId="1052848670">
     <w:abstractNumId w:val="2"/>
     <w:lvlOverride w:ilvl="0">
       <w:startOverride w:val="1"/>
@@ -58234,10 +58325,10 @@
       <w:startOverride w:val="1"/>
     </w:lvlOverride>
   </w:num>
-  <w:num w:numId="98" w16cid:durableId="1192494602">
+  <w:num w:numId="98" w16cid:durableId="524297432">
     <w:abstractNumId w:val="1"/>
   </w:num>
-  <w:num w:numId="99" w16cid:durableId="310327126">
+  <w:num w:numId="99" w16cid:durableId="1368411485">
     <w:abstractNumId w:val="2"/>
     <w:lvlOverride w:ilvl="0">
       <w:startOverride w:val="1"/>
@@ -58267,13 +58358,13 @@
       <w:startOverride w:val="1"/>
     </w:lvlOverride>
   </w:num>
-  <w:num w:numId="100" w16cid:durableId="1816992672">
+  <w:num w:numId="100" w16cid:durableId="554776161">
     <w:abstractNumId w:val="1"/>
   </w:num>
-  <w:num w:numId="101" w16cid:durableId="1730306451">
+  <w:num w:numId="101" w16cid:durableId="2074502486">
     <w:abstractNumId w:val="1"/>
   </w:num>
-  <w:num w:numId="102" w16cid:durableId="836577978">
+  <w:num w:numId="102" w16cid:durableId="1536649556">
     <w:abstractNumId w:val="2"/>
     <w:lvlOverride w:ilvl="0">
       <w:startOverride w:val="1"/>
@@ -58303,34 +58394,34 @@
       <w:startOverride w:val="1"/>
     </w:lvlOverride>
   </w:num>
-  <w:num w:numId="103" w16cid:durableId="1082877705">
+  <w:num w:numId="103" w16cid:durableId="2088913496">
     <w:abstractNumId w:val="1"/>
   </w:num>
-  <w:num w:numId="104" w16cid:durableId="660544663">
+  <w:num w:numId="104" w16cid:durableId="341783752">
     <w:abstractNumId w:val="1"/>
   </w:num>
-  <w:num w:numId="105" w16cid:durableId="2043747847">
+  <w:num w:numId="105" w16cid:durableId="287053185">
     <w:abstractNumId w:val="1"/>
   </w:num>
-  <w:num w:numId="106" w16cid:durableId="26878341">
+  <w:num w:numId="106" w16cid:durableId="1642688055">
     <w:abstractNumId w:val="1"/>
   </w:num>
-  <w:num w:numId="107" w16cid:durableId="1723862672">
+  <w:num w:numId="107" w16cid:durableId="1523208191">
     <w:abstractNumId w:val="1"/>
   </w:num>
-  <w:num w:numId="108" w16cid:durableId="219946172">
+  <w:num w:numId="108" w16cid:durableId="156500764">
     <w:abstractNumId w:val="1"/>
   </w:num>
-  <w:num w:numId="109" w16cid:durableId="26223866">
+  <w:num w:numId="109" w16cid:durableId="1895849034">
     <w:abstractNumId w:val="1"/>
   </w:num>
-  <w:num w:numId="110" w16cid:durableId="1805805647">
+  <w:num w:numId="110" w16cid:durableId="653725539">
     <w:abstractNumId w:val="1"/>
   </w:num>
-  <w:num w:numId="111" w16cid:durableId="1212230019">
+  <w:num w:numId="111" w16cid:durableId="1349523483">
     <w:abstractNumId w:val="1"/>
   </w:num>
-  <w:num w:numId="112" w16cid:durableId="230047685">
+  <w:num w:numId="112" w16cid:durableId="919488380">
     <w:abstractNumId w:val="2"/>
     <w:lvlOverride w:ilvl="0">
       <w:startOverride w:val="1"/>
@@ -58360,13 +58451,13 @@
       <w:startOverride w:val="1"/>
     </w:lvlOverride>
   </w:num>
-  <w:num w:numId="113" w16cid:durableId="1504977815">
+  <w:num w:numId="113" w16cid:durableId="1669211088">
     <w:abstractNumId w:val="1"/>
   </w:num>
-  <w:num w:numId="114" w16cid:durableId="1216576214">
+  <w:num w:numId="114" w16cid:durableId="159085895">
     <w:abstractNumId w:val="1"/>
   </w:num>
-  <w:num w:numId="115" w16cid:durableId="602228856">
+  <w:num w:numId="115" w16cid:durableId="1974672602">
     <w:abstractNumId w:val="2"/>
     <w:lvlOverride w:ilvl="0">
       <w:startOverride w:val="1"/>
@@ -58396,7 +58487,7 @@
       <w:startOverride w:val="1"/>
     </w:lvlOverride>
   </w:num>
-  <w:num w:numId="116" w16cid:durableId="978001093">
+  <w:num w:numId="116" w16cid:durableId="245308128">
     <w:abstractNumId w:val="2"/>
     <w:lvlOverride w:ilvl="0">
       <w:startOverride w:val="1"/>
@@ -58426,7 +58517,7 @@
       <w:startOverride w:val="1"/>
     </w:lvlOverride>
   </w:num>
-  <w:num w:numId="117" w16cid:durableId="1306079361">
+  <w:num w:numId="117" w16cid:durableId="799809384">
     <w:abstractNumId w:val="2"/>
     <w:lvlOverride w:ilvl="0">
       <w:startOverride w:val="1"/>
@@ -58456,16 +58547,16 @@
       <w:startOverride w:val="1"/>
     </w:lvlOverride>
   </w:num>
-  <w:num w:numId="118" w16cid:durableId="644897623">
+  <w:num w:numId="118" w16cid:durableId="1823692480">
     <w:abstractNumId w:val="1"/>
   </w:num>
-  <w:num w:numId="119" w16cid:durableId="1800371577">
+  <w:num w:numId="119" w16cid:durableId="1860969485">
     <w:abstractNumId w:val="1"/>
   </w:num>
-  <w:num w:numId="120" w16cid:durableId="170729257">
+  <w:num w:numId="120" w16cid:durableId="575744307">
     <w:abstractNumId w:val="1"/>
   </w:num>
-  <w:num w:numId="121" w16cid:durableId="1498382270">
+  <w:num w:numId="121" w16cid:durableId="2121950325">
     <w:abstractNumId w:val="2"/>
     <w:lvlOverride w:ilvl="0">
       <w:startOverride w:val="1"/>
@@ -58495,28 +58586,28 @@
       <w:startOverride w:val="1"/>
     </w:lvlOverride>
   </w:num>
-  <w:num w:numId="122" w16cid:durableId="857230795">
+  <w:num w:numId="122" w16cid:durableId="1095200730">
     <w:abstractNumId w:val="1"/>
   </w:num>
-  <w:num w:numId="123" w16cid:durableId="1791392906">
+  <w:num w:numId="123" w16cid:durableId="149560906">
     <w:abstractNumId w:val="1"/>
   </w:num>
-  <w:num w:numId="124" w16cid:durableId="780077287">
+  <w:num w:numId="124" w16cid:durableId="1142162502">
     <w:abstractNumId w:val="1"/>
   </w:num>
-  <w:num w:numId="125" w16cid:durableId="304313639">
+  <w:num w:numId="125" w16cid:durableId="774791096">
     <w:abstractNumId w:val="1"/>
   </w:num>
-  <w:num w:numId="126" w16cid:durableId="486094152">
+  <w:num w:numId="126" w16cid:durableId="412747675">
     <w:abstractNumId w:val="1"/>
   </w:num>
-  <w:num w:numId="127" w16cid:durableId="1470397161">
+  <w:num w:numId="127" w16cid:durableId="2103867064">
     <w:abstractNumId w:val="1"/>
   </w:num>
-  <w:num w:numId="128" w16cid:durableId="1044600458">
+  <w:num w:numId="128" w16cid:durableId="1879851953">
     <w:abstractNumId w:val="1"/>
   </w:num>
-  <w:num w:numId="129" w16cid:durableId="89351160">
+  <w:num w:numId="129" w16cid:durableId="569731850">
     <w:abstractNumId w:val="2"/>
     <w:lvlOverride w:ilvl="0">
       <w:startOverride w:val="1"/>
@@ -58546,7 +58637,7 @@
       <w:startOverride w:val="1"/>
     </w:lvlOverride>
   </w:num>
-  <w:num w:numId="130" w16cid:durableId="2036541594">
+  <w:num w:numId="130" w16cid:durableId="1601375433">
     <w:abstractNumId w:val="1"/>
   </w:num>
   <w:numIdMacAtCleanup w:val="130"/>
@@ -59813,7 +59904,7 @@
     <w:next w:val="Normal"/>
     <w:autoRedefine/>
     <w:uiPriority w:val="39"/>
-    <w:rsid w:val="006E7DA0"/>
+    <w:rsid w:val="00395E25"/>
   </w:style>
   <w:style w:type="paragraph" w:styleId="TOC2">
     <w:name w:val="toc 2"/>
@@ -59821,7 +59912,7 @@
     <w:next w:val="Normal"/>
     <w:autoRedefine/>
     <w:uiPriority w:val="39"/>
-    <w:rsid w:val="006E7DA0"/>
+    <w:rsid w:val="00395E25"/>
     <w:pPr>
       <w:ind w:left="210"/>
     </w:pPr>
@@ -59833,7 +59924,7 @@
     <w:autoRedefine/>
     <w:uiPriority w:val="39"/>
     <w:unhideWhenUsed/>
-    <w:rsid w:val="006E7DA0"/>
+    <w:rsid w:val="00395E25"/>
     <w:pPr>
       <w:spacing w:line="278" w:lineRule="auto"/>
       <w:ind w:left="480"/>
@@ -59853,7 +59944,7 @@
     <w:autoRedefine/>
     <w:uiPriority w:val="39"/>
     <w:unhideWhenUsed/>
-    <w:rsid w:val="006E7DA0"/>
+    <w:rsid w:val="00395E25"/>
     <w:pPr>
       <w:spacing w:line="278" w:lineRule="auto"/>
       <w:ind w:left="720"/>
@@ -59873,7 +59964,7 @@
     <w:autoRedefine/>
     <w:uiPriority w:val="39"/>
     <w:unhideWhenUsed/>
-    <w:rsid w:val="006E7DA0"/>
+    <w:rsid w:val="00395E25"/>
     <w:pPr>
       <w:spacing w:line="278" w:lineRule="auto"/>
       <w:ind w:left="960"/>
@@ -59893,7 +59984,7 @@
     <w:autoRedefine/>
     <w:uiPriority w:val="39"/>
     <w:unhideWhenUsed/>
-    <w:rsid w:val="006E7DA0"/>
+    <w:rsid w:val="00395E25"/>
     <w:pPr>
       <w:spacing w:line="278" w:lineRule="auto"/>
       <w:ind w:left="1200"/>
@@ -59913,7 +60004,7 @@
     <w:autoRedefine/>
     <w:uiPriority w:val="39"/>
     <w:unhideWhenUsed/>
-    <w:rsid w:val="006E7DA0"/>
+    <w:rsid w:val="00395E25"/>
     <w:pPr>
       <w:spacing w:line="278" w:lineRule="auto"/>
       <w:ind w:left="1440"/>
@@ -59933,7 +60024,7 @@
     <w:autoRedefine/>
     <w:uiPriority w:val="39"/>
     <w:unhideWhenUsed/>
-    <w:rsid w:val="006E7DA0"/>
+    <w:rsid w:val="00395E25"/>
     <w:pPr>
       <w:spacing w:line="278" w:lineRule="auto"/>
       <w:ind w:left="1680"/>
@@ -59953,7 +60044,7 @@
     <w:autoRedefine/>
     <w:uiPriority w:val="39"/>
     <w:unhideWhenUsed/>
-    <w:rsid w:val="006E7DA0"/>
+    <w:rsid w:val="00395E25"/>
     <w:pPr>
       <w:spacing w:line="278" w:lineRule="auto"/>
       <w:ind w:left="1920"/>
@@ -59972,7 +60063,7 @@
     <w:uiPriority w:val="99"/>
     <w:semiHidden/>
     <w:unhideWhenUsed/>
-    <w:rsid w:val="006E7DA0"/>
+    <w:rsid w:val="00395E25"/>
     <w:rPr>
       <w:color w:val="605E5C"/>
       <w:shd w:val="clear" w:color="auto" w:fill="E1DFDD"/>

--- a/tinyGPT_learning_guide.docx
+++ b/tinyGPT_learning_guide.docx
@@ -35,7 +35,7 @@
           <w:sz w:val="21"/>
           <w:szCs w:val="24"/>
         </w:rPr>
-        <w:id w:val="-126777943"/>
+        <w:id w:val="902952737"/>
         <w:docPartObj>
           <w:docPartGallery w:val="Table of Contents"/>
           <w:docPartUnique/>
@@ -77,7 +77,7 @@
           <w:r>
             <w:fldChar w:fldCharType="separate"/>
           </w:r>
-          <w:hyperlink w:anchor="_Toc241663686" w:history="1">
+          <w:hyperlink w:anchor="_Toc241665114" w:history="1">
             <w:r>
               <w:rPr>
                 <w:rStyle w:val="Hyperlink"/>
@@ -123,7 +123,7 @@
                 <w:noProof/>
                 <w:webHidden/>
               </w:rPr>
-              <w:instrText xml:space="preserve"> PAGEREF _Toc241663686 \h </w:instrText>
+              <w:instrText xml:space="preserve"> PAGEREF _Toc241665114 \h </w:instrText>
             </w:r>
             <w:r>
               <w:rPr>
@@ -171,7 +171,7 @@
               <w14:ligatures w14:val="standardContextual"/>
             </w:rPr>
           </w:pPr>
-          <w:hyperlink w:anchor="_Toc241663687" w:history="1">
+          <w:hyperlink w:anchor="_Toc241665115" w:history="1">
             <w:r>
               <w:rPr>
                 <w:rStyle w:val="Hyperlink"/>
@@ -217,7 +217,7 @@
                 <w:noProof/>
                 <w:webHidden/>
               </w:rPr>
-              <w:instrText xml:space="preserve"> PAGEREF _Toc241663687 \h </w:instrText>
+              <w:instrText xml:space="preserve"> PAGEREF _Toc241665115 \h </w:instrText>
             </w:r>
             <w:r>
               <w:rPr>
@@ -265,7 +265,7 @@
               <w14:ligatures w14:val="standardContextual"/>
             </w:rPr>
           </w:pPr>
-          <w:hyperlink w:anchor="_Toc241663688" w:history="1">
+          <w:hyperlink w:anchor="_Toc241665116" w:history="1">
             <w:r>
               <w:rPr>
                 <w:rStyle w:val="Hyperlink"/>
@@ -311,7 +311,7 @@
                 <w:noProof/>
                 <w:webHidden/>
               </w:rPr>
-              <w:instrText xml:space="preserve"> PAGEREF _Toc241663688 \h </w:instrText>
+              <w:instrText xml:space="preserve"> PAGEREF _Toc241665116 \h </w:instrText>
             </w:r>
             <w:r>
               <w:rPr>
@@ -359,7 +359,7 @@
               <w14:ligatures w14:val="standardContextual"/>
             </w:rPr>
           </w:pPr>
-          <w:hyperlink w:anchor="_Toc241663689" w:history="1">
+          <w:hyperlink w:anchor="_Toc241665117" w:history="1">
             <w:r>
               <w:rPr>
                 <w:rStyle w:val="Hyperlink"/>
@@ -405,7 +405,7 @@
                 <w:noProof/>
                 <w:webHidden/>
               </w:rPr>
-              <w:instrText xml:space="preserve"> PAGEREF _Toc241663689 \h </w:instrText>
+              <w:instrText xml:space="preserve"> PAGEREF _Toc241665117 \h </w:instrText>
             </w:r>
             <w:r>
               <w:rPr>
@@ -453,7 +453,7 @@
               <w14:ligatures w14:val="standardContextual"/>
             </w:rPr>
           </w:pPr>
-          <w:hyperlink w:anchor="_Toc241663690" w:history="1">
+          <w:hyperlink w:anchor="_Toc241665118" w:history="1">
             <w:r>
               <w:rPr>
                 <w:rStyle w:val="Hyperlink"/>
@@ -499,7 +499,7 @@
                 <w:noProof/>
                 <w:webHidden/>
               </w:rPr>
-              <w:instrText xml:space="preserve"> PAGEREF _Toc241663690 \h </w:instrText>
+              <w:instrText xml:space="preserve"> PAGEREF _Toc241665118 \h </w:instrText>
             </w:r>
             <w:r>
               <w:rPr>
@@ -547,7 +547,7 @@
               <w14:ligatures w14:val="standardContextual"/>
             </w:rPr>
           </w:pPr>
-          <w:hyperlink w:anchor="_Toc241663691" w:history="1">
+          <w:hyperlink w:anchor="_Toc241665119" w:history="1">
             <w:r>
               <w:rPr>
                 <w:rStyle w:val="Hyperlink"/>
@@ -593,7 +593,7 @@
                 <w:noProof/>
                 <w:webHidden/>
               </w:rPr>
-              <w:instrText xml:space="preserve"> PAGEREF _Toc241663691 \h </w:instrText>
+              <w:instrText xml:space="preserve"> PAGEREF _Toc241665119 \h </w:instrText>
             </w:r>
             <w:r>
               <w:rPr>
@@ -641,7 +641,7 @@
               <w14:ligatures w14:val="standardContextual"/>
             </w:rPr>
           </w:pPr>
-          <w:hyperlink w:anchor="_Toc241663692" w:history="1">
+          <w:hyperlink w:anchor="_Toc241665120" w:history="1">
             <w:r>
               <w:rPr>
                 <w:rStyle w:val="Hyperlink"/>
@@ -687,7 +687,7 @@
                 <w:noProof/>
                 <w:webHidden/>
               </w:rPr>
-              <w:instrText xml:space="preserve"> PAGEREF _Toc241663692 \h </w:instrText>
+              <w:instrText xml:space="preserve"> PAGEREF _Toc241665120 \h </w:instrText>
             </w:r>
             <w:r>
               <w:rPr>
@@ -735,7 +735,7 @@
               <w14:ligatures w14:val="standardContextual"/>
             </w:rPr>
           </w:pPr>
-          <w:hyperlink w:anchor="_Toc241663693" w:history="1">
+          <w:hyperlink w:anchor="_Toc241665121" w:history="1">
             <w:r>
               <w:rPr>
                 <w:rStyle w:val="Hyperlink"/>
@@ -781,7 +781,7 @@
                 <w:noProof/>
                 <w:webHidden/>
               </w:rPr>
-              <w:instrText xml:space="preserve"> PAGEREF _Toc241663693 \h </w:instrText>
+              <w:instrText xml:space="preserve"> PAGEREF _Toc241665121 \h </w:instrText>
             </w:r>
             <w:r>
               <w:rPr>
@@ -829,7 +829,7 @@
               <w14:ligatures w14:val="standardContextual"/>
             </w:rPr>
           </w:pPr>
-          <w:hyperlink w:anchor="_Toc241663694" w:history="1">
+          <w:hyperlink w:anchor="_Toc241665122" w:history="1">
             <w:r>
               <w:rPr>
                 <w:rStyle w:val="Hyperlink"/>
@@ -875,7 +875,7 @@
                 <w:noProof/>
                 <w:webHidden/>
               </w:rPr>
-              <w:instrText xml:space="preserve"> PAGEREF _Toc241663694 \h </w:instrText>
+              <w:instrText xml:space="preserve"> PAGEREF _Toc241665122 \h </w:instrText>
             </w:r>
             <w:r>
               <w:rPr>
@@ -923,7 +923,7 @@
               <w14:ligatures w14:val="standardContextual"/>
             </w:rPr>
           </w:pPr>
-          <w:hyperlink w:anchor="_Toc241663695" w:history="1">
+          <w:hyperlink w:anchor="_Toc241665123" w:history="1">
             <w:r>
               <w:rPr>
                 <w:rStyle w:val="Hyperlink"/>
@@ -969,7 +969,7 @@
                 <w:noProof/>
                 <w:webHidden/>
               </w:rPr>
-              <w:instrText xml:space="preserve"> PAGEREF _Toc241663695 \h </w:instrText>
+              <w:instrText xml:space="preserve"> PAGEREF _Toc241665123 \h </w:instrText>
             </w:r>
             <w:r>
               <w:rPr>
@@ -1017,7 +1017,7 @@
               <w14:ligatures w14:val="standardContextual"/>
             </w:rPr>
           </w:pPr>
-          <w:hyperlink w:anchor="_Toc241663696" w:history="1">
+          <w:hyperlink w:anchor="_Toc241665124" w:history="1">
             <w:r>
               <w:rPr>
                 <w:rStyle w:val="Hyperlink"/>
@@ -1063,7 +1063,7 @@
                 <w:noProof/>
                 <w:webHidden/>
               </w:rPr>
-              <w:instrText xml:space="preserve"> PAGEREF _Toc241663696 \h </w:instrText>
+              <w:instrText xml:space="preserve"> PAGEREF _Toc241665124 \h </w:instrText>
             </w:r>
             <w:r>
               <w:rPr>
@@ -1111,7 +1111,7 @@
               <w14:ligatures w14:val="standardContextual"/>
             </w:rPr>
           </w:pPr>
-          <w:hyperlink w:anchor="_Toc241663697" w:history="1">
+          <w:hyperlink w:anchor="_Toc241665125" w:history="1">
             <w:r>
               <w:rPr>
                 <w:rStyle w:val="Hyperlink"/>
@@ -1157,7 +1157,7 @@
                 <w:noProof/>
                 <w:webHidden/>
               </w:rPr>
-              <w:instrText xml:space="preserve"> PAGEREF _Toc241663697 \h </w:instrText>
+              <w:instrText xml:space="preserve"> PAGEREF _Toc241665125 \h </w:instrText>
             </w:r>
             <w:r>
               <w:rPr>
@@ -1205,7 +1205,7 @@
               <w14:ligatures w14:val="standardContextual"/>
             </w:rPr>
           </w:pPr>
-          <w:hyperlink w:anchor="_Toc241663698" w:history="1">
+          <w:hyperlink w:anchor="_Toc241665126" w:history="1">
             <w:r>
               <w:rPr>
                 <w:rStyle w:val="Hyperlink"/>
@@ -1251,7 +1251,7 @@
                 <w:noProof/>
                 <w:webHidden/>
               </w:rPr>
-              <w:instrText xml:space="preserve"> PAGEREF _Toc241663698 \h </w:instrText>
+              <w:instrText xml:space="preserve"> PAGEREF _Toc241665126 \h </w:instrText>
             </w:r>
             <w:r>
               <w:rPr>
@@ -1299,7 +1299,7 @@
               <w14:ligatures w14:val="standardContextual"/>
             </w:rPr>
           </w:pPr>
-          <w:hyperlink w:anchor="_Toc241663699" w:history="1">
+          <w:hyperlink w:anchor="_Toc241665127" w:history="1">
             <w:r>
               <w:rPr>
                 <w:rStyle w:val="Hyperlink"/>
@@ -1345,7 +1345,7 @@
                 <w:noProof/>
                 <w:webHidden/>
               </w:rPr>
-              <w:instrText xml:space="preserve"> PAGEREF _Toc241663699 \h </w:instrText>
+              <w:instrText xml:space="preserve"> PAGEREF _Toc241665127 \h </w:instrText>
             </w:r>
             <w:r>
               <w:rPr>
@@ -1393,7 +1393,7 @@
               <w14:ligatures w14:val="standardContextual"/>
             </w:rPr>
           </w:pPr>
-          <w:hyperlink w:anchor="_Toc241663700" w:history="1">
+          <w:hyperlink w:anchor="_Toc241665128" w:history="1">
             <w:r>
               <w:rPr>
                 <w:rStyle w:val="Hyperlink"/>
@@ -1439,7 +1439,7 @@
                 <w:noProof/>
                 <w:webHidden/>
               </w:rPr>
-              <w:instrText xml:space="preserve"> PAGEREF _Toc241663700 \h </w:instrText>
+              <w:instrText xml:space="preserve"> PAGEREF _Toc241665128 \h </w:instrText>
             </w:r>
             <w:r>
               <w:rPr>
@@ -1487,7 +1487,7 @@
               <w14:ligatures w14:val="standardContextual"/>
             </w:rPr>
           </w:pPr>
-          <w:hyperlink w:anchor="_Toc241663701" w:history="1">
+          <w:hyperlink w:anchor="_Toc241665129" w:history="1">
             <w:r>
               <w:rPr>
                 <w:rStyle w:val="Hyperlink"/>
@@ -1533,7 +1533,7 @@
                 <w:noProof/>
                 <w:webHidden/>
               </w:rPr>
-              <w:instrText xml:space="preserve"> PAGEREF _Toc241663701 \h </w:instrText>
+              <w:instrText xml:space="preserve"> PAGEREF _Toc241665129 \h </w:instrText>
             </w:r>
             <w:r>
               <w:rPr>
@@ -1581,7 +1581,7 @@
               <w14:ligatures w14:val="standardContextual"/>
             </w:rPr>
           </w:pPr>
-          <w:hyperlink w:anchor="_Toc241663702" w:history="1">
+          <w:hyperlink w:anchor="_Toc241665130" w:history="1">
             <w:r>
               <w:rPr>
                 <w:rStyle w:val="Hyperlink"/>
@@ -1627,7 +1627,7 @@
                 <w:noProof/>
                 <w:webHidden/>
               </w:rPr>
-              <w:instrText xml:space="preserve"> PAGEREF _Toc241663702 \h </w:instrText>
+              <w:instrText xml:space="preserve"> PAGEREF _Toc241665130 \h </w:instrText>
             </w:r>
             <w:r>
               <w:rPr>
@@ -1675,7 +1675,7 @@
               <w14:ligatures w14:val="standardContextual"/>
             </w:rPr>
           </w:pPr>
-          <w:hyperlink w:anchor="_Toc241663703" w:history="1">
+          <w:hyperlink w:anchor="_Toc241665131" w:history="1">
             <w:r>
               <w:rPr>
                 <w:rStyle w:val="Hyperlink"/>
@@ -1721,7 +1721,7 @@
                 <w:noProof/>
                 <w:webHidden/>
               </w:rPr>
-              <w:instrText xml:space="preserve"> PAGEREF _Toc241663703 \h </w:instrText>
+              <w:instrText xml:space="preserve"> PAGEREF _Toc241665131 \h </w:instrText>
             </w:r>
             <w:r>
               <w:rPr>
@@ -1769,7 +1769,7 @@
               <w14:ligatures w14:val="standardContextual"/>
             </w:rPr>
           </w:pPr>
-          <w:hyperlink w:anchor="_Toc241663704" w:history="1">
+          <w:hyperlink w:anchor="_Toc241665132" w:history="1">
             <w:r>
               <w:rPr>
                 <w:rStyle w:val="Hyperlink"/>
@@ -1815,7 +1815,7 @@
                 <w:noProof/>
                 <w:webHidden/>
               </w:rPr>
-              <w:instrText xml:space="preserve"> PAGEREF _Toc241663704 \h </w:instrText>
+              <w:instrText xml:space="preserve"> PAGEREF _Toc241665132 \h </w:instrText>
             </w:r>
             <w:r>
               <w:rPr>
@@ -1863,7 +1863,7 @@
               <w14:ligatures w14:val="standardContextual"/>
             </w:rPr>
           </w:pPr>
-          <w:hyperlink w:anchor="_Toc241663705" w:history="1">
+          <w:hyperlink w:anchor="_Toc241665133" w:history="1">
             <w:r>
               <w:rPr>
                 <w:rStyle w:val="Hyperlink"/>
@@ -1909,7 +1909,7 @@
                 <w:noProof/>
                 <w:webHidden/>
               </w:rPr>
-              <w:instrText xml:space="preserve"> PAGEREF _Toc241663705 \h </w:instrText>
+              <w:instrText xml:space="preserve"> PAGEREF _Toc241665133 \h </w:instrText>
             </w:r>
             <w:r>
               <w:rPr>
@@ -1957,7 +1957,7 @@
               <w14:ligatures w14:val="standardContextual"/>
             </w:rPr>
           </w:pPr>
-          <w:hyperlink w:anchor="_Toc241663706" w:history="1">
+          <w:hyperlink w:anchor="_Toc241665134" w:history="1">
             <w:r>
               <w:rPr>
                 <w:rStyle w:val="Hyperlink"/>
@@ -2003,7 +2003,7 @@
                 <w:noProof/>
                 <w:webHidden/>
               </w:rPr>
-              <w:instrText xml:space="preserve"> PAGEREF _Toc241663706 \h </w:instrText>
+              <w:instrText xml:space="preserve"> PAGEREF _Toc241665134 \h </w:instrText>
             </w:r>
             <w:r>
               <w:rPr>
@@ -2051,7 +2051,7 @@
               <w14:ligatures w14:val="standardContextual"/>
             </w:rPr>
           </w:pPr>
-          <w:hyperlink w:anchor="_Toc241663707" w:history="1">
+          <w:hyperlink w:anchor="_Toc241665135" w:history="1">
             <w:r>
               <w:rPr>
                 <w:rStyle w:val="Hyperlink"/>
@@ -2097,7 +2097,7 @@
                 <w:noProof/>
                 <w:webHidden/>
               </w:rPr>
-              <w:instrText xml:space="preserve"> PAGEREF _Toc241663707 \h </w:instrText>
+              <w:instrText xml:space="preserve"> PAGEREF _Toc241665135 \h </w:instrText>
             </w:r>
             <w:r>
               <w:rPr>
@@ -2145,7 +2145,7 @@
               <w14:ligatures w14:val="standardContextual"/>
             </w:rPr>
           </w:pPr>
-          <w:hyperlink w:anchor="_Toc241663708" w:history="1">
+          <w:hyperlink w:anchor="_Toc241665136" w:history="1">
             <w:r>
               <w:rPr>
                 <w:rStyle w:val="Hyperlink"/>
@@ -2191,7 +2191,7 @@
                 <w:noProof/>
                 <w:webHidden/>
               </w:rPr>
-              <w:instrText xml:space="preserve"> PAGEREF _Toc241663708 \h </w:instrText>
+              <w:instrText xml:space="preserve"> PAGEREF _Toc241665136 \h </w:instrText>
             </w:r>
             <w:r>
               <w:rPr>
@@ -2239,7 +2239,7 @@
               <w14:ligatures w14:val="standardContextual"/>
             </w:rPr>
           </w:pPr>
-          <w:hyperlink w:anchor="_Toc241663709" w:history="1">
+          <w:hyperlink w:anchor="_Toc241665137" w:history="1">
             <w:r>
               <w:rPr>
                 <w:rStyle w:val="Hyperlink"/>
@@ -2285,7 +2285,7 @@
                 <w:noProof/>
                 <w:webHidden/>
               </w:rPr>
-              <w:instrText xml:space="preserve"> PAGEREF _Toc241663709 \h </w:instrText>
+              <w:instrText xml:space="preserve"> PAGEREF _Toc241665137 \h </w:instrText>
             </w:r>
             <w:r>
               <w:rPr>
@@ -2333,7 +2333,7 @@
               <w14:ligatures w14:val="standardContextual"/>
             </w:rPr>
           </w:pPr>
-          <w:hyperlink w:anchor="_Toc241663710" w:history="1">
+          <w:hyperlink w:anchor="_Toc241665138" w:history="1">
             <w:r>
               <w:rPr>
                 <w:rStyle w:val="Hyperlink"/>
@@ -2379,7 +2379,7 @@
                 <w:noProof/>
                 <w:webHidden/>
               </w:rPr>
-              <w:instrText xml:space="preserve"> PAGEREF _Toc241663710 \h </w:instrText>
+              <w:instrText xml:space="preserve"> PAGEREF _Toc241665138 \h </w:instrText>
             </w:r>
             <w:r>
               <w:rPr>
@@ -2427,7 +2427,7 @@
               <w14:ligatures w14:val="standardContextual"/>
             </w:rPr>
           </w:pPr>
-          <w:hyperlink w:anchor="_Toc241663711" w:history="1">
+          <w:hyperlink w:anchor="_Toc241665139" w:history="1">
             <w:r>
               <w:rPr>
                 <w:rStyle w:val="Hyperlink"/>
@@ -2473,7 +2473,7 @@
                 <w:noProof/>
                 <w:webHidden/>
               </w:rPr>
-              <w:instrText xml:space="preserve"> PAGEREF _Toc241663711 \h </w:instrText>
+              <w:instrText xml:space="preserve"> PAGEREF _Toc241665139 \h </w:instrText>
             </w:r>
             <w:r>
               <w:rPr>
@@ -2521,7 +2521,7 @@
               <w14:ligatures w14:val="standardContextual"/>
             </w:rPr>
           </w:pPr>
-          <w:hyperlink w:anchor="_Toc241663712" w:history="1">
+          <w:hyperlink w:anchor="_Toc241665140" w:history="1">
             <w:r>
               <w:rPr>
                 <w:rStyle w:val="Hyperlink"/>
@@ -2567,7 +2567,7 @@
                 <w:noProof/>
                 <w:webHidden/>
               </w:rPr>
-              <w:instrText xml:space="preserve"> PAGEREF _Toc241663712 \h </w:instrText>
+              <w:instrText xml:space="preserve"> PAGEREF _Toc241665140 \h </w:instrText>
             </w:r>
             <w:r>
               <w:rPr>
@@ -2615,7 +2615,7 @@
               <w14:ligatures w14:val="standardContextual"/>
             </w:rPr>
           </w:pPr>
-          <w:hyperlink w:anchor="_Toc241663713" w:history="1">
+          <w:hyperlink w:anchor="_Toc241665141" w:history="1">
             <w:r>
               <w:rPr>
                 <w:rStyle w:val="Hyperlink"/>
@@ -2661,7 +2661,7 @@
                 <w:noProof/>
                 <w:webHidden/>
               </w:rPr>
-              <w:instrText xml:space="preserve"> PAGEREF _Toc241663713 \h </w:instrText>
+              <w:instrText xml:space="preserve"> PAGEREF _Toc241665141 \h </w:instrText>
             </w:r>
             <w:r>
               <w:rPr>
@@ -2709,7 +2709,7 @@
               <w14:ligatures w14:val="standardContextual"/>
             </w:rPr>
           </w:pPr>
-          <w:hyperlink w:anchor="_Toc241663714" w:history="1">
+          <w:hyperlink w:anchor="_Toc241665142" w:history="1">
             <w:r>
               <w:rPr>
                 <w:rStyle w:val="Hyperlink"/>
@@ -2755,7 +2755,7 @@
                 <w:noProof/>
                 <w:webHidden/>
               </w:rPr>
-              <w:instrText xml:space="preserve"> PAGEREF _Toc241663714 \h </w:instrText>
+              <w:instrText xml:space="preserve"> PAGEREF _Toc241665142 \h </w:instrText>
             </w:r>
             <w:r>
               <w:rPr>
@@ -2803,7 +2803,7 @@
               <w14:ligatures w14:val="standardContextual"/>
             </w:rPr>
           </w:pPr>
-          <w:hyperlink w:anchor="_Toc241663715" w:history="1">
+          <w:hyperlink w:anchor="_Toc241665143" w:history="1">
             <w:r>
               <w:rPr>
                 <w:rStyle w:val="Hyperlink"/>
@@ -2849,7 +2849,7 @@
                 <w:noProof/>
                 <w:webHidden/>
               </w:rPr>
-              <w:instrText xml:space="preserve"> PAGEREF _Toc241663715 \h </w:instrText>
+              <w:instrText xml:space="preserve"> PAGEREF _Toc241665143 \h </w:instrText>
             </w:r>
             <w:r>
               <w:rPr>
@@ -2897,7 +2897,7 @@
               <w14:ligatures w14:val="standardContextual"/>
             </w:rPr>
           </w:pPr>
-          <w:hyperlink w:anchor="_Toc241663716" w:history="1">
+          <w:hyperlink w:anchor="_Toc241665144" w:history="1">
             <w:r>
               <w:rPr>
                 <w:rStyle w:val="Hyperlink"/>
@@ -2943,7 +2943,7 @@
                 <w:noProof/>
                 <w:webHidden/>
               </w:rPr>
-              <w:instrText xml:space="preserve"> PAGEREF _Toc241663716 \h </w:instrText>
+              <w:instrText xml:space="preserve"> PAGEREF _Toc241665144 \h </w:instrText>
             </w:r>
             <w:r>
               <w:rPr>
@@ -2991,7 +2991,7 @@
               <w14:ligatures w14:val="standardContextual"/>
             </w:rPr>
           </w:pPr>
-          <w:hyperlink w:anchor="_Toc241663717" w:history="1">
+          <w:hyperlink w:anchor="_Toc241665145" w:history="1">
             <w:r>
               <w:rPr>
                 <w:rStyle w:val="Hyperlink"/>
@@ -3037,7 +3037,7 @@
                 <w:noProof/>
                 <w:webHidden/>
               </w:rPr>
-              <w:instrText xml:space="preserve"> PAGEREF _Toc241663717 \h </w:instrText>
+              <w:instrText xml:space="preserve"> PAGEREF _Toc241665145 \h </w:instrText>
             </w:r>
             <w:r>
               <w:rPr>
@@ -3057,7 +3057,7 @@
                 <w:noProof/>
                 <w:webHidden/>
               </w:rPr>
-              <w:t>21</w:t>
+              <w:t>22</w:t>
             </w:r>
             <w:r>
               <w:rPr>
@@ -3085,7 +3085,7 @@
               <w14:ligatures w14:val="standardContextual"/>
             </w:rPr>
           </w:pPr>
-          <w:hyperlink w:anchor="_Toc241663718" w:history="1">
+          <w:hyperlink w:anchor="_Toc241665146" w:history="1">
             <w:r>
               <w:rPr>
                 <w:rStyle w:val="Hyperlink"/>
@@ -3131,7 +3131,7 @@
                 <w:noProof/>
                 <w:webHidden/>
               </w:rPr>
-              <w:instrText xml:space="preserve"> PAGEREF _Toc241663718 \h </w:instrText>
+              <w:instrText xml:space="preserve"> PAGEREF _Toc241665146 \h </w:instrText>
             </w:r>
             <w:r>
               <w:rPr>
@@ -3179,7 +3179,7 @@
               <w14:ligatures w14:val="standardContextual"/>
             </w:rPr>
           </w:pPr>
-          <w:hyperlink w:anchor="_Toc241663719" w:history="1">
+          <w:hyperlink w:anchor="_Toc241665147" w:history="1">
             <w:r>
               <w:rPr>
                 <w:rStyle w:val="Hyperlink"/>
@@ -3225,7 +3225,7 @@
                 <w:noProof/>
                 <w:webHidden/>
               </w:rPr>
-              <w:instrText xml:space="preserve"> PAGEREF _Toc241663719 \h </w:instrText>
+              <w:instrText xml:space="preserve"> PAGEREF _Toc241665147 \h </w:instrText>
             </w:r>
             <w:r>
               <w:rPr>
@@ -3273,7 +3273,7 @@
               <w14:ligatures w14:val="standardContextual"/>
             </w:rPr>
           </w:pPr>
-          <w:hyperlink w:anchor="_Toc241663720" w:history="1">
+          <w:hyperlink w:anchor="_Toc241665148" w:history="1">
             <w:r>
               <w:rPr>
                 <w:rStyle w:val="Hyperlink"/>
@@ -3319,7 +3319,7 @@
                 <w:noProof/>
                 <w:webHidden/>
               </w:rPr>
-              <w:instrText xml:space="preserve"> PAGEREF _Toc241663720 \h </w:instrText>
+              <w:instrText xml:space="preserve"> PAGEREF _Toc241665148 \h </w:instrText>
             </w:r>
             <w:r>
               <w:rPr>
@@ -3367,7 +3367,7 @@
               <w14:ligatures w14:val="standardContextual"/>
             </w:rPr>
           </w:pPr>
-          <w:hyperlink w:anchor="_Toc241663721" w:history="1">
+          <w:hyperlink w:anchor="_Toc241665149" w:history="1">
             <w:r>
               <w:rPr>
                 <w:rStyle w:val="Hyperlink"/>
@@ -3413,7 +3413,7 @@
                 <w:noProof/>
                 <w:webHidden/>
               </w:rPr>
-              <w:instrText xml:space="preserve"> PAGEREF _Toc241663721 \h </w:instrText>
+              <w:instrText xml:space="preserve"> PAGEREF _Toc241665149 \h </w:instrText>
             </w:r>
             <w:r>
               <w:rPr>
@@ -3461,7 +3461,7 @@
               <w14:ligatures w14:val="standardContextual"/>
             </w:rPr>
           </w:pPr>
-          <w:hyperlink w:anchor="_Toc241663722" w:history="1">
+          <w:hyperlink w:anchor="_Toc241665150" w:history="1">
             <w:r>
               <w:rPr>
                 <w:rStyle w:val="Hyperlink"/>
@@ -3507,7 +3507,7 @@
                 <w:noProof/>
                 <w:webHidden/>
               </w:rPr>
-              <w:instrText xml:space="preserve"> PAGEREF _Toc241663722 \h </w:instrText>
+              <w:instrText xml:space="preserve"> PAGEREF _Toc241665150 \h </w:instrText>
             </w:r>
             <w:r>
               <w:rPr>
@@ -3555,7 +3555,7 @@
               <w14:ligatures w14:val="standardContextual"/>
             </w:rPr>
           </w:pPr>
-          <w:hyperlink w:anchor="_Toc241663723" w:history="1">
+          <w:hyperlink w:anchor="_Toc241665151" w:history="1">
             <w:r>
               <w:rPr>
                 <w:rStyle w:val="Hyperlink"/>
@@ -3601,7 +3601,7 @@
                 <w:noProof/>
                 <w:webHidden/>
               </w:rPr>
-              <w:instrText xml:space="preserve"> PAGEREF _Toc241663723 \h </w:instrText>
+              <w:instrText xml:space="preserve"> PAGEREF _Toc241665151 \h </w:instrText>
             </w:r>
             <w:r>
               <w:rPr>
@@ -3649,7 +3649,7 @@
               <w14:ligatures w14:val="standardContextual"/>
             </w:rPr>
           </w:pPr>
-          <w:hyperlink w:anchor="_Toc241663724" w:history="1">
+          <w:hyperlink w:anchor="_Toc241665152" w:history="1">
             <w:r>
               <w:rPr>
                 <w:rStyle w:val="Hyperlink"/>
@@ -3695,7 +3695,7 @@
                 <w:noProof/>
                 <w:webHidden/>
               </w:rPr>
-              <w:instrText xml:space="preserve"> PAGEREF _Toc241663724 \h </w:instrText>
+              <w:instrText xml:space="preserve"> PAGEREF _Toc241665152 \h </w:instrText>
             </w:r>
             <w:r>
               <w:rPr>
@@ -3743,7 +3743,7 @@
               <w14:ligatures w14:val="standardContextual"/>
             </w:rPr>
           </w:pPr>
-          <w:hyperlink w:anchor="_Toc241663725" w:history="1">
+          <w:hyperlink w:anchor="_Toc241665153" w:history="1">
             <w:r>
               <w:rPr>
                 <w:rStyle w:val="Hyperlink"/>
@@ -3789,7 +3789,7 @@
                 <w:noProof/>
                 <w:webHidden/>
               </w:rPr>
-              <w:instrText xml:space="preserve"> PAGEREF _Toc241663725 \h </w:instrText>
+              <w:instrText xml:space="preserve"> PAGEREF _Toc241665153 \h </w:instrText>
             </w:r>
             <w:r>
               <w:rPr>
@@ -3837,7 +3837,7 @@
               <w14:ligatures w14:val="standardContextual"/>
             </w:rPr>
           </w:pPr>
-          <w:hyperlink w:anchor="_Toc241663726" w:history="1">
+          <w:hyperlink w:anchor="_Toc241665154" w:history="1">
             <w:r>
               <w:rPr>
                 <w:rStyle w:val="Hyperlink"/>
@@ -3883,7 +3883,7 @@
                 <w:noProof/>
                 <w:webHidden/>
               </w:rPr>
-              <w:instrText xml:space="preserve"> PAGEREF _Toc241663726 \h </w:instrText>
+              <w:instrText xml:space="preserve"> PAGEREF _Toc241665154 \h </w:instrText>
             </w:r>
             <w:r>
               <w:rPr>
@@ -3931,7 +3931,7 @@
               <w14:ligatures w14:val="standardContextual"/>
             </w:rPr>
           </w:pPr>
-          <w:hyperlink w:anchor="_Toc241663727" w:history="1">
+          <w:hyperlink w:anchor="_Toc241665155" w:history="1">
             <w:r>
               <w:rPr>
                 <w:rStyle w:val="Hyperlink"/>
@@ -3977,7 +3977,7 @@
                 <w:noProof/>
                 <w:webHidden/>
               </w:rPr>
-              <w:instrText xml:space="preserve"> PAGEREF _Toc241663727 \h </w:instrText>
+              <w:instrText xml:space="preserve"> PAGEREF _Toc241665155 \h </w:instrText>
             </w:r>
             <w:r>
               <w:rPr>
@@ -4025,7 +4025,7 @@
               <w14:ligatures w14:val="standardContextual"/>
             </w:rPr>
           </w:pPr>
-          <w:hyperlink w:anchor="_Toc241663728" w:history="1">
+          <w:hyperlink w:anchor="_Toc241665156" w:history="1">
             <w:r>
               <w:rPr>
                 <w:rStyle w:val="Hyperlink"/>
@@ -4071,7 +4071,7 @@
                 <w:noProof/>
                 <w:webHidden/>
               </w:rPr>
-              <w:instrText xml:space="preserve"> PAGEREF _Toc241663728 \h </w:instrText>
+              <w:instrText xml:space="preserve"> PAGEREF _Toc241665156 \h </w:instrText>
             </w:r>
             <w:r>
               <w:rPr>
@@ -4119,7 +4119,7 @@
               <w14:ligatures w14:val="standardContextual"/>
             </w:rPr>
           </w:pPr>
-          <w:hyperlink w:anchor="_Toc241663729" w:history="1">
+          <w:hyperlink w:anchor="_Toc241665157" w:history="1">
             <w:r>
               <w:rPr>
                 <w:rStyle w:val="Hyperlink"/>
@@ -4165,7 +4165,7 @@
                 <w:noProof/>
                 <w:webHidden/>
               </w:rPr>
-              <w:instrText xml:space="preserve"> PAGEREF _Toc241663729 \h </w:instrText>
+              <w:instrText xml:space="preserve"> PAGEREF _Toc241665157 \h </w:instrText>
             </w:r>
             <w:r>
               <w:rPr>
@@ -4213,7 +4213,7 @@
               <w14:ligatures w14:val="standardContextual"/>
             </w:rPr>
           </w:pPr>
-          <w:hyperlink w:anchor="_Toc241663730" w:history="1">
+          <w:hyperlink w:anchor="_Toc241665158" w:history="1">
             <w:r>
               <w:rPr>
                 <w:rStyle w:val="Hyperlink"/>
@@ -4259,7 +4259,7 @@
                 <w:noProof/>
                 <w:webHidden/>
               </w:rPr>
-              <w:instrText xml:space="preserve"> PAGEREF _Toc241663730 \h </w:instrText>
+              <w:instrText xml:space="preserve"> PAGEREF _Toc241665158 \h </w:instrText>
             </w:r>
             <w:r>
               <w:rPr>
@@ -4307,7 +4307,7 @@
               <w14:ligatures w14:val="standardContextual"/>
             </w:rPr>
           </w:pPr>
-          <w:hyperlink w:anchor="_Toc241663731" w:history="1">
+          <w:hyperlink w:anchor="_Toc241665159" w:history="1">
             <w:r>
               <w:rPr>
                 <w:rStyle w:val="Hyperlink"/>
@@ -4353,7 +4353,7 @@
                 <w:noProof/>
                 <w:webHidden/>
               </w:rPr>
-              <w:instrText xml:space="preserve"> PAGEREF _Toc241663731 \h </w:instrText>
+              <w:instrText xml:space="preserve"> PAGEREF _Toc241665159 \h </w:instrText>
             </w:r>
             <w:r>
               <w:rPr>
@@ -4401,7 +4401,7 @@
               <w14:ligatures w14:val="standardContextual"/>
             </w:rPr>
           </w:pPr>
-          <w:hyperlink w:anchor="_Toc241663732" w:history="1">
+          <w:hyperlink w:anchor="_Toc241665160" w:history="1">
             <w:r>
               <w:rPr>
                 <w:rStyle w:val="Hyperlink"/>
@@ -4447,7 +4447,7 @@
                 <w:noProof/>
                 <w:webHidden/>
               </w:rPr>
-              <w:instrText xml:space="preserve"> PAGEREF _Toc241663732 \h </w:instrText>
+              <w:instrText xml:space="preserve"> PAGEREF _Toc241665160 \h </w:instrText>
             </w:r>
             <w:r>
               <w:rPr>
@@ -4495,7 +4495,7 @@
               <w14:ligatures w14:val="standardContextual"/>
             </w:rPr>
           </w:pPr>
-          <w:hyperlink w:anchor="_Toc241663733" w:history="1">
+          <w:hyperlink w:anchor="_Toc241665161" w:history="1">
             <w:r>
               <w:rPr>
                 <w:rStyle w:val="Hyperlink"/>
@@ -4541,7 +4541,7 @@
                 <w:noProof/>
                 <w:webHidden/>
               </w:rPr>
-              <w:instrText xml:space="preserve"> PAGEREF _Toc241663733 \h </w:instrText>
+              <w:instrText xml:space="preserve"> PAGEREF _Toc241665161 \h </w:instrText>
             </w:r>
             <w:r>
               <w:rPr>
@@ -4589,7 +4589,7 @@
               <w14:ligatures w14:val="standardContextual"/>
             </w:rPr>
           </w:pPr>
-          <w:hyperlink w:anchor="_Toc241663734" w:history="1">
+          <w:hyperlink w:anchor="_Toc241665162" w:history="1">
             <w:r>
               <w:rPr>
                 <w:rStyle w:val="Hyperlink"/>
@@ -4635,7 +4635,7 @@
                 <w:noProof/>
                 <w:webHidden/>
               </w:rPr>
-              <w:instrText xml:space="preserve"> PAGEREF _Toc241663734 \h </w:instrText>
+              <w:instrText xml:space="preserve"> PAGEREF _Toc241665162 \h </w:instrText>
             </w:r>
             <w:r>
               <w:rPr>
@@ -4683,7 +4683,7 @@
               <w14:ligatures w14:val="standardContextual"/>
             </w:rPr>
           </w:pPr>
-          <w:hyperlink w:anchor="_Toc241663735" w:history="1">
+          <w:hyperlink w:anchor="_Toc241665163" w:history="1">
             <w:r>
               <w:rPr>
                 <w:rStyle w:val="Hyperlink"/>
@@ -4729,7 +4729,7 @@
                 <w:noProof/>
                 <w:webHidden/>
               </w:rPr>
-              <w:instrText xml:space="preserve"> PAGEREF _Toc241663735 \h </w:instrText>
+              <w:instrText xml:space="preserve"> PAGEREF _Toc241665163 \h </w:instrText>
             </w:r>
             <w:r>
               <w:rPr>
@@ -4777,7 +4777,7 @@
               <w14:ligatures w14:val="standardContextual"/>
             </w:rPr>
           </w:pPr>
-          <w:hyperlink w:anchor="_Toc241663736" w:history="1">
+          <w:hyperlink w:anchor="_Toc241665164" w:history="1">
             <w:r>
               <w:rPr>
                 <w:rStyle w:val="Hyperlink"/>
@@ -4823,7 +4823,7 @@
                 <w:noProof/>
                 <w:webHidden/>
               </w:rPr>
-              <w:instrText xml:space="preserve"> PAGEREF _Toc241663736 \h </w:instrText>
+              <w:instrText xml:space="preserve"> PAGEREF _Toc241665164 \h </w:instrText>
             </w:r>
             <w:r>
               <w:rPr>
@@ -4871,7 +4871,7 @@
               <w14:ligatures w14:val="standardContextual"/>
             </w:rPr>
           </w:pPr>
-          <w:hyperlink w:anchor="_Toc241663737" w:history="1">
+          <w:hyperlink w:anchor="_Toc241665165" w:history="1">
             <w:r>
               <w:rPr>
                 <w:rStyle w:val="Hyperlink"/>
@@ -4917,7 +4917,7 @@
                 <w:noProof/>
                 <w:webHidden/>
               </w:rPr>
-              <w:instrText xml:space="preserve"> PAGEREF _Toc241663737 \h </w:instrText>
+              <w:instrText xml:space="preserve"> PAGEREF _Toc241665165 \h </w:instrText>
             </w:r>
             <w:r>
               <w:rPr>
@@ -4965,7 +4965,7 @@
               <w14:ligatures w14:val="standardContextual"/>
             </w:rPr>
           </w:pPr>
-          <w:hyperlink w:anchor="_Toc241663738" w:history="1">
+          <w:hyperlink w:anchor="_Toc241665166" w:history="1">
             <w:r>
               <w:rPr>
                 <w:rStyle w:val="Hyperlink"/>
@@ -5011,7 +5011,7 @@
                 <w:noProof/>
                 <w:webHidden/>
               </w:rPr>
-              <w:instrText xml:space="preserve"> PAGEREF _Toc241663738 \h </w:instrText>
+              <w:instrText xml:space="preserve"> PAGEREF _Toc241665166 \h </w:instrText>
             </w:r>
             <w:r>
               <w:rPr>
@@ -5059,7 +5059,7 @@
               <w14:ligatures w14:val="standardContextual"/>
             </w:rPr>
           </w:pPr>
-          <w:hyperlink w:anchor="_Toc241663739" w:history="1">
+          <w:hyperlink w:anchor="_Toc241665167" w:history="1">
             <w:r>
               <w:rPr>
                 <w:rStyle w:val="Hyperlink"/>
@@ -5105,7 +5105,7 @@
                 <w:noProof/>
                 <w:webHidden/>
               </w:rPr>
-              <w:instrText xml:space="preserve"> PAGEREF _Toc241663739 \h </w:instrText>
+              <w:instrText xml:space="preserve"> PAGEREF _Toc241665167 \h </w:instrText>
             </w:r>
             <w:r>
               <w:rPr>
@@ -5153,7 +5153,7 @@
               <w14:ligatures w14:val="standardContextual"/>
             </w:rPr>
           </w:pPr>
-          <w:hyperlink w:anchor="_Toc241663740" w:history="1">
+          <w:hyperlink w:anchor="_Toc241665168" w:history="1">
             <w:r>
               <w:rPr>
                 <w:rStyle w:val="Hyperlink"/>
@@ -5199,7 +5199,7 @@
                 <w:noProof/>
                 <w:webHidden/>
               </w:rPr>
-              <w:instrText xml:space="preserve"> PAGEREF _Toc241663740 \h </w:instrText>
+              <w:instrText xml:space="preserve"> PAGEREF _Toc241665168 \h </w:instrText>
             </w:r>
             <w:r>
               <w:rPr>
@@ -5247,7 +5247,7 @@
               <w14:ligatures w14:val="standardContextual"/>
             </w:rPr>
           </w:pPr>
-          <w:hyperlink w:anchor="_Toc241663741" w:history="1">
+          <w:hyperlink w:anchor="_Toc241665169" w:history="1">
             <w:r>
               <w:rPr>
                 <w:rStyle w:val="Hyperlink"/>
@@ -5293,7 +5293,7 @@
                 <w:noProof/>
                 <w:webHidden/>
               </w:rPr>
-              <w:instrText xml:space="preserve"> PAGEREF _Toc241663741 \h </w:instrText>
+              <w:instrText xml:space="preserve"> PAGEREF _Toc241665169 \h </w:instrText>
             </w:r>
             <w:r>
               <w:rPr>
@@ -5341,7 +5341,7 @@
               <w14:ligatures w14:val="standardContextual"/>
             </w:rPr>
           </w:pPr>
-          <w:hyperlink w:anchor="_Toc241663742" w:history="1">
+          <w:hyperlink w:anchor="_Toc241665170" w:history="1">
             <w:r>
               <w:rPr>
                 <w:rStyle w:val="Hyperlink"/>
@@ -5387,7 +5387,7 @@
                 <w:noProof/>
                 <w:webHidden/>
               </w:rPr>
-              <w:instrText xml:space="preserve"> PAGEREF _Toc241663742 \h </w:instrText>
+              <w:instrText xml:space="preserve"> PAGEREF _Toc241665170 \h </w:instrText>
             </w:r>
             <w:r>
               <w:rPr>
@@ -5435,7 +5435,7 @@
               <w14:ligatures w14:val="standardContextual"/>
             </w:rPr>
           </w:pPr>
-          <w:hyperlink w:anchor="_Toc241663743" w:history="1">
+          <w:hyperlink w:anchor="_Toc241665171" w:history="1">
             <w:r>
               <w:rPr>
                 <w:rStyle w:val="Hyperlink"/>
@@ -5481,7 +5481,7 @@
                 <w:noProof/>
                 <w:webHidden/>
               </w:rPr>
-              <w:instrText xml:space="preserve"> PAGEREF _Toc241663743 \h </w:instrText>
+              <w:instrText xml:space="preserve"> PAGEREF _Toc241665171 \h </w:instrText>
             </w:r>
             <w:r>
               <w:rPr>
@@ -5529,7 +5529,7 @@
               <w14:ligatures w14:val="standardContextual"/>
             </w:rPr>
           </w:pPr>
-          <w:hyperlink w:anchor="_Toc241663744" w:history="1">
+          <w:hyperlink w:anchor="_Toc241665172" w:history="1">
             <w:r>
               <w:rPr>
                 <w:rStyle w:val="Hyperlink"/>
@@ -5575,7 +5575,7 @@
                 <w:noProof/>
                 <w:webHidden/>
               </w:rPr>
-              <w:instrText xml:space="preserve"> PAGEREF _Toc241663744 \h </w:instrText>
+              <w:instrText xml:space="preserve"> PAGEREF _Toc241665172 \h </w:instrText>
             </w:r>
             <w:r>
               <w:rPr>
@@ -5623,7 +5623,7 @@
               <w14:ligatures w14:val="standardContextual"/>
             </w:rPr>
           </w:pPr>
-          <w:hyperlink w:anchor="_Toc241663745" w:history="1">
+          <w:hyperlink w:anchor="_Toc241665173" w:history="1">
             <w:r>
               <w:rPr>
                 <w:rStyle w:val="Hyperlink"/>
@@ -5669,7 +5669,7 @@
                 <w:noProof/>
                 <w:webHidden/>
               </w:rPr>
-              <w:instrText xml:space="preserve"> PAGEREF _Toc241663745 \h </w:instrText>
+              <w:instrText xml:space="preserve"> PAGEREF _Toc241665173 \h </w:instrText>
             </w:r>
             <w:r>
               <w:rPr>
@@ -5717,7 +5717,7 @@
               <w14:ligatures w14:val="standardContextual"/>
             </w:rPr>
           </w:pPr>
-          <w:hyperlink w:anchor="_Toc241663746" w:history="1">
+          <w:hyperlink w:anchor="_Toc241665174" w:history="1">
             <w:r>
               <w:rPr>
                 <w:rStyle w:val="Hyperlink"/>
@@ -5763,7 +5763,7 @@
                 <w:noProof/>
                 <w:webHidden/>
               </w:rPr>
-              <w:instrText xml:space="preserve"> PAGEREF _Toc241663746 \h </w:instrText>
+              <w:instrText xml:space="preserve"> PAGEREF _Toc241665174 \h </w:instrText>
             </w:r>
             <w:r>
               <w:rPr>
@@ -5811,7 +5811,7 @@
               <w14:ligatures w14:val="standardContextual"/>
             </w:rPr>
           </w:pPr>
-          <w:hyperlink w:anchor="_Toc241663747" w:history="1">
+          <w:hyperlink w:anchor="_Toc241665175" w:history="1">
             <w:r>
               <w:rPr>
                 <w:rStyle w:val="Hyperlink"/>
@@ -5857,7 +5857,7 @@
                 <w:noProof/>
                 <w:webHidden/>
               </w:rPr>
-              <w:instrText xml:space="preserve"> PAGEREF _Toc241663747 \h </w:instrText>
+              <w:instrText xml:space="preserve"> PAGEREF _Toc241665175 \h </w:instrText>
             </w:r>
             <w:r>
               <w:rPr>
@@ -5905,7 +5905,7 @@
               <w14:ligatures w14:val="standardContextual"/>
             </w:rPr>
           </w:pPr>
-          <w:hyperlink w:anchor="_Toc241663748" w:history="1">
+          <w:hyperlink w:anchor="_Toc241665176" w:history="1">
             <w:r>
               <w:rPr>
                 <w:rStyle w:val="Hyperlink"/>
@@ -5951,7 +5951,7 @@
                 <w:noProof/>
                 <w:webHidden/>
               </w:rPr>
-              <w:instrText xml:space="preserve"> PAGEREF _Toc241663748 \h </w:instrText>
+              <w:instrText xml:space="preserve"> PAGEREF _Toc241665176 \h </w:instrText>
             </w:r>
             <w:r>
               <w:rPr>
@@ -5999,7 +5999,7 @@
               <w14:ligatures w14:val="standardContextual"/>
             </w:rPr>
           </w:pPr>
-          <w:hyperlink w:anchor="_Toc241663749" w:history="1">
+          <w:hyperlink w:anchor="_Toc241665177" w:history="1">
             <w:r>
               <w:rPr>
                 <w:rStyle w:val="Hyperlink"/>
@@ -6045,7 +6045,7 @@
                 <w:noProof/>
                 <w:webHidden/>
               </w:rPr>
-              <w:instrText xml:space="preserve"> PAGEREF _Toc241663749 \h </w:instrText>
+              <w:instrText xml:space="preserve"> PAGEREF _Toc241665177 \h </w:instrText>
             </w:r>
             <w:r>
               <w:rPr>
@@ -6093,7 +6093,7 @@
               <w14:ligatures w14:val="standardContextual"/>
             </w:rPr>
           </w:pPr>
-          <w:hyperlink w:anchor="_Toc241663750" w:history="1">
+          <w:hyperlink w:anchor="_Toc241665178" w:history="1">
             <w:r>
               <w:rPr>
                 <w:rStyle w:val="Hyperlink"/>
@@ -6139,7 +6139,7 @@
                 <w:noProof/>
                 <w:webHidden/>
               </w:rPr>
-              <w:instrText xml:space="preserve"> PAGEREF _Toc241663750 \h </w:instrText>
+              <w:instrText xml:space="preserve"> PAGEREF _Toc241665178 \h </w:instrText>
             </w:r>
             <w:r>
               <w:rPr>
@@ -6187,7 +6187,7 @@
               <w14:ligatures w14:val="standardContextual"/>
             </w:rPr>
           </w:pPr>
-          <w:hyperlink w:anchor="_Toc241663751" w:history="1">
+          <w:hyperlink w:anchor="_Toc241665179" w:history="1">
             <w:r>
               <w:rPr>
                 <w:rStyle w:val="Hyperlink"/>
@@ -6233,7 +6233,7 @@
                 <w:noProof/>
                 <w:webHidden/>
               </w:rPr>
-              <w:instrText xml:space="preserve"> PAGEREF _Toc241663751 \h </w:instrText>
+              <w:instrText xml:space="preserve"> PAGEREF _Toc241665179 \h </w:instrText>
             </w:r>
             <w:r>
               <w:rPr>
@@ -6281,7 +6281,7 @@
               <w14:ligatures w14:val="standardContextual"/>
             </w:rPr>
           </w:pPr>
-          <w:hyperlink w:anchor="_Toc241663752" w:history="1">
+          <w:hyperlink w:anchor="_Toc241665180" w:history="1">
             <w:r>
               <w:rPr>
                 <w:rStyle w:val="Hyperlink"/>
@@ -6327,7 +6327,7 @@
                 <w:noProof/>
                 <w:webHidden/>
               </w:rPr>
-              <w:instrText xml:space="preserve"> PAGEREF _Toc241663752 \h </w:instrText>
+              <w:instrText xml:space="preserve"> PAGEREF _Toc241665180 \h </w:instrText>
             </w:r>
             <w:r>
               <w:rPr>
@@ -6375,7 +6375,7 @@
               <w14:ligatures w14:val="standardContextual"/>
             </w:rPr>
           </w:pPr>
-          <w:hyperlink w:anchor="_Toc241663753" w:history="1">
+          <w:hyperlink w:anchor="_Toc241665181" w:history="1">
             <w:r>
               <w:rPr>
                 <w:rStyle w:val="Hyperlink"/>
@@ -6421,7 +6421,7 @@
                 <w:noProof/>
                 <w:webHidden/>
               </w:rPr>
-              <w:instrText xml:space="preserve"> PAGEREF _Toc241663753 \h </w:instrText>
+              <w:instrText xml:space="preserve"> PAGEREF _Toc241665181 \h </w:instrText>
             </w:r>
             <w:r>
               <w:rPr>
@@ -6469,7 +6469,7 @@
               <w14:ligatures w14:val="standardContextual"/>
             </w:rPr>
           </w:pPr>
-          <w:hyperlink w:anchor="_Toc241663754" w:history="1">
+          <w:hyperlink w:anchor="_Toc241665182" w:history="1">
             <w:r>
               <w:rPr>
                 <w:rStyle w:val="Hyperlink"/>
@@ -6515,7 +6515,7 @@
                 <w:noProof/>
                 <w:webHidden/>
               </w:rPr>
-              <w:instrText xml:space="preserve"> PAGEREF _Toc241663754 \h </w:instrText>
+              <w:instrText xml:space="preserve"> PAGEREF _Toc241665182 \h </w:instrText>
             </w:r>
             <w:r>
               <w:rPr>
@@ -6563,7 +6563,7 @@
               <w14:ligatures w14:val="standardContextual"/>
             </w:rPr>
           </w:pPr>
-          <w:hyperlink w:anchor="_Toc241663755" w:history="1">
+          <w:hyperlink w:anchor="_Toc241665183" w:history="1">
             <w:r>
               <w:rPr>
                 <w:rStyle w:val="Hyperlink"/>
@@ -6609,7 +6609,7 @@
                 <w:noProof/>
                 <w:webHidden/>
               </w:rPr>
-              <w:instrText xml:space="preserve"> PAGEREF _Toc241663755 \h </w:instrText>
+              <w:instrText xml:space="preserve"> PAGEREF _Toc241665183 \h </w:instrText>
             </w:r>
             <w:r>
               <w:rPr>
@@ -6657,7 +6657,7 @@
               <w14:ligatures w14:val="standardContextual"/>
             </w:rPr>
           </w:pPr>
-          <w:hyperlink w:anchor="_Toc241663756" w:history="1">
+          <w:hyperlink w:anchor="_Toc241665184" w:history="1">
             <w:r>
               <w:rPr>
                 <w:rStyle w:val="Hyperlink"/>
@@ -6703,7 +6703,7 @@
                 <w:noProof/>
                 <w:webHidden/>
               </w:rPr>
-              <w:instrText xml:space="preserve"> PAGEREF _Toc241663756 \h </w:instrText>
+              <w:instrText xml:space="preserve"> PAGEREF _Toc241665184 \h </w:instrText>
             </w:r>
             <w:r>
               <w:rPr>
@@ -6751,7 +6751,7 @@
               <w14:ligatures w14:val="standardContextual"/>
             </w:rPr>
           </w:pPr>
-          <w:hyperlink w:anchor="_Toc241663757" w:history="1">
+          <w:hyperlink w:anchor="_Toc241665185" w:history="1">
             <w:r>
               <w:rPr>
                 <w:rStyle w:val="Hyperlink"/>
@@ -6797,7 +6797,7 @@
                 <w:noProof/>
                 <w:webHidden/>
               </w:rPr>
-              <w:instrText xml:space="preserve"> PAGEREF _Toc241663757 \h </w:instrText>
+              <w:instrText xml:space="preserve"> PAGEREF _Toc241665185 \h </w:instrText>
             </w:r>
             <w:r>
               <w:rPr>
@@ -6845,7 +6845,7 @@
               <w14:ligatures w14:val="standardContextual"/>
             </w:rPr>
           </w:pPr>
-          <w:hyperlink w:anchor="_Toc241663758" w:history="1">
+          <w:hyperlink w:anchor="_Toc241665186" w:history="1">
             <w:r>
               <w:rPr>
                 <w:rStyle w:val="Hyperlink"/>
@@ -6891,7 +6891,7 @@
                 <w:noProof/>
                 <w:webHidden/>
               </w:rPr>
-              <w:instrText xml:space="preserve"> PAGEREF _Toc241663758 \h </w:instrText>
+              <w:instrText xml:space="preserve"> PAGEREF _Toc241665186 \h </w:instrText>
             </w:r>
             <w:r>
               <w:rPr>
@@ -6939,7 +6939,7 @@
               <w14:ligatures w14:val="standardContextual"/>
             </w:rPr>
           </w:pPr>
-          <w:hyperlink w:anchor="_Toc241663759" w:history="1">
+          <w:hyperlink w:anchor="_Toc241665187" w:history="1">
             <w:r>
               <w:rPr>
                 <w:rStyle w:val="Hyperlink"/>
@@ -6985,7 +6985,7 @@
                 <w:noProof/>
                 <w:webHidden/>
               </w:rPr>
-              <w:instrText xml:space="preserve"> PAGEREF _Toc241663759 \h </w:instrText>
+              <w:instrText xml:space="preserve"> PAGEREF _Toc241665187 \h </w:instrText>
             </w:r>
             <w:r>
               <w:rPr>
@@ -7033,7 +7033,7 @@
               <w14:ligatures w14:val="standardContextual"/>
             </w:rPr>
           </w:pPr>
-          <w:hyperlink w:anchor="_Toc241663760" w:history="1">
+          <w:hyperlink w:anchor="_Toc241665188" w:history="1">
             <w:r>
               <w:rPr>
                 <w:rStyle w:val="Hyperlink"/>
@@ -7079,7 +7079,7 @@
                 <w:noProof/>
                 <w:webHidden/>
               </w:rPr>
-              <w:instrText xml:space="preserve"> PAGEREF _Toc241663760 \h </w:instrText>
+              <w:instrText xml:space="preserve"> PAGEREF _Toc241665188 \h </w:instrText>
             </w:r>
             <w:r>
               <w:rPr>
@@ -7127,7 +7127,7 @@
               <w14:ligatures w14:val="standardContextual"/>
             </w:rPr>
           </w:pPr>
-          <w:hyperlink w:anchor="_Toc241663761" w:history="1">
+          <w:hyperlink w:anchor="_Toc241665189" w:history="1">
             <w:r>
               <w:rPr>
                 <w:rStyle w:val="Hyperlink"/>
@@ -7173,7 +7173,7 @@
                 <w:noProof/>
                 <w:webHidden/>
               </w:rPr>
-              <w:instrText xml:space="preserve"> PAGEREF _Toc241663761 \h </w:instrText>
+              <w:instrText xml:space="preserve"> PAGEREF _Toc241665189 \h </w:instrText>
             </w:r>
             <w:r>
               <w:rPr>
@@ -7221,7 +7221,7 @@
               <w14:ligatures w14:val="standardContextual"/>
             </w:rPr>
           </w:pPr>
-          <w:hyperlink w:anchor="_Toc241663762" w:history="1">
+          <w:hyperlink w:anchor="_Toc241665190" w:history="1">
             <w:r>
               <w:rPr>
                 <w:rStyle w:val="Hyperlink"/>
@@ -7267,7 +7267,7 @@
                 <w:noProof/>
                 <w:webHidden/>
               </w:rPr>
-              <w:instrText xml:space="preserve"> PAGEREF _Toc241663762 \h </w:instrText>
+              <w:instrText xml:space="preserve"> PAGEREF _Toc241665190 \h </w:instrText>
             </w:r>
             <w:r>
               <w:rPr>
@@ -7315,7 +7315,7 @@
               <w14:ligatures w14:val="standardContextual"/>
             </w:rPr>
           </w:pPr>
-          <w:hyperlink w:anchor="_Toc241663763" w:history="1">
+          <w:hyperlink w:anchor="_Toc241665191" w:history="1">
             <w:r>
               <w:rPr>
                 <w:rStyle w:val="Hyperlink"/>
@@ -7361,7 +7361,7 @@
                 <w:noProof/>
                 <w:webHidden/>
               </w:rPr>
-              <w:instrText xml:space="preserve"> PAGEREF _Toc241663763 \h </w:instrText>
+              <w:instrText xml:space="preserve"> PAGEREF _Toc241665191 \h </w:instrText>
             </w:r>
             <w:r>
               <w:rPr>
@@ -7409,7 +7409,7 @@
               <w14:ligatures w14:val="standardContextual"/>
             </w:rPr>
           </w:pPr>
-          <w:hyperlink w:anchor="_Toc241663764" w:history="1">
+          <w:hyperlink w:anchor="_Toc241665192" w:history="1">
             <w:r>
               <w:rPr>
                 <w:rStyle w:val="Hyperlink"/>
@@ -7455,7 +7455,7 @@
                 <w:noProof/>
                 <w:webHidden/>
               </w:rPr>
-              <w:instrText xml:space="preserve"> PAGEREF _Toc241663764 \h </w:instrText>
+              <w:instrText xml:space="preserve"> PAGEREF _Toc241665192 \h </w:instrText>
             </w:r>
             <w:r>
               <w:rPr>
@@ -7503,7 +7503,7 @@
               <w14:ligatures w14:val="standardContextual"/>
             </w:rPr>
           </w:pPr>
-          <w:hyperlink w:anchor="_Toc241663765" w:history="1">
+          <w:hyperlink w:anchor="_Toc241665193" w:history="1">
             <w:r>
               <w:rPr>
                 <w:rStyle w:val="Hyperlink"/>
@@ -7549,7 +7549,7 @@
                 <w:noProof/>
                 <w:webHidden/>
               </w:rPr>
-              <w:instrText xml:space="preserve"> PAGEREF _Toc241663765 \h </w:instrText>
+              <w:instrText xml:space="preserve"> PAGEREF _Toc241665193 \h </w:instrText>
             </w:r>
             <w:r>
               <w:rPr>
@@ -7597,7 +7597,7 @@
               <w14:ligatures w14:val="standardContextual"/>
             </w:rPr>
           </w:pPr>
-          <w:hyperlink w:anchor="_Toc241663766" w:history="1">
+          <w:hyperlink w:anchor="_Toc241665194" w:history="1">
             <w:r>
               <w:rPr>
                 <w:rStyle w:val="Hyperlink"/>
@@ -7643,7 +7643,7 @@
                 <w:noProof/>
                 <w:webHidden/>
               </w:rPr>
-              <w:instrText xml:space="preserve"> PAGEREF _Toc241663766 \h </w:instrText>
+              <w:instrText xml:space="preserve"> PAGEREF _Toc241665194 \h </w:instrText>
             </w:r>
             <w:r>
               <w:rPr>
@@ -7691,7 +7691,7 @@
               <w14:ligatures w14:val="standardContextual"/>
             </w:rPr>
           </w:pPr>
-          <w:hyperlink w:anchor="_Toc241663767" w:history="1">
+          <w:hyperlink w:anchor="_Toc241665195" w:history="1">
             <w:r>
               <w:rPr>
                 <w:rStyle w:val="Hyperlink"/>
@@ -7737,7 +7737,7 @@
                 <w:noProof/>
                 <w:webHidden/>
               </w:rPr>
-              <w:instrText xml:space="preserve"> PAGEREF _Toc241663767 \h </w:instrText>
+              <w:instrText xml:space="preserve"> PAGEREF _Toc241665195 \h </w:instrText>
             </w:r>
             <w:r>
               <w:rPr>
@@ -7785,7 +7785,7 @@
               <w14:ligatures w14:val="standardContextual"/>
             </w:rPr>
           </w:pPr>
-          <w:hyperlink w:anchor="_Toc241663768" w:history="1">
+          <w:hyperlink w:anchor="_Toc241665196" w:history="1">
             <w:r>
               <w:rPr>
                 <w:rStyle w:val="Hyperlink"/>
@@ -7831,7 +7831,7 @@
                 <w:noProof/>
                 <w:webHidden/>
               </w:rPr>
-              <w:instrText xml:space="preserve"> PAGEREF _Toc241663768 \h </w:instrText>
+              <w:instrText xml:space="preserve"> PAGEREF _Toc241665196 \h </w:instrText>
             </w:r>
             <w:r>
               <w:rPr>
@@ -7879,7 +7879,7 @@
               <w14:ligatures w14:val="standardContextual"/>
             </w:rPr>
           </w:pPr>
-          <w:hyperlink w:anchor="_Toc241663769" w:history="1">
+          <w:hyperlink w:anchor="_Toc241665197" w:history="1">
             <w:r>
               <w:rPr>
                 <w:rStyle w:val="Hyperlink"/>
@@ -7925,7 +7925,7 @@
                 <w:noProof/>
                 <w:webHidden/>
               </w:rPr>
-              <w:instrText xml:space="preserve"> PAGEREF _Toc241663769 \h </w:instrText>
+              <w:instrText xml:space="preserve"> PAGEREF _Toc241665197 \h </w:instrText>
             </w:r>
             <w:r>
               <w:rPr>
@@ -7973,7 +7973,7 @@
               <w14:ligatures w14:val="standardContextual"/>
             </w:rPr>
           </w:pPr>
-          <w:hyperlink w:anchor="_Toc241663770" w:history="1">
+          <w:hyperlink w:anchor="_Toc241665198" w:history="1">
             <w:r>
               <w:rPr>
                 <w:rStyle w:val="Hyperlink"/>
@@ -8019,7 +8019,7 @@
                 <w:noProof/>
                 <w:webHidden/>
               </w:rPr>
-              <w:instrText xml:space="preserve"> PAGEREF _Toc241663770 \h </w:instrText>
+              <w:instrText xml:space="preserve"> PAGEREF _Toc241665198 \h </w:instrText>
             </w:r>
             <w:r>
               <w:rPr>
@@ -8067,7 +8067,7 @@
               <w14:ligatures w14:val="standardContextual"/>
             </w:rPr>
           </w:pPr>
-          <w:hyperlink w:anchor="_Toc241663771" w:history="1">
+          <w:hyperlink w:anchor="_Toc241665199" w:history="1">
             <w:r>
               <w:rPr>
                 <w:rStyle w:val="Hyperlink"/>
@@ -8113,7 +8113,7 @@
                 <w:noProof/>
                 <w:webHidden/>
               </w:rPr>
-              <w:instrText xml:space="preserve"> PAGEREF _Toc241663771 \h </w:instrText>
+              <w:instrText xml:space="preserve"> PAGEREF _Toc241665199 \h </w:instrText>
             </w:r>
             <w:r>
               <w:rPr>
@@ -8160,7 +8160,7 @@
               <w14:ligatures w14:val="standardContextual"/>
             </w:rPr>
           </w:pPr>
-          <w:hyperlink w:anchor="_Toc241663772" w:history="1">
+          <w:hyperlink w:anchor="_Toc241665200" w:history="1">
             <w:r>
               <w:rPr>
                 <w:rStyle w:val="Hyperlink"/>
@@ -8187,7 +8187,7 @@
                 <w:noProof/>
                 <w:webHidden/>
               </w:rPr>
-              <w:instrText xml:space="preserve"> PAGEREF _Toc241663772 \h </w:instrText>
+              <w:instrText xml:space="preserve"> PAGEREF _Toc241665200 \h </w:instrText>
             </w:r>
             <w:r>
               <w:rPr>
@@ -8234,7 +8234,7 @@
               <w14:ligatures w14:val="standardContextual"/>
             </w:rPr>
           </w:pPr>
-          <w:hyperlink w:anchor="_Toc241663773" w:history="1">
+          <w:hyperlink w:anchor="_Toc241665201" w:history="1">
             <w:r>
               <w:rPr>
                 <w:rStyle w:val="Hyperlink"/>
@@ -8261,7 +8261,7 @@
                 <w:noProof/>
                 <w:webHidden/>
               </w:rPr>
-              <w:instrText xml:space="preserve"> PAGEREF _Toc241663773 \h </w:instrText>
+              <w:instrText xml:space="preserve"> PAGEREF _Toc241665201 \h </w:instrText>
             </w:r>
             <w:r>
               <w:rPr>
@@ -8304,7 +8304,7 @@
         <w:pStyle w:val="Heading1"/>
       </w:pPr>
       <w:bookmarkStart w:id="0" w:name="start-here"/>
-      <w:bookmarkStart w:id="1" w:name="_Toc241663686"/>
+      <w:bookmarkStart w:id="1" w:name="_Toc241665114"/>
       <w:r>
         <w:rPr>
           <w:rStyle w:val="SectionNumber"/>
@@ -8322,7 +8322,7 @@
         <w:pStyle w:val="Heading2"/>
       </w:pPr>
       <w:bookmarkStart w:id="2" w:name="what-tinygpt-is"/>
-      <w:bookmarkStart w:id="3" w:name="_Toc241663687"/>
+      <w:bookmarkStart w:id="3" w:name="_Toc241665115"/>
       <w:r>
         <w:rPr>
           <w:rStyle w:val="SectionNumber"/>
@@ -8465,7 +8465,7 @@
           <w:noProof/>
         </w:rPr>
         <w:drawing>
-          <wp:inline distT="0" distB="0" distL="0" distR="0" wp14:anchorId="758E0ABE" wp14:editId="653F2304">
+          <wp:inline distT="0" distB="0" distL="0" distR="0" wp14:anchorId="517E7671" wp14:editId="7B92B3B3">
             <wp:extent cx="5939999" cy="4517746"/>
             <wp:effectExtent l="0" t="0" r="0" b="0"/>
             <wp:docPr id="10" name="Picture" descr="The tinyGPT pipeline. a, text sources. b, data preparation turns raw text into clean, deduplicated, English, on-topic token shards, split by document. c, pre-training repeats a four-step loop (forward pass, loss, gradients, update) and evaluates every 200 steps. d, post-training turns the base model into a question answerer. e, tools to inspect, compare, export and use checkpoints."/>
@@ -8577,7 +8577,7 @@
         <w:pStyle w:val="Heading2"/>
       </w:pPr>
       <w:bookmarkStart w:id="4" w:name="the-files"/>
-      <w:bookmarkStart w:id="5" w:name="_Toc241663688"/>
+      <w:bookmarkStart w:id="5" w:name="_Toc241665116"/>
       <w:bookmarkEnd w:id="2"/>
       <w:r>
         <w:rPr>
@@ -9143,7 +9143,7 @@
               <w:rPr>
                 <w:sz w:val="17"/>
               </w:rPr>
-              <w:t>608 topic terms for the keyword filter</w:t>
+              <w:t>1,006 topic terms for the keyword filter</w:t>
             </w:r>
           </w:p>
         </w:tc>
@@ -9358,7 +9358,7 @@
         <w:pStyle w:val="Heading2"/>
       </w:pPr>
       <w:bookmarkStart w:id="6" w:name="everyday-commands"/>
-      <w:bookmarkStart w:id="7" w:name="_Toc241663689"/>
+      <w:bookmarkStart w:id="7" w:name="_Toc241665117"/>
       <w:bookmarkEnd w:id="4"/>
       <w:r>
         <w:rPr>
@@ -9590,7 +9590,7 @@
         <w:pStyle w:val="Heading2"/>
       </w:pPr>
       <w:bookmarkStart w:id="8" w:name="what-changed-on-29-september-2026"/>
-      <w:bookmarkStart w:id="9" w:name="_Toc241663690"/>
+      <w:bookmarkStart w:id="9" w:name="_Toc241665118"/>
       <w:bookmarkEnd w:id="6"/>
       <w:r>
         <w:rPr>
@@ -9900,7 +9900,7 @@
         <w:pStyle w:val="Heading2"/>
       </w:pPr>
       <w:bookmarkStart w:id="10" w:name="X87477c0b04dc5b0a9bcce666f011b24acd90ac6"/>
-      <w:bookmarkStart w:id="11" w:name="_Toc241663691"/>
+      <w:bookmarkStart w:id="11" w:name="_Toc241665119"/>
       <w:bookmarkEnd w:id="8"/>
       <w:r>
         <w:rPr>
@@ -10423,7 +10423,7 @@
         <w:pStyle w:val="Heading1"/>
       </w:pPr>
       <w:bookmarkStart w:id="12" w:name="how-language-models-are-trained"/>
-      <w:bookmarkStart w:id="13" w:name="_Toc241663692"/>
+      <w:bookmarkStart w:id="13" w:name="_Toc241665120"/>
       <w:bookmarkEnd w:id="0"/>
       <w:bookmarkEnd w:id="10"/>
       <w:r>
@@ -10493,7 +10493,7 @@
           <w:noProof/>
         </w:rPr>
         <w:drawing>
-          <wp:inline distT="0" distB="0" distL="0" distR="0" wp14:anchorId="422F445E" wp14:editId="2A5EA3EA">
+          <wp:inline distT="0" distB="0" distL="0" distR="0" wp14:anchorId="4604D463" wp14:editId="4254A545">
             <wp:extent cx="5759999" cy="2028169"/>
             <wp:effectExtent l="0" t="0" r="0" b="0"/>
             <wp:docPr id="19" name="Picture" descr="The four training stages. Pre-training costs most of the compute. The later stages decide most of how useful the model is."/>
@@ -10555,7 +10555,7 @@
         <w:pStyle w:val="Heading2"/>
       </w:pPr>
       <w:bookmarkStart w:id="14" w:name="tokens-text-becomes-numbers"/>
-      <w:bookmarkStart w:id="15" w:name="_Toc241663693"/>
+      <w:bookmarkStart w:id="15" w:name="_Toc241665121"/>
       <w:r>
         <w:rPr>
           <w:rStyle w:val="SectionNumber"/>
@@ -10857,7 +10857,7 @@
         <w:pStyle w:val="Heading2"/>
       </w:pPr>
       <w:bookmarkStart w:id="16" w:name="the-transformer"/>
-      <w:bookmarkStart w:id="17" w:name="_Toc241663694"/>
+      <w:bookmarkStart w:id="17" w:name="_Toc241665122"/>
       <w:bookmarkEnd w:id="14"/>
       <w:r>
         <w:rPr>
@@ -11205,7 +11205,7 @@
         <w:pStyle w:val="Heading2"/>
       </w:pPr>
       <w:bookmarkStart w:id="18" w:name="what-it-learns-predict-the-next-token"/>
-      <w:bookmarkStart w:id="19" w:name="_Toc241663695"/>
+      <w:bookmarkStart w:id="19" w:name="_Toc241665123"/>
       <w:bookmarkEnd w:id="16"/>
       <w:r>
         <w:rPr>
@@ -11563,7 +11563,7 @@
         <w:pStyle w:val="Heading2"/>
       </w:pPr>
       <w:bookmarkStart w:id="20" w:name="how-it-learns-gradient-descent"/>
-      <w:bookmarkStart w:id="21" w:name="_Toc241663696"/>
+      <w:bookmarkStart w:id="21" w:name="_Toc241665124"/>
       <w:bookmarkEnd w:id="18"/>
       <w:r>
         <w:rPr>
@@ -12001,7 +12001,7 @@
         <w:pStyle w:val="Heading2"/>
       </w:pPr>
       <w:bookmarkStart w:id="22" w:name="how-it-writes-generation"/>
-      <w:bookmarkStart w:id="23" w:name="_Toc241663697"/>
+      <w:bookmarkStart w:id="23" w:name="_Toc241665125"/>
       <w:bookmarkEnd w:id="20"/>
       <w:r>
         <w:rPr>
@@ -12155,7 +12155,7 @@
         <w:pStyle w:val="Heading2"/>
       </w:pPr>
       <w:bookmarkStart w:id="24" w:name="the-four-training-stages"/>
-      <w:bookmarkStart w:id="25" w:name="_Toc241663698"/>
+      <w:bookmarkStart w:id="25" w:name="_Toc241665126"/>
       <w:bookmarkEnd w:id="22"/>
       <w:r>
         <w:rPr>
@@ -12720,7 +12720,7 @@
         <w:pStyle w:val="Heading2"/>
       </w:pPr>
       <w:bookmarkStart w:id="26" w:name="X7de0b60ad97266c320e3b2fb58a9b5aca304cdc"/>
-      <w:bookmarkStart w:id="27" w:name="_Toc241663699"/>
+      <w:bookmarkStart w:id="27" w:name="_Toc241665127"/>
       <w:bookmarkEnd w:id="24"/>
       <w:r>
         <w:rPr>
@@ -12862,7 +12862,7 @@
         <w:pStyle w:val="Heading2"/>
       </w:pPr>
       <w:bookmarkStart w:id="28" w:name="making-models-smaller-and-cheaper"/>
-      <w:bookmarkStart w:id="29" w:name="_Toc241663700"/>
+      <w:bookmarkStart w:id="29" w:name="_Toc241665128"/>
       <w:bookmarkEnd w:id="26"/>
       <w:r>
         <w:rPr>
@@ -12965,7 +12965,7 @@
         <w:pStyle w:val="Heading2"/>
       </w:pPr>
       <w:bookmarkStart w:id="30" w:name="fine-tuning-at-home-lora-and-qlora"/>
-      <w:bookmarkStart w:id="31" w:name="_Toc241663701"/>
+      <w:bookmarkStart w:id="31" w:name="_Toc241665129"/>
       <w:bookmarkEnd w:id="28"/>
       <w:r>
         <w:rPr>
@@ -13306,7 +13306,7 @@
         <w:pStyle w:val="Heading2"/>
       </w:pPr>
       <w:bookmarkStart w:id="32" w:name="why-the-top-closed-models-lead"/>
-      <w:bookmarkStart w:id="33" w:name="_Toc241663702"/>
+      <w:bookmarkStart w:id="33" w:name="_Toc241665130"/>
       <w:bookmarkEnd w:id="30"/>
       <w:r>
         <w:rPr>
@@ -13427,7 +13427,7 @@
         <w:pStyle w:val="Heading1"/>
       </w:pPr>
       <w:bookmarkStart w:id="34" w:name="the-tinygpt-model"/>
-      <w:bookmarkStart w:id="35" w:name="_Toc241663703"/>
+      <w:bookmarkStart w:id="35" w:name="_Toc241665131"/>
       <w:bookmarkEnd w:id="12"/>
       <w:bookmarkEnd w:id="32"/>
       <w:r>
@@ -13451,7 +13451,7 @@
           <w:noProof/>
         </w:rPr>
         <w:drawing>
-          <wp:inline distT="0" distB="0" distL="0" distR="0" wp14:anchorId="0BC312B7" wp14:editId="55B1ADA0">
+          <wp:inline distT="0" distB="0" distL="0" distR="0" wp14:anchorId="44551099" wp14:editId="0E6A90D5">
             <wp:extent cx="5939999" cy="3848450"/>
             <wp:effectExtent l="0" t="0" r="0" b="0"/>
             <wp:docPr id="33" name="Picture" descr="The tinyGPT architecture. a, one forward pass: embedding, L identical blocks (each with two residual additions), final normalisation and the tied output layer. b, causal attention in one head. c, where the 17,308,032 parameters of your run sit."/>
@@ -13554,7 +13554,7 @@
         <w:pStyle w:val="Heading2"/>
       </w:pPr>
       <w:bookmarkStart w:id="36" w:name="design-choices-and-why"/>
-      <w:bookmarkStart w:id="37" w:name="_Toc241663704"/>
+      <w:bookmarkStart w:id="37" w:name="_Toc241665132"/>
       <w:r>
         <w:rPr>
           <w:rStyle w:val="SectionNumber"/>
@@ -14232,7 +14232,7 @@
         <w:pStyle w:val="Heading2"/>
       </w:pPr>
       <w:bookmarkStart w:id="38" w:name="why-decoder-only-and-not-encoder-decoder"/>
-      <w:bookmarkStart w:id="39" w:name="_Toc241663705"/>
+      <w:bookmarkStart w:id="39" w:name="_Toc241665133"/>
       <w:bookmarkEnd w:id="36"/>
       <w:r>
         <w:rPr>
@@ -14861,7 +14861,7 @@
         <w:pStyle w:val="Heading2"/>
       </w:pPr>
       <w:bookmarkStart w:id="40" w:name="your-runs-settings-explained"/>
-      <w:bookmarkStart w:id="41" w:name="_Toc241663706"/>
+      <w:bookmarkStart w:id="41" w:name="_Toc241665134"/>
       <w:bookmarkEnd w:id="38"/>
       <w:r>
         <w:rPr>
@@ -17561,7 +17561,7 @@
         <w:pStyle w:val="Heading2"/>
       </w:pPr>
       <w:bookmarkStart w:id="42" w:name="how-the-planner-chooses-a-model"/>
-      <w:bookmarkStart w:id="43" w:name="_Toc241663707"/>
+      <w:bookmarkStart w:id="43" w:name="_Toc241665135"/>
       <w:bookmarkEnd w:id="40"/>
       <w:r>
         <w:rPr>
@@ -17836,7 +17836,7 @@
         <w:pStyle w:val="Heading2"/>
       </w:pPr>
       <w:bookmarkStart w:id="44" w:name="hands-on-exercises"/>
-      <w:bookmarkStart w:id="45" w:name="_Toc241663708"/>
+      <w:bookmarkStart w:id="45" w:name="_Toc241665136"/>
       <w:bookmarkEnd w:id="42"/>
       <w:r>
         <w:rPr>
@@ -18098,7 +18098,7 @@
         <w:pStyle w:val="Heading1"/>
       </w:pPr>
       <w:bookmarkStart w:id="46" w:name="your-training-data"/>
-      <w:bookmarkStart w:id="47" w:name="_Toc241663709"/>
+      <w:bookmarkStart w:id="47" w:name="_Toc241665137"/>
       <w:bookmarkEnd w:id="34"/>
       <w:bookmarkEnd w:id="44"/>
       <w:r>
@@ -18118,7 +18118,7 @@
         <w:pStyle w:val="Heading2"/>
       </w:pPr>
       <w:bookmarkStart w:id="48" w:name="folder-layout"/>
-      <w:bookmarkStart w:id="49" w:name="_Toc241663710"/>
+      <w:bookmarkStart w:id="49" w:name="_Toc241665138"/>
       <w:r>
         <w:rPr>
           <w:rStyle w:val="SectionNumber"/>
@@ -19016,7 +19016,7 @@
         <w:pStyle w:val="Heading2"/>
       </w:pPr>
       <w:bookmarkStart w:id="50" w:name="converting-documents"/>
-      <w:bookmarkStart w:id="51" w:name="_Toc241663711"/>
+      <w:bookmarkStart w:id="51" w:name="_Toc241665139"/>
       <w:bookmarkEnd w:id="48"/>
       <w:r>
         <w:rPr>
@@ -19564,7 +19564,7 @@
         <w:pStyle w:val="Heading2"/>
       </w:pPr>
       <w:bookmarkStart w:id="52" w:name="english-only"/>
-      <w:bookmarkStart w:id="53" w:name="_Toc241663712"/>
+      <w:bookmarkStart w:id="53" w:name="_Toc241665140"/>
       <w:bookmarkEnd w:id="50"/>
       <w:r>
         <w:rPr>
@@ -19763,7 +19763,7 @@
         <w:pStyle w:val="Heading2"/>
       </w:pPr>
       <w:bookmarkStart w:id="54" w:name="keyword-selection"/>
-      <w:bookmarkStart w:id="55" w:name="_Toc241663713"/>
+      <w:bookmarkStart w:id="55" w:name="_Toc241665141"/>
       <w:bookmarkEnd w:id="52"/>
       <w:r>
         <w:rPr>
@@ -19806,10 +19806,10 @@
         </w:numPr>
       </w:pPr>
       <w:r>
-        <w:t xml:space="preserve">keywords_biology.txt has 608 terms. It covers molecular and cell biology, genetics, statistics, machine learning, </w:t>
-      </w:r>
-      <w:r>
-        <w:t>medicine, drugs, animals, plants and genomics technology.</w:t>
+        <w:t xml:space="preserve">keywords_biology.txt has 1,006 terms (608 until 30 September, when mathematics, statistics, population and </w:t>
+      </w:r>
+      <w:r>
+        <w:t>statistical genetics, genomics technology, clinical genetics, immunology, neuroscience and ecology terms were added). It covers molecular and cell biology, genetics, statistics, machine learning, medicine, drugs, animals, plants and genomics technology.</w:t>
       </w:r>
     </w:p>
     <w:p>
@@ -19989,7 +19989,10 @@
         <w:t>Why keywords, and not “text that looks like my Markdown”:</w:t>
       </w:r>
       <w:r>
-        <w:t xml:space="preserve"> your Markdown doesn’t cover every topic you care about. Importance resampling towards it would make the corpus narrower. Keyword selection stays.</w:t>
+        <w:t xml:space="preserve"> </w:t>
+      </w:r>
+      <w:r>
+        <w:t>your Markdown doesn’t cover every topic you care about. Importance resampling towards it would make the corpus narrower. Keyword selection stays.</w:t>
       </w:r>
     </w:p>
     <w:p>
@@ -20020,10 +20023,10 @@
         <w:t>Prefilter:</w:t>
       </w:r>
       <w:r>
-        <w:t xml:space="preserve"> </w:t>
-      </w:r>
-      <w:r>
-        <w:t>a C++ regular-expression engine (RE2, inside pyarrow) first discards documents with too few keyword matches. It scans all 6.4 million Wikipedia articles in about 2 minutes on 4 threads. Its count is never below the exact count: terms whose matches could overlap (“genetic drift” and “genetic*”) are counted by separate patterns (three for the 608 biology terms). On 100,000 FineWeb-Edu and peS2o documents it rejected none that the exact count keeps.</w:t>
+        <w:t xml:space="preserve"> a C++ regular-expression engine (RE2, inside pyarrow) first discards documents with too few keyword matches. It scans all 6.4 million Wikipedia articles in about 2 minutes on 4 threads. Its count is never below the exact count: terms whose matches could overlap (“genetic drift” and “genetic*”) are counted by </w:t>
+      </w:r>
+      <w:r>
+        <w:t>separate patterns (five for the 1,006 terms). On 100,000 FineWeb-Edu and peS2o documents it rejected none that the exact count keeps.</w:t>
       </w:r>
     </w:p>
     <w:p>
@@ -20042,10 +20045,7 @@
         <w:t>Counting:</w:t>
       </w:r>
       <w:r>
-        <w:t xml:space="preserve"> </w:t>
-      </w:r>
-      <w:r>
-        <w:t>the survivors are counted with dictionary lookups instead of one large regular expression. Speed rose from 0.5 to 5.7 MB of text per second per thread.</w:t>
+        <w:t xml:space="preserve"> the survivors are counted with dictionary lookups instead of one large regular expression. Speed rose from 0.5 to 5.7 MB of text per second per thread.</w:t>
       </w:r>
     </w:p>
     <w:p>
@@ -20083,7 +20083,10 @@
         <w:t>Wildcards:</w:t>
       </w:r>
       <w:r>
-        <w:t xml:space="preserve"> each word is checked against the wildcard terms only if its first (or last) three letters could start (or end) one, which halved the counting time.</w:t>
+        <w:t xml:space="preserve"> </w:t>
+      </w:r>
+      <w:r>
+        <w:t>each word is checked against the wildcard terms only if its first (or last) three letters could start (or end) one, which halved the counting time.</w:t>
       </w:r>
     </w:p>
     <w:p>
@@ -20107,7 +20110,10 @@
         <w:t>--workers</w:t>
       </w:r>
       <w:r>
-        <w:t>). These are cleaning, the English test, the exact keyword count, and the duplicate and boilerplate keys. The per-document part of pass 2 and of the leakage audit go to workers as well.</w:t>
+        <w:t xml:space="preserve">). These are cleaning, the English test, the exact keyword count, and the duplicate </w:t>
+      </w:r>
+      <w:r>
+        <w:t>and boilerplate keys. The per-document part of pass 2 and of the leakage audit go to workers as well.</w:t>
       </w:r>
     </w:p>
     <w:p>
@@ -20126,10 +20132,7 @@
         <w:t>Same output:</w:t>
       </w:r>
       <w:r>
-        <w:t xml:space="preserve"> </w:t>
-      </w:r>
-      <w:r>
-        <w:t>results come back in the original order, so the dataset is byte-identical for any number of workers; a test checks this.</w:t>
+        <w:t xml:space="preserve"> results come back in the original order, so the dataset is byte-identical for any number of workers; a test checks this.</w:t>
       </w:r>
     </w:p>
     <w:p>
@@ -20242,7 +20245,10 @@
         <w:t>--threads 6</w:t>
       </w:r>
       <w:r>
-        <w:t xml:space="preserve"> gives pyarrow and the tokenizer more cores.</w:t>
+        <w:t xml:space="preserve"> </w:t>
+      </w:r>
+      <w:r>
+        <w:t>gives pyarrow and the tokenizer more cores.</w:t>
       </w:r>
     </w:p>
     <w:p>
@@ -20260,10 +20266,7 @@
         <w:t>--scan-only</w:t>
       </w:r>
       <w:r>
-        <w:t xml:space="preserve"> </w:t>
-      </w:r>
-      <w:r>
-        <w:t>runs the filters and writes the report without tokenising, so you can tune thresholds first.</w:t>
+        <w:t xml:space="preserve"> runs the filters and writes the report without tokenising, so you can tune thresholds first.</w:t>
       </w:r>
     </w:p>
     <w:p>
@@ -20321,7 +20324,7 @@
         <w:pStyle w:val="Heading2"/>
       </w:pPr>
       <w:bookmarkStart w:id="56" w:name="X94ef1ff796aac1cc9e44d72727e00c60c26242e"/>
-      <w:bookmarkStart w:id="57" w:name="_Toc241663714"/>
+      <w:bookmarkStart w:id="57" w:name="_Toc241665142"/>
       <w:bookmarkEnd w:id="54"/>
       <w:r>
         <w:rPr>
@@ -20388,7 +20391,10 @@
         <w:t>estimate_dataset.py</w:t>
       </w:r>
       <w:r>
-        <w:t>). A sample of every source (2% of web records, at least 300 files of each folder) goes through data_prep’s real checks: cleaning, English test, length, quality score and keywords. The kept share is scaled up.</w:t>
+        <w:t xml:space="preserve">). A sample of every source (2% of web records, at least 300 files of each folder) goes through data_prep’s real </w:t>
+      </w:r>
+      <w:r>
+        <w:t>checks: cleaning, English test, length, quality score and keywords. The kept share is scaled up.</w:t>
       </w:r>
     </w:p>
     <w:p>
@@ -20407,10 +20413,7 @@
         <w:t>Tokens:</w:t>
       </w:r>
       <w:r>
-        <w:t xml:space="preserve"> </w:t>
-      </w:r>
-      <w:r>
-        <w:t>characters per token come from a tokenizer trained on the kept sample with data_prep’s settings.</w:t>
+        <w:t xml:space="preserve"> characters per token come from a tokenizer trained on the kept sample with data_prep’s settings.</w:t>
       </w:r>
     </w:p>
     <w:p>
@@ -20456,7 +20459,10 @@
         <w:t>--steps</w:t>
       </w:r>
       <w:r>
-        <w:t xml:space="preserve"> on its own only splits the data’s token budget (4 epochs) into that many steps, so </w:t>
+        <w:t xml:space="preserve"> on its own only splits the data’s token budget (4 epochs)</w:t>
+      </w:r>
+      <w:r>
+        <w:t xml:space="preserve"> into that many steps, so </w:t>
       </w:r>
       <w:r>
         <w:rPr>
@@ -20465,10 +20471,7 @@
         <w:t>--steps 15500</w:t>
       </w:r>
       <w:r>
-        <w:t xml:space="preserve"> </w:t>
-      </w:r>
-      <w:r>
-        <w:t>with a 70M shape still trains 10 billion tokens. Training hours use the speed of your last run in experiments.csv, as floating-point operations per second, so it carries over to other sizes.</w:t>
+        <w:t xml:space="preserve"> with a 70M shape still trains 10 billion tokens. Training hours use the speed of your last run in experiments.csv, as floating-point operations per second, so it carries over to other sizes.</w:t>
       </w:r>
     </w:p>
     <w:p>
@@ -20660,7 +20663,7 @@
         <w:pStyle w:val="Heading2"/>
       </w:pPr>
       <w:bookmarkStart w:id="58" w:name="cleaning-deduplication-split-and-audit"/>
-      <w:bookmarkStart w:id="59" w:name="_Toc241663715"/>
+      <w:bookmarkStart w:id="59" w:name="_Toc241665143"/>
       <w:bookmarkEnd w:id="56"/>
       <w:r>
         <w:rPr>
@@ -20670,6 +20673,8 @@
       </w:r>
       <w:r>
         <w:tab/>
+      </w:r>
+      <w:r>
         <w:t>Cleaning, deduplication, split and audit</w:t>
       </w:r>
       <w:bookmarkEnd w:id="59"/>
@@ -20738,10 +20743,10 @@
         <w:t>Boilerplate lines</w:t>
       </w:r>
       <w:r>
-        <w:t xml:space="preserve"> that recur in 20 or more documents (headers, licences, navigation) are stripped. Headings are never counted: “## Materials and methods” repeats in 40% of PubMed Central papers, but it is </w:t>
-      </w:r>
-      <w:r>
-        <w:t>structure, not boilerplate (Markdown headings and short ALL-CAPS lines are exempt).</w:t>
+        <w:t xml:space="preserve"> that recur in 20 or more documents (headers, licences, navigation) are stripped. Headings are never counted: “## Materials and methods” </w:t>
+      </w:r>
+      <w:r>
+        <w:t>repeats in 40% of PubMed Central papers, but it is structure, not boilerplate (Markdown headings and short ALL-CAPS lines are exempt).</w:t>
       </w:r>
     </w:p>
     <w:p>
@@ -20807,7 +20812,10 @@
         <w:t>Leakage audit:</w:t>
       </w:r>
       <w:r>
-        <w:t xml:space="preserve"> the share of validation word 13-grams that also occur in training data. A high share means the validation loss is optimistic.</w:t>
+        <w:t xml:space="preserve"> the share of validation word 13-grams that also occur in training data. A high share means the</w:t>
+      </w:r>
+      <w:r>
+        <w:t xml:space="preserve"> validation loss is optimistic.</w:t>
       </w:r>
     </w:p>
     <w:p>
@@ -20832,7 +20840,7 @@
         <w:pStyle w:val="Heading2"/>
       </w:pPr>
       <w:bookmarkStart w:id="60" w:name="X9bdd5544e1f332161ce69c21b8c82062f563dfc"/>
-      <w:bookmarkStart w:id="61" w:name="_Toc241663716"/>
+      <w:bookmarkStart w:id="61" w:name="_Toc241665144"/>
       <w:bookmarkEnd w:id="58"/>
       <w:r>
         <w:rPr>
@@ -21262,7 +21270,7 @@
         <w:pStyle w:val="Heading2"/>
       </w:pPr>
       <w:bookmarkStart w:id="62" w:name="Xc4591382f4fd028a28f1b17bee47be5b816a3b4"/>
-      <w:bookmarkStart w:id="63" w:name="_Toc241663717"/>
+      <w:bookmarkStart w:id="63" w:name="_Toc241665145"/>
       <w:bookmarkEnd w:id="60"/>
       <w:r>
         <w:rPr>
@@ -21272,6 +21280,8 @@
       </w:r>
       <w:r>
         <w:tab/>
+      </w:r>
+      <w:r>
         <w:t>Open-access papers from PubMed Central: download_pmc.py</w:t>
       </w:r>
       <w:bookmarkEnd w:id="63"/>
@@ -21331,10 +21341,10 @@
         <w:t>Fetch:</w:t>
       </w:r>
       <w:r>
-        <w:t xml:space="preserve"> the publishers’ structured XML (JATS) comes from NCBI PubMed Central, 100 papers per request, at most 3 requests per second (NCBI’s limit without an API key). 100,000 papers take about an hour. NCBI asks that </w:t>
-      </w:r>
-      <w:r>
-        <w:t>large jobs run at weekends or between 2 am and 10 am UK time.</w:t>
+        <w:t xml:space="preserve"> the publishers’ structured XML (JATS) comes from NCBI PubMed Central, 100 papers per request, at most </w:t>
+      </w:r>
+      <w:r>
+        <w:t>3 requests per second (NCBI’s limit without an API key). 100,000 papers take about an hour. NCBI asks that large jobs run at weekends or between 2 am and 10 am UK time.</w:t>
       </w:r>
     </w:p>
     <w:p>
@@ -21381,10 +21391,7 @@
         <w:t>Why XML, not PDF:</w:t>
       </w:r>
       <w:r>
-        <w:t xml:space="preserve"> the XML has the real section structure and equations, with no page headers, columns or </w:t>
-      </w:r>
-      <w:r>
-        <w:t>hyphenation to repair.</w:t>
+        <w:t xml:space="preserve"> the XML has the real section structure and equations, with no page headers, columns or hyphenation to repair.</w:t>
       </w:r>
     </w:p>
     <w:p>
@@ -21486,7 +21493,10 @@
         <w:t>Licences:</w:t>
       </w:r>
       <w:r>
-        <w:t xml:space="preserve"> most papers are CC BY; some are CC BY-NC or NIH author manuscripts (text mining allowed). Fine for a personal model; check </w:t>
+        <w:t xml:space="preserve"> </w:t>
+      </w:r>
+      <w:r>
+        <w:t xml:space="preserve">most papers are CC BY; some are CC BY-NC or NIH author manuscripts (text mining allowed). Fine for a personal model; check </w:t>
       </w:r>
       <w:r>
         <w:rPr>
@@ -21495,10 +21505,7 @@
         <w:t>report.tsv</w:t>
       </w:r>
       <w:r>
-        <w:t xml:space="preserve"> </w:t>
-      </w:r>
-      <w:r>
-        <w:t>before publishing a model trained on them.</w:t>
+        <w:t xml:space="preserve"> before publishing a model trained on them.</w:t>
       </w:r>
     </w:p>
     <w:p>
@@ -21506,7 +21513,7 @@
         <w:pStyle w:val="Heading2"/>
       </w:pPr>
       <w:bookmarkStart w:id="64" w:name="Xfc3d086a28d050a6fd537126ae8e168cdb8bdcc"/>
-      <w:bookmarkStart w:id="65" w:name="_Toc241663718"/>
+      <w:bookmarkStart w:id="65" w:name="_Toc241665146"/>
       <w:bookmarkEnd w:id="62"/>
       <w:r>
         <w:rPr>
@@ -21554,7 +21561,10 @@
         <w:pStyle w:val="FirstParagraph"/>
       </w:pPr>
       <w:r>
-        <w:t xml:space="preserve">A channel can be given as </w:t>
+        <w:t>A channel can be given as</w:t>
+      </w:r>
+      <w:r>
+        <w:t xml:space="preserve"> </w:t>
       </w:r>
       <w:r>
         <w:rPr>
@@ -21647,7 +21657,10 @@
         <w:t>--whisper</w:t>
       </w:r>
       <w:r>
-        <w:t xml:space="preserve"> run transcribes them. Whisper (distil-large-v3) uses the GPU only when no other job does, and moves to the CPU at once if a training run starts. On the CPU (small.en, 4 threads) it runs about 4 times faster than real time.</w:t>
+        <w:t xml:space="preserve"> run transcribes them. Whisper (distil-large-v3) uses the GPU only when </w:t>
+      </w:r>
+      <w:r>
+        <w:t>no other job does, and moves to the CPU at once if a training run starts. On the CPU (small.en, 4 threads) it runs about 4 times faster than real time.</w:t>
       </w:r>
     </w:p>
     <w:p>
@@ -21666,10 +21679,10 @@
         <w:t>On topic only:</w:t>
       </w:r>
       <w:r>
-        <w:t xml:space="preserve"> </w:t>
-      </w:r>
-      <w:r>
-        <w:t>a transcript is kept if it matches keywords_biology.txt at least 10 times, with 3 different terms and at least 4 matches per 1,000 words. The density rule matters because channels repeat their theme in every intro: every StatQuest video mentions “statistics”, “machine learning” and “neural networks”, which alone passed the looser web-text test. Whisper is used only for videos whose title or description mentions a keyword.</w:t>
+        <w:t xml:space="preserve"> a transcript is kept if it matches keywords_biology.txt at least 10 times, with 3 different terms and at least 4 matches per 1,000 words. The density rule matters because channels repeat their theme in every intro: every StatQuest video mentions “statistics”, “machine learning” and “neural networks”, which alone </w:t>
+      </w:r>
+      <w:r>
+        <w:t>passed the looser web-text test. Whisper is used only for videos whose title or description mentions a keyword.</w:t>
       </w:r>
     </w:p>
     <w:p>
@@ -21688,10 +21701,7 @@
         <w:t>Nothing large is stored:</w:t>
       </w:r>
       <w:r>
-        <w:t xml:space="preserve"> </w:t>
-      </w:r>
-      <w:r>
-        <w:t>no video is downloaded; Whisper’s audio track is deleted as soon as its transcript is written.</w:t>
+        <w:t xml:space="preserve"> no video is downloaded; Whisper’s audio track is deleted as soon as its transcript is written.</w:t>
       </w:r>
     </w:p>
     <w:p>
@@ -21737,7 +21747,10 @@
         <w:t>ai_training_data\_lectures_meta\&lt;channel&gt;_report.tsv</w:t>
       </w:r>
       <w:r>
-        <w:t>: status (ok, off_topic, queued_whisper, not_english, too_short…), transcript source, duration, words, keyword matches and licence of every video.</w:t>
+        <w:t xml:space="preserve">: status (ok, off_topic, queued_whisper, not_english, </w:t>
+      </w:r>
+      <w:r>
+        <w:t>too_short…), transcript source, duration, words, keyword matches and licence of every video.</w:t>
       </w:r>
     </w:p>
     <w:p>
@@ -21772,14 +21785,7 @@
           <w:b/>
           <w:bCs/>
         </w:rPr>
-        <w:t xml:space="preserve">If YouTube asks to </w:t>
-      </w:r>
-      <w:r>
-        <w:rPr>
-          <w:b/>
-          <w:bCs/>
-        </w:rPr>
-        <w:t>“confirm you’re not a bot”,</w:t>
+        <w:t>If YouTube asks to “confirm you’re not a bot”,</w:t>
       </w:r>
       <w:r>
         <w:t xml:space="preserve"> the run stops. Wait a few hours, or add </w:t>
@@ -21827,7 +21833,7 @@
         <w:pStyle w:val="Heading2"/>
       </w:pPr>
       <w:bookmarkStart w:id="66" w:name="more-data-worth-getting"/>
-      <w:bookmarkStart w:id="67" w:name="_Toc241663719"/>
+      <w:bookmarkStart w:id="67" w:name="_Toc241665147"/>
       <w:bookmarkEnd w:id="64"/>
       <w:r>
         <w:rPr>
@@ -22786,7 +22792,10 @@
         <w:t>Paywalled journals:</w:t>
       </w:r>
       <w:r>
-        <w:t xml:space="preserve"> use your institution’s lawful access and the publishers’ text-and-data-mining routes. UK law (CDPA section 29A) allows text-and-data-mining copies for non-commercial research.</w:t>
+        <w:t xml:space="preserve"> </w:t>
+      </w:r>
+      <w:r>
+        <w:t>use your institution’s lawful access and the publishers’ text-and-data-mining routes. UK law (CDPA section 29A) allows text-and-data-mining copies for non-commercial research.</w:t>
       </w:r>
     </w:p>
     <w:p>
@@ -22794,7 +22803,7 @@
         <w:pStyle w:val="Heading2"/>
       </w:pPr>
       <w:bookmarkStart w:id="68" w:name="gwas-summary-statistics"/>
-      <w:bookmarkStart w:id="69" w:name="_Toc241663720"/>
+      <w:bookmarkStart w:id="69" w:name="_Toc241665148"/>
       <w:bookmarkEnd w:id="66"/>
       <w:r>
         <w:rPr>
@@ -22824,10 +22833,10 @@
         <w:t>Reading them is easy and fast.</w:t>
       </w:r>
       <w:r>
-        <w:t xml:space="preserve"> </w:t>
-      </w:r>
-      <w:r>
-        <w:t>convert_to_markdown.py reads bgzipped files directly (bgzip is ordinary multi-part gzip), with pyarrow’s multi-threaded reader. It recognises the usual column names and handles a 3-million-variant file in about 15 seconds. A 300 to 800 MB file takes about 1 to 2 minutes, so a thousand files is roughly a day of CPU time.</w:t>
+        <w:t xml:space="preserve"> convert_to_markdown.py reads bgzipped files directly (bgzip is ordinary multi-part gzip), with pyarrow’s multi-threaded reader. It recognises the usual column names and handles a </w:t>
+      </w:r>
+      <w:r>
+        <w:t>3-million-variant file in about 15 seconds. A 300 to 800 MB file takes about 1 to 2 minutes, so a thousand files is roughly a day of CPU time.</w:t>
       </w:r>
     </w:p>
     <w:p>
@@ -22865,10 +22874,7 @@
         <w:t>What the converter writes instead</w:t>
       </w:r>
       <w:r>
-        <w:t xml:space="preserve"> </w:t>
-      </w:r>
-      <w:r>
-        <w:t xml:space="preserve">is a short text summary: variant count, genomic inflation </w:t>
+        <w:t xml:space="preserve"> is a short text summary: variant count, genomic inflation </w:t>
       </w:r>
       <m:oMath>
         <m:sSub>
@@ -22898,7 +22904,10 @@
         </m:sSub>
       </m:oMath>
       <w:r>
-        <w:t>, genome-wide significant loci after 1 Mb clumping with their top variants and effects, and counts per chromosome. That’s about 1 to 3 thousand tokens per study.</w:t>
+        <w:t xml:space="preserve">, genome-wide significant loci after 1 Mb clumping with their top variants and effects, and counts per chromosome. </w:t>
+      </w:r>
+      <w:r>
+        <w:t>That’s about 1 to 3 thousand tokens per study.</w:t>
       </w:r>
     </w:p>
     <w:p>
@@ -23064,7 +23073,7 @@
         <w:pStyle w:val="Heading2"/>
       </w:pPr>
       <w:bookmarkStart w:id="70" w:name="pictures-png-in-the-future"/>
-      <w:bookmarkStart w:id="71" w:name="_Toc241663721"/>
+      <w:bookmarkStart w:id="71" w:name="_Toc241665149"/>
       <w:bookmarkEnd w:id="68"/>
       <w:r>
         <w:rPr>
@@ -23092,7 +23101,10 @@
         <w:t>images</w:t>
       </w:r>
       <w:r>
-        <w:t xml:space="preserve"> folder is kept out of text training. There are three routes, in order of practicality:</w:t>
+        <w:t xml:space="preserve"> </w:t>
+      </w:r>
+      <w:r>
+        <w:t>folder is kept out of text training. There are three routes, in order of practicality:</w:t>
       </w:r>
     </w:p>
     <w:p>
@@ -23111,10 +23123,7 @@
         <w:t>Pictures to text, now.</w:t>
       </w:r>
       <w:r>
-        <w:t xml:space="preserve"> Use figure captions (the PDF converter keeps them) and descriptions of each figure </w:t>
-      </w:r>
-      <w:r>
-        <w:t>written by a vision-language model on the Mac Studio. The text then trains tinyGPT as usual. For charts, keep the underlying data table instead.</w:t>
+        <w:t xml:space="preserve"> Use figure captions (the PDF converter keeps them) and descriptions of each figure written by a vision-language model on the Mac Studio. The text then trains tinyGPT as usual. For charts, keep the underlying data table instead.</w:t>
       </w:r>
     </w:p>
     <w:p>
@@ -23133,7 +23142,10 @@
         <w:t>Continuous image features, the LLaVA route.</w:t>
       </w:r>
       <w:r>
-        <w:t xml:space="preserve"> A pretrained image encoder (a ViT such as SigLIP) turns each image into patch vectors. A small projection layer maps them into the model’s width, and the model reads them like tokens.</w:t>
+        <w:t xml:space="preserve"> A pretrained image encoder (a ViT such as SigLIP) turns each image </w:t>
+      </w:r>
+      <w:r>
+        <w:t>into patch vectors. A small projection layer maps them into the model’s width, and the model reads them like tokens.</w:t>
       </w:r>
     </w:p>
     <w:p>
@@ -23176,7 +23188,10 @@
         <w:t>Discrete image tokens, the Chameleon route.</w:t>
       </w:r>
       <w:r>
-        <w:t xml:space="preserve"> A VQ-VAE or VQGAN turns an image into, for example, 256 codes from an 8,192-entry codebook. These codes are added to the vocabulary, and the model reads and writes them like words. It’s elegant, but costly to train well.</w:t>
+        <w:t xml:space="preserve"> A VQ-VAE or VQGAN turns an image into, for example, 256 codes from an 8,192-entry codebook. These codes are added to the vocabulary, and the model reads and writes them like words. </w:t>
+      </w:r>
+      <w:r>
+        <w:t>It’s elegant, but costly to train well.</w:t>
       </w:r>
     </w:p>
     <w:p>
@@ -23184,7 +23199,7 @@
         <w:pStyle w:val="Heading1"/>
       </w:pPr>
       <w:bookmarkStart w:id="72" w:name="training-a-run"/>
-      <w:bookmarkStart w:id="73" w:name="_Toc241663722"/>
+      <w:bookmarkStart w:id="73" w:name="_Toc241665150"/>
       <w:bookmarkEnd w:id="46"/>
       <w:bookmarkEnd w:id="70"/>
       <w:r>
@@ -23204,7 +23219,7 @@
         <w:pStyle w:val="Heading2"/>
       </w:pPr>
       <w:bookmarkStart w:id="74" w:name="reading-the-log"/>
-      <w:bookmarkStart w:id="75" w:name="_Toc241663723"/>
+      <w:bookmarkStart w:id="75" w:name="_Toc241665151"/>
       <w:r>
         <w:rPr>
           <w:rStyle w:val="SectionNumber"/>
@@ -23430,13 +23445,7 @@
               <w:rPr>
                 <w:sz w:val="17"/>
               </w:rPr>
-              <w:t>Validation perplexity,</w:t>
-            </w:r>
-            <w:r>
-              <w:rPr>
-                <w:sz w:val="17"/>
-              </w:rPr>
-              <w:t xml:space="preserve"> </w:t>
+              <w:t xml:space="preserve">Validation perplexity, </w:t>
             </w:r>
             <m:oMath>
               <m:sSup>
@@ -23677,10 +23686,10 @@
         <w:t>...</w:t>
       </w:r>
       <w:r>
-        <w:t xml:space="preserve"> appears every 2 minutes between evaluations, so a slow step never </w:t>
-      </w:r>
-      <w:r>
-        <w:t>looks like a hang. It shows the training loss since the previous line, speed and time to the next validation; it includes no validation. The run header explains this once, so the line itself stays short.</w:t>
+        <w:t xml:space="preserve"> </w:t>
+      </w:r>
+      <w:r>
+        <w:t>appears every 2 minutes between evaluations, so a slow step never looks like a hang. It shows the training loss since the previous line, speed and time to the next validation; it includes no validation. The run header explains this once, so the line itself stays short.</w:t>
       </w:r>
     </w:p>
     <w:p>
@@ -23725,7 +23734,7 @@
         <w:pStyle w:val="Heading2"/>
       </w:pPr>
       <w:bookmarkStart w:id="76" w:name="checkpoints-pausing-and-resuming"/>
-      <w:bookmarkStart w:id="77" w:name="_Toc241663724"/>
+      <w:bookmarkStart w:id="77" w:name="_Toc241665152"/>
       <w:bookmarkEnd w:id="74"/>
       <w:r>
         <w:rPr>
@@ -23873,10 +23882,7 @@
         <w:t>python tiny_gpt.py --resume</w:t>
       </w:r>
       <w:r>
-        <w:t xml:space="preserve"> </w:t>
-      </w:r>
-      <w:r>
-        <w:t>continues exactly where the run stopped. The learning-rate schedule is stateless, so resuming is exact.</w:t>
+        <w:t xml:space="preserve"> continues exactly where the run stopped. The learning-rate schedule is stateless, so resuming is exact.</w:t>
       </w:r>
     </w:p>
     <w:p>
@@ -23931,10 +23937,10 @@
         <w:t>--init-from other.pt</w:t>
       </w:r>
       <w:r>
-        <w:t xml:space="preserve"> starts a new run from another checkpoint’s </w:t>
-      </w:r>
-      <w:r>
-        <w:t>weights: that’s continued pre-training on new data.</w:t>
+        <w:t xml:space="preserve"> </w:t>
+      </w:r>
+      <w:r>
+        <w:t>starts a new run from another checkpoint’s weights: that’s continued pre-training on new data.</w:t>
       </w:r>
     </w:p>
     <w:p>
@@ -23963,7 +23969,7 @@
         <w:pStyle w:val="Heading2"/>
       </w:pPr>
       <w:bookmarkStart w:id="78" w:name="Xce23c4353a139fefc25bd39ebff21fc6eef92b5"/>
-      <w:bookmarkStart w:id="79" w:name="_Toc241663725"/>
+      <w:bookmarkStart w:id="79" w:name="_Toc241665153"/>
       <w:bookmarkEnd w:id="76"/>
       <w:r>
         <w:rPr>
@@ -24052,7 +24058,10 @@
         <w:t>ai_training_data</w:t>
       </w:r>
       <w:r>
-        <w:t xml:space="preserve"> (old and new text) with the </w:t>
+        <w:t xml:space="preserve"> </w:t>
+      </w:r>
+      <w:r>
+        <w:t xml:space="preserve">(old and new text) with the </w:t>
       </w:r>
       <w:r>
         <w:rPr>
@@ -24062,10 +24071,7 @@
         <w:t>same tokenizer</w:t>
       </w:r>
       <w:r>
-        <w:t xml:space="preserve"> </w:t>
-      </w:r>
-      <w:r>
-        <w:t>as the first dataset (</w:t>
+        <w:t xml:space="preserve"> as the first dataset (</w:t>
       </w:r>
       <w:r>
         <w:rPr>
@@ -24161,7 +24167,7 @@
         <w:pStyle w:val="Heading2"/>
       </w:pPr>
       <w:bookmarkStart w:id="80" w:name="the-experiments-table"/>
-      <w:bookmarkStart w:id="81" w:name="_Toc241663726"/>
+      <w:bookmarkStart w:id="81" w:name="_Toc241665154"/>
       <w:bookmarkEnd w:id="78"/>
       <w:r>
         <w:rPr>
@@ -24267,7 +24273,7 @@
         <w:pStyle w:val="Heading2"/>
       </w:pPr>
       <w:bookmarkStart w:id="82" w:name="energy-carbon-and-cost"/>
-      <w:bookmarkStart w:id="83" w:name="_Toc241663727"/>
+      <w:bookmarkStart w:id="83" w:name="_Toc241665155"/>
       <w:bookmarkEnd w:id="80"/>
       <w:r>
         <w:rPr>
@@ -24505,7 +24511,7 @@
         <w:pStyle w:val="Heading2"/>
       </w:pPr>
       <w:bookmarkStart w:id="84" w:name="exporting-a-model"/>
-      <w:bookmarkStart w:id="85" w:name="_Toc241663728"/>
+      <w:bookmarkStart w:id="85" w:name="_Toc241665156"/>
       <w:bookmarkEnd w:id="82"/>
       <w:r>
         <w:rPr>
@@ -24732,7 +24738,7 @@
         <w:pStyle w:val="Heading1"/>
       </w:pPr>
       <w:bookmarkStart w:id="86" w:name="evaluating-a-model"/>
-      <w:bookmarkStart w:id="87" w:name="_Toc241663729"/>
+      <w:bookmarkStart w:id="87" w:name="_Toc241665157"/>
       <w:bookmarkEnd w:id="72"/>
       <w:bookmarkEnd w:id="84"/>
       <w:r>
@@ -24752,7 +24758,7 @@
         <w:pStyle w:val="Heading2"/>
       </w:pPr>
       <w:bookmarkStart w:id="88" w:name="loss-perplexity-and-bits-per-byte"/>
-      <w:bookmarkStart w:id="89" w:name="_Toc241663730"/>
+      <w:bookmarkStart w:id="89" w:name="_Toc241665158"/>
       <w:r>
         <w:rPr>
           <w:rStyle w:val="SectionNumber"/>
@@ -24837,7 +24843,7 @@
         <w:pStyle w:val="Heading2"/>
       </w:pPr>
       <w:bookmarkStart w:id="90" w:name="the-fact-benchmark"/>
-      <w:bookmarkStart w:id="91" w:name="_Toc241663731"/>
+      <w:bookmarkStart w:id="91" w:name="_Toc241665159"/>
       <w:bookmarkEnd w:id="88"/>
       <w:r>
         <w:rPr>
@@ -26222,7 +26228,7 @@
         <w:pStyle w:val="Heading2"/>
       </w:pPr>
       <w:bookmarkStart w:id="92" w:name="Xd55aac8070434e0efdbeb1fff754f7b8fd345b5"/>
-      <w:bookmarkStart w:id="93" w:name="_Toc241663732"/>
+      <w:bookmarkStart w:id="93" w:name="_Toc241665160"/>
       <w:bookmarkEnd w:id="90"/>
       <w:r>
         <w:rPr>
@@ -26357,7 +26363,7 @@
         <w:pStyle w:val="Heading2"/>
       </w:pPr>
       <w:bookmarkStart w:id="94" w:name="the-dashboard"/>
-      <w:bookmarkStart w:id="95" w:name="_Toc241663733"/>
+      <w:bookmarkStart w:id="95" w:name="_Toc241665161"/>
       <w:bookmarkEnd w:id="92"/>
       <w:r>
         <w:rPr>
@@ -26552,7 +26558,7 @@
         <w:pStyle w:val="Heading2"/>
       </w:pPr>
       <w:bookmarkStart w:id="96" w:name="X7efef3a44031ff533b64507845ffdeb5da843ff"/>
-      <w:bookmarkStart w:id="97" w:name="_Toc241663734"/>
+      <w:bookmarkStart w:id="97" w:name="_Toc241665162"/>
       <w:bookmarkEnd w:id="94"/>
       <w:r>
         <w:rPr>
@@ -27358,7 +27364,7 @@
         <w:pStyle w:val="Heading1"/>
       </w:pPr>
       <w:bookmarkStart w:id="98" w:name="Xa1cc98f937cc273961788fd9ca4ca9fa7d2cd66"/>
-      <w:bookmarkStart w:id="99" w:name="_Toc241663735"/>
+      <w:bookmarkStart w:id="99" w:name="_Toc241665163"/>
       <w:bookmarkEnd w:id="86"/>
       <w:bookmarkEnd w:id="96"/>
       <w:r>
@@ -27378,7 +27384,7 @@
         <w:pStyle w:val="Heading2"/>
       </w:pPr>
       <w:bookmarkStart w:id="100" w:name="separate-scripts-sharing-one-model"/>
-      <w:bookmarkStart w:id="101" w:name="_Toc241663736"/>
+      <w:bookmarkStart w:id="101" w:name="_Toc241665164"/>
       <w:r>
         <w:rPr>
           <w:rStyle w:val="SectionNumber"/>
@@ -27909,7 +27915,7 @@
         <w:pStyle w:val="Heading2"/>
       </w:pPr>
       <w:bookmarkStart w:id="102" w:name="supervised-fine-tuning"/>
-      <w:bookmarkStart w:id="103" w:name="_Toc241663737"/>
+      <w:bookmarkStart w:id="103" w:name="_Toc241665165"/>
       <w:bookmarkEnd w:id="100"/>
       <w:r>
         <w:rPr>
@@ -28152,7 +28158,7 @@
         <w:pStyle w:val="Heading2"/>
       </w:pPr>
       <w:bookmarkStart w:id="104" w:name="preference-tuning-dpo"/>
-      <w:bookmarkStart w:id="105" w:name="_Toc241663738"/>
+      <w:bookmarkStart w:id="105" w:name="_Toc241665166"/>
       <w:bookmarkEnd w:id="102"/>
       <w:r>
         <w:rPr>
@@ -28329,7 +28335,7 @@
         <w:pStyle w:val="Heading2"/>
       </w:pPr>
       <w:bookmarkStart w:id="106" w:name="X9ed80f729ac16c52123de20ef25b4d7814666fd"/>
-      <w:bookmarkStart w:id="107" w:name="_Toc241663739"/>
+      <w:bookmarkStart w:id="107" w:name="_Toc241665167"/>
       <w:bookmarkEnd w:id="104"/>
       <w:r>
         <w:rPr>
@@ -28527,7 +28533,7 @@
         <w:pStyle w:val="Heading2"/>
       </w:pPr>
       <w:bookmarkStart w:id="108" w:name="what-to-expect-at-this-size"/>
-      <w:bookmarkStart w:id="109" w:name="_Toc241663740"/>
+      <w:bookmarkStart w:id="109" w:name="_Toc241665168"/>
       <w:bookmarkEnd w:id="106"/>
       <w:r>
         <w:rPr>
@@ -28616,7 +28622,7 @@
         <w:pStyle w:val="Heading1"/>
       </w:pPr>
       <w:bookmarkStart w:id="110" w:name="was-this-text-written-by-my-model"/>
-      <w:bookmarkStart w:id="111" w:name="_Toc241663741"/>
+      <w:bookmarkStart w:id="111" w:name="_Toc241665169"/>
       <w:bookmarkEnd w:id="98"/>
       <w:bookmarkEnd w:id="108"/>
       <w:r>
@@ -28644,7 +28650,7 @@
         <w:pStyle w:val="Heading2"/>
       </w:pPr>
       <w:bookmarkStart w:id="112" w:name="X94868af322c496bf0a6feeceae7424bccee950c"/>
-      <w:bookmarkStart w:id="113" w:name="_Toc241663742"/>
+      <w:bookmarkStart w:id="113" w:name="_Toc241665170"/>
       <w:r>
         <w:rPr>
           <w:rStyle w:val="SectionNumber"/>
@@ -28800,7 +28806,7 @@
         <w:pStyle w:val="Heading2"/>
       </w:pPr>
       <w:bookmarkStart w:id="114" w:name="likelihood-score-evidence-for-any-text"/>
-      <w:bookmarkStart w:id="115" w:name="_Toc241663743"/>
+      <w:bookmarkStart w:id="115" w:name="_Toc241665171"/>
       <w:bookmarkEnd w:id="112"/>
       <w:r>
         <w:rPr>
@@ -28978,7 +28984,7 @@
         <w:pStyle w:val="Heading1"/>
       </w:pPr>
       <w:bookmarkStart w:id="116" w:name="the-mathematics-and-statistics"/>
-      <w:bookmarkStart w:id="117" w:name="_Toc241663744"/>
+      <w:bookmarkStart w:id="117" w:name="_Toc241665172"/>
       <w:bookmarkEnd w:id="110"/>
       <w:bookmarkEnd w:id="114"/>
       <w:r>
@@ -29053,7 +29059,7 @@
         <w:pStyle w:val="Heading2"/>
       </w:pPr>
       <w:bookmarkStart w:id="118" w:name="likelihood-perplexity-and-bits-per-byte"/>
-      <w:bookmarkStart w:id="119" w:name="_Toc241663745"/>
+      <w:bookmarkStart w:id="119" w:name="_Toc241665173"/>
       <w:r>
         <w:rPr>
           <w:rStyle w:val="SectionNumber"/>
@@ -30567,7 +30573,7 @@
         <w:pStyle w:val="Heading2"/>
       </w:pPr>
       <w:bookmarkStart w:id="120" w:name="the-transformer-1"/>
-      <w:bookmarkStart w:id="121" w:name="_Toc241663746"/>
+      <w:bookmarkStart w:id="121" w:name="_Toc241665174"/>
       <w:bookmarkEnd w:id="118"/>
       <w:r>
         <w:rPr>
@@ -34160,7 +34166,7 @@
         <w:pStyle w:val="Heading2"/>
       </w:pPr>
       <w:bookmarkStart w:id="122" w:name="optimisation"/>
-      <w:bookmarkStart w:id="123" w:name="_Toc241663747"/>
+      <w:bookmarkStart w:id="123" w:name="_Toc241665175"/>
       <w:bookmarkEnd w:id="120"/>
       <w:r>
         <w:rPr>
@@ -37065,7 +37071,7 @@
         <w:pStyle w:val="Heading2"/>
       </w:pPr>
       <w:bookmarkStart w:id="124" w:name="scaling-laws-and-repeated-data"/>
-      <w:bookmarkStart w:id="125" w:name="_Toc241663748"/>
+      <w:bookmarkStart w:id="125" w:name="_Toc241665176"/>
       <w:bookmarkEnd w:id="122"/>
       <w:r>
         <w:rPr>
@@ -38200,7 +38206,7 @@
         <w:pStyle w:val="Heading2"/>
       </w:pPr>
       <w:bookmarkStart w:id="126" w:name="evaluation-statistics"/>
-      <w:bookmarkStart w:id="127" w:name="_Toc241663749"/>
+      <w:bookmarkStart w:id="127" w:name="_Toc241665177"/>
       <w:bookmarkEnd w:id="124"/>
       <w:r>
         <w:rPr>
@@ -40342,7 +40348,7 @@
         <w:pStyle w:val="Heading2"/>
       </w:pPr>
       <w:bookmarkStart w:id="128" w:name="post-training"/>
-      <w:bookmarkStart w:id="129" w:name="_Toc241663750"/>
+      <w:bookmarkStart w:id="129" w:name="_Toc241665178"/>
       <w:bookmarkEnd w:id="126"/>
       <w:r>
         <w:rPr>
@@ -43533,7 +43539,7 @@
         <w:pStyle w:val="Heading2"/>
       </w:pPr>
       <w:bookmarkStart w:id="130" w:name="generation-and-detection"/>
-      <w:bookmarkStart w:id="131" w:name="_Toc241663751"/>
+      <w:bookmarkStart w:id="131" w:name="_Toc241665179"/>
       <w:bookmarkEnd w:id="128"/>
       <w:r>
         <w:rPr>
@@ -45120,7 +45126,7 @@
         <w:pStyle w:val="Heading2"/>
       </w:pPr>
       <w:bookmarkStart w:id="132" w:name="data-statistics"/>
-      <w:bookmarkStart w:id="133" w:name="_Toc241663752"/>
+      <w:bookmarkStart w:id="133" w:name="_Toc241665180"/>
       <w:bookmarkEnd w:id="130"/>
       <w:r>
         <w:rPr>
@@ -45734,7 +45740,7 @@
         <w:pStyle w:val="Heading1"/>
       </w:pPr>
       <w:bookmarkStart w:id="134" w:name="the-laptop-gpu-throttle"/>
-      <w:bookmarkStart w:id="135" w:name="_Toc241663753"/>
+      <w:bookmarkStart w:id="135" w:name="_Toc241665181"/>
       <w:bookmarkEnd w:id="116"/>
       <w:bookmarkEnd w:id="132"/>
       <w:r>
@@ -45754,7 +45760,7 @@
         <w:pStyle w:val="Heading2"/>
       </w:pPr>
       <w:bookmarkStart w:id="136" w:name="what-was-measured"/>
-      <w:bookmarkStart w:id="137" w:name="_Toc241663754"/>
+      <w:bookmarkStart w:id="137" w:name="_Toc241665182"/>
       <w:r>
         <w:rPr>
           <w:rStyle w:val="SectionNumber"/>
@@ -45999,7 +46005,7 @@
         <w:pStyle w:val="Heading2"/>
       </w:pPr>
       <w:bookmarkStart w:id="138" w:name="likely-causes"/>
-      <w:bookmarkStart w:id="139" w:name="_Toc241663755"/>
+      <w:bookmarkStart w:id="139" w:name="_Toc241665183"/>
       <w:bookmarkEnd w:id="136"/>
       <w:r>
         <w:rPr>
@@ -46157,7 +46163,7 @@
         <w:pStyle w:val="Heading2"/>
       </w:pPr>
       <w:bookmarkStart w:id="140" w:name="what-to-try-in-order"/>
-      <w:bookmarkStart w:id="141" w:name="_Toc241663756"/>
+      <w:bookmarkStart w:id="141" w:name="_Toc241665184"/>
       <w:bookmarkEnd w:id="138"/>
       <w:r>
         <w:rPr>
@@ -46542,7 +46548,7 @@
         <w:pStyle w:val="Heading1"/>
       </w:pPr>
       <w:bookmarkStart w:id="142" w:name="scaling-up"/>
-      <w:bookmarkStart w:id="143" w:name="_Toc241663757"/>
+      <w:bookmarkStart w:id="143" w:name="_Toc241665185"/>
       <w:bookmarkEnd w:id="134"/>
       <w:bookmarkEnd w:id="140"/>
       <w:r>
@@ -46562,7 +46568,7 @@
         <w:pStyle w:val="Heading2"/>
       </w:pPr>
       <w:bookmarkStart w:id="144" w:name="X60c251acf6cc087f15a89907a3ae63c867638c5"/>
-      <w:bookmarkStart w:id="145" w:name="_Toc241663758"/>
+      <w:bookmarkStart w:id="145" w:name="_Toc241665186"/>
       <w:r>
         <w:rPr>
           <w:rStyle w:val="SectionNumber"/>
@@ -47232,7 +47238,7 @@
         <w:pStyle w:val="Heading2"/>
       </w:pPr>
       <w:bookmarkStart w:id="146" w:name="renting-an-h100-lambda-cloud"/>
-      <w:bookmarkStart w:id="147" w:name="_Toc241663759"/>
+      <w:bookmarkStart w:id="147" w:name="_Toc241665187"/>
       <w:bookmarkEnd w:id="144"/>
       <w:r>
         <w:rPr>
@@ -47958,7 +47964,7 @@
         <w:pStyle w:val="Heading2"/>
       </w:pPr>
       <w:bookmarkStart w:id="148" w:name="a-1b-model-from-scratch"/>
-      <w:bookmarkStart w:id="149" w:name="_Toc241663760"/>
+      <w:bookmarkStart w:id="149" w:name="_Toc241665188"/>
       <w:bookmarkEnd w:id="146"/>
       <w:r>
         <w:rPr>
@@ -48455,7 +48461,7 @@
         <w:pStyle w:val="Heading2"/>
       </w:pPr>
       <w:bookmarkStart w:id="150" w:name="is-1b-enough-for-a-specialised-field"/>
-      <w:bookmarkStart w:id="151" w:name="_Toc241663761"/>
+      <w:bookmarkStart w:id="151" w:name="_Toc241665189"/>
       <w:bookmarkEnd w:id="148"/>
       <w:r>
         <w:rPr>
@@ -48609,7 +48615,7 @@
         <w:pStyle w:val="Heading2"/>
       </w:pPr>
       <w:bookmarkStart w:id="152" w:name="X30c0ff3366ed0f880f1b78628a446bbd6327d7e"/>
-      <w:bookmarkStart w:id="153" w:name="_Toc241663762"/>
+      <w:bookmarkStart w:id="153" w:name="_Toc241665190"/>
       <w:bookmarkEnd w:id="150"/>
       <w:r>
         <w:rPr>
@@ -48919,7 +48925,7 @@
         <w:pStyle w:val="Heading2"/>
       </w:pPr>
       <w:bookmarkStart w:id="154" w:name="the-mac-studio-plan-from-guide.md"/>
-      <w:bookmarkStart w:id="155" w:name="_Toc241663763"/>
+      <w:bookmarkStart w:id="155" w:name="_Toc241665191"/>
       <w:bookmarkEnd w:id="152"/>
       <w:r>
         <w:rPr>
@@ -52066,7 +52072,7 @@
         <w:pStyle w:val="Heading1"/>
       </w:pPr>
       <w:bookmarkStart w:id="162" w:name="techniques-roadmap"/>
-      <w:bookmarkStart w:id="163" w:name="_Toc241663764"/>
+      <w:bookmarkStart w:id="163" w:name="_Toc241665192"/>
       <w:bookmarkEnd w:id="142"/>
       <w:bookmarkEnd w:id="154"/>
       <w:bookmarkEnd w:id="161"/>
@@ -52125,7 +52131,7 @@
         <w:pStyle w:val="Heading2"/>
       </w:pPr>
       <w:bookmarkStart w:id="164" w:name="done-on-29-september"/>
-      <w:bookmarkStart w:id="165" w:name="_Toc241663765"/>
+      <w:bookmarkStart w:id="165" w:name="_Toc241665193"/>
       <w:r>
         <w:rPr>
           <w:rStyle w:val="SectionNumber"/>
@@ -52566,7 +52572,7 @@
         <w:pStyle w:val="Heading2"/>
       </w:pPr>
       <w:bookmarkStart w:id="166" w:name="recommended-next-in-order"/>
-      <w:bookmarkStart w:id="167" w:name="_Toc241663766"/>
+      <w:bookmarkStart w:id="167" w:name="_Toc241665194"/>
       <w:bookmarkEnd w:id="164"/>
       <w:r>
         <w:rPr>
@@ -53919,7 +53925,7 @@
         <w:pStyle w:val="Heading2"/>
       </w:pPr>
       <w:bookmarkStart w:id="168" w:name="later-or-at-larger-scale"/>
-      <w:bookmarkStart w:id="169" w:name="_Toc241663767"/>
+      <w:bookmarkStart w:id="169" w:name="_Toc241665195"/>
       <w:bookmarkEnd w:id="166"/>
       <w:r>
         <w:rPr>
@@ -54149,7 +54155,7 @@
         <w:pStyle w:val="Heading1"/>
       </w:pPr>
       <w:bookmarkStart w:id="170" w:name="tools-safety-and-naming"/>
-      <w:bookmarkStart w:id="171" w:name="_Toc241663768"/>
+      <w:bookmarkStart w:id="171" w:name="_Toc241665196"/>
       <w:bookmarkEnd w:id="162"/>
       <w:bookmarkEnd w:id="168"/>
       <w:r>
@@ -54169,7 +54175,7 @@
         <w:pStyle w:val="Heading2"/>
       </w:pPr>
       <w:bookmarkStart w:id="172" w:name="other-training-frameworks"/>
-      <w:bookmarkStart w:id="173" w:name="_Toc241663769"/>
+      <w:bookmarkStart w:id="173" w:name="_Toc241665197"/>
       <w:r>
         <w:rPr>
           <w:rStyle w:val="SectionNumber"/>
@@ -54810,7 +54816,7 @@
         <w:pStyle w:val="Heading2"/>
       </w:pPr>
       <w:bookmarkStart w:id="174" w:name="safety-rules-built-into-the-scripts"/>
-      <w:bookmarkStart w:id="175" w:name="_Toc241663770"/>
+      <w:bookmarkStart w:id="175" w:name="_Toc241665198"/>
       <w:bookmarkEnd w:id="172"/>
       <w:r>
         <w:rPr>
@@ -55078,7 +55084,7 @@
         <w:pStyle w:val="Heading2"/>
       </w:pPr>
       <w:bookmarkStart w:id="176" w:name="a-name-for-the-model"/>
-      <w:bookmarkStart w:id="177" w:name="_Toc241663771"/>
+      <w:bookmarkStart w:id="177" w:name="_Toc241665199"/>
       <w:bookmarkEnd w:id="174"/>
       <w:r>
         <w:rPr>
@@ -55208,7 +55214,7 @@
         <w:pStyle w:val="Heading1"/>
       </w:pPr>
       <w:bookmarkStart w:id="178" w:name="glossary"/>
-      <w:bookmarkStart w:id="179" w:name="_Toc241663772"/>
+      <w:bookmarkStart w:id="179" w:name="_Toc241665200"/>
       <w:bookmarkEnd w:id="170"/>
       <w:bookmarkEnd w:id="176"/>
       <w:r>
@@ -56819,7 +56825,7 @@
         <w:pStyle w:val="Heading1"/>
       </w:pPr>
       <w:bookmarkStart w:id="180" w:name="reading-list-and-references"/>
-      <w:bookmarkStart w:id="181" w:name="_Toc241663773"/>
+      <w:bookmarkStart w:id="181" w:name="_Toc241665201"/>
       <w:bookmarkEnd w:id="178"/>
       <w:r>
         <w:t>Reading list and references</w:t>
@@ -57203,7 +57209,7 @@
   <w:abstractNum w:abstractNumId="0" w15:restartNumberingAfterBreak="0">
     <w:nsid w:val="0000A990"/>
     <w:multiLevelType w:val="multilevel"/>
-    <w:tmpl w:val="98825A88"/>
+    <w:tmpl w:val="AE48A792"/>
     <w:lvl w:ilvl="0">
       <w:numFmt w:val="bullet"/>
       <w:lvlText w:val=" "/>
@@ -57280,7 +57286,7 @@
   <w:abstractNum w:abstractNumId="1" w15:restartNumberingAfterBreak="0">
     <w:nsid w:val="0000A991"/>
     <w:multiLevelType w:val="multilevel"/>
-    <w:tmpl w:val="DE260284"/>
+    <w:tmpl w:val="B0005F34"/>
     <w:lvl w:ilvl="0">
       <w:numFmt w:val="bullet"/>
       <w:lvlText w:val=""/>
@@ -57384,7 +57390,7 @@
   <w:abstractNum w:abstractNumId="2" w15:restartNumberingAfterBreak="0">
     <w:nsid w:val="00A99411"/>
     <w:multiLevelType w:val="multilevel"/>
-    <w:tmpl w:val="5E509F34"/>
+    <w:tmpl w:val="B6683C24"/>
     <w:lvl w:ilvl="0">
       <w:start w:val="1"/>
       <w:numFmt w:val="decimal"/>
@@ -57467,25 +57473,25 @@
       </w:pPr>
     </w:lvl>
   </w:abstractNum>
-  <w:num w:numId="1" w16cid:durableId="722212784">
+  <w:num w:numId="1" w16cid:durableId="147787751">
     <w:abstractNumId w:val="0"/>
   </w:num>
-  <w:num w:numId="2" w16cid:durableId="949894241">
+  <w:num w:numId="2" w16cid:durableId="1569730649">
     <w:abstractNumId w:val="1"/>
   </w:num>
-  <w:num w:numId="3" w16cid:durableId="768626374">
+  <w:num w:numId="3" w16cid:durableId="582187073">
     <w:abstractNumId w:val="1"/>
   </w:num>
-  <w:num w:numId="4" w16cid:durableId="1476944775">
+  <w:num w:numId="4" w16cid:durableId="1663123228">
     <w:abstractNumId w:val="1"/>
   </w:num>
-  <w:num w:numId="5" w16cid:durableId="599918358">
+  <w:num w:numId="5" w16cid:durableId="1422724650">
     <w:abstractNumId w:val="1"/>
   </w:num>
-  <w:num w:numId="6" w16cid:durableId="282351320">
+  <w:num w:numId="6" w16cid:durableId="1876114827">
     <w:abstractNumId w:val="1"/>
   </w:num>
-  <w:num w:numId="7" w16cid:durableId="337854593">
+  <w:num w:numId="7" w16cid:durableId="204679238">
     <w:abstractNumId w:val="2"/>
     <w:lvlOverride w:ilvl="0">
       <w:startOverride w:val="1"/>
@@ -57515,19 +57521,19 @@
       <w:startOverride w:val="1"/>
     </w:lvlOverride>
   </w:num>
-  <w:num w:numId="8" w16cid:durableId="1103451068">
+  <w:num w:numId="8" w16cid:durableId="466314022">
     <w:abstractNumId w:val="1"/>
   </w:num>
-  <w:num w:numId="9" w16cid:durableId="1909143049">
+  <w:num w:numId="9" w16cid:durableId="1588690649">
     <w:abstractNumId w:val="1"/>
   </w:num>
-  <w:num w:numId="10" w16cid:durableId="1674406013">
+  <w:num w:numId="10" w16cid:durableId="870917418">
     <w:abstractNumId w:val="1"/>
   </w:num>
-  <w:num w:numId="11" w16cid:durableId="476651099">
+  <w:num w:numId="11" w16cid:durableId="524754708">
     <w:abstractNumId w:val="1"/>
   </w:num>
-  <w:num w:numId="12" w16cid:durableId="639069384">
+  <w:num w:numId="12" w16cid:durableId="2052151041">
     <w:abstractNumId w:val="2"/>
     <w:lvlOverride w:ilvl="0">
       <w:startOverride w:val="1"/>
@@ -57557,43 +57563,43 @@
       <w:startOverride w:val="1"/>
     </w:lvlOverride>
   </w:num>
-  <w:num w:numId="13" w16cid:durableId="902764073">
+  <w:num w:numId="13" w16cid:durableId="426729990">
     <w:abstractNumId w:val="1"/>
   </w:num>
-  <w:num w:numId="14" w16cid:durableId="1337343038">
+  <w:num w:numId="14" w16cid:durableId="1205869590">
     <w:abstractNumId w:val="1"/>
   </w:num>
-  <w:num w:numId="15" w16cid:durableId="951980946">
+  <w:num w:numId="15" w16cid:durableId="629673209">
     <w:abstractNumId w:val="1"/>
   </w:num>
-  <w:num w:numId="16" w16cid:durableId="1146901073">
+  <w:num w:numId="16" w16cid:durableId="1362243803">
     <w:abstractNumId w:val="1"/>
   </w:num>
-  <w:num w:numId="17" w16cid:durableId="915866020">
+  <w:num w:numId="17" w16cid:durableId="866910652">
     <w:abstractNumId w:val="1"/>
   </w:num>
-  <w:num w:numId="18" w16cid:durableId="1565992148">
+  <w:num w:numId="18" w16cid:durableId="1862816455">
     <w:abstractNumId w:val="1"/>
   </w:num>
-  <w:num w:numId="19" w16cid:durableId="329719487">
+  <w:num w:numId="19" w16cid:durableId="670178941">
     <w:abstractNumId w:val="1"/>
   </w:num>
-  <w:num w:numId="20" w16cid:durableId="1550610266">
+  <w:num w:numId="20" w16cid:durableId="591087155">
     <w:abstractNumId w:val="1"/>
   </w:num>
-  <w:num w:numId="21" w16cid:durableId="1794715177">
+  <w:num w:numId="21" w16cid:durableId="1019503123">
     <w:abstractNumId w:val="1"/>
   </w:num>
-  <w:num w:numId="22" w16cid:durableId="734161917">
+  <w:num w:numId="22" w16cid:durableId="1428840672">
     <w:abstractNumId w:val="1"/>
   </w:num>
-  <w:num w:numId="23" w16cid:durableId="2047949990">
+  <w:num w:numId="23" w16cid:durableId="851457990">
     <w:abstractNumId w:val="1"/>
   </w:num>
-  <w:num w:numId="24" w16cid:durableId="434374887">
+  <w:num w:numId="24" w16cid:durableId="1557856913">
     <w:abstractNumId w:val="1"/>
   </w:num>
-  <w:num w:numId="25" w16cid:durableId="906719737">
+  <w:num w:numId="25" w16cid:durableId="433091214">
     <w:abstractNumId w:val="2"/>
     <w:lvlOverride w:ilvl="0">
       <w:startOverride w:val="1"/>
@@ -57623,7 +57629,7 @@
       <w:startOverride w:val="1"/>
     </w:lvlOverride>
   </w:num>
-  <w:num w:numId="26" w16cid:durableId="1878854145">
+  <w:num w:numId="26" w16cid:durableId="1698191994">
     <w:abstractNumId w:val="2"/>
     <w:lvlOverride w:ilvl="0">
       <w:startOverride w:val="1"/>
@@ -57653,16 +57659,16 @@
       <w:startOverride w:val="1"/>
     </w:lvlOverride>
   </w:num>
-  <w:num w:numId="27" w16cid:durableId="421609517">
+  <w:num w:numId="27" w16cid:durableId="1561985895">
     <w:abstractNumId w:val="1"/>
   </w:num>
-  <w:num w:numId="28" w16cid:durableId="1763643203">
+  <w:num w:numId="28" w16cid:durableId="246380588">
     <w:abstractNumId w:val="1"/>
   </w:num>
-  <w:num w:numId="29" w16cid:durableId="756176018">
+  <w:num w:numId="29" w16cid:durableId="461533570">
     <w:abstractNumId w:val="1"/>
   </w:num>
-  <w:num w:numId="30" w16cid:durableId="99841781">
+  <w:num w:numId="30" w16cid:durableId="64380115">
     <w:abstractNumId w:val="2"/>
     <w:lvlOverride w:ilvl="0">
       <w:startOverride w:val="1"/>
@@ -57692,7 +57698,7 @@
       <w:startOverride w:val="1"/>
     </w:lvlOverride>
   </w:num>
-  <w:num w:numId="31" w16cid:durableId="1448112893">
+  <w:num w:numId="31" w16cid:durableId="856819604">
     <w:abstractNumId w:val="2"/>
     <w:lvlOverride w:ilvl="0">
       <w:startOverride w:val="1"/>
@@ -57722,16 +57728,16 @@
       <w:startOverride w:val="1"/>
     </w:lvlOverride>
   </w:num>
-  <w:num w:numId="32" w16cid:durableId="434324356">
+  <w:num w:numId="32" w16cid:durableId="777406468">
     <w:abstractNumId w:val="1"/>
   </w:num>
-  <w:num w:numId="33" w16cid:durableId="1250387552">
+  <w:num w:numId="33" w16cid:durableId="959458944">
     <w:abstractNumId w:val="1"/>
   </w:num>
-  <w:num w:numId="34" w16cid:durableId="2123766652">
+  <w:num w:numId="34" w16cid:durableId="1974098130">
     <w:abstractNumId w:val="1"/>
   </w:num>
-  <w:num w:numId="35" w16cid:durableId="483088578">
+  <w:num w:numId="35" w16cid:durableId="697197764">
     <w:abstractNumId w:val="2"/>
     <w:lvlOverride w:ilvl="0">
       <w:startOverride w:val="1"/>
@@ -57761,25 +57767,25 @@
       <w:startOverride w:val="1"/>
     </w:lvlOverride>
   </w:num>
-  <w:num w:numId="36" w16cid:durableId="554123108">
+  <w:num w:numId="36" w16cid:durableId="1078744843">
     <w:abstractNumId w:val="1"/>
   </w:num>
-  <w:num w:numId="37" w16cid:durableId="849375351">
+  <w:num w:numId="37" w16cid:durableId="312301517">
     <w:abstractNumId w:val="1"/>
   </w:num>
-  <w:num w:numId="38" w16cid:durableId="1201893626">
+  <w:num w:numId="38" w16cid:durableId="2043437804">
     <w:abstractNumId w:val="1"/>
   </w:num>
-  <w:num w:numId="39" w16cid:durableId="2123719422">
+  <w:num w:numId="39" w16cid:durableId="664164797">
     <w:abstractNumId w:val="1"/>
   </w:num>
-  <w:num w:numId="40" w16cid:durableId="955332235">
+  <w:num w:numId="40" w16cid:durableId="1322585558">
     <w:abstractNumId w:val="1"/>
   </w:num>
-  <w:num w:numId="41" w16cid:durableId="1241715207">
+  <w:num w:numId="41" w16cid:durableId="509949653">
     <w:abstractNumId w:val="1"/>
   </w:num>
-  <w:num w:numId="42" w16cid:durableId="1075323348">
+  <w:num w:numId="42" w16cid:durableId="1476676048">
     <w:abstractNumId w:val="2"/>
     <w:lvlOverride w:ilvl="0">
       <w:startOverride w:val="1"/>
@@ -57809,10 +57815,10 @@
       <w:startOverride w:val="1"/>
     </w:lvlOverride>
   </w:num>
-  <w:num w:numId="43" w16cid:durableId="1787431623">
+  <w:num w:numId="43" w16cid:durableId="604310623">
     <w:abstractNumId w:val="1"/>
   </w:num>
-  <w:num w:numId="44" w16cid:durableId="71700457">
+  <w:num w:numId="44" w16cid:durableId="1688023026">
     <w:abstractNumId w:val="2"/>
     <w:lvlOverride w:ilvl="0">
       <w:startOverride w:val="1"/>
@@ -57842,10 +57848,10 @@
       <w:startOverride w:val="1"/>
     </w:lvlOverride>
   </w:num>
-  <w:num w:numId="45" w16cid:durableId="355079586">
+  <w:num w:numId="45" w16cid:durableId="854803856">
     <w:abstractNumId w:val="1"/>
   </w:num>
-  <w:num w:numId="46" w16cid:durableId="222835727">
+  <w:num w:numId="46" w16cid:durableId="760830341">
     <w:abstractNumId w:val="2"/>
     <w:lvlOverride w:ilvl="0">
       <w:startOverride w:val="1"/>
@@ -57875,19 +57881,19 @@
       <w:startOverride w:val="1"/>
     </w:lvlOverride>
   </w:num>
-  <w:num w:numId="47" w16cid:durableId="589705485">
+  <w:num w:numId="47" w16cid:durableId="1128814626">
     <w:abstractNumId w:val="1"/>
   </w:num>
-  <w:num w:numId="48" w16cid:durableId="636452336">
+  <w:num w:numId="48" w16cid:durableId="828785560">
     <w:abstractNumId w:val="1"/>
   </w:num>
-  <w:num w:numId="49" w16cid:durableId="701244986">
+  <w:num w:numId="49" w16cid:durableId="1518159013">
     <w:abstractNumId w:val="1"/>
   </w:num>
-  <w:num w:numId="50" w16cid:durableId="1416588120">
+  <w:num w:numId="50" w16cid:durableId="491021524">
     <w:abstractNumId w:val="1"/>
   </w:num>
-  <w:num w:numId="51" w16cid:durableId="2092853899">
+  <w:num w:numId="51" w16cid:durableId="181087531">
     <w:abstractNumId w:val="2"/>
     <w:lvlOverride w:ilvl="0">
       <w:startOverride w:val="1"/>
@@ -57917,19 +57923,19 @@
       <w:startOverride w:val="1"/>
     </w:lvlOverride>
   </w:num>
-  <w:num w:numId="52" w16cid:durableId="1091854067">
+  <w:num w:numId="52" w16cid:durableId="1950771290">
     <w:abstractNumId w:val="1"/>
   </w:num>
-  <w:num w:numId="53" w16cid:durableId="2033726091">
+  <w:num w:numId="53" w16cid:durableId="1234241762">
     <w:abstractNumId w:val="1"/>
   </w:num>
-  <w:num w:numId="54" w16cid:durableId="45186167">
+  <w:num w:numId="54" w16cid:durableId="23755892">
     <w:abstractNumId w:val="1"/>
   </w:num>
-  <w:num w:numId="55" w16cid:durableId="1479179976">
+  <w:num w:numId="55" w16cid:durableId="709459455">
     <w:abstractNumId w:val="1"/>
   </w:num>
-  <w:num w:numId="56" w16cid:durableId="995837377">
+  <w:num w:numId="56" w16cid:durableId="1911042566">
     <w:abstractNumId w:val="2"/>
     <w:lvlOverride w:ilvl="0">
       <w:startOverride w:val="1"/>
@@ -57959,19 +57965,19 @@
       <w:startOverride w:val="1"/>
     </w:lvlOverride>
   </w:num>
-  <w:num w:numId="57" w16cid:durableId="1930117480">
+  <w:num w:numId="57" w16cid:durableId="1407267200">
     <w:abstractNumId w:val="1"/>
   </w:num>
-  <w:num w:numId="58" w16cid:durableId="2111123682">
+  <w:num w:numId="58" w16cid:durableId="872961623">
     <w:abstractNumId w:val="1"/>
   </w:num>
-  <w:num w:numId="59" w16cid:durableId="955529706">
+  <w:num w:numId="59" w16cid:durableId="1080325501">
     <w:abstractNumId w:val="1"/>
   </w:num>
-  <w:num w:numId="60" w16cid:durableId="1021975173">
+  <w:num w:numId="60" w16cid:durableId="534927758">
     <w:abstractNumId w:val="1"/>
   </w:num>
-  <w:num w:numId="61" w16cid:durableId="63377930">
+  <w:num w:numId="61" w16cid:durableId="779302439">
     <w:abstractNumId w:val="2"/>
     <w:lvlOverride w:ilvl="0">
       <w:startOverride w:val="1"/>
@@ -58001,28 +58007,28 @@
       <w:startOverride w:val="1"/>
     </w:lvlOverride>
   </w:num>
-  <w:num w:numId="62" w16cid:durableId="960306963">
+  <w:num w:numId="62" w16cid:durableId="1238593380">
     <w:abstractNumId w:val="1"/>
   </w:num>
-  <w:num w:numId="63" w16cid:durableId="1047756703">
+  <w:num w:numId="63" w16cid:durableId="494495878">
     <w:abstractNumId w:val="1"/>
   </w:num>
-  <w:num w:numId="64" w16cid:durableId="127627792">
+  <w:num w:numId="64" w16cid:durableId="2049141173">
     <w:abstractNumId w:val="1"/>
   </w:num>
-  <w:num w:numId="65" w16cid:durableId="739865452">
+  <w:num w:numId="65" w16cid:durableId="367075342">
     <w:abstractNumId w:val="1"/>
   </w:num>
-  <w:num w:numId="66" w16cid:durableId="1917283659">
+  <w:num w:numId="66" w16cid:durableId="1901667280">
     <w:abstractNumId w:val="1"/>
   </w:num>
-  <w:num w:numId="67" w16cid:durableId="303316649">
+  <w:num w:numId="67" w16cid:durableId="2118255996">
     <w:abstractNumId w:val="1"/>
   </w:num>
-  <w:num w:numId="68" w16cid:durableId="218901103">
+  <w:num w:numId="68" w16cid:durableId="1592547524">
     <w:abstractNumId w:val="1"/>
   </w:num>
-  <w:num w:numId="69" w16cid:durableId="2060124633">
+  <w:num w:numId="69" w16cid:durableId="552737363">
     <w:abstractNumId w:val="2"/>
     <w:lvlOverride w:ilvl="0">
       <w:startOverride w:val="1"/>
@@ -58052,16 +58058,16 @@
       <w:startOverride w:val="1"/>
     </w:lvlOverride>
   </w:num>
-  <w:num w:numId="70" w16cid:durableId="422339555">
+  <w:num w:numId="70" w16cid:durableId="1745486860">
     <w:abstractNumId w:val="1"/>
   </w:num>
-  <w:num w:numId="71" w16cid:durableId="103118625">
+  <w:num w:numId="71" w16cid:durableId="713507188">
     <w:abstractNumId w:val="1"/>
   </w:num>
-  <w:num w:numId="72" w16cid:durableId="1679429636">
+  <w:num w:numId="72" w16cid:durableId="2061778908">
     <w:abstractNumId w:val="1"/>
   </w:num>
-  <w:num w:numId="73" w16cid:durableId="351299806">
+  <w:num w:numId="73" w16cid:durableId="550578391">
     <w:abstractNumId w:val="2"/>
     <w:lvlOverride w:ilvl="0">
       <w:startOverride w:val="1"/>
@@ -58091,16 +58097,16 @@
       <w:startOverride w:val="1"/>
     </w:lvlOverride>
   </w:num>
-  <w:num w:numId="74" w16cid:durableId="721562831">
+  <w:num w:numId="74" w16cid:durableId="939995999">
     <w:abstractNumId w:val="1"/>
   </w:num>
-  <w:num w:numId="75" w16cid:durableId="1067150751">
+  <w:num w:numId="75" w16cid:durableId="1733120598">
     <w:abstractNumId w:val="1"/>
   </w:num>
-  <w:num w:numId="76" w16cid:durableId="1422489071">
+  <w:num w:numId="76" w16cid:durableId="628977550">
     <w:abstractNumId w:val="1"/>
   </w:num>
-  <w:num w:numId="77" w16cid:durableId="72509280">
+  <w:num w:numId="77" w16cid:durableId="547882115">
     <w:abstractNumId w:val="2"/>
     <w:lvlOverride w:ilvl="0">
       <w:startOverride w:val="1"/>
@@ -58130,13 +58136,13 @@
       <w:startOverride w:val="1"/>
     </w:lvlOverride>
   </w:num>
-  <w:num w:numId="78" w16cid:durableId="1399134007">
+  <w:num w:numId="78" w16cid:durableId="471677833">
     <w:abstractNumId w:val="1"/>
   </w:num>
-  <w:num w:numId="79" w16cid:durableId="1469980846">
+  <w:num w:numId="79" w16cid:durableId="598563010">
     <w:abstractNumId w:val="1"/>
   </w:num>
-  <w:num w:numId="80" w16cid:durableId="1365137739">
+  <w:num w:numId="80" w16cid:durableId="1337920868">
     <w:abstractNumId w:val="2"/>
     <w:lvlOverride w:ilvl="0">
       <w:startOverride w:val="1"/>
@@ -58166,31 +58172,31 @@
       <w:startOverride w:val="1"/>
     </w:lvlOverride>
   </w:num>
-  <w:num w:numId="81" w16cid:durableId="1767379647">
+  <w:num w:numId="81" w16cid:durableId="1613433391">
     <w:abstractNumId w:val="1"/>
   </w:num>
-  <w:num w:numId="82" w16cid:durableId="2057469652">
+  <w:num w:numId="82" w16cid:durableId="1800299712">
     <w:abstractNumId w:val="1"/>
   </w:num>
-  <w:num w:numId="83" w16cid:durableId="1319579349">
+  <w:num w:numId="83" w16cid:durableId="1675303220">
     <w:abstractNumId w:val="1"/>
   </w:num>
-  <w:num w:numId="84" w16cid:durableId="16350795">
+  <w:num w:numId="84" w16cid:durableId="420571134">
     <w:abstractNumId w:val="1"/>
   </w:num>
-  <w:num w:numId="85" w16cid:durableId="332756378">
+  <w:num w:numId="85" w16cid:durableId="193888209">
     <w:abstractNumId w:val="1"/>
   </w:num>
-  <w:num w:numId="86" w16cid:durableId="316803930">
+  <w:num w:numId="86" w16cid:durableId="324087406">
     <w:abstractNumId w:val="1"/>
   </w:num>
-  <w:num w:numId="87" w16cid:durableId="1974942367">
+  <w:num w:numId="87" w16cid:durableId="975988269">
     <w:abstractNumId w:val="1"/>
   </w:num>
-  <w:num w:numId="88" w16cid:durableId="1191533007">
+  <w:num w:numId="88" w16cid:durableId="168059763">
     <w:abstractNumId w:val="1"/>
   </w:num>
-  <w:num w:numId="89" w16cid:durableId="312028559">
+  <w:num w:numId="89" w16cid:durableId="1621453040">
     <w:abstractNumId w:val="2"/>
     <w:lvlOverride w:ilvl="0">
       <w:startOverride w:val="1"/>
@@ -58220,16 +58226,16 @@
       <w:startOverride w:val="1"/>
     </w:lvlOverride>
   </w:num>
-  <w:num w:numId="90" w16cid:durableId="1531719369">
+  <w:num w:numId="90" w16cid:durableId="891774752">
     <w:abstractNumId w:val="1"/>
   </w:num>
-  <w:num w:numId="91" w16cid:durableId="865093174">
+  <w:num w:numId="91" w16cid:durableId="168759926">
     <w:abstractNumId w:val="1"/>
   </w:num>
-  <w:num w:numId="92" w16cid:durableId="568882696">
+  <w:num w:numId="92" w16cid:durableId="423722260">
     <w:abstractNumId w:val="1"/>
   </w:num>
-  <w:num w:numId="93" w16cid:durableId="1513304280">
+  <w:num w:numId="93" w16cid:durableId="2101949164">
     <w:abstractNumId w:val="2"/>
     <w:lvlOverride w:ilvl="0">
       <w:startOverride w:val="1"/>
@@ -58259,10 +58265,10 @@
       <w:startOverride w:val="1"/>
     </w:lvlOverride>
   </w:num>
-  <w:num w:numId="94" w16cid:durableId="72047863">
+  <w:num w:numId="94" w16cid:durableId="536116606">
     <w:abstractNumId w:val="1"/>
   </w:num>
-  <w:num w:numId="95" w16cid:durableId="70471936">
+  <w:num w:numId="95" w16cid:durableId="45878726">
     <w:abstractNumId w:val="2"/>
     <w:lvlOverride w:ilvl="0">
       <w:startOverride w:val="1"/>
@@ -58292,10 +58298,10 @@
       <w:startOverride w:val="1"/>
     </w:lvlOverride>
   </w:num>
-  <w:num w:numId="96" w16cid:durableId="298540647">
+  <w:num w:numId="96" w16cid:durableId="842471984">
     <w:abstractNumId w:val="1"/>
   </w:num>
-  <w:num w:numId="97" w16cid:durableId="1052848670">
+  <w:num w:numId="97" w16cid:durableId="1009218093">
     <w:abstractNumId w:val="2"/>
     <w:lvlOverride w:ilvl="0">
       <w:startOverride w:val="1"/>
@@ -58325,10 +58331,10 @@
       <w:startOverride w:val="1"/>
     </w:lvlOverride>
   </w:num>
-  <w:num w:numId="98" w16cid:durableId="524297432">
+  <w:num w:numId="98" w16cid:durableId="463232780">
     <w:abstractNumId w:val="1"/>
   </w:num>
-  <w:num w:numId="99" w16cid:durableId="1368411485">
+  <w:num w:numId="99" w16cid:durableId="860164348">
     <w:abstractNumId w:val="2"/>
     <w:lvlOverride w:ilvl="0">
       <w:startOverride w:val="1"/>
@@ -58358,13 +58364,13 @@
       <w:startOverride w:val="1"/>
     </w:lvlOverride>
   </w:num>
-  <w:num w:numId="100" w16cid:durableId="554776161">
+  <w:num w:numId="100" w16cid:durableId="201675219">
     <w:abstractNumId w:val="1"/>
   </w:num>
-  <w:num w:numId="101" w16cid:durableId="2074502486">
+  <w:num w:numId="101" w16cid:durableId="1491553849">
     <w:abstractNumId w:val="1"/>
   </w:num>
-  <w:num w:numId="102" w16cid:durableId="1536649556">
+  <w:num w:numId="102" w16cid:durableId="909772828">
     <w:abstractNumId w:val="2"/>
     <w:lvlOverride w:ilvl="0">
       <w:startOverride w:val="1"/>
@@ -58394,34 +58400,34 @@
       <w:startOverride w:val="1"/>
     </w:lvlOverride>
   </w:num>
-  <w:num w:numId="103" w16cid:durableId="2088913496">
+  <w:num w:numId="103" w16cid:durableId="1067847421">
     <w:abstractNumId w:val="1"/>
   </w:num>
-  <w:num w:numId="104" w16cid:durableId="341783752">
+  <w:num w:numId="104" w16cid:durableId="38407997">
     <w:abstractNumId w:val="1"/>
   </w:num>
-  <w:num w:numId="105" w16cid:durableId="287053185">
+  <w:num w:numId="105" w16cid:durableId="170266879">
     <w:abstractNumId w:val="1"/>
   </w:num>
-  <w:num w:numId="106" w16cid:durableId="1642688055">
+  <w:num w:numId="106" w16cid:durableId="1482312776">
     <w:abstractNumId w:val="1"/>
   </w:num>
-  <w:num w:numId="107" w16cid:durableId="1523208191">
+  <w:num w:numId="107" w16cid:durableId="1557473395">
     <w:abstractNumId w:val="1"/>
   </w:num>
-  <w:num w:numId="108" w16cid:durableId="156500764">
+  <w:num w:numId="108" w16cid:durableId="243035552">
     <w:abstractNumId w:val="1"/>
   </w:num>
-  <w:num w:numId="109" w16cid:durableId="1895849034">
+  <w:num w:numId="109" w16cid:durableId="245000431">
     <w:abstractNumId w:val="1"/>
   </w:num>
-  <w:num w:numId="110" w16cid:durableId="653725539">
+  <w:num w:numId="110" w16cid:durableId="1967924032">
     <w:abstractNumId w:val="1"/>
   </w:num>
-  <w:num w:numId="111" w16cid:durableId="1349523483">
+  <w:num w:numId="111" w16cid:durableId="1003823915">
     <w:abstractNumId w:val="1"/>
   </w:num>
-  <w:num w:numId="112" w16cid:durableId="919488380">
+  <w:num w:numId="112" w16cid:durableId="1244752927">
     <w:abstractNumId w:val="2"/>
     <w:lvlOverride w:ilvl="0">
       <w:startOverride w:val="1"/>
@@ -58451,13 +58457,13 @@
       <w:startOverride w:val="1"/>
     </w:lvlOverride>
   </w:num>
-  <w:num w:numId="113" w16cid:durableId="1669211088">
+  <w:num w:numId="113" w16cid:durableId="1559704505">
     <w:abstractNumId w:val="1"/>
   </w:num>
-  <w:num w:numId="114" w16cid:durableId="159085895">
+  <w:num w:numId="114" w16cid:durableId="2131586129">
     <w:abstractNumId w:val="1"/>
   </w:num>
-  <w:num w:numId="115" w16cid:durableId="1974672602">
+  <w:num w:numId="115" w16cid:durableId="479034200">
     <w:abstractNumId w:val="2"/>
     <w:lvlOverride w:ilvl="0">
       <w:startOverride w:val="1"/>
@@ -58487,7 +58493,7 @@
       <w:startOverride w:val="1"/>
     </w:lvlOverride>
   </w:num>
-  <w:num w:numId="116" w16cid:durableId="245308128">
+  <w:num w:numId="116" w16cid:durableId="1894000771">
     <w:abstractNumId w:val="2"/>
     <w:lvlOverride w:ilvl="0">
       <w:startOverride w:val="1"/>
@@ -58517,7 +58523,7 @@
       <w:startOverride w:val="1"/>
     </w:lvlOverride>
   </w:num>
-  <w:num w:numId="117" w16cid:durableId="799809384">
+  <w:num w:numId="117" w16cid:durableId="994992561">
     <w:abstractNumId w:val="2"/>
     <w:lvlOverride w:ilvl="0">
       <w:startOverride w:val="1"/>
@@ -58547,16 +58553,16 @@
       <w:startOverride w:val="1"/>
     </w:lvlOverride>
   </w:num>
-  <w:num w:numId="118" w16cid:durableId="1823692480">
+  <w:num w:numId="118" w16cid:durableId="788476800">
     <w:abstractNumId w:val="1"/>
   </w:num>
-  <w:num w:numId="119" w16cid:durableId="1860969485">
+  <w:num w:numId="119" w16cid:durableId="1902255612">
     <w:abstractNumId w:val="1"/>
   </w:num>
-  <w:num w:numId="120" w16cid:durableId="575744307">
+  <w:num w:numId="120" w16cid:durableId="304820161">
     <w:abstractNumId w:val="1"/>
   </w:num>
-  <w:num w:numId="121" w16cid:durableId="2121950325">
+  <w:num w:numId="121" w16cid:durableId="1813404439">
     <w:abstractNumId w:val="2"/>
     <w:lvlOverride w:ilvl="0">
       <w:startOverride w:val="1"/>
@@ -58586,28 +58592,28 @@
       <w:startOverride w:val="1"/>
     </w:lvlOverride>
   </w:num>
-  <w:num w:numId="122" w16cid:durableId="1095200730">
+  <w:num w:numId="122" w16cid:durableId="1291083473">
     <w:abstractNumId w:val="1"/>
   </w:num>
-  <w:num w:numId="123" w16cid:durableId="149560906">
+  <w:num w:numId="123" w16cid:durableId="572857693">
     <w:abstractNumId w:val="1"/>
   </w:num>
-  <w:num w:numId="124" w16cid:durableId="1142162502">
+  <w:num w:numId="124" w16cid:durableId="349262035">
     <w:abstractNumId w:val="1"/>
   </w:num>
-  <w:num w:numId="125" w16cid:durableId="774791096">
+  <w:num w:numId="125" w16cid:durableId="45952532">
     <w:abstractNumId w:val="1"/>
   </w:num>
-  <w:num w:numId="126" w16cid:durableId="412747675">
+  <w:num w:numId="126" w16cid:durableId="1256983328">
     <w:abstractNumId w:val="1"/>
   </w:num>
-  <w:num w:numId="127" w16cid:durableId="2103867064">
+  <w:num w:numId="127" w16cid:durableId="1695613375">
     <w:abstractNumId w:val="1"/>
   </w:num>
-  <w:num w:numId="128" w16cid:durableId="1879851953">
+  <w:num w:numId="128" w16cid:durableId="1071125376">
     <w:abstractNumId w:val="1"/>
   </w:num>
-  <w:num w:numId="129" w16cid:durableId="569731850">
+  <w:num w:numId="129" w16cid:durableId="228152266">
     <w:abstractNumId w:val="2"/>
     <w:lvlOverride w:ilvl="0">
       <w:startOverride w:val="1"/>
@@ -58637,7 +58643,7 @@
       <w:startOverride w:val="1"/>
     </w:lvlOverride>
   </w:num>
-  <w:num w:numId="130" w16cid:durableId="1601375433">
+  <w:num w:numId="130" w16cid:durableId="1244415016">
     <w:abstractNumId w:val="1"/>
   </w:num>
   <w:numIdMacAtCleanup w:val="130"/>
@@ -59904,7 +59910,7 @@
     <w:next w:val="Normal"/>
     <w:autoRedefine/>
     <w:uiPriority w:val="39"/>
-    <w:rsid w:val="00395E25"/>
+    <w:rsid w:val="00254D2B"/>
   </w:style>
   <w:style w:type="paragraph" w:styleId="TOC2">
     <w:name w:val="toc 2"/>
@@ -59912,7 +59918,7 @@
     <w:next w:val="Normal"/>
     <w:autoRedefine/>
     <w:uiPriority w:val="39"/>
-    <w:rsid w:val="00395E25"/>
+    <w:rsid w:val="00254D2B"/>
     <w:pPr>
       <w:ind w:left="210"/>
     </w:pPr>
@@ -59924,7 +59930,7 @@
     <w:autoRedefine/>
     <w:uiPriority w:val="39"/>
     <w:unhideWhenUsed/>
-    <w:rsid w:val="00395E25"/>
+    <w:rsid w:val="00254D2B"/>
     <w:pPr>
       <w:spacing w:line="278" w:lineRule="auto"/>
       <w:ind w:left="480"/>
@@ -59944,7 +59950,7 @@
     <w:autoRedefine/>
     <w:uiPriority w:val="39"/>
     <w:unhideWhenUsed/>
-    <w:rsid w:val="00395E25"/>
+    <w:rsid w:val="00254D2B"/>
     <w:pPr>
       <w:spacing w:line="278" w:lineRule="auto"/>
       <w:ind w:left="720"/>
@@ -59964,7 +59970,7 @@
     <w:autoRedefine/>
     <w:uiPriority w:val="39"/>
     <w:unhideWhenUsed/>
-    <w:rsid w:val="00395E25"/>
+    <w:rsid w:val="00254D2B"/>
     <w:pPr>
       <w:spacing w:line="278" w:lineRule="auto"/>
       <w:ind w:left="960"/>
@@ -59984,7 +59990,7 @@
     <w:autoRedefine/>
     <w:uiPriority w:val="39"/>
     <w:unhideWhenUsed/>
-    <w:rsid w:val="00395E25"/>
+    <w:rsid w:val="00254D2B"/>
     <w:pPr>
       <w:spacing w:line="278" w:lineRule="auto"/>
       <w:ind w:left="1200"/>
@@ -60004,7 +60010,7 @@
     <w:autoRedefine/>
     <w:uiPriority w:val="39"/>
     <w:unhideWhenUsed/>
-    <w:rsid w:val="00395E25"/>
+    <w:rsid w:val="00254D2B"/>
     <w:pPr>
       <w:spacing w:line="278" w:lineRule="auto"/>
       <w:ind w:left="1440"/>
@@ -60024,7 +60030,7 @@
     <w:autoRedefine/>
     <w:uiPriority w:val="39"/>
     <w:unhideWhenUsed/>
-    <w:rsid w:val="00395E25"/>
+    <w:rsid w:val="00254D2B"/>
     <w:pPr>
       <w:spacing w:line="278" w:lineRule="auto"/>
       <w:ind w:left="1680"/>
@@ -60044,7 +60050,7 @@
     <w:autoRedefine/>
     <w:uiPriority w:val="39"/>
     <w:unhideWhenUsed/>
-    <w:rsid w:val="00395E25"/>
+    <w:rsid w:val="00254D2B"/>
     <w:pPr>
       <w:spacing w:line="278" w:lineRule="auto"/>
       <w:ind w:left="1920"/>
@@ -60063,7 +60069,7 @@
     <w:uiPriority w:val="99"/>
     <w:semiHidden/>
     <w:unhideWhenUsed/>
-    <w:rsid w:val="00395E25"/>
+    <w:rsid w:val="00254D2B"/>
     <w:rPr>
       <w:color w:val="605E5C"/>
       <w:shd w:val="clear" w:color="auto" w:fill="E1DFDD"/>

--- a/tinyGPT_learning_guide.docx
+++ b/tinyGPT_learning_guide.docx
@@ -2584,7 +2584,7 @@
     </w:p>
     <w:bookmarkEnd w:id="16"/>
     <w:bookmarkEnd w:id="17"/>
-    <w:bookmarkStart w:id="31" w:name="how-language-models-are-trained"/>
+    <w:bookmarkStart w:id="32" w:name="how-language-models-are-trained"/>
     <w:p>
       <w:pPr>
         <w:pStyle w:val="Heading1"/>
@@ -2749,7 +2749,7 @@
         <w:t xml:space="preserve">the model is.</w:t>
       </w:r>
     </w:p>
-    <w:bookmarkStart w:id="21" w:name="tokens-text-becomes-numbers"/>
+    <w:bookmarkStart w:id="22" w:name="tokens-text-becomes-numbers"/>
     <w:p>
       <w:pPr>
         <w:pStyle w:val="Heading2"/>
@@ -2939,7 +2939,13 @@
         <w:t xml:space="preserve"> </w:t>
       </w:r>
       <w:r>
-        <w:t xml:space="preserve">a SentencePiece BPE tokenizer with</w:t>
+        <w:t xml:space="preserve">a SentencePiece BPE tokenizer, trained by data_prep.py on your own data. Its size follows the</w:t>
+      </w:r>
+      <w:r>
+        <w:t xml:space="preserve"> </w:t>
+      </w:r>
+      <w:r>
+        <w:t xml:space="preserve">amount of text:</w:t>
       </w:r>
       <w:r>
         <w:t xml:space="preserve"> </w:t>
@@ -2949,16 +2955,31 @@
           <w:b/>
           <w:bCs/>
         </w:rPr>
-        <w:t xml:space="preserve">8,192 pieces</w:t>
-      </w:r>
-      <w:r>
-        <w:t xml:space="preserve">, trained by data_prep.py on your own data. Its</w:t>
-      </w:r>
-      <w:r>
-        <w:t xml:space="preserve"> </w:t>
-      </w:r>
-      <w:r>
-        <w:t xml:space="preserve">vocabulary therefore contains pieces such as</w:t>
+        <w:t xml:space="preserve">4,096, 8,192 or 16,384 pieces</w:t>
+      </w:r>
+      <w:r>
+        <w:t xml:space="preserve"> </w:t>
+      </w:r>
+      <w:r>
+        <w:t xml:space="preserve">(</w:t>
+      </w:r>
+      <w:r>
+        <w:rPr>
+          <w:rStyle w:val="VerbatimChar"/>
+        </w:rPr>
+        <w:t xml:space="preserve">--vocab-size</w:t>
+      </w:r>
+      <w:r>
+        <w:t xml:space="preserve"> </w:t>
+      </w:r>
+      <w:r>
+        <w:t xml:space="preserve">overrides it). Its vocabulary therefore contains</w:t>
+      </w:r>
+      <w:r>
+        <w:t xml:space="preserve"> </w:t>
+      </w:r>
+      <w:r>
+        <w:t xml:space="preserve">pieces such as</w:t>
       </w:r>
       <w:r>
         <w:t xml:space="preserve"> </w:t>
@@ -3114,109 +3135,528 @@
         </m:r>
       </m:oMath>
       <w:r>
-        <w:t xml:space="preserve">. Your log’s baseline line shows</w:t>
-      </w:r>
-      <w:r>
-        <w:t xml:space="preserve"> </w:t>
-      </w:r>
-      <w:r>
-        <w:t xml:space="preserve">exactly this.</w:t>
-      </w:r>
-    </w:p>
-    <w:bookmarkEnd w:id="21"/>
-    <w:bookmarkStart w:id="22" w:name="the-transformer"/>
-    <w:p>
-      <w:pPr>
-        <w:pStyle w:val="Heading2"/>
+        <w:t xml:space="preserve"> </w:t>
+      </w:r>
+      <w:r>
+        <w:t xml:space="preserve">(for 8,192 pieces). Your log’s</w:t>
+      </w:r>
+      <w:r>
+        <w:t xml:space="preserve"> </w:t>
+      </w:r>
+      <w:r>
+        <w:t xml:space="preserve">baseline line shows exactly this.</w:t>
+      </w:r>
+    </w:p>
+    <w:bookmarkStart w:id="21" w:name="superbpe-tokens-that-span-words-optional"/>
+    <w:p>
+      <w:pPr>
+        <w:pStyle w:val="Heading3"/>
       </w:pPr>
       <w:r>
         <w:rPr>
           <w:rStyle w:val="SectionNumber"/>
         </w:rPr>
-        <w:t xml:space="preserve">2.2</w:t>
+        <w:t xml:space="preserve">2.1.1</w:t>
       </w:r>
       <w:r>
         <w:tab/>
       </w:r>
       <w:r>
-        <w:t xml:space="preserve">The transformer</w:t>
+        <w:t xml:space="preserve">SuperBPE: tokens that span words (optional)</w:t>
       </w:r>
     </w:p>
     <w:p>
       <w:pPr>
         <w:pStyle w:val="FirstParagraph"/>
       </w:pPr>
+      <w:r>
+        <w:t xml:space="preserve">Ordinary BPE never merges across a space, so</w:t>
+      </w:r>
+      <w:r>
+        <w:t xml:space="preserve"> </w:t>
+      </w:r>
+      <w:r>
+        <w:t xml:space="preserve">“of the”</w:t>
+      </w:r>
+      <w:r>
+        <w:t xml:space="preserve"> </w:t>
+      </w:r>
+      <w:r>
+        <w:t xml:space="preserve">is always two tokens.</w:t>
+      </w:r>
+      <w:r>
+        <w:t xml:space="preserve"> </w:t>
+      </w:r>
       <w:r>
         <w:rPr>
           <w:b/>
           <w:bCs/>
         </w:rPr>
-        <w:t xml:space="preserve">Embeddings.</w:t>
-      </w:r>
-      <w:r>
-        <w:t xml:space="preserve"> </w:t>
-      </w:r>
-      <w:r>
-        <w:t xml:space="preserve">Each token ID is replaced by a</w:t>
-      </w:r>
-      <w:r>
-        <w:t xml:space="preserve"> </w:t>
-      </w:r>
+        <w:t xml:space="preserve">SuperBPE</w:t>
+      </w:r>
+      <w:r>
+        <w:t xml:space="preserve"> </w:t>
+      </w:r>
+      <w:r>
+        <w:t xml:space="preserve">(Liu and others, 2025) adds</w:t>
+      </w:r>
+      <w:r>
+        <w:t xml:space="preserve"> </w:t>
+      </w:r>
+      <w:r>
+        <w:t xml:space="preserve">a second stage. Ordinary BPE fills the first 90% of the vocabulary; then BPE continues with spaces no longer</w:t>
+      </w:r>
+      <w:r>
+        <w:t xml:space="preserve"> </w:t>
+      </w:r>
+      <w:r>
+        <w:t xml:space="preserve">blocking merges, so the last 10% become tokens such as</w:t>
+      </w:r>
+      <w:r>
+        <w:t xml:space="preserve"> </w:t>
+      </w:r>
+      <w:r>
+        <w:t xml:space="preserve">“▁of▁the”</w:t>
+      </w:r>
+      <w:r>
+        <w:t xml:space="preserve">,</w:t>
+      </w:r>
+      <w:r>
+        <w:t xml:space="preserve"> </w:t>
+      </w:r>
+      <w:r>
+        <w:t xml:space="preserve">“,▁and”</w:t>
+      </w:r>
+      <w:r>
+        <w:t xml:space="preserve"> </w:t>
+      </w:r>
+      <w:r>
+        <w:t xml:space="preserve">and</w:t>
+      </w:r>
+      <w:r>
+        <w:t xml:space="preserve"> </w:t>
+      </w:r>
+      <w:r>
+        <w:t xml:space="preserve">“▁as▁well▁as▁the”</w:t>
+      </w:r>
+      <w:r>
+        <w:t xml:space="preserve"> </w:t>
+      </w:r>
+      <w:r>
+        <w:t xml:space="preserve">(▁ marks a space).</w:t>
+      </w:r>
+      <w:r>
+        <w:t xml:space="preserve"> </w:t>
+      </w:r>
+      <w:r>
+        <w:t xml:space="preserve">A token spans at most 4 words, and digits, newlines and tabs are never merged.</w:t>
+      </w:r>
+    </w:p>
+    <w:p>
+      <w:pPr>
+        <w:pStyle w:val="Compact"/>
+        <w:numPr>
+          <w:ilvl w:val="0"/>
+          <w:numId w:val="1008"/>
+        </w:numPr>
+      </w:pPr>
       <w:r>
         <w:rPr>
           <w:b/>
           <w:bCs/>
         </w:rPr>
-        <w:t xml:space="preserve">vector</w:t>
-      </w:r>
-      <w:r>
-        <w:t xml:space="preserve"> </w:t>
-      </w:r>
-      <w:r>
-        <w:t xml:space="preserve">of numbers: 384 in your run, 4,096 in a mid-sized model.</w:t>
-      </w:r>
-      <w:r>
-        <w:t xml:space="preserve"> </w:t>
-      </w:r>
-      <w:r>
-        <w:t xml:space="preserve">Tokens used in similar ways end up with similar vectors; view_pt.py plots them.</w:t>
-      </w:r>
-    </w:p>
-    <w:p>
-      <w:pPr>
-        <w:pStyle w:val="BodyText"/>
+        <w:t xml:space="preserve">Turn it on:</w:t>
+      </w:r>
+      <w:r>
+        <w:t xml:space="preserve"> </w:t>
+      </w:r>
+      <w:r>
+        <w:rPr>
+          <w:rStyle w:val="VerbatimChar"/>
+        </w:rPr>
+        <w:t xml:space="preserve">data_prep.py --superbpe</w:t>
+      </w:r>
+      <w:r>
+        <w:t xml:space="preserve">, or</w:t>
+      </w:r>
+      <w:r>
+        <w:t xml:space="preserve"> </w:t>
+      </w:r>
+      <w:r>
+        <w:rPr>
+          <w:rStyle w:val="VerbatimChar"/>
+        </w:rPr>
+        <w:t xml:space="preserve">SUPERBPE = True</w:t>
+      </w:r>
+      <w:r>
+        <w:t xml:space="preserve"> </w:t>
+      </w:r>
+      <w:r>
+        <w:t xml:space="preserve">at the top of run_pipeline.py.</w:t>
+      </w:r>
+    </w:p>
+    <w:p>
+      <w:pPr>
+        <w:pStyle w:val="Compact"/>
+        <w:numPr>
+          <w:ilvl w:val="1"/>
+          <w:numId w:val="1009"/>
+        </w:numPr>
+      </w:pPr>
+      <w:r>
+        <w:rPr>
+          <w:rStyle w:val="VerbatimChar"/>
+        </w:rPr>
+        <w:t xml:space="preserve">--superbpe-fraction 0.1</w:t>
+      </w:r>
+      <w:r>
+        <w:t xml:space="preserve"> </w:t>
+      </w:r>
+      <w:r>
+        <w:t xml:space="preserve">sets the share of the vocabulary for the second stage (the paper’s best setting for</w:t>
+      </w:r>
+      <w:r>
+        <w:t xml:space="preserve"> </w:t>
+      </w:r>
+      <w:r>
+        <w:t xml:space="preserve">model quality).</w:t>
+      </w:r>
+    </w:p>
+    <w:p>
+      <w:pPr>
+        <w:pStyle w:val="Compact"/>
+        <w:numPr>
+          <w:ilvl w:val="1"/>
+          <w:numId w:val="1009"/>
+        </w:numPr>
+      </w:pPr>
+      <w:r>
+        <w:rPr>
+          <w:rStyle w:val="VerbatimChar"/>
+        </w:rPr>
+        <w:t xml:space="preserve">--superbpe-max-words 4</w:t>
+      </w:r>
+      <w:r>
+        <w:t xml:space="preserve"> </w:t>
+      </w:r>
+      <w:r>
+        <w:t xml:space="preserve">sets the longest token.</w:t>
+      </w:r>
+    </w:p>
+    <w:p>
+      <w:pPr>
+        <w:pStyle w:val="Compact"/>
+        <w:numPr>
+          <w:ilvl w:val="0"/>
+          <w:numId w:val="1008"/>
+        </w:numPr>
       </w:pPr>
       <w:r>
         <w:rPr>
           <w:b/>
           <w:bCs/>
         </w:rPr>
-        <w:t xml:space="preserve">Layers.</w:t>
-      </w:r>
-      <w:r>
-        <w:t xml:space="preserve"> </w:t>
-      </w:r>
-      <w:r>
-        <w:t xml:space="preserve">The vectors pass through a stack of identical</w:t>
-      </w:r>
-      <w:r>
-        <w:t xml:space="preserve"> </w:t>
-      </w:r>
+        <w:t xml:space="preserve">Measured on your data</w:t>
+      </w:r>
+      <w:r>
+        <w:t xml:space="preserve"> </w:t>
+      </w:r>
+      <w:r>
+        <w:t xml:space="preserve">(the same 86 million training characters; token counts on 27 million other characters):</w:t>
+      </w:r>
+    </w:p>
+    <w:tbl>
+      <w:tblPr>
+        <w:tblStyle w:val="Table"/>
+        <w:tblW w:type="auto" w:w="0"/>
+        <w:jc w:val="center"/>
+        <w:tblLook w:firstRow="1" w:lastRow="0" w:firstColumn="0" w:lastColumn="0" w:noHBand="0" w:noVBand="0" w:val="0020"/>
+        <w:tblBorders>
+          <w:top w:val="single" w:sz="4" w:space="0" w:color="B7C3D0"/>
+          <w:left w:val="single" w:sz="4" w:space="0" w:color="B7C3D0"/>
+          <w:bottom w:val="single" w:sz="4" w:space="0" w:color="B7C3D0"/>
+          <w:right w:val="single" w:sz="4" w:space="0" w:color="B7C3D0"/>
+          <w:insideH w:val="single" w:sz="4" w:space="0" w:color="B7C3D0"/>
+          <w:insideV w:val="single" w:sz="4" w:space="0" w:color="B7C3D0"/>
+        </w:tblBorders>
+      </w:tblPr>
+      <w:tblGrid>
+        <w:gridCol w:w="1980"/>
+        <w:gridCol w:w="1980"/>
+        <w:gridCol w:w="1980"/>
+        <w:gridCol w:w="1980"/>
+      </w:tblGrid>
+      <w:tr>
+        <w:trPr>
+          <w:tblHeader w:val="on"/>
+          <w:cantSplit/>
+        </w:trPr>
+        <w:tc>
+          <w:tcPr>
+            <w:shd w:val="clear" w:color="auto" w:fill="1C5CAB"/>
+          </w:tcPr>
+          <w:p>
+            <w:pPr>
+              <w:pStyle w:val="Compact"/>
+              <w:spacing w:after="20" w:before="20"/>
+            </w:pPr>
+            <w:r>
+              <w:rPr>
+                <w:b/>
+                <w:color w:val="FFFFFF"/>
+                <w:sz w:val="17"/>
+              </w:rPr>
+              <w:t xml:space="preserve">Vocabulary</w:t>
+            </w:r>
+          </w:p>
+        </w:tc>
+        <w:tc>
+          <w:tcPr>
+            <w:shd w:val="clear" w:color="auto" w:fill="1C5CAB"/>
+          </w:tcPr>
+          <w:p>
+            <w:pPr>
+              <w:pStyle w:val="Compact"/>
+              <w:spacing w:after="20" w:before="20"/>
+            </w:pPr>
+            <w:r>
+              <w:rPr>
+                <w:b/>
+                <w:color w:val="FFFFFF"/>
+                <w:sz w:val="17"/>
+              </w:rPr>
+              <w:t xml:space="preserve">Ordinary BPE</w:t>
+            </w:r>
+          </w:p>
+        </w:tc>
+        <w:tc>
+          <w:tcPr>
+            <w:shd w:val="clear" w:color="auto" w:fill="1C5CAB"/>
+          </w:tcPr>
+          <w:p>
+            <w:pPr>
+              <w:pStyle w:val="Compact"/>
+              <w:spacing w:after="20" w:before="20"/>
+            </w:pPr>
+            <w:r>
+              <w:rPr>
+                <w:b/>
+                <w:color w:val="FFFFFF"/>
+                <w:sz w:val="17"/>
+              </w:rPr>
+              <w:t xml:space="preserve">SuperBPE</w:t>
+            </w:r>
+          </w:p>
+        </w:tc>
+        <w:tc>
+          <w:tcPr>
+            <w:shd w:val="clear" w:color="auto" w:fill="1C5CAB"/>
+          </w:tcPr>
+          <w:p>
+            <w:pPr>
+              <w:pStyle w:val="Compact"/>
+              <w:spacing w:after="20" w:before="20"/>
+            </w:pPr>
+            <w:r>
+              <w:rPr>
+                <w:b/>
+                <w:color w:val="FFFFFF"/>
+                <w:sz w:val="17"/>
+              </w:rPr>
+              <w:t xml:space="preserve">Fewer tokens</w:t>
+            </w:r>
+          </w:p>
+        </w:tc>
+      </w:tr>
+      <w:tr>
+        <w:trPr>
+          <w:cantSplit/>
+        </w:trPr>
+        <w:tc>
+          <w:tcPr/>
+          <w:p>
+            <w:pPr>
+              <w:pStyle w:val="Compact"/>
+              <w:spacing w:after="20" w:before="20"/>
+            </w:pPr>
+            <w:r>
+              <w:rPr>
+                <w:sz w:val="17"/>
+              </w:rPr>
+              <w:t xml:space="preserve">16,384</w:t>
+            </w:r>
+          </w:p>
+        </w:tc>
+        <w:tc>
+          <w:tcPr/>
+          <w:p>
+            <w:pPr>
+              <w:pStyle w:val="Compact"/>
+              <w:spacing w:after="20" w:before="20"/>
+            </w:pPr>
+            <w:r>
+              <w:rPr>
+                <w:sz w:val="17"/>
+              </w:rPr>
+              <w:t xml:space="preserve">4.08 bytes per token</w:t>
+            </w:r>
+          </w:p>
+        </w:tc>
+        <w:tc>
+          <w:tcPr/>
+          <w:p>
+            <w:pPr>
+              <w:pStyle w:val="Compact"/>
+              <w:spacing w:after="20" w:before="20"/>
+            </w:pPr>
+            <w:r>
+              <w:rPr>
+                <w:sz w:val="17"/>
+              </w:rPr>
+              <w:t xml:space="preserve">4.64 bytes per token</w:t>
+            </w:r>
+          </w:p>
+        </w:tc>
+        <w:tc>
+          <w:tcPr/>
+          <w:p>
+            <w:pPr>
+              <w:pStyle w:val="Compact"/>
+              <w:spacing w:after="20" w:before="20"/>
+            </w:pPr>
+            <w:r>
+              <w:rPr>
+                <w:sz w:val="17"/>
+              </w:rPr>
+              <w:t xml:space="preserve">12.1%</w:t>
+            </w:r>
+          </w:p>
+        </w:tc>
+      </w:tr>
+      <w:tr>
+        <w:trPr>
+          <w:cantSplit/>
+        </w:trPr>
+        <w:tc>
+          <w:tcPr>
+            <w:shd w:val="clear" w:color="auto" w:fill="EEF3FA"/>
+          </w:tcPr>
+          <w:p>
+            <w:pPr>
+              <w:pStyle w:val="Compact"/>
+              <w:spacing w:after="20" w:before="20"/>
+            </w:pPr>
+            <w:r>
+              <w:rPr>
+                <w:sz w:val="17"/>
+              </w:rPr>
+              <w:t xml:space="preserve">32,768</w:t>
+            </w:r>
+          </w:p>
+        </w:tc>
+        <w:tc>
+          <w:tcPr>
+            <w:shd w:val="clear" w:color="auto" w:fill="EEF3FA"/>
+          </w:tcPr>
+          <w:p>
+            <w:pPr>
+              <w:pStyle w:val="Compact"/>
+              <w:spacing w:after="20" w:before="20"/>
+            </w:pPr>
+            <w:r>
+              <w:rPr>
+                <w:sz w:val="17"/>
+              </w:rPr>
+              <w:t xml:space="preserve">4.34 bytes per token</w:t>
+            </w:r>
+          </w:p>
+        </w:tc>
+        <w:tc>
+          <w:tcPr>
+            <w:shd w:val="clear" w:color="auto" w:fill="EEF3FA"/>
+          </w:tcPr>
+          <w:p>
+            <w:pPr>
+              <w:pStyle w:val="Compact"/>
+              <w:spacing w:after="20" w:before="20"/>
+            </w:pPr>
+            <w:r>
+              <w:rPr>
+                <w:sz w:val="17"/>
+              </w:rPr>
+              <w:t xml:space="preserve">5.13 bytes per token</w:t>
+            </w:r>
+          </w:p>
+        </w:tc>
+        <w:tc>
+          <w:tcPr>
+            <w:shd w:val="clear" w:color="auto" w:fill="EEF3FA"/>
+          </w:tcPr>
+          <w:p>
+            <w:pPr>
+              <w:pStyle w:val="Compact"/>
+              <w:spacing w:after="20" w:before="20"/>
+            </w:pPr>
+            <w:r>
+              <w:rPr>
+                <w:sz w:val="17"/>
+              </w:rPr>
+              <w:t xml:space="preserve">15.4%</w:t>
+            </w:r>
+          </w:p>
+        </w:tc>
+      </w:tr>
+    </w:tbl>
+    <w:p>
+      <w:pPr>
+        <w:pStyle w:val="Compact"/>
+        <w:numPr>
+          <w:ilvl w:val="0"/>
+          <w:numId w:val="1010"/>
+        </w:numPr>
+      </w:pPr>
       <w:r>
         <w:rPr>
           <w:b/>
           <w:bCs/>
         </w:rPr>
-        <w:t xml:space="preserve">blocks</w:t>
-      </w:r>
-      <w:r>
-        <w:t xml:space="preserve">: 8 in your run, 30 to 100 in large models. Each</w:t>
-      </w:r>
-      <w:r>
-        <w:t xml:space="preserve"> </w:t>
-      </w:r>
-      <w:r>
-        <w:t xml:space="preserve">block has two parts.</w:t>
+        <w:t xml:space="preserve">What fewer tokens buy:</w:t>
+      </w:r>
+    </w:p>
+    <w:p>
+      <w:pPr>
+        <w:pStyle w:val="Compact"/>
+        <w:numPr>
+          <w:ilvl w:val="1"/>
+          <w:numId w:val="1011"/>
+        </w:numPr>
+      </w:pPr>
+      <w:r>
+        <w:t xml:space="preserve">The same context window holds more text: at 16,384 pieces, 1,024 tokens are about 4,750 bytes instead of 4,180.</w:t>
+      </w:r>
+    </w:p>
+    <w:p>
+      <w:pPr>
+        <w:pStyle w:val="Compact"/>
+        <w:numPr>
+          <w:ilvl w:val="1"/>
+          <w:numId w:val="1011"/>
+        </w:numPr>
+      </w:pPr>
+      <w:r>
+        <w:t xml:space="preserve">Training reads the same text in fewer steps.</w:t>
+      </w:r>
+    </w:p>
+    <w:p>
+      <w:pPr>
+        <w:pStyle w:val="Compact"/>
+        <w:numPr>
+          <w:ilvl w:val="1"/>
+          <w:numId w:val="1011"/>
+        </w:numPr>
+      </w:pPr>
+      <w:r>
+        <w:t xml:space="preserve">The planner sizes the model by tokens (20 per parameter), so for the same data it picks a slightly smaller model.</w:t>
       </w:r>
     </w:p>
     <w:p>
@@ -3224,7 +3664,7 @@
         <w:pStyle w:val="Compact"/>
         <w:numPr>
           <w:ilvl w:val="0"/>
-          <w:numId w:val="1008"/>
+          <w:numId w:val="1010"/>
         </w:numPr>
       </w:pPr>
       <w:r>
@@ -3232,6 +3672,364 @@
           <w:b/>
           <w:bCs/>
         </w:rPr>
+        <w:t xml:space="preserve">What it doesn’t buy:</w:t>
+      </w:r>
+      <w:r>
+        <w:t xml:space="preserve"> </w:t>
+      </w:r>
+      <w:r>
+        <w:t xml:space="preserve">the text holds the same information, so each token carries more and is harder to predict.</w:t>
+      </w:r>
+      <w:r>
+        <w:t xml:space="preserve"> </w:t>
+      </w:r>
+      <w:r>
+        <w:t xml:space="preserve">The paper tested models of 680 million parameters and larger and mostly found gains; nobody has shown it for</w:t>
+      </w:r>
+      <w:r>
+        <w:t xml:space="preserve"> </w:t>
+      </w:r>
+      <w:r>
+        <w:t xml:space="preserve">models of 20 to 100 million. Compare two runs by</w:t>
+      </w:r>
+      <w:r>
+        <w:t xml:space="preserve"> </w:t>
+      </w:r>
+      <w:r>
+        <w:rPr>
+          <w:b/>
+          <w:bCs/>
+        </w:rPr>
+        <w:t xml:space="preserve">bits per byte</w:t>
+      </w:r>
+      <w:r>
+        <w:t xml:space="preserve">, never by loss per token.</w:t>
+      </w:r>
+    </w:p>
+    <w:p>
+      <w:pPr>
+        <w:pStyle w:val="Compact"/>
+        <w:numPr>
+          <w:ilvl w:val="0"/>
+          <w:numId w:val="1010"/>
+        </w:numPr>
+      </w:pPr>
+      <w:r>
+        <w:rPr>
+          <w:b/>
+          <w:bCs/>
+        </w:rPr>
+        <w:t xml:space="preserve">The trade-off inside a fixed vocabulary:</w:t>
+      </w:r>
+      <w:r>
+        <w:t xml:space="preserve"> </w:t>
+      </w:r>
+      <w:r>
+        <w:t xml:space="preserve">multi-word tokens take slots that rarer whole words would otherwise</w:t>
+      </w:r>
+      <w:r>
+        <w:t xml:space="preserve"> </w:t>
+      </w:r>
+      <w:r>
+        <w:t xml:space="preserve">get. At 32,768 pieces, ordinary BPE keeps</w:t>
+      </w:r>
+      <w:r>
+        <w:t xml:space="preserve"> </w:t>
+      </w:r>
+      <w:r>
+        <w:t xml:space="preserve">“▁disequilibrium”</w:t>
+      </w:r>
+      <w:r>
+        <w:t xml:space="preserve"> </w:t>
+      </w:r>
+      <w:r>
+        <w:t xml:space="preserve">whole; SuperBPE splits it into</w:t>
+      </w:r>
+      <w:r>
+        <w:t xml:space="preserve"> </w:t>
+      </w:r>
+      <w:r>
+        <w:t xml:space="preserve">“▁dise”</w:t>
+      </w:r>
+      <w:r>
+        <w:t xml:space="preserve"> </w:t>
+      </w:r>
+      <w:r>
+        <w:t xml:space="preserve">+</w:t>
+      </w:r>
+      <w:r>
+        <w:t xml:space="preserve"> </w:t>
+      </w:r>
+      <w:r>
+        <w:t xml:space="preserve">“quilibrium”</w:t>
+      </w:r>
+      <w:r>
+        <w:t xml:space="preserve">.</w:t>
+      </w:r>
+    </w:p>
+    <w:p>
+      <w:pPr>
+        <w:pStyle w:val="Compact"/>
+        <w:numPr>
+          <w:ilvl w:val="0"/>
+          <w:numId w:val="1010"/>
+        </w:numPr>
+      </w:pPr>
+      <w:r>
+        <w:rPr>
+          <w:b/>
+          <w:bCs/>
+        </w:rPr>
+        <w:t xml:space="preserve">How it’s built here:</w:t>
+      </w:r>
+      <w:r>
+        <w:t xml:space="preserve"> </w:t>
+      </w:r>
+      <w:r>
+        <w:t xml:space="preserve">the second stage is learnt in Python on the tokenizer’s training text (about 4 minutes</w:t>
+      </w:r>
+      <w:r>
+        <w:t xml:space="preserve"> </w:t>
+      </w:r>
+      <w:r>
+        <w:t xml:space="preserve">at 16,384 pieces). The new tokens are added at the end of the SentencePiece model with the lowest priority, so</w:t>
+      </w:r>
+      <w:r>
+        <w:t xml:space="preserve"> </w:t>
+      </w:r>
+      <w:r>
+        <w:t xml:space="preserve">SentencePiece’s own encoder applies them after all ordinary merges. Encoding speed, checkpoints, bits per byte and</w:t>
+      </w:r>
+      <w:r>
+        <w:t xml:space="preserve"> </w:t>
+      </w:r>
+      <w:r>
+        <w:t xml:space="preserve">text generation therefore work unchanged, and no extra software is needed. report.md lists the first tokens learnt</w:t>
+      </w:r>
+      <w:r>
+        <w:t xml:space="preserve"> </w:t>
+      </w:r>
+      <w:r>
+        <w:t xml:space="preserve">and the saving on lines held out from the learning.</w:t>
+      </w:r>
+    </w:p>
+    <w:p>
+      <w:pPr>
+        <w:pStyle w:val="Compact"/>
+        <w:numPr>
+          <w:ilvl w:val="0"/>
+          <w:numId w:val="1010"/>
+        </w:numPr>
+      </w:pPr>
+      <w:r>
+        <w:rPr>
+          <w:b/>
+          <w:bCs/>
+        </w:rPr>
+        <w:t xml:space="preserve">Fact benchmark:</w:t>
+      </w:r>
+      <w:r>
+        <w:t xml:space="preserve"> </w:t>
+      </w:r>
+      <w:r>
+        <w:t xml:space="preserve">questions and answers are encoded separately, so a token can never span the boundary between</w:t>
+      </w:r>
+      <w:r>
+        <w:t xml:space="preserve"> </w:t>
+      </w:r>
+      <w:r>
+        <w:t xml:space="preserve">them. All answers are treated alike, but a SuperBPE model may score slightly lower there than its text quality</w:t>
+      </w:r>
+      <w:r>
+        <w:t xml:space="preserve"> </w:t>
+      </w:r>
+      <w:r>
+        <w:t xml:space="preserve">justifies.</w:t>
+      </w:r>
+    </w:p>
+    <w:p>
+      <w:pPr>
+        <w:pStyle w:val="Compact"/>
+        <w:numPr>
+          <w:ilvl w:val="0"/>
+          <w:numId w:val="1010"/>
+        </w:numPr>
+      </w:pPr>
+      <w:r>
+        <w:rPr>
+          <w:b/>
+          <w:bCs/>
+        </w:rPr>
+        <w:t xml:space="preserve">Continued training:</w:t>
+      </w:r>
+      <w:r>
+        <w:t xml:space="preserve"> </w:t>
+      </w:r>
+      <w:r>
+        <w:t xml:space="preserve">a model belongs to its tokenizer.</w:t>
+      </w:r>
+      <w:r>
+        <w:t xml:space="preserve"> </w:t>
+      </w:r>
+      <w:r>
+        <w:rPr>
+          <w:rStyle w:val="VerbatimChar"/>
+        </w:rPr>
+        <w:t xml:space="preserve">--tokenizer-from</w:t>
+      </w:r>
+      <w:r>
+        <w:t xml:space="preserve"> </w:t>
+      </w:r>
+      <w:r>
+        <w:t xml:space="preserve">reuses the first dataset’s tokenizer,</w:t>
+      </w:r>
+      <w:r>
+        <w:t xml:space="preserve"> </w:t>
+      </w:r>
+      <w:r>
+        <w:t xml:space="preserve">SuperBPE or not;</w:t>
+      </w:r>
+      <w:r>
+        <w:t xml:space="preserve"> </w:t>
+      </w:r>
+      <w:r>
+        <w:rPr>
+          <w:rStyle w:val="VerbatimChar"/>
+        </w:rPr>
+        <w:t xml:space="preserve">--superbpe</w:t>
+      </w:r>
+      <w:r>
+        <w:t xml:space="preserve"> </w:t>
+      </w:r>
+      <w:r>
+        <w:t xml:space="preserve">together with</w:t>
+      </w:r>
+      <w:r>
+        <w:t xml:space="preserve"> </w:t>
+      </w:r>
+      <w:r>
+        <w:rPr>
+          <w:rStyle w:val="VerbatimChar"/>
+        </w:rPr>
+        <w:t xml:space="preserve">--tokenizer-from</w:t>
+      </w:r>
+      <w:r>
+        <w:t xml:space="preserve"> </w:t>
+      </w:r>
+      <w:r>
+        <w:t xml:space="preserve">is refused.</w:t>
+      </w:r>
+    </w:p>
+    <w:bookmarkEnd w:id="21"/>
+    <w:bookmarkEnd w:id="22"/>
+    <w:bookmarkStart w:id="23" w:name="the-transformer"/>
+    <w:p>
+      <w:pPr>
+        <w:pStyle w:val="Heading2"/>
+      </w:pPr>
+      <w:r>
+        <w:rPr>
+          <w:rStyle w:val="SectionNumber"/>
+        </w:rPr>
+        <w:t xml:space="preserve">2.2</w:t>
+      </w:r>
+      <w:r>
+        <w:tab/>
+      </w:r>
+      <w:r>
+        <w:t xml:space="preserve">The transformer</w:t>
+      </w:r>
+    </w:p>
+    <w:p>
+      <w:pPr>
+        <w:pStyle w:val="FirstParagraph"/>
+      </w:pPr>
+      <w:r>
+        <w:rPr>
+          <w:b/>
+          <w:bCs/>
+        </w:rPr>
+        <w:t xml:space="preserve">Embeddings.</w:t>
+      </w:r>
+      <w:r>
+        <w:t xml:space="preserve"> </w:t>
+      </w:r>
+      <w:r>
+        <w:t xml:space="preserve">Each token ID is replaced by a</w:t>
+      </w:r>
+      <w:r>
+        <w:t xml:space="preserve"> </w:t>
+      </w:r>
+      <w:r>
+        <w:rPr>
+          <w:b/>
+          <w:bCs/>
+        </w:rPr>
+        <w:t xml:space="preserve">vector</w:t>
+      </w:r>
+      <w:r>
+        <w:t xml:space="preserve"> </w:t>
+      </w:r>
+      <w:r>
+        <w:t xml:space="preserve">of numbers: 384 in your run, 4,096 in a mid-sized model.</w:t>
+      </w:r>
+      <w:r>
+        <w:t xml:space="preserve"> </w:t>
+      </w:r>
+      <w:r>
+        <w:t xml:space="preserve">Tokens used in similar ways end up with similar vectors; view_pt.py plots them.</w:t>
+      </w:r>
+    </w:p>
+    <w:p>
+      <w:pPr>
+        <w:pStyle w:val="BodyText"/>
+      </w:pPr>
+      <w:r>
+        <w:rPr>
+          <w:b/>
+          <w:bCs/>
+        </w:rPr>
+        <w:t xml:space="preserve">Layers.</w:t>
+      </w:r>
+      <w:r>
+        <w:t xml:space="preserve"> </w:t>
+      </w:r>
+      <w:r>
+        <w:t xml:space="preserve">The vectors pass through a stack of identical</w:t>
+      </w:r>
+      <w:r>
+        <w:t xml:space="preserve"> </w:t>
+      </w:r>
+      <w:r>
+        <w:rPr>
+          <w:b/>
+          <w:bCs/>
+        </w:rPr>
+        <w:t xml:space="preserve">blocks</w:t>
+      </w:r>
+      <w:r>
+        <w:t xml:space="preserve">: 8 in your run, 30 to 100 in large models. Each</w:t>
+      </w:r>
+      <w:r>
+        <w:t xml:space="preserve"> </w:t>
+      </w:r>
+      <w:r>
+        <w:t xml:space="preserve">block has two parts.</w:t>
+      </w:r>
+    </w:p>
+    <w:p>
+      <w:pPr>
+        <w:pStyle w:val="Compact"/>
+        <w:numPr>
+          <w:ilvl w:val="0"/>
+          <w:numId w:val="1012"/>
+        </w:numPr>
+      </w:pPr>
+      <w:r>
+        <w:rPr>
+          <w:b/>
+          <w:bCs/>
+        </w:rPr>
         <w:t xml:space="preserve">Attention</w:t>
       </w:r>
       <w:r>
@@ -3246,7 +4044,7 @@
         <w:pStyle w:val="Compact"/>
         <w:numPr>
           <w:ilvl w:val="1"/>
-          <w:numId w:val="1009"/>
+          <w:numId w:val="1013"/>
         </w:numPr>
       </w:pPr>
       <w:r>
@@ -3280,7 +4078,7 @@
         <w:pStyle w:val="Compact"/>
         <w:numPr>
           <w:ilvl w:val="1"/>
-          <w:numId w:val="1009"/>
+          <w:numId w:val="1013"/>
         </w:numPr>
       </w:pPr>
       <w:r>
@@ -3314,7 +4112,7 @@
         <w:pStyle w:val="Compact"/>
         <w:numPr>
           <w:ilvl w:val="1"/>
-          <w:numId w:val="1009"/>
+          <w:numId w:val="1013"/>
         </w:numPr>
       </w:pPr>
       <w:r>
@@ -3385,7 +4183,7 @@
         <w:pStyle w:val="Compact"/>
         <w:numPr>
           <w:ilvl w:val="0"/>
-          <w:numId w:val="1008"/>
+          <w:numId w:val="1012"/>
         </w:numPr>
       </w:pPr>
       <w:r>
@@ -3511,7 +4309,7 @@
         <w:pStyle w:val="Compact"/>
         <w:numPr>
           <w:ilvl w:val="0"/>
-          <w:numId w:val="1010"/>
+          <w:numId w:val="1014"/>
         </w:numPr>
       </w:pPr>
       <w:r>
@@ -3561,7 +4359,7 @@
         <w:pStyle w:val="Compact"/>
         <w:numPr>
           <w:ilvl w:val="0"/>
-          <w:numId w:val="1010"/>
+          <w:numId w:val="1014"/>
         </w:numPr>
       </w:pPr>
       <w:r>
@@ -3642,8 +4440,8 @@
         <w:t xml:space="preserve">speed per token depends only on the active ones.</w:t>
       </w:r>
     </w:p>
-    <w:bookmarkEnd w:id="22"/>
-    <w:bookmarkStart w:id="23" w:name="what-it-learns-predict-the-next-token"/>
+    <w:bookmarkEnd w:id="23"/>
+    <w:bookmarkStart w:id="24" w:name="what-it-learns-predict-the-next-token"/>
     <w:p>
       <w:pPr>
         <w:pStyle w:val="Heading2"/>
@@ -4037,8 +4835,8 @@
         <w:t xml:space="preserve">That’s why next-token prediction produces capable models at scale.</w:t>
       </w:r>
     </w:p>
-    <w:bookmarkEnd w:id="23"/>
-    <w:bookmarkStart w:id="24" w:name="how-it-learns-gradient-descent"/>
+    <w:bookmarkEnd w:id="24"/>
+    <w:bookmarkStart w:id="25" w:name="how-it-learns-gradient-descent"/>
     <w:p>
       <w:pPr>
         <w:pStyle w:val="Heading2"/>
@@ -4061,7 +4859,7 @@
         <w:pStyle w:val="Compact"/>
         <w:numPr>
           <w:ilvl w:val="0"/>
-          <w:numId w:val="1011"/>
+          <w:numId w:val="1015"/>
         </w:numPr>
       </w:pPr>
       <w:r>
@@ -4083,7 +4881,7 @@
         <w:pStyle w:val="Compact"/>
         <w:numPr>
           <w:ilvl w:val="0"/>
-          <w:numId w:val="1011"/>
+          <w:numId w:val="1015"/>
         </w:numPr>
       </w:pPr>
       <w:r>
@@ -4105,7 +4903,7 @@
         <w:pStyle w:val="Compact"/>
         <w:numPr>
           <w:ilvl w:val="0"/>
-          <w:numId w:val="1011"/>
+          <w:numId w:val="1015"/>
         </w:numPr>
       </w:pPr>
       <w:r>
@@ -4146,7 +4944,7 @@
         <w:pStyle w:val="Compact"/>
         <w:numPr>
           <w:ilvl w:val="0"/>
-          <w:numId w:val="1011"/>
+          <w:numId w:val="1015"/>
         </w:numPr>
       </w:pPr>
       <w:r>
@@ -4181,7 +4979,7 @@
         <w:pStyle w:val="Compact"/>
         <w:numPr>
           <w:ilvl w:val="0"/>
-          <w:numId w:val="1011"/>
+          <w:numId w:val="1015"/>
         </w:numPr>
       </w:pPr>
       <w:r>
@@ -4201,7 +4999,7 @@
         <w:pStyle w:val="Compact"/>
         <w:numPr>
           <w:ilvl w:val="0"/>
-          <w:numId w:val="1012"/>
+          <w:numId w:val="1016"/>
         </w:numPr>
       </w:pPr>
       <w:r>
@@ -4229,7 +5027,7 @@
         <w:pStyle w:val="Compact"/>
         <w:numPr>
           <w:ilvl w:val="0"/>
-          <w:numId w:val="1012"/>
+          <w:numId w:val="1016"/>
         </w:numPr>
       </w:pPr>
       <w:r>
@@ -4296,7 +5094,7 @@
         <w:pStyle w:val="Compact"/>
         <w:numPr>
           <w:ilvl w:val="0"/>
-          <w:numId w:val="1012"/>
+          <w:numId w:val="1016"/>
         </w:numPr>
       </w:pPr>
       <w:r>
@@ -4324,7 +5122,7 @@
         <w:pStyle w:val="Compact"/>
         <w:numPr>
           <w:ilvl w:val="0"/>
-          <w:numId w:val="1012"/>
+          <w:numId w:val="1016"/>
         </w:numPr>
       </w:pPr>
       <w:r>
@@ -4487,8 +5285,8 @@
         <w:t xml:space="preserve">.</w:t>
       </w:r>
     </w:p>
-    <w:bookmarkEnd w:id="24"/>
-    <w:bookmarkStart w:id="25" w:name="how-it-writes-generation"/>
+    <w:bookmarkEnd w:id="25"/>
+    <w:bookmarkStart w:id="26" w:name="how-it-writes-generation"/>
     <w:p>
       <w:pPr>
         <w:pStyle w:val="Heading2"/>
@@ -4577,7 +5375,7 @@
         <w:pStyle w:val="Compact"/>
         <w:numPr>
           <w:ilvl w:val="0"/>
-          <w:numId w:val="1013"/>
+          <w:numId w:val="1017"/>
         </w:numPr>
       </w:pPr>
       <w:r>
@@ -4605,7 +5403,7 @@
         <w:pStyle w:val="Compact"/>
         <w:numPr>
           <w:ilvl w:val="0"/>
-          <w:numId w:val="1013"/>
+          <w:numId w:val="1017"/>
         </w:numPr>
       </w:pPr>
       <w:r>
@@ -4641,7 +5439,7 @@
         <w:pStyle w:val="Compact"/>
         <w:numPr>
           <w:ilvl w:val="0"/>
-          <w:numId w:val="1013"/>
+          <w:numId w:val="1017"/>
         </w:numPr>
       </w:pPr>
       <w:r>
@@ -4683,8 +5481,8 @@
         <w:t xml:space="preserve">reasoning models write out their thinking first, because the written reasoning becomes context for the answer.</w:t>
       </w:r>
     </w:p>
-    <w:bookmarkEnd w:id="25"/>
-    <w:bookmarkStart w:id="26" w:name="the-four-training-stages"/>
+    <w:bookmarkEnd w:id="26"/>
+    <w:bookmarkStart w:id="27" w:name="the-four-training-stages"/>
     <w:p>
       <w:pPr>
         <w:pStyle w:val="Heading2"/>
@@ -4725,7 +5523,7 @@
         <w:pStyle w:val="Compact"/>
         <w:numPr>
           <w:ilvl w:val="0"/>
-          <w:numId w:val="1014"/>
+          <w:numId w:val="1018"/>
         </w:numPr>
       </w:pPr>
       <w:r>
@@ -4753,7 +5551,7 @@
         <w:pStyle w:val="Compact"/>
         <w:numPr>
           <w:ilvl w:val="0"/>
-          <w:numId w:val="1014"/>
+          <w:numId w:val="1018"/>
         </w:numPr>
       </w:pPr>
       <w:r>
@@ -4870,7 +5668,7 @@
         <w:pStyle w:val="Compact"/>
         <w:numPr>
           <w:ilvl w:val="0"/>
-          <w:numId w:val="1014"/>
+          <w:numId w:val="1018"/>
         </w:numPr>
       </w:pPr>
       <w:r>
@@ -4920,7 +5718,7 @@
         <w:pStyle w:val="Compact"/>
         <w:numPr>
           <w:ilvl w:val="0"/>
-          <w:numId w:val="1015"/>
+          <w:numId w:val="1019"/>
         </w:numPr>
       </w:pPr>
       <w:r>
@@ -4982,7 +5780,7 @@
         <w:pStyle w:val="Compact"/>
         <w:numPr>
           <w:ilvl w:val="0"/>
-          <w:numId w:val="1015"/>
+          <w:numId w:val="1019"/>
         </w:numPr>
       </w:pPr>
       <w:r>
@@ -5004,7 +5802,7 @@
         <w:pStyle w:val="Compact"/>
         <w:numPr>
           <w:ilvl w:val="0"/>
-          <w:numId w:val="1015"/>
+          <w:numId w:val="1019"/>
         </w:numPr>
       </w:pPr>
       <w:r>
@@ -5085,7 +5883,7 @@
         <w:pStyle w:val="Compact"/>
         <w:numPr>
           <w:ilvl w:val="0"/>
-          <w:numId w:val="1016"/>
+          <w:numId w:val="1020"/>
         </w:numPr>
       </w:pPr>
       <w:r>
@@ -5113,7 +5911,7 @@
         <w:pStyle w:val="Compact"/>
         <w:numPr>
           <w:ilvl w:val="0"/>
-          <w:numId w:val="1016"/>
+          <w:numId w:val="1020"/>
         </w:numPr>
       </w:pPr>
       <w:r>
@@ -5199,7 +5997,7 @@
         <w:pStyle w:val="Compact"/>
         <w:numPr>
           <w:ilvl w:val="0"/>
-          <w:numId w:val="1017"/>
+          <w:numId w:val="1021"/>
         </w:numPr>
       </w:pPr>
       <w:r>
@@ -5211,7 +6009,7 @@
         <w:pStyle w:val="Compact"/>
         <w:numPr>
           <w:ilvl w:val="0"/>
-          <w:numId w:val="1017"/>
+          <w:numId w:val="1021"/>
         </w:numPr>
       </w:pPr>
       <w:r>
@@ -5223,7 +6021,7 @@
         <w:pStyle w:val="Compact"/>
         <w:numPr>
           <w:ilvl w:val="0"/>
-          <w:numId w:val="1017"/>
+          <w:numId w:val="1021"/>
         </w:numPr>
       </w:pPr>
       <w:r>
@@ -5251,15 +6049,15 @@
         <w:pStyle w:val="Compact"/>
         <w:numPr>
           <w:ilvl w:val="0"/>
-          <w:numId w:val="1017"/>
+          <w:numId w:val="1021"/>
         </w:numPr>
       </w:pPr>
       <w:r>
         <w:t xml:space="preserve">Checking one’s own work and backtracking emerge because they lead to right answers.</w:t>
       </w:r>
     </w:p>
-    <w:bookmarkEnd w:id="26"/>
-    <w:bookmarkStart w:id="27" w:name="X7de0b60ad97266c320e3b2fb58a9b5aca304cdc"/>
+    <w:bookmarkEnd w:id="27"/>
+    <w:bookmarkStart w:id="28" w:name="X7de0b60ad97266c320e3b2fb58a9b5aca304cdc"/>
     <w:p>
       <w:pPr>
         <w:pStyle w:val="Heading2"/>
@@ -5282,7 +6080,7 @@
         <w:pStyle w:val="Compact"/>
         <w:numPr>
           <w:ilvl w:val="0"/>
-          <w:numId w:val="1018"/>
+          <w:numId w:val="1022"/>
         </w:numPr>
       </w:pPr>
       <w:r>
@@ -5304,7 +6102,7 @@
         <w:pStyle w:val="Compact"/>
         <w:numPr>
           <w:ilvl w:val="1"/>
-          <w:numId w:val="1019"/>
+          <w:numId w:val="1023"/>
         </w:numPr>
       </w:pPr>
       <w:r>
@@ -5316,7 +6114,7 @@
         <w:pStyle w:val="Compact"/>
         <w:numPr>
           <w:ilvl w:val="1"/>
-          <w:numId w:val="1019"/>
+          <w:numId w:val="1023"/>
         </w:numPr>
       </w:pPr>
       <w:r>
@@ -5344,7 +6142,7 @@
         <w:pStyle w:val="Compact"/>
         <w:numPr>
           <w:ilvl w:val="1"/>
-          <w:numId w:val="1019"/>
+          <w:numId w:val="1023"/>
         </w:numPr>
       </w:pPr>
       <w:r>
@@ -5369,7 +6167,7 @@
         <w:pStyle w:val="Compact"/>
         <w:numPr>
           <w:ilvl w:val="0"/>
-          <w:numId w:val="1018"/>
+          <w:numId w:val="1022"/>
         </w:numPr>
       </w:pPr>
       <w:r>
@@ -5413,7 +6211,7 @@
         <w:pStyle w:val="Compact"/>
         <w:numPr>
           <w:ilvl w:val="0"/>
-          <w:numId w:val="1018"/>
+          <w:numId w:val="1022"/>
         </w:numPr>
       </w:pPr>
       <w:r>
@@ -5430,8 +6228,8 @@
         <w:t xml:space="preserve">beats any public benchmark for your use.</w:t>
       </w:r>
     </w:p>
-    <w:bookmarkEnd w:id="27"/>
-    <w:bookmarkStart w:id="28" w:name="making-models-smaller-and-cheaper"/>
+    <w:bookmarkEnd w:id="28"/>
+    <w:bookmarkStart w:id="29" w:name="making-models-smaller-and-cheaper"/>
     <w:p>
       <w:pPr>
         <w:pStyle w:val="Heading2"/>
@@ -5454,7 +6252,7 @@
         <w:pStyle w:val="Compact"/>
         <w:numPr>
           <w:ilvl w:val="0"/>
-          <w:numId w:val="1020"/>
+          <w:numId w:val="1024"/>
         </w:numPr>
       </w:pPr>
       <w:r>
@@ -5476,7 +6274,7 @@
         <w:pStyle w:val="Compact"/>
         <w:numPr>
           <w:ilvl w:val="0"/>
-          <w:numId w:val="1020"/>
+          <w:numId w:val="1024"/>
         </w:numPr>
       </w:pPr>
       <w:r>
@@ -5522,7 +6320,7 @@
         <w:pStyle w:val="Compact"/>
         <w:numPr>
           <w:ilvl w:val="0"/>
-          <w:numId w:val="1020"/>
+          <w:numId w:val="1024"/>
         </w:numPr>
       </w:pPr>
       <w:r>
@@ -5544,7 +6342,7 @@
         <w:pStyle w:val="Compact"/>
         <w:numPr>
           <w:ilvl w:val="1"/>
-          <w:numId w:val="1021"/>
+          <w:numId w:val="1025"/>
         </w:numPr>
       </w:pPr>
       <w:r>
@@ -5556,15 +6354,15 @@
         <w:pStyle w:val="Compact"/>
         <w:numPr>
           <w:ilvl w:val="1"/>
-          <w:numId w:val="1021"/>
+          <w:numId w:val="1025"/>
         </w:numPr>
       </w:pPr>
       <w:r>
         <w:t xml:space="preserve">The loss in quality is small at 4-bit, noticeable at 3-bit and large at 2-bit.</w:t>
       </w:r>
     </w:p>
-    <w:bookmarkEnd w:id="28"/>
-    <w:bookmarkStart w:id="29" w:name="fine-tuning-at-home-lora-and-qlora"/>
+    <w:bookmarkEnd w:id="29"/>
+    <w:bookmarkStart w:id="30" w:name="fine-tuning-at-home-lora-and-qlora"/>
     <w:p>
       <w:pPr>
         <w:pStyle w:val="Heading2"/>
@@ -5740,7 +6538,7 @@
         <w:pStyle w:val="Compact"/>
         <w:numPr>
           <w:ilvl w:val="0"/>
-          <w:numId w:val="1022"/>
+          <w:numId w:val="1026"/>
         </w:numPr>
       </w:pPr>
       <w:r>
@@ -5752,7 +6550,7 @@
         <w:pStyle w:val="Compact"/>
         <w:numPr>
           <w:ilvl w:val="0"/>
-          <w:numId w:val="1022"/>
+          <w:numId w:val="1026"/>
         </w:numPr>
       </w:pPr>
       <w:r>
@@ -5851,7 +6649,7 @@
         <w:pStyle w:val="Compact"/>
         <w:numPr>
           <w:ilvl w:val="0"/>
-          <w:numId w:val="1023"/>
+          <w:numId w:val="1027"/>
         </w:numPr>
       </w:pPr>
       <w:r>
@@ -5863,7 +6661,7 @@
         <w:pStyle w:val="Compact"/>
         <w:numPr>
           <w:ilvl w:val="0"/>
-          <w:numId w:val="1023"/>
+          <w:numId w:val="1027"/>
         </w:numPr>
       </w:pPr>
       <w:r>
@@ -5875,7 +6673,7 @@
         <w:pStyle w:val="Compact"/>
         <w:numPr>
           <w:ilvl w:val="0"/>
-          <w:numId w:val="1023"/>
+          <w:numId w:val="1027"/>
         </w:numPr>
       </w:pPr>
       <w:r>
@@ -5887,7 +6685,7 @@
         <w:pStyle w:val="Compact"/>
         <w:numPr>
           <w:ilvl w:val="0"/>
-          <w:numId w:val="1023"/>
+          <w:numId w:val="1027"/>
         </w:numPr>
       </w:pPr>
       <w:r>
@@ -5918,8 +6716,8 @@
         <w:t xml:space="preserve">your documents at answer time.</w:t>
       </w:r>
     </w:p>
-    <w:bookmarkEnd w:id="29"/>
-    <w:bookmarkStart w:id="30" w:name="why-the-top-closed-models-lead"/>
+    <w:bookmarkEnd w:id="30"/>
+    <w:bookmarkStart w:id="31" w:name="why-the-top-closed-models-lead"/>
     <w:p>
       <w:pPr>
         <w:pStyle w:val="Heading2"/>
@@ -5950,7 +6748,7 @@
         <w:pStyle w:val="Compact"/>
         <w:numPr>
           <w:ilvl w:val="0"/>
-          <w:numId w:val="1024"/>
+          <w:numId w:val="1028"/>
         </w:numPr>
       </w:pPr>
       <w:r>
@@ -5972,7 +6770,7 @@
         <w:pStyle w:val="Compact"/>
         <w:numPr>
           <w:ilvl w:val="0"/>
-          <w:numId w:val="1024"/>
+          <w:numId w:val="1028"/>
         </w:numPr>
       </w:pPr>
       <w:r>
@@ -5994,7 +6792,7 @@
         <w:pStyle w:val="Compact"/>
         <w:numPr>
           <w:ilvl w:val="0"/>
-          <w:numId w:val="1024"/>
+          <w:numId w:val="1028"/>
         </w:numPr>
       </w:pPr>
       <w:r>
@@ -6016,7 +6814,7 @@
         <w:pStyle w:val="Compact"/>
         <w:numPr>
           <w:ilvl w:val="0"/>
-          <w:numId w:val="1024"/>
+          <w:numId w:val="1028"/>
         </w:numPr>
       </w:pPr>
       <w:r>
@@ -6054,9 +6852,9 @@
         <w:t xml:space="preserve">.</w:t>
       </w:r>
     </w:p>
-    <w:bookmarkEnd w:id="30"/>
     <w:bookmarkEnd w:id="31"/>
-    <w:bookmarkStart w:id="40" w:name="the-tinygpt-model"/>
+    <w:bookmarkEnd w:id="32"/>
+    <w:bookmarkStart w:id="41" w:name="the-tinygpt-model"/>
     <w:p>
       <w:pPr>
         <w:pStyle w:val="Heading1"/>
@@ -6083,18 +6881,18 @@
           <wp:inline>
             <wp:extent cx="5939999" cy="3848450"/>
             <wp:effectExtent b="0" l="0" r="0" t="0"/>
-            <wp:docPr descr="The tinyGPT architecture. a, one forward pass: embedding, L identical blocks (each with two residual additions), final normalisation and the tied output layer. b, causal attention in one head. c, where the 17,308,032 parameters of your run sit." title="" id="33" name="Picture"/>
+            <wp:docPr descr="The tinyGPT architecture. a, one forward pass: embedding, L identical blocks (each with two residual additions), final normalisation and the tied output layer. b, causal attention in one head. c, where the 17,308,032 parameters of your run sit." title="" id="34" name="Picture"/>
             <a:graphic>
               <a:graphicData uri="http://schemas.openxmlformats.org/drawingml/2006/picture">
                 <pic:pic>
                   <pic:nvPicPr>
-                    <pic:cNvPr descr="figures/fig2_architecture.png" id="34" name="Picture"/>
+                    <pic:cNvPr descr="figures/fig2_architecture.png" id="35" name="Picture"/>
                     <pic:cNvPicPr>
                       <a:picLocks noChangeArrowheads="1" noChangeAspect="1"/>
                     </pic:cNvPicPr>
                   </pic:nvPicPr>
                   <pic:blipFill>
-                    <a:blip r:embed="rId32"/>
+                    <a:blip r:embed="rId33"/>
                     <a:stretch>
                       <a:fillRect/>
                     </a:stretch>
@@ -6198,7 +6996,7 @@
         <w:t xml:space="preserve">17,308,032 parameters of your run sit.</w:t>
       </w:r>
     </w:p>
-    <w:bookmarkStart w:id="35" w:name="design-choices-and-why"/>
+    <w:bookmarkStart w:id="36" w:name="design-choices-and-why"/>
     <w:p>
       <w:pPr>
         <w:pStyle w:val="Heading2"/>
@@ -6863,8 +7661,8 @@
         </w:tc>
       </w:tr>
     </w:tbl>
-    <w:bookmarkEnd w:id="35"/>
-    <w:bookmarkStart w:id="36" w:name="why-decoder-only-and-not-encoder-decoder"/>
+    <w:bookmarkEnd w:id="36"/>
+    <w:bookmarkStart w:id="37" w:name="why-decoder-only-and-not-encoder-decoder"/>
     <w:p>
       <w:pPr>
         <w:pStyle w:val="Heading2"/>
@@ -7288,7 +8086,7 @@
         <w:pStyle w:val="Compact"/>
         <w:numPr>
           <w:ilvl w:val="0"/>
-          <w:numId w:val="1025"/>
+          <w:numId w:val="1029"/>
         </w:numPr>
       </w:pPr>
       <w:r>
@@ -7316,7 +8114,7 @@
         <w:pStyle w:val="Compact"/>
         <w:numPr>
           <w:ilvl w:val="0"/>
-          <w:numId w:val="1025"/>
+          <w:numId w:val="1029"/>
         </w:numPr>
       </w:pPr>
       <w:r>
@@ -7350,7 +8148,7 @@
         <w:pStyle w:val="Compact"/>
         <w:numPr>
           <w:ilvl w:val="0"/>
-          <w:numId w:val="1025"/>
+          <w:numId w:val="1029"/>
         </w:numPr>
       </w:pPr>
       <w:r>
@@ -7372,7 +8170,7 @@
         <w:pStyle w:val="Compact"/>
         <w:numPr>
           <w:ilvl w:val="1"/>
-          <w:numId w:val="1026"/>
+          <w:numId w:val="1030"/>
         </w:numPr>
       </w:pPr>
       <w:r>
@@ -7384,7 +8182,7 @@
         <w:pStyle w:val="Compact"/>
         <w:numPr>
           <w:ilvl w:val="1"/>
-          <w:numId w:val="1026"/>
+          <w:numId w:val="1030"/>
         </w:numPr>
       </w:pPr>
       <w:r>
@@ -7396,7 +8194,7 @@
         <w:pStyle w:val="Compact"/>
         <w:numPr>
           <w:ilvl w:val="1"/>
-          <w:numId w:val="1026"/>
+          <w:numId w:val="1030"/>
         </w:numPr>
       </w:pPr>
       <w:r>
@@ -7420,7 +8218,7 @@
         <w:pStyle w:val="Compact"/>
         <w:numPr>
           <w:ilvl w:val="0"/>
-          <w:numId w:val="1025"/>
+          <w:numId w:val="1029"/>
         </w:numPr>
       </w:pPr>
       <w:r>
@@ -7466,7 +8264,7 @@
         <w:pStyle w:val="Compact"/>
         <w:numPr>
           <w:ilvl w:val="0"/>
-          <w:numId w:val="1027"/>
+          <w:numId w:val="1031"/>
         </w:numPr>
       </w:pPr>
       <w:r>
@@ -7503,7 +8301,7 @@
         <w:pStyle w:val="Compact"/>
         <w:numPr>
           <w:ilvl w:val="0"/>
-          <w:numId w:val="1027"/>
+          <w:numId w:val="1031"/>
         </w:numPr>
       </w:pPr>
       <w:r>
@@ -7526,8 +8324,8 @@
         <w:t xml:space="preserve">in narration or paper → summary. Modern decoder-only models do these well too.</w:t>
       </w:r>
     </w:p>
-    <w:bookmarkEnd w:id="36"/>
-    <w:bookmarkStart w:id="37" w:name="your-runs-settings-explained"/>
+    <w:bookmarkEnd w:id="37"/>
+    <w:bookmarkStart w:id="38" w:name="your-runs-settings-explained"/>
     <w:p>
       <w:pPr>
         <w:pStyle w:val="Heading2"/>
@@ -9894,7 +10692,7 @@
         <w:pStyle w:val="Compact"/>
         <w:numPr>
           <w:ilvl w:val="0"/>
-          <w:numId w:val="1028"/>
+          <w:numId w:val="1032"/>
         </w:numPr>
       </w:pPr>
       <w:r>
@@ -9922,7 +10720,7 @@
         <w:pStyle w:val="Compact"/>
         <w:numPr>
           <w:ilvl w:val="0"/>
-          <w:numId w:val="1028"/>
+          <w:numId w:val="1032"/>
         </w:numPr>
       </w:pPr>
       <w:r>
@@ -9950,7 +10748,7 @@
         <w:pStyle w:val="Compact"/>
         <w:numPr>
           <w:ilvl w:val="0"/>
-          <w:numId w:val="1028"/>
+          <w:numId w:val="1032"/>
         </w:numPr>
       </w:pPr>
       <w:r>
@@ -9972,7 +10770,7 @@
         <w:pStyle w:val="Compact"/>
         <w:numPr>
           <w:ilvl w:val="0"/>
-          <w:numId w:val="1028"/>
+          <w:numId w:val="1032"/>
         </w:numPr>
       </w:pPr>
       <w:r>
@@ -9995,8 +10793,8 @@
         <w:t xml:space="preserve">never lost.</w:t>
       </w:r>
     </w:p>
-    <w:bookmarkEnd w:id="37"/>
-    <w:bookmarkStart w:id="38" w:name="how-the-planner-chooses-a-model"/>
+    <w:bookmarkEnd w:id="38"/>
+    <w:bookmarkStart w:id="39" w:name="how-the-planner-chooses-a-model"/>
     <w:p>
       <w:pPr>
         <w:pStyle w:val="Heading2"/>
@@ -10036,7 +10834,7 @@
         <w:pStyle w:val="Compact"/>
         <w:numPr>
           <w:ilvl w:val="0"/>
-          <w:numId w:val="1029"/>
+          <w:numId w:val="1033"/>
         </w:numPr>
       </w:pPr>
       <w:r>
@@ -10128,7 +10926,7 @@
         <w:pStyle w:val="Compact"/>
         <w:numPr>
           <w:ilvl w:val="0"/>
-          <w:numId w:val="1029"/>
+          <w:numId w:val="1033"/>
         </w:numPr>
       </w:pPr>
       <w:r>
@@ -10238,7 +11036,7 @@
         <w:pStyle w:val="Compact"/>
         <w:numPr>
           <w:ilvl w:val="0"/>
-          <w:numId w:val="1029"/>
+          <w:numId w:val="1033"/>
         </w:numPr>
       </w:pPr>
       <w:r>
@@ -10274,7 +11072,7 @@
         <w:pStyle w:val="Compact"/>
         <w:numPr>
           <w:ilvl w:val="0"/>
-          <w:numId w:val="1029"/>
+          <w:numId w:val="1033"/>
         </w:numPr>
       </w:pPr>
       <w:r>
@@ -10332,8 +11130,8 @@
         <w:t xml:space="preserve">over to other sizes; before the first run it slows the short measurement down by 1.6.</w:t>
       </w:r>
     </w:p>
-    <w:bookmarkEnd w:id="38"/>
-    <w:bookmarkStart w:id="39" w:name="hands-on-exercises"/>
+    <w:bookmarkEnd w:id="39"/>
+    <w:bookmarkStart w:id="40" w:name="hands-on-exercises"/>
     <w:p>
       <w:pPr>
         <w:pStyle w:val="Heading2"/>
@@ -10385,7 +11183,7 @@
         <w:pStyle w:val="Compact"/>
         <w:numPr>
           <w:ilvl w:val="0"/>
-          <w:numId w:val="1030"/>
+          <w:numId w:val="1034"/>
         </w:numPr>
       </w:pPr>
       <w:r>
@@ -10419,7 +11217,7 @@
         <w:pStyle w:val="Compact"/>
         <w:numPr>
           <w:ilvl w:val="0"/>
-          <w:numId w:val="1030"/>
+          <w:numId w:val="1034"/>
         </w:numPr>
       </w:pPr>
       <w:r>
@@ -10465,7 +11263,7 @@
         <w:pStyle w:val="Compact"/>
         <w:numPr>
           <w:ilvl w:val="0"/>
-          <w:numId w:val="1030"/>
+          <w:numId w:val="1034"/>
         </w:numPr>
       </w:pPr>
       <w:r>
@@ -10499,7 +11297,7 @@
         <w:pStyle w:val="Compact"/>
         <w:numPr>
           <w:ilvl w:val="0"/>
-          <w:numId w:val="1030"/>
+          <w:numId w:val="1034"/>
         </w:numPr>
       </w:pPr>
       <w:r>
@@ -10527,7 +11325,7 @@
         <w:pStyle w:val="Compact"/>
         <w:numPr>
           <w:ilvl w:val="0"/>
-          <w:numId w:val="1030"/>
+          <w:numId w:val="1034"/>
         </w:numPr>
       </w:pPr>
       <w:r>
@@ -10555,7 +11353,7 @@
         <w:pStyle w:val="Compact"/>
         <w:numPr>
           <w:ilvl w:val="0"/>
-          <w:numId w:val="1030"/>
+          <w:numId w:val="1034"/>
         </w:numPr>
       </w:pPr>
       <w:r>
@@ -10595,7 +11393,7 @@
         <w:pStyle w:val="Compact"/>
         <w:numPr>
           <w:ilvl w:val="0"/>
-          <w:numId w:val="1030"/>
+          <w:numId w:val="1034"/>
         </w:numPr>
       </w:pPr>
       <w:r>
@@ -10642,9 +11440,9 @@
         <w:t xml:space="preserve">. The training loss keeps falling while the validation loss turns up.</w:t>
       </w:r>
     </w:p>
-    <w:bookmarkEnd w:id="39"/>
     <w:bookmarkEnd w:id="40"/>
-    <w:bookmarkStart w:id="53" w:name="your-training-data"/>
+    <w:bookmarkEnd w:id="41"/>
+    <w:bookmarkStart w:id="54" w:name="your-training-data"/>
     <w:p>
       <w:pPr>
         <w:pStyle w:val="Heading1"/>
@@ -10662,7 +11460,7 @@
         <w:t xml:space="preserve">Your training data</w:t>
       </w:r>
     </w:p>
-    <w:bookmarkStart w:id="41" w:name="folder-layout"/>
+    <w:bookmarkStart w:id="42" w:name="folder-layout"/>
     <w:p>
       <w:pPr>
         <w:pStyle w:val="Heading2"/>
@@ -11582,7 +12380,7 @@
         <w:pStyle w:val="Compact"/>
         <w:numPr>
           <w:ilvl w:val="0"/>
-          <w:numId w:val="1031"/>
+          <w:numId w:val="1035"/>
         </w:numPr>
       </w:pPr>
       <w:r>
@@ -11624,7 +12422,7 @@
         <w:pStyle w:val="Compact"/>
         <w:numPr>
           <w:ilvl w:val="0"/>
-          <w:numId w:val="1031"/>
+          <w:numId w:val="1035"/>
         </w:numPr>
       </w:pPr>
       <w:r>
@@ -11657,7 +12455,7 @@
         <w:pStyle w:val="Compact"/>
         <w:numPr>
           <w:ilvl w:val="0"/>
-          <w:numId w:val="1031"/>
+          <w:numId w:val="1035"/>
         </w:numPr>
       </w:pPr>
       <w:r>
@@ -11670,8 +12468,8 @@
         <w:t xml:space="preserve">rebuilt from the new layout without undoing the moves.</w:t>
       </w:r>
     </w:p>
-    <w:bookmarkEnd w:id="41"/>
-    <w:bookmarkStart w:id="42" w:name="converting-documents"/>
+    <w:bookmarkEnd w:id="42"/>
+    <w:bookmarkStart w:id="43" w:name="converting-documents"/>
     <w:p>
       <w:pPr>
         <w:pStyle w:val="Heading2"/>
@@ -12069,7 +12867,7 @@
         <w:pStyle w:val="Compact"/>
         <w:numPr>
           <w:ilvl w:val="0"/>
-          <w:numId w:val="1032"/>
+          <w:numId w:val="1036"/>
         </w:numPr>
       </w:pPr>
       <w:r>
@@ -12106,7 +12904,7 @@
         <w:pStyle w:val="Compact"/>
         <w:numPr>
           <w:ilvl w:val="0"/>
-          <w:numId w:val="1032"/>
+          <w:numId w:val="1036"/>
         </w:numPr>
       </w:pPr>
       <w:r>
@@ -12134,7 +12932,7 @@
         <w:pStyle w:val="Compact"/>
         <w:numPr>
           <w:ilvl w:val="0"/>
-          <w:numId w:val="1032"/>
+          <w:numId w:val="1036"/>
         </w:numPr>
       </w:pPr>
       <w:r>
@@ -12168,7 +12966,7 @@
         <w:pStyle w:val="Compact"/>
         <w:numPr>
           <w:ilvl w:val="0"/>
-          <w:numId w:val="1032"/>
+          <w:numId w:val="1036"/>
         </w:numPr>
       </w:pPr>
       <w:r>
@@ -12196,7 +12994,7 @@
         <w:pStyle w:val="Compact"/>
         <w:numPr>
           <w:ilvl w:val="1"/>
-          <w:numId w:val="1033"/>
+          <w:numId w:val="1037"/>
         </w:numPr>
       </w:pPr>
       <w:r>
@@ -12214,7 +13012,7 @@
         <w:pStyle w:val="Compact"/>
         <w:numPr>
           <w:ilvl w:val="1"/>
-          <w:numId w:val="1033"/>
+          <w:numId w:val="1037"/>
         </w:numPr>
       </w:pPr>
       <w:r>
@@ -12232,7 +13030,7 @@
         <w:pStyle w:val="Compact"/>
         <w:numPr>
           <w:ilvl w:val="1"/>
-          <w:numId w:val="1033"/>
+          <w:numId w:val="1037"/>
         </w:numPr>
       </w:pPr>
       <w:r>
@@ -12266,8 +13064,8 @@
         <w:t xml:space="preserve">.</w:t>
       </w:r>
     </w:p>
-    <w:bookmarkEnd w:id="42"/>
-    <w:bookmarkStart w:id="43" w:name="english-only"/>
+    <w:bookmarkEnd w:id="43"/>
+    <w:bookmarkStart w:id="44" w:name="english-only"/>
     <w:p>
       <w:pPr>
         <w:pStyle w:val="Heading2"/>
@@ -12307,7 +13105,7 @@
         <w:pStyle w:val="Compact"/>
         <w:numPr>
           <w:ilvl w:val="0"/>
-          <w:numId w:val="1034"/>
+          <w:numId w:val="1038"/>
         </w:numPr>
       </w:pPr>
       <w:r>
@@ -12387,7 +13185,7 @@
         <w:pStyle w:val="Compact"/>
         <w:numPr>
           <w:ilvl w:val="0"/>
-          <w:numId w:val="1034"/>
+          <w:numId w:val="1038"/>
         </w:numPr>
       </w:pPr>
       <w:r>
@@ -12445,7 +13243,7 @@
         <w:pStyle w:val="Compact"/>
         <w:numPr>
           <w:ilvl w:val="0"/>
-          <w:numId w:val="1034"/>
+          <w:numId w:val="1038"/>
         </w:numPr>
       </w:pPr>
       <w:r>
@@ -12513,8 +13311,8 @@
         <w:t xml:space="preserve">to switch the filter off.</w:t>
       </w:r>
     </w:p>
-    <w:bookmarkEnd w:id="43"/>
-    <w:bookmarkStart w:id="44" w:name="keyword-selection"/>
+    <w:bookmarkEnd w:id="44"/>
+    <w:bookmarkStart w:id="45" w:name="keyword-selection"/>
     <w:p>
       <w:pPr>
         <w:pStyle w:val="Heading2"/>
@@ -12563,7 +13361,7 @@
         <w:pStyle w:val="Compact"/>
         <w:numPr>
           <w:ilvl w:val="0"/>
-          <w:numId w:val="1035"/>
+          <w:numId w:val="1039"/>
         </w:numPr>
       </w:pPr>
       <w:r>
@@ -12593,7 +13391,7 @@
         <w:pStyle w:val="Compact"/>
         <w:numPr>
           <w:ilvl w:val="0"/>
-          <w:numId w:val="1035"/>
+          <w:numId w:val="1039"/>
         </w:numPr>
       </w:pPr>
       <w:r>
@@ -12627,7 +13425,7 @@
         <w:pStyle w:val="Compact"/>
         <w:numPr>
           <w:ilvl w:val="0"/>
-          <w:numId w:val="1035"/>
+          <w:numId w:val="1039"/>
         </w:numPr>
       </w:pPr>
       <w:r>
@@ -12745,7 +13543,7 @@
         <w:pStyle w:val="Compact"/>
         <w:numPr>
           <w:ilvl w:val="0"/>
-          <w:numId w:val="1035"/>
+          <w:numId w:val="1039"/>
         </w:numPr>
       </w:pPr>
       <w:r>
@@ -12797,7 +13595,7 @@
         <w:pStyle w:val="Compact"/>
         <w:numPr>
           <w:ilvl w:val="0"/>
-          <w:numId w:val="1035"/>
+          <w:numId w:val="1039"/>
         </w:numPr>
       </w:pPr>
       <w:r>
@@ -12845,7 +13643,7 @@
         <w:pStyle w:val="Compact"/>
         <w:numPr>
           <w:ilvl w:val="0"/>
-          <w:numId w:val="1035"/>
+          <w:numId w:val="1039"/>
         </w:numPr>
       </w:pPr>
       <w:r>
@@ -12908,7 +13706,7 @@
         <w:pStyle w:val="Compact"/>
         <w:numPr>
           <w:ilvl w:val="0"/>
-          <w:numId w:val="1036"/>
+          <w:numId w:val="1040"/>
         </w:numPr>
       </w:pPr>
       <w:r>
@@ -12956,7 +13754,7 @@
         <w:pStyle w:val="Compact"/>
         <w:numPr>
           <w:ilvl w:val="0"/>
-          <w:numId w:val="1036"/>
+          <w:numId w:val="1040"/>
         </w:numPr>
       </w:pPr>
       <w:r>
@@ -12977,7 +13775,7 @@
         <w:pStyle w:val="Compact"/>
         <w:numPr>
           <w:ilvl w:val="0"/>
-          <w:numId w:val="1036"/>
+          <w:numId w:val="1040"/>
         </w:numPr>
       </w:pPr>
       <w:r>
@@ -13302,7 +14100,7 @@
         <w:pStyle w:val="Compact"/>
         <w:numPr>
           <w:ilvl w:val="0"/>
-          <w:numId w:val="1037"/>
+          <w:numId w:val="1041"/>
         </w:numPr>
       </w:pPr>
       <w:r>
@@ -13330,7 +14128,7 @@
         <w:pStyle w:val="Compact"/>
         <w:numPr>
           <w:ilvl w:val="0"/>
-          <w:numId w:val="1037"/>
+          <w:numId w:val="1041"/>
         </w:numPr>
       </w:pPr>
       <w:r>
@@ -13358,7 +14156,7 @@
         <w:pStyle w:val="Compact"/>
         <w:numPr>
           <w:ilvl w:val="0"/>
-          <w:numId w:val="1037"/>
+          <w:numId w:val="1041"/>
         </w:numPr>
       </w:pPr>
       <w:r>
@@ -13410,7 +14208,7 @@
         <w:pStyle w:val="Compact"/>
         <w:numPr>
           <w:ilvl w:val="0"/>
-          <w:numId w:val="1037"/>
+          <w:numId w:val="1041"/>
         </w:numPr>
       </w:pPr>
       <w:r>
@@ -13465,129 +14263,93 @@
     </w:p>
     <w:p>
       <w:pPr>
-        <w:pStyle w:val="FirstParagraph"/>
+        <w:pStyle w:val="Compact"/>
+        <w:numPr>
+          <w:ilvl w:val="0"/>
+          <w:numId w:val="1041"/>
+        </w:numPr>
       </w:pPr>
       <w:r>
         <w:rPr>
           <w:b/>
           <w:bCs/>
         </w:rPr>
-        <w:t xml:space="preserve">Why keywords, and not</w:t>
-      </w:r>
+        <w:t xml:space="preserve">What does reduce the token count:</w:t>
+      </w:r>
+      <w:r>
+        <w:t xml:space="preserve"> </w:t>
+      </w:r>
+      <w:r>
+        <w:t xml:space="preserve">SuperBPE (in the Tokens section), which learns multi-word tokens such as</w:t>
+      </w:r>
+      <w:r>
+        <w:t xml:space="preserve"> </w:t>
+      </w:r>
+      <w:r>
+        <w:t xml:space="preserve">“▁as▁well▁as▁the”</w:t>
+      </w:r>
+      <w:r>
+        <w:t xml:space="preserve"> </w:t>
+      </w:r>
+      <w:r>
+        <w:t xml:space="preserve">from the data itself: 12% fewer tokens at 16,384 pieces.</w:t>
+      </w:r>
+    </w:p>
+    <w:p>
+      <w:pPr>
+        <w:pStyle w:val="FirstParagraph"/>
+      </w:pPr>
       <w:r>
         <w:rPr>
           <w:b/>
           <w:bCs/>
         </w:rPr>
-        <w:t xml:space="preserve"> </w:t>
+        <w:t xml:space="preserve">Why keywords, and not</w:t>
       </w:r>
       <w:r>
         <w:rPr>
           <w:b/>
           <w:bCs/>
         </w:rPr>
-        <w:t xml:space="preserve">“text that looks like my Markdown”</w:t>
+        <w:t xml:space="preserve"> </w:t>
       </w:r>
       <w:r>
         <w:rPr>
           <w:b/>
           <w:bCs/>
         </w:rPr>
-        <w:t xml:space="preserve">:</w:t>
-      </w:r>
-      <w:r>
-        <w:t xml:space="preserve"> </w:t>
-      </w:r>
-      <w:r>
-        <w:t xml:space="preserve">your Markdown doesn’t cover every topic you care about.</w:t>
-      </w:r>
-      <w:r>
-        <w:t xml:space="preserve"> </w:t>
-      </w:r>
-      <w:r>
-        <w:t xml:space="preserve">Importance resampling towards it would make the corpus narrower. Keyword selection stays.</w:t>
-      </w:r>
-    </w:p>
-    <w:p>
-      <w:pPr>
-        <w:pStyle w:val="BodyText"/>
-      </w:pPr>
+        <w:t xml:space="preserve">“text that looks like my Markdown”</w:t>
+      </w:r>
       <w:r>
         <w:rPr>
           <w:b/>
           <w:bCs/>
         </w:rPr>
-        <w:t xml:space="preserve">Speed, now 11 times faster:</w:t>
-      </w:r>
-    </w:p>
-    <w:p>
-      <w:pPr>
-        <w:pStyle w:val="Compact"/>
-        <w:numPr>
-          <w:ilvl w:val="0"/>
-          <w:numId w:val="1038"/>
-        </w:numPr>
+        <w:t xml:space="preserve">:</w:t>
+      </w:r>
+      <w:r>
+        <w:t xml:space="preserve"> </w:t>
+      </w:r>
+      <w:r>
+        <w:t xml:space="preserve">your Markdown doesn’t cover every topic you care about.</w:t>
+      </w:r>
+      <w:r>
+        <w:t xml:space="preserve"> </w:t>
+      </w:r>
+      <w:r>
+        <w:t xml:space="preserve">Importance resampling towards it would make the corpus narrower. Keyword selection stays.</w:t>
+      </w:r>
+    </w:p>
+    <w:p>
+      <w:pPr>
+        <w:pStyle w:val="BodyText"/>
       </w:pPr>
       <w:r>
         <w:rPr>
           <w:b/>
           <w:bCs/>
         </w:rPr>
-        <w:t xml:space="preserve">Prefilter:</w:t>
-      </w:r>
-      <w:r>
-        <w:t xml:space="preserve"> </w:t>
-      </w:r>
-      <w:r>
-        <w:t xml:space="preserve">a C++ regular-expression engine (RE2, inside pyarrow) first discards documents with too few</w:t>
-      </w:r>
-      <w:r>
-        <w:t xml:space="preserve"> </w:t>
-      </w:r>
-      <w:r>
-        <w:t xml:space="preserve">keyword matches. It scans all 6.4 million Wikipedia articles in about 2 minutes on 4 threads. Its count is never</w:t>
-      </w:r>
-      <w:r>
-        <w:t xml:space="preserve"> </w:t>
-      </w:r>
-      <w:r>
-        <w:t xml:space="preserve">below the exact count: terms whose matches could overlap (</w:t>
-      </w:r>
-      <w:r>
-        <w:t xml:space="preserve">“genetic drift”</w:t>
-      </w:r>
-      <w:r>
-        <w:t xml:space="preserve"> </w:t>
-      </w:r>
-      <w:r>
-        <w:t xml:space="preserve">and</w:t>
-      </w:r>
-      <w:r>
-        <w:t xml:space="preserve"> </w:t>
-      </w:r>
-      <w:r>
-        <w:t xml:space="preserve">“genetic*”</w:t>
-      </w:r>
-      <w:r>
-        <w:t xml:space="preserve">) are counted by</w:t>
-      </w:r>
-      <w:r>
-        <w:t xml:space="preserve"> </w:t>
-      </w:r>
-      <w:r>
-        <w:t xml:space="preserve">separate patterns (still five for the 2,385 terms). On 100,000 FineWeb-Edu and peS2o documents it rejected none</w:t>
-      </w:r>
-      <w:r>
-        <w:t xml:space="preserve"> </w:t>
-      </w:r>
-      <w:r>
-        <w:t xml:space="preserve">that the exact count keeps. For the 2,385-term list, every term was also written out in nine spellings (plural,</w:t>
-      </w:r>
-      <w:r>
-        <w:t xml:space="preserve"> </w:t>
-      </w:r>
-      <w:r>
-        <w:t xml:space="preserve">capitals, punctuation around it; 21,438 test texts): the prefilter never counted fewer matches than the exact check.</w:t>
+        <w:t xml:space="preserve">Speed, now 11 times faster:</w:t>
       </w:r>
     </w:p>
     <w:p>
@@ -13595,7 +14357,7 @@
         <w:pStyle w:val="Compact"/>
         <w:numPr>
           <w:ilvl w:val="0"/>
-          <w:numId w:val="1038"/>
+          <w:numId w:val="1042"/>
         </w:numPr>
       </w:pPr>
       <w:r>
@@ -13603,19 +14365,61 @@
           <w:b/>
           <w:bCs/>
         </w:rPr>
-        <w:t xml:space="preserve">Counting:</w:t>
-      </w:r>
-      <w:r>
-        <w:t xml:space="preserve"> </w:t>
-      </w:r>
-      <w:r>
-        <w:t xml:space="preserve">the survivors are counted with dictionary lookups instead of one large regular expression. Speed rose</w:t>
-      </w:r>
-      <w:r>
-        <w:t xml:space="preserve"> </w:t>
-      </w:r>
-      <w:r>
-        <w:t xml:space="preserve">from 0.5 to 5.7 MB of text per second per thread.</w:t>
+        <w:t xml:space="preserve">Prefilter:</w:t>
+      </w:r>
+      <w:r>
+        <w:t xml:space="preserve"> </w:t>
+      </w:r>
+      <w:r>
+        <w:t xml:space="preserve">a C++ regular-expression engine (RE2, inside pyarrow) first discards documents with too few</w:t>
+      </w:r>
+      <w:r>
+        <w:t xml:space="preserve"> </w:t>
+      </w:r>
+      <w:r>
+        <w:t xml:space="preserve">keyword matches. It scans all 6.4 million Wikipedia articles in about 2 minutes on 4 threads. Its count is never</w:t>
+      </w:r>
+      <w:r>
+        <w:t xml:space="preserve"> </w:t>
+      </w:r>
+      <w:r>
+        <w:t xml:space="preserve">below the exact count: terms whose matches could overlap (</w:t>
+      </w:r>
+      <w:r>
+        <w:t xml:space="preserve">“genetic drift”</w:t>
+      </w:r>
+      <w:r>
+        <w:t xml:space="preserve"> </w:t>
+      </w:r>
+      <w:r>
+        <w:t xml:space="preserve">and</w:t>
+      </w:r>
+      <w:r>
+        <w:t xml:space="preserve"> </w:t>
+      </w:r>
+      <w:r>
+        <w:t xml:space="preserve">“genetic*”</w:t>
+      </w:r>
+      <w:r>
+        <w:t xml:space="preserve">) are counted by</w:t>
+      </w:r>
+      <w:r>
+        <w:t xml:space="preserve"> </w:t>
+      </w:r>
+      <w:r>
+        <w:t xml:space="preserve">separate patterns (still five for the 2,385 terms). On 100,000 FineWeb-Edu and peS2o documents it rejected none</w:t>
+      </w:r>
+      <w:r>
+        <w:t xml:space="preserve"> </w:t>
+      </w:r>
+      <w:r>
+        <w:t xml:space="preserve">that the exact count keeps. For the 2,385-term list, every term was also written out in nine spellings (plural,</w:t>
+      </w:r>
+      <w:r>
+        <w:t xml:space="preserve"> </w:t>
+      </w:r>
+      <w:r>
+        <w:t xml:space="preserve">capitals, punctuation around it; 21,438 test texts): the prefilter never counted fewer matches than the exact check.</w:t>
       </w:r>
     </w:p>
     <w:p>
@@ -13623,7 +14427,7 @@
         <w:pStyle w:val="Compact"/>
         <w:numPr>
           <w:ilvl w:val="0"/>
-          <w:numId w:val="1038"/>
+          <w:numId w:val="1042"/>
         </w:numPr>
       </w:pPr>
       <w:r>
@@ -13631,19 +14435,19 @@
           <w:b/>
           <w:bCs/>
         </w:rPr>
-        <w:t xml:space="preserve">Accuracy:</w:t>
-      </w:r>
-      <w:r>
-        <w:t xml:space="preserve"> </w:t>
-      </w:r>
-      <w:r>
-        <w:t xml:space="preserve">it made the same decision as the old method on 2,979 of 3,000 test documents (99.3%). The differences</w:t>
-      </w:r>
-      <w:r>
-        <w:t xml:space="preserve"> </w:t>
-      </w:r>
-      <w:r>
-        <w:t xml:space="preserve">are overlapping phrases, which the new method counts more consistently.</w:t>
+        <w:t xml:space="preserve">Counting:</w:t>
+      </w:r>
+      <w:r>
+        <w:t xml:space="preserve"> </w:t>
+      </w:r>
+      <w:r>
+        <w:t xml:space="preserve">the survivors are counted with dictionary lookups instead of one large regular expression. Speed rose</w:t>
+      </w:r>
+      <w:r>
+        <w:t xml:space="preserve"> </w:t>
+      </w:r>
+      <w:r>
+        <w:t xml:space="preserve">from 0.5 to 5.7 MB of text per second per thread.</w:t>
       </w:r>
     </w:p>
     <w:p>
@@ -13651,7 +14455,7 @@
         <w:pStyle w:val="Compact"/>
         <w:numPr>
           <w:ilvl w:val="0"/>
-          <w:numId w:val="1038"/>
+          <w:numId w:val="1042"/>
         </w:numPr>
       </w:pPr>
       <w:r>
@@ -13659,95 +14463,95 @@
           <w:b/>
           <w:bCs/>
         </w:rPr>
-        <w:t xml:space="preserve">Wildcards:</w:t>
-      </w:r>
-      <w:r>
-        <w:t xml:space="preserve"> </w:t>
-      </w:r>
-      <w:r>
-        <w:t xml:space="preserve">each word is checked against the wildcard terms only if its first (or last) three letters could</w:t>
-      </w:r>
-      <w:r>
-        <w:t xml:space="preserve"> </w:t>
-      </w:r>
-      <w:r>
-        <w:t xml:space="preserve">start (or end) one, which halved the counting time.</w:t>
-      </w:r>
-    </w:p>
-    <w:p>
-      <w:pPr>
-        <w:pStyle w:val="FirstParagraph"/>
+        <w:t xml:space="preserve">Accuracy:</w:t>
+      </w:r>
+      <w:r>
+        <w:t xml:space="preserve"> </w:t>
+      </w:r>
+      <w:r>
+        <w:t xml:space="preserve">it made the same decision as the old method on 2,979 of 3,000 test documents (99.3%). The differences</w:t>
+      </w:r>
+      <w:r>
+        <w:t xml:space="preserve"> </w:t>
+      </w:r>
+      <w:r>
+        <w:t xml:space="preserve">are overlapping phrases, which the new method counts more consistently.</w:t>
+      </w:r>
+    </w:p>
+    <w:p>
+      <w:pPr>
+        <w:pStyle w:val="Compact"/>
+        <w:numPr>
+          <w:ilvl w:val="0"/>
+          <w:numId w:val="1042"/>
+        </w:numPr>
       </w:pPr>
       <w:r>
         <w:rPr>
           <w:b/>
           <w:bCs/>
         </w:rPr>
-        <w:t xml:space="preserve">Using all CPU cores (since 30 September).</w:t>
-      </w:r>
-      <w:r>
-        <w:t xml:space="preserve"> </w:t>
-      </w:r>
-      <w:r>
-        <w:t xml:space="preserve">One process reads the files and runs the C++ keyword prefilter, with</w:t>
-      </w:r>
-      <w:r>
-        <w:t xml:space="preserve"> </w:t>
-      </w:r>
-      <w:r>
-        <w:t xml:space="preserve">the next batches scored in background threads. The Python checks on each document go to worker processes (default:</w:t>
-      </w:r>
-      <w:r>
-        <w:t xml:space="preserve"> </w:t>
-      </w:r>
-      <w:r>
-        <w:t xml:space="preserve">all cores but two,</w:t>
-      </w:r>
-      <w:r>
-        <w:t xml:space="preserve"> </w:t>
-      </w:r>
-      <w:r>
-        <w:rPr>
-          <w:rStyle w:val="VerbatimChar"/>
-        </w:rPr>
-        <w:t xml:space="preserve">--workers</w:t>
-      </w:r>
-      <w:r>
-        <w:t xml:space="preserve">). These are cleaning, the English test, the exact keyword count, and the duplicate</w:t>
-      </w:r>
-      <w:r>
-        <w:t xml:space="preserve"> </w:t>
-      </w:r>
-      <w:r>
-        <w:t xml:space="preserve">and boilerplate keys. The per-document part of pass 2 and of the leakage audit go to workers as well.</w:t>
-      </w:r>
-    </w:p>
-    <w:p>
-      <w:pPr>
-        <w:pStyle w:val="Compact"/>
-        <w:numPr>
-          <w:ilvl w:val="0"/>
-          <w:numId w:val="1039"/>
-        </w:numPr>
+        <w:t xml:space="preserve">Wildcards:</w:t>
+      </w:r>
+      <w:r>
+        <w:t xml:space="preserve"> </w:t>
+      </w:r>
+      <w:r>
+        <w:t xml:space="preserve">each word is checked against the wildcard terms only if its first (or last) three letters could</w:t>
+      </w:r>
+      <w:r>
+        <w:t xml:space="preserve"> </w:t>
+      </w:r>
+      <w:r>
+        <w:t xml:space="preserve">start (or end) one, which halved the counting time.</w:t>
+      </w:r>
+    </w:p>
+    <w:p>
+      <w:pPr>
+        <w:pStyle w:val="FirstParagraph"/>
       </w:pPr>
       <w:r>
         <w:rPr>
           <w:b/>
           <w:bCs/>
         </w:rPr>
-        <w:t xml:space="preserve">Same output:</w:t>
-      </w:r>
-      <w:r>
-        <w:t xml:space="preserve"> </w:t>
-      </w:r>
-      <w:r>
-        <w:t xml:space="preserve">results come back in the original order, so the dataset is byte-identical for any number of</w:t>
-      </w:r>
-      <w:r>
-        <w:t xml:space="preserve"> </w:t>
-      </w:r>
-      <w:r>
-        <w:t xml:space="preserve">workers; a test checks this.</w:t>
+        <w:t xml:space="preserve">Using all CPU cores (since 30 September).</w:t>
+      </w:r>
+      <w:r>
+        <w:t xml:space="preserve"> </w:t>
+      </w:r>
+      <w:r>
+        <w:t xml:space="preserve">One process reads the files and runs the C++ keyword prefilter, with</w:t>
+      </w:r>
+      <w:r>
+        <w:t xml:space="preserve"> </w:t>
+      </w:r>
+      <w:r>
+        <w:t xml:space="preserve">the next batches scored in background threads. The Python checks on each document go to worker processes (default:</w:t>
+      </w:r>
+      <w:r>
+        <w:t xml:space="preserve"> </w:t>
+      </w:r>
+      <w:r>
+        <w:t xml:space="preserve">all cores but two,</w:t>
+      </w:r>
+      <w:r>
+        <w:t xml:space="preserve"> </w:t>
+      </w:r>
+      <w:r>
+        <w:rPr>
+          <w:rStyle w:val="VerbatimChar"/>
+        </w:rPr>
+        <w:t xml:space="preserve">--workers</w:t>
+      </w:r>
+      <w:r>
+        <w:t xml:space="preserve">). These are cleaning, the English test, the exact keyword count, and the duplicate</w:t>
+      </w:r>
+      <w:r>
+        <w:t xml:space="preserve"> </w:t>
+      </w:r>
+      <w:r>
+        <w:t xml:space="preserve">and boilerplate keys. The per-document part of pass 2 and of the leakage audit go to workers as well.</w:t>
       </w:r>
     </w:p>
     <w:p>
@@ -13755,7 +14559,7 @@
         <w:pStyle w:val="Compact"/>
         <w:numPr>
           <w:ilvl w:val="0"/>
-          <w:numId w:val="1039"/>
+          <w:numId w:val="1043"/>
         </w:numPr>
       </w:pPr>
       <w:r>
@@ -13763,19 +14567,19 @@
           <w:b/>
           <w:bCs/>
         </w:rPr>
-        <w:t xml:space="preserve">Speed:</w:t>
-      </w:r>
-      <w:r>
-        <w:t xml:space="preserve"> </w:t>
-      </w:r>
-      <w:r>
-        <w:t xml:space="preserve">on FineWeb-Edu the reading pass ran twice as fast with 6 workers while another build shared the</w:t>
-      </w:r>
-      <w:r>
-        <w:t xml:space="preserve"> </w:t>
-      </w:r>
-      <w:r>
-        <w:t xml:space="preserve">machine, and pass 2 ran 3.2 times as fast. Expect about 3 times overall on an idle machine.</w:t>
+        <w:t xml:space="preserve">Same output:</w:t>
+      </w:r>
+      <w:r>
+        <w:t xml:space="preserve"> </w:t>
+      </w:r>
+      <w:r>
+        <w:t xml:space="preserve">results come back in the original order, so the dataset is byte-identical for any number of</w:t>
+      </w:r>
+      <w:r>
+        <w:t xml:space="preserve"> </w:t>
+      </w:r>
+      <w:r>
+        <w:t xml:space="preserve">workers; a test checks this.</w:t>
       </w:r>
     </w:p>
     <w:p>
@@ -13783,7 +14587,7 @@
         <w:pStyle w:val="Compact"/>
         <w:numPr>
           <w:ilvl w:val="0"/>
-          <w:numId w:val="1039"/>
+          <w:numId w:val="1043"/>
         </w:numPr>
       </w:pPr>
       <w:r>
@@ -13791,39 +14595,67 @@
           <w:b/>
           <w:bCs/>
         </w:rPr>
-        <w:t xml:space="preserve">Near-duplicates on large corpora:</w:t>
-      </w:r>
-      <w:r>
-        <w:t xml:space="preserve"> </w:t>
-      </w:r>
-      <w:r>
-        <w:t xml:space="preserve">detection now runs up to 2 million documents (</w:t>
-      </w:r>
-      <w:r>
-        <w:rPr>
-          <w:rStyle w:val="VerbatimChar"/>
-        </w:rPr>
-        <w:t xml:space="preserve">--near-dup-max-docs</w:t>
-      </w:r>
-      <w:r>
-        <w:t xml:space="preserve">,</w:t>
-      </w:r>
-      <w:r>
-        <w:t xml:space="preserve"> </w:t>
-      </w:r>
-      <w:r>
-        <w:t xml:space="preserve">formerly 400,000). Above the old limit it had been switched off silently.</w:t>
-      </w:r>
-    </w:p>
-    <w:p>
-      <w:pPr>
-        <w:pStyle w:val="FirstParagraph"/>
+        <w:t xml:space="preserve">Speed:</w:t>
+      </w:r>
+      <w:r>
+        <w:t xml:space="preserve"> </w:t>
+      </w:r>
+      <w:r>
+        <w:t xml:space="preserve">on FineWeb-Edu the reading pass ran twice as fast with 6 workers while another build shared the</w:t>
+      </w:r>
+      <w:r>
+        <w:t xml:space="preserve"> </w:t>
+      </w:r>
+      <w:r>
+        <w:t xml:space="preserve">machine, and pass 2 ran 3.2 times as fast. Expect about 3 times overall on an idle machine.</w:t>
+      </w:r>
+    </w:p>
+    <w:p>
+      <w:pPr>
+        <w:pStyle w:val="Compact"/>
+        <w:numPr>
+          <w:ilvl w:val="0"/>
+          <w:numId w:val="1043"/>
+        </w:numPr>
       </w:pPr>
       <w:r>
         <w:rPr>
           <w:b/>
           <w:bCs/>
         </w:rPr>
+        <w:t xml:space="preserve">Near-duplicates on large corpora:</w:t>
+      </w:r>
+      <w:r>
+        <w:t xml:space="preserve"> </w:t>
+      </w:r>
+      <w:r>
+        <w:t xml:space="preserve">detection now runs up to 2 million documents (</w:t>
+      </w:r>
+      <w:r>
+        <w:rPr>
+          <w:rStyle w:val="VerbatimChar"/>
+        </w:rPr>
+        <w:t xml:space="preserve">--near-dup-max-docs</w:t>
+      </w:r>
+      <w:r>
+        <w:t xml:space="preserve">,</w:t>
+      </w:r>
+      <w:r>
+        <w:t xml:space="preserve"> </w:t>
+      </w:r>
+      <w:r>
+        <w:t xml:space="preserve">formerly 400,000). Above the old limit it had been switched off silently.</w:t>
+      </w:r>
+    </w:p>
+    <w:p>
+      <w:pPr>
+        <w:pStyle w:val="FirstParagraph"/>
+      </w:pPr>
+      <w:r>
+        <w:rPr>
+          <w:b/>
+          <w:bCs/>
+        </w:rPr>
         <w:t xml:space="preserve">Further speed-ups, if needed:</w:t>
       </w:r>
     </w:p>
@@ -13832,7 +14664,7 @@
         <w:pStyle w:val="Compact"/>
         <w:numPr>
           <w:ilvl w:val="0"/>
-          <w:numId w:val="1040"/>
+          <w:numId w:val="1044"/>
         </w:numPr>
       </w:pPr>
       <w:r>
@@ -13892,7 +14724,7 @@
         <w:pStyle w:val="Compact"/>
         <w:numPr>
           <w:ilvl w:val="0"/>
-          <w:numId w:val="1040"/>
+          <w:numId w:val="1044"/>
         </w:numPr>
       </w:pPr>
       <w:r>
@@ -13913,7 +14745,7 @@
         <w:pStyle w:val="Compact"/>
         <w:numPr>
           <w:ilvl w:val="0"/>
-          <w:numId w:val="1040"/>
+          <w:numId w:val="1044"/>
         </w:numPr>
       </w:pPr>
       <w:r>
@@ -13934,7 +14766,7 @@
         <w:pStyle w:val="Compact"/>
         <w:numPr>
           <w:ilvl w:val="0"/>
-          <w:numId w:val="1040"/>
+          <w:numId w:val="1044"/>
         </w:numPr>
       </w:pPr>
       <w:r>
@@ -13955,7 +14787,7 @@
         <w:pStyle w:val="Compact"/>
         <w:numPr>
           <w:ilvl w:val="0"/>
-          <w:numId w:val="1040"/>
+          <w:numId w:val="1044"/>
         </w:numPr>
       </w:pPr>
       <w:r>
@@ -13994,8 +14826,8 @@
         <w:t xml:space="preserve">add matches but not selectivity.</w:t>
       </w:r>
     </w:p>
-    <w:bookmarkEnd w:id="44"/>
-    <w:bookmarkStart w:id="45" w:name="X94ef1ff796aac1cc9e44d72727e00c60c26242e"/>
+    <w:bookmarkEnd w:id="45"/>
+    <w:bookmarkStart w:id="46" w:name="X94ef1ff796aac1cc9e44d72727e00c60c26242e"/>
     <w:p>
       <w:pPr>
         <w:pStyle w:val="Heading2"/>
@@ -14052,7 +14884,7 @@
         <w:pStyle w:val="Compact"/>
         <w:numPr>
           <w:ilvl w:val="0"/>
-          <w:numId w:val="1041"/>
+          <w:numId w:val="1045"/>
         </w:numPr>
       </w:pPr>
       <w:r>
@@ -14098,7 +14930,7 @@
         <w:pStyle w:val="Compact"/>
         <w:numPr>
           <w:ilvl w:val="0"/>
-          <w:numId w:val="1041"/>
+          <w:numId w:val="1045"/>
         </w:numPr>
       </w:pPr>
       <w:r>
@@ -14120,7 +14952,7 @@
         <w:pStyle w:val="Compact"/>
         <w:numPr>
           <w:ilvl w:val="0"/>
-          <w:numId w:val="1041"/>
+          <w:numId w:val="1045"/>
         </w:numPr>
       </w:pPr>
       <w:r>
@@ -14214,7 +15046,7 @@
         <w:pStyle w:val="Compact"/>
         <w:numPr>
           <w:ilvl w:val="0"/>
-          <w:numId w:val="1041"/>
+          <w:numId w:val="1045"/>
         </w:numPr>
       </w:pPr>
       <w:r>
@@ -14338,7 +15170,7 @@
         <w:pStyle w:val="Compact"/>
         <w:numPr>
           <w:ilvl w:val="0"/>
-          <w:numId w:val="1041"/>
+          <w:numId w:val="1045"/>
         </w:numPr>
       </w:pPr>
       <w:r>
@@ -14355,8 +15187,8 @@
         <w:t xml:space="preserve">duplicates and repeated boilerplate lines (a few per cent).</w:t>
       </w:r>
     </w:p>
-    <w:bookmarkEnd w:id="45"/>
-    <w:bookmarkStart w:id="46" w:name="cleaning-deduplication-split-and-audit"/>
+    <w:bookmarkEnd w:id="46"/>
+    <w:bookmarkStart w:id="47" w:name="cleaning-deduplication-split-and-audit"/>
     <w:p>
       <w:pPr>
         <w:pStyle w:val="Heading2"/>
@@ -14379,7 +15211,7 @@
         <w:pStyle w:val="Compact"/>
         <w:numPr>
           <w:ilvl w:val="0"/>
-          <w:numId w:val="1042"/>
+          <w:numId w:val="1046"/>
         </w:numPr>
       </w:pPr>
       <w:r>
@@ -14407,7 +15239,7 @@
         <w:pStyle w:val="Compact"/>
         <w:numPr>
           <w:ilvl w:val="0"/>
-          <w:numId w:val="1042"/>
+          <w:numId w:val="1046"/>
         </w:numPr>
       </w:pPr>
       <w:r>
@@ -14451,7 +15283,7 @@
         <w:pStyle w:val="Compact"/>
         <w:numPr>
           <w:ilvl w:val="0"/>
-          <w:numId w:val="1042"/>
+          <w:numId w:val="1046"/>
         </w:numPr>
       </w:pPr>
       <w:r>
@@ -14497,7 +15329,7 @@
         <w:pStyle w:val="Compact"/>
         <w:numPr>
           <w:ilvl w:val="0"/>
-          <w:numId w:val="1042"/>
+          <w:numId w:val="1046"/>
         </w:numPr>
       </w:pPr>
       <w:r>
@@ -14522,7 +15354,7 @@
         <w:pStyle w:val="Compact"/>
         <w:numPr>
           <w:ilvl w:val="0"/>
-          <w:numId w:val="1042"/>
+          <w:numId w:val="1046"/>
         </w:numPr>
       </w:pPr>
       <w:r>
@@ -14565,7 +15397,7 @@
         <w:pStyle w:val="Compact"/>
         <w:numPr>
           <w:ilvl w:val="0"/>
-          <w:numId w:val="1042"/>
+          <w:numId w:val="1046"/>
         </w:numPr>
       </w:pPr>
       <w:r>
@@ -14611,8 +15443,8 @@
         <w:t xml:space="preserve">inside the dataset folder, per source and per reason.</w:t>
       </w:r>
     </w:p>
-    <w:bookmarkEnd w:id="46"/>
-    <w:bookmarkStart w:id="47" w:name="X9bdd5544e1f332161ce69c21b8c82062f563dfc"/>
+    <w:bookmarkEnd w:id="47"/>
+    <w:bookmarkStart w:id="48" w:name="X9bdd5544e1f332161ce69c21b8c82062f563dfc"/>
     <w:p>
       <w:pPr>
         <w:pStyle w:val="Heading2"/>
@@ -14982,7 +15814,7 @@
         <w:pStyle w:val="Compact"/>
         <w:numPr>
           <w:ilvl w:val="0"/>
-          <w:numId w:val="1043"/>
+          <w:numId w:val="1047"/>
         </w:numPr>
       </w:pPr>
       <w:r>
@@ -15019,7 +15851,7 @@
         <w:pStyle w:val="Compact"/>
         <w:numPr>
           <w:ilvl w:val="0"/>
-          <w:numId w:val="1043"/>
+          <w:numId w:val="1047"/>
         </w:numPr>
       </w:pPr>
       <w:r>
@@ -15041,7 +15873,7 @@
         <w:pStyle w:val="Compact"/>
         <w:numPr>
           <w:ilvl w:val="0"/>
-          <w:numId w:val="1043"/>
+          <w:numId w:val="1047"/>
         </w:numPr>
       </w:pPr>
       <w:r>
@@ -15064,8 +15896,8 @@
         <w:t xml:space="preserve">pick them up.</w:t>
       </w:r>
     </w:p>
-    <w:bookmarkEnd w:id="47"/>
-    <w:bookmarkStart w:id="48" w:name="Xc4591382f4fd028a28f1b17bee47be5b816a3b4"/>
+    <w:bookmarkEnd w:id="48"/>
+    <w:bookmarkStart w:id="49" w:name="Xc4591382f4fd028a28f1b17bee47be5b816a3b4"/>
     <w:p>
       <w:pPr>
         <w:pStyle w:val="Heading2"/>
@@ -15099,7 +15931,7 @@
         <w:pStyle w:val="Compact"/>
         <w:numPr>
           <w:ilvl w:val="0"/>
-          <w:numId w:val="1044"/>
+          <w:numId w:val="1048"/>
         </w:numPr>
       </w:pPr>
       <w:r>
@@ -15145,7 +15977,7 @@
         <w:pStyle w:val="Compact"/>
         <w:numPr>
           <w:ilvl w:val="0"/>
-          <w:numId w:val="1044"/>
+          <w:numId w:val="1048"/>
         </w:numPr>
       </w:pPr>
       <w:r>
@@ -15179,7 +16011,7 @@
         <w:pStyle w:val="Compact"/>
         <w:numPr>
           <w:ilvl w:val="0"/>
-          <w:numId w:val="1044"/>
+          <w:numId w:val="1048"/>
         </w:numPr>
       </w:pPr>
       <w:r>
@@ -15225,7 +16057,7 @@
         <w:pStyle w:val="Compact"/>
         <w:numPr>
           <w:ilvl w:val="0"/>
-          <w:numId w:val="1045"/>
+          <w:numId w:val="1049"/>
         </w:numPr>
       </w:pPr>
       <w:r>
@@ -15253,7 +16085,7 @@
         <w:pStyle w:val="Compact"/>
         <w:numPr>
           <w:ilvl w:val="0"/>
-          <w:numId w:val="1045"/>
+          <w:numId w:val="1049"/>
         </w:numPr>
       </w:pPr>
       <w:r>
@@ -15338,7 +16170,7 @@
         <w:pStyle w:val="Compact"/>
         <w:numPr>
           <w:ilvl w:val="0"/>
-          <w:numId w:val="1045"/>
+          <w:numId w:val="1049"/>
         </w:numPr>
       </w:pPr>
       <w:r>
@@ -15360,7 +16192,7 @@
         <w:pStyle w:val="Compact"/>
         <w:numPr>
           <w:ilvl w:val="0"/>
-          <w:numId w:val="1045"/>
+          <w:numId w:val="1049"/>
         </w:numPr>
       </w:pPr>
       <w:r>
@@ -15398,8 +16230,8 @@
         <w:t xml:space="preserve">before publishing a model trained on them.</w:t>
       </w:r>
     </w:p>
-    <w:bookmarkEnd w:id="48"/>
-    <w:bookmarkStart w:id="49" w:name="Xfc3d086a28d050a6fd537126ae8e168cdb8bdcc"/>
+    <w:bookmarkEnd w:id="49"/>
+    <w:bookmarkStart w:id="50" w:name="Xfc3d086a28d050a6fd537126ae8e168cdb8bdcc"/>
     <w:p>
       <w:pPr>
         <w:pStyle w:val="Heading2"/>
@@ -15477,7 +16309,7 @@
         <w:pStyle w:val="Compact"/>
         <w:numPr>
           <w:ilvl w:val="0"/>
-          <w:numId w:val="1046"/>
+          <w:numId w:val="1050"/>
         </w:numPr>
       </w:pPr>
       <w:r>
@@ -15496,7 +16328,7 @@
         <w:pStyle w:val="Compact"/>
         <w:numPr>
           <w:ilvl w:val="0"/>
-          <w:numId w:val="1046"/>
+          <w:numId w:val="1050"/>
         </w:numPr>
       </w:pPr>
       <w:r>
@@ -15515,7 +16347,7 @@
         <w:pStyle w:val="Compact"/>
         <w:numPr>
           <w:ilvl w:val="0"/>
-          <w:numId w:val="1046"/>
+          <w:numId w:val="1050"/>
         </w:numPr>
       </w:pPr>
       <w:r>
@@ -15588,7 +16420,7 @@
         <w:pStyle w:val="Compact"/>
         <w:numPr>
           <w:ilvl w:val="0"/>
-          <w:numId w:val="1047"/>
+          <w:numId w:val="1051"/>
         </w:numPr>
       </w:pPr>
       <w:r>
@@ -15658,7 +16490,7 @@
         <w:pStyle w:val="Compact"/>
         <w:numPr>
           <w:ilvl w:val="0"/>
-          <w:numId w:val="1047"/>
+          <w:numId w:val="1051"/>
         </w:numPr>
       </w:pPr>
       <w:r>
@@ -15686,7 +16518,7 @@
         <w:pStyle w:val="Compact"/>
         <w:numPr>
           <w:ilvl w:val="0"/>
-          <w:numId w:val="1047"/>
+          <w:numId w:val="1051"/>
         </w:numPr>
       </w:pPr>
       <w:r>
@@ -15753,7 +16585,7 @@
         <w:pStyle w:val="Compact"/>
         <w:numPr>
           <w:ilvl w:val="0"/>
-          <w:numId w:val="1047"/>
+          <w:numId w:val="1051"/>
         </w:numPr>
       </w:pPr>
       <w:r>
@@ -15775,7 +16607,7 @@
         <w:pStyle w:val="Compact"/>
         <w:numPr>
           <w:ilvl w:val="0"/>
-          <w:numId w:val="1047"/>
+          <w:numId w:val="1051"/>
         </w:numPr>
       </w:pPr>
       <w:r>
@@ -15833,7 +16665,7 @@
         <w:pStyle w:val="Compact"/>
         <w:numPr>
           <w:ilvl w:val="0"/>
-          <w:numId w:val="1047"/>
+          <w:numId w:val="1051"/>
         </w:numPr>
       </w:pPr>
       <w:r>
@@ -15865,8 +16697,8 @@
         <w:t xml:space="preserve">keeps only those.</w:t>
       </w:r>
     </w:p>
-    <w:bookmarkEnd w:id="49"/>
-    <w:bookmarkStart w:id="50" w:name="more-data-worth-getting"/>
+    <w:bookmarkEnd w:id="50"/>
+    <w:bookmarkStart w:id="51" w:name="more-data-worth-getting"/>
     <w:p>
       <w:pPr>
         <w:pStyle w:val="Heading2"/>
@@ -16816,8 +17648,8 @@
         <w:t xml:space="preserve">section 29A) allows text-and-data-mining copies for non-commercial research.</w:t>
       </w:r>
     </w:p>
-    <w:bookmarkEnd w:id="50"/>
-    <w:bookmarkStart w:id="51" w:name="gwas-summary-statistics"/>
+    <w:bookmarkEnd w:id="51"/>
+    <w:bookmarkStart w:id="52" w:name="gwas-summary-statistics"/>
     <w:p>
       <w:pPr>
         <w:pStyle w:val="Heading2"/>
@@ -16840,7 +17672,7 @@
         <w:pStyle w:val="Compact"/>
         <w:numPr>
           <w:ilvl w:val="0"/>
-          <w:numId w:val="1048"/>
+          <w:numId w:val="1052"/>
         </w:numPr>
       </w:pPr>
       <w:r>
@@ -16880,7 +17712,7 @@
         <w:pStyle w:val="Compact"/>
         <w:numPr>
           <w:ilvl w:val="0"/>
-          <w:numId w:val="1048"/>
+          <w:numId w:val="1052"/>
         </w:numPr>
       </w:pPr>
       <w:r>
@@ -16908,7 +17740,7 @@
         <w:pStyle w:val="Compact"/>
         <w:numPr>
           <w:ilvl w:val="0"/>
-          <w:numId w:val="1048"/>
+          <w:numId w:val="1052"/>
         </w:numPr>
       </w:pPr>
       <w:r>
@@ -16965,7 +17797,7 @@
         <w:pStyle w:val="Compact"/>
         <w:numPr>
           <w:ilvl w:val="0"/>
-          <w:numId w:val="1048"/>
+          <w:numId w:val="1052"/>
         </w:numPr>
       </w:pPr>
       <w:r>
@@ -16981,7 +17813,7 @@
         <w:pStyle w:val="Compact"/>
         <w:numPr>
           <w:ilvl w:val="1"/>
-          <w:numId w:val="1049"/>
+          <w:numId w:val="1053"/>
         </w:numPr>
       </w:pPr>
       <w:r>
@@ -16993,7 +17825,7 @@
         <w:pStyle w:val="Compact"/>
         <w:numPr>
           <w:ilvl w:val="1"/>
-          <w:numId w:val="1049"/>
+          <w:numId w:val="1053"/>
         </w:numPr>
       </w:pPr>
       <w:r>
@@ -17049,7 +17881,7 @@
         <w:pStyle w:val="Compact"/>
         <w:numPr>
           <w:ilvl w:val="0"/>
-          <w:numId w:val="1048"/>
+          <w:numId w:val="1052"/>
         </w:numPr>
       </w:pPr>
       <w:r>
@@ -17065,7 +17897,7 @@
         <w:pStyle w:val="Compact"/>
         <w:numPr>
           <w:ilvl w:val="1"/>
-          <w:numId w:val="1050"/>
+          <w:numId w:val="1054"/>
         </w:numPr>
       </w:pPr>
       <w:r>
@@ -17077,7 +17909,7 @@
         <w:pStyle w:val="Compact"/>
         <w:numPr>
           <w:ilvl w:val="1"/>
-          <w:numId w:val="1050"/>
+          <w:numId w:val="1054"/>
         </w:numPr>
       </w:pPr>
       <w:r>
@@ -17089,7 +17921,7 @@
         <w:pStyle w:val="Compact"/>
         <w:numPr>
           <w:ilvl w:val="1"/>
-          <w:numId w:val="1050"/>
+          <w:numId w:val="1054"/>
         </w:numPr>
       </w:pPr>
       <w:r>
@@ -17101,15 +17933,15 @@
         <w:pStyle w:val="Compact"/>
         <w:numPr>
           <w:ilvl w:val="1"/>
-          <w:numId w:val="1050"/>
+          <w:numId w:val="1054"/>
         </w:numPr>
       </w:pPr>
       <w:r>
         <w:t xml:space="preserve">licence terms, for example UK Biobank-derived results.</w:t>
       </w:r>
     </w:p>
-    <w:bookmarkEnd w:id="51"/>
-    <w:bookmarkStart w:id="52" w:name="pictures-png-in-the-future"/>
+    <w:bookmarkEnd w:id="52"/>
+    <w:bookmarkStart w:id="53" w:name="pictures-png-in-the-future"/>
     <w:p>
       <w:pPr>
         <w:pStyle w:val="Heading2"/>
@@ -17161,7 +17993,7 @@
         <w:pStyle w:val="Compact"/>
         <w:numPr>
           <w:ilvl w:val="0"/>
-          <w:numId w:val="1051"/>
+          <w:numId w:val="1055"/>
         </w:numPr>
       </w:pPr>
       <w:r>
@@ -17195,7 +18027,7 @@
         <w:pStyle w:val="Compact"/>
         <w:numPr>
           <w:ilvl w:val="0"/>
-          <w:numId w:val="1051"/>
+          <w:numId w:val="1055"/>
         </w:numPr>
       </w:pPr>
       <w:r>
@@ -17229,7 +18061,7 @@
         <w:pStyle w:val="Compact"/>
         <w:numPr>
           <w:ilvl w:val="1"/>
-          <w:numId w:val="1052"/>
+          <w:numId w:val="1056"/>
         </w:numPr>
       </w:pPr>
       <w:r>
@@ -17241,7 +18073,7 @@
         <w:pStyle w:val="Compact"/>
         <w:numPr>
           <w:ilvl w:val="1"/>
-          <w:numId w:val="1052"/>
+          <w:numId w:val="1056"/>
         </w:numPr>
       </w:pPr>
       <w:r>
@@ -17253,7 +18085,7 @@
         <w:pStyle w:val="Compact"/>
         <w:numPr>
           <w:ilvl w:val="0"/>
-          <w:numId w:val="1051"/>
+          <w:numId w:val="1055"/>
         </w:numPr>
       </w:pPr>
       <w:r>
@@ -17282,9 +18114,9 @@
         <w:t xml:space="preserve">It’s elegant, but costly to train well.</w:t>
       </w:r>
     </w:p>
-    <w:bookmarkEnd w:id="52"/>
     <w:bookmarkEnd w:id="53"/>
-    <w:bookmarkStart w:id="60" w:name="training-a-run"/>
+    <w:bookmarkEnd w:id="54"/>
+    <w:bookmarkStart w:id="61" w:name="training-a-run"/>
     <w:p>
       <w:pPr>
         <w:pStyle w:val="Heading1"/>
@@ -17302,7 +18134,7 @@
         <w:t xml:space="preserve">Training a run</w:t>
       </w:r>
     </w:p>
-    <w:bookmarkStart w:id="54" w:name="reading-the-log"/>
+    <w:bookmarkStart w:id="55" w:name="reading-the-log"/>
     <w:p>
       <w:pPr>
         <w:pStyle w:val="Heading2"/>
@@ -17800,7 +18632,7 @@
         <w:pStyle w:val="Compact"/>
         <w:numPr>
           <w:ilvl w:val="0"/>
-          <w:numId w:val="1053"/>
+          <w:numId w:val="1057"/>
         </w:numPr>
       </w:pPr>
       <w:r>
@@ -17831,7 +18663,7 @@
         <w:pStyle w:val="Compact"/>
         <w:numPr>
           <w:ilvl w:val="0"/>
-          <w:numId w:val="1053"/>
+          <w:numId w:val="1057"/>
         </w:numPr>
       </w:pPr>
       <w:r>
@@ -17871,7 +18703,7 @@
         <w:pStyle w:val="Compact"/>
         <w:numPr>
           <w:ilvl w:val="0"/>
-          <w:numId w:val="1053"/>
+          <w:numId w:val="1057"/>
         </w:numPr>
       </w:pPr>
       <w:r>
@@ -17920,7 +18752,7 @@
         <w:pStyle w:val="Compact"/>
         <w:numPr>
           <w:ilvl w:val="0"/>
-          <w:numId w:val="1053"/>
+          <w:numId w:val="1057"/>
         </w:numPr>
       </w:pPr>
       <w:r>
@@ -17994,8 +18826,8 @@
         <w:t xml:space="preserve">when starting or resuming a run.</w:t>
       </w:r>
     </w:p>
-    <w:bookmarkEnd w:id="54"/>
-    <w:bookmarkStart w:id="55" w:name="checkpoints-pausing-and-resuming"/>
+    <w:bookmarkEnd w:id="55"/>
+    <w:bookmarkStart w:id="56" w:name="checkpoints-pausing-and-resuming"/>
     <w:p>
       <w:pPr>
         <w:pStyle w:val="Heading2"/>
@@ -18018,7 +18850,7 @@
         <w:pStyle w:val="Compact"/>
         <w:numPr>
           <w:ilvl w:val="0"/>
-          <w:numId w:val="1054"/>
+          <w:numId w:val="1058"/>
         </w:numPr>
       </w:pPr>
       <w:r>
@@ -18055,7 +18887,7 @@
         <w:pStyle w:val="Compact"/>
         <w:numPr>
           <w:ilvl w:val="1"/>
-          <w:numId w:val="1055"/>
+          <w:numId w:val="1059"/>
         </w:numPr>
       </w:pPr>
       <w:r>
@@ -18067,7 +18899,7 @@
         <w:pStyle w:val="Compact"/>
         <w:numPr>
           <w:ilvl w:val="1"/>
-          <w:numId w:val="1055"/>
+          <w:numId w:val="1059"/>
         </w:numPr>
       </w:pPr>
       <w:r>
@@ -18079,7 +18911,7 @@
         <w:pStyle w:val="Compact"/>
         <w:numPr>
           <w:ilvl w:val="1"/>
-          <w:numId w:val="1055"/>
+          <w:numId w:val="1059"/>
         </w:numPr>
       </w:pPr>
       <w:r>
@@ -18091,7 +18923,7 @@
         <w:pStyle w:val="Compact"/>
         <w:numPr>
           <w:ilvl w:val="1"/>
-          <w:numId w:val="1055"/>
+          <w:numId w:val="1059"/>
         </w:numPr>
       </w:pPr>
       <w:r>
@@ -18103,7 +18935,7 @@
         <w:pStyle w:val="Compact"/>
         <w:numPr>
           <w:ilvl w:val="1"/>
-          <w:numId w:val="1055"/>
+          <w:numId w:val="1059"/>
         </w:numPr>
       </w:pPr>
       <w:r>
@@ -18115,7 +18947,7 @@
         <w:pStyle w:val="Compact"/>
         <w:numPr>
           <w:ilvl w:val="1"/>
-          <w:numId w:val="1055"/>
+          <w:numId w:val="1059"/>
         </w:numPr>
       </w:pPr>
       <w:r>
@@ -18127,7 +18959,7 @@
         <w:pStyle w:val="Compact"/>
         <w:numPr>
           <w:ilvl w:val="0"/>
-          <w:numId w:val="1054"/>
+          <w:numId w:val="1058"/>
         </w:numPr>
       </w:pPr>
       <w:r>
@@ -18149,7 +18981,7 @@
         <w:pStyle w:val="Compact"/>
         <w:numPr>
           <w:ilvl w:val="0"/>
-          <w:numId w:val="1054"/>
+          <w:numId w:val="1058"/>
         </w:numPr>
       </w:pPr>
       <w:r>
@@ -18176,7 +19008,7 @@
         <w:pStyle w:val="Compact"/>
         <w:numPr>
           <w:ilvl w:val="0"/>
-          <w:numId w:val="1054"/>
+          <w:numId w:val="1058"/>
         </w:numPr>
       </w:pPr>
       <w:r>
@@ -18225,7 +19057,7 @@
         <w:pStyle w:val="Compact"/>
         <w:numPr>
           <w:ilvl w:val="0"/>
-          <w:numId w:val="1054"/>
+          <w:numId w:val="1058"/>
         </w:numPr>
       </w:pPr>
       <w:r>
@@ -18267,7 +19099,7 @@
         <w:pStyle w:val="Compact"/>
         <w:numPr>
           <w:ilvl w:val="0"/>
-          <w:numId w:val="1054"/>
+          <w:numId w:val="1058"/>
         </w:numPr>
       </w:pPr>
       <w:r>
@@ -18292,8 +19124,8 @@
         <w:t xml:space="preserve">then renamed.</w:t>
       </w:r>
     </w:p>
-    <w:bookmarkEnd w:id="55"/>
-    <w:bookmarkStart w:id="56" w:name="Xce23c4353a139fefc25bd39ebff21fc6eef92b5"/>
+    <w:bookmarkEnd w:id="56"/>
+    <w:bookmarkStart w:id="57" w:name="Xce23c4353a139fefc25bd39ebff21fc6eef92b5"/>
     <w:p>
       <w:pPr>
         <w:pStyle w:val="Heading2"/>
@@ -18355,7 +19187,7 @@
         <w:pStyle w:val="Compact"/>
         <w:numPr>
           <w:ilvl w:val="0"/>
-          <w:numId w:val="1056"/>
+          <w:numId w:val="1060"/>
         </w:numPr>
       </w:pPr>
       <w:r>
@@ -18472,7 +19304,7 @@
         <w:pStyle w:val="Compact"/>
         <w:numPr>
           <w:ilvl w:val="0"/>
-          <w:numId w:val="1056"/>
+          <w:numId w:val="1060"/>
         </w:numPr>
       </w:pPr>
       <w:r>
@@ -18579,8 +19411,8 @@
         <w:t xml:space="preserve">first data splits new-field words into more pieces (slightly less efficient, still correct).</w:t>
       </w:r>
     </w:p>
-    <w:bookmarkEnd w:id="56"/>
-    <w:bookmarkStart w:id="57" w:name="the-experiments-table"/>
+    <w:bookmarkEnd w:id="57"/>
+    <w:bookmarkStart w:id="58" w:name="the-experiments-table"/>
     <w:p>
       <w:pPr>
         <w:pStyle w:val="Heading2"/>
@@ -18623,7 +19455,7 @@
         <w:pStyle w:val="Compact"/>
         <w:numPr>
           <w:ilvl w:val="0"/>
-          <w:numId w:val="1057"/>
+          <w:numId w:val="1061"/>
         </w:numPr>
       </w:pPr>
       <w:r>
@@ -18681,7 +19513,7 @@
         <w:pStyle w:val="Compact"/>
         <w:numPr>
           <w:ilvl w:val="0"/>
-          <w:numId w:val="1057"/>
+          <w:numId w:val="1061"/>
         </w:numPr>
       </w:pPr>
       <w:r>
@@ -18703,7 +19535,7 @@
         <w:pStyle w:val="Compact"/>
         <w:numPr>
           <w:ilvl w:val="0"/>
-          <w:numId w:val="1057"/>
+          <w:numId w:val="1061"/>
         </w:numPr>
       </w:pPr>
       <w:r>
@@ -18742,8 +19574,8 @@
         <w:t xml:space="preserve">column.</w:t>
       </w:r>
     </w:p>
-    <w:bookmarkEnd w:id="57"/>
-    <w:bookmarkStart w:id="58" w:name="energy-carbon-and-cost"/>
+    <w:bookmarkEnd w:id="58"/>
+    <w:bookmarkStart w:id="59" w:name="energy-carbon-and-cost"/>
     <w:p>
       <w:pPr>
         <w:pStyle w:val="Heading2"/>
@@ -18858,7 +19690,7 @@
         <w:pStyle w:val="Compact"/>
         <w:numPr>
           <w:ilvl w:val="0"/>
-          <w:numId w:val="1058"/>
+          <w:numId w:val="1062"/>
         </w:numPr>
       </w:pPr>
       <w:r>
@@ -18886,7 +19718,7 @@
         <w:pStyle w:val="Compact"/>
         <w:numPr>
           <w:ilvl w:val="0"/>
-          <w:numId w:val="1058"/>
+          <w:numId w:val="1062"/>
         </w:numPr>
       </w:pPr>
       <w:r>
@@ -18923,7 +19755,7 @@
         <w:pStyle w:val="Compact"/>
         <w:numPr>
           <w:ilvl w:val="0"/>
-          <w:numId w:val="1058"/>
+          <w:numId w:val="1062"/>
         </w:numPr>
       </w:pPr>
       <w:r>
@@ -18966,7 +19798,7 @@
         <w:pStyle w:val="Compact"/>
         <w:numPr>
           <w:ilvl w:val="0"/>
-          <w:numId w:val="1058"/>
+          <w:numId w:val="1062"/>
         </w:numPr>
       </w:pPr>
       <w:r>
@@ -19060,7 +19892,7 @@
         <w:pStyle w:val="Compact"/>
         <w:numPr>
           <w:ilvl w:val="0"/>
-          <w:numId w:val="1058"/>
+          <w:numId w:val="1062"/>
         </w:numPr>
       </w:pPr>
       <w:r>
@@ -19091,8 +19923,8 @@
         <w:t xml:space="preserve">about as much electricity as boiling a full kettle four times (about 0.17 kWh each).</w:t>
       </w:r>
     </w:p>
-    <w:bookmarkEnd w:id="58"/>
-    <w:bookmarkStart w:id="59" w:name="exporting-a-model"/>
+    <w:bookmarkEnd w:id="59"/>
+    <w:bookmarkStart w:id="60" w:name="exporting-a-model"/>
     <w:p>
       <w:pPr>
         <w:pStyle w:val="Heading2"/>
@@ -19310,9 +20142,9 @@
         </w:tc>
       </w:tr>
     </w:tbl>
-    <w:bookmarkEnd w:id="59"/>
     <w:bookmarkEnd w:id="60"/>
-    <w:bookmarkStart w:id="66" w:name="evaluating-a-model"/>
+    <w:bookmarkEnd w:id="61"/>
+    <w:bookmarkStart w:id="67" w:name="evaluating-a-model"/>
     <w:p>
       <w:pPr>
         <w:pStyle w:val="Heading1"/>
@@ -19330,7 +20162,7 @@
         <w:t xml:space="preserve">Evaluating a model</w:t>
       </w:r>
     </w:p>
-    <w:bookmarkStart w:id="61" w:name="loss-perplexity-and-bits-per-byte"/>
+    <w:bookmarkStart w:id="62" w:name="loss-perplexity-and-bits-per-byte"/>
     <w:p>
       <w:pPr>
         <w:pStyle w:val="Heading2"/>
@@ -19353,7 +20185,7 @@
         <w:pStyle w:val="Compact"/>
         <w:numPr>
           <w:ilvl w:val="0"/>
-          <w:numId w:val="1059"/>
+          <w:numId w:val="1063"/>
         </w:numPr>
       </w:pPr>
       <w:r>
@@ -19375,7 +20207,7 @@
         <w:pStyle w:val="Compact"/>
         <w:numPr>
           <w:ilvl w:val="0"/>
-          <w:numId w:val="1059"/>
+          <w:numId w:val="1063"/>
         </w:numPr>
       </w:pPr>
       <w:r>
@@ -19397,7 +20229,7 @@
         <w:pStyle w:val="Compact"/>
         <w:numPr>
           <w:ilvl w:val="0"/>
-          <w:numId w:val="1059"/>
+          <w:numId w:val="1063"/>
         </w:numPr>
       </w:pPr>
       <w:r>
@@ -19447,8 +20279,8 @@
         <w:t xml:space="preserve">tokenizers or vocabulary sizes.</w:t>
       </w:r>
     </w:p>
-    <w:bookmarkEnd w:id="61"/>
-    <w:bookmarkStart w:id="62" w:name="the-fact-benchmark"/>
+    <w:bookmarkEnd w:id="62"/>
+    <w:bookmarkStart w:id="63" w:name="the-fact-benchmark"/>
     <w:p>
       <w:pPr>
         <w:pStyle w:val="Heading2"/>
@@ -19628,7 +20460,7 @@
         <w:pStyle w:val="Compact"/>
         <w:numPr>
           <w:ilvl w:val="0"/>
-          <w:numId w:val="1060"/>
+          <w:numId w:val="1064"/>
         </w:numPr>
       </w:pPr>
       <w:r>
@@ -19680,7 +20512,7 @@
         <w:pStyle w:val="Compact"/>
         <w:numPr>
           <w:ilvl w:val="0"/>
-          <w:numId w:val="1060"/>
+          <w:numId w:val="1064"/>
         </w:numPr>
       </w:pPr>
       <w:r>
@@ -19704,7 +20536,7 @@
         <w:pStyle w:val="Compact"/>
         <w:numPr>
           <w:ilvl w:val="0"/>
-          <w:numId w:val="1060"/>
+          <w:numId w:val="1064"/>
         </w:numPr>
       </w:pPr>
       <w:r>
@@ -19728,7 +20560,7 @@
         <w:pStyle w:val="Compact"/>
         <w:numPr>
           <w:ilvl w:val="0"/>
-          <w:numId w:val="1061"/>
+          <w:numId w:val="1065"/>
         </w:numPr>
       </w:pPr>
       <w:r>
@@ -19740,7 +20572,7 @@
         <w:pStyle w:val="Compact"/>
         <w:numPr>
           <w:ilvl w:val="1"/>
-          <w:numId w:val="1062"/>
+          <w:numId w:val="1066"/>
         </w:numPr>
       </w:pPr>
       <w:r>
@@ -19752,7 +20584,7 @@
         <w:pStyle w:val="Compact"/>
         <w:numPr>
           <w:ilvl w:val="1"/>
-          <w:numId w:val="1062"/>
+          <w:numId w:val="1066"/>
         </w:numPr>
       </w:pPr>
       <w:r>
@@ -19764,7 +20596,7 @@
         <w:pStyle w:val="Compact"/>
         <w:numPr>
           <w:ilvl w:val="1"/>
-          <w:numId w:val="1062"/>
+          <w:numId w:val="1066"/>
         </w:numPr>
       </w:pPr>
       <w:r>
@@ -19776,7 +20608,7 @@
         <w:pStyle w:val="Compact"/>
         <w:numPr>
           <w:ilvl w:val="0"/>
-          <w:numId w:val="1061"/>
+          <w:numId w:val="1065"/>
         </w:numPr>
       </w:pPr>
       <w:r>
@@ -19788,7 +20620,7 @@
         <w:pStyle w:val="Compact"/>
         <w:numPr>
           <w:ilvl w:val="1"/>
-          <w:numId w:val="1063"/>
+          <w:numId w:val="1067"/>
         </w:numPr>
       </w:pPr>
       <w:r>
@@ -19800,7 +20632,7 @@
         <w:pStyle w:val="Compact"/>
         <w:numPr>
           <w:ilvl w:val="1"/>
-          <w:numId w:val="1063"/>
+          <w:numId w:val="1067"/>
         </w:numPr>
       </w:pPr>
       <w:r>
@@ -19812,7 +20644,7 @@
         <w:pStyle w:val="Compact"/>
         <w:numPr>
           <w:ilvl w:val="1"/>
-          <w:numId w:val="1063"/>
+          <w:numId w:val="1067"/>
         </w:numPr>
       </w:pPr>
       <w:r>
@@ -19824,7 +20656,7 @@
         <w:pStyle w:val="Compact"/>
         <w:numPr>
           <w:ilvl w:val="1"/>
-          <w:numId w:val="1063"/>
+          <w:numId w:val="1067"/>
         </w:numPr>
       </w:pPr>
       <w:r>
@@ -19848,7 +20680,7 @@
         <w:pStyle w:val="Compact"/>
         <w:numPr>
           <w:ilvl w:val="0"/>
-          <w:numId w:val="1061"/>
+          <w:numId w:val="1065"/>
         </w:numPr>
       </w:pPr>
       <w:r>
@@ -19891,7 +20723,7 @@
         <w:pStyle w:val="Compact"/>
         <w:numPr>
           <w:ilvl w:val="0"/>
-          <w:numId w:val="1064"/>
+          <w:numId w:val="1068"/>
         </w:numPr>
       </w:pPr>
       <w:r>
@@ -19925,7 +20757,7 @@
         <w:pStyle w:val="Compact"/>
         <w:numPr>
           <w:ilvl w:val="0"/>
-          <w:numId w:val="1064"/>
+          <w:numId w:val="1068"/>
         </w:numPr>
       </w:pPr>
       <w:r>
@@ -19965,7 +20797,7 @@
         <w:pStyle w:val="Compact"/>
         <w:numPr>
           <w:ilvl w:val="1"/>
-          <w:numId w:val="1065"/>
+          <w:numId w:val="1069"/>
         </w:numPr>
       </w:pPr>
       <w:r>
@@ -19992,7 +20824,7 @@
         <w:pStyle w:val="Compact"/>
         <w:numPr>
           <w:ilvl w:val="1"/>
-          <w:numId w:val="1065"/>
+          <w:numId w:val="1069"/>
         </w:numPr>
       </w:pPr>
       <w:r>
@@ -20004,7 +20836,7 @@
         <w:pStyle w:val="Compact"/>
         <w:numPr>
           <w:ilvl w:val="1"/>
-          <w:numId w:val="1065"/>
+          <w:numId w:val="1069"/>
         </w:numPr>
       </w:pPr>
       <w:r>
@@ -20016,7 +20848,7 @@
         <w:pStyle w:val="Compact"/>
         <w:numPr>
           <w:ilvl w:val="1"/>
-          <w:numId w:val="1065"/>
+          <w:numId w:val="1069"/>
         </w:numPr>
       </w:pPr>
       <w:r>
@@ -20040,7 +20872,7 @@
         <w:pStyle w:val="Compact"/>
         <w:numPr>
           <w:ilvl w:val="0"/>
-          <w:numId w:val="1064"/>
+          <w:numId w:val="1068"/>
         </w:numPr>
       </w:pPr>
       <w:r>
@@ -20150,7 +20982,7 @@
         <w:pStyle w:val="Compact"/>
         <w:numPr>
           <w:ilvl w:val="0"/>
-          <w:numId w:val="1066"/>
+          <w:numId w:val="1070"/>
         </w:numPr>
       </w:pPr>
       <w:r>
@@ -20226,7 +21058,7 @@
         <w:pStyle w:val="Compact"/>
         <w:numPr>
           <w:ilvl w:val="0"/>
-          <w:numId w:val="1066"/>
+          <w:numId w:val="1070"/>
         </w:numPr>
       </w:pPr>
       <w:r>
@@ -20248,7 +21080,7 @@
         <w:pStyle w:val="Compact"/>
         <w:numPr>
           <w:ilvl w:val="0"/>
-          <w:numId w:val="1066"/>
+          <w:numId w:val="1070"/>
         </w:numPr>
       </w:pPr>
       <w:r>
@@ -20270,7 +21102,7 @@
         <w:pStyle w:val="Compact"/>
         <w:numPr>
           <w:ilvl w:val="0"/>
-          <w:numId w:val="1066"/>
+          <w:numId w:val="1070"/>
         </w:numPr>
       </w:pPr>
       <w:r>
@@ -20298,7 +21130,7 @@
         <w:pStyle w:val="Compact"/>
         <w:numPr>
           <w:ilvl w:val="0"/>
-          <w:numId w:val="1066"/>
+          <w:numId w:val="1070"/>
         </w:numPr>
       </w:pPr>
       <w:r>
@@ -20665,7 +21497,7 @@
         <w:pStyle w:val="Compact"/>
         <w:numPr>
           <w:ilvl w:val="0"/>
-          <w:numId w:val="1067"/>
+          <w:numId w:val="1071"/>
         </w:numPr>
       </w:pPr>
       <w:r>
@@ -20687,7 +21519,7 @@
         <w:pStyle w:val="Compact"/>
         <w:numPr>
           <w:ilvl w:val="0"/>
-          <w:numId w:val="1067"/>
+          <w:numId w:val="1071"/>
         </w:numPr>
       </w:pPr>
       <w:r>
@@ -20715,7 +21547,7 @@
         <w:pStyle w:val="Compact"/>
         <w:numPr>
           <w:ilvl w:val="1"/>
-          <w:numId w:val="1068"/>
+          <w:numId w:val="1072"/>
         </w:numPr>
       </w:pPr>
       <m:oMath>
@@ -20789,7 +21621,7 @@
         <w:pStyle w:val="Compact"/>
         <w:numPr>
           <w:ilvl w:val="1"/>
-          <w:numId w:val="1068"/>
+          <w:numId w:val="1072"/>
         </w:numPr>
       </w:pPr>
       <m:oMath>
@@ -20836,7 +21668,7 @@
         <w:pStyle w:val="Compact"/>
         <w:numPr>
           <w:ilvl w:val="1"/>
-          <w:numId w:val="1068"/>
+          <w:numId w:val="1072"/>
         </w:numPr>
       </w:pPr>
       <m:oMath>
@@ -20939,7 +21771,7 @@
         <w:pStyle w:val="Compact"/>
         <w:numPr>
           <w:ilvl w:val="0"/>
-          <w:numId w:val="1067"/>
+          <w:numId w:val="1071"/>
         </w:numPr>
       </w:pPr>
       <w:r>
@@ -20980,8 +21812,8 @@
         <w:t xml:space="preserve">add lines in the same tab-separated format. Keep them out of every training set.</w:t>
       </w:r>
     </w:p>
-    <w:bookmarkEnd w:id="62"/>
-    <w:bookmarkStart w:id="63" w:name="Xd55aac8070434e0efdbeb1fff754f7b8fd345b5"/>
+    <w:bookmarkEnd w:id="63"/>
+    <w:bookmarkStart w:id="64" w:name="Xd55aac8070434e0efdbeb1fff754f7b8fd345b5"/>
     <w:p>
       <w:pPr>
         <w:pStyle w:val="Heading2"/>
@@ -21015,7 +21847,7 @@
         <w:pStyle w:val="Compact"/>
         <w:numPr>
           <w:ilvl w:val="0"/>
-          <w:numId w:val="1069"/>
+          <w:numId w:val="1073"/>
         </w:numPr>
       </w:pPr>
       <w:r>
@@ -21027,7 +21859,7 @@
         <w:pStyle w:val="Compact"/>
         <w:numPr>
           <w:ilvl w:val="0"/>
-          <w:numId w:val="1069"/>
+          <w:numId w:val="1073"/>
         </w:numPr>
       </w:pPr>
       <w:r>
@@ -21039,7 +21871,7 @@
         <w:pStyle w:val="Compact"/>
         <w:numPr>
           <w:ilvl w:val="0"/>
-          <w:numId w:val="1069"/>
+          <w:numId w:val="1073"/>
         </w:numPr>
       </w:pPr>
       <w:r>
@@ -21099,7 +21931,7 @@
         <w:pStyle w:val="Compact"/>
         <w:numPr>
           <w:ilvl w:val="0"/>
-          <w:numId w:val="1070"/>
+          <w:numId w:val="1074"/>
         </w:numPr>
       </w:pPr>
       <w:r>
@@ -21111,7 +21943,7 @@
         <w:pStyle w:val="Compact"/>
         <w:numPr>
           <w:ilvl w:val="0"/>
-          <w:numId w:val="1070"/>
+          <w:numId w:val="1074"/>
         </w:numPr>
       </w:pPr>
       <w:r>
@@ -21123,15 +21955,15 @@
         <w:pStyle w:val="Compact"/>
         <w:numPr>
           <w:ilvl w:val="0"/>
-          <w:numId w:val="1070"/>
+          <w:numId w:val="1074"/>
         </w:numPr>
       </w:pPr>
       <w:r>
         <w:t xml:space="preserve">The table is printed per source, saved as a CSV next to A, and recorded in experiments.csv.</w:t>
       </w:r>
     </w:p>
-    <w:bookmarkEnd w:id="63"/>
-    <w:bookmarkStart w:id="64" w:name="the-dashboard"/>
+    <w:bookmarkEnd w:id="64"/>
+    <w:bookmarkStart w:id="65" w:name="the-dashboard"/>
     <w:p>
       <w:pPr>
         <w:pStyle w:val="Heading2"/>
@@ -21253,7 +22085,7 @@
         <w:pStyle w:val="Compact"/>
         <w:numPr>
           <w:ilvl w:val="0"/>
-          <w:numId w:val="1071"/>
+          <w:numId w:val="1075"/>
         </w:numPr>
       </w:pPr>
       <w:r>
@@ -21265,7 +22097,7 @@
         <w:pStyle w:val="Compact"/>
         <w:numPr>
           <w:ilvl w:val="0"/>
-          <w:numId w:val="1071"/>
+          <w:numId w:val="1075"/>
         </w:numPr>
       </w:pPr>
       <w:r>
@@ -21277,7 +22109,7 @@
         <w:pStyle w:val="Compact"/>
         <w:numPr>
           <w:ilvl w:val="0"/>
-          <w:numId w:val="1071"/>
+          <w:numId w:val="1075"/>
         </w:numPr>
       </w:pPr>
       <w:r>
@@ -21289,7 +22121,7 @@
         <w:pStyle w:val="Compact"/>
         <w:numPr>
           <w:ilvl w:val="0"/>
-          <w:numId w:val="1071"/>
+          <w:numId w:val="1075"/>
         </w:numPr>
       </w:pPr>
       <w:r>
@@ -21301,7 +22133,7 @@
         <w:pStyle w:val="Compact"/>
         <w:numPr>
           <w:ilvl w:val="0"/>
-          <w:numId w:val="1071"/>
+          <w:numId w:val="1075"/>
         </w:numPr>
       </w:pPr>
       <w:r>
@@ -21313,7 +22145,7 @@
         <w:pStyle w:val="Compact"/>
         <w:numPr>
           <w:ilvl w:val="0"/>
-          <w:numId w:val="1071"/>
+          <w:numId w:val="1075"/>
         </w:numPr>
       </w:pPr>
       <w:r>
@@ -21325,7 +22157,7 @@
         <w:pStyle w:val="Compact"/>
         <w:numPr>
           <w:ilvl w:val="0"/>
-          <w:numId w:val="1071"/>
+          <w:numId w:val="1075"/>
         </w:numPr>
       </w:pPr>
       <w:r>
@@ -21337,7 +22169,7 @@
         <w:pStyle w:val="Compact"/>
         <w:numPr>
           <w:ilvl w:val="0"/>
-          <w:numId w:val="1071"/>
+          <w:numId w:val="1075"/>
         </w:numPr>
       </w:pPr>
       <w:r>
@@ -21367,8 +22199,8 @@
         <w:t xml:space="preserve">writes an interactive embedding explorer.</w:t>
       </w:r>
     </w:p>
-    <w:bookmarkEnd w:id="64"/>
-    <w:bookmarkStart w:id="65" w:name="X7efef3a44031ff533b64507845ffdeb5da843ff"/>
+    <w:bookmarkEnd w:id="65"/>
+    <w:bookmarkStart w:id="66" w:name="X7efef3a44031ff533b64507845ffdeb5da843ff"/>
     <w:p>
       <w:pPr>
         <w:pStyle w:val="Heading2"/>
@@ -21418,7 +22250,7 @@
         <w:pStyle w:val="Compact"/>
         <w:numPr>
           <w:ilvl w:val="0"/>
-          <w:numId w:val="1072"/>
+          <w:numId w:val="1076"/>
         </w:numPr>
       </w:pPr>
       <w:r>
@@ -21430,7 +22262,7 @@
         <w:pStyle w:val="Compact"/>
         <w:numPr>
           <w:ilvl w:val="0"/>
-          <w:numId w:val="1072"/>
+          <w:numId w:val="1076"/>
         </w:numPr>
       </w:pPr>
       <w:r>
@@ -21442,7 +22274,7 @@
         <w:pStyle w:val="Compact"/>
         <w:numPr>
           <w:ilvl w:val="0"/>
-          <w:numId w:val="1072"/>
+          <w:numId w:val="1076"/>
         </w:numPr>
       </w:pPr>
       <w:r>
@@ -21454,7 +22286,7 @@
         <w:pStyle w:val="Compact"/>
         <w:numPr>
           <w:ilvl w:val="0"/>
-          <w:numId w:val="1072"/>
+          <w:numId w:val="1076"/>
         </w:numPr>
       </w:pPr>
       <w:r>
@@ -22104,7 +22936,7 @@
         <w:pStyle w:val="Compact"/>
         <w:numPr>
           <w:ilvl w:val="0"/>
-          <w:numId w:val="1073"/>
+          <w:numId w:val="1077"/>
         </w:numPr>
       </w:pPr>
       <w:r>
@@ -22131,7 +22963,7 @@
         <w:pStyle w:val="Compact"/>
         <w:numPr>
           <w:ilvl w:val="0"/>
-          <w:numId w:val="1073"/>
+          <w:numId w:val="1077"/>
         </w:numPr>
       </w:pPr>
       <w:r>
@@ -22143,7 +22975,7 @@
         <w:pStyle w:val="Compact"/>
         <w:numPr>
           <w:ilvl w:val="0"/>
-          <w:numId w:val="1073"/>
+          <w:numId w:val="1077"/>
         </w:numPr>
       </w:pPr>
       <w:r>
@@ -22174,9 +23006,9 @@
         <w:t xml:space="preserve">informative for comparing open 1B to 8B models on your biology questions.</w:t>
       </w:r>
     </w:p>
-    <w:bookmarkEnd w:id="65"/>
     <w:bookmarkEnd w:id="66"/>
-    <w:bookmarkStart w:id="72" w:name="Xa1cc98f937cc273961788fd9ca4ca9fa7d2cd66"/>
+    <w:bookmarkEnd w:id="67"/>
+    <w:bookmarkStart w:id="73" w:name="Xa1cc98f937cc273961788fd9ca4ca9fa7d2cd66"/>
     <w:p>
       <w:pPr>
         <w:pStyle w:val="Heading1"/>
@@ -22194,7 +23026,7 @@
         <w:t xml:space="preserve">Post-training: SFT, preference tuning and RL</w:t>
       </w:r>
     </w:p>
-    <w:bookmarkStart w:id="67" w:name="separate-scripts-sharing-one-model"/>
+    <w:bookmarkStart w:id="68" w:name="separate-scripts-sharing-one-model"/>
     <w:p>
       <w:pPr>
         <w:pStyle w:val="Heading2"/>
@@ -22670,8 +23502,8 @@
         <w:t xml:space="preserve">checkpoint, which every other script can read.</w:t>
       </w:r>
     </w:p>
-    <w:bookmarkEnd w:id="67"/>
-    <w:bookmarkStart w:id="68" w:name="supervised-fine-tuning"/>
+    <w:bookmarkEnd w:id="68"/>
+    <w:bookmarkStart w:id="69" w:name="supervised-fine-tuning"/>
     <w:p>
       <w:pPr>
         <w:pStyle w:val="Heading2"/>
@@ -22803,7 +23635,7 @@
         <w:pStyle w:val="Compact"/>
         <w:numPr>
           <w:ilvl w:val="0"/>
-          <w:numId w:val="1074"/>
+          <w:numId w:val="1078"/>
         </w:numPr>
       </w:pPr>
       <w:r>
@@ -22822,7 +23654,7 @@
         <w:pStyle w:val="Compact"/>
         <w:numPr>
           <w:ilvl w:val="0"/>
-          <w:numId w:val="1074"/>
+          <w:numId w:val="1078"/>
         </w:numPr>
       </w:pPr>
       <w:r>
@@ -22834,7 +23666,7 @@
         <w:pStyle w:val="Compact"/>
         <w:numPr>
           <w:ilvl w:val="0"/>
-          <w:numId w:val="1074"/>
+          <w:numId w:val="1078"/>
         </w:numPr>
       </w:pPr>
       <w:r>
@@ -22896,7 +23728,7 @@
         <w:pStyle w:val="Compact"/>
         <w:numPr>
           <w:ilvl w:val="0"/>
-          <w:numId w:val="1075"/>
+          <w:numId w:val="1079"/>
         </w:numPr>
       </w:pPr>
       <w:r>
@@ -22908,7 +23740,7 @@
         <w:pStyle w:val="Compact"/>
         <w:numPr>
           <w:ilvl w:val="0"/>
-          <w:numId w:val="1075"/>
+          <w:numId w:val="1079"/>
         </w:numPr>
       </w:pPr>
       <w:r>
@@ -22920,15 +23752,15 @@
         <w:pStyle w:val="Compact"/>
         <w:numPr>
           <w:ilvl w:val="0"/>
-          <w:numId w:val="1075"/>
+          <w:numId w:val="1079"/>
         </w:numPr>
       </w:pPr>
       <w:r>
         <w:t xml:space="preserve">answers drafted by a large open model and checked by you, marked as synthetic.</w:t>
       </w:r>
     </w:p>
-    <w:bookmarkEnd w:id="68"/>
-    <w:bookmarkStart w:id="69" w:name="preference-tuning-dpo"/>
+    <w:bookmarkEnd w:id="69"/>
+    <w:bookmarkStart w:id="70" w:name="preference-tuning-dpo"/>
     <w:p>
       <w:pPr>
         <w:pStyle w:val="Heading2"/>
@@ -23043,7 +23875,7 @@
         <w:pStyle w:val="Compact"/>
         <w:numPr>
           <w:ilvl w:val="0"/>
-          <w:numId w:val="1076"/>
+          <w:numId w:val="1080"/>
         </w:numPr>
       </w:pPr>
       <w:r>
@@ -23061,7 +23893,7 @@
         <w:pStyle w:val="Compact"/>
         <w:numPr>
           <w:ilvl w:val="0"/>
-          <w:numId w:val="1076"/>
+          <w:numId w:val="1080"/>
         </w:numPr>
       </w:pPr>
       <w:r>
@@ -23082,7 +23914,7 @@
         <w:pStyle w:val="Compact"/>
         <w:numPr>
           <w:ilvl w:val="0"/>
-          <w:numId w:val="1076"/>
+          <w:numId w:val="1080"/>
         </w:numPr>
       </w:pPr>
       <w:r>
@@ -23138,8 +23970,8 @@
         <w:t xml:space="preserve">same template.</w:t>
       </w:r>
     </w:p>
-    <w:bookmarkEnd w:id="69"/>
-    <w:bookmarkStart w:id="70" w:name="X9ed80f729ac16c52123de20ef25b4d7814666fd"/>
+    <w:bookmarkEnd w:id="70"/>
+    <w:bookmarkStart w:id="71" w:name="X9ed80f729ac16c52123de20ef25b4d7814666fd"/>
     <w:p>
       <w:pPr>
         <w:pStyle w:val="Heading2"/>
@@ -23190,7 +24022,7 @@
         <w:pStyle w:val="Compact"/>
         <w:numPr>
           <w:ilvl w:val="0"/>
-          <w:numId w:val="1077"/>
+          <w:numId w:val="1081"/>
         </w:numPr>
       </w:pPr>
       <w:r>
@@ -23206,7 +24038,7 @@
         <w:pStyle w:val="Compact"/>
         <w:numPr>
           <w:ilvl w:val="1"/>
-          <w:numId w:val="1078"/>
+          <w:numId w:val="1082"/>
         </w:numPr>
       </w:pPr>
       <w:r>
@@ -23218,7 +24050,7 @@
         <w:pStyle w:val="Compact"/>
         <w:numPr>
           <w:ilvl w:val="1"/>
-          <w:numId w:val="1078"/>
+          <w:numId w:val="1082"/>
         </w:numPr>
       </w:pPr>
       <w:r>
@@ -23230,7 +24062,7 @@
         <w:pStyle w:val="Compact"/>
         <w:numPr>
           <w:ilvl w:val="1"/>
-          <w:numId w:val="1078"/>
+          <w:numId w:val="1082"/>
         </w:numPr>
       </w:pPr>
       <m:oMath>
@@ -23259,7 +24091,7 @@
         <w:pStyle w:val="Compact"/>
         <w:numPr>
           <w:ilvl w:val="1"/>
-          <w:numId w:val="1078"/>
+          <w:numId w:val="1082"/>
         </w:numPr>
       </w:pPr>
       <w:r>
@@ -23271,7 +24103,7 @@
         <w:pStyle w:val="Compact"/>
         <w:numPr>
           <w:ilvl w:val="0"/>
-          <w:numId w:val="1077"/>
+          <w:numId w:val="1081"/>
         </w:numPr>
       </w:pPr>
       <w:r>
@@ -23293,7 +24125,7 @@
         <w:pStyle w:val="Compact"/>
         <w:numPr>
           <w:ilvl w:val="0"/>
-          <w:numId w:val="1077"/>
+          <w:numId w:val="1081"/>
         </w:numPr>
       </w:pPr>
       <w:r>
@@ -23321,7 +24153,7 @@
         <w:pStyle w:val="Compact"/>
         <w:numPr>
           <w:ilvl w:val="0"/>
-          <w:numId w:val="1077"/>
+          <w:numId w:val="1081"/>
         </w:numPr>
       </w:pPr>
       <w:r>
@@ -23350,8 +24182,8 @@
         <w:t xml:space="preserve">, or Unsloth on a single GPU.</w:t>
       </w:r>
     </w:p>
-    <w:bookmarkEnd w:id="70"/>
-    <w:bookmarkStart w:id="71" w:name="what-to-expect-at-this-size"/>
+    <w:bookmarkEnd w:id="71"/>
+    <w:bookmarkStart w:id="72" w:name="what-to-expect-at-this-size"/>
     <w:p>
       <w:pPr>
         <w:pStyle w:val="Heading2"/>
@@ -23374,7 +24206,7 @@
         <w:pStyle w:val="Compact"/>
         <w:numPr>
           <w:ilvl w:val="0"/>
-          <w:numId w:val="1079"/>
+          <w:numId w:val="1083"/>
         </w:numPr>
       </w:pPr>
       <w:r>
@@ -23418,7 +24250,7 @@
         <w:pStyle w:val="Compact"/>
         <w:numPr>
           <w:ilvl w:val="0"/>
-          <w:numId w:val="1079"/>
+          <w:numId w:val="1083"/>
         </w:numPr>
       </w:pPr>
       <w:r>
@@ -23440,7 +24272,7 @@
         <w:pStyle w:val="Compact"/>
         <w:numPr>
           <w:ilvl w:val="0"/>
-          <w:numId w:val="1079"/>
+          <w:numId w:val="1083"/>
         </w:numPr>
       </w:pPr>
       <w:r>
@@ -23463,9 +24295,9 @@
         <w:t xml:space="preserve">(Chapter 11).</w:t>
       </w:r>
     </w:p>
-    <w:bookmarkEnd w:id="71"/>
     <w:bookmarkEnd w:id="72"/>
-    <w:bookmarkStart w:id="75" w:name="was-this-text-written-by-my-model"/>
+    <w:bookmarkEnd w:id="73"/>
+    <w:bookmarkStart w:id="76" w:name="was-this-text-written-by-my-model"/>
     <w:p>
       <w:pPr>
         <w:pStyle w:val="Heading1"/>
@@ -23491,7 +24323,7 @@
         <w:t xml:space="preserve">detect_text.py gives two independent answers.</w:t>
       </w:r>
     </w:p>
-    <w:bookmarkStart w:id="73" w:name="X94868af322c496bf0a6feeceae7424bccee950c"/>
+    <w:bookmarkStart w:id="74" w:name="X94868af322c496bf0a6feeceae7424bccee950c"/>
     <w:p>
       <w:pPr>
         <w:pStyle w:val="Heading2"/>
@@ -23533,7 +24365,7 @@
         <w:pStyle w:val="Compact"/>
         <w:numPr>
           <w:ilvl w:val="0"/>
-          <w:numId w:val="1080"/>
+          <w:numId w:val="1084"/>
         </w:numPr>
       </w:pPr>
       <w:r>
@@ -23567,7 +24399,7 @@
         <w:pStyle w:val="Compact"/>
         <w:numPr>
           <w:ilvl w:val="0"/>
-          <w:numId w:val="1080"/>
+          <w:numId w:val="1084"/>
         </w:numPr>
       </w:pPr>
       <w:r>
@@ -23604,7 +24436,7 @@
         <w:pStyle w:val="Compact"/>
         <w:numPr>
           <w:ilvl w:val="0"/>
-          <w:numId w:val="1080"/>
+          <w:numId w:val="1084"/>
         </w:numPr>
       </w:pPr>
       <w:r>
@@ -23641,7 +24473,7 @@
         <w:pStyle w:val="Compact"/>
         <w:numPr>
           <w:ilvl w:val="1"/>
-          <w:numId w:val="1081"/>
+          <w:numId w:val="1085"/>
         </w:numPr>
       </w:pPr>
       <w:r>
@@ -23653,7 +24485,7 @@
         <w:pStyle w:val="Compact"/>
         <w:numPr>
           <w:ilvl w:val="1"/>
-          <w:numId w:val="1081"/>
+          <w:numId w:val="1085"/>
         </w:numPr>
       </w:pPr>
       <w:r>
@@ -23665,7 +24497,7 @@
         <w:pStyle w:val="Compact"/>
         <w:numPr>
           <w:ilvl w:val="1"/>
-          <w:numId w:val="1081"/>
+          <w:numId w:val="1085"/>
         </w:numPr>
       </w:pPr>
       <w:r>
@@ -23680,8 +24512,8 @@
         <w:t xml:space="preserve">In the tests, 120 marked tokens gave z &gt; 4 and unmarked text z &lt; 3.</w:t>
       </w:r>
     </w:p>
-    <w:bookmarkEnd w:id="73"/>
-    <w:bookmarkStart w:id="74" w:name="likelihood-score-evidence-for-any-text"/>
+    <w:bookmarkEnd w:id="74"/>
+    <w:bookmarkStart w:id="75" w:name="likelihood-score-evidence-for-any-text"/>
     <w:p>
       <w:pPr>
         <w:pStyle w:val="Heading2"/>
@@ -23757,7 +24589,7 @@
         <w:pStyle w:val="Compact"/>
         <w:numPr>
           <w:ilvl w:val="0"/>
-          <w:numId w:val="1082"/>
+          <w:numId w:val="1086"/>
         </w:numPr>
       </w:pPr>
       <w:r>
@@ -23769,7 +24601,7 @@
         <w:pStyle w:val="Compact"/>
         <w:numPr>
           <w:ilvl w:val="0"/>
-          <w:numId w:val="1082"/>
+          <w:numId w:val="1086"/>
         </w:numPr>
       </w:pPr>
       <w:r>
@@ -23781,7 +24613,7 @@
         <w:pStyle w:val="Compact"/>
         <w:numPr>
           <w:ilvl w:val="0"/>
-          <w:numId w:val="1082"/>
+          <w:numId w:val="1086"/>
         </w:numPr>
       </w:pPr>
       <w:r>
@@ -23828,7 +24660,7 @@
         <w:pStyle w:val="Compact"/>
         <w:numPr>
           <w:ilvl w:val="0"/>
-          <w:numId w:val="1083"/>
+          <w:numId w:val="1087"/>
         </w:numPr>
       </w:pPr>
       <w:r>
@@ -23840,7 +24672,7 @@
         <w:pStyle w:val="Compact"/>
         <w:numPr>
           <w:ilvl w:val="0"/>
-          <w:numId w:val="1083"/>
+          <w:numId w:val="1087"/>
         </w:numPr>
       </w:pPr>
       <w:r>
@@ -23868,7 +24700,7 @@
         <w:pStyle w:val="Compact"/>
         <w:numPr>
           <w:ilvl w:val="0"/>
-          <w:numId w:val="1083"/>
+          <w:numId w:val="1087"/>
         </w:numPr>
       </w:pPr>
       <w:r>
@@ -23883,9 +24715,9 @@
         <w:t xml:space="preserve">Treat it as evidence, not proof. Only the watermark gives near-certainty.</w:t>
       </w:r>
     </w:p>
-    <w:bookmarkEnd w:id="74"/>
     <w:bookmarkEnd w:id="75"/>
-    <w:bookmarkStart w:id="84" w:name="the-mathematics-and-statistics"/>
+    <w:bookmarkEnd w:id="76"/>
+    <w:bookmarkStart w:id="85" w:name="the-mathematics-and-statistics"/>
     <w:p>
       <w:pPr>
         <w:pStyle w:val="Heading1"/>
@@ -23967,7 +24799,7 @@
         <w:t xml:space="preserve">the number of tokens.</w:t>
       </w:r>
     </w:p>
-    <w:bookmarkStart w:id="76" w:name="likelihood-perplexity-and-bits-per-byte"/>
+    <w:bookmarkStart w:id="77" w:name="likelihood-perplexity-and-bits-per-byte"/>
     <w:p>
       <w:pPr>
         <w:pStyle w:val="Heading2"/>
@@ -24599,7 +25431,7 @@
         <w:pStyle w:val="Compact"/>
         <w:numPr>
           <w:ilvl w:val="0"/>
-          <w:numId w:val="1084"/>
+          <w:numId w:val="1088"/>
         </w:numPr>
       </w:pPr>
       <w:r>
@@ -24728,7 +25560,7 @@
         <w:pStyle w:val="Compact"/>
         <w:numPr>
           <w:ilvl w:val="0"/>
-          <w:numId w:val="1084"/>
+          <w:numId w:val="1088"/>
         </w:numPr>
       </w:pPr>
       <w:r>
@@ -25068,8 +25900,8 @@
         <w:t xml:space="preserve">modern models reach well under 1 bit per byte on typical English text.</w:t>
       </w:r>
     </w:p>
-    <w:bookmarkEnd w:id="76"/>
-    <w:bookmarkStart w:id="77" w:name="the-transformer-1"/>
+    <w:bookmarkEnd w:id="77"/>
+    <w:bookmarkStart w:id="78" w:name="the-transformer-1"/>
     <w:p>
       <w:pPr>
         <w:pStyle w:val="Heading2"/>
@@ -27328,7 +28160,7 @@
         <w:pStyle w:val="Compact"/>
         <w:numPr>
           <w:ilvl w:val="0"/>
-          <w:numId w:val="1085"/>
+          <w:numId w:val="1089"/>
         </w:numPr>
       </w:pPr>
       <w:r>
@@ -27483,7 +28315,7 @@
         <w:pStyle w:val="Compact"/>
         <w:numPr>
           <w:ilvl w:val="0"/>
-          <w:numId w:val="1085"/>
+          <w:numId w:val="1089"/>
         </w:numPr>
       </w:pPr>
       <w:r>
@@ -27858,8 +28690,8 @@
         <w:t xml:space="preserve">operations per second, or 0.5 TFLOPS. That’s a small fraction of what the RTX 3070 Laptop can do (Chapter 10).</w:t>
       </w:r>
     </w:p>
-    <w:bookmarkEnd w:id="77"/>
-    <w:bookmarkStart w:id="78" w:name="optimisation"/>
+    <w:bookmarkEnd w:id="78"/>
+    <w:bookmarkStart w:id="79" w:name="optimisation"/>
     <w:p>
       <w:pPr>
         <w:pStyle w:val="Heading2"/>
@@ -29788,8 +30620,8 @@
         <w:t xml:space="preserve">cousin that shrinks every weight by the same fraction at each step.</w:t>
       </w:r>
     </w:p>
-    <w:bookmarkEnd w:id="78"/>
-    <w:bookmarkStart w:id="79" w:name="scaling-laws-and-repeated-data"/>
+    <w:bookmarkEnd w:id="79"/>
+    <w:bookmarkStart w:id="80" w:name="scaling-laws-and-repeated-data"/>
     <w:p>
       <w:pPr>
         <w:pStyle w:val="Heading2"/>
@@ -30064,7 +30896,7 @@
         <w:pStyle w:val="Compact"/>
         <w:numPr>
           <w:ilvl w:val="0"/>
-          <w:numId w:val="1086"/>
+          <w:numId w:val="1090"/>
         </w:numPr>
       </w:pPr>
       <w:r>
@@ -30231,7 +31063,7 @@
         <w:pStyle w:val="Compact"/>
         <w:numPr>
           <w:ilvl w:val="0"/>
-          <w:numId w:val="1086"/>
+          <w:numId w:val="1090"/>
         </w:numPr>
       </w:pPr>
       <w:r>
@@ -30314,7 +31146,7 @@
         <w:pStyle w:val="Compact"/>
         <w:numPr>
           <w:ilvl w:val="0"/>
-          <w:numId w:val="1086"/>
+          <w:numId w:val="1090"/>
         </w:numPr>
       </w:pPr>
       <w:r>
@@ -30545,7 +31377,7 @@
         <w:pStyle w:val="Compact"/>
         <w:numPr>
           <w:ilvl w:val="0"/>
-          <w:numId w:val="1087"/>
+          <w:numId w:val="1091"/>
         </w:numPr>
       </w:pPr>
       <w:r>
@@ -30628,7 +31460,7 @@
         <w:pStyle w:val="Compact"/>
         <w:numPr>
           <w:ilvl w:val="0"/>
-          <w:numId w:val="1087"/>
+          <w:numId w:val="1091"/>
         </w:numPr>
       </w:pPr>
       <w:r>
@@ -30690,7 +31522,7 @@
         <w:pStyle w:val="Compact"/>
         <w:numPr>
           <w:ilvl w:val="0"/>
-          <w:numId w:val="1088"/>
+          <w:numId w:val="1092"/>
         </w:numPr>
       </w:pPr>
       <w:r>
@@ -30702,7 +31534,7 @@
         <w:pStyle w:val="Compact"/>
         <w:numPr>
           <w:ilvl w:val="0"/>
-          <w:numId w:val="1088"/>
+          <w:numId w:val="1092"/>
         </w:numPr>
       </w:pPr>
       <w:r>
@@ -30714,7 +31546,7 @@
         <w:pStyle w:val="Compact"/>
         <w:numPr>
           <w:ilvl w:val="0"/>
-          <w:numId w:val="1088"/>
+          <w:numId w:val="1092"/>
         </w:numPr>
       </w:pPr>
       <w:r>
@@ -30737,8 +31569,8 @@
         <w:t xml:space="preserve">many facts, however well they write.</w:t>
       </w:r>
     </w:p>
-    <w:bookmarkEnd w:id="79"/>
-    <w:bookmarkStart w:id="80" w:name="evaluation-statistics"/>
+    <w:bookmarkEnd w:id="80"/>
+    <w:bookmarkStart w:id="81" w:name="evaluation-statistics"/>
     <w:p>
       <w:pPr>
         <w:pStyle w:val="Heading2"/>
@@ -31070,7 +31902,7 @@
         <w:pStyle w:val="Compact"/>
         <w:numPr>
           <w:ilvl w:val="0"/>
-          <w:numId w:val="1089"/>
+          <w:numId w:val="1093"/>
         </w:numPr>
       </w:pPr>
       <w:r>
@@ -31118,7 +31950,7 @@
         <w:pStyle w:val="Compact"/>
         <w:numPr>
           <w:ilvl w:val="0"/>
-          <w:numId w:val="1089"/>
+          <w:numId w:val="1093"/>
         </w:numPr>
       </w:pPr>
       <w:r>
@@ -31130,7 +31962,7 @@
         <w:pStyle w:val="Compact"/>
         <w:numPr>
           <w:ilvl w:val="0"/>
-          <w:numId w:val="1089"/>
+          <w:numId w:val="1093"/>
         </w:numPr>
       </w:pPr>
       <w:r>
@@ -31275,7 +32107,7 @@
         <w:pStyle w:val="Compact"/>
         <w:numPr>
           <w:ilvl w:val="0"/>
-          <w:numId w:val="1089"/>
+          <w:numId w:val="1093"/>
         </w:numPr>
       </w:pPr>
       <w:r>
@@ -32027,7 +32859,7 @@
         <w:pStyle w:val="Compact"/>
         <w:numPr>
           <w:ilvl w:val="0"/>
-          <w:numId w:val="1090"/>
+          <w:numId w:val="1094"/>
         </w:numPr>
       </w:pPr>
       <w:r>
@@ -32039,7 +32871,7 @@
         <w:pStyle w:val="Compact"/>
         <w:numPr>
           <w:ilvl w:val="0"/>
-          <w:numId w:val="1090"/>
+          <w:numId w:val="1094"/>
         </w:numPr>
       </w:pPr>
       <w:r>
@@ -32051,7 +32883,7 @@
         <w:pStyle w:val="Compact"/>
         <w:numPr>
           <w:ilvl w:val="0"/>
-          <w:numId w:val="1090"/>
+          <w:numId w:val="1094"/>
         </w:numPr>
       </w:pPr>
       <w:r>
@@ -32326,8 +33158,8 @@
         <w:t xml:space="preserve">A well-calibrated model is right 70% of the time when it says 70%. The dashboard shows the reliability diagram.</w:t>
       </w:r>
     </w:p>
-    <w:bookmarkEnd w:id="80"/>
-    <w:bookmarkStart w:id="81" w:name="post-training"/>
+    <w:bookmarkEnd w:id="81"/>
+    <w:bookmarkStart w:id="82" w:name="post-training"/>
     <w:p>
       <w:pPr>
         <w:pStyle w:val="Heading2"/>
@@ -34623,8 +35455,8 @@
         </m:oMath>
       </m:oMathPara>
     </w:p>
-    <w:bookmarkEnd w:id="81"/>
-    <w:bookmarkStart w:id="82" w:name="generation-and-detection"/>
+    <w:bookmarkEnd w:id="82"/>
+    <w:bookmarkStart w:id="83" w:name="generation-and-detection"/>
     <w:p>
       <w:pPr>
         <w:pStyle w:val="Heading2"/>
@@ -35812,8 +36644,8 @@
         <w:t xml:space="preserve">well above 0, because it tends to pick tokens more probable than a typical draw.</w:t>
       </w:r>
     </w:p>
-    <w:bookmarkEnd w:id="82"/>
-    <w:bookmarkStart w:id="83" w:name="data-statistics"/>
+    <w:bookmarkEnd w:id="83"/>
+    <w:bookmarkStart w:id="84" w:name="data-statistics"/>
     <w:p>
       <w:pPr>
         <w:pStyle w:val="Heading2"/>
@@ -36332,9 +37164,9 @@
         <w:t xml:space="preserve">repeat by chance, so a high share signals copied text.</w:t>
       </w:r>
     </w:p>
-    <w:bookmarkEnd w:id="83"/>
     <w:bookmarkEnd w:id="84"/>
-    <w:bookmarkStart w:id="88" w:name="the-laptop-gpu-throttle"/>
+    <w:bookmarkEnd w:id="85"/>
+    <w:bookmarkStart w:id="89" w:name="the-laptop-gpu-throttle"/>
     <w:p>
       <w:pPr>
         <w:pStyle w:val="Heading1"/>
@@ -36352,7 +37184,7 @@
         <w:t xml:space="preserve">The laptop GPU throttle</w:t>
       </w:r>
     </w:p>
-    <w:bookmarkStart w:id="85" w:name="what-was-measured"/>
+    <w:bookmarkStart w:id="86" w:name="what-was-measured"/>
     <w:p>
       <w:pPr>
         <w:pStyle w:val="Heading2"/>
@@ -36540,7 +37372,7 @@
         <w:pStyle w:val="Compact"/>
         <w:numPr>
           <w:ilvl w:val="0"/>
-          <w:numId w:val="1091"/>
+          <w:numId w:val="1095"/>
         </w:numPr>
       </w:pPr>
       <w:r>
@@ -36568,7 +37400,7 @@
         <w:pStyle w:val="Compact"/>
         <w:numPr>
           <w:ilvl w:val="0"/>
-          <w:numId w:val="1091"/>
+          <w:numId w:val="1095"/>
         </w:numPr>
       </w:pPr>
       <w:r>
@@ -36590,7 +37422,7 @@
         <w:pStyle w:val="Compact"/>
         <w:numPr>
           <w:ilvl w:val="1"/>
-          <w:numId w:val="1092"/>
+          <w:numId w:val="1096"/>
         </w:numPr>
       </w:pPr>
       <w:r>
@@ -36602,15 +37434,15 @@
         <w:pStyle w:val="Compact"/>
         <w:numPr>
           <w:ilvl w:val="1"/>
-          <w:numId w:val="1092"/>
+          <w:numId w:val="1096"/>
         </w:numPr>
       </w:pPr>
       <w:r>
         <w:t xml:space="preserve">This is an estimate; measure it after a fix.</w:t>
       </w:r>
     </w:p>
-    <w:bookmarkEnd w:id="85"/>
-    <w:bookmarkStart w:id="86" w:name="likely-causes"/>
+    <w:bookmarkEnd w:id="86"/>
+    <w:bookmarkStart w:id="87" w:name="likely-causes"/>
     <w:p>
       <w:pPr>
         <w:pStyle w:val="Heading2"/>
@@ -36647,7 +37479,7 @@
         <w:pStyle w:val="Compact"/>
         <w:numPr>
           <w:ilvl w:val="0"/>
-          <w:numId w:val="1093"/>
+          <w:numId w:val="1097"/>
         </w:numPr>
       </w:pPr>
       <w:r>
@@ -36663,7 +37495,7 @@
         <w:pStyle w:val="Compact"/>
         <w:numPr>
           <w:ilvl w:val="1"/>
-          <w:numId w:val="1094"/>
+          <w:numId w:val="1098"/>
         </w:numPr>
       </w:pPr>
       <w:r>
@@ -36681,7 +37513,7 @@
         <w:pStyle w:val="Compact"/>
         <w:numPr>
           <w:ilvl w:val="1"/>
-          <w:numId w:val="1094"/>
+          <w:numId w:val="1098"/>
         </w:numPr>
       </w:pPr>
       <w:r>
@@ -36693,7 +37525,7 @@
         <w:pStyle w:val="Compact"/>
         <w:numPr>
           <w:ilvl w:val="1"/>
-          <w:numId w:val="1094"/>
+          <w:numId w:val="1098"/>
         </w:numPr>
       </w:pPr>
       <w:r>
@@ -36705,7 +37537,7 @@
         <w:pStyle w:val="Compact"/>
         <w:numPr>
           <w:ilvl w:val="0"/>
-          <w:numId w:val="1093"/>
+          <w:numId w:val="1097"/>
         </w:numPr>
       </w:pPr>
       <w:r>
@@ -36727,7 +37559,7 @@
         <w:pStyle w:val="Compact"/>
         <w:numPr>
           <w:ilvl w:val="0"/>
-          <w:numId w:val="1093"/>
+          <w:numId w:val="1097"/>
         </w:numPr>
       </w:pPr>
       <w:r>
@@ -36755,7 +37587,7 @@
         <w:pStyle w:val="Compact"/>
         <w:numPr>
           <w:ilvl w:val="0"/>
-          <w:numId w:val="1093"/>
+          <w:numId w:val="1097"/>
         </w:numPr>
       </w:pPr>
       <w:r>
@@ -36777,7 +37609,7 @@
         <w:pStyle w:val="Compact"/>
         <w:numPr>
           <w:ilvl w:val="0"/>
-          <w:numId w:val="1093"/>
+          <w:numId w:val="1097"/>
         </w:numPr>
       </w:pPr>
       <w:r>
@@ -36794,8 +37626,8 @@
         <w:t xml:space="preserve">It’s unlikely at 20 W, but it was 79 to 84 °C on 26 September at higher power.</w:t>
       </w:r>
     </w:p>
-    <w:bookmarkEnd w:id="86"/>
-    <w:bookmarkStart w:id="87" w:name="what-to-try-in-order"/>
+    <w:bookmarkEnd w:id="87"/>
+    <w:bookmarkStart w:id="88" w:name="what-to-try-in-order"/>
     <w:p>
       <w:pPr>
         <w:pStyle w:val="Heading2"/>
@@ -36844,7 +37676,7 @@
         <w:pStyle w:val="Compact"/>
         <w:numPr>
           <w:ilvl w:val="0"/>
-          <w:numId w:val="1095"/>
+          <w:numId w:val="1099"/>
         </w:numPr>
       </w:pPr>
       <w:r>
@@ -36890,7 +37722,7 @@
         <w:pStyle w:val="Compact"/>
         <w:numPr>
           <w:ilvl w:val="1"/>
-          <w:numId w:val="1096"/>
+          <w:numId w:val="1100"/>
         </w:numPr>
       </w:pPr>
       <w:r>
@@ -36918,7 +37750,7 @@
         <w:pStyle w:val="Compact"/>
         <w:numPr>
           <w:ilvl w:val="1"/>
-          <w:numId w:val="1096"/>
+          <w:numId w:val="1100"/>
         </w:numPr>
       </w:pPr>
       <w:r>
@@ -36940,7 +37772,7 @@
         <w:pStyle w:val="Compact"/>
         <w:numPr>
           <w:ilvl w:val="0"/>
-          <w:numId w:val="1095"/>
+          <w:numId w:val="1099"/>
         </w:numPr>
       </w:pPr>
       <w:r>
@@ -36968,7 +37800,7 @@
         <w:pStyle w:val="Compact"/>
         <w:numPr>
           <w:ilvl w:val="0"/>
-          <w:numId w:val="1095"/>
+          <w:numId w:val="1099"/>
         </w:numPr>
       </w:pPr>
       <w:r>
@@ -36984,7 +37816,7 @@
         <w:pStyle w:val="Compact"/>
         <w:numPr>
           <w:ilvl w:val="1"/>
-          <w:numId w:val="1097"/>
+          <w:numId w:val="1101"/>
         </w:numPr>
       </w:pPr>
       <w:r>
@@ -36996,7 +37828,7 @@
         <w:pStyle w:val="Compact"/>
         <w:numPr>
           <w:ilvl w:val="1"/>
-          <w:numId w:val="1097"/>
+          <w:numId w:val="1101"/>
         </w:numPr>
       </w:pPr>
       <w:r>
@@ -37008,7 +37840,7 @@
         <w:pStyle w:val="Compact"/>
         <w:numPr>
           <w:ilvl w:val="1"/>
-          <w:numId w:val="1097"/>
+          <w:numId w:val="1101"/>
         </w:numPr>
       </w:pPr>
       <w:r>
@@ -37020,7 +37852,7 @@
         <w:pStyle w:val="Compact"/>
         <w:numPr>
           <w:ilvl w:val="1"/>
-          <w:numId w:val="1097"/>
+          <w:numId w:val="1101"/>
         </w:numPr>
       </w:pPr>
       <w:r>
@@ -37056,7 +37888,7 @@
         <w:pStyle w:val="Compact"/>
         <w:numPr>
           <w:ilvl w:val="0"/>
-          <w:numId w:val="1095"/>
+          <w:numId w:val="1099"/>
         </w:numPr>
       </w:pPr>
       <w:r>
@@ -37072,7 +37904,7 @@
         <w:pStyle w:val="Compact"/>
         <w:numPr>
           <w:ilvl w:val="1"/>
-          <w:numId w:val="1098"/>
+          <w:numId w:val="1102"/>
         </w:numPr>
       </w:pPr>
       <w:r>
@@ -37084,7 +37916,7 @@
         <w:pStyle w:val="Compact"/>
         <w:numPr>
           <w:ilvl w:val="1"/>
-          <w:numId w:val="1098"/>
+          <w:numId w:val="1102"/>
         </w:numPr>
       </w:pPr>
       <w:r>
@@ -37105,7 +37937,7 @@
         <w:pStyle w:val="Compact"/>
         <w:numPr>
           <w:ilvl w:val="0"/>
-          <w:numId w:val="1095"/>
+          <w:numId w:val="1099"/>
         </w:numPr>
       </w:pPr>
       <w:r>
@@ -37127,7 +37959,7 @@
         <w:pStyle w:val="Compact"/>
         <w:numPr>
           <w:ilvl w:val="1"/>
-          <w:numId w:val="1099"/>
+          <w:numId w:val="1103"/>
         </w:numPr>
       </w:pPr>
       <w:r>
@@ -37139,7 +37971,7 @@
         <w:pStyle w:val="Compact"/>
         <w:numPr>
           <w:ilvl w:val="1"/>
-          <w:numId w:val="1099"/>
+          <w:numId w:val="1103"/>
         </w:numPr>
       </w:pPr>
       <w:r>
@@ -37151,7 +37983,7 @@
         <w:pStyle w:val="Compact"/>
         <w:numPr>
           <w:ilvl w:val="1"/>
-          <w:numId w:val="1099"/>
+          <w:numId w:val="1103"/>
         </w:numPr>
       </w:pPr>
       <w:r>
@@ -37163,7 +37995,7 @@
         <w:pStyle w:val="Compact"/>
         <w:numPr>
           <w:ilvl w:val="1"/>
-          <w:numId w:val="1099"/>
+          <w:numId w:val="1103"/>
         </w:numPr>
       </w:pPr>
       <w:r>
@@ -37199,7 +38031,7 @@
         <w:pStyle w:val="Compact"/>
         <w:numPr>
           <w:ilvl w:val="0"/>
-          <w:numId w:val="1095"/>
+          <w:numId w:val="1099"/>
         </w:numPr>
       </w:pPr>
       <w:r>
@@ -37251,7 +38083,7 @@
         <w:pStyle w:val="Compact"/>
         <w:numPr>
           <w:ilvl w:val="0"/>
-          <w:numId w:val="1095"/>
+          <w:numId w:val="1099"/>
         </w:numPr>
       </w:pPr>
       <w:r>
@@ -37273,7 +38105,7 @@
         <w:pStyle w:val="Compact"/>
         <w:numPr>
           <w:ilvl w:val="0"/>
-          <w:numId w:val="1095"/>
+          <w:numId w:val="1099"/>
         </w:numPr>
       </w:pPr>
       <w:r>
@@ -37296,9 +38128,9 @@
         <w:t xml:space="preserve">rating. If that doesn’t help, it’s a hardware fault for ASUS support (adapter, DC-in board or battery).</w:t>
       </w:r>
     </w:p>
-    <w:bookmarkEnd w:id="87"/>
     <w:bookmarkEnd w:id="88"/>
-    <w:bookmarkStart w:id="101" w:name="scaling-up"/>
+    <w:bookmarkEnd w:id="89"/>
+    <w:bookmarkStart w:id="102" w:name="scaling-up"/>
     <w:p>
       <w:pPr>
         <w:pStyle w:val="Heading1"/>
@@ -37316,7 +38148,7 @@
         <w:t xml:space="preserve">Scaling up</w:t>
       </w:r>
     </w:p>
-    <w:bookmarkStart w:id="89" w:name="X60c251acf6cc087f15a89907a3ae63c867638c5"/>
+    <w:bookmarkStart w:id="90" w:name="X60c251acf6cc087f15a89907a3ae63c867638c5"/>
     <w:p>
       <w:pPr>
         <w:pStyle w:val="Heading2"/>
@@ -37951,8 +38783,8 @@
         <w:t xml:space="preserve">parameters at 4 passes. Keyword-filtered FineWeb-Edu and peS2o can add billions (Chapter 4).</w:t>
       </w:r>
     </w:p>
-    <w:bookmarkEnd w:id="89"/>
-    <w:bookmarkStart w:id="90" w:name="renting-an-h100-lambda-cloud"/>
+    <w:bookmarkEnd w:id="90"/>
+    <w:bookmarkStart w:id="91" w:name="renting-an-h100-lambda-cloud"/>
     <w:p>
       <w:pPr>
         <w:pStyle w:val="Heading2"/>
@@ -37993,7 +38825,7 @@
         <w:pStyle w:val="Compact"/>
         <w:numPr>
           <w:ilvl w:val="0"/>
-          <w:numId w:val="1100"/>
+          <w:numId w:val="1104"/>
         </w:numPr>
       </w:pPr>
       <w:r>
@@ -38028,7 +38860,7 @@
         <w:pStyle w:val="Compact"/>
         <w:numPr>
           <w:ilvl w:val="0"/>
-          <w:numId w:val="1100"/>
+          <w:numId w:val="1104"/>
         </w:numPr>
       </w:pPr>
       <w:r>
@@ -38063,7 +38895,7 @@
         <w:pStyle w:val="Compact"/>
         <w:numPr>
           <w:ilvl w:val="0"/>
-          <w:numId w:val="1100"/>
+          <w:numId w:val="1104"/>
         </w:numPr>
       </w:pPr>
       <w:r>
@@ -38087,7 +38919,7 @@
         <w:pStyle w:val="Compact"/>
         <w:numPr>
           <w:ilvl w:val="0"/>
-          <w:numId w:val="1101"/>
+          <w:numId w:val="1105"/>
         </w:numPr>
       </w:pPr>
       <w:r>
@@ -38109,7 +38941,7 @@
         <w:pStyle w:val="Compact"/>
         <w:numPr>
           <w:ilvl w:val="0"/>
-          <w:numId w:val="1101"/>
+          <w:numId w:val="1105"/>
         </w:numPr>
       </w:pPr>
       <w:r>
@@ -38208,7 +39040,7 @@
         <w:pStyle w:val="Compact"/>
         <w:numPr>
           <w:ilvl w:val="0"/>
-          <w:numId w:val="1101"/>
+          <w:numId w:val="1105"/>
         </w:numPr>
       </w:pPr>
       <w:r>
@@ -38307,7 +39139,7 @@
         <w:pStyle w:val="Compact"/>
         <w:numPr>
           <w:ilvl w:val="0"/>
-          <w:numId w:val="1101"/>
+          <w:numId w:val="1105"/>
         </w:numPr>
       </w:pPr>
       <w:r>
@@ -38490,7 +39322,7 @@
         <w:pStyle w:val="Compact"/>
         <w:numPr>
           <w:ilvl w:val="0"/>
-          <w:numId w:val="1102"/>
+          <w:numId w:val="1106"/>
         </w:numPr>
       </w:pPr>
       <w:r>
@@ -38502,7 +39334,7 @@
         <w:pStyle w:val="Compact"/>
         <w:numPr>
           <w:ilvl w:val="0"/>
-          <w:numId w:val="1102"/>
+          <w:numId w:val="1106"/>
         </w:numPr>
       </w:pPr>
       <w:r>
@@ -38544,7 +39376,7 @@
         <w:pStyle w:val="Compact"/>
         <w:numPr>
           <w:ilvl w:val="0"/>
-          <w:numId w:val="1102"/>
+          <w:numId w:val="1106"/>
         </w:numPr>
       </w:pPr>
       <w:r>
@@ -38556,7 +39388,7 @@
         <w:pStyle w:val="Compact"/>
         <w:numPr>
           <w:ilvl w:val="0"/>
-          <w:numId w:val="1102"/>
+          <w:numId w:val="1106"/>
         </w:numPr>
       </w:pPr>
       <w:r>
@@ -38580,7 +39412,7 @@
         <w:pStyle w:val="Compact"/>
         <w:numPr>
           <w:ilvl w:val="0"/>
-          <w:numId w:val="1102"/>
+          <w:numId w:val="1106"/>
         </w:numPr>
       </w:pPr>
       <w:r>
@@ -38592,7 +39424,7 @@
         <w:pStyle w:val="Compact"/>
         <w:numPr>
           <w:ilvl w:val="0"/>
-          <w:numId w:val="1102"/>
+          <w:numId w:val="1106"/>
         </w:numPr>
       </w:pPr>
       <w:r>
@@ -38603,8 +39435,8 @@
         <w:t xml:space="preserve">Terminate the instance.</w:t>
       </w:r>
     </w:p>
-    <w:bookmarkEnd w:id="90"/>
-    <w:bookmarkStart w:id="91" w:name="a-1b-model-from-scratch"/>
+    <w:bookmarkEnd w:id="91"/>
+    <w:bookmarkStart w:id="92" w:name="a-1b-model-from-scratch"/>
     <w:p>
       <w:pPr>
         <w:pStyle w:val="Heading2"/>
@@ -39015,8 +39847,8 @@
         </w:tc>
       </w:tr>
     </w:tbl>
-    <w:bookmarkEnd w:id="91"/>
-    <w:bookmarkStart w:id="92" w:name="is-1b-enough-for-a-specialised-field"/>
+    <w:bookmarkEnd w:id="92"/>
+    <w:bookmarkStart w:id="93" w:name="is-1b-enough-for-a-specialised-field"/>
     <w:p>
       <w:pPr>
         <w:pStyle w:val="Heading2"/>
@@ -39047,7 +39879,7 @@
         <w:pStyle w:val="Compact"/>
         <w:numPr>
           <w:ilvl w:val="0"/>
-          <w:numId w:val="1103"/>
+          <w:numId w:val="1107"/>
         </w:numPr>
       </w:pPr>
       <w:r>
@@ -39069,7 +39901,7 @@
         <w:pStyle w:val="Compact"/>
         <w:numPr>
           <w:ilvl w:val="0"/>
-          <w:numId w:val="1103"/>
+          <w:numId w:val="1107"/>
         </w:numPr>
       </w:pPr>
       <w:r>
@@ -39097,7 +39929,7 @@
         <w:pStyle w:val="Compact"/>
         <w:numPr>
           <w:ilvl w:val="0"/>
-          <w:numId w:val="1103"/>
+          <w:numId w:val="1107"/>
         </w:numPr>
       </w:pPr>
       <w:r>
@@ -39125,7 +39957,7 @@
         <w:pStyle w:val="Compact"/>
         <w:numPr>
           <w:ilvl w:val="0"/>
-          <w:numId w:val="1103"/>
+          <w:numId w:val="1107"/>
         </w:numPr>
       </w:pPr>
       <w:r>
@@ -39165,7 +39997,7 @@
         <w:pStyle w:val="Compact"/>
         <w:numPr>
           <w:ilvl w:val="0"/>
-          <w:numId w:val="1104"/>
+          <w:numId w:val="1108"/>
         </w:numPr>
       </w:pPr>
       <w:r>
@@ -39177,7 +40009,7 @@
         <w:pStyle w:val="Compact"/>
         <w:numPr>
           <w:ilvl w:val="0"/>
-          <w:numId w:val="1104"/>
+          <w:numId w:val="1108"/>
         </w:numPr>
       </w:pPr>
       <w:r>
@@ -39195,15 +40027,15 @@
         <w:pStyle w:val="Compact"/>
         <w:numPr>
           <w:ilvl w:val="0"/>
-          <w:numId w:val="1104"/>
+          <w:numId w:val="1108"/>
         </w:numPr>
       </w:pPr>
       <w:r>
         <w:t xml:space="preserve">You don’t need to train 10B or 100B models yourself: a 70B model from scratch costs millions of pounds of compute.</w:t>
       </w:r>
     </w:p>
-    <w:bookmarkEnd w:id="92"/>
-    <w:bookmarkStart w:id="93" w:name="X30c0ff3366ed0f880f1b78628a446bbd6327d7e"/>
+    <w:bookmarkEnd w:id="93"/>
+    <w:bookmarkStart w:id="94" w:name="X30c0ff3366ed0f880f1b78628a446bbd6327d7e"/>
     <w:p>
       <w:pPr>
         <w:pStyle w:val="Heading2"/>
@@ -39253,7 +40085,7 @@
         <w:pStyle w:val="Compact"/>
         <w:numPr>
           <w:ilvl w:val="0"/>
-          <w:numId w:val="1105"/>
+          <w:numId w:val="1109"/>
         </w:numPr>
       </w:pPr>
       <w:r>
@@ -39281,7 +40113,7 @@
         <w:pStyle w:val="Compact"/>
         <w:numPr>
           <w:ilvl w:val="0"/>
-          <w:numId w:val="1105"/>
+          <w:numId w:val="1109"/>
         </w:numPr>
       </w:pPr>
       <w:r>
@@ -39309,7 +40141,7 @@
         <w:pStyle w:val="Compact"/>
         <w:numPr>
           <w:ilvl w:val="1"/>
-          <w:numId w:val="1106"/>
+          <w:numId w:val="1110"/>
         </w:numPr>
       </w:pPr>
       <w:r>
@@ -39321,7 +40153,7 @@
         <w:pStyle w:val="Compact"/>
         <w:numPr>
           <w:ilvl w:val="1"/>
-          <w:numId w:val="1106"/>
+          <w:numId w:val="1110"/>
         </w:numPr>
       </w:pPr>
       <w:r>
@@ -39333,7 +40165,7 @@
         <w:pStyle w:val="Compact"/>
         <w:numPr>
           <w:ilvl w:val="1"/>
-          <w:numId w:val="1106"/>
+          <w:numId w:val="1110"/>
         </w:numPr>
       </w:pPr>
       <w:r>
@@ -39345,7 +40177,7 @@
         <w:pStyle w:val="Compact"/>
         <w:numPr>
           <w:ilvl w:val="0"/>
-          <w:numId w:val="1105"/>
+          <w:numId w:val="1109"/>
         </w:numPr>
       </w:pPr>
       <w:r>
@@ -39388,7 +40220,7 @@
         <w:pStyle w:val="Compact"/>
         <w:numPr>
           <w:ilvl w:val="0"/>
-          <w:numId w:val="1105"/>
+          <w:numId w:val="1109"/>
         </w:numPr>
       </w:pPr>
       <w:r>
@@ -39410,7 +40242,7 @@
         <w:pStyle w:val="Compact"/>
         <w:numPr>
           <w:ilvl w:val="1"/>
-          <w:numId w:val="1107"/>
+          <w:numId w:val="1111"/>
         </w:numPr>
       </w:pPr>
       <w:r>
@@ -39422,7 +40254,7 @@
         <w:pStyle w:val="Compact"/>
         <w:numPr>
           <w:ilvl w:val="1"/>
-          <w:numId w:val="1107"/>
+          <w:numId w:val="1111"/>
         </w:numPr>
       </w:pPr>
       <w:r>
@@ -39434,7 +40266,7 @@
         <w:pStyle w:val="Compact"/>
         <w:numPr>
           <w:ilvl w:val="1"/>
-          <w:numId w:val="1107"/>
+          <w:numId w:val="1111"/>
         </w:numPr>
       </w:pPr>
       <w:r>
@@ -39446,7 +40278,7 @@
         <w:pStyle w:val="Compact"/>
         <w:numPr>
           <w:ilvl w:val="1"/>
-          <w:numId w:val="1107"/>
+          <w:numId w:val="1111"/>
         </w:numPr>
       </w:pPr>
       <w:r>
@@ -39458,7 +40290,7 @@
         <w:pStyle w:val="Compact"/>
         <w:numPr>
           <w:ilvl w:val="0"/>
-          <w:numId w:val="1105"/>
+          <w:numId w:val="1109"/>
         </w:numPr>
       </w:pPr>
       <w:r>
@@ -39474,7 +40306,7 @@
         <w:pStyle w:val="Compact"/>
         <w:numPr>
           <w:ilvl w:val="1"/>
-          <w:numId w:val="1108"/>
+          <w:numId w:val="1112"/>
         </w:numPr>
       </w:pPr>
       <w:r>
@@ -39486,7 +40318,7 @@
         <w:pStyle w:val="Compact"/>
         <w:numPr>
           <w:ilvl w:val="1"/>
-          <w:numId w:val="1108"/>
+          <w:numId w:val="1112"/>
         </w:numPr>
       </w:pPr>
       <w:r>
@@ -39498,7 +40330,7 @@
         <w:pStyle w:val="Compact"/>
         <w:numPr>
           <w:ilvl w:val="0"/>
-          <w:numId w:val="1105"/>
+          <w:numId w:val="1109"/>
         </w:numPr>
       </w:pPr>
       <w:r>
@@ -39547,8 +40379,8 @@
         <w:t xml:space="preserve">operations per billion tokens at 1B parameters, or about 6 H100-hours (about $20).</w:t>
       </w:r>
     </w:p>
-    <w:bookmarkEnd w:id="93"/>
-    <w:bookmarkStart w:id="100" w:name="the-mac-studio-plan-from-guide.md"/>
+    <w:bookmarkEnd w:id="94"/>
+    <w:bookmarkStart w:id="101" w:name="the-mac-studio-plan-from-guide.md"/>
     <w:p>
       <w:pPr>
         <w:pStyle w:val="Heading2"/>
@@ -39590,7 +40422,7 @@
         <w:t xml:space="preserve">must be re-measured on the real machine, and model names re-checked in February 2027.</w:t>
       </w:r>
     </w:p>
-    <w:bookmarkStart w:id="94" w:name="the-best-setup"/>
+    <w:bookmarkStart w:id="95" w:name="the-best-setup"/>
     <w:p>
       <w:pPr>
         <w:pStyle w:val="Heading3"/>
@@ -39621,7 +40453,7 @@
         <w:pStyle w:val="Compact"/>
         <w:numPr>
           <w:ilvl w:val="0"/>
-          <w:numId w:val="1109"/>
+          <w:numId w:val="1113"/>
         </w:numPr>
       </w:pPr>
       <w:r>
@@ -39649,7 +40481,7 @@
         <w:pStyle w:val="Compact"/>
         <w:numPr>
           <w:ilvl w:val="0"/>
-          <w:numId w:val="1109"/>
+          <w:numId w:val="1113"/>
         </w:numPr>
       </w:pPr>
       <w:r>
@@ -39671,7 +40503,7 @@
         <w:pStyle w:val="Compact"/>
         <w:numPr>
           <w:ilvl w:val="0"/>
-          <w:numId w:val="1109"/>
+          <w:numId w:val="1113"/>
         </w:numPr>
       </w:pPr>
       <w:r>
@@ -39693,7 +40525,7 @@
         <w:pStyle w:val="Compact"/>
         <w:numPr>
           <w:ilvl w:val="0"/>
-          <w:numId w:val="1109"/>
+          <w:numId w:val="1113"/>
         </w:numPr>
       </w:pPr>
       <w:r>
@@ -40024,7 +40856,7 @@
         <w:pStyle w:val="Compact"/>
         <w:numPr>
           <w:ilvl w:val="0"/>
-          <w:numId w:val="1110"/>
+          <w:numId w:val="1114"/>
         </w:numPr>
       </w:pPr>
       <w:r>
@@ -40036,7 +40868,7 @@
         <w:pStyle w:val="Compact"/>
         <w:numPr>
           <w:ilvl w:val="0"/>
-          <w:numId w:val="1110"/>
+          <w:numId w:val="1114"/>
         </w:numPr>
       </w:pPr>
       <w:r>
@@ -40074,15 +40906,15 @@
         <w:pStyle w:val="Compact"/>
         <w:numPr>
           <w:ilvl w:val="0"/>
-          <w:numId w:val="1110"/>
+          <w:numId w:val="1114"/>
         </w:numPr>
       </w:pPr>
       <w:r>
         <w:t xml:space="preserve">Facts learnt by fine-tuning are recalled unreliably, so they belong in the search index.</w:t>
       </w:r>
     </w:p>
-    <w:bookmarkEnd w:id="94"/>
-    <w:bookmarkStart w:id="95" w:name="what-fits-in-256-gb"/>
+    <w:bookmarkEnd w:id="95"/>
+    <w:bookmarkStart w:id="96" w:name="what-fits-in-256-gb"/>
     <w:p>
       <w:pPr>
         <w:pStyle w:val="Heading3"/>
@@ -41068,8 +41900,8 @@
         </w:tc>
       </w:tr>
     </w:tbl>
-    <w:bookmarkEnd w:id="95"/>
-    <w:bookmarkStart w:id="96" w:name="lora-training-time-on-the-mac"/>
+    <w:bookmarkEnd w:id="96"/>
+    <w:bookmarkStart w:id="97" w:name="lora-training-time-on-the-mac"/>
     <w:p>
       <w:pPr>
         <w:pStyle w:val="Heading3"/>
@@ -41404,7 +42236,7 @@
         <w:pStyle w:val="Compact"/>
         <w:numPr>
           <w:ilvl w:val="0"/>
-          <w:numId w:val="1111"/>
+          <w:numId w:val="1115"/>
         </w:numPr>
       </w:pPr>
       <w:r>
@@ -41449,7 +42281,7 @@
         <w:pStyle w:val="Compact"/>
         <w:numPr>
           <w:ilvl w:val="0"/>
-          <w:numId w:val="1111"/>
+          <w:numId w:val="1115"/>
         </w:numPr>
       </w:pPr>
       <w:r>
@@ -41473,7 +42305,7 @@
         <w:pStyle w:val="Compact"/>
         <w:numPr>
           <w:ilvl w:val="0"/>
-          <w:numId w:val="1111"/>
+          <w:numId w:val="1115"/>
         </w:numPr>
       </w:pPr>
       <w:r>
@@ -41495,8 +42327,8 @@
         <w:t xml:space="preserve">to stop the Mac sleeping.</w:t>
       </w:r>
     </w:p>
-    <w:bookmarkEnd w:id="96"/>
-    <w:bookmarkStart w:id="97" w:name="step-by-step"/>
+    <w:bookmarkEnd w:id="97"/>
+    <w:bookmarkStart w:id="98" w:name="step-by-step"/>
     <w:p>
       <w:pPr>
         <w:pStyle w:val="Heading3"/>
@@ -41531,7 +42363,7 @@
         <w:pStyle w:val="Compact"/>
         <w:numPr>
           <w:ilvl w:val="0"/>
-          <w:numId w:val="1112"/>
+          <w:numId w:val="1116"/>
         </w:numPr>
       </w:pPr>
       <w:r>
@@ -41543,7 +42375,7 @@
         <w:pStyle w:val="Compact"/>
         <w:numPr>
           <w:ilvl w:val="0"/>
-          <w:numId w:val="1112"/>
+          <w:numId w:val="1116"/>
         </w:numPr>
       </w:pPr>
       <w:r>
@@ -41574,7 +42406,7 @@
         <w:pStyle w:val="Compact"/>
         <w:numPr>
           <w:ilvl w:val="1"/>
-          <w:numId w:val="1113"/>
+          <w:numId w:val="1117"/>
         </w:numPr>
       </w:pPr>
       <w:r>
@@ -41586,7 +42418,7 @@
         <w:pStyle w:val="Compact"/>
         <w:numPr>
           <w:ilvl w:val="1"/>
-          <w:numId w:val="1113"/>
+          <w:numId w:val="1117"/>
         </w:numPr>
       </w:pPr>
       <w:r>
@@ -41598,7 +42430,7 @@
         <w:pStyle w:val="Compact"/>
         <w:numPr>
           <w:ilvl w:val="1"/>
-          <w:numId w:val="1113"/>
+          <w:numId w:val="1117"/>
         </w:numPr>
       </w:pPr>
       <w:r>
@@ -41610,7 +42442,7 @@
         <w:pStyle w:val="Compact"/>
         <w:numPr>
           <w:ilvl w:val="1"/>
-          <w:numId w:val="1113"/>
+          <w:numId w:val="1117"/>
         </w:numPr>
       </w:pPr>
       <w:r>
@@ -41622,7 +42454,7 @@
         <w:pStyle w:val="Compact"/>
         <w:numPr>
           <w:ilvl w:val="1"/>
-          <w:numId w:val="1113"/>
+          <w:numId w:val="1117"/>
         </w:numPr>
       </w:pPr>
       <w:r>
@@ -41646,7 +42478,7 @@
         <w:pStyle w:val="Compact"/>
         <w:numPr>
           <w:ilvl w:val="0"/>
-          <w:numId w:val="1112"/>
+          <w:numId w:val="1116"/>
         </w:numPr>
       </w:pPr>
       <w:r>
@@ -41664,7 +42496,7 @@
         <w:pStyle w:val="Compact"/>
         <w:numPr>
           <w:ilvl w:val="0"/>
-          <w:numId w:val="1112"/>
+          <w:numId w:val="1116"/>
         </w:numPr>
       </w:pPr>
       <w:r>
@@ -41676,7 +42508,7 @@
         <w:pStyle w:val="Compact"/>
         <w:numPr>
           <w:ilvl w:val="0"/>
-          <w:numId w:val="1112"/>
+          <w:numId w:val="1116"/>
         </w:numPr>
       </w:pPr>
       <w:r>
@@ -41694,7 +42526,7 @@
         <w:pStyle w:val="Compact"/>
         <w:numPr>
           <w:ilvl w:val="0"/>
-          <w:numId w:val="1112"/>
+          <w:numId w:val="1116"/>
         </w:numPr>
       </w:pPr>
       <w:r>
@@ -41706,7 +42538,7 @@
         <w:pStyle w:val="Compact"/>
         <w:numPr>
           <w:ilvl w:val="1"/>
-          <w:numId w:val="1114"/>
+          <w:numId w:val="1118"/>
         </w:numPr>
       </w:pPr>
       <w:r>
@@ -41728,7 +42560,7 @@
         <w:pStyle w:val="Compact"/>
         <w:numPr>
           <w:ilvl w:val="1"/>
-          <w:numId w:val="1114"/>
+          <w:numId w:val="1118"/>
         </w:numPr>
       </w:pPr>
       <w:r>
@@ -41763,7 +42595,7 @@
         <w:pStyle w:val="Compact"/>
         <w:numPr>
           <w:ilvl w:val="1"/>
-          <w:numId w:val="1114"/>
+          <w:numId w:val="1118"/>
         </w:numPr>
       </w:pPr>
       <w:r>
@@ -41809,7 +42641,7 @@
         <w:pStyle w:val="Compact"/>
         <w:numPr>
           <w:ilvl w:val="0"/>
-          <w:numId w:val="1115"/>
+          <w:numId w:val="1119"/>
         </w:numPr>
       </w:pPr>
       <w:r>
@@ -41821,7 +42653,7 @@
         <w:pStyle w:val="Compact"/>
         <w:numPr>
           <w:ilvl w:val="0"/>
-          <w:numId w:val="1115"/>
+          <w:numId w:val="1119"/>
         </w:numPr>
       </w:pPr>
       <w:r>
@@ -41833,7 +42665,7 @@
         <w:pStyle w:val="Compact"/>
         <w:numPr>
           <w:ilvl w:val="0"/>
-          <w:numId w:val="1115"/>
+          <w:numId w:val="1119"/>
         </w:numPr>
       </w:pPr>
       <w:r>
@@ -41845,7 +42677,7 @@
         <w:pStyle w:val="Compact"/>
         <w:numPr>
           <w:ilvl w:val="0"/>
-          <w:numId w:val="1115"/>
+          <w:numId w:val="1119"/>
         </w:numPr>
       </w:pPr>
       <w:r>
@@ -41857,7 +42689,7 @@
         <w:pStyle w:val="Compact"/>
         <w:numPr>
           <w:ilvl w:val="0"/>
-          <w:numId w:val="1115"/>
+          <w:numId w:val="1119"/>
         </w:numPr>
       </w:pPr>
       <w:r>
@@ -41881,7 +42713,7 @@
         <w:pStyle w:val="Compact"/>
         <w:numPr>
           <w:ilvl w:val="0"/>
-          <w:numId w:val="1116"/>
+          <w:numId w:val="1120"/>
         </w:numPr>
       </w:pPr>
       <w:r>
@@ -41893,7 +42725,7 @@
         <w:pStyle w:val="Compact"/>
         <w:numPr>
           <w:ilvl w:val="0"/>
-          <w:numId w:val="1116"/>
+          <w:numId w:val="1120"/>
         </w:numPr>
       </w:pPr>
       <w:r>
@@ -41905,7 +42737,7 @@
         <w:pStyle w:val="Compact"/>
         <w:numPr>
           <w:ilvl w:val="0"/>
-          <w:numId w:val="1116"/>
+          <w:numId w:val="1120"/>
         </w:numPr>
       </w:pPr>
       <w:r>
@@ -41928,7 +42760,7 @@
       <w:pPr>
         <w:numPr>
           <w:ilvl w:val="0"/>
-          <w:numId w:val="1117"/>
+          <w:numId w:val="1121"/>
         </w:numPr>
       </w:pPr>
       <w:r>
@@ -41990,7 +42822,7 @@
       <w:pPr>
         <w:numPr>
           <w:ilvl w:val="0"/>
-          <w:numId w:val="1117"/>
+          <w:numId w:val="1121"/>
         </w:numPr>
       </w:pPr>
       <w:r>
@@ -42001,7 +42833,7 @@
       <w:pPr>
         <w:numPr>
           <w:ilvl w:val="0"/>
-          <w:numId w:val="1117"/>
+          <w:numId w:val="1121"/>
         </w:numPr>
       </w:pPr>
       <w:r>
@@ -42012,7 +42844,7 @@
       <w:pPr>
         <w:numPr>
           <w:ilvl w:val="0"/>
-          <w:numId w:val="1117"/>
+          <w:numId w:val="1121"/>
         </w:numPr>
       </w:pPr>
       <w:r>
@@ -42023,7 +42855,7 @@
       <w:pPr>
         <w:numPr>
           <w:ilvl w:val="0"/>
-          <w:numId w:val="1117"/>
+          <w:numId w:val="1121"/>
         </w:numPr>
       </w:pPr>
       <w:r>
@@ -42047,7 +42879,7 @@
         <w:pStyle w:val="Compact"/>
         <w:numPr>
           <w:ilvl w:val="0"/>
-          <w:numId w:val="1118"/>
+          <w:numId w:val="1122"/>
         </w:numPr>
       </w:pPr>
       <w:r>
@@ -42059,7 +42891,7 @@
         <w:pStyle w:val="Compact"/>
         <w:numPr>
           <w:ilvl w:val="0"/>
-          <w:numId w:val="1118"/>
+          <w:numId w:val="1122"/>
         </w:numPr>
       </w:pPr>
       <w:r>
@@ -42071,7 +42903,7 @@
         <w:pStyle w:val="Compact"/>
         <w:numPr>
           <w:ilvl w:val="0"/>
-          <w:numId w:val="1118"/>
+          <w:numId w:val="1122"/>
         </w:numPr>
       </w:pPr>
       <w:r>
@@ -42083,15 +42915,15 @@
         <w:pStyle w:val="Compact"/>
         <w:numPr>
           <w:ilvl w:val="0"/>
-          <w:numId w:val="1118"/>
+          <w:numId w:val="1122"/>
         </w:numPr>
       </w:pPr>
       <w:r>
         <w:t xml:space="preserve">Hard cases go to a frontier model, without confidential data.</w:t>
       </w:r>
     </w:p>
-    <w:bookmarkEnd w:id="97"/>
-    <w:bookmarkStart w:id="98" w:name="rented-gpus-and-still-owning-the-model"/>
+    <w:bookmarkEnd w:id="98"/>
+    <w:bookmarkStart w:id="99" w:name="rented-gpus-and-still-owning-the-model"/>
     <w:p>
       <w:pPr>
         <w:pStyle w:val="Heading3"/>
@@ -42114,7 +42946,7 @@
         <w:pStyle w:val="Compact"/>
         <w:numPr>
           <w:ilvl w:val="0"/>
-          <w:numId w:val="1119"/>
+          <w:numId w:val="1123"/>
         </w:numPr>
       </w:pPr>
       <w:r>
@@ -42130,7 +42962,7 @@
         <w:pStyle w:val="Compact"/>
         <w:numPr>
           <w:ilvl w:val="1"/>
-          <w:numId w:val="1120"/>
+          <w:numId w:val="1124"/>
         </w:numPr>
       </w:pPr>
       <w:r>
@@ -42148,7 +42980,7 @@
         <w:pStyle w:val="Compact"/>
         <w:numPr>
           <w:ilvl w:val="1"/>
-          <w:numId w:val="1120"/>
+          <w:numId w:val="1124"/>
         </w:numPr>
       </w:pPr>
       <w:r>
@@ -42160,7 +42992,7 @@
         <w:pStyle w:val="Compact"/>
         <w:numPr>
           <w:ilvl w:val="0"/>
-          <w:numId w:val="1119"/>
+          <w:numId w:val="1123"/>
         </w:numPr>
       </w:pPr>
       <w:r>
@@ -42176,7 +43008,7 @@
         <w:pStyle w:val="Compact"/>
         <w:numPr>
           <w:ilvl w:val="1"/>
-          <w:numId w:val="1121"/>
+          <w:numId w:val="1125"/>
         </w:numPr>
       </w:pPr>
       <w:r>
@@ -42188,7 +43020,7 @@
         <w:pStyle w:val="Compact"/>
         <w:numPr>
           <w:ilvl w:val="1"/>
-          <w:numId w:val="1121"/>
+          <w:numId w:val="1125"/>
         </w:numPr>
       </w:pPr>
       <w:r>
@@ -42200,7 +43032,7 @@
         <w:pStyle w:val="Compact"/>
         <w:numPr>
           <w:ilvl w:val="1"/>
-          <w:numId w:val="1121"/>
+          <w:numId w:val="1125"/>
         </w:numPr>
       </w:pPr>
       <w:r>
@@ -42212,7 +43044,7 @@
         <w:pStyle w:val="Compact"/>
         <w:numPr>
           <w:ilvl w:val="1"/>
-          <w:numId w:val="1121"/>
+          <w:numId w:val="1125"/>
         </w:numPr>
       </w:pPr>
       <w:r>
@@ -42224,7 +43056,7 @@
         <w:pStyle w:val="Compact"/>
         <w:numPr>
           <w:ilvl w:val="1"/>
-          <w:numId w:val="1121"/>
+          <w:numId w:val="1125"/>
         </w:numPr>
       </w:pPr>
       <w:r>
@@ -42236,7 +43068,7 @@
         <w:pStyle w:val="Compact"/>
         <w:numPr>
           <w:ilvl w:val="0"/>
-          <w:numId w:val="1119"/>
+          <w:numId w:val="1123"/>
         </w:numPr>
       </w:pPr>
       <w:r>
@@ -42258,7 +43090,7 @@
         <w:pStyle w:val="Compact"/>
         <w:numPr>
           <w:ilvl w:val="0"/>
-          <w:numId w:val="1119"/>
+          <w:numId w:val="1123"/>
         </w:numPr>
       </w:pPr>
       <w:r>
@@ -42275,8 +43107,8 @@
         <w:t xml:space="preserve">about £100–300 in total for the fine-tuning plan, including failed attempts.</w:t>
       </w:r>
     </w:p>
-    <w:bookmarkEnd w:id="98"/>
-    <w:bookmarkStart w:id="99" w:name="Xcf479a6d376b8d283dfa1be510cabe0bdc24d71"/>
+    <w:bookmarkEnd w:id="99"/>
+    <w:bookmarkStart w:id="100" w:name="Xcf479a6d376b8d283dfa1be510cabe0bdc24d71"/>
     <w:p>
       <w:pPr>
         <w:pStyle w:val="Heading3"/>
@@ -42311,7 +43143,7 @@
         <w:pStyle w:val="Compact"/>
         <w:numPr>
           <w:ilvl w:val="0"/>
-          <w:numId w:val="1122"/>
+          <w:numId w:val="1126"/>
         </w:numPr>
       </w:pPr>
       <w:r>
@@ -42339,7 +43171,7 @@
         <w:pStyle w:val="Compact"/>
         <w:numPr>
           <w:ilvl w:val="0"/>
-          <w:numId w:val="1122"/>
+          <w:numId w:val="1126"/>
         </w:numPr>
       </w:pPr>
       <w:r>
@@ -42361,7 +43193,7 @@
         <w:pStyle w:val="Compact"/>
         <w:numPr>
           <w:ilvl w:val="0"/>
-          <w:numId w:val="1122"/>
+          <w:numId w:val="1126"/>
         </w:numPr>
       </w:pPr>
       <w:r>
@@ -42707,10 +43539,10 @@
         </w:tc>
       </w:tr>
     </w:tbl>
-    <w:bookmarkEnd w:id="99"/>
     <w:bookmarkEnd w:id="100"/>
     <w:bookmarkEnd w:id="101"/>
-    <w:bookmarkStart w:id="105" w:name="techniques-roadmap"/>
+    <w:bookmarkEnd w:id="102"/>
+    <w:bookmarkStart w:id="106" w:name="techniques-roadmap"/>
     <w:p>
       <w:pPr>
         <w:pStyle w:val="Heading1"/>
@@ -42787,7 +43619,7 @@
         <w:t xml:space="preserve">S is hours, M days, L weeks.</w:t>
       </w:r>
     </w:p>
-    <w:bookmarkStart w:id="102" w:name="done-on-29-september"/>
+    <w:bookmarkStart w:id="103" w:name="done-on-29-september"/>
     <w:p>
       <w:pPr>
         <w:pStyle w:val="Heading2"/>
@@ -43203,8 +44035,8 @@
         </w:tc>
       </w:tr>
     </w:tbl>
-    <w:bookmarkEnd w:id="102"/>
-    <w:bookmarkStart w:id="103" w:name="recommended-next-in-order"/>
+    <w:bookmarkEnd w:id="103"/>
+    <w:bookmarkStart w:id="104" w:name="recommended-next-in-order"/>
     <w:p>
       <w:pPr>
         <w:pStyle w:val="Heading2"/>
@@ -44465,8 +45297,8 @@
         </w:tc>
       </w:tr>
     </w:tbl>
-    <w:bookmarkEnd w:id="103"/>
-    <w:bookmarkStart w:id="104" w:name="later-or-at-larger-scale"/>
+    <w:bookmarkEnd w:id="104"/>
+    <w:bookmarkStart w:id="105" w:name="later-or-at-larger-scale"/>
     <w:p>
       <w:pPr>
         <w:pStyle w:val="Heading2"/>
@@ -44489,7 +45321,7 @@
         <w:pStyle w:val="Compact"/>
         <w:numPr>
           <w:ilvl w:val="0"/>
-          <w:numId w:val="1123"/>
+          <w:numId w:val="1127"/>
         </w:numPr>
       </w:pPr>
       <w:r>
@@ -44517,7 +45349,7 @@
         <w:pStyle w:val="Compact"/>
         <w:numPr>
           <w:ilvl w:val="0"/>
-          <w:numId w:val="1123"/>
+          <w:numId w:val="1127"/>
         </w:numPr>
       </w:pPr>
       <w:r>
@@ -44539,7 +45371,7 @@
         <w:pStyle w:val="Compact"/>
         <w:numPr>
           <w:ilvl w:val="0"/>
-          <w:numId w:val="1123"/>
+          <w:numId w:val="1127"/>
         </w:numPr>
       </w:pPr>
       <w:r>
@@ -44561,7 +45393,7 @@
         <w:pStyle w:val="Compact"/>
         <w:numPr>
           <w:ilvl w:val="0"/>
-          <w:numId w:val="1123"/>
+          <w:numId w:val="1127"/>
         </w:numPr>
       </w:pPr>
       <w:r>
@@ -44601,7 +45433,7 @@
         <w:pStyle w:val="Compact"/>
         <w:numPr>
           <w:ilvl w:val="0"/>
-          <w:numId w:val="1123"/>
+          <w:numId w:val="1127"/>
         </w:numPr>
       </w:pPr>
       <w:r>
@@ -44623,7 +45455,7 @@
         <w:pStyle w:val="Compact"/>
         <w:numPr>
           <w:ilvl w:val="0"/>
-          <w:numId w:val="1123"/>
+          <w:numId w:val="1127"/>
         </w:numPr>
       </w:pPr>
       <w:r>
@@ -44691,7 +45523,7 @@
         <w:pStyle w:val="Compact"/>
         <w:numPr>
           <w:ilvl w:val="0"/>
-          <w:numId w:val="1124"/>
+          <w:numId w:val="1128"/>
         </w:numPr>
       </w:pPr>
       <w:r>
@@ -44703,7 +45535,7 @@
         <w:pStyle w:val="Compact"/>
         <w:numPr>
           <w:ilvl w:val="0"/>
-          <w:numId w:val="1124"/>
+          <w:numId w:val="1128"/>
         </w:numPr>
       </w:pPr>
       <w:r>
@@ -44715,7 +45547,7 @@
         <w:pStyle w:val="Compact"/>
         <w:numPr>
           <w:ilvl w:val="0"/>
-          <w:numId w:val="1124"/>
+          <w:numId w:val="1128"/>
         </w:numPr>
       </w:pPr>
       <w:r>
@@ -44727,16 +45559,16 @@
         <w:pStyle w:val="Compact"/>
         <w:numPr>
           <w:ilvl w:val="0"/>
-          <w:numId w:val="1124"/>
+          <w:numId w:val="1128"/>
         </w:numPr>
       </w:pPr>
       <w:r>
         <w:t xml:space="preserve">much larger vocabularies (each extra 8,192 tokens costs 3.1M parameters at width 384).</w:t>
       </w:r>
     </w:p>
-    <w:bookmarkEnd w:id="104"/>
     <w:bookmarkEnd w:id="105"/>
-    <w:bookmarkStart w:id="109" w:name="tools-safety-and-naming"/>
+    <w:bookmarkEnd w:id="106"/>
+    <w:bookmarkStart w:id="110" w:name="tools-safety-and-naming"/>
     <w:p>
       <w:pPr>
         <w:pStyle w:val="Heading1"/>
@@ -44754,7 +45586,7 @@
         <w:t xml:space="preserve">Tools, safety and naming</w:t>
       </w:r>
     </w:p>
-    <w:bookmarkStart w:id="106" w:name="other-training-frameworks"/>
+    <w:bookmarkStart w:id="107" w:name="other-training-frameworks"/>
     <w:p>
       <w:pPr>
         <w:pStyle w:val="Heading2"/>
@@ -45345,8 +46177,8 @@
         </w:tc>
       </w:tr>
     </w:tbl>
-    <w:bookmarkEnd w:id="106"/>
-    <w:bookmarkStart w:id="107" w:name="safety-rules-built-into-the-scripts"/>
+    <w:bookmarkEnd w:id="107"/>
+    <w:bookmarkStart w:id="108" w:name="safety-rules-built-into-the-scripts"/>
     <w:p>
       <w:pPr>
         <w:pStyle w:val="Heading2"/>
@@ -45369,7 +46201,7 @@
         <w:pStyle w:val="Compact"/>
         <w:numPr>
           <w:ilvl w:val="0"/>
-          <w:numId w:val="1125"/>
+          <w:numId w:val="1129"/>
         </w:numPr>
       </w:pPr>
       <w:r>
@@ -45418,7 +46250,7 @@
         <w:pStyle w:val="Compact"/>
         <w:numPr>
           <w:ilvl w:val="1"/>
-          <w:numId w:val="1126"/>
+          <w:numId w:val="1130"/>
         </w:numPr>
       </w:pPr>
       <w:r>
@@ -45457,7 +46289,7 @@
         <w:pStyle w:val="Compact"/>
         <w:numPr>
           <w:ilvl w:val="0"/>
-          <w:numId w:val="1125"/>
+          <w:numId w:val="1129"/>
         </w:numPr>
       </w:pPr>
       <w:r>
@@ -45473,7 +46305,7 @@
         <w:pStyle w:val="Compact"/>
         <w:numPr>
           <w:ilvl w:val="1"/>
-          <w:numId w:val="1127"/>
+          <w:numId w:val="1131"/>
         </w:numPr>
       </w:pPr>
       <w:r>
@@ -45500,7 +46332,7 @@
         <w:pStyle w:val="Compact"/>
         <w:numPr>
           <w:ilvl w:val="1"/>
-          <w:numId w:val="1127"/>
+          <w:numId w:val="1131"/>
         </w:numPr>
       </w:pPr>
       <w:r>
@@ -45512,7 +46344,7 @@
         <w:pStyle w:val="Compact"/>
         <w:numPr>
           <w:ilvl w:val="1"/>
-          <w:numId w:val="1127"/>
+          <w:numId w:val="1131"/>
         </w:numPr>
       </w:pPr>
       <w:r>
@@ -45536,7 +46368,7 @@
         <w:pStyle w:val="Compact"/>
         <w:numPr>
           <w:ilvl w:val="1"/>
-          <w:numId w:val="1127"/>
+          <w:numId w:val="1131"/>
         </w:numPr>
       </w:pPr>
       <w:r>
@@ -45548,7 +46380,7 @@
         <w:pStyle w:val="Compact"/>
         <w:numPr>
           <w:ilvl w:val="0"/>
-          <w:numId w:val="1125"/>
+          <w:numId w:val="1129"/>
         </w:numPr>
       </w:pPr>
       <w:r>
@@ -45576,7 +46408,7 @@
         <w:pStyle w:val="Compact"/>
         <w:numPr>
           <w:ilvl w:val="0"/>
-          <w:numId w:val="1125"/>
+          <w:numId w:val="1129"/>
         </w:numPr>
       </w:pPr>
       <w:r>
@@ -45610,7 +46442,7 @@
         <w:pStyle w:val="Compact"/>
         <w:numPr>
           <w:ilvl w:val="0"/>
-          <w:numId w:val="1125"/>
+          <w:numId w:val="1129"/>
         </w:numPr>
       </w:pPr>
       <w:r>
@@ -45650,7 +46482,7 @@
         <w:pStyle w:val="Compact"/>
         <w:numPr>
           <w:ilvl w:val="0"/>
-          <w:numId w:val="1125"/>
+          <w:numId w:val="1129"/>
         </w:numPr>
       </w:pPr>
       <w:r>
@@ -45676,8 +46508,8 @@
         <w:t xml:space="preserve">runs 24 tests on the CPU in about two and a half minutes.</w:t>
       </w:r>
     </w:p>
-    <w:bookmarkEnd w:id="107"/>
-    <w:bookmarkStart w:id="108" w:name="a-name-for-the-model"/>
+    <w:bookmarkEnd w:id="108"/>
+    <w:bookmarkStart w:id="109" w:name="a-name-for-the-model"/>
     <w:p>
       <w:pPr>
         <w:pStyle w:val="Heading2"/>
@@ -45726,7 +46558,7 @@
         <w:pStyle w:val="Compact"/>
         <w:numPr>
           <w:ilvl w:val="0"/>
-          <w:numId w:val="1128"/>
+          <w:numId w:val="1132"/>
         </w:numPr>
       </w:pPr>
       <w:r>
@@ -45757,7 +46589,7 @@
         <w:pStyle w:val="Compact"/>
         <w:numPr>
           <w:ilvl w:val="0"/>
-          <w:numId w:val="1128"/>
+          <w:numId w:val="1132"/>
         </w:numPr>
       </w:pPr>
       <w:r>
@@ -45776,7 +46608,7 @@
         <w:pStyle w:val="Compact"/>
         <w:numPr>
           <w:ilvl w:val="0"/>
-          <w:numId w:val="1128"/>
+          <w:numId w:val="1132"/>
         </w:numPr>
       </w:pPr>
       <w:r>
@@ -45795,7 +46627,7 @@
         <w:pStyle w:val="Compact"/>
         <w:numPr>
           <w:ilvl w:val="0"/>
-          <w:numId w:val="1128"/>
+          <w:numId w:val="1132"/>
         </w:numPr>
       </w:pPr>
       <w:r>
@@ -45854,9 +46686,9 @@
         <w:t xml:space="preserve">file names. Old checkpoints keep working, because the loader recognises them by content, not name.</w:t>
       </w:r>
     </w:p>
-    <w:bookmarkEnd w:id="108"/>
     <w:bookmarkEnd w:id="109"/>
-    <w:bookmarkStart w:id="110" w:name="glossary"/>
+    <w:bookmarkEnd w:id="110"/>
+    <w:bookmarkStart w:id="111" w:name="glossary"/>
     <w:p>
       <w:pPr>
         <w:pStyle w:val="Heading1"/>
@@ -47312,8 +48144,8 @@
         </w:tc>
       </w:tr>
     </w:tbl>
-    <w:bookmarkEnd w:id="110"/>
-    <w:bookmarkStart w:id="111" w:name="reading-list-and-references"/>
+    <w:bookmarkEnd w:id="111"/>
+    <w:bookmarkStart w:id="112" w:name="reading-list-and-references"/>
     <w:p>
       <w:pPr>
         <w:pStyle w:val="Heading1"/>
@@ -47339,7 +48171,7 @@
         <w:pStyle w:val="Compact"/>
         <w:numPr>
           <w:ilvl w:val="0"/>
-          <w:numId w:val="1129"/>
+          <w:numId w:val="1133"/>
         </w:numPr>
       </w:pPr>
       <w:r>
@@ -47364,7 +48196,7 @@
         <w:pStyle w:val="Compact"/>
         <w:numPr>
           <w:ilvl w:val="0"/>
-          <w:numId w:val="1129"/>
+          <w:numId w:val="1133"/>
         </w:numPr>
       </w:pPr>
       <w:r>
@@ -47422,7 +48254,7 @@
         <w:pStyle w:val="Compact"/>
         <w:numPr>
           <w:ilvl w:val="0"/>
-          <w:numId w:val="1129"/>
+          <w:numId w:val="1133"/>
         </w:numPr>
       </w:pPr>
       <w:r>
@@ -47450,7 +48282,7 @@
         <w:pStyle w:val="Compact"/>
         <w:numPr>
           <w:ilvl w:val="0"/>
-          <w:numId w:val="1129"/>
+          <w:numId w:val="1133"/>
         </w:numPr>
       </w:pPr>
       <w:r>
@@ -47505,7 +48337,7 @@
         <w:pStyle w:val="Compact"/>
         <w:numPr>
           <w:ilvl w:val="0"/>
-          <w:numId w:val="1130"/>
+          <w:numId w:val="1134"/>
         </w:numPr>
       </w:pPr>
       <w:r>
@@ -47517,7 +48349,7 @@
         <w:pStyle w:val="Compact"/>
         <w:numPr>
           <w:ilvl w:val="0"/>
-          <w:numId w:val="1130"/>
+          <w:numId w:val="1134"/>
         </w:numPr>
       </w:pPr>
       <w:r>
@@ -47541,7 +48373,7 @@
         <w:pStyle w:val="Compact"/>
         <w:numPr>
           <w:ilvl w:val="0"/>
-          <w:numId w:val="1130"/>
+          <w:numId w:val="1134"/>
         </w:numPr>
       </w:pPr>
       <w:r>
@@ -47559,7 +48391,7 @@
         <w:pStyle w:val="Compact"/>
         <w:numPr>
           <w:ilvl w:val="0"/>
-          <w:numId w:val="1130"/>
+          <w:numId w:val="1134"/>
         </w:numPr>
       </w:pPr>
       <w:r>
@@ -47571,7 +48403,7 @@
         <w:pStyle w:val="Compact"/>
         <w:numPr>
           <w:ilvl w:val="0"/>
-          <w:numId w:val="1130"/>
+          <w:numId w:val="1134"/>
         </w:numPr>
       </w:pPr>
       <w:r>
@@ -47583,7 +48415,7 @@
         <w:pStyle w:val="Compact"/>
         <w:numPr>
           <w:ilvl w:val="0"/>
-          <w:numId w:val="1130"/>
+          <w:numId w:val="1134"/>
         </w:numPr>
       </w:pPr>
       <w:r>
@@ -47595,7 +48427,7 @@
         <w:pStyle w:val="Compact"/>
         <w:numPr>
           <w:ilvl w:val="0"/>
-          <w:numId w:val="1130"/>
+          <w:numId w:val="1134"/>
         </w:numPr>
       </w:pPr>
       <w:r>
@@ -47607,7 +48439,7 @@
         <w:pStyle w:val="Compact"/>
         <w:numPr>
           <w:ilvl w:val="0"/>
-          <w:numId w:val="1130"/>
+          <w:numId w:val="1134"/>
         </w:numPr>
       </w:pPr>
       <w:r>
@@ -47625,7 +48457,7 @@
         <w:pStyle w:val="Compact"/>
         <w:numPr>
           <w:ilvl w:val="0"/>
-          <w:numId w:val="1130"/>
+          <w:numId w:val="1134"/>
         </w:numPr>
       </w:pPr>
       <w:r>
@@ -47637,7 +48469,7 @@
         <w:pStyle w:val="Compact"/>
         <w:numPr>
           <w:ilvl w:val="0"/>
-          <w:numId w:val="1130"/>
+          <w:numId w:val="1134"/>
         </w:numPr>
       </w:pPr>
       <w:r>
@@ -47655,7 +48487,7 @@
         <w:pStyle w:val="Compact"/>
         <w:numPr>
           <w:ilvl w:val="0"/>
-          <w:numId w:val="1130"/>
+          <w:numId w:val="1134"/>
         </w:numPr>
       </w:pPr>
       <w:r>
@@ -47667,7 +48499,7 @@
         <w:pStyle w:val="Compact"/>
         <w:numPr>
           <w:ilvl w:val="0"/>
-          <w:numId w:val="1130"/>
+          <w:numId w:val="1134"/>
         </w:numPr>
       </w:pPr>
       <w:r>
@@ -47679,7 +48511,7 @@
         <w:pStyle w:val="Compact"/>
         <w:numPr>
           <w:ilvl w:val="0"/>
-          <w:numId w:val="1130"/>
+          <w:numId w:val="1134"/>
         </w:numPr>
       </w:pPr>
       <w:r>
@@ -47691,7 +48523,7 @@
         <w:pStyle w:val="Compact"/>
         <w:numPr>
           <w:ilvl w:val="0"/>
-          <w:numId w:val="1130"/>
+          <w:numId w:val="1134"/>
         </w:numPr>
       </w:pPr>
       <w:r>
@@ -47703,7 +48535,7 @@
         <w:pStyle w:val="Compact"/>
         <w:numPr>
           <w:ilvl w:val="0"/>
-          <w:numId w:val="1130"/>
+          <w:numId w:val="1134"/>
         </w:numPr>
       </w:pPr>
       <w:r>
@@ -47721,7 +48553,7 @@
         <w:pStyle w:val="Compact"/>
         <w:numPr>
           <w:ilvl w:val="0"/>
-          <w:numId w:val="1130"/>
+          <w:numId w:val="1134"/>
         </w:numPr>
       </w:pPr>
       <w:r>
@@ -47733,7 +48565,7 @@
         <w:pStyle w:val="Compact"/>
         <w:numPr>
           <w:ilvl w:val="0"/>
-          <w:numId w:val="1130"/>
+          <w:numId w:val="1134"/>
         </w:numPr>
       </w:pPr>
       <w:r>
@@ -47751,7 +48583,7 @@
         <w:pStyle w:val="Compact"/>
         <w:numPr>
           <w:ilvl w:val="0"/>
-          <w:numId w:val="1130"/>
+          <w:numId w:val="1134"/>
         </w:numPr>
       </w:pPr>
       <w:r>
@@ -47763,7 +48595,7 @@
         <w:pStyle w:val="Compact"/>
         <w:numPr>
           <w:ilvl w:val="0"/>
-          <w:numId w:val="1130"/>
+          <w:numId w:val="1134"/>
         </w:numPr>
       </w:pPr>
       <w:r>
@@ -47776,7 +48608,7 @@
         <w:t xml:space="preserve">foundation models.</w:t>
       </w:r>
     </w:p>
-    <w:bookmarkEnd w:id="111"/>
+    <w:bookmarkEnd w:id="112"/>
     <w:sectPr>
       <w:footnotePr>
         <w:numRestart w:val="eachSect"/>
@@ -48138,6 +48970,18 @@
     <w:abstractNumId w:val="991"/>
   </w:num>
   <w:num w:numId="1011">
+    <w:abstractNumId w:val="991"/>
+  </w:num>
+  <w:num w:numId="1012">
+    <w:abstractNumId w:val="991"/>
+  </w:num>
+  <w:num w:numId="1013">
+    <w:abstractNumId w:val="991"/>
+  </w:num>
+  <w:num w:numId="1014">
+    <w:abstractNumId w:val="991"/>
+  </w:num>
+  <w:num w:numId="1015">
     <w:abstractNumId w:val="99411"/>
     <w:lvlOverride w:ilvl="0">
       <w:startOverride w:val="1"/>
@@ -48167,18 +49011,6 @@
       <w:startOverride w:val="1"/>
     </w:lvlOverride>
   </w:num>
-  <w:num w:numId="1012">
-    <w:abstractNumId w:val="991"/>
-  </w:num>
-  <w:num w:numId="1013">
-    <w:abstractNumId w:val="991"/>
-  </w:num>
-  <w:num w:numId="1014">
-    <w:abstractNumId w:val="991"/>
-  </w:num>
-  <w:num w:numId="1015">
-    <w:abstractNumId w:val="991"/>
-  </w:num>
   <w:num w:numId="1016">
     <w:abstractNumId w:val="991"/>
   </w:num>
@@ -48204,6 +49036,18 @@
     <w:abstractNumId w:val="991"/>
   </w:num>
   <w:num w:numId="1024">
+    <w:abstractNumId w:val="991"/>
+  </w:num>
+  <w:num w:numId="1025">
+    <w:abstractNumId w:val="991"/>
+  </w:num>
+  <w:num w:numId="1026">
+    <w:abstractNumId w:val="991"/>
+  </w:num>
+  <w:num w:numId="1027">
+    <w:abstractNumId w:val="991"/>
+  </w:num>
+  <w:num w:numId="1028">
     <w:abstractNumId w:val="99411"/>
     <w:lvlOverride w:ilvl="0">
       <w:startOverride w:val="1"/>
@@ -48232,45 +49076,6 @@
     <w:lvlOverride w:ilvl="8">
       <w:startOverride w:val="1"/>
     </w:lvlOverride>
-  </w:num>
-  <w:num w:numId="1025">
-    <w:abstractNumId w:val="99411"/>
-    <w:lvlOverride w:ilvl="0">
-      <w:startOverride w:val="1"/>
-    </w:lvlOverride>
-    <w:lvlOverride w:ilvl="1">
-      <w:startOverride w:val="1"/>
-    </w:lvlOverride>
-    <w:lvlOverride w:ilvl="2">
-      <w:startOverride w:val="1"/>
-    </w:lvlOverride>
-    <w:lvlOverride w:ilvl="3">
-      <w:startOverride w:val="1"/>
-    </w:lvlOverride>
-    <w:lvlOverride w:ilvl="4">
-      <w:startOverride w:val="1"/>
-    </w:lvlOverride>
-    <w:lvlOverride w:ilvl="5">
-      <w:startOverride w:val="1"/>
-    </w:lvlOverride>
-    <w:lvlOverride w:ilvl="6">
-      <w:startOverride w:val="1"/>
-    </w:lvlOverride>
-    <w:lvlOverride w:ilvl="7">
-      <w:startOverride w:val="1"/>
-    </w:lvlOverride>
-    <w:lvlOverride w:ilvl="8">
-      <w:startOverride w:val="1"/>
-    </w:lvlOverride>
-  </w:num>
-  <w:num w:numId="1026">
-    <w:abstractNumId w:val="991"/>
-  </w:num>
-  <w:num w:numId="1027">
-    <w:abstractNumId w:val="991"/>
-  </w:num>
-  <w:num w:numId="1028">
-    <w:abstractNumId w:val="991"/>
   </w:num>
   <w:num w:numId="1029">
     <w:abstractNumId w:val="99411"/>
@@ -48303,6 +49108,15 @@
     </w:lvlOverride>
   </w:num>
   <w:num w:numId="1030">
+    <w:abstractNumId w:val="991"/>
+  </w:num>
+  <w:num w:numId="1031">
+    <w:abstractNumId w:val="991"/>
+  </w:num>
+  <w:num w:numId="1032">
+    <w:abstractNumId w:val="991"/>
+  </w:num>
+  <w:num w:numId="1033">
     <w:abstractNumId w:val="99411"/>
     <w:lvlOverride w:ilvl="0">
       <w:startOverride w:val="1"/>
@@ -48331,15 +49145,6 @@
     <w:lvlOverride w:ilvl="8">
       <w:startOverride w:val="1"/>
     </w:lvlOverride>
-  </w:num>
-  <w:num w:numId="1031">
-    <w:abstractNumId w:val="991"/>
-  </w:num>
-  <w:num w:numId="1032">
-    <w:abstractNumId w:val="991"/>
-  </w:num>
-  <w:num w:numId="1033">
-    <w:abstractNumId w:val="991"/>
   </w:num>
   <w:num w:numId="1034">
     <w:abstractNumId w:val="99411"/>
@@ -48381,18 +49186,6 @@
     <w:abstractNumId w:val="991"/>
   </w:num>
   <w:num w:numId="1038">
-    <w:abstractNumId w:val="991"/>
-  </w:num>
-  <w:num w:numId="1039">
-    <w:abstractNumId w:val="991"/>
-  </w:num>
-  <w:num w:numId="1040">
-    <w:abstractNumId w:val="991"/>
-  </w:num>
-  <w:num w:numId="1041">
-    <w:abstractNumId w:val="991"/>
-  </w:num>
-  <w:num w:numId="1042">
     <w:abstractNumId w:val="99411"/>
     <w:lvlOverride w:ilvl="0">
       <w:startOverride w:val="1"/>
@@ -48422,38 +49215,23 @@
       <w:startOverride w:val="1"/>
     </w:lvlOverride>
   </w:num>
+  <w:num w:numId="1039">
+    <w:abstractNumId w:val="991"/>
+  </w:num>
+  <w:num w:numId="1040">
+    <w:abstractNumId w:val="991"/>
+  </w:num>
+  <w:num w:numId="1041">
+    <w:abstractNumId w:val="991"/>
+  </w:num>
+  <w:num w:numId="1042">
+    <w:abstractNumId w:val="991"/>
+  </w:num>
   <w:num w:numId="1043">
     <w:abstractNumId w:val="991"/>
   </w:num>
   <w:num w:numId="1044">
-    <w:abstractNumId w:val="99411"/>
-    <w:lvlOverride w:ilvl="0">
-      <w:startOverride w:val="1"/>
-    </w:lvlOverride>
-    <w:lvlOverride w:ilvl="1">
-      <w:startOverride w:val="1"/>
-    </w:lvlOverride>
-    <w:lvlOverride w:ilvl="2">
-      <w:startOverride w:val="1"/>
-    </w:lvlOverride>
-    <w:lvlOverride w:ilvl="3">
-      <w:startOverride w:val="1"/>
-    </w:lvlOverride>
-    <w:lvlOverride w:ilvl="4">
-      <w:startOverride w:val="1"/>
-    </w:lvlOverride>
-    <w:lvlOverride w:ilvl="5">
-      <w:startOverride w:val="1"/>
-    </w:lvlOverride>
-    <w:lvlOverride w:ilvl="6">
-      <w:startOverride w:val="1"/>
-    </w:lvlOverride>
-    <w:lvlOverride w:ilvl="7">
-      <w:startOverride w:val="1"/>
-    </w:lvlOverride>
-    <w:lvlOverride w:ilvl="8">
-      <w:startOverride w:val="1"/>
-    </w:lvlOverride>
+    <w:abstractNumId w:val="991"/>
   </w:num>
   <w:num w:numId="1045">
     <w:abstractNumId w:val="991"/>
@@ -48492,15 +49270,6 @@
     <w:abstractNumId w:val="991"/>
   </w:num>
   <w:num w:numId="1048">
-    <w:abstractNumId w:val="991"/>
-  </w:num>
-  <w:num w:numId="1049">
-    <w:abstractNumId w:val="991"/>
-  </w:num>
-  <w:num w:numId="1050">
-    <w:abstractNumId w:val="991"/>
-  </w:num>
-  <w:num w:numId="1051">
     <w:abstractNumId w:val="99411"/>
     <w:lvlOverride w:ilvl="0">
       <w:startOverride w:val="1"/>
@@ -48530,19 +49299,10 @@
       <w:startOverride w:val="1"/>
     </w:lvlOverride>
   </w:num>
-  <w:num w:numId="1052">
+  <w:num w:numId="1049">
     <w:abstractNumId w:val="991"/>
   </w:num>
-  <w:num w:numId="1053">
-    <w:abstractNumId w:val="991"/>
-  </w:num>
-  <w:num w:numId="1054">
-    <w:abstractNumId w:val="991"/>
-  </w:num>
-  <w:num w:numId="1055">
-    <w:abstractNumId w:val="991"/>
-  </w:num>
-  <w:num w:numId="1056">
+  <w:num w:numId="1050">
     <w:abstractNumId w:val="99411"/>
     <w:lvlOverride w:ilvl="0">
       <w:startOverride w:val="1"/>
@@ -48572,19 +49332,19 @@
       <w:startOverride w:val="1"/>
     </w:lvlOverride>
   </w:num>
-  <w:num w:numId="1057">
+  <w:num w:numId="1051">
     <w:abstractNumId w:val="991"/>
   </w:num>
-  <w:num w:numId="1058">
+  <w:num w:numId="1052">
     <w:abstractNumId w:val="991"/>
   </w:num>
-  <w:num w:numId="1059">
+  <w:num w:numId="1053">
     <w:abstractNumId w:val="991"/>
   </w:num>
-  <w:num w:numId="1060">
+  <w:num w:numId="1054">
     <w:abstractNumId w:val="991"/>
   </w:num>
-  <w:num w:numId="1061">
+  <w:num w:numId="1055">
     <w:abstractNumId w:val="99411"/>
     <w:lvlOverride w:ilvl="0">
       <w:startOverride w:val="1"/>
@@ -48614,28 +49374,19 @@
       <w:startOverride w:val="1"/>
     </w:lvlOverride>
   </w:num>
-  <w:num w:numId="1062">
+  <w:num w:numId="1056">
     <w:abstractNumId w:val="991"/>
   </w:num>
-  <w:num w:numId="1063">
+  <w:num w:numId="1057">
     <w:abstractNumId w:val="991"/>
   </w:num>
-  <w:num w:numId="1064">
+  <w:num w:numId="1058">
     <w:abstractNumId w:val="991"/>
   </w:num>
-  <w:num w:numId="1065">
+  <w:num w:numId="1059">
     <w:abstractNumId w:val="991"/>
   </w:num>
-  <w:num w:numId="1066">
-    <w:abstractNumId w:val="991"/>
-  </w:num>
-  <w:num w:numId="1067">
-    <w:abstractNumId w:val="991"/>
-  </w:num>
-  <w:num w:numId="1068">
-    <w:abstractNumId w:val="991"/>
-  </w:num>
-  <w:num w:numId="1069">
+  <w:num w:numId="1060">
     <w:abstractNumId w:val="99411"/>
     <w:lvlOverride w:ilvl="0">
       <w:startOverride w:val="1"/>
@@ -48664,6 +49415,60 @@
     <w:lvlOverride w:ilvl="8">
       <w:startOverride w:val="1"/>
     </w:lvlOverride>
+  </w:num>
+  <w:num w:numId="1061">
+    <w:abstractNumId w:val="991"/>
+  </w:num>
+  <w:num w:numId="1062">
+    <w:abstractNumId w:val="991"/>
+  </w:num>
+  <w:num w:numId="1063">
+    <w:abstractNumId w:val="991"/>
+  </w:num>
+  <w:num w:numId="1064">
+    <w:abstractNumId w:val="991"/>
+  </w:num>
+  <w:num w:numId="1065">
+    <w:abstractNumId w:val="99411"/>
+    <w:lvlOverride w:ilvl="0">
+      <w:startOverride w:val="1"/>
+    </w:lvlOverride>
+    <w:lvlOverride w:ilvl="1">
+      <w:startOverride w:val="1"/>
+    </w:lvlOverride>
+    <w:lvlOverride w:ilvl="2">
+      <w:startOverride w:val="1"/>
+    </w:lvlOverride>
+    <w:lvlOverride w:ilvl="3">
+      <w:startOverride w:val="1"/>
+    </w:lvlOverride>
+    <w:lvlOverride w:ilvl="4">
+      <w:startOverride w:val="1"/>
+    </w:lvlOverride>
+    <w:lvlOverride w:ilvl="5">
+      <w:startOverride w:val="1"/>
+    </w:lvlOverride>
+    <w:lvlOverride w:ilvl="6">
+      <w:startOverride w:val="1"/>
+    </w:lvlOverride>
+    <w:lvlOverride w:ilvl="7">
+      <w:startOverride w:val="1"/>
+    </w:lvlOverride>
+    <w:lvlOverride w:ilvl="8">
+      <w:startOverride w:val="1"/>
+    </w:lvlOverride>
+  </w:num>
+  <w:num w:numId="1066">
+    <w:abstractNumId w:val="991"/>
+  </w:num>
+  <w:num w:numId="1067">
+    <w:abstractNumId w:val="991"/>
+  </w:num>
+  <w:num w:numId="1068">
+    <w:abstractNumId w:val="991"/>
+  </w:num>
+  <w:num w:numId="1069">
+    <w:abstractNumId w:val="991"/>
   </w:num>
   <w:num w:numId="1070">
     <w:abstractNumId w:val="991"/>
@@ -48750,6 +49555,9 @@
     <w:abstractNumId w:val="991"/>
   </w:num>
   <w:num w:numId="1080">
+    <w:abstractNumId w:val="991"/>
+  </w:num>
+  <w:num w:numId="1081">
     <w:abstractNumId w:val="99411"/>
     <w:lvlOverride w:ilvl="0">
       <w:startOverride w:val="1"/>
@@ -48779,9 +49587,6 @@
       <w:startOverride w:val="1"/>
     </w:lvlOverride>
   </w:num>
-  <w:num w:numId="1081">
-    <w:abstractNumId w:val="991"/>
-  </w:num>
   <w:num w:numId="1082">
     <w:abstractNumId w:val="991"/>
   </w:num>
@@ -48789,21 +49594,6 @@
     <w:abstractNumId w:val="991"/>
   </w:num>
   <w:num w:numId="1084">
-    <w:abstractNumId w:val="991"/>
-  </w:num>
-  <w:num w:numId="1085">
-    <w:abstractNumId w:val="991"/>
-  </w:num>
-  <w:num w:numId="1086">
-    <w:abstractNumId w:val="991"/>
-  </w:num>
-  <w:num w:numId="1087">
-    <w:abstractNumId w:val="991"/>
-  </w:num>
-  <w:num w:numId="1088">
-    <w:abstractNumId w:val="991"/>
-  </w:num>
-  <w:num w:numId="1089">
     <w:abstractNumId w:val="99411"/>
     <w:lvlOverride w:ilvl="0">
       <w:startOverride w:val="1"/>
@@ -48832,6 +49622,21 @@
     <w:lvlOverride w:ilvl="8">
       <w:startOverride w:val="1"/>
     </w:lvlOverride>
+  </w:num>
+  <w:num w:numId="1085">
+    <w:abstractNumId w:val="991"/>
+  </w:num>
+  <w:num w:numId="1086">
+    <w:abstractNumId w:val="991"/>
+  </w:num>
+  <w:num w:numId="1087">
+    <w:abstractNumId w:val="991"/>
+  </w:num>
+  <w:num w:numId="1088">
+    <w:abstractNumId w:val="991"/>
+  </w:num>
+  <w:num w:numId="1089">
+    <w:abstractNumId w:val="991"/>
   </w:num>
   <w:num w:numId="1090">
     <w:abstractNumId w:val="991"/>
@@ -48876,34 +49681,7 @@
     <w:abstractNumId w:val="991"/>
   </w:num>
   <w:num w:numId="1095">
-    <w:abstractNumId w:val="99411"/>
-    <w:lvlOverride w:ilvl="0">
-      <w:startOverride w:val="1"/>
-    </w:lvlOverride>
-    <w:lvlOverride w:ilvl="1">
-      <w:startOverride w:val="1"/>
-    </w:lvlOverride>
-    <w:lvlOverride w:ilvl="2">
-      <w:startOverride w:val="1"/>
-    </w:lvlOverride>
-    <w:lvlOverride w:ilvl="3">
-      <w:startOverride w:val="1"/>
-    </w:lvlOverride>
-    <w:lvlOverride w:ilvl="4">
-      <w:startOverride w:val="1"/>
-    </w:lvlOverride>
-    <w:lvlOverride w:ilvl="5">
-      <w:startOverride w:val="1"/>
-    </w:lvlOverride>
-    <w:lvlOverride w:ilvl="6">
-      <w:startOverride w:val="1"/>
-    </w:lvlOverride>
-    <w:lvlOverride w:ilvl="7">
-      <w:startOverride w:val="1"/>
-    </w:lvlOverride>
-    <w:lvlOverride w:ilvl="8">
-      <w:startOverride w:val="1"/>
-    </w:lvlOverride>
+    <w:abstractNumId w:val="991"/>
   </w:num>
   <w:num w:numId="1096">
     <w:abstractNumId w:val="991"/>
@@ -48975,9 +49753,6 @@
     <w:abstractNumId w:val="991"/>
   </w:num>
   <w:num w:numId="1101">
-    <w:abstractNumId w:val="991"/>
-  </w:num>
-  <w:num w:numId="1102">
     <w:abstractNumId w:val="99411"/>
     <w:lvlOverride w:ilvl="0">
       <w:startOverride w:val="1"/>
@@ -49007,34 +49782,10 @@
       <w:startOverride w:val="1"/>
     </w:lvlOverride>
   </w:num>
-  <w:num w:numId="1103">
+  <w:num w:numId="1102">
     <w:abstractNumId w:val="991"/>
   </w:num>
-  <w:num w:numId="1104">
-    <w:abstractNumId w:val="991"/>
-  </w:num>
-  <w:num w:numId="1105">
-    <w:abstractNumId w:val="991"/>
-  </w:num>
-  <w:num w:numId="1106">
-    <w:abstractNumId w:val="991"/>
-  </w:num>
-  <w:num w:numId="1107">
-    <w:abstractNumId w:val="991"/>
-  </w:num>
-  <w:num w:numId="1108">
-    <w:abstractNumId w:val="991"/>
-  </w:num>
-  <w:num w:numId="1109">
-    <w:abstractNumId w:val="991"/>
-  </w:num>
-  <w:num w:numId="1110">
-    <w:abstractNumId w:val="991"/>
-  </w:num>
-  <w:num w:numId="1111">
-    <w:abstractNumId w:val="991"/>
-  </w:num>
-  <w:num w:numId="1112">
+  <w:num w:numId="1103">
     <w:abstractNumId w:val="99411"/>
     <w:lvlOverride w:ilvl="0">
       <w:startOverride w:val="1"/>
@@ -49064,13 +49815,13 @@
       <w:startOverride w:val="1"/>
     </w:lvlOverride>
   </w:num>
-  <w:num w:numId="1113">
+  <w:num w:numId="1104">
     <w:abstractNumId w:val="991"/>
   </w:num>
-  <w:num w:numId="1114">
+  <w:num w:numId="1105">
     <w:abstractNumId w:val="991"/>
   </w:num>
-  <w:num w:numId="1115">
+  <w:num w:numId="1106">
     <w:abstractNumId w:val="99411"/>
     <w:lvlOverride w:ilvl="0">
       <w:startOverride w:val="1"/>
@@ -49099,6 +49850,33 @@
     <w:lvlOverride w:ilvl="8">
       <w:startOverride w:val="1"/>
     </w:lvlOverride>
+  </w:num>
+  <w:num w:numId="1107">
+    <w:abstractNumId w:val="991"/>
+  </w:num>
+  <w:num w:numId="1108">
+    <w:abstractNumId w:val="991"/>
+  </w:num>
+  <w:num w:numId="1109">
+    <w:abstractNumId w:val="991"/>
+  </w:num>
+  <w:num w:numId="1110">
+    <w:abstractNumId w:val="991"/>
+  </w:num>
+  <w:num w:numId="1111">
+    <w:abstractNumId w:val="991"/>
+  </w:num>
+  <w:num w:numId="1112">
+    <w:abstractNumId w:val="991"/>
+  </w:num>
+  <w:num w:numId="1113">
+    <w:abstractNumId w:val="991"/>
+  </w:num>
+  <w:num w:numId="1114">
+    <w:abstractNumId w:val="991"/>
+  </w:num>
+  <w:num w:numId="1115">
+    <w:abstractNumId w:val="991"/>
   </w:num>
   <w:num w:numId="1116">
     <w:abstractNumId w:val="99411"/>
@@ -49131,6 +49909,12 @@
     </w:lvlOverride>
   </w:num>
   <w:num w:numId="1117">
+    <w:abstractNumId w:val="991"/>
+  </w:num>
+  <w:num w:numId="1118">
+    <w:abstractNumId w:val="991"/>
+  </w:num>
+  <w:num w:numId="1119">
     <w:abstractNumId w:val="99411"/>
     <w:lvlOverride w:ilvl="0">
       <w:startOverride w:val="1"/>
@@ -49160,14 +49944,35 @@
       <w:startOverride w:val="1"/>
     </w:lvlOverride>
   </w:num>
-  <w:num w:numId="1118">
-    <w:abstractNumId w:val="991"/>
-  </w:num>
-  <w:num w:numId="1119">
-    <w:abstractNumId w:val="991"/>
-  </w:num>
   <w:num w:numId="1120">
-    <w:abstractNumId w:val="991"/>
+    <w:abstractNumId w:val="99411"/>
+    <w:lvlOverride w:ilvl="0">
+      <w:startOverride w:val="1"/>
+    </w:lvlOverride>
+    <w:lvlOverride w:ilvl="1">
+      <w:startOverride w:val="1"/>
+    </w:lvlOverride>
+    <w:lvlOverride w:ilvl="2">
+      <w:startOverride w:val="1"/>
+    </w:lvlOverride>
+    <w:lvlOverride w:ilvl="3">
+      <w:startOverride w:val="1"/>
+    </w:lvlOverride>
+    <w:lvlOverride w:ilvl="4">
+      <w:startOverride w:val="1"/>
+    </w:lvlOverride>
+    <w:lvlOverride w:ilvl="5">
+      <w:startOverride w:val="1"/>
+    </w:lvlOverride>
+    <w:lvlOverride w:ilvl="6">
+      <w:startOverride w:val="1"/>
+    </w:lvlOverride>
+    <w:lvlOverride w:ilvl="7">
+      <w:startOverride w:val="1"/>
+    </w:lvlOverride>
+    <w:lvlOverride w:ilvl="8">
+      <w:startOverride w:val="1"/>
+    </w:lvlOverride>
   </w:num>
   <w:num w:numId="1121">
     <w:abstractNumId w:val="99411"/>
@@ -49209,18 +50014,6 @@
     <w:abstractNumId w:val="991"/>
   </w:num>
   <w:num w:numId="1125">
-    <w:abstractNumId w:val="991"/>
-  </w:num>
-  <w:num w:numId="1126">
-    <w:abstractNumId w:val="991"/>
-  </w:num>
-  <w:num w:numId="1127">
-    <w:abstractNumId w:val="991"/>
-  </w:num>
-  <w:num w:numId="1128">
-    <w:abstractNumId w:val="991"/>
-  </w:num>
-  <w:num w:numId="1129">
     <w:abstractNumId w:val="99411"/>
     <w:lvlOverride w:ilvl="0">
       <w:startOverride w:val="1"/>
@@ -49250,7 +50043,58 @@
       <w:startOverride w:val="1"/>
     </w:lvlOverride>
   </w:num>
+  <w:num w:numId="1126">
+    <w:abstractNumId w:val="991"/>
+  </w:num>
+  <w:num w:numId="1127">
+    <w:abstractNumId w:val="991"/>
+  </w:num>
+  <w:num w:numId="1128">
+    <w:abstractNumId w:val="991"/>
+  </w:num>
+  <w:num w:numId="1129">
+    <w:abstractNumId w:val="991"/>
+  </w:num>
   <w:num w:numId="1130">
+    <w:abstractNumId w:val="991"/>
+  </w:num>
+  <w:num w:numId="1131">
+    <w:abstractNumId w:val="991"/>
+  </w:num>
+  <w:num w:numId="1132">
+    <w:abstractNumId w:val="991"/>
+  </w:num>
+  <w:num w:numId="1133">
+    <w:abstractNumId w:val="99411"/>
+    <w:lvlOverride w:ilvl="0">
+      <w:startOverride w:val="1"/>
+    </w:lvlOverride>
+    <w:lvlOverride w:ilvl="1">
+      <w:startOverride w:val="1"/>
+    </w:lvlOverride>
+    <w:lvlOverride w:ilvl="2">
+      <w:startOverride w:val="1"/>
+    </w:lvlOverride>
+    <w:lvlOverride w:ilvl="3">
+      <w:startOverride w:val="1"/>
+    </w:lvlOverride>
+    <w:lvlOverride w:ilvl="4">
+      <w:startOverride w:val="1"/>
+    </w:lvlOverride>
+    <w:lvlOverride w:ilvl="5">
+      <w:startOverride w:val="1"/>
+    </w:lvlOverride>
+    <w:lvlOverride w:ilvl="6">
+      <w:startOverride w:val="1"/>
+    </w:lvlOverride>
+    <w:lvlOverride w:ilvl="7">
+      <w:startOverride w:val="1"/>
+    </w:lvlOverride>
+    <w:lvlOverride w:ilvl="8">
+      <w:startOverride w:val="1"/>
+    </w:lvlOverride>
+  </w:num>
+  <w:num w:numId="1134">
     <w:abstractNumId w:val="991"/>
   </w:num>
 </w:numbering>

--- a/tinyGPT_learning_guide.docx
+++ b/tinyGPT_learning_guide.docx
@@ -3684,13 +3684,7 @@
         <w:t xml:space="preserve"> </w:t>
       </w:r>
       <w:r>
-        <w:t xml:space="preserve">The paper tested models of 680 million parameters and larger and mostly found gains; nobody has shown it for</w:t>
-      </w:r>
-      <w:r>
-        <w:t xml:space="preserve"> </w:t>
-      </w:r>
-      <w:r>
-        <w:t xml:space="preserve">models of 20 to 100 million. Compare two runs by</w:t>
+        <w:t xml:space="preserve">The paper tested models of 680 million parameters and larger and mostly found gains. Compare two runs by</w:t>
       </w:r>
       <w:r>
         <w:t xml:space="preserve"> </w:t>
@@ -3704,6 +3698,128 @@
       </w:r>
       <w:r>
         <w:t xml:space="preserve">, never by loss per token.</w:t>
+      </w:r>
+    </w:p>
+    <w:p>
+      <w:pPr>
+        <w:pStyle w:val="Compact"/>
+        <w:numPr>
+          <w:ilvl w:val="0"/>
+          <w:numId w:val="1010"/>
+        </w:numPr>
+      </w:pPr>
+      <w:r>
+        <w:rPr>
+          <w:b/>
+          <w:bCs/>
+        </w:rPr>
+        <w:t xml:space="preserve">Tested here at small scale (30 September 2026): ordinary BPE won.</w:t>
+      </w:r>
+    </w:p>
+    <w:p>
+      <w:pPr>
+        <w:pStyle w:val="Compact"/>
+        <w:numPr>
+          <w:ilvl w:val="1"/>
+          <w:numId w:val="1012"/>
+        </w:numPr>
+      </w:pPr>
+      <w:r>
+        <w:t xml:space="preserve">The setup: the same 28,000 documents (3,000 PubMed Central papers and 25,000 FineWeb pages) and the same</w:t>
+      </w:r>
+      <w:r>
+        <w:t xml:space="preserve"> </w:t>
+      </w:r>
+      <w:r>
+        <w:t xml:space="preserve">validation documents, 16,384 pieces each, and the same model (20.5 million parameters, 8 layers, context</w:t>
+      </w:r>
+      <w:r>
+        <w:t xml:space="preserve"> </w:t>
+      </w:r>
+      <w:r>
+        <w:t xml:space="preserve">1,024) trained on 50 million tokens each, so the same compute.</w:t>
+      </w:r>
+    </w:p>
+    <w:p>
+      <w:pPr>
+        <w:pStyle w:val="Compact"/>
+        <w:numPr>
+          <w:ilvl w:val="1"/>
+          <w:numId w:val="1012"/>
+        </w:numPr>
+      </w:pPr>
+      <w:r>
+        <w:t xml:space="preserve">SuperBPE read 14% more text (227 MB against 199 MB), but ended at</w:t>
+      </w:r>
+      <w:r>
+        <w:t xml:space="preserve"> </w:t>
+      </w:r>
+      <w:r>
+        <w:rPr>
+          <w:b/>
+          <w:bCs/>
+        </w:rPr>
+        <w:t xml:space="preserve">1.396 bits per byte against 1.355</w:t>
+      </w:r>
+      <w:r>
+        <w:t xml:space="preserve"> </w:t>
+      </w:r>
+      <w:r>
+        <w:t xml:space="preserve">(3.1% worse), on both PubMed Central and FineWeb.</w:t>
+      </w:r>
+    </w:p>
+    <w:p>
+      <w:pPr>
+        <w:pStyle w:val="Compact"/>
+        <w:numPr>
+          <w:ilvl w:val="1"/>
+          <w:numId w:val="1012"/>
+        </w:numPr>
+      </w:pPr>
+      <w:r>
+        <w:t xml:space="preserve">The gap shrank steadily, from 0.150 bits per byte at step 200 to 0.041 at the end, so a longer run or a</w:t>
+      </w:r>
+      <w:r>
+        <w:t xml:space="preserve"> </w:t>
+      </w:r>
+      <w:r>
+        <w:t xml:space="preserve">bigger model might close it.</w:t>
+      </w:r>
+    </w:p>
+    <w:p>
+      <w:pPr>
+        <w:pStyle w:val="Compact"/>
+        <w:numPr>
+          <w:ilvl w:val="1"/>
+          <w:numId w:val="1012"/>
+        </w:numPr>
+      </w:pPr>
+      <w:r>
+        <w:t xml:space="preserve">Limits: one run each, and only 2.4 training tokens per parameter (the planner uses 20).</w:t>
+      </w:r>
+    </w:p>
+    <w:p>
+      <w:pPr>
+        <w:pStyle w:val="Compact"/>
+        <w:numPr>
+          <w:ilvl w:val="1"/>
+          <w:numId w:val="1012"/>
+        </w:numPr>
+      </w:pPr>
+      <w:r>
+        <w:t xml:space="preserve">For now, keep ordinary BPE; test SuperBPE again with a bigger model or a longer run. The numbers are in</w:t>
+      </w:r>
+      <w:r>
+        <w:t xml:space="preserve"> </w:t>
+      </w:r>
+      <w:r>
+        <w:t xml:space="preserve">benchmarks</w:t>
+      </w:r>
+      <w:r>
+        <w:t xml:space="preserve">_2026-09-30</w:t>
+      </w:r>
+      <w:r>
+        <w:t xml:space="preserve">.md.</w:t>
       </w:r>
     </w:p>
     <w:p>
@@ -4022,7 +4138,7 @@
         <w:pStyle w:val="Compact"/>
         <w:numPr>
           <w:ilvl w:val="0"/>
-          <w:numId w:val="1012"/>
+          <w:numId w:val="1013"/>
         </w:numPr>
       </w:pPr>
       <w:r>
@@ -4044,7 +4160,7 @@
         <w:pStyle w:val="Compact"/>
         <w:numPr>
           <w:ilvl w:val="1"/>
-          <w:numId w:val="1013"/>
+          <w:numId w:val="1014"/>
         </w:numPr>
       </w:pPr>
       <w:r>
@@ -4078,7 +4194,7 @@
         <w:pStyle w:val="Compact"/>
         <w:numPr>
           <w:ilvl w:val="1"/>
-          <w:numId w:val="1013"/>
+          <w:numId w:val="1014"/>
         </w:numPr>
       </w:pPr>
       <w:r>
@@ -4112,7 +4228,7 @@
         <w:pStyle w:val="Compact"/>
         <w:numPr>
           <w:ilvl w:val="1"/>
-          <w:numId w:val="1013"/>
+          <w:numId w:val="1014"/>
         </w:numPr>
       </w:pPr>
       <w:r>
@@ -4183,7 +4299,7 @@
         <w:pStyle w:val="Compact"/>
         <w:numPr>
           <w:ilvl w:val="0"/>
-          <w:numId w:val="1012"/>
+          <w:numId w:val="1013"/>
         </w:numPr>
       </w:pPr>
       <w:r>
@@ -4309,7 +4425,7 @@
         <w:pStyle w:val="Compact"/>
         <w:numPr>
           <w:ilvl w:val="0"/>
-          <w:numId w:val="1014"/>
+          <w:numId w:val="1015"/>
         </w:numPr>
       </w:pPr>
       <w:r>
@@ -4359,7 +4475,7 @@
         <w:pStyle w:val="Compact"/>
         <w:numPr>
           <w:ilvl w:val="0"/>
-          <w:numId w:val="1014"/>
+          <w:numId w:val="1015"/>
         </w:numPr>
       </w:pPr>
       <w:r>
@@ -4859,7 +4975,7 @@
         <w:pStyle w:val="Compact"/>
         <w:numPr>
           <w:ilvl w:val="0"/>
-          <w:numId w:val="1015"/>
+          <w:numId w:val="1016"/>
         </w:numPr>
       </w:pPr>
       <w:r>
@@ -4881,7 +4997,7 @@
         <w:pStyle w:val="Compact"/>
         <w:numPr>
           <w:ilvl w:val="0"/>
-          <w:numId w:val="1015"/>
+          <w:numId w:val="1016"/>
         </w:numPr>
       </w:pPr>
       <w:r>
@@ -4903,7 +5019,7 @@
         <w:pStyle w:val="Compact"/>
         <w:numPr>
           <w:ilvl w:val="0"/>
-          <w:numId w:val="1015"/>
+          <w:numId w:val="1016"/>
         </w:numPr>
       </w:pPr>
       <w:r>
@@ -4944,7 +5060,7 @@
         <w:pStyle w:val="Compact"/>
         <w:numPr>
           <w:ilvl w:val="0"/>
-          <w:numId w:val="1015"/>
+          <w:numId w:val="1016"/>
         </w:numPr>
       </w:pPr>
       <w:r>
@@ -4979,7 +5095,7 @@
         <w:pStyle w:val="Compact"/>
         <w:numPr>
           <w:ilvl w:val="0"/>
-          <w:numId w:val="1015"/>
+          <w:numId w:val="1016"/>
         </w:numPr>
       </w:pPr>
       <w:r>
@@ -4999,7 +5115,7 @@
         <w:pStyle w:val="Compact"/>
         <w:numPr>
           <w:ilvl w:val="0"/>
-          <w:numId w:val="1016"/>
+          <w:numId w:val="1017"/>
         </w:numPr>
       </w:pPr>
       <w:r>
@@ -5027,7 +5143,7 @@
         <w:pStyle w:val="Compact"/>
         <w:numPr>
           <w:ilvl w:val="0"/>
-          <w:numId w:val="1016"/>
+          <w:numId w:val="1017"/>
         </w:numPr>
       </w:pPr>
       <w:r>
@@ -5094,7 +5210,7 @@
         <w:pStyle w:val="Compact"/>
         <w:numPr>
           <w:ilvl w:val="0"/>
-          <w:numId w:val="1016"/>
+          <w:numId w:val="1017"/>
         </w:numPr>
       </w:pPr>
       <w:r>
@@ -5122,7 +5238,7 @@
         <w:pStyle w:val="Compact"/>
         <w:numPr>
           <w:ilvl w:val="0"/>
-          <w:numId w:val="1016"/>
+          <w:numId w:val="1017"/>
         </w:numPr>
       </w:pPr>
       <w:r>
@@ -5375,7 +5491,7 @@
         <w:pStyle w:val="Compact"/>
         <w:numPr>
           <w:ilvl w:val="0"/>
-          <w:numId w:val="1017"/>
+          <w:numId w:val="1018"/>
         </w:numPr>
       </w:pPr>
       <w:r>
@@ -5403,7 +5519,7 @@
         <w:pStyle w:val="Compact"/>
         <w:numPr>
           <w:ilvl w:val="0"/>
-          <w:numId w:val="1017"/>
+          <w:numId w:val="1018"/>
         </w:numPr>
       </w:pPr>
       <w:r>
@@ -5439,7 +5555,7 @@
         <w:pStyle w:val="Compact"/>
         <w:numPr>
           <w:ilvl w:val="0"/>
-          <w:numId w:val="1017"/>
+          <w:numId w:val="1018"/>
         </w:numPr>
       </w:pPr>
       <w:r>
@@ -5523,7 +5639,7 @@
         <w:pStyle w:val="Compact"/>
         <w:numPr>
           <w:ilvl w:val="0"/>
-          <w:numId w:val="1018"/>
+          <w:numId w:val="1019"/>
         </w:numPr>
       </w:pPr>
       <w:r>
@@ -5551,7 +5667,7 @@
         <w:pStyle w:val="Compact"/>
         <w:numPr>
           <w:ilvl w:val="0"/>
-          <w:numId w:val="1018"/>
+          <w:numId w:val="1019"/>
         </w:numPr>
       </w:pPr>
       <w:r>
@@ -5668,7 +5784,7 @@
         <w:pStyle w:val="Compact"/>
         <w:numPr>
           <w:ilvl w:val="0"/>
-          <w:numId w:val="1018"/>
+          <w:numId w:val="1019"/>
         </w:numPr>
       </w:pPr>
       <w:r>
@@ -5718,7 +5834,7 @@
         <w:pStyle w:val="Compact"/>
         <w:numPr>
           <w:ilvl w:val="0"/>
-          <w:numId w:val="1019"/>
+          <w:numId w:val="1020"/>
         </w:numPr>
       </w:pPr>
       <w:r>
@@ -5780,7 +5896,7 @@
         <w:pStyle w:val="Compact"/>
         <w:numPr>
           <w:ilvl w:val="0"/>
-          <w:numId w:val="1019"/>
+          <w:numId w:val="1020"/>
         </w:numPr>
       </w:pPr>
       <w:r>
@@ -5802,7 +5918,7 @@
         <w:pStyle w:val="Compact"/>
         <w:numPr>
           <w:ilvl w:val="0"/>
-          <w:numId w:val="1019"/>
+          <w:numId w:val="1020"/>
         </w:numPr>
       </w:pPr>
       <w:r>
@@ -5883,7 +5999,7 @@
         <w:pStyle w:val="Compact"/>
         <w:numPr>
           <w:ilvl w:val="0"/>
-          <w:numId w:val="1020"/>
+          <w:numId w:val="1021"/>
         </w:numPr>
       </w:pPr>
       <w:r>
@@ -5911,7 +6027,7 @@
         <w:pStyle w:val="Compact"/>
         <w:numPr>
           <w:ilvl w:val="0"/>
-          <w:numId w:val="1020"/>
+          <w:numId w:val="1021"/>
         </w:numPr>
       </w:pPr>
       <w:r>
@@ -5997,7 +6113,7 @@
         <w:pStyle w:val="Compact"/>
         <w:numPr>
           <w:ilvl w:val="0"/>
-          <w:numId w:val="1021"/>
+          <w:numId w:val="1022"/>
         </w:numPr>
       </w:pPr>
       <w:r>
@@ -6009,7 +6125,7 @@
         <w:pStyle w:val="Compact"/>
         <w:numPr>
           <w:ilvl w:val="0"/>
-          <w:numId w:val="1021"/>
+          <w:numId w:val="1022"/>
         </w:numPr>
       </w:pPr>
       <w:r>
@@ -6021,7 +6137,7 @@
         <w:pStyle w:val="Compact"/>
         <w:numPr>
           <w:ilvl w:val="0"/>
-          <w:numId w:val="1021"/>
+          <w:numId w:val="1022"/>
         </w:numPr>
       </w:pPr>
       <w:r>
@@ -6049,7 +6165,7 @@
         <w:pStyle w:val="Compact"/>
         <w:numPr>
           <w:ilvl w:val="0"/>
-          <w:numId w:val="1021"/>
+          <w:numId w:val="1022"/>
         </w:numPr>
       </w:pPr>
       <w:r>
@@ -6080,7 +6196,7 @@
         <w:pStyle w:val="Compact"/>
         <w:numPr>
           <w:ilvl w:val="0"/>
-          <w:numId w:val="1022"/>
+          <w:numId w:val="1023"/>
         </w:numPr>
       </w:pPr>
       <w:r>
@@ -6102,7 +6218,7 @@
         <w:pStyle w:val="Compact"/>
         <w:numPr>
           <w:ilvl w:val="1"/>
-          <w:numId w:val="1023"/>
+          <w:numId w:val="1024"/>
         </w:numPr>
       </w:pPr>
       <w:r>
@@ -6114,7 +6230,7 @@
         <w:pStyle w:val="Compact"/>
         <w:numPr>
           <w:ilvl w:val="1"/>
-          <w:numId w:val="1023"/>
+          <w:numId w:val="1024"/>
         </w:numPr>
       </w:pPr>
       <w:r>
@@ -6142,7 +6258,7 @@
         <w:pStyle w:val="Compact"/>
         <w:numPr>
           <w:ilvl w:val="1"/>
-          <w:numId w:val="1023"/>
+          <w:numId w:val="1024"/>
         </w:numPr>
       </w:pPr>
       <w:r>
@@ -6167,7 +6283,7 @@
         <w:pStyle w:val="Compact"/>
         <w:numPr>
           <w:ilvl w:val="0"/>
-          <w:numId w:val="1022"/>
+          <w:numId w:val="1023"/>
         </w:numPr>
       </w:pPr>
       <w:r>
@@ -6211,7 +6327,7 @@
         <w:pStyle w:val="Compact"/>
         <w:numPr>
           <w:ilvl w:val="0"/>
-          <w:numId w:val="1022"/>
+          <w:numId w:val="1023"/>
         </w:numPr>
       </w:pPr>
       <w:r>
@@ -6252,7 +6368,7 @@
         <w:pStyle w:val="Compact"/>
         <w:numPr>
           <w:ilvl w:val="0"/>
-          <w:numId w:val="1024"/>
+          <w:numId w:val="1025"/>
         </w:numPr>
       </w:pPr>
       <w:r>
@@ -6274,7 +6390,7 @@
         <w:pStyle w:val="Compact"/>
         <w:numPr>
           <w:ilvl w:val="0"/>
-          <w:numId w:val="1024"/>
+          <w:numId w:val="1025"/>
         </w:numPr>
       </w:pPr>
       <w:r>
@@ -6320,7 +6436,7 @@
         <w:pStyle w:val="Compact"/>
         <w:numPr>
           <w:ilvl w:val="0"/>
-          <w:numId w:val="1024"/>
+          <w:numId w:val="1025"/>
         </w:numPr>
       </w:pPr>
       <w:r>
@@ -6342,7 +6458,7 @@
         <w:pStyle w:val="Compact"/>
         <w:numPr>
           <w:ilvl w:val="1"/>
-          <w:numId w:val="1025"/>
+          <w:numId w:val="1026"/>
         </w:numPr>
       </w:pPr>
       <w:r>
@@ -6354,7 +6470,7 @@
         <w:pStyle w:val="Compact"/>
         <w:numPr>
           <w:ilvl w:val="1"/>
-          <w:numId w:val="1025"/>
+          <w:numId w:val="1026"/>
         </w:numPr>
       </w:pPr>
       <w:r>
@@ -6538,7 +6654,7 @@
         <w:pStyle w:val="Compact"/>
         <w:numPr>
           <w:ilvl w:val="0"/>
-          <w:numId w:val="1026"/>
+          <w:numId w:val="1027"/>
         </w:numPr>
       </w:pPr>
       <w:r>
@@ -6550,7 +6666,7 @@
         <w:pStyle w:val="Compact"/>
         <w:numPr>
           <w:ilvl w:val="0"/>
-          <w:numId w:val="1026"/>
+          <w:numId w:val="1027"/>
         </w:numPr>
       </w:pPr>
       <w:r>
@@ -6649,7 +6765,7 @@
         <w:pStyle w:val="Compact"/>
         <w:numPr>
           <w:ilvl w:val="0"/>
-          <w:numId w:val="1027"/>
+          <w:numId w:val="1028"/>
         </w:numPr>
       </w:pPr>
       <w:r>
@@ -6661,7 +6777,7 @@
         <w:pStyle w:val="Compact"/>
         <w:numPr>
           <w:ilvl w:val="0"/>
-          <w:numId w:val="1027"/>
+          <w:numId w:val="1028"/>
         </w:numPr>
       </w:pPr>
       <w:r>
@@ -6673,7 +6789,7 @@
         <w:pStyle w:val="Compact"/>
         <w:numPr>
           <w:ilvl w:val="0"/>
-          <w:numId w:val="1027"/>
+          <w:numId w:val="1028"/>
         </w:numPr>
       </w:pPr>
       <w:r>
@@ -6685,7 +6801,7 @@
         <w:pStyle w:val="Compact"/>
         <w:numPr>
           <w:ilvl w:val="0"/>
-          <w:numId w:val="1027"/>
+          <w:numId w:val="1028"/>
         </w:numPr>
       </w:pPr>
       <w:r>
@@ -6748,7 +6864,7 @@
         <w:pStyle w:val="Compact"/>
         <w:numPr>
           <w:ilvl w:val="0"/>
-          <w:numId w:val="1028"/>
+          <w:numId w:val="1029"/>
         </w:numPr>
       </w:pPr>
       <w:r>
@@ -6770,7 +6886,7 @@
         <w:pStyle w:val="Compact"/>
         <w:numPr>
           <w:ilvl w:val="0"/>
-          <w:numId w:val="1028"/>
+          <w:numId w:val="1029"/>
         </w:numPr>
       </w:pPr>
       <w:r>
@@ -6792,7 +6908,7 @@
         <w:pStyle w:val="Compact"/>
         <w:numPr>
           <w:ilvl w:val="0"/>
-          <w:numId w:val="1028"/>
+          <w:numId w:val="1029"/>
         </w:numPr>
       </w:pPr>
       <w:r>
@@ -6814,7 +6930,7 @@
         <w:pStyle w:val="Compact"/>
         <w:numPr>
           <w:ilvl w:val="0"/>
-          <w:numId w:val="1028"/>
+          <w:numId w:val="1029"/>
         </w:numPr>
       </w:pPr>
       <w:r>
@@ -8086,7 +8202,7 @@
         <w:pStyle w:val="Compact"/>
         <w:numPr>
           <w:ilvl w:val="0"/>
-          <w:numId w:val="1029"/>
+          <w:numId w:val="1030"/>
         </w:numPr>
       </w:pPr>
       <w:r>
@@ -8114,7 +8230,7 @@
         <w:pStyle w:val="Compact"/>
         <w:numPr>
           <w:ilvl w:val="0"/>
-          <w:numId w:val="1029"/>
+          <w:numId w:val="1030"/>
         </w:numPr>
       </w:pPr>
       <w:r>
@@ -8148,7 +8264,7 @@
         <w:pStyle w:val="Compact"/>
         <w:numPr>
           <w:ilvl w:val="0"/>
-          <w:numId w:val="1029"/>
+          <w:numId w:val="1030"/>
         </w:numPr>
       </w:pPr>
       <w:r>
@@ -8170,7 +8286,7 @@
         <w:pStyle w:val="Compact"/>
         <w:numPr>
           <w:ilvl w:val="1"/>
-          <w:numId w:val="1030"/>
+          <w:numId w:val="1031"/>
         </w:numPr>
       </w:pPr>
       <w:r>
@@ -8182,7 +8298,7 @@
         <w:pStyle w:val="Compact"/>
         <w:numPr>
           <w:ilvl w:val="1"/>
-          <w:numId w:val="1030"/>
+          <w:numId w:val="1031"/>
         </w:numPr>
       </w:pPr>
       <w:r>
@@ -8194,7 +8310,7 @@
         <w:pStyle w:val="Compact"/>
         <w:numPr>
           <w:ilvl w:val="1"/>
-          <w:numId w:val="1030"/>
+          <w:numId w:val="1031"/>
         </w:numPr>
       </w:pPr>
       <w:r>
@@ -8218,7 +8334,7 @@
         <w:pStyle w:val="Compact"/>
         <w:numPr>
           <w:ilvl w:val="0"/>
-          <w:numId w:val="1029"/>
+          <w:numId w:val="1030"/>
         </w:numPr>
       </w:pPr>
       <w:r>
@@ -8264,7 +8380,7 @@
         <w:pStyle w:val="Compact"/>
         <w:numPr>
           <w:ilvl w:val="0"/>
-          <w:numId w:val="1031"/>
+          <w:numId w:val="1032"/>
         </w:numPr>
       </w:pPr>
       <w:r>
@@ -8301,7 +8417,7 @@
         <w:pStyle w:val="Compact"/>
         <w:numPr>
           <w:ilvl w:val="0"/>
-          <w:numId w:val="1031"/>
+          <w:numId w:val="1032"/>
         </w:numPr>
       </w:pPr>
       <w:r>
@@ -10692,7 +10808,7 @@
         <w:pStyle w:val="Compact"/>
         <w:numPr>
           <w:ilvl w:val="0"/>
-          <w:numId w:val="1032"/>
+          <w:numId w:val="1033"/>
         </w:numPr>
       </w:pPr>
       <w:r>
@@ -10720,7 +10836,7 @@
         <w:pStyle w:val="Compact"/>
         <w:numPr>
           <w:ilvl w:val="0"/>
-          <w:numId w:val="1032"/>
+          <w:numId w:val="1033"/>
         </w:numPr>
       </w:pPr>
       <w:r>
@@ -10748,7 +10864,7 @@
         <w:pStyle w:val="Compact"/>
         <w:numPr>
           <w:ilvl w:val="0"/>
-          <w:numId w:val="1032"/>
+          <w:numId w:val="1033"/>
         </w:numPr>
       </w:pPr>
       <w:r>
@@ -10770,7 +10886,7 @@
         <w:pStyle w:val="Compact"/>
         <w:numPr>
           <w:ilvl w:val="0"/>
-          <w:numId w:val="1032"/>
+          <w:numId w:val="1033"/>
         </w:numPr>
       </w:pPr>
       <w:r>
@@ -10834,7 +10950,7 @@
         <w:pStyle w:val="Compact"/>
         <w:numPr>
           <w:ilvl w:val="0"/>
-          <w:numId w:val="1033"/>
+          <w:numId w:val="1034"/>
         </w:numPr>
       </w:pPr>
       <w:r>
@@ -10926,7 +11042,7 @@
         <w:pStyle w:val="Compact"/>
         <w:numPr>
           <w:ilvl w:val="0"/>
-          <w:numId w:val="1033"/>
+          <w:numId w:val="1034"/>
         </w:numPr>
       </w:pPr>
       <w:r>
@@ -11036,7 +11152,7 @@
         <w:pStyle w:val="Compact"/>
         <w:numPr>
           <w:ilvl w:val="0"/>
-          <w:numId w:val="1033"/>
+          <w:numId w:val="1034"/>
         </w:numPr>
       </w:pPr>
       <w:r>
@@ -11072,7 +11188,7 @@
         <w:pStyle w:val="Compact"/>
         <w:numPr>
           <w:ilvl w:val="0"/>
-          <w:numId w:val="1033"/>
+          <w:numId w:val="1034"/>
         </w:numPr>
       </w:pPr>
       <w:r>
@@ -11183,7 +11299,7 @@
         <w:pStyle w:val="Compact"/>
         <w:numPr>
           <w:ilvl w:val="0"/>
-          <w:numId w:val="1034"/>
+          <w:numId w:val="1035"/>
         </w:numPr>
       </w:pPr>
       <w:r>
@@ -11217,7 +11333,7 @@
         <w:pStyle w:val="Compact"/>
         <w:numPr>
           <w:ilvl w:val="0"/>
-          <w:numId w:val="1034"/>
+          <w:numId w:val="1035"/>
         </w:numPr>
       </w:pPr>
       <w:r>
@@ -11263,7 +11379,7 @@
         <w:pStyle w:val="Compact"/>
         <w:numPr>
           <w:ilvl w:val="0"/>
-          <w:numId w:val="1034"/>
+          <w:numId w:val="1035"/>
         </w:numPr>
       </w:pPr>
       <w:r>
@@ -11297,7 +11413,7 @@
         <w:pStyle w:val="Compact"/>
         <w:numPr>
           <w:ilvl w:val="0"/>
-          <w:numId w:val="1034"/>
+          <w:numId w:val="1035"/>
         </w:numPr>
       </w:pPr>
       <w:r>
@@ -11325,7 +11441,7 @@
         <w:pStyle w:val="Compact"/>
         <w:numPr>
           <w:ilvl w:val="0"/>
-          <w:numId w:val="1034"/>
+          <w:numId w:val="1035"/>
         </w:numPr>
       </w:pPr>
       <w:r>
@@ -11353,7 +11469,7 @@
         <w:pStyle w:val="Compact"/>
         <w:numPr>
           <w:ilvl w:val="0"/>
-          <w:numId w:val="1034"/>
+          <w:numId w:val="1035"/>
         </w:numPr>
       </w:pPr>
       <w:r>
@@ -11393,7 +11509,7 @@
         <w:pStyle w:val="Compact"/>
         <w:numPr>
           <w:ilvl w:val="0"/>
-          <w:numId w:val="1034"/>
+          <w:numId w:val="1035"/>
         </w:numPr>
       </w:pPr>
       <w:r>
@@ -12380,7 +12496,7 @@
         <w:pStyle w:val="Compact"/>
         <w:numPr>
           <w:ilvl w:val="0"/>
-          <w:numId w:val="1035"/>
+          <w:numId w:val="1036"/>
         </w:numPr>
       </w:pPr>
       <w:r>
@@ -12422,7 +12538,7 @@
         <w:pStyle w:val="Compact"/>
         <w:numPr>
           <w:ilvl w:val="0"/>
-          <w:numId w:val="1035"/>
+          <w:numId w:val="1036"/>
         </w:numPr>
       </w:pPr>
       <w:r>
@@ -12455,7 +12571,7 @@
         <w:pStyle w:val="Compact"/>
         <w:numPr>
           <w:ilvl w:val="0"/>
-          <w:numId w:val="1035"/>
+          <w:numId w:val="1036"/>
         </w:numPr>
       </w:pPr>
       <w:r>
@@ -12867,7 +12983,7 @@
         <w:pStyle w:val="Compact"/>
         <w:numPr>
           <w:ilvl w:val="0"/>
-          <w:numId w:val="1036"/>
+          <w:numId w:val="1037"/>
         </w:numPr>
       </w:pPr>
       <w:r>
@@ -12904,7 +13020,7 @@
         <w:pStyle w:val="Compact"/>
         <w:numPr>
           <w:ilvl w:val="0"/>
-          <w:numId w:val="1036"/>
+          <w:numId w:val="1037"/>
         </w:numPr>
       </w:pPr>
       <w:r>
@@ -12932,7 +13048,7 @@
         <w:pStyle w:val="Compact"/>
         <w:numPr>
           <w:ilvl w:val="0"/>
-          <w:numId w:val="1036"/>
+          <w:numId w:val="1037"/>
         </w:numPr>
       </w:pPr>
       <w:r>
@@ -12966,7 +13082,7 @@
         <w:pStyle w:val="Compact"/>
         <w:numPr>
           <w:ilvl w:val="0"/>
-          <w:numId w:val="1036"/>
+          <w:numId w:val="1037"/>
         </w:numPr>
       </w:pPr>
       <w:r>
@@ -12994,7 +13110,7 @@
         <w:pStyle w:val="Compact"/>
         <w:numPr>
           <w:ilvl w:val="1"/>
-          <w:numId w:val="1037"/>
+          <w:numId w:val="1038"/>
         </w:numPr>
       </w:pPr>
       <w:r>
@@ -13012,7 +13128,7 @@
         <w:pStyle w:val="Compact"/>
         <w:numPr>
           <w:ilvl w:val="1"/>
-          <w:numId w:val="1037"/>
+          <w:numId w:val="1038"/>
         </w:numPr>
       </w:pPr>
       <w:r>
@@ -13030,7 +13146,7 @@
         <w:pStyle w:val="Compact"/>
         <w:numPr>
           <w:ilvl w:val="1"/>
-          <w:numId w:val="1037"/>
+          <w:numId w:val="1038"/>
         </w:numPr>
       </w:pPr>
       <w:r>
@@ -13105,7 +13221,7 @@
         <w:pStyle w:val="Compact"/>
         <w:numPr>
           <w:ilvl w:val="0"/>
-          <w:numId w:val="1038"/>
+          <w:numId w:val="1039"/>
         </w:numPr>
       </w:pPr>
       <w:r>
@@ -13185,7 +13301,7 @@
         <w:pStyle w:val="Compact"/>
         <w:numPr>
           <w:ilvl w:val="0"/>
-          <w:numId w:val="1038"/>
+          <w:numId w:val="1039"/>
         </w:numPr>
       </w:pPr>
       <w:r>
@@ -13243,7 +13359,7 @@
         <w:pStyle w:val="Compact"/>
         <w:numPr>
           <w:ilvl w:val="0"/>
-          <w:numId w:val="1038"/>
+          <w:numId w:val="1039"/>
         </w:numPr>
       </w:pPr>
       <w:r>
@@ -13361,7 +13477,7 @@
         <w:pStyle w:val="Compact"/>
         <w:numPr>
           <w:ilvl w:val="0"/>
-          <w:numId w:val="1039"/>
+          <w:numId w:val="1040"/>
         </w:numPr>
       </w:pPr>
       <w:r>
@@ -13391,7 +13507,7 @@
         <w:pStyle w:val="Compact"/>
         <w:numPr>
           <w:ilvl w:val="0"/>
-          <w:numId w:val="1039"/>
+          <w:numId w:val="1040"/>
         </w:numPr>
       </w:pPr>
       <w:r>
@@ -13425,7 +13541,7 @@
         <w:pStyle w:val="Compact"/>
         <w:numPr>
           <w:ilvl w:val="0"/>
-          <w:numId w:val="1039"/>
+          <w:numId w:val="1040"/>
         </w:numPr>
       </w:pPr>
       <w:r>
@@ -13543,7 +13659,7 @@
         <w:pStyle w:val="Compact"/>
         <w:numPr>
           <w:ilvl w:val="0"/>
-          <w:numId w:val="1039"/>
+          <w:numId w:val="1040"/>
         </w:numPr>
       </w:pPr>
       <w:r>
@@ -13595,7 +13711,7 @@
         <w:pStyle w:val="Compact"/>
         <w:numPr>
           <w:ilvl w:val="0"/>
-          <w:numId w:val="1039"/>
+          <w:numId w:val="1040"/>
         </w:numPr>
       </w:pPr>
       <w:r>
@@ -13643,7 +13759,7 @@
         <w:pStyle w:val="Compact"/>
         <w:numPr>
           <w:ilvl w:val="0"/>
-          <w:numId w:val="1039"/>
+          <w:numId w:val="1040"/>
         </w:numPr>
       </w:pPr>
       <w:r>
@@ -13706,7 +13822,7 @@
         <w:pStyle w:val="Compact"/>
         <w:numPr>
           <w:ilvl w:val="0"/>
-          <w:numId w:val="1040"/>
+          <w:numId w:val="1041"/>
         </w:numPr>
       </w:pPr>
       <w:r>
@@ -13754,7 +13870,7 @@
         <w:pStyle w:val="Compact"/>
         <w:numPr>
           <w:ilvl w:val="0"/>
-          <w:numId w:val="1040"/>
+          <w:numId w:val="1041"/>
         </w:numPr>
       </w:pPr>
       <w:r>
@@ -13775,7 +13891,7 @@
         <w:pStyle w:val="Compact"/>
         <w:numPr>
           <w:ilvl w:val="0"/>
-          <w:numId w:val="1040"/>
+          <w:numId w:val="1041"/>
         </w:numPr>
       </w:pPr>
       <w:r>
@@ -14100,7 +14216,7 @@
         <w:pStyle w:val="Compact"/>
         <w:numPr>
           <w:ilvl w:val="0"/>
-          <w:numId w:val="1041"/>
+          <w:numId w:val="1042"/>
         </w:numPr>
       </w:pPr>
       <w:r>
@@ -14128,7 +14244,7 @@
         <w:pStyle w:val="Compact"/>
         <w:numPr>
           <w:ilvl w:val="0"/>
-          <w:numId w:val="1041"/>
+          <w:numId w:val="1042"/>
         </w:numPr>
       </w:pPr>
       <w:r>
@@ -14156,7 +14272,7 @@
         <w:pStyle w:val="Compact"/>
         <w:numPr>
           <w:ilvl w:val="0"/>
-          <w:numId w:val="1041"/>
+          <w:numId w:val="1042"/>
         </w:numPr>
       </w:pPr>
       <w:r>
@@ -14208,7 +14324,7 @@
         <w:pStyle w:val="Compact"/>
         <w:numPr>
           <w:ilvl w:val="0"/>
-          <w:numId w:val="1041"/>
+          <w:numId w:val="1042"/>
         </w:numPr>
       </w:pPr>
       <w:r>
@@ -14266,7 +14382,7 @@
         <w:pStyle w:val="Compact"/>
         <w:numPr>
           <w:ilvl w:val="0"/>
-          <w:numId w:val="1041"/>
+          <w:numId w:val="1042"/>
         </w:numPr>
       </w:pPr>
       <w:r>
@@ -14357,7 +14473,7 @@
         <w:pStyle w:val="Compact"/>
         <w:numPr>
           <w:ilvl w:val="0"/>
-          <w:numId w:val="1042"/>
+          <w:numId w:val="1043"/>
         </w:numPr>
       </w:pPr>
       <w:r>
@@ -14427,7 +14543,7 @@
         <w:pStyle w:val="Compact"/>
         <w:numPr>
           <w:ilvl w:val="0"/>
-          <w:numId w:val="1042"/>
+          <w:numId w:val="1043"/>
         </w:numPr>
       </w:pPr>
       <w:r>
@@ -14455,7 +14571,7 @@
         <w:pStyle w:val="Compact"/>
         <w:numPr>
           <w:ilvl w:val="0"/>
-          <w:numId w:val="1042"/>
+          <w:numId w:val="1043"/>
         </w:numPr>
       </w:pPr>
       <w:r>
@@ -14483,7 +14599,7 @@
         <w:pStyle w:val="Compact"/>
         <w:numPr>
           <w:ilvl w:val="0"/>
-          <w:numId w:val="1042"/>
+          <w:numId w:val="1043"/>
         </w:numPr>
       </w:pPr>
       <w:r>
@@ -14559,7 +14675,7 @@
         <w:pStyle w:val="Compact"/>
         <w:numPr>
           <w:ilvl w:val="0"/>
-          <w:numId w:val="1043"/>
+          <w:numId w:val="1044"/>
         </w:numPr>
       </w:pPr>
       <w:r>
@@ -14587,7 +14703,7 @@
         <w:pStyle w:val="Compact"/>
         <w:numPr>
           <w:ilvl w:val="0"/>
-          <w:numId w:val="1043"/>
+          <w:numId w:val="1044"/>
         </w:numPr>
       </w:pPr>
       <w:r>
@@ -14615,7 +14731,7 @@
         <w:pStyle w:val="Compact"/>
         <w:numPr>
           <w:ilvl w:val="0"/>
-          <w:numId w:val="1043"/>
+          <w:numId w:val="1044"/>
         </w:numPr>
       </w:pPr>
       <w:r>
@@ -14664,7 +14780,7 @@
         <w:pStyle w:val="Compact"/>
         <w:numPr>
           <w:ilvl w:val="0"/>
-          <w:numId w:val="1044"/>
+          <w:numId w:val="1045"/>
         </w:numPr>
       </w:pPr>
       <w:r>
@@ -14724,7 +14840,7 @@
         <w:pStyle w:val="Compact"/>
         <w:numPr>
           <w:ilvl w:val="0"/>
-          <w:numId w:val="1044"/>
+          <w:numId w:val="1045"/>
         </w:numPr>
       </w:pPr>
       <w:r>
@@ -14745,7 +14861,7 @@
         <w:pStyle w:val="Compact"/>
         <w:numPr>
           <w:ilvl w:val="0"/>
-          <w:numId w:val="1044"/>
+          <w:numId w:val="1045"/>
         </w:numPr>
       </w:pPr>
       <w:r>
@@ -14766,7 +14882,7 @@
         <w:pStyle w:val="Compact"/>
         <w:numPr>
           <w:ilvl w:val="0"/>
-          <w:numId w:val="1044"/>
+          <w:numId w:val="1045"/>
         </w:numPr>
       </w:pPr>
       <w:r>
@@ -14787,7 +14903,7 @@
         <w:pStyle w:val="Compact"/>
         <w:numPr>
           <w:ilvl w:val="0"/>
-          <w:numId w:val="1044"/>
+          <w:numId w:val="1045"/>
         </w:numPr>
       </w:pPr>
       <w:r>
@@ -14884,7 +15000,7 @@
         <w:pStyle w:val="Compact"/>
         <w:numPr>
           <w:ilvl w:val="0"/>
-          <w:numId w:val="1045"/>
+          <w:numId w:val="1046"/>
         </w:numPr>
       </w:pPr>
       <w:r>
@@ -14930,7 +15046,7 @@
         <w:pStyle w:val="Compact"/>
         <w:numPr>
           <w:ilvl w:val="0"/>
-          <w:numId w:val="1045"/>
+          <w:numId w:val="1046"/>
         </w:numPr>
       </w:pPr>
       <w:r>
@@ -14952,7 +15068,7 @@
         <w:pStyle w:val="Compact"/>
         <w:numPr>
           <w:ilvl w:val="0"/>
-          <w:numId w:val="1045"/>
+          <w:numId w:val="1046"/>
         </w:numPr>
       </w:pPr>
       <w:r>
@@ -15046,7 +15162,7 @@
         <w:pStyle w:val="Compact"/>
         <w:numPr>
           <w:ilvl w:val="0"/>
-          <w:numId w:val="1045"/>
+          <w:numId w:val="1046"/>
         </w:numPr>
       </w:pPr>
       <w:r>
@@ -15170,7 +15286,7 @@
         <w:pStyle w:val="Compact"/>
         <w:numPr>
           <w:ilvl w:val="0"/>
-          <w:numId w:val="1045"/>
+          <w:numId w:val="1046"/>
         </w:numPr>
       </w:pPr>
       <w:r>
@@ -15211,7 +15327,7 @@
         <w:pStyle w:val="Compact"/>
         <w:numPr>
           <w:ilvl w:val="0"/>
-          <w:numId w:val="1046"/>
+          <w:numId w:val="1047"/>
         </w:numPr>
       </w:pPr>
       <w:r>
@@ -15239,7 +15355,7 @@
         <w:pStyle w:val="Compact"/>
         <w:numPr>
           <w:ilvl w:val="0"/>
-          <w:numId w:val="1046"/>
+          <w:numId w:val="1047"/>
         </w:numPr>
       </w:pPr>
       <w:r>
@@ -15283,7 +15399,7 @@
         <w:pStyle w:val="Compact"/>
         <w:numPr>
           <w:ilvl w:val="0"/>
-          <w:numId w:val="1046"/>
+          <w:numId w:val="1047"/>
         </w:numPr>
       </w:pPr>
       <w:r>
@@ -15329,7 +15445,7 @@
         <w:pStyle w:val="Compact"/>
         <w:numPr>
           <w:ilvl w:val="0"/>
-          <w:numId w:val="1046"/>
+          <w:numId w:val="1047"/>
         </w:numPr>
       </w:pPr>
       <w:r>
@@ -15354,7 +15470,7 @@
         <w:pStyle w:val="Compact"/>
         <w:numPr>
           <w:ilvl w:val="0"/>
-          <w:numId w:val="1046"/>
+          <w:numId w:val="1047"/>
         </w:numPr>
       </w:pPr>
       <w:r>
@@ -15397,7 +15513,7 @@
         <w:pStyle w:val="Compact"/>
         <w:numPr>
           <w:ilvl w:val="0"/>
-          <w:numId w:val="1046"/>
+          <w:numId w:val="1047"/>
         </w:numPr>
       </w:pPr>
       <w:r>
@@ -15814,7 +15930,7 @@
         <w:pStyle w:val="Compact"/>
         <w:numPr>
           <w:ilvl w:val="0"/>
-          <w:numId w:val="1047"/>
+          <w:numId w:val="1048"/>
         </w:numPr>
       </w:pPr>
       <w:r>
@@ -15851,7 +15967,7 @@
         <w:pStyle w:val="Compact"/>
         <w:numPr>
           <w:ilvl w:val="0"/>
-          <w:numId w:val="1047"/>
+          <w:numId w:val="1048"/>
         </w:numPr>
       </w:pPr>
       <w:r>
@@ -15873,7 +15989,7 @@
         <w:pStyle w:val="Compact"/>
         <w:numPr>
           <w:ilvl w:val="0"/>
-          <w:numId w:val="1047"/>
+          <w:numId w:val="1048"/>
         </w:numPr>
       </w:pPr>
       <w:r>
@@ -15931,7 +16047,7 @@
         <w:pStyle w:val="Compact"/>
         <w:numPr>
           <w:ilvl w:val="0"/>
-          <w:numId w:val="1048"/>
+          <w:numId w:val="1049"/>
         </w:numPr>
       </w:pPr>
       <w:r>
@@ -15977,7 +16093,7 @@
         <w:pStyle w:val="Compact"/>
         <w:numPr>
           <w:ilvl w:val="0"/>
-          <w:numId w:val="1048"/>
+          <w:numId w:val="1049"/>
         </w:numPr>
       </w:pPr>
       <w:r>
@@ -16011,7 +16127,7 @@
         <w:pStyle w:val="Compact"/>
         <w:numPr>
           <w:ilvl w:val="0"/>
-          <w:numId w:val="1048"/>
+          <w:numId w:val="1049"/>
         </w:numPr>
       </w:pPr>
       <w:r>
@@ -16057,7 +16173,7 @@
         <w:pStyle w:val="Compact"/>
         <w:numPr>
           <w:ilvl w:val="0"/>
-          <w:numId w:val="1049"/>
+          <w:numId w:val="1050"/>
         </w:numPr>
       </w:pPr>
       <w:r>
@@ -16085,7 +16201,7 @@
         <w:pStyle w:val="Compact"/>
         <w:numPr>
           <w:ilvl w:val="0"/>
-          <w:numId w:val="1049"/>
+          <w:numId w:val="1050"/>
         </w:numPr>
       </w:pPr>
       <w:r>
@@ -16170,7 +16286,7 @@
         <w:pStyle w:val="Compact"/>
         <w:numPr>
           <w:ilvl w:val="0"/>
-          <w:numId w:val="1049"/>
+          <w:numId w:val="1050"/>
         </w:numPr>
       </w:pPr>
       <w:r>
@@ -16192,7 +16308,7 @@
         <w:pStyle w:val="Compact"/>
         <w:numPr>
           <w:ilvl w:val="0"/>
-          <w:numId w:val="1049"/>
+          <w:numId w:val="1050"/>
         </w:numPr>
       </w:pPr>
       <w:r>
@@ -16309,7 +16425,7 @@
         <w:pStyle w:val="Compact"/>
         <w:numPr>
           <w:ilvl w:val="0"/>
-          <w:numId w:val="1050"/>
+          <w:numId w:val="1051"/>
         </w:numPr>
       </w:pPr>
       <w:r>
@@ -16328,7 +16444,7 @@
         <w:pStyle w:val="Compact"/>
         <w:numPr>
           <w:ilvl w:val="0"/>
-          <w:numId w:val="1050"/>
+          <w:numId w:val="1051"/>
         </w:numPr>
       </w:pPr>
       <w:r>
@@ -16347,7 +16463,7 @@
         <w:pStyle w:val="Compact"/>
         <w:numPr>
           <w:ilvl w:val="0"/>
-          <w:numId w:val="1050"/>
+          <w:numId w:val="1051"/>
         </w:numPr>
       </w:pPr>
       <w:r>
@@ -16420,7 +16536,7 @@
         <w:pStyle w:val="Compact"/>
         <w:numPr>
           <w:ilvl w:val="0"/>
-          <w:numId w:val="1051"/>
+          <w:numId w:val="1052"/>
         </w:numPr>
       </w:pPr>
       <w:r>
@@ -16490,7 +16606,7 @@
         <w:pStyle w:val="Compact"/>
         <w:numPr>
           <w:ilvl w:val="0"/>
-          <w:numId w:val="1051"/>
+          <w:numId w:val="1052"/>
         </w:numPr>
       </w:pPr>
       <w:r>
@@ -16518,7 +16634,7 @@
         <w:pStyle w:val="Compact"/>
         <w:numPr>
           <w:ilvl w:val="0"/>
-          <w:numId w:val="1051"/>
+          <w:numId w:val="1052"/>
         </w:numPr>
       </w:pPr>
       <w:r>
@@ -16585,7 +16701,7 @@
         <w:pStyle w:val="Compact"/>
         <w:numPr>
           <w:ilvl w:val="0"/>
-          <w:numId w:val="1051"/>
+          <w:numId w:val="1052"/>
         </w:numPr>
       </w:pPr>
       <w:r>
@@ -16607,7 +16723,7 @@
         <w:pStyle w:val="Compact"/>
         <w:numPr>
           <w:ilvl w:val="0"/>
-          <w:numId w:val="1051"/>
+          <w:numId w:val="1052"/>
         </w:numPr>
       </w:pPr>
       <w:r>
@@ -16665,7 +16781,7 @@
         <w:pStyle w:val="Compact"/>
         <w:numPr>
           <w:ilvl w:val="0"/>
-          <w:numId w:val="1051"/>
+          <w:numId w:val="1052"/>
         </w:numPr>
       </w:pPr>
       <w:r>
@@ -17672,7 +17788,7 @@
         <w:pStyle w:val="Compact"/>
         <w:numPr>
           <w:ilvl w:val="0"/>
-          <w:numId w:val="1052"/>
+          <w:numId w:val="1053"/>
         </w:numPr>
       </w:pPr>
       <w:r>
@@ -17712,7 +17828,7 @@
         <w:pStyle w:val="Compact"/>
         <w:numPr>
           <w:ilvl w:val="0"/>
-          <w:numId w:val="1052"/>
+          <w:numId w:val="1053"/>
         </w:numPr>
       </w:pPr>
       <w:r>
@@ -17740,7 +17856,7 @@
         <w:pStyle w:val="Compact"/>
         <w:numPr>
           <w:ilvl w:val="0"/>
-          <w:numId w:val="1052"/>
+          <w:numId w:val="1053"/>
         </w:numPr>
       </w:pPr>
       <w:r>
@@ -17797,7 +17913,7 @@
         <w:pStyle w:val="Compact"/>
         <w:numPr>
           <w:ilvl w:val="0"/>
-          <w:numId w:val="1052"/>
+          <w:numId w:val="1053"/>
         </w:numPr>
       </w:pPr>
       <w:r>
@@ -17813,7 +17929,7 @@
         <w:pStyle w:val="Compact"/>
         <w:numPr>
           <w:ilvl w:val="1"/>
-          <w:numId w:val="1053"/>
+          <w:numId w:val="1054"/>
         </w:numPr>
       </w:pPr>
       <w:r>
@@ -17825,7 +17941,7 @@
         <w:pStyle w:val="Compact"/>
         <w:numPr>
           <w:ilvl w:val="1"/>
-          <w:numId w:val="1053"/>
+          <w:numId w:val="1054"/>
         </w:numPr>
       </w:pPr>
       <w:r>
@@ -17881,7 +17997,7 @@
         <w:pStyle w:val="Compact"/>
         <w:numPr>
           <w:ilvl w:val="0"/>
-          <w:numId w:val="1052"/>
+          <w:numId w:val="1053"/>
         </w:numPr>
       </w:pPr>
       <w:r>
@@ -17897,7 +18013,7 @@
         <w:pStyle w:val="Compact"/>
         <w:numPr>
           <w:ilvl w:val="1"/>
-          <w:numId w:val="1054"/>
+          <w:numId w:val="1055"/>
         </w:numPr>
       </w:pPr>
       <w:r>
@@ -17909,7 +18025,7 @@
         <w:pStyle w:val="Compact"/>
         <w:numPr>
           <w:ilvl w:val="1"/>
-          <w:numId w:val="1054"/>
+          <w:numId w:val="1055"/>
         </w:numPr>
       </w:pPr>
       <w:r>
@@ -17921,7 +18037,7 @@
         <w:pStyle w:val="Compact"/>
         <w:numPr>
           <w:ilvl w:val="1"/>
-          <w:numId w:val="1054"/>
+          <w:numId w:val="1055"/>
         </w:numPr>
       </w:pPr>
       <w:r>
@@ -17933,7 +18049,7 @@
         <w:pStyle w:val="Compact"/>
         <w:numPr>
           <w:ilvl w:val="1"/>
-          <w:numId w:val="1054"/>
+          <w:numId w:val="1055"/>
         </w:numPr>
       </w:pPr>
       <w:r>
@@ -17993,7 +18109,7 @@
         <w:pStyle w:val="Compact"/>
         <w:numPr>
           <w:ilvl w:val="0"/>
-          <w:numId w:val="1055"/>
+          <w:numId w:val="1056"/>
         </w:numPr>
       </w:pPr>
       <w:r>
@@ -18027,7 +18143,7 @@
         <w:pStyle w:val="Compact"/>
         <w:numPr>
           <w:ilvl w:val="0"/>
-          <w:numId w:val="1055"/>
+          <w:numId w:val="1056"/>
         </w:numPr>
       </w:pPr>
       <w:r>
@@ -18061,31 +18177,31 @@
         <w:pStyle w:val="Compact"/>
         <w:numPr>
           <w:ilvl w:val="1"/>
+          <w:numId w:val="1057"/>
+        </w:numPr>
+      </w:pPr>
+      <w:r>
+        <w:t xml:space="preserve">Training starts with the projection only, then adds LoRA.</w:t>
+      </w:r>
+    </w:p>
+    <w:p>
+      <w:pPr>
+        <w:pStyle w:val="Compact"/>
+        <w:numPr>
+          <w:ilvl w:val="1"/>
+          <w:numId w:val="1057"/>
+        </w:numPr>
+      </w:pPr>
+      <w:r>
+        <w:t xml:space="preserve">It needs hundreds of thousands of image–caption pairs; PMC-OA figure–caption collections exist for biomedicine.</w:t>
+      </w:r>
+    </w:p>
+    <w:p>
+      <w:pPr>
+        <w:pStyle w:val="Compact"/>
+        <w:numPr>
+          <w:ilvl w:val="0"/>
           <w:numId w:val="1056"/>
-        </w:numPr>
-      </w:pPr>
-      <w:r>
-        <w:t xml:space="preserve">Training starts with the projection only, then adds LoRA.</w:t>
-      </w:r>
-    </w:p>
-    <w:p>
-      <w:pPr>
-        <w:pStyle w:val="Compact"/>
-        <w:numPr>
-          <w:ilvl w:val="1"/>
-          <w:numId w:val="1056"/>
-        </w:numPr>
-      </w:pPr>
-      <w:r>
-        <w:t xml:space="preserve">It needs hundreds of thousands of image–caption pairs; PMC-OA figure–caption collections exist for biomedicine.</w:t>
-      </w:r>
-    </w:p>
-    <w:p>
-      <w:pPr>
-        <w:pStyle w:val="Compact"/>
-        <w:numPr>
-          <w:ilvl w:val="0"/>
-          <w:numId w:val="1055"/>
         </w:numPr>
       </w:pPr>
       <w:r>
@@ -18632,7 +18748,7 @@
         <w:pStyle w:val="Compact"/>
         <w:numPr>
           <w:ilvl w:val="0"/>
-          <w:numId w:val="1057"/>
+          <w:numId w:val="1058"/>
         </w:numPr>
       </w:pPr>
       <w:r>
@@ -18663,7 +18779,7 @@
         <w:pStyle w:val="Compact"/>
         <w:numPr>
           <w:ilvl w:val="0"/>
-          <w:numId w:val="1057"/>
+          <w:numId w:val="1058"/>
         </w:numPr>
       </w:pPr>
       <w:r>
@@ -18703,7 +18819,7 @@
         <w:pStyle w:val="Compact"/>
         <w:numPr>
           <w:ilvl w:val="0"/>
-          <w:numId w:val="1057"/>
+          <w:numId w:val="1058"/>
         </w:numPr>
       </w:pPr>
       <w:r>
@@ -18752,7 +18868,7 @@
         <w:pStyle w:val="Compact"/>
         <w:numPr>
           <w:ilvl w:val="0"/>
-          <w:numId w:val="1057"/>
+          <w:numId w:val="1058"/>
         </w:numPr>
       </w:pPr>
       <w:r>
@@ -18850,7 +18966,7 @@
         <w:pStyle w:val="Compact"/>
         <w:numPr>
           <w:ilvl w:val="0"/>
-          <w:numId w:val="1058"/>
+          <w:numId w:val="1059"/>
         </w:numPr>
       </w:pPr>
       <w:r>
@@ -18887,79 +19003,79 @@
         <w:pStyle w:val="Compact"/>
         <w:numPr>
           <w:ilvl w:val="1"/>
+          <w:numId w:val="1060"/>
+        </w:numPr>
+      </w:pPr>
+      <w:r>
+        <w:t xml:space="preserve">the weights;</w:t>
+      </w:r>
+    </w:p>
+    <w:p>
+      <w:pPr>
+        <w:pStyle w:val="Compact"/>
+        <w:numPr>
+          <w:ilvl w:val="1"/>
+          <w:numId w:val="1060"/>
+        </w:numPr>
+      </w:pPr>
+      <w:r>
+        <w:t xml:space="preserve">Adam’s averages;</w:t>
+      </w:r>
+    </w:p>
+    <w:p>
+      <w:pPr>
+        <w:pStyle w:val="Compact"/>
+        <w:numPr>
+          <w:ilvl w:val="1"/>
+          <w:numId w:val="1060"/>
+        </w:numPr>
+      </w:pPr>
+      <w:r>
+        <w:t xml:space="preserve">the step number;</w:t>
+      </w:r>
+    </w:p>
+    <w:p>
+      <w:pPr>
+        <w:pStyle w:val="Compact"/>
+        <w:numPr>
+          <w:ilvl w:val="1"/>
+          <w:numId w:val="1060"/>
+        </w:numPr>
+      </w:pPr>
+      <w:r>
+        <w:t xml:space="preserve">the random-number states;</w:t>
+      </w:r>
+    </w:p>
+    <w:p>
+      <w:pPr>
+        <w:pStyle w:val="Compact"/>
+        <w:numPr>
+          <w:ilvl w:val="1"/>
+          <w:numId w:val="1060"/>
+        </w:numPr>
+      </w:pPr>
+      <w:r>
+        <w:t xml:space="preserve">the tokenizer;</w:t>
+      </w:r>
+    </w:p>
+    <w:p>
+      <w:pPr>
+        <w:pStyle w:val="Compact"/>
+        <w:numPr>
+          <w:ilvl w:val="1"/>
+          <w:numId w:val="1060"/>
+        </w:numPr>
+      </w:pPr>
+      <w:r>
+        <w:t xml:space="preserve">the settings.</w:t>
+      </w:r>
+    </w:p>
+    <w:p>
+      <w:pPr>
+        <w:pStyle w:val="Compact"/>
+        <w:numPr>
+          <w:ilvl w:val="0"/>
           <w:numId w:val="1059"/>
-        </w:numPr>
-      </w:pPr>
-      <w:r>
-        <w:t xml:space="preserve">the weights;</w:t>
-      </w:r>
-    </w:p>
-    <w:p>
-      <w:pPr>
-        <w:pStyle w:val="Compact"/>
-        <w:numPr>
-          <w:ilvl w:val="1"/>
-          <w:numId w:val="1059"/>
-        </w:numPr>
-      </w:pPr>
-      <w:r>
-        <w:t xml:space="preserve">Adam’s averages;</w:t>
-      </w:r>
-    </w:p>
-    <w:p>
-      <w:pPr>
-        <w:pStyle w:val="Compact"/>
-        <w:numPr>
-          <w:ilvl w:val="1"/>
-          <w:numId w:val="1059"/>
-        </w:numPr>
-      </w:pPr>
-      <w:r>
-        <w:t xml:space="preserve">the step number;</w:t>
-      </w:r>
-    </w:p>
-    <w:p>
-      <w:pPr>
-        <w:pStyle w:val="Compact"/>
-        <w:numPr>
-          <w:ilvl w:val="1"/>
-          <w:numId w:val="1059"/>
-        </w:numPr>
-      </w:pPr>
-      <w:r>
-        <w:t xml:space="preserve">the random-number states;</w:t>
-      </w:r>
-    </w:p>
-    <w:p>
-      <w:pPr>
-        <w:pStyle w:val="Compact"/>
-        <w:numPr>
-          <w:ilvl w:val="1"/>
-          <w:numId w:val="1059"/>
-        </w:numPr>
-      </w:pPr>
-      <w:r>
-        <w:t xml:space="preserve">the tokenizer;</w:t>
-      </w:r>
-    </w:p>
-    <w:p>
-      <w:pPr>
-        <w:pStyle w:val="Compact"/>
-        <w:numPr>
-          <w:ilvl w:val="1"/>
-          <w:numId w:val="1059"/>
-        </w:numPr>
-      </w:pPr>
-      <w:r>
-        <w:t xml:space="preserve">the settings.</w:t>
-      </w:r>
-    </w:p>
-    <w:p>
-      <w:pPr>
-        <w:pStyle w:val="Compact"/>
-        <w:numPr>
-          <w:ilvl w:val="0"/>
-          <w:numId w:val="1058"/>
         </w:numPr>
       </w:pPr>
       <w:r>
@@ -18981,7 +19097,7 @@
         <w:pStyle w:val="Compact"/>
         <w:numPr>
           <w:ilvl w:val="0"/>
-          <w:numId w:val="1058"/>
+          <w:numId w:val="1059"/>
         </w:numPr>
       </w:pPr>
       <w:r>
@@ -19008,7 +19124,7 @@
         <w:pStyle w:val="Compact"/>
         <w:numPr>
           <w:ilvl w:val="0"/>
-          <w:numId w:val="1058"/>
+          <w:numId w:val="1059"/>
         </w:numPr>
       </w:pPr>
       <w:r>
@@ -19057,7 +19173,7 @@
         <w:pStyle w:val="Compact"/>
         <w:numPr>
           <w:ilvl w:val="0"/>
-          <w:numId w:val="1058"/>
+          <w:numId w:val="1059"/>
         </w:numPr>
       </w:pPr>
       <w:r>
@@ -19099,7 +19215,7 @@
         <w:pStyle w:val="Compact"/>
         <w:numPr>
           <w:ilvl w:val="0"/>
-          <w:numId w:val="1058"/>
+          <w:numId w:val="1059"/>
         </w:numPr>
       </w:pPr>
       <w:r>
@@ -19187,7 +19303,7 @@
         <w:pStyle w:val="Compact"/>
         <w:numPr>
           <w:ilvl w:val="0"/>
-          <w:numId w:val="1060"/>
+          <w:numId w:val="1061"/>
         </w:numPr>
       </w:pPr>
       <w:r>
@@ -19304,7 +19420,7 @@
         <w:pStyle w:val="Compact"/>
         <w:numPr>
           <w:ilvl w:val="0"/>
-          <w:numId w:val="1060"/>
+          <w:numId w:val="1061"/>
         </w:numPr>
       </w:pPr>
       <w:r>
@@ -19455,7 +19571,7 @@
         <w:pStyle w:val="Compact"/>
         <w:numPr>
           <w:ilvl w:val="0"/>
-          <w:numId w:val="1061"/>
+          <w:numId w:val="1062"/>
         </w:numPr>
       </w:pPr>
       <w:r>
@@ -19513,7 +19629,7 @@
         <w:pStyle w:val="Compact"/>
         <w:numPr>
           <w:ilvl w:val="0"/>
-          <w:numId w:val="1061"/>
+          <w:numId w:val="1062"/>
         </w:numPr>
       </w:pPr>
       <w:r>
@@ -19535,7 +19651,7 @@
         <w:pStyle w:val="Compact"/>
         <w:numPr>
           <w:ilvl w:val="0"/>
-          <w:numId w:val="1061"/>
+          <w:numId w:val="1062"/>
         </w:numPr>
       </w:pPr>
       <w:r>
@@ -19690,7 +19806,7 @@
         <w:pStyle w:val="Compact"/>
         <w:numPr>
           <w:ilvl w:val="0"/>
-          <w:numId w:val="1062"/>
+          <w:numId w:val="1063"/>
         </w:numPr>
       </w:pPr>
       <w:r>
@@ -19718,7 +19834,7 @@
         <w:pStyle w:val="Compact"/>
         <w:numPr>
           <w:ilvl w:val="0"/>
-          <w:numId w:val="1062"/>
+          <w:numId w:val="1063"/>
         </w:numPr>
       </w:pPr>
       <w:r>
@@ -19755,7 +19871,7 @@
         <w:pStyle w:val="Compact"/>
         <w:numPr>
           <w:ilvl w:val="0"/>
-          <w:numId w:val="1062"/>
+          <w:numId w:val="1063"/>
         </w:numPr>
       </w:pPr>
       <w:r>
@@ -19798,7 +19914,7 @@
         <w:pStyle w:val="Compact"/>
         <w:numPr>
           <w:ilvl w:val="0"/>
-          <w:numId w:val="1062"/>
+          <w:numId w:val="1063"/>
         </w:numPr>
       </w:pPr>
       <w:r>
@@ -19892,7 +20008,7 @@
         <w:pStyle w:val="Compact"/>
         <w:numPr>
           <w:ilvl w:val="0"/>
-          <w:numId w:val="1062"/>
+          <w:numId w:val="1063"/>
         </w:numPr>
       </w:pPr>
       <w:r>
@@ -20185,7 +20301,7 @@
         <w:pStyle w:val="Compact"/>
         <w:numPr>
           <w:ilvl w:val="0"/>
-          <w:numId w:val="1063"/>
+          <w:numId w:val="1064"/>
         </w:numPr>
       </w:pPr>
       <w:r>
@@ -20207,7 +20323,7 @@
         <w:pStyle w:val="Compact"/>
         <w:numPr>
           <w:ilvl w:val="0"/>
-          <w:numId w:val="1063"/>
+          <w:numId w:val="1064"/>
         </w:numPr>
       </w:pPr>
       <w:r>
@@ -20229,7 +20345,7 @@
         <w:pStyle w:val="Compact"/>
         <w:numPr>
           <w:ilvl w:val="0"/>
-          <w:numId w:val="1063"/>
+          <w:numId w:val="1064"/>
         </w:numPr>
       </w:pPr>
       <w:r>
@@ -20460,7 +20576,7 @@
         <w:pStyle w:val="Compact"/>
         <w:numPr>
           <w:ilvl w:val="0"/>
-          <w:numId w:val="1064"/>
+          <w:numId w:val="1065"/>
         </w:numPr>
       </w:pPr>
       <w:r>
@@ -20512,7 +20628,7 @@
         <w:pStyle w:val="Compact"/>
         <w:numPr>
           <w:ilvl w:val="0"/>
-          <w:numId w:val="1064"/>
+          <w:numId w:val="1065"/>
         </w:numPr>
       </w:pPr>
       <w:r>
@@ -20536,7 +20652,7 @@
         <w:pStyle w:val="Compact"/>
         <w:numPr>
           <w:ilvl w:val="0"/>
-          <w:numId w:val="1064"/>
+          <w:numId w:val="1065"/>
         </w:numPr>
       </w:pPr>
       <w:r>
@@ -20560,59 +20676,11 @@
         <w:pStyle w:val="Compact"/>
         <w:numPr>
           <w:ilvl w:val="0"/>
-          <w:numId w:val="1065"/>
+          <w:numId w:val="1066"/>
         </w:numPr>
       </w:pPr>
       <w:r>
         <w:t xml:space="preserve">Four writers drafted the items. Every wrong answer is a near miss from the same class as the right one:</w:t>
-      </w:r>
-    </w:p>
-    <w:p>
-      <w:pPr>
-        <w:pStyle w:val="Compact"/>
-        <w:numPr>
-          <w:ilvl w:val="1"/>
-          <w:numId w:val="1066"/>
-        </w:numPr>
-      </w:pPr>
-      <w:r>
-        <w:t xml:space="preserve">statistics against other statistics, and cell types against neighbouring cell types;</w:t>
-      </w:r>
-    </w:p>
-    <w:p>
-      <w:pPr>
-        <w:pStyle w:val="Compact"/>
-        <w:numPr>
-          <w:ilvl w:val="1"/>
-          <w:numId w:val="1066"/>
-        </w:numPr>
-      </w:pPr>
-      <w:r>
-        <w:t xml:space="preserve">numbers against nearby numbers;</w:t>
-      </w:r>
-    </w:p>
-    <w:p>
-      <w:pPr>
-        <w:pStyle w:val="Compact"/>
-        <w:numPr>
-          <w:ilvl w:val="1"/>
-          <w:numId w:val="1066"/>
-        </w:numPr>
-      </w:pPr>
-      <w:r>
-        <w:t xml:space="preserve">directions against the other directions.</w:t>
-      </w:r>
-    </w:p>
-    <w:p>
-      <w:pPr>
-        <w:pStyle w:val="Compact"/>
-        <w:numPr>
-          <w:ilvl w:val="0"/>
-          <w:numId w:val="1065"/>
-        </w:numPr>
-      </w:pPr>
-      <w:r>
-        <w:t xml:space="preserve">Two independent reviewers checked all 336 items for:</w:t>
       </w:r>
     </w:p>
     <w:p>
@@ -20624,7 +20692,7 @@
         </w:numPr>
       </w:pPr>
       <w:r>
-        <w:t xml:space="preserve">wrong or disputable answers;</w:t>
+        <w:t xml:space="preserve">statistics against other statistics, and cell types against neighbouring cell types;</w:t>
       </w:r>
     </w:p>
     <w:p>
@@ -20636,7 +20704,7 @@
         </w:numPr>
       </w:pPr>
       <w:r>
-        <w:t xml:space="preserve">a second defensible option;</w:t>
+        <w:t xml:space="preserve">numbers against nearby numbers;</w:t>
       </w:r>
     </w:p>
     <w:p>
@@ -20648,6 +20716,54 @@
         </w:numPr>
       </w:pPr>
       <w:r>
+        <w:t xml:space="preserve">directions against the other directions.</w:t>
+      </w:r>
+    </w:p>
+    <w:p>
+      <w:pPr>
+        <w:pStyle w:val="Compact"/>
+        <w:numPr>
+          <w:ilvl w:val="0"/>
+          <w:numId w:val="1066"/>
+        </w:numPr>
+      </w:pPr>
+      <w:r>
+        <w:t xml:space="preserve">Two independent reviewers checked all 336 items for:</w:t>
+      </w:r>
+    </w:p>
+    <w:p>
+      <w:pPr>
+        <w:pStyle w:val="Compact"/>
+        <w:numPr>
+          <w:ilvl w:val="1"/>
+          <w:numId w:val="1068"/>
+        </w:numPr>
+      </w:pPr>
+      <w:r>
+        <w:t xml:space="preserve">wrong or disputable answers;</w:t>
+      </w:r>
+    </w:p>
+    <w:p>
+      <w:pPr>
+        <w:pStyle w:val="Compact"/>
+        <w:numPr>
+          <w:ilvl w:val="1"/>
+          <w:numId w:val="1068"/>
+        </w:numPr>
+      </w:pPr>
+      <w:r>
+        <w:t xml:space="preserve">a second defensible option;</w:t>
+      </w:r>
+    </w:p>
+    <w:p>
+      <w:pPr>
+        <w:pStyle w:val="Compact"/>
+        <w:numPr>
+          <w:ilvl w:val="1"/>
+          <w:numId w:val="1068"/>
+        </w:numPr>
+      </w:pPr>
+      <w:r>
         <w:t xml:space="preserve">grammar that gives the answer away;</w:t>
       </w:r>
     </w:p>
@@ -20656,7 +20772,7 @@
         <w:pStyle w:val="Compact"/>
         <w:numPr>
           <w:ilvl w:val="1"/>
-          <w:numId w:val="1067"/>
+          <w:numId w:val="1068"/>
         </w:numPr>
       </w:pPr>
       <w:r>
@@ -20680,7 +20796,7 @@
         <w:pStyle w:val="Compact"/>
         <w:numPr>
           <w:ilvl w:val="0"/>
-          <w:numId w:val="1065"/>
+          <w:numId w:val="1066"/>
         </w:numPr>
       </w:pPr>
       <w:r>
@@ -20723,7 +20839,7 @@
         <w:pStyle w:val="Compact"/>
         <w:numPr>
           <w:ilvl w:val="0"/>
-          <w:numId w:val="1068"/>
+          <w:numId w:val="1069"/>
         </w:numPr>
       </w:pPr>
       <w:r>
@@ -20757,7 +20873,7 @@
         <w:pStyle w:val="Compact"/>
         <w:numPr>
           <w:ilvl w:val="0"/>
-          <w:numId w:val="1068"/>
+          <w:numId w:val="1069"/>
         </w:numPr>
       </w:pPr>
       <w:r>
@@ -20797,7 +20913,7 @@
         <w:pStyle w:val="Compact"/>
         <w:numPr>
           <w:ilvl w:val="1"/>
-          <w:numId w:val="1069"/>
+          <w:numId w:val="1070"/>
         </w:numPr>
       </w:pPr>
       <w:r>
@@ -20824,7 +20940,7 @@
         <w:pStyle w:val="Compact"/>
         <w:numPr>
           <w:ilvl w:val="1"/>
-          <w:numId w:val="1069"/>
+          <w:numId w:val="1070"/>
         </w:numPr>
       </w:pPr>
       <w:r>
@@ -20836,7 +20952,7 @@
         <w:pStyle w:val="Compact"/>
         <w:numPr>
           <w:ilvl w:val="1"/>
-          <w:numId w:val="1069"/>
+          <w:numId w:val="1070"/>
         </w:numPr>
       </w:pPr>
       <w:r>
@@ -20848,7 +20964,7 @@
         <w:pStyle w:val="Compact"/>
         <w:numPr>
           <w:ilvl w:val="1"/>
-          <w:numId w:val="1069"/>
+          <w:numId w:val="1070"/>
         </w:numPr>
       </w:pPr>
       <w:r>
@@ -20872,7 +20988,7 @@
         <w:pStyle w:val="Compact"/>
         <w:numPr>
           <w:ilvl w:val="0"/>
-          <w:numId w:val="1068"/>
+          <w:numId w:val="1069"/>
         </w:numPr>
       </w:pPr>
       <w:r>
@@ -20982,7 +21098,7 @@
         <w:pStyle w:val="Compact"/>
         <w:numPr>
           <w:ilvl w:val="0"/>
-          <w:numId w:val="1070"/>
+          <w:numId w:val="1071"/>
         </w:numPr>
       </w:pPr>
       <w:r>
@@ -21058,7 +21174,7 @@
         <w:pStyle w:val="Compact"/>
         <w:numPr>
           <w:ilvl w:val="0"/>
-          <w:numId w:val="1070"/>
+          <w:numId w:val="1071"/>
         </w:numPr>
       </w:pPr>
       <w:r>
@@ -21080,7 +21196,7 @@
         <w:pStyle w:val="Compact"/>
         <w:numPr>
           <w:ilvl w:val="0"/>
-          <w:numId w:val="1070"/>
+          <w:numId w:val="1071"/>
         </w:numPr>
       </w:pPr>
       <w:r>
@@ -21102,7 +21218,7 @@
         <w:pStyle w:val="Compact"/>
         <w:numPr>
           <w:ilvl w:val="0"/>
-          <w:numId w:val="1070"/>
+          <w:numId w:val="1071"/>
         </w:numPr>
       </w:pPr>
       <w:r>
@@ -21130,7 +21246,7 @@
         <w:pStyle w:val="Compact"/>
         <w:numPr>
           <w:ilvl w:val="0"/>
-          <w:numId w:val="1070"/>
+          <w:numId w:val="1071"/>
         </w:numPr>
       </w:pPr>
       <w:r>
@@ -21497,7 +21613,7 @@
         <w:pStyle w:val="Compact"/>
         <w:numPr>
           <w:ilvl w:val="0"/>
-          <w:numId w:val="1071"/>
+          <w:numId w:val="1072"/>
         </w:numPr>
       </w:pPr>
       <w:r>
@@ -21519,7 +21635,7 @@
         <w:pStyle w:val="Compact"/>
         <w:numPr>
           <w:ilvl w:val="0"/>
-          <w:numId w:val="1071"/>
+          <w:numId w:val="1072"/>
         </w:numPr>
       </w:pPr>
       <w:r>
@@ -21547,7 +21663,7 @@
         <w:pStyle w:val="Compact"/>
         <w:numPr>
           <w:ilvl w:val="1"/>
-          <w:numId w:val="1072"/>
+          <w:numId w:val="1073"/>
         </w:numPr>
       </w:pPr>
       <m:oMath>
@@ -21621,7 +21737,7 @@
         <w:pStyle w:val="Compact"/>
         <w:numPr>
           <w:ilvl w:val="1"/>
-          <w:numId w:val="1072"/>
+          <w:numId w:val="1073"/>
         </w:numPr>
       </w:pPr>
       <m:oMath>
@@ -21668,7 +21784,7 @@
         <w:pStyle w:val="Compact"/>
         <w:numPr>
           <w:ilvl w:val="1"/>
-          <w:numId w:val="1072"/>
+          <w:numId w:val="1073"/>
         </w:numPr>
       </w:pPr>
       <m:oMath>
@@ -21771,7 +21887,7 @@
         <w:pStyle w:val="Compact"/>
         <w:numPr>
           <w:ilvl w:val="0"/>
-          <w:numId w:val="1071"/>
+          <w:numId w:val="1072"/>
         </w:numPr>
       </w:pPr>
       <w:r>
@@ -21847,7 +21963,7 @@
         <w:pStyle w:val="Compact"/>
         <w:numPr>
           <w:ilvl w:val="0"/>
-          <w:numId w:val="1073"/>
+          <w:numId w:val="1074"/>
         </w:numPr>
       </w:pPr>
       <w:r>
@@ -21859,7 +21975,7 @@
         <w:pStyle w:val="Compact"/>
         <w:numPr>
           <w:ilvl w:val="0"/>
-          <w:numId w:val="1073"/>
+          <w:numId w:val="1074"/>
         </w:numPr>
       </w:pPr>
       <w:r>
@@ -21871,7 +21987,7 @@
         <w:pStyle w:val="Compact"/>
         <w:numPr>
           <w:ilvl w:val="0"/>
-          <w:numId w:val="1073"/>
+          <w:numId w:val="1074"/>
         </w:numPr>
       </w:pPr>
       <w:r>
@@ -21931,7 +22047,7 @@
         <w:pStyle w:val="Compact"/>
         <w:numPr>
           <w:ilvl w:val="0"/>
-          <w:numId w:val="1074"/>
+          <w:numId w:val="1075"/>
         </w:numPr>
       </w:pPr>
       <w:r>
@@ -21943,7 +22059,7 @@
         <w:pStyle w:val="Compact"/>
         <w:numPr>
           <w:ilvl w:val="0"/>
-          <w:numId w:val="1074"/>
+          <w:numId w:val="1075"/>
         </w:numPr>
       </w:pPr>
       <w:r>
@@ -21955,7 +22071,7 @@
         <w:pStyle w:val="Compact"/>
         <w:numPr>
           <w:ilvl w:val="0"/>
-          <w:numId w:val="1074"/>
+          <w:numId w:val="1075"/>
         </w:numPr>
       </w:pPr>
       <w:r>
@@ -22085,7 +22201,7 @@
         <w:pStyle w:val="Compact"/>
         <w:numPr>
           <w:ilvl w:val="0"/>
-          <w:numId w:val="1075"/>
+          <w:numId w:val="1076"/>
         </w:numPr>
       </w:pPr>
       <w:r>
@@ -22097,7 +22213,7 @@
         <w:pStyle w:val="Compact"/>
         <w:numPr>
           <w:ilvl w:val="0"/>
-          <w:numId w:val="1075"/>
+          <w:numId w:val="1076"/>
         </w:numPr>
       </w:pPr>
       <w:r>
@@ -22109,7 +22225,7 @@
         <w:pStyle w:val="Compact"/>
         <w:numPr>
           <w:ilvl w:val="0"/>
-          <w:numId w:val="1075"/>
+          <w:numId w:val="1076"/>
         </w:numPr>
       </w:pPr>
       <w:r>
@@ -22121,7 +22237,7 @@
         <w:pStyle w:val="Compact"/>
         <w:numPr>
           <w:ilvl w:val="0"/>
-          <w:numId w:val="1075"/>
+          <w:numId w:val="1076"/>
         </w:numPr>
       </w:pPr>
       <w:r>
@@ -22133,7 +22249,7 @@
         <w:pStyle w:val="Compact"/>
         <w:numPr>
           <w:ilvl w:val="0"/>
-          <w:numId w:val="1075"/>
+          <w:numId w:val="1076"/>
         </w:numPr>
       </w:pPr>
       <w:r>
@@ -22145,7 +22261,7 @@
         <w:pStyle w:val="Compact"/>
         <w:numPr>
           <w:ilvl w:val="0"/>
-          <w:numId w:val="1075"/>
+          <w:numId w:val="1076"/>
         </w:numPr>
       </w:pPr>
       <w:r>
@@ -22157,7 +22273,7 @@
         <w:pStyle w:val="Compact"/>
         <w:numPr>
           <w:ilvl w:val="0"/>
-          <w:numId w:val="1075"/>
+          <w:numId w:val="1076"/>
         </w:numPr>
       </w:pPr>
       <w:r>
@@ -22169,7 +22285,7 @@
         <w:pStyle w:val="Compact"/>
         <w:numPr>
           <w:ilvl w:val="0"/>
-          <w:numId w:val="1075"/>
+          <w:numId w:val="1076"/>
         </w:numPr>
       </w:pPr>
       <w:r>
@@ -22250,7 +22366,7 @@
         <w:pStyle w:val="Compact"/>
         <w:numPr>
           <w:ilvl w:val="0"/>
-          <w:numId w:val="1076"/>
+          <w:numId w:val="1077"/>
         </w:numPr>
       </w:pPr>
       <w:r>
@@ -22262,7 +22378,7 @@
         <w:pStyle w:val="Compact"/>
         <w:numPr>
           <w:ilvl w:val="0"/>
-          <w:numId w:val="1076"/>
+          <w:numId w:val="1077"/>
         </w:numPr>
       </w:pPr>
       <w:r>
@@ -22274,7 +22390,7 @@
         <w:pStyle w:val="Compact"/>
         <w:numPr>
           <w:ilvl w:val="0"/>
-          <w:numId w:val="1076"/>
+          <w:numId w:val="1077"/>
         </w:numPr>
       </w:pPr>
       <w:r>
@@ -22286,7 +22402,7 @@
         <w:pStyle w:val="Compact"/>
         <w:numPr>
           <w:ilvl w:val="0"/>
-          <w:numId w:val="1076"/>
+          <w:numId w:val="1077"/>
         </w:numPr>
       </w:pPr>
       <w:r>
@@ -22936,7 +23052,7 @@
         <w:pStyle w:val="Compact"/>
         <w:numPr>
           <w:ilvl w:val="0"/>
-          <w:numId w:val="1077"/>
+          <w:numId w:val="1078"/>
         </w:numPr>
       </w:pPr>
       <w:r>
@@ -22963,7 +23079,7 @@
         <w:pStyle w:val="Compact"/>
         <w:numPr>
           <w:ilvl w:val="0"/>
-          <w:numId w:val="1077"/>
+          <w:numId w:val="1078"/>
         </w:numPr>
       </w:pPr>
       <w:r>
@@ -22975,7 +23091,7 @@
         <w:pStyle w:val="Compact"/>
         <w:numPr>
           <w:ilvl w:val="0"/>
-          <w:numId w:val="1077"/>
+          <w:numId w:val="1078"/>
         </w:numPr>
       </w:pPr>
       <w:r>
@@ -23635,7 +23751,7 @@
         <w:pStyle w:val="Compact"/>
         <w:numPr>
           <w:ilvl w:val="0"/>
-          <w:numId w:val="1078"/>
+          <w:numId w:val="1079"/>
         </w:numPr>
       </w:pPr>
       <w:r>
@@ -23654,7 +23770,7 @@
         <w:pStyle w:val="Compact"/>
         <w:numPr>
           <w:ilvl w:val="0"/>
-          <w:numId w:val="1078"/>
+          <w:numId w:val="1079"/>
         </w:numPr>
       </w:pPr>
       <w:r>
@@ -23666,7 +23782,7 @@
         <w:pStyle w:val="Compact"/>
         <w:numPr>
           <w:ilvl w:val="0"/>
-          <w:numId w:val="1078"/>
+          <w:numId w:val="1079"/>
         </w:numPr>
       </w:pPr>
       <w:r>
@@ -23728,7 +23844,7 @@
         <w:pStyle w:val="Compact"/>
         <w:numPr>
           <w:ilvl w:val="0"/>
-          <w:numId w:val="1079"/>
+          <w:numId w:val="1080"/>
         </w:numPr>
       </w:pPr>
       <w:r>
@@ -23740,7 +23856,7 @@
         <w:pStyle w:val="Compact"/>
         <w:numPr>
           <w:ilvl w:val="0"/>
-          <w:numId w:val="1079"/>
+          <w:numId w:val="1080"/>
         </w:numPr>
       </w:pPr>
       <w:r>
@@ -23752,7 +23868,7 @@
         <w:pStyle w:val="Compact"/>
         <w:numPr>
           <w:ilvl w:val="0"/>
-          <w:numId w:val="1079"/>
+          <w:numId w:val="1080"/>
         </w:numPr>
       </w:pPr>
       <w:r>
@@ -23875,7 +23991,7 @@
         <w:pStyle w:val="Compact"/>
         <w:numPr>
           <w:ilvl w:val="0"/>
-          <w:numId w:val="1080"/>
+          <w:numId w:val="1081"/>
         </w:numPr>
       </w:pPr>
       <w:r>
@@ -23893,7 +24009,7 @@
         <w:pStyle w:val="Compact"/>
         <w:numPr>
           <w:ilvl w:val="0"/>
-          <w:numId w:val="1080"/>
+          <w:numId w:val="1081"/>
         </w:numPr>
       </w:pPr>
       <w:r>
@@ -23914,7 +24030,7 @@
         <w:pStyle w:val="Compact"/>
         <w:numPr>
           <w:ilvl w:val="0"/>
-          <w:numId w:val="1080"/>
+          <w:numId w:val="1081"/>
         </w:numPr>
       </w:pPr>
       <w:r>
@@ -24022,7 +24138,7 @@
         <w:pStyle w:val="Compact"/>
         <w:numPr>
           <w:ilvl w:val="0"/>
-          <w:numId w:val="1081"/>
+          <w:numId w:val="1082"/>
         </w:numPr>
       </w:pPr>
       <w:r>
@@ -24038,7 +24154,7 @@
         <w:pStyle w:val="Compact"/>
         <w:numPr>
           <w:ilvl w:val="1"/>
-          <w:numId w:val="1082"/>
+          <w:numId w:val="1083"/>
         </w:numPr>
       </w:pPr>
       <w:r>
@@ -24050,7 +24166,7 @@
         <w:pStyle w:val="Compact"/>
         <w:numPr>
           <w:ilvl w:val="1"/>
-          <w:numId w:val="1082"/>
+          <w:numId w:val="1083"/>
         </w:numPr>
       </w:pPr>
       <w:r>
@@ -24062,7 +24178,7 @@
         <w:pStyle w:val="Compact"/>
         <w:numPr>
           <w:ilvl w:val="1"/>
-          <w:numId w:val="1082"/>
+          <w:numId w:val="1083"/>
         </w:numPr>
       </w:pPr>
       <m:oMath>
@@ -24091,19 +24207,19 @@
         <w:pStyle w:val="Compact"/>
         <w:numPr>
           <w:ilvl w:val="1"/>
+          <w:numId w:val="1083"/>
+        </w:numPr>
+      </w:pPr>
+      <w:r>
+        <w:t xml:space="preserve">R or Python functions checked by unit tests.</w:t>
+      </w:r>
+    </w:p>
+    <w:p>
+      <w:pPr>
+        <w:pStyle w:val="Compact"/>
+        <w:numPr>
+          <w:ilvl w:val="0"/>
           <w:numId w:val="1082"/>
-        </w:numPr>
-      </w:pPr>
-      <w:r>
-        <w:t xml:space="preserve">R or Python functions checked by unit tests.</w:t>
-      </w:r>
-    </w:p>
-    <w:p>
-      <w:pPr>
-        <w:pStyle w:val="Compact"/>
-        <w:numPr>
-          <w:ilvl w:val="0"/>
-          <w:numId w:val="1081"/>
         </w:numPr>
       </w:pPr>
       <w:r>
@@ -24125,7 +24241,7 @@
         <w:pStyle w:val="Compact"/>
         <w:numPr>
           <w:ilvl w:val="0"/>
-          <w:numId w:val="1081"/>
+          <w:numId w:val="1082"/>
         </w:numPr>
       </w:pPr>
       <w:r>
@@ -24153,7 +24269,7 @@
         <w:pStyle w:val="Compact"/>
         <w:numPr>
           <w:ilvl w:val="0"/>
-          <w:numId w:val="1081"/>
+          <w:numId w:val="1082"/>
         </w:numPr>
       </w:pPr>
       <w:r>
@@ -24206,7 +24322,7 @@
         <w:pStyle w:val="Compact"/>
         <w:numPr>
           <w:ilvl w:val="0"/>
-          <w:numId w:val="1083"/>
+          <w:numId w:val="1084"/>
         </w:numPr>
       </w:pPr>
       <w:r>
@@ -24250,7 +24366,7 @@
         <w:pStyle w:val="Compact"/>
         <w:numPr>
           <w:ilvl w:val="0"/>
-          <w:numId w:val="1083"/>
+          <w:numId w:val="1084"/>
         </w:numPr>
       </w:pPr>
       <w:r>
@@ -24272,7 +24388,7 @@
         <w:pStyle w:val="Compact"/>
         <w:numPr>
           <w:ilvl w:val="0"/>
-          <w:numId w:val="1083"/>
+          <w:numId w:val="1084"/>
         </w:numPr>
       </w:pPr>
       <w:r>
@@ -24365,7 +24481,7 @@
         <w:pStyle w:val="Compact"/>
         <w:numPr>
           <w:ilvl w:val="0"/>
-          <w:numId w:val="1084"/>
+          <w:numId w:val="1085"/>
         </w:numPr>
       </w:pPr>
       <w:r>
@@ -24399,7 +24515,7 @@
         <w:pStyle w:val="Compact"/>
         <w:numPr>
           <w:ilvl w:val="0"/>
-          <w:numId w:val="1084"/>
+          <w:numId w:val="1085"/>
         </w:numPr>
       </w:pPr>
       <w:r>
@@ -24436,7 +24552,7 @@
         <w:pStyle w:val="Compact"/>
         <w:numPr>
           <w:ilvl w:val="0"/>
-          <w:numId w:val="1084"/>
+          <w:numId w:val="1085"/>
         </w:numPr>
       </w:pPr>
       <w:r>
@@ -24473,7 +24589,7 @@
         <w:pStyle w:val="Compact"/>
         <w:numPr>
           <w:ilvl w:val="1"/>
-          <w:numId w:val="1085"/>
+          <w:numId w:val="1086"/>
         </w:numPr>
       </w:pPr>
       <w:r>
@@ -24485,7 +24601,7 @@
         <w:pStyle w:val="Compact"/>
         <w:numPr>
           <w:ilvl w:val="1"/>
-          <w:numId w:val="1085"/>
+          <w:numId w:val="1086"/>
         </w:numPr>
       </w:pPr>
       <w:r>
@@ -24497,7 +24613,7 @@
         <w:pStyle w:val="Compact"/>
         <w:numPr>
           <w:ilvl w:val="1"/>
-          <w:numId w:val="1085"/>
+          <w:numId w:val="1086"/>
         </w:numPr>
       </w:pPr>
       <w:r>
@@ -24589,7 +24705,7 @@
         <w:pStyle w:val="Compact"/>
         <w:numPr>
           <w:ilvl w:val="0"/>
-          <w:numId w:val="1086"/>
+          <w:numId w:val="1087"/>
         </w:numPr>
       </w:pPr>
       <w:r>
@@ -24601,7 +24717,7 @@
         <w:pStyle w:val="Compact"/>
         <w:numPr>
           <w:ilvl w:val="0"/>
-          <w:numId w:val="1086"/>
+          <w:numId w:val="1087"/>
         </w:numPr>
       </w:pPr>
       <w:r>
@@ -24613,7 +24729,7 @@
         <w:pStyle w:val="Compact"/>
         <w:numPr>
           <w:ilvl w:val="0"/>
-          <w:numId w:val="1086"/>
+          <w:numId w:val="1087"/>
         </w:numPr>
       </w:pPr>
       <w:r>
@@ -24660,7 +24776,7 @@
         <w:pStyle w:val="Compact"/>
         <w:numPr>
           <w:ilvl w:val="0"/>
-          <w:numId w:val="1087"/>
+          <w:numId w:val="1088"/>
         </w:numPr>
       </w:pPr>
       <w:r>
@@ -24672,7 +24788,7 @@
         <w:pStyle w:val="Compact"/>
         <w:numPr>
           <w:ilvl w:val="0"/>
-          <w:numId w:val="1087"/>
+          <w:numId w:val="1088"/>
         </w:numPr>
       </w:pPr>
       <w:r>
@@ -24700,7 +24816,7 @@
         <w:pStyle w:val="Compact"/>
         <w:numPr>
           <w:ilvl w:val="0"/>
-          <w:numId w:val="1087"/>
+          <w:numId w:val="1088"/>
         </w:numPr>
       </w:pPr>
       <w:r>
@@ -25431,7 +25547,7 @@
         <w:pStyle w:val="Compact"/>
         <w:numPr>
           <w:ilvl w:val="0"/>
-          <w:numId w:val="1088"/>
+          <w:numId w:val="1089"/>
         </w:numPr>
       </w:pPr>
       <w:r>
@@ -25560,7 +25676,7 @@
         <w:pStyle w:val="Compact"/>
         <w:numPr>
           <w:ilvl w:val="0"/>
-          <w:numId w:val="1088"/>
+          <w:numId w:val="1089"/>
         </w:numPr>
       </w:pPr>
       <w:r>
@@ -28160,7 +28276,7 @@
         <w:pStyle w:val="Compact"/>
         <w:numPr>
           <w:ilvl w:val="0"/>
-          <w:numId w:val="1089"/>
+          <w:numId w:val="1090"/>
         </w:numPr>
       </w:pPr>
       <w:r>
@@ -28315,7 +28431,7 @@
         <w:pStyle w:val="Compact"/>
         <w:numPr>
           <w:ilvl w:val="0"/>
-          <w:numId w:val="1089"/>
+          <w:numId w:val="1090"/>
         </w:numPr>
       </w:pPr>
       <w:r>
@@ -30896,7 +31012,7 @@
         <w:pStyle w:val="Compact"/>
         <w:numPr>
           <w:ilvl w:val="0"/>
-          <w:numId w:val="1090"/>
+          <w:numId w:val="1091"/>
         </w:numPr>
       </w:pPr>
       <w:r>
@@ -31063,7 +31179,7 @@
         <w:pStyle w:val="Compact"/>
         <w:numPr>
           <w:ilvl w:val="0"/>
-          <w:numId w:val="1090"/>
+          <w:numId w:val="1091"/>
         </w:numPr>
       </w:pPr>
       <w:r>
@@ -31146,7 +31262,7 @@
         <w:pStyle w:val="Compact"/>
         <w:numPr>
           <w:ilvl w:val="0"/>
-          <w:numId w:val="1090"/>
+          <w:numId w:val="1091"/>
         </w:numPr>
       </w:pPr>
       <w:r>
@@ -31377,7 +31493,7 @@
         <w:pStyle w:val="Compact"/>
         <w:numPr>
           <w:ilvl w:val="0"/>
-          <w:numId w:val="1091"/>
+          <w:numId w:val="1092"/>
         </w:numPr>
       </w:pPr>
       <w:r>
@@ -31460,7 +31576,7 @@
         <w:pStyle w:val="Compact"/>
         <w:numPr>
           <w:ilvl w:val="0"/>
-          <w:numId w:val="1091"/>
+          <w:numId w:val="1092"/>
         </w:numPr>
       </w:pPr>
       <w:r>
@@ -31522,7 +31638,7 @@
         <w:pStyle w:val="Compact"/>
         <w:numPr>
           <w:ilvl w:val="0"/>
-          <w:numId w:val="1092"/>
+          <w:numId w:val="1093"/>
         </w:numPr>
       </w:pPr>
       <w:r>
@@ -31534,7 +31650,7 @@
         <w:pStyle w:val="Compact"/>
         <w:numPr>
           <w:ilvl w:val="0"/>
-          <w:numId w:val="1092"/>
+          <w:numId w:val="1093"/>
         </w:numPr>
       </w:pPr>
       <w:r>
@@ -31546,7 +31662,7 @@
         <w:pStyle w:val="Compact"/>
         <w:numPr>
           <w:ilvl w:val="0"/>
-          <w:numId w:val="1092"/>
+          <w:numId w:val="1093"/>
         </w:numPr>
       </w:pPr>
       <w:r>
@@ -31902,7 +32018,7 @@
         <w:pStyle w:val="Compact"/>
         <w:numPr>
           <w:ilvl w:val="0"/>
-          <w:numId w:val="1093"/>
+          <w:numId w:val="1094"/>
         </w:numPr>
       </w:pPr>
       <w:r>
@@ -31950,7 +32066,7 @@
         <w:pStyle w:val="Compact"/>
         <w:numPr>
           <w:ilvl w:val="0"/>
-          <w:numId w:val="1093"/>
+          <w:numId w:val="1094"/>
         </w:numPr>
       </w:pPr>
       <w:r>
@@ -31962,7 +32078,7 @@
         <w:pStyle w:val="Compact"/>
         <w:numPr>
           <w:ilvl w:val="0"/>
-          <w:numId w:val="1093"/>
+          <w:numId w:val="1094"/>
         </w:numPr>
       </w:pPr>
       <w:r>
@@ -32107,7 +32223,7 @@
         <w:pStyle w:val="Compact"/>
         <w:numPr>
           <w:ilvl w:val="0"/>
-          <w:numId w:val="1093"/>
+          <w:numId w:val="1094"/>
         </w:numPr>
       </w:pPr>
       <w:r>
@@ -32859,7 +32975,7 @@
         <w:pStyle w:val="Compact"/>
         <w:numPr>
           <w:ilvl w:val="0"/>
-          <w:numId w:val="1094"/>
+          <w:numId w:val="1095"/>
         </w:numPr>
       </w:pPr>
       <w:r>
@@ -32871,7 +32987,7 @@
         <w:pStyle w:val="Compact"/>
         <w:numPr>
           <w:ilvl w:val="0"/>
-          <w:numId w:val="1094"/>
+          <w:numId w:val="1095"/>
         </w:numPr>
       </w:pPr>
       <w:r>
@@ -32883,7 +32999,7 @@
         <w:pStyle w:val="Compact"/>
         <w:numPr>
           <w:ilvl w:val="0"/>
-          <w:numId w:val="1094"/>
+          <w:numId w:val="1095"/>
         </w:numPr>
       </w:pPr>
       <w:r>
@@ -37372,7 +37488,7 @@
         <w:pStyle w:val="Compact"/>
         <w:numPr>
           <w:ilvl w:val="0"/>
-          <w:numId w:val="1095"/>
+          <w:numId w:val="1096"/>
         </w:numPr>
       </w:pPr>
       <w:r>
@@ -37400,7 +37516,7 @@
         <w:pStyle w:val="Compact"/>
         <w:numPr>
           <w:ilvl w:val="0"/>
-          <w:numId w:val="1095"/>
+          <w:numId w:val="1096"/>
         </w:numPr>
       </w:pPr>
       <w:r>
@@ -37422,7 +37538,7 @@
         <w:pStyle w:val="Compact"/>
         <w:numPr>
           <w:ilvl w:val="1"/>
-          <w:numId w:val="1096"/>
+          <w:numId w:val="1097"/>
         </w:numPr>
       </w:pPr>
       <w:r>
@@ -37434,7 +37550,7 @@
         <w:pStyle w:val="Compact"/>
         <w:numPr>
           <w:ilvl w:val="1"/>
-          <w:numId w:val="1096"/>
+          <w:numId w:val="1097"/>
         </w:numPr>
       </w:pPr>
       <w:r>
@@ -37479,7 +37595,7 @@
         <w:pStyle w:val="Compact"/>
         <w:numPr>
           <w:ilvl w:val="0"/>
-          <w:numId w:val="1097"/>
+          <w:numId w:val="1098"/>
         </w:numPr>
       </w:pPr>
       <w:r>
@@ -37495,49 +37611,49 @@
         <w:pStyle w:val="Compact"/>
         <w:numPr>
           <w:ilvl w:val="1"/>
+          <w:numId w:val="1099"/>
+        </w:numPr>
+      </w:pPr>
+      <w:r>
+        <w:t xml:space="preserve">Running from a USB-C (Power Delivery) charger, or from any adapter below the laptop’s rating, makes the firmware</w:t>
+      </w:r>
+      <w:r>
+        <w:t xml:space="preserve"> </w:t>
+      </w:r>
+      <w:r>
+        <w:t xml:space="preserve">cap the dedicated GPU.</w:t>
+      </w:r>
+    </w:p>
+    <w:p>
+      <w:pPr>
+        <w:pStyle w:val="Compact"/>
+        <w:numPr>
+          <w:ilvl w:val="1"/>
+          <w:numId w:val="1099"/>
+        </w:numPr>
+      </w:pPr>
+      <w:r>
+        <w:t xml:space="preserve">A USB-C dock or monitor that also supplies power can do the same.</w:t>
+      </w:r>
+    </w:p>
+    <w:p>
+      <w:pPr>
+        <w:pStyle w:val="Compact"/>
+        <w:numPr>
+          <w:ilvl w:val="1"/>
+          <w:numId w:val="1099"/>
+        </w:numPr>
+      </w:pPr>
+      <w:r>
+        <w:t xml:space="preserve">This is the leading suspect.</w:t>
+      </w:r>
+    </w:p>
+    <w:p>
+      <w:pPr>
+        <w:pStyle w:val="Compact"/>
+        <w:numPr>
+          <w:ilvl w:val="0"/>
           <w:numId w:val="1098"/>
-        </w:numPr>
-      </w:pPr>
-      <w:r>
-        <w:t xml:space="preserve">Running from a USB-C (Power Delivery) charger, or from any adapter below the laptop’s rating, makes the firmware</w:t>
-      </w:r>
-      <w:r>
-        <w:t xml:space="preserve"> </w:t>
-      </w:r>
-      <w:r>
-        <w:t xml:space="preserve">cap the dedicated GPU.</w:t>
-      </w:r>
-    </w:p>
-    <w:p>
-      <w:pPr>
-        <w:pStyle w:val="Compact"/>
-        <w:numPr>
-          <w:ilvl w:val="1"/>
-          <w:numId w:val="1098"/>
-        </w:numPr>
-      </w:pPr>
-      <w:r>
-        <w:t xml:space="preserve">A USB-C dock or monitor that also supplies power can do the same.</w:t>
-      </w:r>
-    </w:p>
-    <w:p>
-      <w:pPr>
-        <w:pStyle w:val="Compact"/>
-        <w:numPr>
-          <w:ilvl w:val="1"/>
-          <w:numId w:val="1098"/>
-        </w:numPr>
-      </w:pPr>
-      <w:r>
-        <w:t xml:space="preserve">This is the leading suspect.</w:t>
-      </w:r>
-    </w:p>
-    <w:p>
-      <w:pPr>
-        <w:pStyle w:val="Compact"/>
-        <w:numPr>
-          <w:ilvl w:val="0"/>
-          <w:numId w:val="1097"/>
         </w:numPr>
       </w:pPr>
       <w:r>
@@ -37559,7 +37675,7 @@
         <w:pStyle w:val="Compact"/>
         <w:numPr>
           <w:ilvl w:val="0"/>
-          <w:numId w:val="1097"/>
+          <w:numId w:val="1098"/>
         </w:numPr>
       </w:pPr>
       <w:r>
@@ -37587,7 +37703,7 @@
         <w:pStyle w:val="Compact"/>
         <w:numPr>
           <w:ilvl w:val="0"/>
-          <w:numId w:val="1097"/>
+          <w:numId w:val="1098"/>
         </w:numPr>
       </w:pPr>
       <w:r>
@@ -37609,7 +37725,7 @@
         <w:pStyle w:val="Compact"/>
         <w:numPr>
           <w:ilvl w:val="0"/>
-          <w:numId w:val="1097"/>
+          <w:numId w:val="1098"/>
         </w:numPr>
       </w:pPr>
       <w:r>
@@ -37676,7 +37792,7 @@
         <w:pStyle w:val="Compact"/>
         <w:numPr>
           <w:ilvl w:val="0"/>
-          <w:numId w:val="1099"/>
+          <w:numId w:val="1100"/>
         </w:numPr>
       </w:pPr>
       <w:r>
@@ -37722,7 +37838,7 @@
         <w:pStyle w:val="Compact"/>
         <w:numPr>
           <w:ilvl w:val="1"/>
-          <w:numId w:val="1100"/>
+          <w:numId w:val="1101"/>
         </w:numPr>
       </w:pPr>
       <w:r>
@@ -37750,7 +37866,7 @@
         <w:pStyle w:val="Compact"/>
         <w:numPr>
           <w:ilvl w:val="1"/>
-          <w:numId w:val="1100"/>
+          <w:numId w:val="1101"/>
         </w:numPr>
       </w:pPr>
       <w:r>
@@ -37772,7 +37888,7 @@
         <w:pStyle w:val="Compact"/>
         <w:numPr>
           <w:ilvl w:val="0"/>
-          <w:numId w:val="1099"/>
+          <w:numId w:val="1100"/>
         </w:numPr>
       </w:pPr>
       <w:r>
@@ -37800,7 +37916,7 @@
         <w:pStyle w:val="Compact"/>
         <w:numPr>
           <w:ilvl w:val="0"/>
-          <w:numId w:val="1099"/>
+          <w:numId w:val="1100"/>
         </w:numPr>
       </w:pPr>
       <w:r>
@@ -37816,7 +37932,7 @@
         <w:pStyle w:val="Compact"/>
         <w:numPr>
           <w:ilvl w:val="1"/>
-          <w:numId w:val="1101"/>
+          <w:numId w:val="1102"/>
         </w:numPr>
       </w:pPr>
       <w:r>
@@ -37828,7 +37944,7 @@
         <w:pStyle w:val="Compact"/>
         <w:numPr>
           <w:ilvl w:val="1"/>
-          <w:numId w:val="1101"/>
+          <w:numId w:val="1102"/>
         </w:numPr>
       </w:pPr>
       <w:r>
@@ -37840,7 +37956,7 @@
         <w:pStyle w:val="Compact"/>
         <w:numPr>
           <w:ilvl w:val="1"/>
-          <w:numId w:val="1101"/>
+          <w:numId w:val="1102"/>
         </w:numPr>
       </w:pPr>
       <w:r>
@@ -37852,7 +37968,7 @@
         <w:pStyle w:val="Compact"/>
         <w:numPr>
           <w:ilvl w:val="1"/>
-          <w:numId w:val="1101"/>
+          <w:numId w:val="1102"/>
         </w:numPr>
       </w:pPr>
       <w:r>
@@ -37888,7 +38004,7 @@
         <w:pStyle w:val="Compact"/>
         <w:numPr>
           <w:ilvl w:val="0"/>
-          <w:numId w:val="1099"/>
+          <w:numId w:val="1100"/>
         </w:numPr>
       </w:pPr>
       <w:r>
@@ -37904,7 +38020,7 @@
         <w:pStyle w:val="Compact"/>
         <w:numPr>
           <w:ilvl w:val="1"/>
-          <w:numId w:val="1102"/>
+          <w:numId w:val="1103"/>
         </w:numPr>
       </w:pPr>
       <w:r>
@@ -37916,7 +38032,7 @@
         <w:pStyle w:val="Compact"/>
         <w:numPr>
           <w:ilvl w:val="1"/>
-          <w:numId w:val="1102"/>
+          <w:numId w:val="1103"/>
         </w:numPr>
       </w:pPr>
       <w:r>
@@ -37937,7 +38053,7 @@
         <w:pStyle w:val="Compact"/>
         <w:numPr>
           <w:ilvl w:val="0"/>
-          <w:numId w:val="1099"/>
+          <w:numId w:val="1100"/>
         </w:numPr>
       </w:pPr>
       <w:r>
@@ -37959,7 +38075,7 @@
         <w:pStyle w:val="Compact"/>
         <w:numPr>
           <w:ilvl w:val="1"/>
-          <w:numId w:val="1103"/>
+          <w:numId w:val="1104"/>
         </w:numPr>
       </w:pPr>
       <w:r>
@@ -37971,7 +38087,7 @@
         <w:pStyle w:val="Compact"/>
         <w:numPr>
           <w:ilvl w:val="1"/>
-          <w:numId w:val="1103"/>
+          <w:numId w:val="1104"/>
         </w:numPr>
       </w:pPr>
       <w:r>
@@ -37983,7 +38099,7 @@
         <w:pStyle w:val="Compact"/>
         <w:numPr>
           <w:ilvl w:val="1"/>
-          <w:numId w:val="1103"/>
+          <w:numId w:val="1104"/>
         </w:numPr>
       </w:pPr>
       <w:r>
@@ -37995,7 +38111,7 @@
         <w:pStyle w:val="Compact"/>
         <w:numPr>
           <w:ilvl w:val="1"/>
-          <w:numId w:val="1103"/>
+          <w:numId w:val="1104"/>
         </w:numPr>
       </w:pPr>
       <w:r>
@@ -38031,7 +38147,7 @@
         <w:pStyle w:val="Compact"/>
         <w:numPr>
           <w:ilvl w:val="0"/>
-          <w:numId w:val="1099"/>
+          <w:numId w:val="1100"/>
         </w:numPr>
       </w:pPr>
       <w:r>
@@ -38083,7 +38199,7 @@
         <w:pStyle w:val="Compact"/>
         <w:numPr>
           <w:ilvl w:val="0"/>
-          <w:numId w:val="1099"/>
+          <w:numId w:val="1100"/>
         </w:numPr>
       </w:pPr>
       <w:r>
@@ -38105,7 +38221,7 @@
         <w:pStyle w:val="Compact"/>
         <w:numPr>
           <w:ilvl w:val="0"/>
-          <w:numId w:val="1099"/>
+          <w:numId w:val="1100"/>
         </w:numPr>
       </w:pPr>
       <w:r>
@@ -38825,7 +38941,7 @@
         <w:pStyle w:val="Compact"/>
         <w:numPr>
           <w:ilvl w:val="0"/>
-          <w:numId w:val="1104"/>
+          <w:numId w:val="1105"/>
         </w:numPr>
       </w:pPr>
       <w:r>
@@ -38860,7 +38976,7 @@
         <w:pStyle w:val="Compact"/>
         <w:numPr>
           <w:ilvl w:val="0"/>
-          <w:numId w:val="1104"/>
+          <w:numId w:val="1105"/>
         </w:numPr>
       </w:pPr>
       <w:r>
@@ -38895,7 +39011,7 @@
         <w:pStyle w:val="Compact"/>
         <w:numPr>
           <w:ilvl w:val="0"/>
-          <w:numId w:val="1104"/>
+          <w:numId w:val="1105"/>
         </w:numPr>
       </w:pPr>
       <w:r>
@@ -38919,7 +39035,7 @@
         <w:pStyle w:val="Compact"/>
         <w:numPr>
           <w:ilvl w:val="0"/>
-          <w:numId w:val="1105"/>
+          <w:numId w:val="1106"/>
         </w:numPr>
       </w:pPr>
       <w:r>
@@ -38941,7 +39057,7 @@
         <w:pStyle w:val="Compact"/>
         <w:numPr>
           <w:ilvl w:val="0"/>
-          <w:numId w:val="1105"/>
+          <w:numId w:val="1106"/>
         </w:numPr>
       </w:pPr>
       <w:r>
@@ -39040,7 +39156,7 @@
         <w:pStyle w:val="Compact"/>
         <w:numPr>
           <w:ilvl w:val="0"/>
-          <w:numId w:val="1105"/>
+          <w:numId w:val="1106"/>
         </w:numPr>
       </w:pPr>
       <w:r>
@@ -39139,7 +39255,7 @@
         <w:pStyle w:val="Compact"/>
         <w:numPr>
           <w:ilvl w:val="0"/>
-          <w:numId w:val="1105"/>
+          <w:numId w:val="1106"/>
         </w:numPr>
       </w:pPr>
       <w:r>
@@ -39322,7 +39438,7 @@
         <w:pStyle w:val="Compact"/>
         <w:numPr>
           <w:ilvl w:val="0"/>
-          <w:numId w:val="1106"/>
+          <w:numId w:val="1107"/>
         </w:numPr>
       </w:pPr>
       <w:r>
@@ -39334,7 +39450,7 @@
         <w:pStyle w:val="Compact"/>
         <w:numPr>
           <w:ilvl w:val="0"/>
-          <w:numId w:val="1106"/>
+          <w:numId w:val="1107"/>
         </w:numPr>
       </w:pPr>
       <w:r>
@@ -39376,7 +39492,7 @@
         <w:pStyle w:val="Compact"/>
         <w:numPr>
           <w:ilvl w:val="0"/>
-          <w:numId w:val="1106"/>
+          <w:numId w:val="1107"/>
         </w:numPr>
       </w:pPr>
       <w:r>
@@ -39388,7 +39504,7 @@
         <w:pStyle w:val="Compact"/>
         <w:numPr>
           <w:ilvl w:val="0"/>
-          <w:numId w:val="1106"/>
+          <w:numId w:val="1107"/>
         </w:numPr>
       </w:pPr>
       <w:r>
@@ -39412,7 +39528,7 @@
         <w:pStyle w:val="Compact"/>
         <w:numPr>
           <w:ilvl w:val="0"/>
-          <w:numId w:val="1106"/>
+          <w:numId w:val="1107"/>
         </w:numPr>
       </w:pPr>
       <w:r>
@@ -39424,7 +39540,7 @@
         <w:pStyle w:val="Compact"/>
         <w:numPr>
           <w:ilvl w:val="0"/>
-          <w:numId w:val="1106"/>
+          <w:numId w:val="1107"/>
         </w:numPr>
       </w:pPr>
       <w:r>
@@ -39879,7 +39995,7 @@
         <w:pStyle w:val="Compact"/>
         <w:numPr>
           <w:ilvl w:val="0"/>
-          <w:numId w:val="1107"/>
+          <w:numId w:val="1108"/>
         </w:numPr>
       </w:pPr>
       <w:r>
@@ -39901,7 +40017,7 @@
         <w:pStyle w:val="Compact"/>
         <w:numPr>
           <w:ilvl w:val="0"/>
-          <w:numId w:val="1107"/>
+          <w:numId w:val="1108"/>
         </w:numPr>
       </w:pPr>
       <w:r>
@@ -39929,7 +40045,7 @@
         <w:pStyle w:val="Compact"/>
         <w:numPr>
           <w:ilvl w:val="0"/>
-          <w:numId w:val="1107"/>
+          <w:numId w:val="1108"/>
         </w:numPr>
       </w:pPr>
       <w:r>
@@ -39957,7 +40073,7 @@
         <w:pStyle w:val="Compact"/>
         <w:numPr>
           <w:ilvl w:val="0"/>
-          <w:numId w:val="1107"/>
+          <w:numId w:val="1108"/>
         </w:numPr>
       </w:pPr>
       <w:r>
@@ -39997,7 +40113,7 @@
         <w:pStyle w:val="Compact"/>
         <w:numPr>
           <w:ilvl w:val="0"/>
-          <w:numId w:val="1108"/>
+          <w:numId w:val="1109"/>
         </w:numPr>
       </w:pPr>
       <w:r>
@@ -40009,7 +40125,7 @@
         <w:pStyle w:val="Compact"/>
         <w:numPr>
           <w:ilvl w:val="0"/>
-          <w:numId w:val="1108"/>
+          <w:numId w:val="1109"/>
         </w:numPr>
       </w:pPr>
       <w:r>
@@ -40027,7 +40143,7 @@
         <w:pStyle w:val="Compact"/>
         <w:numPr>
           <w:ilvl w:val="0"/>
-          <w:numId w:val="1108"/>
+          <w:numId w:val="1109"/>
         </w:numPr>
       </w:pPr>
       <w:r>
@@ -40085,7 +40201,7 @@
         <w:pStyle w:val="Compact"/>
         <w:numPr>
           <w:ilvl w:val="0"/>
-          <w:numId w:val="1109"/>
+          <w:numId w:val="1110"/>
         </w:numPr>
       </w:pPr>
       <w:r>
@@ -40113,7 +40229,7 @@
         <w:pStyle w:val="Compact"/>
         <w:numPr>
           <w:ilvl w:val="0"/>
-          <w:numId w:val="1109"/>
+          <w:numId w:val="1110"/>
         </w:numPr>
       </w:pPr>
       <w:r>
@@ -40141,43 +40257,43 @@
         <w:pStyle w:val="Compact"/>
         <w:numPr>
           <w:ilvl w:val="1"/>
+          <w:numId w:val="1111"/>
+        </w:numPr>
+      </w:pPr>
+      <w:r>
+        <w:t xml:space="preserve">use the open model’s tokenizer instead of yours;</w:t>
+      </w:r>
+    </w:p>
+    <w:p>
+      <w:pPr>
+        <w:pStyle w:val="Compact"/>
+        <w:numPr>
+          <w:ilvl w:val="1"/>
+          <w:numId w:val="1111"/>
+        </w:numPr>
+      </w:pPr>
+      <w:r>
+        <w:t xml:space="preserve">match its RoPE settings (for example base 500,000 with scaling);</w:t>
+      </w:r>
+    </w:p>
+    <w:p>
+      <w:pPr>
+        <w:pStyle w:val="Compact"/>
+        <w:numPr>
+          <w:ilvl w:val="1"/>
+          <w:numId w:val="1111"/>
+        </w:numPr>
+      </w:pPr>
+      <w:r>
+        <w:t xml:space="preserve">handle details such as Qwen’s attention biases.</w:t>
+      </w:r>
+    </w:p>
+    <w:p>
+      <w:pPr>
+        <w:pStyle w:val="Compact"/>
+        <w:numPr>
+          <w:ilvl w:val="0"/>
           <w:numId w:val="1110"/>
-        </w:numPr>
-      </w:pPr>
-      <w:r>
-        <w:t xml:space="preserve">use the open model’s tokenizer instead of yours;</w:t>
-      </w:r>
-    </w:p>
-    <w:p>
-      <w:pPr>
-        <w:pStyle w:val="Compact"/>
-        <w:numPr>
-          <w:ilvl w:val="1"/>
-          <w:numId w:val="1110"/>
-        </w:numPr>
-      </w:pPr>
-      <w:r>
-        <w:t xml:space="preserve">match its RoPE settings (for example base 500,000 with scaling);</w:t>
-      </w:r>
-    </w:p>
-    <w:p>
-      <w:pPr>
-        <w:pStyle w:val="Compact"/>
-        <w:numPr>
-          <w:ilvl w:val="1"/>
-          <w:numId w:val="1110"/>
-        </w:numPr>
-      </w:pPr>
-      <w:r>
-        <w:t xml:space="preserve">handle details such as Qwen’s attention biases.</w:t>
-      </w:r>
-    </w:p>
-    <w:p>
-      <w:pPr>
-        <w:pStyle w:val="Compact"/>
-        <w:numPr>
-          <w:ilvl w:val="0"/>
-          <w:numId w:val="1109"/>
         </w:numPr>
       </w:pPr>
       <w:r>
@@ -40220,7 +40336,7 @@
         <w:pStyle w:val="Compact"/>
         <w:numPr>
           <w:ilvl w:val="0"/>
-          <w:numId w:val="1109"/>
+          <w:numId w:val="1110"/>
         </w:numPr>
       </w:pPr>
       <w:r>
@@ -40242,7 +40358,7 @@
         <w:pStyle w:val="Compact"/>
         <w:numPr>
           <w:ilvl w:val="1"/>
-          <w:numId w:val="1111"/>
+          <w:numId w:val="1112"/>
         </w:numPr>
       </w:pPr>
       <w:r>
@@ -40254,7 +40370,7 @@
         <w:pStyle w:val="Compact"/>
         <w:numPr>
           <w:ilvl w:val="1"/>
-          <w:numId w:val="1111"/>
+          <w:numId w:val="1112"/>
         </w:numPr>
       </w:pPr>
       <w:r>
@@ -40266,7 +40382,7 @@
         <w:pStyle w:val="Compact"/>
         <w:numPr>
           <w:ilvl w:val="1"/>
-          <w:numId w:val="1111"/>
+          <w:numId w:val="1112"/>
         </w:numPr>
       </w:pPr>
       <w:r>
@@ -40278,7 +40394,7 @@
         <w:pStyle w:val="Compact"/>
         <w:numPr>
           <w:ilvl w:val="1"/>
-          <w:numId w:val="1111"/>
+          <w:numId w:val="1112"/>
         </w:numPr>
       </w:pPr>
       <w:r>
@@ -40290,7 +40406,7 @@
         <w:pStyle w:val="Compact"/>
         <w:numPr>
           <w:ilvl w:val="0"/>
-          <w:numId w:val="1109"/>
+          <w:numId w:val="1110"/>
         </w:numPr>
       </w:pPr>
       <w:r>
@@ -40306,7 +40422,7 @@
         <w:pStyle w:val="Compact"/>
         <w:numPr>
           <w:ilvl w:val="1"/>
-          <w:numId w:val="1112"/>
+          <w:numId w:val="1113"/>
         </w:numPr>
       </w:pPr>
       <w:r>
@@ -40318,7 +40434,7 @@
         <w:pStyle w:val="Compact"/>
         <w:numPr>
           <w:ilvl w:val="1"/>
-          <w:numId w:val="1112"/>
+          <w:numId w:val="1113"/>
         </w:numPr>
       </w:pPr>
       <w:r>
@@ -40330,7 +40446,7 @@
         <w:pStyle w:val="Compact"/>
         <w:numPr>
           <w:ilvl w:val="0"/>
-          <w:numId w:val="1109"/>
+          <w:numId w:val="1110"/>
         </w:numPr>
       </w:pPr>
       <w:r>
@@ -40453,7 +40569,7 @@
         <w:pStyle w:val="Compact"/>
         <w:numPr>
           <w:ilvl w:val="0"/>
-          <w:numId w:val="1113"/>
+          <w:numId w:val="1114"/>
         </w:numPr>
       </w:pPr>
       <w:r>
@@ -40481,7 +40597,7 @@
         <w:pStyle w:val="Compact"/>
         <w:numPr>
           <w:ilvl w:val="0"/>
-          <w:numId w:val="1113"/>
+          <w:numId w:val="1114"/>
         </w:numPr>
       </w:pPr>
       <w:r>
@@ -40503,7 +40619,7 @@
         <w:pStyle w:val="Compact"/>
         <w:numPr>
           <w:ilvl w:val="0"/>
-          <w:numId w:val="1113"/>
+          <w:numId w:val="1114"/>
         </w:numPr>
       </w:pPr>
       <w:r>
@@ -40525,7 +40641,7 @@
         <w:pStyle w:val="Compact"/>
         <w:numPr>
           <w:ilvl w:val="0"/>
-          <w:numId w:val="1113"/>
+          <w:numId w:val="1114"/>
         </w:numPr>
       </w:pPr>
       <w:r>
@@ -40856,7 +40972,7 @@
         <w:pStyle w:val="Compact"/>
         <w:numPr>
           <w:ilvl w:val="0"/>
-          <w:numId w:val="1114"/>
+          <w:numId w:val="1115"/>
         </w:numPr>
       </w:pPr>
       <w:r>
@@ -40868,7 +40984,7 @@
         <w:pStyle w:val="Compact"/>
         <w:numPr>
           <w:ilvl w:val="0"/>
-          <w:numId w:val="1114"/>
+          <w:numId w:val="1115"/>
         </w:numPr>
       </w:pPr>
       <w:r>
@@ -40906,7 +41022,7 @@
         <w:pStyle w:val="Compact"/>
         <w:numPr>
           <w:ilvl w:val="0"/>
-          <w:numId w:val="1114"/>
+          <w:numId w:val="1115"/>
         </w:numPr>
       </w:pPr>
       <w:r>
@@ -42236,7 +42352,7 @@
         <w:pStyle w:val="Compact"/>
         <w:numPr>
           <w:ilvl w:val="0"/>
-          <w:numId w:val="1115"/>
+          <w:numId w:val="1116"/>
         </w:numPr>
       </w:pPr>
       <w:r>
@@ -42281,7 +42397,7 @@
         <w:pStyle w:val="Compact"/>
         <w:numPr>
           <w:ilvl w:val="0"/>
-          <w:numId w:val="1115"/>
+          <w:numId w:val="1116"/>
         </w:numPr>
       </w:pPr>
       <w:r>
@@ -42305,7 +42421,7 @@
         <w:pStyle w:val="Compact"/>
         <w:numPr>
           <w:ilvl w:val="0"/>
-          <w:numId w:val="1115"/>
+          <w:numId w:val="1116"/>
         </w:numPr>
       </w:pPr>
       <w:r>
@@ -42363,7 +42479,7 @@
         <w:pStyle w:val="Compact"/>
         <w:numPr>
           <w:ilvl w:val="0"/>
-          <w:numId w:val="1116"/>
+          <w:numId w:val="1117"/>
         </w:numPr>
       </w:pPr>
       <w:r>
@@ -42375,7 +42491,7 @@
         <w:pStyle w:val="Compact"/>
         <w:numPr>
           <w:ilvl w:val="0"/>
-          <w:numId w:val="1116"/>
+          <w:numId w:val="1117"/>
         </w:numPr>
       </w:pPr>
       <w:r>
@@ -42406,131 +42522,11 @@
         <w:pStyle w:val="Compact"/>
         <w:numPr>
           <w:ilvl w:val="1"/>
-          <w:numId w:val="1117"/>
+          <w:numId w:val="1118"/>
         </w:numPr>
       </w:pPr>
       <w:r>
         <w:t xml:space="preserve">40 proofreading tasks;</w:t>
-      </w:r>
-    </w:p>
-    <w:p>
-      <w:pPr>
-        <w:pStyle w:val="Compact"/>
-        <w:numPr>
-          <w:ilvl w:val="1"/>
-          <w:numId w:val="1117"/>
-        </w:numPr>
-      </w:pPr>
-      <w:r>
-        <w:t xml:space="preserve">20 drafting tasks;</w:t>
-      </w:r>
-    </w:p>
-    <w:p>
-      <w:pPr>
-        <w:pStyle w:val="Compact"/>
-        <w:numPr>
-          <w:ilvl w:val="1"/>
-          <w:numId w:val="1117"/>
-        </w:numPr>
-      </w:pPr>
-      <w:r>
-        <w:t xml:space="preserve">30 analysis tasks with known answers;</w:t>
-      </w:r>
-    </w:p>
-    <w:p>
-      <w:pPr>
-        <w:pStyle w:val="Compact"/>
-        <w:numPr>
-          <w:ilvl w:val="1"/>
-          <w:numId w:val="1117"/>
-        </w:numPr>
-      </w:pPr>
-      <w:r>
-        <w:t xml:space="preserve">20 knowledge questions with citations;</w:t>
-      </w:r>
-    </w:p>
-    <w:p>
-      <w:pPr>
-        <w:pStyle w:val="Compact"/>
-        <w:numPr>
-          <w:ilvl w:val="1"/>
-          <w:numId w:val="1117"/>
-        </w:numPr>
-      </w:pPr>
-      <w:r>
-        <w:t xml:space="preserve">10</w:t>
-      </w:r>
-      <w:r>
-        <w:t xml:space="preserve"> </w:t>
-      </w:r>
-      <w:r>
-        <w:t xml:space="preserve">“trap”</w:t>
-      </w:r>
-      <w:r>
-        <w:t xml:space="preserve"> </w:t>
-      </w:r>
-      <w:r>
-        <w:t xml:space="preserve">paragraphs hiding a statistical error.</w:t>
-      </w:r>
-    </w:p>
-    <w:p>
-      <w:pPr>
-        <w:pStyle w:val="Compact"/>
-        <w:numPr>
-          <w:ilvl w:val="0"/>
-          <w:numId w:val="1116"/>
-        </w:numPr>
-      </w:pPr>
-      <w:r>
-        <w:t xml:space="preserve">Shortlist base models: run the evaluation set on 3–5 open models through OpenRouter, for a few pounds. Don’t send</w:t>
-      </w:r>
-      <w:r>
-        <w:t xml:space="preserve"> </w:t>
-      </w:r>
-      <w:r>
-        <w:t xml:space="preserve">private data.</w:t>
-      </w:r>
-    </w:p>
-    <w:p>
-      <w:pPr>
-        <w:pStyle w:val="Compact"/>
-        <w:numPr>
-          <w:ilvl w:val="0"/>
-          <w:numId w:val="1116"/>
-        </w:numPr>
-      </w:pPr>
-      <w:r>
-        <w:t xml:space="preserve">Collect papers legally: open access first, then the text-and-data-mining routes for paywalled journals.</w:t>
-      </w:r>
-    </w:p>
-    <w:p>
-      <w:pPr>
-        <w:pStyle w:val="Compact"/>
-        <w:numPr>
-          <w:ilvl w:val="0"/>
-          <w:numId w:val="1116"/>
-        </w:numPr>
-      </w:pPr>
-      <w:r>
-        <w:t xml:space="preserve">Convert them to clean text. Publisher XML (JATS) is cleanest. Remove references and page furniture, and</w:t>
-      </w:r>
-      <w:r>
-        <w:t xml:space="preserve"> </w:t>
-      </w:r>
-      <w:r>
-        <w:t xml:space="preserve">deduplicate.</w:t>
-      </w:r>
-    </w:p>
-    <w:p>
-      <w:pPr>
-        <w:pStyle w:val="Compact"/>
-        <w:numPr>
-          <w:ilvl w:val="0"/>
-          <w:numId w:val="1116"/>
-        </w:numPr>
-      </w:pPr>
-      <w:r>
-        <w:t xml:space="preserve">Build three training sets:</w:t>
       </w:r>
     </w:p>
     <w:p>
@@ -42542,6 +42538,126 @@
         </w:numPr>
       </w:pPr>
       <w:r>
+        <w:t xml:space="preserve">20 drafting tasks;</w:t>
+      </w:r>
+    </w:p>
+    <w:p>
+      <w:pPr>
+        <w:pStyle w:val="Compact"/>
+        <w:numPr>
+          <w:ilvl w:val="1"/>
+          <w:numId w:val="1118"/>
+        </w:numPr>
+      </w:pPr>
+      <w:r>
+        <w:t xml:space="preserve">30 analysis tasks with known answers;</w:t>
+      </w:r>
+    </w:p>
+    <w:p>
+      <w:pPr>
+        <w:pStyle w:val="Compact"/>
+        <w:numPr>
+          <w:ilvl w:val="1"/>
+          <w:numId w:val="1118"/>
+        </w:numPr>
+      </w:pPr>
+      <w:r>
+        <w:t xml:space="preserve">20 knowledge questions with citations;</w:t>
+      </w:r>
+    </w:p>
+    <w:p>
+      <w:pPr>
+        <w:pStyle w:val="Compact"/>
+        <w:numPr>
+          <w:ilvl w:val="1"/>
+          <w:numId w:val="1118"/>
+        </w:numPr>
+      </w:pPr>
+      <w:r>
+        <w:t xml:space="preserve">10</w:t>
+      </w:r>
+      <w:r>
+        <w:t xml:space="preserve"> </w:t>
+      </w:r>
+      <w:r>
+        <w:t xml:space="preserve">“trap”</w:t>
+      </w:r>
+      <w:r>
+        <w:t xml:space="preserve"> </w:t>
+      </w:r>
+      <w:r>
+        <w:t xml:space="preserve">paragraphs hiding a statistical error.</w:t>
+      </w:r>
+    </w:p>
+    <w:p>
+      <w:pPr>
+        <w:pStyle w:val="Compact"/>
+        <w:numPr>
+          <w:ilvl w:val="0"/>
+          <w:numId w:val="1117"/>
+        </w:numPr>
+      </w:pPr>
+      <w:r>
+        <w:t xml:space="preserve">Shortlist base models: run the evaluation set on 3–5 open models through OpenRouter, for a few pounds. Don’t send</w:t>
+      </w:r>
+      <w:r>
+        <w:t xml:space="preserve"> </w:t>
+      </w:r>
+      <w:r>
+        <w:t xml:space="preserve">private data.</w:t>
+      </w:r>
+    </w:p>
+    <w:p>
+      <w:pPr>
+        <w:pStyle w:val="Compact"/>
+        <w:numPr>
+          <w:ilvl w:val="0"/>
+          <w:numId w:val="1117"/>
+        </w:numPr>
+      </w:pPr>
+      <w:r>
+        <w:t xml:space="preserve">Collect papers legally: open access first, then the text-and-data-mining routes for paywalled journals.</w:t>
+      </w:r>
+    </w:p>
+    <w:p>
+      <w:pPr>
+        <w:pStyle w:val="Compact"/>
+        <w:numPr>
+          <w:ilvl w:val="0"/>
+          <w:numId w:val="1117"/>
+        </w:numPr>
+      </w:pPr>
+      <w:r>
+        <w:t xml:space="preserve">Convert them to clean text. Publisher XML (JATS) is cleanest. Remove references and page furniture, and</w:t>
+      </w:r>
+      <w:r>
+        <w:t xml:space="preserve"> </w:t>
+      </w:r>
+      <w:r>
+        <w:t xml:space="preserve">deduplicate.</w:t>
+      </w:r>
+    </w:p>
+    <w:p>
+      <w:pPr>
+        <w:pStyle w:val="Compact"/>
+        <w:numPr>
+          <w:ilvl w:val="0"/>
+          <w:numId w:val="1117"/>
+        </w:numPr>
+      </w:pPr>
+      <w:r>
+        <w:t xml:space="preserve">Build three training sets:</w:t>
+      </w:r>
+    </w:p>
+    <w:p>
+      <w:pPr>
+        <w:pStyle w:val="Compact"/>
+        <w:numPr>
+          <w:ilvl w:val="1"/>
+          <w:numId w:val="1119"/>
+        </w:numPr>
+      </w:pPr>
+      <w:r>
         <w:rPr>
           <w:b/>
           <w:bCs/>
@@ -42560,7 +42676,7 @@
         <w:pStyle w:val="Compact"/>
         <w:numPr>
           <w:ilvl w:val="1"/>
-          <w:numId w:val="1118"/>
+          <w:numId w:val="1119"/>
         </w:numPr>
       </w:pPr>
       <w:r>
@@ -42595,7 +42711,7 @@
         <w:pStyle w:val="Compact"/>
         <w:numPr>
           <w:ilvl w:val="1"/>
-          <w:numId w:val="1118"/>
+          <w:numId w:val="1119"/>
         </w:numPr>
       </w:pPr>
       <w:r>
@@ -42641,7 +42757,7 @@
         <w:pStyle w:val="Compact"/>
         <w:numPr>
           <w:ilvl w:val="0"/>
-          <w:numId w:val="1119"/>
+          <w:numId w:val="1120"/>
         </w:numPr>
       </w:pPr>
       <w:r>
@@ -42653,7 +42769,7 @@
         <w:pStyle w:val="Compact"/>
         <w:numPr>
           <w:ilvl w:val="0"/>
-          <w:numId w:val="1119"/>
+          <w:numId w:val="1120"/>
         </w:numPr>
       </w:pPr>
       <w:r>
@@ -42665,7 +42781,7 @@
         <w:pStyle w:val="Compact"/>
         <w:numPr>
           <w:ilvl w:val="0"/>
-          <w:numId w:val="1119"/>
+          <w:numId w:val="1120"/>
         </w:numPr>
       </w:pPr>
       <w:r>
@@ -42677,7 +42793,7 @@
         <w:pStyle w:val="Compact"/>
         <w:numPr>
           <w:ilvl w:val="0"/>
-          <w:numId w:val="1119"/>
+          <w:numId w:val="1120"/>
         </w:numPr>
       </w:pPr>
       <w:r>
@@ -42689,7 +42805,7 @@
         <w:pStyle w:val="Compact"/>
         <w:numPr>
           <w:ilvl w:val="0"/>
-          <w:numId w:val="1119"/>
+          <w:numId w:val="1120"/>
         </w:numPr>
       </w:pPr>
       <w:r>
@@ -42713,7 +42829,7 @@
         <w:pStyle w:val="Compact"/>
         <w:numPr>
           <w:ilvl w:val="0"/>
-          <w:numId w:val="1120"/>
+          <w:numId w:val="1121"/>
         </w:numPr>
       </w:pPr>
       <w:r>
@@ -42725,7 +42841,7 @@
         <w:pStyle w:val="Compact"/>
         <w:numPr>
           <w:ilvl w:val="0"/>
-          <w:numId w:val="1120"/>
+          <w:numId w:val="1121"/>
         </w:numPr>
       </w:pPr>
       <w:r>
@@ -42737,7 +42853,7 @@
         <w:pStyle w:val="Compact"/>
         <w:numPr>
           <w:ilvl w:val="0"/>
-          <w:numId w:val="1120"/>
+          <w:numId w:val="1121"/>
         </w:numPr>
       </w:pPr>
       <w:r>
@@ -42760,7 +42876,7 @@
       <w:pPr>
         <w:numPr>
           <w:ilvl w:val="0"/>
-          <w:numId w:val="1121"/>
+          <w:numId w:val="1122"/>
         </w:numPr>
       </w:pPr>
       <w:r>
@@ -42822,7 +42938,7 @@
       <w:pPr>
         <w:numPr>
           <w:ilvl w:val="0"/>
-          <w:numId w:val="1121"/>
+          <w:numId w:val="1122"/>
         </w:numPr>
       </w:pPr>
       <w:r>
@@ -42833,7 +42949,7 @@
       <w:pPr>
         <w:numPr>
           <w:ilvl w:val="0"/>
-          <w:numId w:val="1121"/>
+          <w:numId w:val="1122"/>
         </w:numPr>
       </w:pPr>
       <w:r>
@@ -42844,7 +42960,7 @@
       <w:pPr>
         <w:numPr>
           <w:ilvl w:val="0"/>
-          <w:numId w:val="1121"/>
+          <w:numId w:val="1122"/>
         </w:numPr>
       </w:pPr>
       <w:r>
@@ -42855,7 +42971,7 @@
       <w:pPr>
         <w:numPr>
           <w:ilvl w:val="0"/>
-          <w:numId w:val="1121"/>
+          <w:numId w:val="1122"/>
         </w:numPr>
       </w:pPr>
       <w:r>
@@ -42879,7 +42995,7 @@
         <w:pStyle w:val="Compact"/>
         <w:numPr>
           <w:ilvl w:val="0"/>
-          <w:numId w:val="1122"/>
+          <w:numId w:val="1123"/>
         </w:numPr>
       </w:pPr>
       <w:r>
@@ -42891,7 +43007,7 @@
         <w:pStyle w:val="Compact"/>
         <w:numPr>
           <w:ilvl w:val="0"/>
-          <w:numId w:val="1122"/>
+          <w:numId w:val="1123"/>
         </w:numPr>
       </w:pPr>
       <w:r>
@@ -42903,7 +43019,7 @@
         <w:pStyle w:val="Compact"/>
         <w:numPr>
           <w:ilvl w:val="0"/>
-          <w:numId w:val="1122"/>
+          <w:numId w:val="1123"/>
         </w:numPr>
       </w:pPr>
       <w:r>
@@ -42915,7 +43031,7 @@
         <w:pStyle w:val="Compact"/>
         <w:numPr>
           <w:ilvl w:val="0"/>
-          <w:numId w:val="1122"/>
+          <w:numId w:val="1123"/>
         </w:numPr>
       </w:pPr>
       <w:r>
@@ -42946,7 +43062,7 @@
         <w:pStyle w:val="Compact"/>
         <w:numPr>
           <w:ilvl w:val="0"/>
-          <w:numId w:val="1123"/>
+          <w:numId w:val="1124"/>
         </w:numPr>
       </w:pPr>
       <w:r>
@@ -42962,37 +43078,37 @@
         <w:pStyle w:val="Compact"/>
         <w:numPr>
           <w:ilvl w:val="1"/>
+          <w:numId w:val="1125"/>
+        </w:numPr>
+      </w:pPr>
+      <w:r>
+        <w:t xml:space="preserve">Open-weight models (Apache 2.0 or MIT for Qwen, DeepSeek, GLM and gpt-oss; check each licence) can be kept and</w:t>
+      </w:r>
+      <w:r>
+        <w:t xml:space="preserve"> </w:t>
+      </w:r>
+      <w:r>
+        <w:t xml:space="preserve">modified.</w:t>
+      </w:r>
+    </w:p>
+    <w:p>
+      <w:pPr>
+        <w:pStyle w:val="Compact"/>
+        <w:numPr>
+          <w:ilvl w:val="1"/>
+          <w:numId w:val="1125"/>
+        </w:numPr>
+      </w:pPr>
+      <w:r>
+        <w:t xml:space="preserve">Your adapter is a file you download. Once you delete the cloud storage, the provider keeps nothing.</w:t>
+      </w:r>
+    </w:p>
+    <w:p>
+      <w:pPr>
+        <w:pStyle w:val="Compact"/>
+        <w:numPr>
+          <w:ilvl w:val="0"/>
           <w:numId w:val="1124"/>
-        </w:numPr>
-      </w:pPr>
-      <w:r>
-        <w:t xml:space="preserve">Open-weight models (Apache 2.0 or MIT for Qwen, DeepSeek, GLM and gpt-oss; check each licence) can be kept and</w:t>
-      </w:r>
-      <w:r>
-        <w:t xml:space="preserve"> </w:t>
-      </w:r>
-      <w:r>
-        <w:t xml:space="preserve">modified.</w:t>
-      </w:r>
-    </w:p>
-    <w:p>
-      <w:pPr>
-        <w:pStyle w:val="Compact"/>
-        <w:numPr>
-          <w:ilvl w:val="1"/>
-          <w:numId w:val="1124"/>
-        </w:numPr>
-      </w:pPr>
-      <w:r>
-        <w:t xml:space="preserve">Your adapter is a file you download. Once you delete the cloud storage, the provider keeps nothing.</w:t>
-      </w:r>
-    </w:p>
-    <w:p>
-      <w:pPr>
-        <w:pStyle w:val="Compact"/>
-        <w:numPr>
-          <w:ilvl w:val="0"/>
-          <w:numId w:val="1123"/>
         </w:numPr>
       </w:pPr>
       <w:r>
@@ -43008,7 +43124,7 @@
         <w:pStyle w:val="Compact"/>
         <w:numPr>
           <w:ilvl w:val="1"/>
-          <w:numId w:val="1125"/>
+          <w:numId w:val="1126"/>
         </w:numPr>
       </w:pPr>
       <w:r>
@@ -43020,7 +43136,7 @@
         <w:pStyle w:val="Compact"/>
         <w:numPr>
           <w:ilvl w:val="1"/>
-          <w:numId w:val="1125"/>
+          <w:numId w:val="1126"/>
         </w:numPr>
       </w:pPr>
       <w:r>
@@ -43032,7 +43148,7 @@
         <w:pStyle w:val="Compact"/>
         <w:numPr>
           <w:ilvl w:val="1"/>
-          <w:numId w:val="1125"/>
+          <w:numId w:val="1126"/>
         </w:numPr>
       </w:pPr>
       <w:r>
@@ -43044,7 +43160,7 @@
         <w:pStyle w:val="Compact"/>
         <w:numPr>
           <w:ilvl w:val="1"/>
-          <w:numId w:val="1125"/>
+          <w:numId w:val="1126"/>
         </w:numPr>
       </w:pPr>
       <w:r>
@@ -43056,7 +43172,7 @@
         <w:pStyle w:val="Compact"/>
         <w:numPr>
           <w:ilvl w:val="1"/>
-          <w:numId w:val="1125"/>
+          <w:numId w:val="1126"/>
         </w:numPr>
       </w:pPr>
       <w:r>
@@ -43068,7 +43184,7 @@
         <w:pStyle w:val="Compact"/>
         <w:numPr>
           <w:ilvl w:val="0"/>
-          <w:numId w:val="1123"/>
+          <w:numId w:val="1124"/>
         </w:numPr>
       </w:pPr>
       <w:r>
@@ -43090,7 +43206,7 @@
         <w:pStyle w:val="Compact"/>
         <w:numPr>
           <w:ilvl w:val="0"/>
-          <w:numId w:val="1123"/>
+          <w:numId w:val="1124"/>
         </w:numPr>
       </w:pPr>
       <w:r>
@@ -43143,7 +43259,7 @@
         <w:pStyle w:val="Compact"/>
         <w:numPr>
           <w:ilvl w:val="0"/>
-          <w:numId w:val="1126"/>
+          <w:numId w:val="1127"/>
         </w:numPr>
       </w:pPr>
       <w:r>
@@ -43171,7 +43287,7 @@
         <w:pStyle w:val="Compact"/>
         <w:numPr>
           <w:ilvl w:val="0"/>
-          <w:numId w:val="1126"/>
+          <w:numId w:val="1127"/>
         </w:numPr>
       </w:pPr>
       <w:r>
@@ -43193,7 +43309,7 @@
         <w:pStyle w:val="Compact"/>
         <w:numPr>
           <w:ilvl w:val="0"/>
-          <w:numId w:val="1126"/>
+          <w:numId w:val="1127"/>
         </w:numPr>
       </w:pPr>
       <w:r>
@@ -45321,7 +45437,7 @@
         <w:pStyle w:val="Compact"/>
         <w:numPr>
           <w:ilvl w:val="0"/>
-          <w:numId w:val="1127"/>
+          <w:numId w:val="1128"/>
         </w:numPr>
       </w:pPr>
       <w:r>
@@ -45349,7 +45465,7 @@
         <w:pStyle w:val="Compact"/>
         <w:numPr>
           <w:ilvl w:val="0"/>
-          <w:numId w:val="1127"/>
+          <w:numId w:val="1128"/>
         </w:numPr>
       </w:pPr>
       <w:r>
@@ -45371,7 +45487,7 @@
         <w:pStyle w:val="Compact"/>
         <w:numPr>
           <w:ilvl w:val="0"/>
-          <w:numId w:val="1127"/>
+          <w:numId w:val="1128"/>
         </w:numPr>
       </w:pPr>
       <w:r>
@@ -45393,7 +45509,7 @@
         <w:pStyle w:val="Compact"/>
         <w:numPr>
           <w:ilvl w:val="0"/>
-          <w:numId w:val="1127"/>
+          <w:numId w:val="1128"/>
         </w:numPr>
       </w:pPr>
       <w:r>
@@ -45433,7 +45549,7 @@
         <w:pStyle w:val="Compact"/>
         <w:numPr>
           <w:ilvl w:val="0"/>
-          <w:numId w:val="1127"/>
+          <w:numId w:val="1128"/>
         </w:numPr>
       </w:pPr>
       <w:r>
@@ -45455,7 +45571,7 @@
         <w:pStyle w:val="Compact"/>
         <w:numPr>
           <w:ilvl w:val="0"/>
-          <w:numId w:val="1127"/>
+          <w:numId w:val="1128"/>
         </w:numPr>
       </w:pPr>
       <w:r>
@@ -45523,7 +45639,7 @@
         <w:pStyle w:val="Compact"/>
         <w:numPr>
           <w:ilvl w:val="0"/>
-          <w:numId w:val="1128"/>
+          <w:numId w:val="1129"/>
         </w:numPr>
       </w:pPr>
       <w:r>
@@ -45535,7 +45651,7 @@
         <w:pStyle w:val="Compact"/>
         <w:numPr>
           <w:ilvl w:val="0"/>
-          <w:numId w:val="1128"/>
+          <w:numId w:val="1129"/>
         </w:numPr>
       </w:pPr>
       <w:r>
@@ -45547,7 +45663,7 @@
         <w:pStyle w:val="Compact"/>
         <w:numPr>
           <w:ilvl w:val="0"/>
-          <w:numId w:val="1128"/>
+          <w:numId w:val="1129"/>
         </w:numPr>
       </w:pPr>
       <w:r>
@@ -45559,7 +45675,7 @@
         <w:pStyle w:val="Compact"/>
         <w:numPr>
           <w:ilvl w:val="0"/>
-          <w:numId w:val="1128"/>
+          <w:numId w:val="1129"/>
         </w:numPr>
       </w:pPr>
       <w:r>
@@ -46201,7 +46317,7 @@
         <w:pStyle w:val="Compact"/>
         <w:numPr>
           <w:ilvl w:val="0"/>
-          <w:numId w:val="1129"/>
+          <w:numId w:val="1130"/>
         </w:numPr>
       </w:pPr>
       <w:r>
@@ -46250,46 +46366,46 @@
         <w:pStyle w:val="Compact"/>
         <w:numPr>
           <w:ilvl w:val="1"/>
+          <w:numId w:val="1131"/>
+        </w:numPr>
+      </w:pPr>
+      <w:r>
+        <w:t xml:space="preserve">CVE-2025-32434 showed that</w:t>
+      </w:r>
+      <w:r>
+        <w:t xml:space="preserve"> </w:t>
+      </w:r>
+      <w:r>
+        <w:rPr>
+          <w:rStyle w:val="VerbatimChar"/>
+        </w:rPr>
+        <w:t xml:space="preserve">weights_only=True</w:t>
+      </w:r>
+      <w:r>
+        <w:t xml:space="preserve"> </w:t>
+      </w:r>
+      <w:r>
+        <w:t xml:space="preserve">can be bypassed in PyTorch before 2.6. PyTorch 2.10 is</w:t>
+      </w:r>
+      <w:r>
+        <w:t xml:space="preserve"> </w:t>
+      </w:r>
+      <w:r>
+        <w:t xml:space="preserve">installed here, so this is closed; on another machine with an older PyTorch, load only checkpoints you made</w:t>
+      </w:r>
+      <w:r>
+        <w:t xml:space="preserve"> </w:t>
+      </w:r>
+      <w:r>
+        <w:t xml:space="preserve">yourself.</w:t>
+      </w:r>
+    </w:p>
+    <w:p>
+      <w:pPr>
+        <w:pStyle w:val="Compact"/>
+        <w:numPr>
+          <w:ilvl w:val="0"/>
           <w:numId w:val="1130"/>
-        </w:numPr>
-      </w:pPr>
-      <w:r>
-        <w:t xml:space="preserve">CVE-2025-32434 showed that</w:t>
-      </w:r>
-      <w:r>
-        <w:t xml:space="preserve"> </w:t>
-      </w:r>
-      <w:r>
-        <w:rPr>
-          <w:rStyle w:val="VerbatimChar"/>
-        </w:rPr>
-        <w:t xml:space="preserve">weights_only=True</w:t>
-      </w:r>
-      <w:r>
-        <w:t xml:space="preserve"> </w:t>
-      </w:r>
-      <w:r>
-        <w:t xml:space="preserve">can be bypassed in PyTorch before 2.6. PyTorch 2.10 is</w:t>
-      </w:r>
-      <w:r>
-        <w:t xml:space="preserve"> </w:t>
-      </w:r>
-      <w:r>
-        <w:t xml:space="preserve">installed here, so this is closed; on another machine with an older PyTorch, load only checkpoints you made</w:t>
-      </w:r>
-      <w:r>
-        <w:t xml:space="preserve"> </w:t>
-      </w:r>
-      <w:r>
-        <w:t xml:space="preserve">yourself.</w:t>
-      </w:r>
-    </w:p>
-    <w:p>
-      <w:pPr>
-        <w:pStyle w:val="Compact"/>
-        <w:numPr>
-          <w:ilvl w:val="0"/>
-          <w:numId w:val="1129"/>
         </w:numPr>
       </w:pPr>
       <w:r>
@@ -46305,7 +46421,7 @@
         <w:pStyle w:val="Compact"/>
         <w:numPr>
           <w:ilvl w:val="1"/>
-          <w:numId w:val="1131"/>
+          <w:numId w:val="1132"/>
         </w:numPr>
       </w:pPr>
       <w:r>
@@ -46332,7 +46448,7 @@
         <w:pStyle w:val="Compact"/>
         <w:numPr>
           <w:ilvl w:val="1"/>
-          <w:numId w:val="1131"/>
+          <w:numId w:val="1132"/>
         </w:numPr>
       </w:pPr>
       <w:r>
@@ -46344,7 +46460,7 @@
         <w:pStyle w:val="Compact"/>
         <w:numPr>
           <w:ilvl w:val="1"/>
-          <w:numId w:val="1131"/>
+          <w:numId w:val="1132"/>
         </w:numPr>
       </w:pPr>
       <w:r>
@@ -46368,7 +46484,7 @@
         <w:pStyle w:val="Compact"/>
         <w:numPr>
           <w:ilvl w:val="1"/>
-          <w:numId w:val="1131"/>
+          <w:numId w:val="1132"/>
         </w:numPr>
       </w:pPr>
       <w:r>
@@ -46380,7 +46496,7 @@
         <w:pStyle w:val="Compact"/>
         <w:numPr>
           <w:ilvl w:val="0"/>
-          <w:numId w:val="1129"/>
+          <w:numId w:val="1130"/>
         </w:numPr>
       </w:pPr>
       <w:r>
@@ -46408,7 +46524,7 @@
         <w:pStyle w:val="Compact"/>
         <w:numPr>
           <w:ilvl w:val="0"/>
-          <w:numId w:val="1129"/>
+          <w:numId w:val="1130"/>
         </w:numPr>
       </w:pPr>
       <w:r>
@@ -46442,7 +46558,7 @@
         <w:pStyle w:val="Compact"/>
         <w:numPr>
           <w:ilvl w:val="0"/>
-          <w:numId w:val="1129"/>
+          <w:numId w:val="1130"/>
         </w:numPr>
       </w:pPr>
       <w:r>
@@ -46482,7 +46598,7 @@
         <w:pStyle w:val="Compact"/>
         <w:numPr>
           <w:ilvl w:val="0"/>
-          <w:numId w:val="1129"/>
+          <w:numId w:val="1130"/>
         </w:numPr>
       </w:pPr>
       <w:r>
@@ -46558,7 +46674,7 @@
         <w:pStyle w:val="Compact"/>
         <w:numPr>
           <w:ilvl w:val="0"/>
-          <w:numId w:val="1132"/>
+          <w:numId w:val="1133"/>
         </w:numPr>
       </w:pPr>
       <w:r>
@@ -46589,7 +46705,7 @@
         <w:pStyle w:val="Compact"/>
         <w:numPr>
           <w:ilvl w:val="0"/>
-          <w:numId w:val="1132"/>
+          <w:numId w:val="1133"/>
         </w:numPr>
       </w:pPr>
       <w:r>
@@ -46608,7 +46724,7 @@
         <w:pStyle w:val="Compact"/>
         <w:numPr>
           <w:ilvl w:val="0"/>
-          <w:numId w:val="1132"/>
+          <w:numId w:val="1133"/>
         </w:numPr>
       </w:pPr>
       <w:r>
@@ -46627,7 +46743,7 @@
         <w:pStyle w:val="Compact"/>
         <w:numPr>
           <w:ilvl w:val="0"/>
-          <w:numId w:val="1132"/>
+          <w:numId w:val="1133"/>
         </w:numPr>
       </w:pPr>
       <w:r>
@@ -48171,7 +48287,7 @@
         <w:pStyle w:val="Compact"/>
         <w:numPr>
           <w:ilvl w:val="0"/>
-          <w:numId w:val="1133"/>
+          <w:numId w:val="1134"/>
         </w:numPr>
       </w:pPr>
       <w:r>
@@ -48196,7 +48312,7 @@
         <w:pStyle w:val="Compact"/>
         <w:numPr>
           <w:ilvl w:val="0"/>
-          <w:numId w:val="1133"/>
+          <w:numId w:val="1134"/>
         </w:numPr>
       </w:pPr>
       <w:r>
@@ -48254,7 +48370,7 @@
         <w:pStyle w:val="Compact"/>
         <w:numPr>
           <w:ilvl w:val="0"/>
-          <w:numId w:val="1133"/>
+          <w:numId w:val="1134"/>
         </w:numPr>
       </w:pPr>
       <w:r>
@@ -48282,7 +48398,7 @@
         <w:pStyle w:val="Compact"/>
         <w:numPr>
           <w:ilvl w:val="0"/>
-          <w:numId w:val="1133"/>
+          <w:numId w:val="1134"/>
         </w:numPr>
       </w:pPr>
       <w:r>
@@ -48337,7 +48453,7 @@
         <w:pStyle w:val="Compact"/>
         <w:numPr>
           <w:ilvl w:val="0"/>
-          <w:numId w:val="1134"/>
+          <w:numId w:val="1135"/>
         </w:numPr>
       </w:pPr>
       <w:r>
@@ -48349,7 +48465,7 @@
         <w:pStyle w:val="Compact"/>
         <w:numPr>
           <w:ilvl w:val="0"/>
-          <w:numId w:val="1134"/>
+          <w:numId w:val="1135"/>
         </w:numPr>
       </w:pPr>
       <w:r>
@@ -48373,7 +48489,7 @@
         <w:pStyle w:val="Compact"/>
         <w:numPr>
           <w:ilvl w:val="0"/>
-          <w:numId w:val="1134"/>
+          <w:numId w:val="1135"/>
         </w:numPr>
       </w:pPr>
       <w:r>
@@ -48391,7 +48507,7 @@
         <w:pStyle w:val="Compact"/>
         <w:numPr>
           <w:ilvl w:val="0"/>
-          <w:numId w:val="1134"/>
+          <w:numId w:val="1135"/>
         </w:numPr>
       </w:pPr>
       <w:r>
@@ -48403,7 +48519,7 @@
         <w:pStyle w:val="Compact"/>
         <w:numPr>
           <w:ilvl w:val="0"/>
-          <w:numId w:val="1134"/>
+          <w:numId w:val="1135"/>
         </w:numPr>
       </w:pPr>
       <w:r>
@@ -48415,7 +48531,7 @@
         <w:pStyle w:val="Compact"/>
         <w:numPr>
           <w:ilvl w:val="0"/>
-          <w:numId w:val="1134"/>
+          <w:numId w:val="1135"/>
         </w:numPr>
       </w:pPr>
       <w:r>
@@ -48427,7 +48543,7 @@
         <w:pStyle w:val="Compact"/>
         <w:numPr>
           <w:ilvl w:val="0"/>
-          <w:numId w:val="1134"/>
+          <w:numId w:val="1135"/>
         </w:numPr>
       </w:pPr>
       <w:r>
@@ -48439,7 +48555,7 @@
         <w:pStyle w:val="Compact"/>
         <w:numPr>
           <w:ilvl w:val="0"/>
-          <w:numId w:val="1134"/>
+          <w:numId w:val="1135"/>
         </w:numPr>
       </w:pPr>
       <w:r>
@@ -48457,7 +48573,7 @@
         <w:pStyle w:val="Compact"/>
         <w:numPr>
           <w:ilvl w:val="0"/>
-          <w:numId w:val="1134"/>
+          <w:numId w:val="1135"/>
         </w:numPr>
       </w:pPr>
       <w:r>
@@ -48469,7 +48585,7 @@
         <w:pStyle w:val="Compact"/>
         <w:numPr>
           <w:ilvl w:val="0"/>
-          <w:numId w:val="1134"/>
+          <w:numId w:val="1135"/>
         </w:numPr>
       </w:pPr>
       <w:r>
@@ -48487,7 +48603,7 @@
         <w:pStyle w:val="Compact"/>
         <w:numPr>
           <w:ilvl w:val="0"/>
-          <w:numId w:val="1134"/>
+          <w:numId w:val="1135"/>
         </w:numPr>
       </w:pPr>
       <w:r>
@@ -48499,7 +48615,7 @@
         <w:pStyle w:val="Compact"/>
         <w:numPr>
           <w:ilvl w:val="0"/>
-          <w:numId w:val="1134"/>
+          <w:numId w:val="1135"/>
         </w:numPr>
       </w:pPr>
       <w:r>
@@ -48511,7 +48627,7 @@
         <w:pStyle w:val="Compact"/>
         <w:numPr>
           <w:ilvl w:val="0"/>
-          <w:numId w:val="1134"/>
+          <w:numId w:val="1135"/>
         </w:numPr>
       </w:pPr>
       <w:r>
@@ -48523,7 +48639,7 @@
         <w:pStyle w:val="Compact"/>
         <w:numPr>
           <w:ilvl w:val="0"/>
-          <w:numId w:val="1134"/>
+          <w:numId w:val="1135"/>
         </w:numPr>
       </w:pPr>
       <w:r>
@@ -48535,7 +48651,7 @@
         <w:pStyle w:val="Compact"/>
         <w:numPr>
           <w:ilvl w:val="0"/>
-          <w:numId w:val="1134"/>
+          <w:numId w:val="1135"/>
         </w:numPr>
       </w:pPr>
       <w:r>
@@ -48553,7 +48669,7 @@
         <w:pStyle w:val="Compact"/>
         <w:numPr>
           <w:ilvl w:val="0"/>
-          <w:numId w:val="1134"/>
+          <w:numId w:val="1135"/>
         </w:numPr>
       </w:pPr>
       <w:r>
@@ -48565,7 +48681,7 @@
         <w:pStyle w:val="Compact"/>
         <w:numPr>
           <w:ilvl w:val="0"/>
-          <w:numId w:val="1134"/>
+          <w:numId w:val="1135"/>
         </w:numPr>
       </w:pPr>
       <w:r>
@@ -48583,7 +48699,7 @@
         <w:pStyle w:val="Compact"/>
         <w:numPr>
           <w:ilvl w:val="0"/>
-          <w:numId w:val="1134"/>
+          <w:numId w:val="1135"/>
         </w:numPr>
       </w:pPr>
       <w:r>
@@ -48595,7 +48711,7 @@
         <w:pStyle w:val="Compact"/>
         <w:numPr>
           <w:ilvl w:val="0"/>
-          <w:numId w:val="1134"/>
+          <w:numId w:val="1135"/>
         </w:numPr>
       </w:pPr>
       <w:r>
@@ -48982,6 +49098,9 @@
     <w:abstractNumId w:val="991"/>
   </w:num>
   <w:num w:numId="1015">
+    <w:abstractNumId w:val="991"/>
+  </w:num>
+  <w:num w:numId="1016">
     <w:abstractNumId w:val="99411"/>
     <w:lvlOverride w:ilvl="0">
       <w:startOverride w:val="1"/>
@@ -49010,9 +49129,6 @@
     <w:lvlOverride w:ilvl="8">
       <w:startOverride w:val="1"/>
     </w:lvlOverride>
-  </w:num>
-  <w:num w:numId="1016">
-    <w:abstractNumId w:val="991"/>
   </w:num>
   <w:num w:numId="1017">
     <w:abstractNumId w:val="991"/>
@@ -49048,34 +49164,7 @@
     <w:abstractNumId w:val="991"/>
   </w:num>
   <w:num w:numId="1028">
-    <w:abstractNumId w:val="99411"/>
-    <w:lvlOverride w:ilvl="0">
-      <w:startOverride w:val="1"/>
-    </w:lvlOverride>
-    <w:lvlOverride w:ilvl="1">
-      <w:startOverride w:val="1"/>
-    </w:lvlOverride>
-    <w:lvlOverride w:ilvl="2">
-      <w:startOverride w:val="1"/>
-    </w:lvlOverride>
-    <w:lvlOverride w:ilvl="3">
-      <w:startOverride w:val="1"/>
-    </w:lvlOverride>
-    <w:lvlOverride w:ilvl="4">
-      <w:startOverride w:val="1"/>
-    </w:lvlOverride>
-    <w:lvlOverride w:ilvl="5">
-      <w:startOverride w:val="1"/>
-    </w:lvlOverride>
-    <w:lvlOverride w:ilvl="6">
-      <w:startOverride w:val="1"/>
-    </w:lvlOverride>
-    <w:lvlOverride w:ilvl="7">
-      <w:startOverride w:val="1"/>
-    </w:lvlOverride>
-    <w:lvlOverride w:ilvl="8">
-      <w:startOverride w:val="1"/>
-    </w:lvlOverride>
+    <w:abstractNumId w:val="991"/>
   </w:num>
   <w:num w:numId="1029">
     <w:abstractNumId w:val="99411"/>
@@ -49108,15 +49197,6 @@
     </w:lvlOverride>
   </w:num>
   <w:num w:numId="1030">
-    <w:abstractNumId w:val="991"/>
-  </w:num>
-  <w:num w:numId="1031">
-    <w:abstractNumId w:val="991"/>
-  </w:num>
-  <w:num w:numId="1032">
-    <w:abstractNumId w:val="991"/>
-  </w:num>
-  <w:num w:numId="1033">
     <w:abstractNumId w:val="99411"/>
     <w:lvlOverride w:ilvl="0">
       <w:startOverride w:val="1"/>
@@ -49145,6 +49225,15 @@
     <w:lvlOverride w:ilvl="8">
       <w:startOverride w:val="1"/>
     </w:lvlOverride>
+  </w:num>
+  <w:num w:numId="1031">
+    <w:abstractNumId w:val="991"/>
+  </w:num>
+  <w:num w:numId="1032">
+    <w:abstractNumId w:val="991"/>
+  </w:num>
+  <w:num w:numId="1033">
+    <w:abstractNumId w:val="991"/>
   </w:num>
   <w:num w:numId="1034">
     <w:abstractNumId w:val="99411"/>
@@ -49177,15 +49266,6 @@
     </w:lvlOverride>
   </w:num>
   <w:num w:numId="1035">
-    <w:abstractNumId w:val="991"/>
-  </w:num>
-  <w:num w:numId="1036">
-    <w:abstractNumId w:val="991"/>
-  </w:num>
-  <w:num w:numId="1037">
-    <w:abstractNumId w:val="991"/>
-  </w:num>
-  <w:num w:numId="1038">
     <w:abstractNumId w:val="99411"/>
     <w:lvlOverride w:ilvl="0">
       <w:startOverride w:val="1"/>
@@ -49215,28 +49295,16 @@
       <w:startOverride w:val="1"/>
     </w:lvlOverride>
   </w:num>
-  <w:num w:numId="1039">
+  <w:num w:numId="1036">
     <w:abstractNumId w:val="991"/>
   </w:num>
-  <w:num w:numId="1040">
+  <w:num w:numId="1037">
     <w:abstractNumId w:val="991"/>
   </w:num>
-  <w:num w:numId="1041">
+  <w:num w:numId="1038">
     <w:abstractNumId w:val="991"/>
   </w:num>
-  <w:num w:numId="1042">
-    <w:abstractNumId w:val="991"/>
-  </w:num>
-  <w:num w:numId="1043">
-    <w:abstractNumId w:val="991"/>
-  </w:num>
-  <w:num w:numId="1044">
-    <w:abstractNumId w:val="991"/>
-  </w:num>
-  <w:num w:numId="1045">
-    <w:abstractNumId w:val="991"/>
-  </w:num>
-  <w:num w:numId="1046">
+  <w:num w:numId="1039">
     <w:abstractNumId w:val="99411"/>
     <w:lvlOverride w:ilvl="0">
       <w:startOverride w:val="1"/>
@@ -49266,10 +49334,28 @@
       <w:startOverride w:val="1"/>
     </w:lvlOverride>
   </w:num>
-  <w:num w:numId="1047">
+  <w:num w:numId="1040">
     <w:abstractNumId w:val="991"/>
   </w:num>
-  <w:num w:numId="1048">
+  <w:num w:numId="1041">
+    <w:abstractNumId w:val="991"/>
+  </w:num>
+  <w:num w:numId="1042">
+    <w:abstractNumId w:val="991"/>
+  </w:num>
+  <w:num w:numId="1043">
+    <w:abstractNumId w:val="991"/>
+  </w:num>
+  <w:num w:numId="1044">
+    <w:abstractNumId w:val="991"/>
+  </w:num>
+  <w:num w:numId="1045">
+    <w:abstractNumId w:val="991"/>
+  </w:num>
+  <w:num w:numId="1046">
+    <w:abstractNumId w:val="991"/>
+  </w:num>
+  <w:num w:numId="1047">
     <w:abstractNumId w:val="99411"/>
     <w:lvlOverride w:ilvl="0">
       <w:startOverride w:val="1"/>
@@ -49299,10 +49385,10 @@
       <w:startOverride w:val="1"/>
     </w:lvlOverride>
   </w:num>
-  <w:num w:numId="1049">
+  <w:num w:numId="1048">
     <w:abstractNumId w:val="991"/>
   </w:num>
-  <w:num w:numId="1050">
+  <w:num w:numId="1049">
     <w:abstractNumId w:val="99411"/>
     <w:lvlOverride w:ilvl="0">
       <w:startOverride w:val="1"/>
@@ -49332,19 +49418,10 @@
       <w:startOverride w:val="1"/>
     </w:lvlOverride>
   </w:num>
-  <w:num w:numId="1051">
+  <w:num w:numId="1050">
     <w:abstractNumId w:val="991"/>
   </w:num>
-  <w:num w:numId="1052">
-    <w:abstractNumId w:val="991"/>
-  </w:num>
-  <w:num w:numId="1053">
-    <w:abstractNumId w:val="991"/>
-  </w:num>
-  <w:num w:numId="1054">
-    <w:abstractNumId w:val="991"/>
-  </w:num>
-  <w:num w:numId="1055">
+  <w:num w:numId="1051">
     <w:abstractNumId w:val="99411"/>
     <w:lvlOverride w:ilvl="0">
       <w:startOverride w:val="1"/>
@@ -49374,19 +49451,19 @@
       <w:startOverride w:val="1"/>
     </w:lvlOverride>
   </w:num>
-  <w:num w:numId="1056">
+  <w:num w:numId="1052">
     <w:abstractNumId w:val="991"/>
   </w:num>
-  <w:num w:numId="1057">
+  <w:num w:numId="1053">
     <w:abstractNumId w:val="991"/>
   </w:num>
-  <w:num w:numId="1058">
+  <w:num w:numId="1054">
     <w:abstractNumId w:val="991"/>
   </w:num>
-  <w:num w:numId="1059">
+  <w:num w:numId="1055">
     <w:abstractNumId w:val="991"/>
   </w:num>
-  <w:num w:numId="1060">
+  <w:num w:numId="1056">
     <w:abstractNumId w:val="99411"/>
     <w:lvlOverride w:ilvl="0">
       <w:startOverride w:val="1"/>
@@ -49416,19 +49493,19 @@
       <w:startOverride w:val="1"/>
     </w:lvlOverride>
   </w:num>
-  <w:num w:numId="1061">
+  <w:num w:numId="1057">
     <w:abstractNumId w:val="991"/>
   </w:num>
-  <w:num w:numId="1062">
+  <w:num w:numId="1058">
     <w:abstractNumId w:val="991"/>
   </w:num>
-  <w:num w:numId="1063">
+  <w:num w:numId="1059">
     <w:abstractNumId w:val="991"/>
   </w:num>
-  <w:num w:numId="1064">
+  <w:num w:numId="1060">
     <w:abstractNumId w:val="991"/>
   </w:num>
-  <w:num w:numId="1065">
+  <w:num w:numId="1061">
     <w:abstractNumId w:val="99411"/>
     <w:lvlOverride w:ilvl="0">
       <w:startOverride w:val="1"/>
@@ -49458,28 +49535,19 @@
       <w:startOverride w:val="1"/>
     </w:lvlOverride>
   </w:num>
-  <w:num w:numId="1066">
+  <w:num w:numId="1062">
     <w:abstractNumId w:val="991"/>
   </w:num>
-  <w:num w:numId="1067">
+  <w:num w:numId="1063">
     <w:abstractNumId w:val="991"/>
   </w:num>
-  <w:num w:numId="1068">
+  <w:num w:numId="1064">
     <w:abstractNumId w:val="991"/>
   </w:num>
-  <w:num w:numId="1069">
+  <w:num w:numId="1065">
     <w:abstractNumId w:val="991"/>
   </w:num>
-  <w:num w:numId="1070">
-    <w:abstractNumId w:val="991"/>
-  </w:num>
-  <w:num w:numId="1071">
-    <w:abstractNumId w:val="991"/>
-  </w:num>
-  <w:num w:numId="1072">
-    <w:abstractNumId w:val="991"/>
-  </w:num>
-  <w:num w:numId="1073">
+  <w:num w:numId="1066">
     <w:abstractNumId w:val="99411"/>
     <w:lvlOverride w:ilvl="0">
       <w:startOverride w:val="1"/>
@@ -49509,16 +49577,28 @@
       <w:startOverride w:val="1"/>
     </w:lvlOverride>
   </w:num>
-  <w:num w:numId="1074">
+  <w:num w:numId="1067">
     <w:abstractNumId w:val="991"/>
   </w:num>
-  <w:num w:numId="1075">
+  <w:num w:numId="1068">
     <w:abstractNumId w:val="991"/>
   </w:num>
-  <w:num w:numId="1076">
+  <w:num w:numId="1069">
     <w:abstractNumId w:val="991"/>
   </w:num>
-  <w:num w:numId="1077">
+  <w:num w:numId="1070">
+    <w:abstractNumId w:val="991"/>
+  </w:num>
+  <w:num w:numId="1071">
+    <w:abstractNumId w:val="991"/>
+  </w:num>
+  <w:num w:numId="1072">
+    <w:abstractNumId w:val="991"/>
+  </w:num>
+  <w:num w:numId="1073">
+    <w:abstractNumId w:val="991"/>
+  </w:num>
+  <w:num w:numId="1074">
     <w:abstractNumId w:val="99411"/>
     <w:lvlOverride w:ilvl="0">
       <w:startOverride w:val="1"/>
@@ -49548,16 +49628,16 @@
       <w:startOverride w:val="1"/>
     </w:lvlOverride>
   </w:num>
-  <w:num w:numId="1078">
+  <w:num w:numId="1075">
     <w:abstractNumId w:val="991"/>
   </w:num>
-  <w:num w:numId="1079">
+  <w:num w:numId="1076">
     <w:abstractNumId w:val="991"/>
   </w:num>
-  <w:num w:numId="1080">
+  <w:num w:numId="1077">
     <w:abstractNumId w:val="991"/>
   </w:num>
-  <w:num w:numId="1081">
+  <w:num w:numId="1078">
     <w:abstractNumId w:val="99411"/>
     <w:lvlOverride w:ilvl="0">
       <w:startOverride w:val="1"/>
@@ -49587,13 +49667,16 @@
       <w:startOverride w:val="1"/>
     </w:lvlOverride>
   </w:num>
-  <w:num w:numId="1082">
+  <w:num w:numId="1079">
     <w:abstractNumId w:val="991"/>
   </w:num>
-  <w:num w:numId="1083">
+  <w:num w:numId="1080">
     <w:abstractNumId w:val="991"/>
   </w:num>
-  <w:num w:numId="1084">
+  <w:num w:numId="1081">
+    <w:abstractNumId w:val="991"/>
+  </w:num>
+  <w:num w:numId="1082">
     <w:abstractNumId w:val="99411"/>
     <w:lvlOverride w:ilvl="0">
       <w:startOverride w:val="1"/>
@@ -49623,31 +49706,13 @@
       <w:startOverride w:val="1"/>
     </w:lvlOverride>
   </w:num>
-  <w:num w:numId="1085">
+  <w:num w:numId="1083">
     <w:abstractNumId w:val="991"/>
   </w:num>
-  <w:num w:numId="1086">
+  <w:num w:numId="1084">
     <w:abstractNumId w:val="991"/>
   </w:num>
-  <w:num w:numId="1087">
-    <w:abstractNumId w:val="991"/>
-  </w:num>
-  <w:num w:numId="1088">
-    <w:abstractNumId w:val="991"/>
-  </w:num>
-  <w:num w:numId="1089">
-    <w:abstractNumId w:val="991"/>
-  </w:num>
-  <w:num w:numId="1090">
-    <w:abstractNumId w:val="991"/>
-  </w:num>
-  <w:num w:numId="1091">
-    <w:abstractNumId w:val="991"/>
-  </w:num>
-  <w:num w:numId="1092">
-    <w:abstractNumId w:val="991"/>
-  </w:num>
-  <w:num w:numId="1093">
+  <w:num w:numId="1085">
     <w:abstractNumId w:val="99411"/>
     <w:lvlOverride w:ilvl="0">
       <w:startOverride w:val="1"/>
@@ -49677,16 +49742,31 @@
       <w:startOverride w:val="1"/>
     </w:lvlOverride>
   </w:num>
-  <w:num w:numId="1094">
+  <w:num w:numId="1086">
     <w:abstractNumId w:val="991"/>
   </w:num>
-  <w:num w:numId="1095">
+  <w:num w:numId="1087">
     <w:abstractNumId w:val="991"/>
   </w:num>
-  <w:num w:numId="1096">
+  <w:num w:numId="1088">
     <w:abstractNumId w:val="991"/>
   </w:num>
-  <w:num w:numId="1097">
+  <w:num w:numId="1089">
+    <w:abstractNumId w:val="991"/>
+  </w:num>
+  <w:num w:numId="1090">
+    <w:abstractNumId w:val="991"/>
+  </w:num>
+  <w:num w:numId="1091">
+    <w:abstractNumId w:val="991"/>
+  </w:num>
+  <w:num w:numId="1092">
+    <w:abstractNumId w:val="991"/>
+  </w:num>
+  <w:num w:numId="1093">
+    <w:abstractNumId w:val="991"/>
+  </w:num>
+  <w:num w:numId="1094">
     <w:abstractNumId w:val="99411"/>
     <w:lvlOverride w:ilvl="0">
       <w:startOverride w:val="1"/>
@@ -49716,10 +49796,16 @@
       <w:startOverride w:val="1"/>
     </w:lvlOverride>
   </w:num>
-  <w:num w:numId="1098">
+  <w:num w:numId="1095">
     <w:abstractNumId w:val="991"/>
   </w:num>
-  <w:num w:numId="1099">
+  <w:num w:numId="1096">
+    <w:abstractNumId w:val="991"/>
+  </w:num>
+  <w:num w:numId="1097">
+    <w:abstractNumId w:val="991"/>
+  </w:num>
+  <w:num w:numId="1098">
     <w:abstractNumId w:val="99411"/>
     <w:lvlOverride w:ilvl="0">
       <w:startOverride w:val="1"/>
@@ -49749,10 +49835,10 @@
       <w:startOverride w:val="1"/>
     </w:lvlOverride>
   </w:num>
-  <w:num w:numId="1100">
+  <w:num w:numId="1099">
     <w:abstractNumId w:val="991"/>
   </w:num>
-  <w:num w:numId="1101">
+  <w:num w:numId="1100">
     <w:abstractNumId w:val="99411"/>
     <w:lvlOverride w:ilvl="0">
       <w:startOverride w:val="1"/>
@@ -49782,10 +49868,10 @@
       <w:startOverride w:val="1"/>
     </w:lvlOverride>
   </w:num>
-  <w:num w:numId="1102">
+  <w:num w:numId="1101">
     <w:abstractNumId w:val="991"/>
   </w:num>
-  <w:num w:numId="1103">
+  <w:num w:numId="1102">
     <w:abstractNumId w:val="99411"/>
     <w:lvlOverride w:ilvl="0">
       <w:startOverride w:val="1"/>
@@ -49815,13 +49901,10 @@
       <w:startOverride w:val="1"/>
     </w:lvlOverride>
   </w:num>
-  <w:num w:numId="1104">
+  <w:num w:numId="1103">
     <w:abstractNumId w:val="991"/>
   </w:num>
-  <w:num w:numId="1105">
-    <w:abstractNumId w:val="991"/>
-  </w:num>
-  <w:num w:numId="1106">
+  <w:num w:numId="1104">
     <w:abstractNumId w:val="99411"/>
     <w:lvlOverride w:ilvl="0">
       <w:startOverride w:val="1"/>
@@ -49851,34 +49934,13 @@
       <w:startOverride w:val="1"/>
     </w:lvlOverride>
   </w:num>
-  <w:num w:numId="1107">
+  <w:num w:numId="1105">
     <w:abstractNumId w:val="991"/>
   </w:num>
-  <w:num w:numId="1108">
+  <w:num w:numId="1106">
     <w:abstractNumId w:val="991"/>
   </w:num>
-  <w:num w:numId="1109">
-    <w:abstractNumId w:val="991"/>
-  </w:num>
-  <w:num w:numId="1110">
-    <w:abstractNumId w:val="991"/>
-  </w:num>
-  <w:num w:numId="1111">
-    <w:abstractNumId w:val="991"/>
-  </w:num>
-  <w:num w:numId="1112">
-    <w:abstractNumId w:val="991"/>
-  </w:num>
-  <w:num w:numId="1113">
-    <w:abstractNumId w:val="991"/>
-  </w:num>
-  <w:num w:numId="1114">
-    <w:abstractNumId w:val="991"/>
-  </w:num>
-  <w:num w:numId="1115">
-    <w:abstractNumId w:val="991"/>
-  </w:num>
-  <w:num w:numId="1116">
+  <w:num w:numId="1107">
     <w:abstractNumId w:val="99411"/>
     <w:lvlOverride w:ilvl="0">
       <w:startOverride w:val="1"/>
@@ -49908,13 +49970,34 @@
       <w:startOverride w:val="1"/>
     </w:lvlOverride>
   </w:num>
-  <w:num w:numId="1117">
+  <w:num w:numId="1108">
     <w:abstractNumId w:val="991"/>
   </w:num>
-  <w:num w:numId="1118">
+  <w:num w:numId="1109">
     <w:abstractNumId w:val="991"/>
   </w:num>
-  <w:num w:numId="1119">
+  <w:num w:numId="1110">
+    <w:abstractNumId w:val="991"/>
+  </w:num>
+  <w:num w:numId="1111">
+    <w:abstractNumId w:val="991"/>
+  </w:num>
+  <w:num w:numId="1112">
+    <w:abstractNumId w:val="991"/>
+  </w:num>
+  <w:num w:numId="1113">
+    <w:abstractNumId w:val="991"/>
+  </w:num>
+  <w:num w:numId="1114">
+    <w:abstractNumId w:val="991"/>
+  </w:num>
+  <w:num w:numId="1115">
+    <w:abstractNumId w:val="991"/>
+  </w:num>
+  <w:num w:numId="1116">
+    <w:abstractNumId w:val="991"/>
+  </w:num>
+  <w:num w:numId="1117">
     <w:abstractNumId w:val="99411"/>
     <w:lvlOverride w:ilvl="0">
       <w:startOverride w:val="1"/>
@@ -49943,6 +50026,12 @@
     <w:lvlOverride w:ilvl="8">
       <w:startOverride w:val="1"/>
     </w:lvlOverride>
+  </w:num>
+  <w:num w:numId="1118">
+    <w:abstractNumId w:val="991"/>
+  </w:num>
+  <w:num w:numId="1119">
+    <w:abstractNumId w:val="991"/>
   </w:num>
   <w:num w:numId="1120">
     <w:abstractNumId w:val="99411"/>
@@ -50005,15 +50094,6 @@
     </w:lvlOverride>
   </w:num>
   <w:num w:numId="1122">
-    <w:abstractNumId w:val="991"/>
-  </w:num>
-  <w:num w:numId="1123">
-    <w:abstractNumId w:val="991"/>
-  </w:num>
-  <w:num w:numId="1124">
-    <w:abstractNumId w:val="991"/>
-  </w:num>
-  <w:num w:numId="1125">
     <w:abstractNumId w:val="99411"/>
     <w:lvlOverride w:ilvl="0">
       <w:startOverride w:val="1"/>
@@ -50043,28 +50123,16 @@
       <w:startOverride w:val="1"/>
     </w:lvlOverride>
   </w:num>
-  <w:num w:numId="1126">
+  <w:num w:numId="1123">
     <w:abstractNumId w:val="991"/>
   </w:num>
-  <w:num w:numId="1127">
+  <w:num w:numId="1124">
     <w:abstractNumId w:val="991"/>
   </w:num>
-  <w:num w:numId="1128">
+  <w:num w:numId="1125">
     <w:abstractNumId w:val="991"/>
   </w:num>
-  <w:num w:numId="1129">
-    <w:abstractNumId w:val="991"/>
-  </w:num>
-  <w:num w:numId="1130">
-    <w:abstractNumId w:val="991"/>
-  </w:num>
-  <w:num w:numId="1131">
-    <w:abstractNumId w:val="991"/>
-  </w:num>
-  <w:num w:numId="1132">
-    <w:abstractNumId w:val="991"/>
-  </w:num>
-  <w:num w:numId="1133">
+  <w:num w:numId="1126">
     <w:abstractNumId w:val="99411"/>
     <w:lvlOverride w:ilvl="0">
       <w:startOverride w:val="1"/>
@@ -50094,7 +50162,58 @@
       <w:startOverride w:val="1"/>
     </w:lvlOverride>
   </w:num>
+  <w:num w:numId="1127">
+    <w:abstractNumId w:val="991"/>
+  </w:num>
+  <w:num w:numId="1128">
+    <w:abstractNumId w:val="991"/>
+  </w:num>
+  <w:num w:numId="1129">
+    <w:abstractNumId w:val="991"/>
+  </w:num>
+  <w:num w:numId="1130">
+    <w:abstractNumId w:val="991"/>
+  </w:num>
+  <w:num w:numId="1131">
+    <w:abstractNumId w:val="991"/>
+  </w:num>
+  <w:num w:numId="1132">
+    <w:abstractNumId w:val="991"/>
+  </w:num>
+  <w:num w:numId="1133">
+    <w:abstractNumId w:val="991"/>
+  </w:num>
   <w:num w:numId="1134">
+    <w:abstractNumId w:val="99411"/>
+    <w:lvlOverride w:ilvl="0">
+      <w:startOverride w:val="1"/>
+    </w:lvlOverride>
+    <w:lvlOverride w:ilvl="1">
+      <w:startOverride w:val="1"/>
+    </w:lvlOverride>
+    <w:lvlOverride w:ilvl="2">
+      <w:startOverride w:val="1"/>
+    </w:lvlOverride>
+    <w:lvlOverride w:ilvl="3">
+      <w:startOverride w:val="1"/>
+    </w:lvlOverride>
+    <w:lvlOverride w:ilvl="4">
+      <w:startOverride w:val="1"/>
+    </w:lvlOverride>
+    <w:lvlOverride w:ilvl="5">
+      <w:startOverride w:val="1"/>
+    </w:lvlOverride>
+    <w:lvlOverride w:ilvl="6">
+      <w:startOverride w:val="1"/>
+    </w:lvlOverride>
+    <w:lvlOverride w:ilvl="7">
+      <w:startOverride w:val="1"/>
+    </w:lvlOverride>
+    <w:lvlOverride w:ilvl="8">
+      <w:startOverride w:val="1"/>
+    </w:lvlOverride>
+  </w:num>
+  <w:num w:numId="1135">
     <w:abstractNumId w:val="991"/>
   </w:num>
 </w:numbering>

--- a/tinyGPT_learning_guide.docx
+++ b/tinyGPT_learning_guide.docx
@@ -14523,7 +14523,7 @@
         <w:t xml:space="preserve"> </w:t>
       </w:r>
       <w:r>
-        <w:t xml:space="preserve">separate patterns (still five for the 2,385 terms). On 100,000 FineWeb-Edu and peS2o documents it rejected none</w:t>
+        <w:t xml:space="preserve">separate groups (five for the 2,385 terms). On 100,000 FineWeb-Edu and peS2o documents it rejected none</w:t>
       </w:r>
       <w:r>
         <w:t xml:space="preserve"> </w:t>
@@ -14535,7 +14535,53 @@
         <w:t xml:space="preserve"> </w:t>
       </w:r>
       <w:r>
-        <w:t xml:space="preserve">capitals, punctuation around it; 21,438 test texts): the prefilter never counted fewer matches than the exact check.</w:t>
+        <w:t xml:space="preserve">capitals, punctuation around it; 21,465 test texts): the prefilter never counted fewer matches than the exact check.</w:t>
+      </w:r>
+    </w:p>
+    <w:p>
+      <w:pPr>
+        <w:pStyle w:val="Compact"/>
+        <w:numPr>
+          <w:ilvl w:val="0"/>
+          <w:numId w:val="1043"/>
+        </w:numPr>
+      </w:pPr>
+      <w:r>
+        <w:rPr>
+          <w:b/>
+          <w:bCs/>
+        </w:rPr>
+        <w:t xml:space="preserve">Pattern size matters:</w:t>
+      </w:r>
+      <w:r>
+        <w:t xml:space="preserve"> </w:t>
+      </w:r>
+      <w:r>
+        <w:t xml:space="preserve">each group is split into patterns of at most 200 terms (16 patterns for 2,385 terms).</w:t>
+      </w:r>
+      <w:r>
+        <w:t xml:space="preserve"> </w:t>
+      </w:r>
+      <w:r>
+        <w:t xml:space="preserve">One pattern of 2,104 terms outgrew the regular-expression engine’s fast memory and fell back to a far slower</w:t>
+      </w:r>
+      <w:r>
+        <w:t xml:space="preserve"> </w:t>
+      </w:r>
+      <w:r>
+        <w:t xml:space="preserve">method: 0.22 MB of Wikipedia text per second, against 14.4 MB/s for the 16 smaller patterns, with identical</w:t>
+      </w:r>
+      <w:r>
+        <w:t xml:space="preserve"> </w:t>
+      </w:r>
+      <w:r>
+        <w:t xml:space="preserve">counts. Before the split, growing the list from 608 to 2,385 terms had made the full build’s Wikipedia step about</w:t>
+      </w:r>
+      <w:r>
+        <w:t xml:space="preserve"> </w:t>
+      </w:r>
+      <w:r>
+        <w:t xml:space="preserve">25 times slower (an estimated 8 hours instead of minutes).</w:t>
       </w:r>
     </w:p>
     <w:p>

--- a/tinyGPT_learning_guide.docx
+++ b/tinyGPT_learning_guide.docx
@@ -17812,6 +17812,75 @@
       </w:r>
       <w:r>
         <w:t xml:space="preserve">inside the dataset folder, per source and per reason.</w:t>
+      </w:r>
+    </w:p>
+    <w:p>
+      <w:pPr>
+        <w:pStyle w:val="BodyText"/>
+      </w:pPr>
+      <w:r>
+        <w:rPr>
+          <w:b/>
+          <w:bCs/>
+        </w:rPr>
+        <w:t xml:space="preserve">Token use:</w:t>
+      </w:r>
+      <w:r>
+        <w:t xml:space="preserve"> </w:t>
+      </w:r>
+      <w:r>
+        <w:t xml:space="preserve">once the training tokens are written, the build prints (and adds to</w:t>
+      </w:r>
+      <w:r>
+        <w:t xml:space="preserve"> </w:t>
+      </w:r>
+      <w:r>
+        <w:rPr>
+          <w:rStyle w:val="VerbatimChar"/>
+        </w:rPr>
+        <w:t xml:space="preserve">report.md</w:t>
+      </w:r>
+      <w:r>
+        <w:t xml:space="preserve">) how the vocabulary</w:t>
+      </w:r>
+      <w:r>
+        <w:t xml:space="preserve"> </w:t>
+      </w:r>
+      <w:r>
+        <w:t xml:space="preserve">is used on the real data: the 30 most frequent pieces, how many pieces make up 50%, 90% and 99% of all tokens, how</w:t>
+      </w:r>
+      <w:r>
+        <w:t xml:space="preserve"> </w:t>
+      </w:r>
+      <w:r>
+        <w:t xml:space="preserve">many are never or rarely used, the share by piece type, the longest pieces and the first 40 tokens of each source</w:t>
+      </w:r>
+      <w:r>
+        <w:t xml:space="preserve"> </w:t>
+      </w:r>
+      <w:r>
+        <w:t xml:space="preserve">exactly as the model sees them.</w:t>
+      </w:r>
+      <w:r>
+        <w:t xml:space="preserve"> </w:t>
+      </w:r>
+      <w:r>
+        <w:rPr>
+          <w:rStyle w:val="VerbatimChar"/>
+        </w:rPr>
+        <w:t xml:space="preserve">token_counts.tsv</w:t>
+      </w:r>
+      <w:r>
+        <w:t xml:space="preserve"> </w:t>
+      </w:r>
+      <w:r>
+        <w:t xml:space="preserve">lists every piece with its count. On bio_all: 170 pieces (1% of</w:t>
+      </w:r>
+      <w:r>
+        <w:t xml:space="preserve"> </w:t>
+      </w:r>
+      <w:r>
+        <w:t xml:space="preserve">the vocabulary) make up half of the 4.0B tokens, 13,579 make up 99%, and 143 are never used.</w:t>
       </w:r>
     </w:p>
     <w:p>

--- a/tinyGPT_learning_guide.docx
+++ b/tinyGPT_learning_guide.docx
@@ -3813,13 +3813,16 @@
           <w:b/>
           <w:bCs/>
         </w:rPr>
-        <w:t xml:space="preserve">4,096, 8,192 or 16,384 pieces</w:t>
-      </w:r>
-      <w:r>
-        <w:t xml:space="preserve"> </w:t>
-      </w:r>
-      <w:r>
-        <w:t xml:space="preserve">(</w:t>
+        <w:t xml:space="preserve">4,096 pieces below 20M characters, then twice as many for every ten times more text</w:t>
+      </w:r>
+      <w:r>
+        <w:t xml:space="preserve"> </w:t>
+      </w:r>
+      <w:r>
+        <w:t xml:space="preserve">(16,384 below 2B characters, 32,768 below 20B, 65,536 below 200B, with no upper limit;</w:t>
+      </w:r>
+      <w:r>
+        <w:t xml:space="preserve"> </w:t>
       </w:r>
       <w:r>
         <w:rPr>

--- a/tinyGPT_learning_guide.docx
+++ b/tinyGPT_learning_guide.docx
@@ -17832,7 +17832,7 @@
         <w:t xml:space="preserve"> </w:t>
       </w:r>
       <w:r>
-        <w:t xml:space="preserve">once the training tokens are written, the build prints (and adds to</w:t>
+        <w:t xml:space="preserve">once the training tokens are written, the build prints a one-line summary and draws</w:t>
       </w:r>
       <w:r>
         <w:t xml:space="preserve"> </w:t>
@@ -17841,28 +17841,31 @@
         <w:rPr>
           <w:rStyle w:val="VerbatimChar"/>
         </w:rPr>
+        <w:t xml:space="preserve">token_summary.png</w:t>
+      </w:r>
+      <w:r>
+        <w:t xml:space="preserve"> </w:t>
+      </w:r>
+      <w:r>
+        <w:t xml:space="preserve">(also shown in</w:t>
+      </w:r>
+      <w:r>
+        <w:t xml:space="preserve"> </w:t>
+      </w:r>
+      <w:r>
+        <w:rPr>
+          <w:rStyle w:val="VerbatimChar"/>
+        </w:rPr>
         <w:t xml:space="preserve">report.md</w:t>
       </w:r>
       <w:r>
-        <w:t xml:space="preserve">) how the vocabulary</w:t>
-      </w:r>
-      <w:r>
-        <w:t xml:space="preserve"> </w:t>
-      </w:r>
-      <w:r>
-        <w:t xml:space="preserve">is used on the real data: the 30 most frequent pieces, how many pieces make up 50%, 90% and 99% of all tokens, how</w:t>
-      </w:r>
-      <w:r>
-        <w:t xml:space="preserve"> </w:t>
-      </w:r>
-      <w:r>
-        <w:t xml:space="preserve">many are never or rarely used, the share by piece type, the longest pieces and the first 40 tokens of each source</w:t>
-      </w:r>
-      <w:r>
-        <w:t xml:space="preserve"> </w:t>
-      </w:r>
-      <w:r>
-        <w:t xml:space="preserve">exactly as the model sees them.</w:t>
+        <w:t xml:space="preserve">): how many pieces carry 50%, 90% and 99% of the tokens, the</w:t>
+      </w:r>
+      <w:r>
+        <w:t xml:space="preserve"> </w:t>
+      </w:r>
+      <w:r>
+        <w:t xml:space="preserve">share of tokens by piece type, the most frequent pieces and characters per token for each source.</w:t>
       </w:r>
       <w:r>
         <w:t xml:space="preserve"> </w:t>
@@ -17877,13 +17880,7 @@
         <w:t xml:space="preserve"> </w:t>
       </w:r>
       <w:r>
-        <w:t xml:space="preserve">lists every piece with its count. On bio_all: 170 pieces (1% of</w:t>
-      </w:r>
-      <w:r>
-        <w:t xml:space="preserve"> </w:t>
-      </w:r>
-      <w:r>
-        <w:t xml:space="preserve">the vocabulary) make up half of the 4.0B tokens, 13,579 make up 99%, and 143 are never used.</w:t>
+        <w:t xml:space="preserve">lists every piece with its count.</w:t>
       </w:r>
     </w:p>
     <w:p>

--- a/tinyGPT_learning_guide.docx
+++ b/tinyGPT_learning_guide.docx
@@ -1308,7 +1308,7 @@
               <w:rPr>
                 <w:sz w:val="17"/>
               </w:rPr>
-              <w:t xml:space="preserve">experiments.csv</w:t>
+              <w:t xml:space="preserve">results/experiments.csv</w:t>
             </w:r>
           </w:p>
         </w:tc>
@@ -1323,7 +1323,7 @@
               <w:rPr>
                 <w:sz w:val="17"/>
               </w:rPr>
-              <w:t xml:space="preserve">A permanent table with one row per training run, benchmark, comparison or fine-tune; copied to GitHub as results/experiments.csv</w:t>
+              <w:t xml:space="preserve">A permanent table with one row per training run, benchmark, comparison or fine-tune; pushed to GitHub</w:t>
             </w:r>
           </w:p>
         </w:tc>
@@ -22955,10 +22955,13 @@
         <w:rPr>
           <w:rStyle w:val="VerbatimChar"/>
         </w:rPr>
-        <w:t xml:space="preserve">experiments.csv</w:t>
-      </w:r>
-      <w:r>
-        <w:t xml:space="preserve">, next to the checkpoints, gets one row for every training run (when it ends or is stopped),</w:t>
+        <w:t xml:space="preserve">results/experiments.csv</w:t>
+      </w:r>
+      <w:r>
+        <w:t xml:space="preserve"> </w:t>
+      </w:r>
+      <w:r>
+        <w:t xml:space="preserve">gets one row for every training run (when it ends or is stopped),</w:t>
       </w:r>
       <w:r>
         <w:t xml:space="preserve"> </w:t>
@@ -23148,28 +23151,13 @@
         <w:t xml:space="preserve"> </w:t>
       </w:r>
       <w:r>
-        <w:t xml:space="preserve">every new row also updates</w:t>
-      </w:r>
-      <w:r>
-        <w:t xml:space="preserve"> </w:t>
-      </w:r>
-      <w:r>
-        <w:rPr>
-          <w:rStyle w:val="VerbatimChar"/>
-        </w:rPr>
-        <w:t xml:space="preserve">results/experiments.csv</w:t>
-      </w:r>
-      <w:r>
-        <w:t xml:space="preserve"> </w:t>
-      </w:r>
-      <w:r>
-        <w:t xml:space="preserve">in the repository, with your home folder</w:t>
-      </w:r>
-      <w:r>
-        <w:t xml:space="preserve"> </w:t>
-      </w:r>
-      <w:r>
-        <w:t xml:space="preserve">shown as</w:t>
+        <w:t xml:space="preserve">it is the only copy, and every new row is pushed to the repository as it is; paths show your home</w:t>
+      </w:r>
+      <w:r>
+        <w:t xml:space="preserve"> </w:t>
+      </w:r>
+      <w:r>
+        <w:t xml:space="preserve">folder as</w:t>
       </w:r>
       <w:r>
         <w:t xml:space="preserve"> </w:t>

--- a/tinyGPT_learning_guide.docx
+++ b/tinyGPT_learning_guide.docx
@@ -22108,13 +22108,19 @@
         <w:t xml:space="preserve"> </w:t>
       </w:r>
       <w:r>
-        <w:t xml:space="preserve">looks like a hang. It shows the training loss since the previous line, speed and time to the next validation; it</w:t>
-      </w:r>
-      <w:r>
-        <w:t xml:space="preserve"> </w:t>
-      </w:r>
-      <w:r>
-        <w:t xml:space="preserve">includes no validation. The run header explains this once, so the line itself stays short.</w:t>
+        <w:t xml:space="preserve">looks like a hang. It shows the share of the run done, the training loss since the previous line, the latest</w:t>
+      </w:r>
+      <w:r>
+        <w:t xml:space="preserve"> </w:t>
+      </w:r>
+      <w:r>
+        <w:t xml:space="preserve">validation loss with the step it was measured at (no new validation is run), speed, the total tokens seen and the</w:t>
+      </w:r>
+      <w:r>
+        <w:t xml:space="preserve"> </w:t>
+      </w:r>
+      <w:r>
+        <w:t xml:space="preserve">session’s time. The learning rate, whole-run time and ETA are on the validation lines.</w:t>
       </w:r>
     </w:p>
     <w:p>

--- a/tinyGPT_learning_guide.docx
+++ b/tinyGPT_learning_guide.docx
@@ -22114,13 +22114,13 @@
         <w:t xml:space="preserve"> </w:t>
       </w:r>
       <w:r>
-        <w:t xml:space="preserve">validation loss with the step it was measured at (no new validation is run), speed, the total tokens seen and the</w:t>
-      </w:r>
-      <w:r>
-        <w:t xml:space="preserve"> </w:t>
-      </w:r>
-      <w:r>
-        <w:t xml:space="preserve">session’s time. The learning rate, whole-run time and ETA are on the validation lines.</w:t>
+        <w:t xml:space="preserve">validation loss with the step it was measured at (no new validation is run), speed, the total tokens seen, the</w:t>
+      </w:r>
+      <w:r>
+        <w:t xml:space="preserve"> </w:t>
+      </w:r>
+      <w:r>
+        <w:t xml:space="preserve">session’s time and the time to the next validation. The learning rate, whole-run time and ETA are on the validation lines.</w:t>
       </w:r>
     </w:p>
     <w:p>

--- a/tinyGPT_learning_guide.docx
+++ b/tinyGPT_learning_guide.docx
@@ -975,7 +975,7 @@
               <w:rPr>
                 <w:sz w:val="17"/>
               </w:rPr>
-              <w:t xml:space="preserve">download_pmc.py, download_arxiv.py</w:t>
+              <w:t xml:space="preserve">download_pmc.py, download_arxiv.py, download_rxiv.py</w:t>
             </w:r>
           </w:p>
         </w:tc>
@@ -992,7 +992,7 @@
               <w:rPr>
                 <w:sz w:val="17"/>
               </w:rPr>
-              <w:t xml:space="preserve">Open-access papers from PubMed Central and arXiv, as Markdown</w:t>
+              <w:t xml:space="preserve">Open-access papers from PubMed Central, arXiv, bioRxiv and medRxiv, as Markdown</w:t>
             </w:r>
           </w:p>
         </w:tc>
@@ -1012,7 +1012,7 @@
               <w:rPr>
                 <w:sz w:val="17"/>
               </w:rPr>
-              <w:t xml:space="preserve">youtube_transcripts.py</w:t>
+              <w:t xml:space="preserve">download_docs.py, doc_sources.tsv</w:t>
             </w:r>
           </w:p>
         </w:tc>
@@ -1027,7 +1027,7 @@
               <w:rPr>
                 <w:sz w:val="17"/>
               </w:rPr>
-              <w:t xml:space="preserve">On-topic lecture transcripts from YouTube channels</w:t>
+              <w:t xml:space="preserve">Software documentation (manuals, tutorials, examples) of about 920 tools, as Markdown</w:t>
             </w:r>
           </w:p>
         </w:tc>
@@ -1049,7 +1049,7 @@
               <w:rPr>
                 <w:sz w:val="17"/>
               </w:rPr>
-              <w:t xml:space="preserve">download_wikipedia.py</w:t>
+              <w:t xml:space="preserve">tools/</w:t>
             </w:r>
           </w:p>
         </w:tc>
@@ -1066,7 +1066,7 @@
               <w:rPr>
                 <w:sz w:val="17"/>
               </w:rPr>
-              <w:t xml:space="preserve">English Wikipedia in the format data_prep.py reads</w:t>
+              <w:t xml:space="preserve">Keyword-list checks: kw_check.py (format, duplicates, common words), kw_covered.py (terms that only double-count), term_evidence.py (literature hits), url_check.py (documentation links)</w:t>
             </w:r>
           </w:p>
         </w:tc>
@@ -1086,7 +1086,7 @@
               <w:rPr>
                 <w:sz w:val="17"/>
               </w:rPr>
-              <w:t xml:space="preserve">gpu_check.py</w:t>
+              <w:t xml:space="preserve">youtube_transcripts.py</w:t>
             </w:r>
           </w:p>
         </w:tc>
@@ -1101,7 +1101,7 @@
               <w:rPr>
                 <w:sz w:val="17"/>
               </w:rPr>
-              <w:t xml:space="preserve">GPU readings, a load test and a training benchmark; refuses to run while the GPU is busy</w:t>
+              <w:t xml:space="preserve">On-topic lecture transcripts from YouTube channels</w:t>
             </w:r>
           </w:p>
         </w:tc>
@@ -1123,7 +1123,7 @@
               <w:rPr>
                 <w:sz w:val="17"/>
               </w:rPr>
-              <w:t xml:space="preserve">test_tiny_gpt.py</w:t>
+              <w:t xml:space="preserve">download_wikipedia.py</w:t>
             </w:r>
           </w:p>
         </w:tc>
@@ -1140,7 +1140,7 @@
               <w:rPr>
                 <w:sz w:val="17"/>
               </w:rPr>
-              <w:t xml:space="preserve">About 30 automated tests that run on the CPU</w:t>
+              <w:t xml:space="preserve">English Wikipedia in the format data_prep.py reads</w:t>
             </w:r>
           </w:p>
         </w:tc>
@@ -1160,6 +1160,80 @@
               <w:rPr>
                 <w:sz w:val="17"/>
               </w:rPr>
+              <w:t xml:space="preserve">gpu_check.py</w:t>
+            </w:r>
+          </w:p>
+        </w:tc>
+        <w:tc>
+          <w:tcPr/>
+          <w:p>
+            <w:pPr>
+              <w:pStyle w:val="Compact"/>
+              <w:spacing w:after="20" w:before="20"/>
+            </w:pPr>
+            <w:r>
+              <w:rPr>
+                <w:sz w:val="17"/>
+              </w:rPr>
+              <w:t xml:space="preserve">GPU readings, a load test and a training benchmark; refuses to run while the GPU is busy</w:t>
+            </w:r>
+          </w:p>
+        </w:tc>
+      </w:tr>
+      <w:tr>
+        <w:trPr>
+          <w:cantSplit/>
+        </w:trPr>
+        <w:tc>
+          <w:tcPr>
+            <w:shd w:val="clear" w:color="auto" w:fill="EEF3FA"/>
+          </w:tcPr>
+          <w:p>
+            <w:pPr>
+              <w:pStyle w:val="Compact"/>
+              <w:spacing w:after="20" w:before="20"/>
+            </w:pPr>
+            <w:r>
+              <w:rPr>
+                <w:sz w:val="17"/>
+              </w:rPr>
+              <w:t xml:space="preserve">test_tiny_gpt.py</w:t>
+            </w:r>
+          </w:p>
+        </w:tc>
+        <w:tc>
+          <w:tcPr>
+            <w:shd w:val="clear" w:color="auto" w:fill="EEF3FA"/>
+          </w:tcPr>
+          <w:p>
+            <w:pPr>
+              <w:pStyle w:val="Compact"/>
+              <w:spacing w:after="20" w:before="20"/>
+            </w:pPr>
+            <w:r>
+              <w:rPr>
+                <w:sz w:val="17"/>
+              </w:rPr>
+              <w:t xml:space="preserve">About 30 automated tests that run on the CPU</w:t>
+            </w:r>
+          </w:p>
+        </w:tc>
+      </w:tr>
+      <w:tr>
+        <w:trPr>
+          <w:cantSplit/>
+        </w:trPr>
+        <w:tc>
+          <w:tcPr/>
+          <w:p>
+            <w:pPr>
+              <w:pStyle w:val="Compact"/>
+              <w:spacing w:after="20" w:before="20"/>
+            </w:pPr>
+            <w:r>
+              <w:rPr>
+                <w:sz w:val="17"/>
+              </w:rPr>
               <w:t xml:space="preserve">keywords.txt</w:t>
             </w:r>
           </w:p>
@@ -1175,7 +1249,7 @@
               <w:rPr>
                 <w:sz w:val="17"/>
               </w:rPr>
-              <w:t xml:space="preserve">4,100 topic terms for the keyword filter</w:t>
+              <w:t xml:space="preserve">22,650 topic terms in 80 categories for the keyword filter</w:t>
             </w:r>
           </w:p>
         </w:tc>
@@ -13269,7 +13343,7 @@
     </w:p>
     <w:bookmarkEnd w:id="42"/>
     <w:bookmarkEnd w:id="43"/>
-    <w:bookmarkStart w:id="57" w:name="your-training-data"/>
+    <w:bookmarkStart w:id="59" w:name="your-training-data"/>
     <w:p>
       <w:pPr>
         <w:pStyle w:val="Heading1"/>
@@ -13997,7 +14071,7 @@
               <w:rPr>
                 <w:sz w:val="17"/>
               </w:rPr>
-              <w:t xml:space="preserve">pmc, arxiv, lectures</w:t>
+              <w:t xml:space="preserve">pmc, arxiv, biorxiv, medrxiv, lectures</w:t>
             </w:r>
           </w:p>
         </w:tc>
@@ -14012,7 +14086,7 @@
               <w:rPr>
                 <w:sz w:val="17"/>
               </w:rPr>
-              <w:t xml:space="preserve">Downloaded papers and lecture transcripts (Sections 4.8 to 4.10)</w:t>
+              <w:t xml:space="preserve">Downloaded papers, preprints and lecture transcripts</w:t>
             </w:r>
           </w:p>
         </w:tc>
@@ -14065,10 +14139,48 @@
               <w:rPr>
                 <w:sz w:val="17"/>
               </w:rPr>
+              <w:t xml:space="preserve">,</w:t>
+            </w:r>
+            <w:r>
+              <w:rPr>
+                <w:sz w:val="17"/>
+              </w:rPr>
               <w:t xml:space="preserve"> </w:t>
             </w:r>
             <w:r>
               <w:rPr>
+                <w:rStyle w:val="VerbatimChar"/>
+                <w:sz w:val="17"/>
+              </w:rPr>
+              <w:t xml:space="preserve">_biorxiv_meta</w:t>
+            </w:r>
+            <w:r>
+              <w:rPr>
+                <w:sz w:val="17"/>
+              </w:rPr>
+              <w:t xml:space="preserve">,</w:t>
+            </w:r>
+            <w:r>
+              <w:rPr>
+                <w:sz w:val="17"/>
+              </w:rPr>
+              <w:t xml:space="preserve"> </w:t>
+            </w:r>
+            <w:r>
+              <w:rPr>
+                <w:rStyle w:val="VerbatimChar"/>
+                <w:sz w:val="17"/>
+              </w:rPr>
+              <w:t xml:space="preserve">_medrxiv_meta</w:t>
+            </w:r>
+            <w:r>
+              <w:rPr>
+                <w:sz w:val="17"/>
+              </w:rPr>
+              <w:t xml:space="preserve"> </w:t>
+            </w:r>
+            <w:r>
+              <w:rPr>
                 <w:sz w:val="17"/>
               </w:rPr>
               <w:t xml:space="preserve">and</w:t>
@@ -14085,6 +14197,155 @@
                 <w:sz w:val="17"/>
               </w:rPr>
               <w:t xml:space="preserve">_lectures_meta</w:t>
+            </w:r>
+          </w:p>
+        </w:tc>
+      </w:tr>
+      <w:tr>
+        <w:trPr>
+          <w:cantSplit/>
+        </w:trPr>
+        <w:tc>
+          <w:tcPr>
+            <w:shd w:val="clear" w:color="auto" w:fill="EEF3FA"/>
+          </w:tcPr>
+          <w:p>
+            <w:pPr>
+              <w:pStyle w:val="Compact"/>
+              <w:spacing w:after="20" w:before="20"/>
+            </w:pPr>
+            <w:r>
+              <w:rPr>
+                <w:sz w:val="17"/>
+              </w:rPr>
+              <w:t xml:space="preserve">software_doc</w:t>
+            </w:r>
+          </w:p>
+        </w:tc>
+        <w:tc>
+          <w:tcPr>
+            <w:shd w:val="clear" w:color="auto" w:fill="EEF3FA"/>
+          </w:tcPr>
+          <w:p>
+            <w:pPr>
+              <w:pStyle w:val="Compact"/>
+              <w:spacing w:after="20" w:before="20"/>
+            </w:pPr>
+            <w:r>
+              <w:rPr>
+                <w:sz w:val="17"/>
+              </w:rPr>
+              <w:t xml:space="preserve">Software documentation from download_docs.py</w:t>
+            </w:r>
+          </w:p>
+        </w:tc>
+        <w:tc>
+          <w:tcPr>
+            <w:shd w:val="clear" w:color="auto" w:fill="EEF3FA"/>
+          </w:tcPr>
+          <w:p>
+            <w:pPr>
+              <w:pStyle w:val="Compact"/>
+              <w:spacing w:after="20" w:before="20"/>
+            </w:pPr>
+            <w:r>
+              <w:rPr>
+                <w:sz w:val="17"/>
+              </w:rPr>
+              <w:t xml:space="preserve">Yes, source</w:t>
+            </w:r>
+            <w:r>
+              <w:rPr>
+                <w:sz w:val="17"/>
+              </w:rPr>
+              <w:t xml:space="preserve"> </w:t>
+            </w:r>
+            <w:r>
+              <w:rPr>
+                <w:sz w:val="17"/>
+              </w:rPr>
+              <w:t xml:space="preserve">“software_doc”</w:t>
+            </w:r>
+            <w:r>
+              <w:rPr>
+                <w:sz w:val="17"/>
+              </w:rPr>
+              <w:t xml:space="preserve">;</w:t>
+            </w:r>
+            <w:r>
+              <w:rPr>
+                <w:sz w:val="17"/>
+              </w:rPr>
+              <w:t xml:space="preserve"> </w:t>
+            </w:r>
+            <w:r>
+              <w:rPr>
+                <w:rStyle w:val="VerbatimChar"/>
+                <w:sz w:val="17"/>
+              </w:rPr>
+              <w:t xml:space="preserve">_manifest.tsv</w:t>
+            </w:r>
+            <w:r>
+              <w:rPr>
+                <w:sz w:val="17"/>
+              </w:rPr>
+              <w:t xml:space="preserve"> </w:t>
+            </w:r>
+            <w:r>
+              <w:rPr>
+                <w:sz w:val="17"/>
+              </w:rPr>
+              <w:t xml:space="preserve">inside is not read</w:t>
+            </w:r>
+          </w:p>
+        </w:tc>
+      </w:tr>
+      <w:tr>
+        <w:trPr>
+          <w:cantSplit/>
+        </w:trPr>
+        <w:tc>
+          <w:tcPr/>
+          <w:p>
+            <w:pPr>
+              <w:pStyle w:val="Compact"/>
+              <w:spacing w:after="20" w:before="20"/>
+            </w:pPr>
+            <w:r>
+              <w:rPr>
+                <w:sz w:val="17"/>
+              </w:rPr>
+              <w:t xml:space="preserve">3d</w:t>
+            </w:r>
+          </w:p>
+        </w:tc>
+        <w:tc>
+          <w:tcPr/>
+          <w:p>
+            <w:pPr>
+              <w:pStyle w:val="Compact"/>
+              <w:spacing w:after="20" w:before="20"/>
+            </w:pPr>
+            <w:r>
+              <w:rPr>
+                <w:sz w:val="17"/>
+              </w:rPr>
+              <w:t xml:space="preserve">Reserved for 3D-modelling text (scene descriptions, Blender scripts)</w:t>
+            </w:r>
+          </w:p>
+        </w:tc>
+        <w:tc>
+          <w:tcPr/>
+          <w:p>
+            <w:pPr>
+              <w:pStyle w:val="Compact"/>
+              <w:spacing w:after="20" w:before="20"/>
+            </w:pPr>
+            <w:r>
+              <w:rPr>
+                <w:sz w:val="17"/>
+              </w:rPr>
+              <w:t xml:space="preserve">Yes, once it holds Markdown or text</w:t>
             </w:r>
           </w:p>
         </w:tc>
@@ -15632,7 +15893,7 @@
         </w:numPr>
       </w:pPr>
       <w:r>
-        <w:t xml:space="preserve">keywords.txt has 4,100 terms, grouped by category. It covers molecular and cell biology, genetics and genomics,</w:t>
+        <w:t xml:space="preserve">keywords.txt has 22,650 terms in 80 categories. It covers molecular and cell biology, genetics and genomics,</w:t>
       </w:r>
       <w:r>
         <w:t xml:space="preserve"> </w:t>
@@ -15650,13 +15911,37 @@
         <w:t xml:space="preserve"> </w:t>
       </w:r>
       <w:r>
-        <w:t xml:space="preserve">molecular structure and 3D modelling and rendering, databases and biobanks, and the names of well-known</w:t>
-      </w:r>
-      <w:r>
-        <w:t xml:space="preserve"> </w:t>
-      </w:r>
-      <w:r>
-        <w:t xml:space="preserve">scientists.</w:t>
+        <w:t xml:space="preserve">molecular structure and 3D modelling and rendering, databases and biobanks, and the names of scientists. Since</w:t>
+      </w:r>
+      <w:r>
+        <w:t xml:space="preserve"> </w:t>
+      </w:r>
+      <w:r>
+        <w:t xml:space="preserve">27 October it also covers the tools and methods of your work and the tasks the model should learn: GWAS and</w:t>
+      </w:r>
+      <w:r>
+        <w:t xml:space="preserve"> </w:t>
+      </w:r>
+      <w:r>
+        <w:t xml:space="preserve">post-GWAS software, sequencing, population genetics, cross-ancestry methods, causal inference, HLA, drug discovery,</w:t>
+      </w:r>
+      <w:r>
+        <w:t xml:space="preserve"> </w:t>
+      </w:r>
+      <w:r>
+        <w:t xml:space="preserve">pharmacogenomics and pharmacokinetics, biomechanics, cluster pipelines and reporting (bash, Slurm, Snakemake,</w:t>
+      </w:r>
+      <w:r>
+        <w:t xml:space="preserve"> </w:t>
+      </w:r>
+      <w:r>
+        <w:t xml:space="preserve">Nextflow, R and Python statistics, SVG plots, Word and Excel files), visual explanation (TikZ, Mermaid, Manim, D3)</w:t>
+      </w:r>
+      <w:r>
+        <w:t xml:space="preserve"> </w:t>
+      </w:r>
+      <w:r>
+        <w:t xml:space="preserve">and 3D generation.</w:t>
       </w:r>
     </w:p>
     <w:p>
@@ -15697,6 +15982,166 @@
       </w:r>
       <w:r>
         <w:t xml:space="preserve">and enzymes, bacteria, viruses, parasites and fungi, cancer types, biobanks, databases and epidemiology (4,100).</w:t>
+      </w:r>
+      <w:r>
+        <w:t xml:space="preserve"> </w:t>
+      </w:r>
+      <w:r>
+        <w:t xml:space="preserve">On 11 October: statistical genetics, ML, computing and epidemiology (4,527). On 25 October: genes, proteins,</w:t>
+      </w:r>
+      <w:r>
+        <w:t xml:space="preserve"> </w:t>
+      </w:r>
+      <w:r>
+        <w:t xml:space="preserve">chemicals, drugs, pharma companies, trials, omics and programming (12,203). On 27 October: the areas above,</w:t>
+      </w:r>
+      <w:r>
+        <w:t xml:space="preserve"> </w:t>
+      </w:r>
+      <w:r>
+        <w:t xml:space="preserve">biobanks and cohorts worldwide (ARIC, KoGES, KCPS-II, Taiwan Biobank, TPMI, All of Us, MVP, FinnGen, Mexico City</w:t>
+      </w:r>
+      <w:r>
+        <w:t xml:space="preserve"> </w:t>
+      </w:r>
+      <w:r>
+        <w:t xml:space="preserve">Prospective Study, Our Future Health, Genes &amp; Health and many more), industry and start-ups, diet, metabolomics,</w:t>
+      </w:r>
+      <w:r>
+        <w:t xml:space="preserve"> </w:t>
+      </w:r>
+      <w:r>
+        <w:t xml:space="preserve">immunology, databases (GTEx, ENCODE, Roadmap and others) and about 1,950 more researchers (22,650).</w:t>
+      </w:r>
+    </w:p>
+    <w:p>
+      <w:pPr>
+        <w:pStyle w:val="Compact"/>
+        <w:numPr>
+          <w:ilvl w:val="0"/>
+          <w:numId w:val="1045"/>
+        </w:numPr>
+      </w:pPr>
+      <w:r>
+        <w:rPr>
+          <w:b/>
+          <w:bCs/>
+        </w:rPr>
+        <w:t xml:space="preserve">How the 27 October round was checked:</w:t>
+      </w:r>
+      <w:r>
+        <w:t xml:space="preserve"> </w:t>
+      </w:r>
+      <w:r>
+        <w:t xml:space="preserve">every new term went through a mechanical check (</w:t>
+      </w:r>
+      <w:r>
+        <w:rPr>
+          <w:rStyle w:val="VerbatimChar"/>
+        </w:rPr>
+        <w:t xml:space="preserve">tools/kw_check.py</w:t>
+      </w:r>
+      <w:r>
+        <w:t xml:space="preserve">:</w:t>
+      </w:r>
+      <w:r>
+        <w:t xml:space="preserve"> </w:t>
+      </w:r>
+      <w:r>
+        <w:t xml:space="preserve">format, duplicates, words common in ordinary web text), an independent reviewer that verified names against</w:t>
+      </w:r>
+      <w:r>
+        <w:t xml:space="preserve"> </w:t>
+      </w:r>
+      <w:r>
+        <w:t xml:space="preserve">official sites, PyPI, CRAN and GitHub, and a count of Europe PMC papers using the exact phrase</w:t>
+      </w:r>
+      <w:r>
+        <w:t xml:space="preserve"> </w:t>
+      </w:r>
+      <w:r>
+        <w:t xml:space="preserve">(</w:t>
+      </w:r>
+      <w:r>
+        <w:rPr>
+          <w:rStyle w:val="VerbatimChar"/>
+        </w:rPr>
+        <w:t xml:space="preserve">tools/term_evidence.py</w:t>
+      </w:r>
+      <w:r>
+        <w:t xml:space="preserve">); terms with fewer than 3 papers were checked once more by hand. Documents that the new</w:t>
+      </w:r>
+      <w:r>
+        <w:t xml:space="preserve"> </w:t>
+      </w:r>
+      <w:r>
+        <w:t xml:space="preserve">list keeps or drops were judged blind for relevance: of the 223 documents it no longer keeps, 107 were off topic</w:t>
+      </w:r>
+      <w:r>
+        <w:t xml:space="preserve"> </w:t>
+      </w:r>
+      <w:r>
+        <w:t xml:space="preserve">and 47 on topic; of the 493 it newly keeps, 306 were on topic and 37 off topic.</w:t>
+      </w:r>
+      <w:r>
+        <w:t xml:space="preserve"> </w:t>
+      </w:r>
+      <w:r>
+        <w:rPr>
+          <w:rStyle w:val="VerbatimChar"/>
+        </w:rPr>
+        <w:t xml:space="preserve">tools/kw_covered.py</w:t>
+      </w:r>
+      <w:r>
+        <w:t xml:space="preserve"> </w:t>
+      </w:r>
+      <w:r>
+        <w:t xml:space="preserve">removed 94</w:t>
+      </w:r>
+      <w:r>
+        <w:t xml:space="preserve"> </w:t>
+      </w:r>
+      <w:r>
+        <w:t xml:space="preserve">terms that only counted a mention twice (</w:t>
+      </w:r>
+      <w:r>
+        <w:t xml:space="preserve">‘=CITE-seq’</w:t>
+      </w:r>
+      <w:r>
+        <w:t xml:space="preserve"> </w:t>
+      </w:r>
+      <w:r>
+        <w:t xml:space="preserve">beside</w:t>
+      </w:r>
+      <w:r>
+        <w:t xml:space="preserve"> </w:t>
+      </w:r>
+      <w:r>
+        <w:t xml:space="preserve">‘CITE-seq’</w:t>
+      </w:r>
+      <w:r>
+        <w:t xml:space="preserve">,</w:t>
+      </w:r>
+      <w:r>
+        <w:t xml:space="preserve"> </w:t>
+      </w:r>
+      <w:r>
+        <w:t xml:space="preserve">‘meta-analysis’</w:t>
+      </w:r>
+      <w:r>
+        <w:t xml:space="preserve"> </w:t>
+      </w:r>
+      <w:r>
+        <w:t xml:space="preserve">beside</w:t>
+      </w:r>
+      <w:r>
+        <w:t xml:space="preserve"> </w:t>
+      </w:r>
+      <w:r>
+        <w:t xml:space="preserve">‘meta-analys*’</w:t>
+      </w:r>
+      <w:r>
+        <w:t xml:space="preserve">).</w:t>
       </w:r>
     </w:p>
     <w:p>
@@ -19581,16 +20026,7 @@
         <w:t xml:space="preserve">--sets</w:t>
       </w:r>
       <w:r>
-        <w:t xml:space="preserve"> </w:t>
-      </w:r>
-      <w:r>
-        <w:t xml:space="preserve">(biology, statistics,</w:t>
-      </w:r>
-      <w:r>
-        <w:t xml:space="preserve"> </w:t>
-      </w:r>
-      <w:r>
-        <w:t xml:space="preserve">AI and mathematics), cached in</w:t>
+        <w:t xml:space="preserve">, cached in</w:t>
       </w:r>
       <w:r>
         <w:t xml:space="preserve"> </w:t>
@@ -19602,7 +20038,19 @@
         <w:t xml:space="preserve">ai_training_data\_arxiv_meta</w:t>
       </w:r>
       <w:r>
-        <w:t xml:space="preserve">. A rerun continues where it stopped.</w:t>
+        <w:t xml:space="preserve">. A rerun continues where it stopped. The 21 default areas: q-bio,</w:t>
+      </w:r>
+      <w:r>
+        <w:t xml:space="preserve"> </w:t>
+      </w:r>
+      <w:r>
+        <w:t xml:space="preserve">physics.bio-ph and physics.med-ph (biology); stat, econ.EM and physics.data-an (statistics); cs.AI, LG, CL, CV,</w:t>
+      </w:r>
+      <w:r>
+        <w:t xml:space="preserve"> </w:t>
+      </w:r>
+      <w:r>
+        <w:t xml:space="preserve">NE, MA, IR, CE, DS, DC, MS, CR, CY and eess.IV (AI and computing); math.</w:t>
       </w:r>
     </w:p>
     <w:p>
@@ -20068,7 +20516,7 @@
       </w:r>
     </w:p>
     <w:bookmarkEnd w:id="53"/>
-    <w:bookmarkStart w:id="54" w:name="more-data-worth-getting"/>
+    <w:bookmarkStart w:id="54" w:name="preprints-download_rxiv.py"/>
     <w:p>
       <w:pPr>
         <w:pStyle w:val="Heading2"/>
@@ -20078,6 +20526,642 @@
           <w:rStyle w:val="SectionNumber"/>
         </w:rPr>
         <w:t xml:space="preserve">4.11</w:t>
+      </w:r>
+      <w:r>
+        <w:tab/>
+      </w:r>
+      <w:r>
+        <w:t xml:space="preserve">Preprints: download_rxiv.py</w:t>
+      </w:r>
+    </w:p>
+    <w:p>
+      <w:pPr>
+        <w:pStyle w:val="SourceCode"/>
+      </w:pPr>
+      <w:r>
+        <w:rPr>
+          <w:rStyle w:val="VerbatimChar"/>
+        </w:rPr>
+        <w:t xml:space="preserve">python download_rxiv.py --server biorxiv            # first run: harvests the metadata (hours), then downloads</w:t>
+      </w:r>
+      <w:r>
+        <w:br/>
+      </w:r>
+      <w:r>
+        <w:rPr>
+          <w:rStyle w:val="VerbatimChar"/>
+        </w:rPr>
+        <w:t xml:space="preserve">python download_rxiv.py --server medrxiv</w:t>
+      </w:r>
+      <w:r>
+        <w:br/>
+      </w:r>
+      <w:r>
+        <w:rPr>
+          <w:rStyle w:val="VerbatimChar"/>
+        </w:rPr>
+        <w:t xml:space="preserve">python download_rxiv.py --server biorxiv --update   # later: add new preprints</w:t>
+      </w:r>
+    </w:p>
+    <w:p>
+      <w:pPr>
+        <w:pStyle w:val="Compact"/>
+        <w:numPr>
+          <w:ilvl w:val="0"/>
+          <w:numId w:val="1061"/>
+        </w:numPr>
+      </w:pPr>
+      <w:r>
+        <w:rPr>
+          <w:b/>
+          <w:bCs/>
+        </w:rPr>
+        <w:t xml:space="preserve">Why:</w:t>
+      </w:r>
+      <w:r>
+        <w:t xml:space="preserve"> </w:t>
+      </w:r>
+      <w:r>
+        <w:t xml:space="preserve">most statistical-genetics and genetic-epidemiology papers appear on bioRxiv or medRxiv first, often</w:t>
+      </w:r>
+      <w:r>
+        <w:t xml:space="preserve"> </w:t>
+      </w:r>
+      <w:r>
+        <w:t xml:space="preserve">years before (or instead of) a journal version.</w:t>
+      </w:r>
+    </w:p>
+    <w:p>
+      <w:pPr>
+        <w:pStyle w:val="Compact"/>
+        <w:numPr>
+          <w:ilvl w:val="0"/>
+          <w:numId w:val="1061"/>
+        </w:numPr>
+      </w:pPr>
+      <w:r>
+        <w:rPr>
+          <w:b/>
+          <w:bCs/>
+        </w:rPr>
+        <w:t xml:space="preserve">Selection:</w:t>
+      </w:r>
+      <w:r>
+        <w:t xml:space="preserve"> </w:t>
+      </w:r>
+      <w:r>
+        <w:t xml:space="preserve">the same keyword rule as arXiv (3 matches from 3 terms in the title and abstract, the title counting</w:t>
+      </w:r>
+      <w:r>
+        <w:t xml:space="preserve"> </w:t>
+      </w:r>
+      <w:r>
+        <w:t xml:space="preserve">3 times), best matches first.</w:t>
+      </w:r>
+      <w:r>
+        <w:t xml:space="preserve"> </w:t>
+      </w:r>
+      <w:r>
+        <w:rPr>
+          <w:rStyle w:val="VerbatimChar"/>
+        </w:rPr>
+        <w:t xml:space="preserve">--rebuild-list</w:t>
+      </w:r>
+      <w:r>
+        <w:t xml:space="preserve"> </w:t>
+      </w:r>
+      <w:r>
+        <w:t xml:space="preserve">selects again after a keyword edit.</w:t>
+      </w:r>
+    </w:p>
+    <w:p>
+      <w:pPr>
+        <w:pStyle w:val="Compact"/>
+        <w:numPr>
+          <w:ilvl w:val="0"/>
+          <w:numId w:val="1061"/>
+        </w:numPr>
+      </w:pPr>
+      <w:r>
+        <w:rPr>
+          <w:b/>
+          <w:bCs/>
+        </w:rPr>
+        <w:t xml:space="preserve">Text:</w:t>
+      </w:r>
+      <w:r>
+        <w:t xml:space="preserve"> </w:t>
+      </w:r>
+      <w:r>
+        <w:t xml:space="preserve">from the server’s JATS XML (sections, equations, figure captions; references left out), else Europe</w:t>
+      </w:r>
+      <w:r>
+        <w:t xml:space="preserve"> </w:t>
+      </w:r>
+      <w:r>
+        <w:t xml:space="preserve">PMC’s full text, else the PDF. A PDF the site refuses is recorded for that paper and the run goes on.</w:t>
+      </w:r>
+    </w:p>
+    <w:p>
+      <w:pPr>
+        <w:pStyle w:val="Compact"/>
+        <w:numPr>
+          <w:ilvl w:val="0"/>
+          <w:numId w:val="1061"/>
+        </w:numPr>
+      </w:pPr>
+      <w:r>
+        <w:rPr>
+          <w:b/>
+          <w:bCs/>
+        </w:rPr>
+        <w:t xml:space="preserve">Pacing:</w:t>
+      </w:r>
+      <w:r>
+        <w:t xml:space="preserve"> </w:t>
+      </w:r>
+      <w:r>
+        <w:rPr>
+          <w:rStyle w:val="VerbatimChar"/>
+        </w:rPr>
+        <w:t xml:space="preserve">--wait 5-15</w:t>
+      </w:r>
+      <w:r>
+        <w:t xml:space="preserve"> </w:t>
+      </w:r>
+      <w:r>
+        <w:t xml:space="preserve">seconds before each paper by default. medRxiv limits requests more strictly than bioRxiv:</w:t>
+      </w:r>
+      <w:r>
+        <w:t xml:space="preserve"> </w:t>
+      </w:r>
+      <w:r>
+        <w:t xml:space="preserve">use</w:t>
+      </w:r>
+      <w:r>
+        <w:t xml:space="preserve"> </w:t>
+      </w:r>
+      <w:r>
+        <w:rPr>
+          <w:rStyle w:val="VerbatimChar"/>
+        </w:rPr>
+        <w:t xml:space="preserve">--wait 30-50</w:t>
+      </w:r>
+      <w:r>
+        <w:t xml:space="preserve"> </w:t>
+      </w:r>
+      <w:r>
+        <w:t xml:space="preserve">there, and don’t run both servers at once.</w:t>
+      </w:r>
+    </w:p>
+    <w:p>
+      <w:pPr>
+        <w:pStyle w:val="Compact"/>
+        <w:numPr>
+          <w:ilvl w:val="0"/>
+          <w:numId w:val="1061"/>
+        </w:numPr>
+      </w:pPr>
+      <w:r>
+        <w:rPr>
+          <w:b/>
+          <w:bCs/>
+        </w:rPr>
+        <w:t xml:space="preserve">Output:</w:t>
+      </w:r>
+      <w:r>
+        <w:t xml:space="preserve"> </w:t>
+      </w:r>
+      <w:r>
+        <w:rPr>
+          <w:rStyle w:val="VerbatimChar"/>
+        </w:rPr>
+        <w:t xml:space="preserve">ai_training_data\biorxiv</w:t>
+      </w:r>
+      <w:r>
+        <w:t xml:space="preserve"> </w:t>
+      </w:r>
+      <w:r>
+        <w:t xml:space="preserve">and</w:t>
+      </w:r>
+      <w:r>
+        <w:t xml:space="preserve"> </w:t>
+      </w:r>
+      <w:r>
+        <w:rPr>
+          <w:rStyle w:val="VerbatimChar"/>
+        </w:rPr>
+        <w:t xml:space="preserve">medrxiv</w:t>
+      </w:r>
+      <w:r>
+        <w:t xml:space="preserve">, with each paper’s status and licence in</w:t>
+      </w:r>
+      <w:r>
+        <w:t xml:space="preserve"> </w:t>
+      </w:r>
+      <w:r>
+        <w:rPr>
+          <w:rStyle w:val="VerbatimChar"/>
+        </w:rPr>
+        <w:t xml:space="preserve">_biorxiv_meta</w:t>
+      </w:r>
+      <w:r>
+        <w:t xml:space="preserve"> </w:t>
+      </w:r>
+      <w:r>
+        <w:t xml:space="preserve">and</w:t>
+      </w:r>
+      <w:r>
+        <w:t xml:space="preserve"> </w:t>
+      </w:r>
+      <w:r>
+        <w:rPr>
+          <w:rStyle w:val="VerbatimChar"/>
+        </w:rPr>
+        <w:t xml:space="preserve">_medrxiv_meta</w:t>
+      </w:r>
+      <w:r>
+        <w:t xml:space="preserve">. Licences vary from CC BY to</w:t>
+      </w:r>
+      <w:r>
+        <w:t xml:space="preserve"> </w:t>
+      </w:r>
+      <w:r>
+        <w:t xml:space="preserve">“all rights reserved”</w:t>
+      </w:r>
+      <w:r>
+        <w:t xml:space="preserve">.</w:t>
+      </w:r>
+    </w:p>
+    <w:bookmarkEnd w:id="54"/>
+    <w:bookmarkStart w:id="55" w:name="software-documentation-download_docs.py"/>
+    <w:p>
+      <w:pPr>
+        <w:pStyle w:val="Heading2"/>
+      </w:pPr>
+      <w:r>
+        <w:rPr>
+          <w:rStyle w:val="SectionNumber"/>
+        </w:rPr>
+        <w:t xml:space="preserve">4.12</w:t>
+      </w:r>
+      <w:r>
+        <w:tab/>
+      </w:r>
+      <w:r>
+        <w:t xml:space="preserve">Software documentation: download_docs.py</w:t>
+      </w:r>
+    </w:p>
+    <w:p>
+      <w:pPr>
+        <w:pStyle w:val="SourceCode"/>
+      </w:pPr>
+      <w:r>
+        <w:rPr>
+          <w:rStyle w:val="VerbatimChar"/>
+        </w:rPr>
+        <w:t xml:space="preserve">python download_docs.py --list      # the sources and their status</w:t>
+      </w:r>
+      <w:r>
+        <w:br/>
+      </w:r>
+      <w:r>
+        <w:rPr>
+          <w:rStyle w:val="VerbatimChar"/>
+        </w:rPr>
+        <w:t xml:space="preserve">python download_docs.py             # download what is not done yet; a rerun continues</w:t>
+      </w:r>
+    </w:p>
+    <w:p>
+      <w:pPr>
+        <w:pStyle w:val="FirstParagraph"/>
+      </w:pPr>
+      <w:r>
+        <w:rPr>
+          <w:b/>
+          <w:bCs/>
+        </w:rPr>
+        <w:t xml:space="preserve">Why:</w:t>
+      </w:r>
+      <w:r>
+        <w:t xml:space="preserve"> </w:t>
+      </w:r>
+      <w:r>
+        <w:t xml:space="preserve">papers name the tools but rarely show how to run them. The manuals, vignettes and worked examples teach</w:t>
+      </w:r>
+      <w:r>
+        <w:t xml:space="preserve"> </w:t>
+      </w:r>
+      <w:r>
+        <w:t xml:space="preserve">commands, options, file formats and typical analysis steps (PLINK, REGENIE, GCTA, LDAK, Quickdraws, Hail, Seurat,</w:t>
+      </w:r>
+      <w:r>
+        <w:t xml:space="preserve"> </w:t>
+      </w:r>
+      <w:r>
+        <w:t xml:space="preserve">AutoDock Vina, Blender’s Python API, python-docx, officer and so on).</w:t>
+      </w:r>
+    </w:p>
+    <w:p>
+      <w:pPr>
+        <w:pStyle w:val="Compact"/>
+        <w:numPr>
+          <w:ilvl w:val="0"/>
+          <w:numId w:val="1062"/>
+        </w:numPr>
+      </w:pPr>
+      <w:r>
+        <w:rPr>
+          <w:b/>
+          <w:bCs/>
+        </w:rPr>
+        <w:t xml:space="preserve">Sources:</w:t>
+      </w:r>
+      <w:r>
+        <w:t xml:space="preserve"> </w:t>
+      </w:r>
+      <w:r>
+        <w:rPr>
+          <w:rStyle w:val="VerbatimChar"/>
+        </w:rPr>
+        <w:t xml:space="preserve">doc_sources.tsv</w:t>
+      </w:r>
+      <w:r>
+        <w:t xml:space="preserve">, about 1,200 rows for about 920 tools in nine areas: statistical genetics,</w:t>
+      </w:r>
+      <w:r>
+        <w:t xml:space="preserve"> </w:t>
+      </w:r>
+      <w:r>
+        <w:t xml:space="preserve">sequencing and population genetics, molecular and cell biology, HPC pipelines and reporting (bash, Slurm,</w:t>
+      </w:r>
+      <w:r>
+        <w:t xml:space="preserve"> </w:t>
+      </w:r>
+      <w:r>
+        <w:t xml:space="preserve">Snakemake, Nextflow; descriptive statistics, SVG plots, Word and Excel files) and 3D, visual explanation (TikZ,</w:t>
+      </w:r>
+      <w:r>
+        <w:t xml:space="preserve"> </w:t>
+      </w:r>
+      <w:r>
+        <w:t xml:space="preserve">Mermaid, Graphviz, Manim, D3), causal inference (packages and free textbooks), drug discovery (APIs, public ICH,</w:t>
+      </w:r>
+      <w:r>
+        <w:t xml:space="preserve"> </w:t>
+      </w:r>
+      <w:r>
+        <w:t xml:space="preserve">FDA and EMA guidelines), pharmacogenomics, pharmacokinetics and biomechanics, and HLA analysis.</w:t>
+      </w:r>
+    </w:p>
+    <w:p>
+      <w:pPr>
+        <w:pStyle w:val="Compact"/>
+        <w:numPr>
+          <w:ilvl w:val="0"/>
+          <w:numId w:val="1062"/>
+        </w:numPr>
+      </w:pPr>
+      <w:r>
+        <w:rPr>
+          <w:b/>
+          <w:bCs/>
+        </w:rPr>
+        <w:t xml:space="preserve">Kinds:</w:t>
+      </w:r>
+      <w:r>
+        <w:t xml:space="preserve"> </w:t>
+      </w:r>
+      <w:r>
+        <w:t xml:space="preserve">a GitHub repository (README, docs, vignettes, examples, notebooks; code files only from example</w:t>
+      </w:r>
+      <w:r>
+        <w:t xml:space="preserve"> </w:t>
+      </w:r>
+      <w:r>
+        <w:t xml:space="preserve">folders), a documentation site (crawled under the URL’s folder only, robots.txt obeyed), a Read the Docs project</w:t>
+      </w:r>
+      <w:r>
+        <w:t xml:space="preserve"> </w:t>
+      </w:r>
+      <w:r>
+        <w:t xml:space="preserve">(its HTML zip), a PDF manual, one page, a CRAN or a Bioconductor package.</w:t>
+      </w:r>
+    </w:p>
+    <w:p>
+      <w:pPr>
+        <w:pStyle w:val="Compact"/>
+        <w:numPr>
+          <w:ilvl w:val="0"/>
+          <w:numId w:val="1062"/>
+        </w:numPr>
+      </w:pPr>
+      <w:r>
+        <w:rPr>
+          <w:b/>
+          <w:bCs/>
+        </w:rPr>
+        <w:t xml:space="preserve">Clean text:</w:t>
+      </w:r>
+      <w:r>
+        <w:t xml:space="preserve"> </w:t>
+      </w:r>
+      <w:r>
+        <w:t xml:space="preserve">each page keeps only its main content; navigation, menus, licence and changelog pages, image links</w:t>
+      </w:r>
+      <w:r>
+        <w:t xml:space="preserve"> </w:t>
+      </w:r>
+      <w:r>
+        <w:t xml:space="preserve">and pages that are mostly links are left out; code blocks keep their language; exact duplicates are dropped.</w:t>
+      </w:r>
+    </w:p>
+    <w:p>
+      <w:pPr>
+        <w:pStyle w:val="Compact"/>
+        <w:numPr>
+          <w:ilvl w:val="0"/>
+          <w:numId w:val="1062"/>
+        </w:numPr>
+      </w:pPr>
+      <w:r>
+        <w:rPr>
+          <w:b/>
+          <w:bCs/>
+        </w:rPr>
+        <w:t xml:space="preserve">Polite and safe:</w:t>
+      </w:r>
+      <w:r>
+        <w:t xml:space="preserve"> </w:t>
+      </w:r>
+      <w:r>
+        <w:t xml:space="preserve">1-2 s between requests to one host, a pause after</w:t>
+      </w:r>
+      <w:r>
+        <w:t xml:space="preserve"> </w:t>
+      </w:r>
+      <w:r>
+        <w:t xml:space="preserve">“too many requests”</w:t>
+      </w:r>
+      <w:r>
+        <w:t xml:space="preserve">, a size limit per row,</w:t>
+      </w:r>
+      <w:r>
+        <w:t xml:space="preserve"> </w:t>
+      </w:r>
+      <w:r>
+        <w:t xml:space="preserve">an honest User-Agent. Nothing downloaded is run: archives are read in memory, pandoc runs with a memory cap, PDFs</w:t>
+      </w:r>
+      <w:r>
+        <w:t xml:space="preserve"> </w:t>
+      </w:r>
+      <w:r>
+        <w:t xml:space="preserve">are converted in a separate process.</w:t>
+      </w:r>
+    </w:p>
+    <w:p>
+      <w:pPr>
+        <w:pStyle w:val="Compact"/>
+        <w:numPr>
+          <w:ilvl w:val="0"/>
+          <w:numId w:val="1062"/>
+        </w:numPr>
+      </w:pPr>
+      <w:r>
+        <w:rPr>
+          <w:b/>
+          <w:bCs/>
+        </w:rPr>
+        <w:t xml:space="preserve">Resumable:</w:t>
+      </w:r>
+      <w:r>
+        <w:t xml:space="preserve"> </w:t>
+      </w:r>
+      <w:r>
+        <w:rPr>
+          <w:rStyle w:val="VerbatimChar"/>
+        </w:rPr>
+        <w:t xml:space="preserve">software_doc\_manifest.tsv</w:t>
+      </w:r>
+      <w:r>
+        <w:t xml:space="preserve"> </w:t>
+      </w:r>
+      <w:r>
+        <w:t xml:space="preserve">records each row (status, files, characters, licence); finished rows</w:t>
+      </w:r>
+      <w:r>
+        <w:t xml:space="preserve"> </w:t>
+      </w:r>
+      <w:r>
+        <w:t xml:space="preserve">are skipped, failed ones tried again. A second copy started on the same folder refuses to run.</w:t>
+      </w:r>
+    </w:p>
+    <w:p>
+      <w:pPr>
+        <w:pStyle w:val="Compact"/>
+        <w:numPr>
+          <w:ilvl w:val="0"/>
+          <w:numId w:val="1062"/>
+        </w:numPr>
+      </w:pPr>
+      <w:r>
+        <w:rPr>
+          <w:b/>
+          <w:bCs/>
+        </w:rPr>
+        <w:t xml:space="preserve">Sites that refuse scripts:</w:t>
+      </w:r>
+      <w:r>
+        <w:t xml:space="preserve"> </w:t>
+      </w:r>
+      <w:r>
+        <w:t xml:space="preserve">GCTA, SMR and GSMR, LDAK and KING answer scripts with an error or a challenge page.</w:t>
+      </w:r>
+      <w:r>
+        <w:t xml:space="preserve"> </w:t>
+      </w:r>
+      <w:r>
+        <w:t xml:space="preserve">Save those pages from the browser and convert them with</w:t>
+      </w:r>
+      <w:r>
+        <w:t xml:space="preserve"> </w:t>
+      </w:r>
+      <w:r>
+        <w:rPr>
+          <w:rStyle w:val="VerbatimChar"/>
+        </w:rPr>
+        <w:t xml:space="preserve">convert_to_markdown.py</w:t>
+      </w:r>
+      <w:r>
+        <w:t xml:space="preserve">.</w:t>
+      </w:r>
+    </w:p>
+    <w:p>
+      <w:pPr>
+        <w:pStyle w:val="Compact"/>
+        <w:numPr>
+          <w:ilvl w:val="0"/>
+          <w:numId w:val="1062"/>
+        </w:numPr>
+      </w:pPr>
+      <w:r>
+        <w:rPr>
+          <w:b/>
+          <w:bCs/>
+        </w:rPr>
+        <w:t xml:space="preserve">In training:</w:t>
+      </w:r>
+      <w:r>
+        <w:t xml:space="preserve"> </w:t>
+      </w:r>
+      <w:r>
+        <w:t xml:space="preserve">the folder becomes the source</w:t>
+      </w:r>
+      <w:r>
+        <w:t xml:space="preserve"> </w:t>
+      </w:r>
+      <w:r>
+        <w:rPr>
+          <w:rStyle w:val="VerbatimChar"/>
+        </w:rPr>
+        <w:t xml:space="preserve">software_doc</w:t>
+      </w:r>
+      <w:r>
+        <w:t xml:space="preserve">, with its own validation loss. It is a small share of</w:t>
+      </w:r>
+      <w:r>
+        <w:t xml:space="preserve"> </w:t>
+      </w:r>
+      <w:r>
+        <w:t xml:space="preserve">all tokens; if its loss lags behind the others, give it more weight. Question-and-answer pairs made from the docs</w:t>
+      </w:r>
+      <w:r>
+        <w:t xml:space="preserve"> </w:t>
+      </w:r>
+      <w:r>
+        <w:t xml:space="preserve">(for example</w:t>
+      </w:r>
+      <w:r>
+        <w:t xml:space="preserve"> </w:t>
+      </w:r>
+      <w:r>
+        <w:t xml:space="preserve">“run REGENIE step 1 on these files”</w:t>
+      </w:r>
+      <w:r>
+        <w:t xml:space="preserve">) are the natural next step for post-training.</w:t>
+      </w:r>
+    </w:p>
+    <w:bookmarkEnd w:id="55"/>
+    <w:bookmarkStart w:id="56" w:name="more-data-worth-getting"/>
+    <w:p>
+      <w:pPr>
+        <w:pStyle w:val="Heading2"/>
+      </w:pPr>
+      <w:r>
+        <w:rPr>
+          <w:rStyle w:val="SectionNumber"/>
+        </w:rPr>
+        <w:t xml:space="preserve">4.13</w:t>
       </w:r>
       <w:r>
         <w:tab/>
@@ -21018,8 +22102,8 @@
         <w:t xml:space="preserve">section 29A) allows text-and-data-mining copies for non-commercial research.</w:t>
       </w:r>
     </w:p>
-    <w:bookmarkEnd w:id="54"/>
-    <w:bookmarkStart w:id="55" w:name="gwas-summary-statistics"/>
+    <w:bookmarkEnd w:id="56"/>
+    <w:bookmarkStart w:id="57" w:name="gwas-summary-statistics"/>
     <w:p>
       <w:pPr>
         <w:pStyle w:val="Heading2"/>
@@ -21028,7 +22112,7 @@
         <w:rPr>
           <w:rStyle w:val="SectionNumber"/>
         </w:rPr>
-        <w:t xml:space="preserve">4.12</w:t>
+        <w:t xml:space="preserve">4.14</w:t>
       </w:r>
       <w:r>
         <w:tab/>
@@ -21042,7 +22126,7 @@
         <w:pStyle w:val="Compact"/>
         <w:numPr>
           <w:ilvl w:val="0"/>
-          <w:numId w:val="1061"/>
+          <w:numId w:val="1063"/>
         </w:numPr>
       </w:pPr>
       <w:r>
@@ -21082,7 +22166,7 @@
         <w:pStyle w:val="Compact"/>
         <w:numPr>
           <w:ilvl w:val="0"/>
-          <w:numId w:val="1061"/>
+          <w:numId w:val="1063"/>
         </w:numPr>
       </w:pPr>
       <w:r>
@@ -21110,7 +22194,7 @@
         <w:pStyle w:val="Compact"/>
         <w:numPr>
           <w:ilvl w:val="0"/>
-          <w:numId w:val="1061"/>
+          <w:numId w:val="1063"/>
         </w:numPr>
       </w:pPr>
       <w:r>
@@ -21167,7 +22251,7 @@
         <w:pStyle w:val="Compact"/>
         <w:numPr>
           <w:ilvl w:val="0"/>
-          <w:numId w:val="1061"/>
+          <w:numId w:val="1063"/>
         </w:numPr>
       </w:pPr>
       <w:r>
@@ -21183,7 +22267,7 @@
         <w:pStyle w:val="Compact"/>
         <w:numPr>
           <w:ilvl w:val="1"/>
-          <w:numId w:val="1062"/>
+          <w:numId w:val="1064"/>
         </w:numPr>
       </w:pPr>
       <w:r>
@@ -21195,7 +22279,7 @@
         <w:pStyle w:val="Compact"/>
         <w:numPr>
           <w:ilvl w:val="1"/>
-          <w:numId w:val="1062"/>
+          <w:numId w:val="1064"/>
         </w:numPr>
       </w:pPr>
       <w:r>
@@ -21251,7 +22335,7 @@
         <w:pStyle w:val="Compact"/>
         <w:numPr>
           <w:ilvl w:val="0"/>
-          <w:numId w:val="1061"/>
+          <w:numId w:val="1063"/>
         </w:numPr>
       </w:pPr>
       <w:r>
@@ -21267,7 +22351,7 @@
         <w:pStyle w:val="Compact"/>
         <w:numPr>
           <w:ilvl w:val="1"/>
-          <w:numId w:val="1063"/>
+          <w:numId w:val="1065"/>
         </w:numPr>
       </w:pPr>
       <w:r>
@@ -21279,7 +22363,7 @@
         <w:pStyle w:val="Compact"/>
         <w:numPr>
           <w:ilvl w:val="1"/>
-          <w:numId w:val="1063"/>
+          <w:numId w:val="1065"/>
         </w:numPr>
       </w:pPr>
       <w:r>
@@ -21291,7 +22375,7 @@
         <w:pStyle w:val="Compact"/>
         <w:numPr>
           <w:ilvl w:val="1"/>
-          <w:numId w:val="1063"/>
+          <w:numId w:val="1065"/>
         </w:numPr>
       </w:pPr>
       <w:r>
@@ -21303,15 +22387,15 @@
         <w:pStyle w:val="Compact"/>
         <w:numPr>
           <w:ilvl w:val="1"/>
-          <w:numId w:val="1063"/>
+          <w:numId w:val="1065"/>
         </w:numPr>
       </w:pPr>
       <w:r>
         <w:t xml:space="preserve">licence terms, for example UK Biobank-derived results.</w:t>
       </w:r>
     </w:p>
-    <w:bookmarkEnd w:id="55"/>
-    <w:bookmarkStart w:id="56" w:name="pictures-png-in-the-future"/>
+    <w:bookmarkEnd w:id="57"/>
+    <w:bookmarkStart w:id="58" w:name="pictures-png-in-the-future"/>
     <w:p>
       <w:pPr>
         <w:pStyle w:val="Heading2"/>
@@ -21320,7 +22404,7 @@
         <w:rPr>
           <w:rStyle w:val="SectionNumber"/>
         </w:rPr>
-        <w:t xml:space="preserve">4.13</w:t>
+        <w:t xml:space="preserve">4.15</w:t>
       </w:r>
       <w:r>
         <w:tab/>
@@ -21363,7 +22447,7 @@
         <w:pStyle w:val="Compact"/>
         <w:numPr>
           <w:ilvl w:val="0"/>
-          <w:numId w:val="1064"/>
+          <w:numId w:val="1066"/>
         </w:numPr>
       </w:pPr>
       <w:r>
@@ -21397,7 +22481,7 @@
         <w:pStyle w:val="Compact"/>
         <w:numPr>
           <w:ilvl w:val="0"/>
-          <w:numId w:val="1064"/>
+          <w:numId w:val="1066"/>
         </w:numPr>
       </w:pPr>
       <w:r>
@@ -21431,7 +22515,7 @@
         <w:pStyle w:val="Compact"/>
         <w:numPr>
           <w:ilvl w:val="1"/>
-          <w:numId w:val="1065"/>
+          <w:numId w:val="1067"/>
         </w:numPr>
       </w:pPr>
       <w:r>
@@ -21443,7 +22527,7 @@
         <w:pStyle w:val="Compact"/>
         <w:numPr>
           <w:ilvl w:val="1"/>
-          <w:numId w:val="1065"/>
+          <w:numId w:val="1067"/>
         </w:numPr>
       </w:pPr>
       <w:r>
@@ -21455,7 +22539,7 @@
         <w:pStyle w:val="Compact"/>
         <w:numPr>
           <w:ilvl w:val="0"/>
-          <w:numId w:val="1064"/>
+          <w:numId w:val="1066"/>
         </w:numPr>
       </w:pPr>
       <w:r>
@@ -21484,9 +22568,9 @@
         <w:t xml:space="preserve">It’s elegant, but costly to train well.</w:t>
       </w:r>
     </w:p>
-    <w:bookmarkEnd w:id="56"/>
-    <w:bookmarkEnd w:id="57"/>
-    <w:bookmarkStart w:id="64" w:name="training-a-run"/>
+    <w:bookmarkEnd w:id="58"/>
+    <w:bookmarkEnd w:id="59"/>
+    <w:bookmarkStart w:id="66" w:name="training-a-run"/>
     <w:p>
       <w:pPr>
         <w:pStyle w:val="Heading1"/>
@@ -21504,7 +22588,7 @@
         <w:t xml:space="preserve">Training a run</w:t>
       </w:r>
     </w:p>
-    <w:bookmarkStart w:id="58" w:name="reading-the-log"/>
+    <w:bookmarkStart w:id="60" w:name="reading-the-log"/>
     <w:p>
       <w:pPr>
         <w:pStyle w:val="Heading2"/>
@@ -22002,7 +23086,7 @@
         <w:pStyle w:val="Compact"/>
         <w:numPr>
           <w:ilvl w:val="0"/>
-          <w:numId w:val="1066"/>
+          <w:numId w:val="1068"/>
         </w:numPr>
       </w:pPr>
       <w:r>
@@ -22033,7 +23117,7 @@
         <w:pStyle w:val="Compact"/>
         <w:numPr>
           <w:ilvl w:val="0"/>
-          <w:numId w:val="1066"/>
+          <w:numId w:val="1068"/>
         </w:numPr>
       </w:pPr>
       <w:r>
@@ -22073,7 +23157,7 @@
         <w:pStyle w:val="Compact"/>
         <w:numPr>
           <w:ilvl w:val="0"/>
-          <w:numId w:val="1066"/>
+          <w:numId w:val="1068"/>
         </w:numPr>
       </w:pPr>
       <w:r>
@@ -22128,7 +23212,7 @@
         <w:pStyle w:val="Compact"/>
         <w:numPr>
           <w:ilvl w:val="0"/>
-          <w:numId w:val="1066"/>
+          <w:numId w:val="1068"/>
         </w:numPr>
       </w:pPr>
       <w:r>
@@ -22202,8 +23286,8 @@
         <w:t xml:space="preserve">when starting or resuming a run.</w:t>
       </w:r>
     </w:p>
-    <w:bookmarkEnd w:id="58"/>
-    <w:bookmarkStart w:id="59" w:name="checkpoints-pausing-and-resuming"/>
+    <w:bookmarkEnd w:id="60"/>
+    <w:bookmarkStart w:id="61" w:name="checkpoints-pausing-and-resuming"/>
     <w:p>
       <w:pPr>
         <w:pStyle w:val="Heading2"/>
@@ -22226,7 +23310,7 @@
         <w:pStyle w:val="Compact"/>
         <w:numPr>
           <w:ilvl w:val="0"/>
-          <w:numId w:val="1067"/>
+          <w:numId w:val="1069"/>
         </w:numPr>
       </w:pPr>
       <w:r>
@@ -22263,7 +23347,7 @@
         <w:pStyle w:val="Compact"/>
         <w:numPr>
           <w:ilvl w:val="1"/>
-          <w:numId w:val="1068"/>
+          <w:numId w:val="1070"/>
         </w:numPr>
       </w:pPr>
       <w:r>
@@ -22275,7 +23359,7 @@
         <w:pStyle w:val="Compact"/>
         <w:numPr>
           <w:ilvl w:val="1"/>
-          <w:numId w:val="1068"/>
+          <w:numId w:val="1070"/>
         </w:numPr>
       </w:pPr>
       <w:r>
@@ -22287,7 +23371,7 @@
         <w:pStyle w:val="Compact"/>
         <w:numPr>
           <w:ilvl w:val="1"/>
-          <w:numId w:val="1068"/>
+          <w:numId w:val="1070"/>
         </w:numPr>
       </w:pPr>
       <w:r>
@@ -22299,7 +23383,7 @@
         <w:pStyle w:val="Compact"/>
         <w:numPr>
           <w:ilvl w:val="1"/>
-          <w:numId w:val="1068"/>
+          <w:numId w:val="1070"/>
         </w:numPr>
       </w:pPr>
       <w:r>
@@ -22311,7 +23395,7 @@
         <w:pStyle w:val="Compact"/>
         <w:numPr>
           <w:ilvl w:val="1"/>
-          <w:numId w:val="1068"/>
+          <w:numId w:val="1070"/>
         </w:numPr>
       </w:pPr>
       <w:r>
@@ -22323,7 +23407,7 @@
         <w:pStyle w:val="Compact"/>
         <w:numPr>
           <w:ilvl w:val="1"/>
-          <w:numId w:val="1068"/>
+          <w:numId w:val="1070"/>
         </w:numPr>
       </w:pPr>
       <w:r>
@@ -22335,7 +23419,7 @@
         <w:pStyle w:val="Compact"/>
         <w:numPr>
           <w:ilvl w:val="0"/>
-          <w:numId w:val="1067"/>
+          <w:numId w:val="1069"/>
         </w:numPr>
       </w:pPr>
       <w:r>
@@ -22357,7 +23441,7 @@
         <w:pStyle w:val="Compact"/>
         <w:numPr>
           <w:ilvl w:val="0"/>
-          <w:numId w:val="1067"/>
+          <w:numId w:val="1069"/>
         </w:numPr>
       </w:pPr>
       <w:r>
@@ -22384,7 +23468,7 @@
         <w:pStyle w:val="Compact"/>
         <w:numPr>
           <w:ilvl w:val="0"/>
-          <w:numId w:val="1067"/>
+          <w:numId w:val="1069"/>
         </w:numPr>
       </w:pPr>
       <w:r>
@@ -22418,7 +23502,7 @@
         <w:pStyle w:val="Compact"/>
         <w:numPr>
           <w:ilvl w:val="0"/>
-          <w:numId w:val="1067"/>
+          <w:numId w:val="1069"/>
         </w:numPr>
       </w:pPr>
       <w:r>
@@ -22467,7 +23551,7 @@
         <w:pStyle w:val="Compact"/>
         <w:numPr>
           <w:ilvl w:val="0"/>
-          <w:numId w:val="1067"/>
+          <w:numId w:val="1069"/>
         </w:numPr>
       </w:pPr>
       <w:r>
@@ -22527,7 +23611,7 @@
         <w:pStyle w:val="Compact"/>
         <w:numPr>
           <w:ilvl w:val="0"/>
-          <w:numId w:val="1067"/>
+          <w:numId w:val="1069"/>
         </w:numPr>
       </w:pPr>
       <w:r>
@@ -22557,7 +23641,7 @@
         <w:pStyle w:val="Compact"/>
         <w:numPr>
           <w:ilvl w:val="0"/>
-          <w:numId w:val="1067"/>
+          <w:numId w:val="1069"/>
         </w:numPr>
       </w:pPr>
       <w:r>
@@ -22621,7 +23705,7 @@
         <w:pStyle w:val="Compact"/>
         <w:numPr>
           <w:ilvl w:val="0"/>
-          <w:numId w:val="1067"/>
+          <w:numId w:val="1069"/>
         </w:numPr>
       </w:pPr>
       <w:r>
@@ -22647,8 +23731,8 @@
         <w:t xml:space="preserve">stops a second process from training the same run.</w:t>
       </w:r>
     </w:p>
-    <w:bookmarkEnd w:id="59"/>
-    <w:bookmarkStart w:id="60" w:name="Xce23c4353a139fefc25bd39ebff21fc6eef92b5"/>
+    <w:bookmarkEnd w:id="61"/>
+    <w:bookmarkStart w:id="62" w:name="Xce23c4353a139fefc25bd39ebff21fc6eef92b5"/>
     <w:p>
       <w:pPr>
         <w:pStyle w:val="Heading2"/>
@@ -22710,7 +23794,7 @@
         <w:pStyle w:val="Compact"/>
         <w:numPr>
           <w:ilvl w:val="0"/>
-          <w:numId w:val="1069"/>
+          <w:numId w:val="1071"/>
         </w:numPr>
       </w:pPr>
       <w:r>
@@ -22827,7 +23911,7 @@
         <w:pStyle w:val="Compact"/>
         <w:numPr>
           <w:ilvl w:val="0"/>
-          <w:numId w:val="1069"/>
+          <w:numId w:val="1071"/>
         </w:numPr>
       </w:pPr>
       <w:r>
@@ -22934,8 +24018,8 @@
         <w:t xml:space="preserve">first data splits new-field words into more pieces (slightly less efficient, still correct).</w:t>
       </w:r>
     </w:p>
-    <w:bookmarkEnd w:id="60"/>
-    <w:bookmarkStart w:id="61" w:name="the-experiments-table"/>
+    <w:bookmarkEnd w:id="62"/>
+    <w:bookmarkStart w:id="63" w:name="the-experiments-table"/>
     <w:p>
       <w:pPr>
         <w:pStyle w:val="Heading2"/>
@@ -22981,7 +24065,7 @@
         <w:pStyle w:val="Compact"/>
         <w:numPr>
           <w:ilvl w:val="0"/>
-          <w:numId w:val="1070"/>
+          <w:numId w:val="1072"/>
         </w:numPr>
       </w:pPr>
       <w:r>
@@ -23039,7 +24123,7 @@
         <w:pStyle w:val="Compact"/>
         <w:numPr>
           <w:ilvl w:val="0"/>
-          <w:numId w:val="1070"/>
+          <w:numId w:val="1072"/>
         </w:numPr>
       </w:pPr>
       <w:r>
@@ -23094,7 +24178,7 @@
         <w:pStyle w:val="Compact"/>
         <w:numPr>
           <w:ilvl w:val="0"/>
-          <w:numId w:val="1070"/>
+          <w:numId w:val="1072"/>
         </w:numPr>
       </w:pPr>
       <w:r>
@@ -23143,7 +24227,7 @@
         <w:pStyle w:val="Compact"/>
         <w:numPr>
           <w:ilvl w:val="0"/>
-          <w:numId w:val="1070"/>
+          <w:numId w:val="1072"/>
         </w:numPr>
       </w:pPr>
       <w:r>
@@ -23183,7 +24267,7 @@
         <w:pStyle w:val="Compact"/>
         <w:numPr>
           <w:ilvl w:val="0"/>
-          <w:numId w:val="1070"/>
+          <w:numId w:val="1072"/>
         </w:numPr>
       </w:pPr>
       <w:r>
@@ -23222,8 +24306,8 @@
         <w:t xml:space="preserve">column.</w:t>
       </w:r>
     </w:p>
-    <w:bookmarkEnd w:id="61"/>
-    <w:bookmarkStart w:id="62" w:name="energy-carbon-and-cost"/>
+    <w:bookmarkEnd w:id="63"/>
+    <w:bookmarkStart w:id="64" w:name="energy-carbon-and-cost"/>
     <w:p>
       <w:pPr>
         <w:pStyle w:val="Heading2"/>
@@ -23338,7 +24422,7 @@
         <w:pStyle w:val="Compact"/>
         <w:numPr>
           <w:ilvl w:val="0"/>
-          <w:numId w:val="1071"/>
+          <w:numId w:val="1073"/>
         </w:numPr>
       </w:pPr>
       <w:r>
@@ -23366,7 +24450,7 @@
         <w:pStyle w:val="Compact"/>
         <w:numPr>
           <w:ilvl w:val="0"/>
-          <w:numId w:val="1071"/>
+          <w:numId w:val="1073"/>
         </w:numPr>
       </w:pPr>
       <w:r>
@@ -23403,7 +24487,7 @@
         <w:pStyle w:val="Compact"/>
         <w:numPr>
           <w:ilvl w:val="0"/>
-          <w:numId w:val="1071"/>
+          <w:numId w:val="1073"/>
         </w:numPr>
       </w:pPr>
       <w:r>
@@ -23446,7 +24530,7 @@
         <w:pStyle w:val="Compact"/>
         <w:numPr>
           <w:ilvl w:val="0"/>
-          <w:numId w:val="1071"/>
+          <w:numId w:val="1073"/>
         </w:numPr>
       </w:pPr>
       <w:r>
@@ -23540,7 +24624,7 @@
         <w:pStyle w:val="Compact"/>
         <w:numPr>
           <w:ilvl w:val="0"/>
-          <w:numId w:val="1071"/>
+          <w:numId w:val="1073"/>
         </w:numPr>
       </w:pPr>
       <w:r>
@@ -23571,8 +24655,8 @@
         <w:t xml:space="preserve">about as much electricity as boiling a full kettle four times (about 0.17 kWh each).</w:t>
       </w:r>
     </w:p>
-    <w:bookmarkEnd w:id="62"/>
-    <w:bookmarkStart w:id="63" w:name="exporting-a-model"/>
+    <w:bookmarkEnd w:id="64"/>
+    <w:bookmarkStart w:id="65" w:name="exporting-a-model"/>
     <w:p>
       <w:pPr>
         <w:pStyle w:val="Heading2"/>
@@ -23790,9 +24874,9 @@
         </w:tc>
       </w:tr>
     </w:tbl>
-    <w:bookmarkEnd w:id="63"/>
-    <w:bookmarkEnd w:id="64"/>
-    <w:bookmarkStart w:id="70" w:name="evaluating-a-model"/>
+    <w:bookmarkEnd w:id="65"/>
+    <w:bookmarkEnd w:id="66"/>
+    <w:bookmarkStart w:id="72" w:name="evaluating-a-model"/>
     <w:p>
       <w:pPr>
         <w:pStyle w:val="Heading1"/>
@@ -23810,7 +24894,7 @@
         <w:t xml:space="preserve">Evaluating a model</w:t>
       </w:r>
     </w:p>
-    <w:bookmarkStart w:id="65" w:name="loss-perplexity-and-bits-per-byte"/>
+    <w:bookmarkStart w:id="67" w:name="loss-perplexity-and-bits-per-byte"/>
     <w:p>
       <w:pPr>
         <w:pStyle w:val="Heading2"/>
@@ -23833,7 +24917,7 @@
         <w:pStyle w:val="Compact"/>
         <w:numPr>
           <w:ilvl w:val="0"/>
-          <w:numId w:val="1072"/>
+          <w:numId w:val="1074"/>
         </w:numPr>
       </w:pPr>
       <w:r>
@@ -23855,7 +24939,7 @@
         <w:pStyle w:val="Compact"/>
         <w:numPr>
           <w:ilvl w:val="0"/>
-          <w:numId w:val="1072"/>
+          <w:numId w:val="1074"/>
         </w:numPr>
       </w:pPr>
       <w:r>
@@ -23877,7 +24961,7 @@
         <w:pStyle w:val="Compact"/>
         <w:numPr>
           <w:ilvl w:val="0"/>
-          <w:numId w:val="1072"/>
+          <w:numId w:val="1074"/>
         </w:numPr>
       </w:pPr>
       <w:r>
@@ -23927,8 +25011,8 @@
         <w:t xml:space="preserve">tokenizers or vocabulary sizes.</w:t>
       </w:r>
     </w:p>
-    <w:bookmarkEnd w:id="65"/>
-    <w:bookmarkStart w:id="66" w:name="the-fact-benchmark"/>
+    <w:bookmarkEnd w:id="67"/>
+    <w:bookmarkStart w:id="68" w:name="the-fact-benchmark"/>
     <w:p>
       <w:pPr>
         <w:pStyle w:val="Heading2"/>
@@ -24108,7 +25192,7 @@
         <w:pStyle w:val="Compact"/>
         <w:numPr>
           <w:ilvl w:val="0"/>
-          <w:numId w:val="1073"/>
+          <w:numId w:val="1075"/>
         </w:numPr>
       </w:pPr>
       <w:r>
@@ -24160,7 +25244,7 @@
         <w:pStyle w:val="Compact"/>
         <w:numPr>
           <w:ilvl w:val="0"/>
-          <w:numId w:val="1073"/>
+          <w:numId w:val="1075"/>
         </w:numPr>
       </w:pPr>
       <w:r>
@@ -24184,7 +25268,7 @@
         <w:pStyle w:val="Compact"/>
         <w:numPr>
           <w:ilvl w:val="0"/>
-          <w:numId w:val="1073"/>
+          <w:numId w:val="1075"/>
         </w:numPr>
       </w:pPr>
       <w:r>
@@ -24208,7 +25292,7 @@
         <w:pStyle w:val="Compact"/>
         <w:numPr>
           <w:ilvl w:val="0"/>
-          <w:numId w:val="1074"/>
+          <w:numId w:val="1076"/>
         </w:numPr>
       </w:pPr>
       <w:r>
@@ -24220,7 +25304,7 @@
         <w:pStyle w:val="Compact"/>
         <w:numPr>
           <w:ilvl w:val="1"/>
-          <w:numId w:val="1075"/>
+          <w:numId w:val="1077"/>
         </w:numPr>
       </w:pPr>
       <w:r>
@@ -24232,7 +25316,7 @@
         <w:pStyle w:val="Compact"/>
         <w:numPr>
           <w:ilvl w:val="1"/>
-          <w:numId w:val="1075"/>
+          <w:numId w:val="1077"/>
         </w:numPr>
       </w:pPr>
       <w:r>
@@ -24244,7 +25328,7 @@
         <w:pStyle w:val="Compact"/>
         <w:numPr>
           <w:ilvl w:val="1"/>
-          <w:numId w:val="1075"/>
+          <w:numId w:val="1077"/>
         </w:numPr>
       </w:pPr>
       <w:r>
@@ -24256,7 +25340,7 @@
         <w:pStyle w:val="Compact"/>
         <w:numPr>
           <w:ilvl w:val="0"/>
-          <w:numId w:val="1074"/>
+          <w:numId w:val="1076"/>
         </w:numPr>
       </w:pPr>
       <w:r>
@@ -24268,7 +25352,7 @@
         <w:pStyle w:val="Compact"/>
         <w:numPr>
           <w:ilvl w:val="1"/>
-          <w:numId w:val="1076"/>
+          <w:numId w:val="1078"/>
         </w:numPr>
       </w:pPr>
       <w:r>
@@ -24280,7 +25364,7 @@
         <w:pStyle w:val="Compact"/>
         <w:numPr>
           <w:ilvl w:val="1"/>
-          <w:numId w:val="1076"/>
+          <w:numId w:val="1078"/>
         </w:numPr>
       </w:pPr>
       <w:r>
@@ -24292,7 +25376,7 @@
         <w:pStyle w:val="Compact"/>
         <w:numPr>
           <w:ilvl w:val="1"/>
-          <w:numId w:val="1076"/>
+          <w:numId w:val="1078"/>
         </w:numPr>
       </w:pPr>
       <w:r>
@@ -24304,7 +25388,7 @@
         <w:pStyle w:val="Compact"/>
         <w:numPr>
           <w:ilvl w:val="1"/>
-          <w:numId w:val="1076"/>
+          <w:numId w:val="1078"/>
         </w:numPr>
       </w:pPr>
       <w:r>
@@ -24328,7 +25412,7 @@
         <w:pStyle w:val="Compact"/>
         <w:numPr>
           <w:ilvl w:val="0"/>
-          <w:numId w:val="1074"/>
+          <w:numId w:val="1076"/>
         </w:numPr>
       </w:pPr>
       <w:r>
@@ -24371,7 +25455,7 @@
         <w:pStyle w:val="Compact"/>
         <w:numPr>
           <w:ilvl w:val="0"/>
-          <w:numId w:val="1077"/>
+          <w:numId w:val="1079"/>
         </w:numPr>
       </w:pPr>
       <w:r>
@@ -24405,7 +25489,7 @@
         <w:pStyle w:val="Compact"/>
         <w:numPr>
           <w:ilvl w:val="0"/>
-          <w:numId w:val="1077"/>
+          <w:numId w:val="1079"/>
         </w:numPr>
       </w:pPr>
       <w:r>
@@ -24445,7 +25529,7 @@
         <w:pStyle w:val="Compact"/>
         <w:numPr>
           <w:ilvl w:val="1"/>
-          <w:numId w:val="1078"/>
+          <w:numId w:val="1080"/>
         </w:numPr>
       </w:pPr>
       <w:r>
@@ -24472,7 +25556,7 @@
         <w:pStyle w:val="Compact"/>
         <w:numPr>
           <w:ilvl w:val="1"/>
-          <w:numId w:val="1078"/>
+          <w:numId w:val="1080"/>
         </w:numPr>
       </w:pPr>
       <w:r>
@@ -24484,7 +25568,7 @@
         <w:pStyle w:val="Compact"/>
         <w:numPr>
           <w:ilvl w:val="1"/>
-          <w:numId w:val="1078"/>
+          <w:numId w:val="1080"/>
         </w:numPr>
       </w:pPr>
       <w:r>
@@ -24496,7 +25580,7 @@
         <w:pStyle w:val="Compact"/>
         <w:numPr>
           <w:ilvl w:val="1"/>
-          <w:numId w:val="1078"/>
+          <w:numId w:val="1080"/>
         </w:numPr>
       </w:pPr>
       <w:r>
@@ -24520,7 +25604,7 @@
         <w:pStyle w:val="Compact"/>
         <w:numPr>
           <w:ilvl w:val="0"/>
-          <w:numId w:val="1077"/>
+          <w:numId w:val="1079"/>
         </w:numPr>
       </w:pPr>
       <w:r>
@@ -24630,7 +25714,7 @@
         <w:pStyle w:val="Compact"/>
         <w:numPr>
           <w:ilvl w:val="0"/>
-          <w:numId w:val="1079"/>
+          <w:numId w:val="1081"/>
         </w:numPr>
       </w:pPr>
       <w:r>
@@ -24706,7 +25790,7 @@
         <w:pStyle w:val="Compact"/>
         <w:numPr>
           <w:ilvl w:val="0"/>
-          <w:numId w:val="1079"/>
+          <w:numId w:val="1081"/>
         </w:numPr>
       </w:pPr>
       <w:r>
@@ -24728,7 +25812,7 @@
         <w:pStyle w:val="Compact"/>
         <w:numPr>
           <w:ilvl w:val="0"/>
-          <w:numId w:val="1079"/>
+          <w:numId w:val="1081"/>
         </w:numPr>
       </w:pPr>
       <w:r>
@@ -24750,7 +25834,7 @@
         <w:pStyle w:val="Compact"/>
         <w:numPr>
           <w:ilvl w:val="0"/>
-          <w:numId w:val="1079"/>
+          <w:numId w:val="1081"/>
         </w:numPr>
       </w:pPr>
       <w:r>
@@ -24778,7 +25862,7 @@
         <w:pStyle w:val="Compact"/>
         <w:numPr>
           <w:ilvl w:val="0"/>
-          <w:numId w:val="1079"/>
+          <w:numId w:val="1081"/>
         </w:numPr>
       </w:pPr>
       <w:r>
@@ -25175,7 +26259,7 @@
         <w:pStyle w:val="Compact"/>
         <w:numPr>
           <w:ilvl w:val="0"/>
-          <w:numId w:val="1080"/>
+          <w:numId w:val="1082"/>
         </w:numPr>
       </w:pPr>
       <w:r>
@@ -25197,7 +26281,7 @@
         <w:pStyle w:val="Compact"/>
         <w:numPr>
           <w:ilvl w:val="0"/>
-          <w:numId w:val="1080"/>
+          <w:numId w:val="1082"/>
         </w:numPr>
       </w:pPr>
       <w:r>
@@ -25225,7 +26309,7 @@
         <w:pStyle w:val="Compact"/>
         <w:numPr>
           <w:ilvl w:val="1"/>
-          <w:numId w:val="1081"/>
+          <w:numId w:val="1083"/>
         </w:numPr>
       </w:pPr>
       <m:oMath>
@@ -25299,7 +26383,7 @@
         <w:pStyle w:val="Compact"/>
         <w:numPr>
           <w:ilvl w:val="1"/>
-          <w:numId w:val="1081"/>
+          <w:numId w:val="1083"/>
         </w:numPr>
       </w:pPr>
       <m:oMath>
@@ -25346,7 +26430,7 @@
         <w:pStyle w:val="Compact"/>
         <w:numPr>
           <w:ilvl w:val="1"/>
-          <w:numId w:val="1081"/>
+          <w:numId w:val="1083"/>
         </w:numPr>
       </w:pPr>
       <m:oMath>
@@ -25449,7 +26533,7 @@
         <w:pStyle w:val="Compact"/>
         <w:numPr>
           <w:ilvl w:val="0"/>
-          <w:numId w:val="1080"/>
+          <w:numId w:val="1082"/>
         </w:numPr>
       </w:pPr>
       <w:r>
@@ -25490,8 +26574,8 @@
         <w:t xml:space="preserve">add lines in the same tab-separated format. Keep them out of every training set.</w:t>
       </w:r>
     </w:p>
-    <w:bookmarkEnd w:id="66"/>
-    <w:bookmarkStart w:id="67" w:name="Xd55aac8070434e0efdbeb1fff754f7b8fd345b5"/>
+    <w:bookmarkEnd w:id="68"/>
+    <w:bookmarkStart w:id="69" w:name="Xd55aac8070434e0efdbeb1fff754f7b8fd345b5"/>
     <w:p>
       <w:pPr>
         <w:pStyle w:val="Heading2"/>
@@ -25525,7 +26609,7 @@
         <w:pStyle w:val="Compact"/>
         <w:numPr>
           <w:ilvl w:val="0"/>
-          <w:numId w:val="1082"/>
+          <w:numId w:val="1084"/>
         </w:numPr>
       </w:pPr>
       <w:r>
@@ -25537,7 +26621,7 @@
         <w:pStyle w:val="Compact"/>
         <w:numPr>
           <w:ilvl w:val="0"/>
-          <w:numId w:val="1082"/>
+          <w:numId w:val="1084"/>
         </w:numPr>
       </w:pPr>
       <w:r>
@@ -25549,7 +26633,7 @@
         <w:pStyle w:val="Compact"/>
         <w:numPr>
           <w:ilvl w:val="0"/>
-          <w:numId w:val="1082"/>
+          <w:numId w:val="1084"/>
         </w:numPr>
       </w:pPr>
       <w:r>
@@ -25609,7 +26693,7 @@
         <w:pStyle w:val="Compact"/>
         <w:numPr>
           <w:ilvl w:val="0"/>
-          <w:numId w:val="1083"/>
+          <w:numId w:val="1085"/>
         </w:numPr>
       </w:pPr>
       <w:r>
@@ -25621,7 +26705,7 @@
         <w:pStyle w:val="Compact"/>
         <w:numPr>
           <w:ilvl w:val="0"/>
-          <w:numId w:val="1083"/>
+          <w:numId w:val="1085"/>
         </w:numPr>
       </w:pPr>
       <w:r>
@@ -25633,7 +26717,7 @@
         <w:pStyle w:val="Compact"/>
         <w:numPr>
           <w:ilvl w:val="0"/>
-          <w:numId w:val="1083"/>
+          <w:numId w:val="1085"/>
         </w:numPr>
       </w:pPr>
       <w:r>
@@ -25700,8 +26784,8 @@
         <w:t xml:space="preserve">.</w:t>
       </w:r>
     </w:p>
-    <w:bookmarkEnd w:id="67"/>
-    <w:bookmarkStart w:id="68" w:name="the-dashboard"/>
+    <w:bookmarkEnd w:id="69"/>
+    <w:bookmarkStart w:id="70" w:name="the-dashboard"/>
     <w:p>
       <w:pPr>
         <w:pStyle w:val="Heading2"/>
@@ -25753,7 +26837,7 @@
         <w:pStyle w:val="Compact"/>
         <w:numPr>
           <w:ilvl w:val="0"/>
-          <w:numId w:val="1084"/>
+          <w:numId w:val="1086"/>
         </w:numPr>
       </w:pPr>
       <w:r>
@@ -25781,7 +26865,7 @@
         <w:pStyle w:val="Compact"/>
         <w:numPr>
           <w:ilvl w:val="0"/>
-          <w:numId w:val="1084"/>
+          <w:numId w:val="1086"/>
         </w:numPr>
       </w:pPr>
       <w:r>
@@ -25815,7 +26899,7 @@
         <w:pStyle w:val="Compact"/>
         <w:numPr>
           <w:ilvl w:val="0"/>
-          <w:numId w:val="1084"/>
+          <w:numId w:val="1086"/>
         </w:numPr>
       </w:pPr>
       <w:r>
@@ -25870,7 +26954,7 @@
         <w:pStyle w:val="Compact"/>
         <w:numPr>
           <w:ilvl w:val="0"/>
-          <w:numId w:val="1084"/>
+          <w:numId w:val="1086"/>
         </w:numPr>
       </w:pPr>
       <w:r>
@@ -25958,7 +27042,7 @@
         <w:pStyle w:val="Compact"/>
         <w:numPr>
           <w:ilvl w:val="0"/>
-          <w:numId w:val="1084"/>
+          <w:numId w:val="1086"/>
         </w:numPr>
       </w:pPr>
       <w:r>
@@ -25992,7 +27076,7 @@
         <w:pStyle w:val="Compact"/>
         <w:numPr>
           <w:ilvl w:val="0"/>
-          <w:numId w:val="1084"/>
+          <w:numId w:val="1086"/>
         </w:numPr>
       </w:pPr>
       <w:r>
@@ -26020,7 +27104,7 @@
         <w:pStyle w:val="Compact"/>
         <w:numPr>
           <w:ilvl w:val="0"/>
-          <w:numId w:val="1084"/>
+          <w:numId w:val="1086"/>
         </w:numPr>
       </w:pPr>
       <w:r>
@@ -26075,7 +27159,7 @@
         <w:pStyle w:val="Compact"/>
         <w:numPr>
           <w:ilvl w:val="0"/>
-          <w:numId w:val="1084"/>
+          <w:numId w:val="1086"/>
         </w:numPr>
       </w:pPr>
       <w:r>
@@ -26114,7 +27198,7 @@
         <w:pStyle w:val="Compact"/>
         <w:numPr>
           <w:ilvl w:val="0"/>
-          <w:numId w:val="1085"/>
+          <w:numId w:val="1087"/>
         </w:numPr>
       </w:pPr>
       <w:r>
@@ -26126,7 +27210,7 @@
         <w:pStyle w:val="Compact"/>
         <w:numPr>
           <w:ilvl w:val="0"/>
-          <w:numId w:val="1085"/>
+          <w:numId w:val="1087"/>
         </w:numPr>
       </w:pPr>
       <w:r>
@@ -26138,7 +27222,7 @@
         <w:pStyle w:val="Compact"/>
         <w:numPr>
           <w:ilvl w:val="0"/>
-          <w:numId w:val="1085"/>
+          <w:numId w:val="1087"/>
         </w:numPr>
       </w:pPr>
       <w:r>
@@ -26150,7 +27234,7 @@
         <w:pStyle w:val="Compact"/>
         <w:numPr>
           <w:ilvl w:val="0"/>
-          <w:numId w:val="1085"/>
+          <w:numId w:val="1087"/>
         </w:numPr>
       </w:pPr>
       <w:r>
@@ -26162,7 +27246,7 @@
         <w:pStyle w:val="Compact"/>
         <w:numPr>
           <w:ilvl w:val="0"/>
-          <w:numId w:val="1085"/>
+          <w:numId w:val="1087"/>
         </w:numPr>
       </w:pPr>
       <w:r>
@@ -26174,7 +27258,7 @@
         <w:pStyle w:val="Compact"/>
         <w:numPr>
           <w:ilvl w:val="0"/>
-          <w:numId w:val="1085"/>
+          <w:numId w:val="1087"/>
         </w:numPr>
       </w:pPr>
       <w:r>
@@ -26186,7 +27270,7 @@
         <w:pStyle w:val="Compact"/>
         <w:numPr>
           <w:ilvl w:val="0"/>
-          <w:numId w:val="1085"/>
+          <w:numId w:val="1087"/>
         </w:numPr>
       </w:pPr>
       <w:r>
@@ -26198,7 +27282,7 @@
         <w:pStyle w:val="Compact"/>
         <w:numPr>
           <w:ilvl w:val="0"/>
-          <w:numId w:val="1085"/>
+          <w:numId w:val="1087"/>
         </w:numPr>
       </w:pPr>
       <w:r>
@@ -26245,7 +27329,7 @@
         <w:pStyle w:val="Compact"/>
         <w:numPr>
           <w:ilvl w:val="0"/>
-          <w:numId w:val="1086"/>
+          <w:numId w:val="1088"/>
         </w:numPr>
       </w:pPr>
       <w:r>
@@ -26272,7 +27356,7 @@
         <w:pStyle w:val="Compact"/>
         <w:numPr>
           <w:ilvl w:val="0"/>
-          <w:numId w:val="1086"/>
+          <w:numId w:val="1088"/>
         </w:numPr>
       </w:pPr>
       <w:r>
@@ -26293,7 +27377,7 @@
         <w:pStyle w:val="Compact"/>
         <w:numPr>
           <w:ilvl w:val="0"/>
-          <w:numId w:val="1086"/>
+          <w:numId w:val="1088"/>
         </w:numPr>
       </w:pPr>
       <w:r>
@@ -26315,8 +27399,8 @@
         <w:t xml:space="preserve">gives a 7,800 × 6,900 px picture in which they are readable.</w:t>
       </w:r>
     </w:p>
-    <w:bookmarkEnd w:id="68"/>
-    <w:bookmarkStart w:id="69" w:name="X7efef3a44031ff533b64507845ffdeb5da843ff"/>
+    <w:bookmarkEnd w:id="70"/>
+    <w:bookmarkStart w:id="71" w:name="X7efef3a44031ff533b64507845ffdeb5da843ff"/>
     <w:p>
       <w:pPr>
         <w:pStyle w:val="Heading2"/>
@@ -26366,7 +27450,7 @@
         <w:pStyle w:val="Compact"/>
         <w:numPr>
           <w:ilvl w:val="0"/>
-          <w:numId w:val="1087"/>
+          <w:numId w:val="1089"/>
         </w:numPr>
       </w:pPr>
       <w:r>
@@ -26378,7 +27462,7 @@
         <w:pStyle w:val="Compact"/>
         <w:numPr>
           <w:ilvl w:val="0"/>
-          <w:numId w:val="1087"/>
+          <w:numId w:val="1089"/>
         </w:numPr>
       </w:pPr>
       <w:r>
@@ -26390,7 +27474,7 @@
         <w:pStyle w:val="Compact"/>
         <w:numPr>
           <w:ilvl w:val="0"/>
-          <w:numId w:val="1087"/>
+          <w:numId w:val="1089"/>
         </w:numPr>
       </w:pPr>
       <w:r>
@@ -26402,7 +27486,7 @@
         <w:pStyle w:val="Compact"/>
         <w:numPr>
           <w:ilvl w:val="0"/>
-          <w:numId w:val="1087"/>
+          <w:numId w:val="1089"/>
         </w:numPr>
       </w:pPr>
       <w:r>
@@ -27052,7 +28136,7 @@
         <w:pStyle w:val="Compact"/>
         <w:numPr>
           <w:ilvl w:val="0"/>
-          <w:numId w:val="1088"/>
+          <w:numId w:val="1090"/>
         </w:numPr>
       </w:pPr>
       <w:r>
@@ -27079,7 +28163,7 @@
         <w:pStyle w:val="Compact"/>
         <w:numPr>
           <w:ilvl w:val="0"/>
-          <w:numId w:val="1088"/>
+          <w:numId w:val="1090"/>
         </w:numPr>
       </w:pPr>
       <w:r>
@@ -27091,7 +28175,7 @@
         <w:pStyle w:val="Compact"/>
         <w:numPr>
           <w:ilvl w:val="0"/>
-          <w:numId w:val="1088"/>
+          <w:numId w:val="1090"/>
         </w:numPr>
       </w:pPr>
       <w:r>
@@ -27122,9 +28206,9 @@
         <w:t xml:space="preserve">informative for comparing open 1B to 8B models on your biology questions.</w:t>
       </w:r>
     </w:p>
-    <w:bookmarkEnd w:id="69"/>
-    <w:bookmarkEnd w:id="70"/>
-    <w:bookmarkStart w:id="77" w:name="Xa1cc98f937cc273961788fd9ca4ca9fa7d2cd66"/>
+    <w:bookmarkEnd w:id="71"/>
+    <w:bookmarkEnd w:id="72"/>
+    <w:bookmarkStart w:id="79" w:name="Xa1cc98f937cc273961788fd9ca4ca9fa7d2cd66"/>
     <w:p>
       <w:pPr>
         <w:pStyle w:val="Heading1"/>
@@ -27142,7 +28226,7 @@
         <w:t xml:space="preserve">Post-training: SFT, preference tuning and RL</w:t>
       </w:r>
     </w:p>
-    <w:bookmarkStart w:id="71" w:name="separate-scripts-sharing-one-model"/>
+    <w:bookmarkStart w:id="73" w:name="separate-scripts-sharing-one-model"/>
     <w:p>
       <w:pPr>
         <w:pStyle w:val="Heading2"/>
@@ -27618,8 +28702,8 @@
         <w:t xml:space="preserve">checkpoint, which every other script can read.</w:t>
       </w:r>
     </w:p>
-    <w:bookmarkEnd w:id="71"/>
-    <w:bookmarkStart w:id="72" w:name="supervised-fine-tuning"/>
+    <w:bookmarkEnd w:id="73"/>
+    <w:bookmarkStart w:id="74" w:name="supervised-fine-tuning"/>
     <w:p>
       <w:pPr>
         <w:pStyle w:val="Heading2"/>
@@ -27751,7 +28835,7 @@
         <w:pStyle w:val="Compact"/>
         <w:numPr>
           <w:ilvl w:val="0"/>
-          <w:numId w:val="1089"/>
+          <w:numId w:val="1091"/>
         </w:numPr>
       </w:pPr>
       <w:r>
@@ -27770,7 +28854,7 @@
         <w:pStyle w:val="Compact"/>
         <w:numPr>
           <w:ilvl w:val="0"/>
-          <w:numId w:val="1089"/>
+          <w:numId w:val="1091"/>
         </w:numPr>
       </w:pPr>
       <w:r>
@@ -27782,7 +28866,7 @@
         <w:pStyle w:val="Compact"/>
         <w:numPr>
           <w:ilvl w:val="0"/>
-          <w:numId w:val="1089"/>
+          <w:numId w:val="1091"/>
         </w:numPr>
       </w:pPr>
       <w:r>
@@ -27820,7 +28904,7 @@
         <w:pStyle w:val="Compact"/>
         <w:numPr>
           <w:ilvl w:val="0"/>
-          <w:numId w:val="1089"/>
+          <w:numId w:val="1091"/>
         </w:numPr>
       </w:pPr>
       <w:r>
@@ -27875,7 +28959,7 @@
         <w:pStyle w:val="Compact"/>
         <w:numPr>
           <w:ilvl w:val="0"/>
-          <w:numId w:val="1089"/>
+          <w:numId w:val="1091"/>
         </w:numPr>
       </w:pPr>
       <w:r>
@@ -27918,7 +29002,7 @@
         <w:pStyle w:val="Compact"/>
         <w:numPr>
           <w:ilvl w:val="0"/>
-          <w:numId w:val="1089"/>
+          <w:numId w:val="1091"/>
         </w:numPr>
       </w:pPr>
       <w:r>
@@ -27964,7 +29048,7 @@
         <w:pStyle w:val="Compact"/>
         <w:numPr>
           <w:ilvl w:val="0"/>
-          <w:numId w:val="1089"/>
+          <w:numId w:val="1091"/>
         </w:numPr>
       </w:pPr>
       <w:r>
@@ -28028,7 +29112,7 @@
         <w:pStyle w:val="Compact"/>
         <w:numPr>
           <w:ilvl w:val="0"/>
-          <w:numId w:val="1090"/>
+          <w:numId w:val="1092"/>
         </w:numPr>
       </w:pPr>
       <w:r>
@@ -28040,7 +29124,7 @@
         <w:pStyle w:val="Compact"/>
         <w:numPr>
           <w:ilvl w:val="0"/>
-          <w:numId w:val="1090"/>
+          <w:numId w:val="1092"/>
         </w:numPr>
       </w:pPr>
       <w:r>
@@ -28052,15 +29136,15 @@
         <w:pStyle w:val="Compact"/>
         <w:numPr>
           <w:ilvl w:val="0"/>
-          <w:numId w:val="1090"/>
+          <w:numId w:val="1092"/>
         </w:numPr>
       </w:pPr>
       <w:r>
         <w:t xml:space="preserve">answers drafted by a large open model and checked by you, marked as synthetic.</w:t>
       </w:r>
     </w:p>
-    <w:bookmarkEnd w:id="72"/>
-    <w:bookmarkStart w:id="73" w:name="preference-tuning-dpo"/>
+    <w:bookmarkEnd w:id="74"/>
+    <w:bookmarkStart w:id="75" w:name="preference-tuning-dpo"/>
     <w:p>
       <w:pPr>
         <w:pStyle w:val="Heading2"/>
@@ -28175,7 +29259,7 @@
         <w:pStyle w:val="Compact"/>
         <w:numPr>
           <w:ilvl w:val="0"/>
-          <w:numId w:val="1091"/>
+          <w:numId w:val="1093"/>
         </w:numPr>
       </w:pPr>
       <w:r>
@@ -28193,7 +29277,7 @@
         <w:pStyle w:val="Compact"/>
         <w:numPr>
           <w:ilvl w:val="0"/>
-          <w:numId w:val="1091"/>
+          <w:numId w:val="1093"/>
         </w:numPr>
       </w:pPr>
       <w:r>
@@ -28214,7 +29298,7 @@
         <w:pStyle w:val="Compact"/>
         <w:numPr>
           <w:ilvl w:val="0"/>
-          <w:numId w:val="1091"/>
+          <w:numId w:val="1093"/>
         </w:numPr>
       </w:pPr>
       <w:r>
@@ -28270,8 +29354,8 @@
         <w:t xml:space="preserve">same template.</w:t>
       </w:r>
     </w:p>
-    <w:bookmarkEnd w:id="73"/>
-    <w:bookmarkStart w:id="74" w:name="X443eff40e6a3f0df2a1bbdc717b42ae1f4049b9"/>
+    <w:bookmarkEnd w:id="75"/>
+    <w:bookmarkStart w:id="76" w:name="X443eff40e6a3f0df2a1bbdc717b42ae1f4049b9"/>
     <w:p>
       <w:pPr>
         <w:pStyle w:val="Heading2"/>
@@ -28340,7 +29424,7 @@
         <w:pStyle w:val="Compact"/>
         <w:numPr>
           <w:ilvl w:val="0"/>
-          <w:numId w:val="1092"/>
+          <w:numId w:val="1094"/>
         </w:numPr>
       </w:pPr>
       <w:r>
@@ -28413,7 +29497,7 @@
         <w:pStyle w:val="Compact"/>
         <w:numPr>
           <w:ilvl w:val="0"/>
-          <w:numId w:val="1092"/>
+          <w:numId w:val="1094"/>
         </w:numPr>
       </w:pPr>
       <w:r>
@@ -28435,7 +29519,7 @@
         <w:pStyle w:val="Compact"/>
         <w:numPr>
           <w:ilvl w:val="0"/>
-          <w:numId w:val="1092"/>
+          <w:numId w:val="1094"/>
         </w:numPr>
       </w:pPr>
       <w:r>
@@ -28505,15 +29589,15 @@
         <w:pStyle w:val="Compact"/>
         <w:numPr>
           <w:ilvl w:val="0"/>
-          <w:numId w:val="1092"/>
+          <w:numId w:val="1094"/>
         </w:numPr>
       </w:pPr>
       <w:r>
         <w:t xml:space="preserve">The GPU must be free (one GPU job at a time).</w:t>
       </w:r>
     </w:p>
-    <w:bookmarkEnd w:id="74"/>
-    <w:bookmarkStart w:id="75" w:name="X9ed80f729ac16c52123de20ef25b4d7814666fd"/>
+    <w:bookmarkEnd w:id="76"/>
+    <w:bookmarkStart w:id="77" w:name="X9ed80f729ac16c52123de20ef25b4d7814666fd"/>
     <w:p>
       <w:pPr>
         <w:pStyle w:val="Heading2"/>
@@ -28564,7 +29648,7 @@
         <w:pStyle w:val="Compact"/>
         <w:numPr>
           <w:ilvl w:val="0"/>
-          <w:numId w:val="1093"/>
+          <w:numId w:val="1095"/>
         </w:numPr>
       </w:pPr>
       <w:r>
@@ -28580,7 +29664,7 @@
         <w:pStyle w:val="Compact"/>
         <w:numPr>
           <w:ilvl w:val="1"/>
-          <w:numId w:val="1094"/>
+          <w:numId w:val="1096"/>
         </w:numPr>
       </w:pPr>
       <w:r>
@@ -28592,7 +29676,7 @@
         <w:pStyle w:val="Compact"/>
         <w:numPr>
           <w:ilvl w:val="1"/>
-          <w:numId w:val="1094"/>
+          <w:numId w:val="1096"/>
         </w:numPr>
       </w:pPr>
       <w:r>
@@ -28604,7 +29688,7 @@
         <w:pStyle w:val="Compact"/>
         <w:numPr>
           <w:ilvl w:val="1"/>
-          <w:numId w:val="1094"/>
+          <w:numId w:val="1096"/>
         </w:numPr>
       </w:pPr>
       <m:oMath>
@@ -28633,7 +29717,7 @@
         <w:pStyle w:val="Compact"/>
         <w:numPr>
           <w:ilvl w:val="1"/>
-          <w:numId w:val="1094"/>
+          <w:numId w:val="1096"/>
         </w:numPr>
       </w:pPr>
       <w:r>
@@ -28645,7 +29729,7 @@
         <w:pStyle w:val="Compact"/>
         <w:numPr>
           <w:ilvl w:val="0"/>
-          <w:numId w:val="1093"/>
+          <w:numId w:val="1095"/>
         </w:numPr>
       </w:pPr>
       <w:r>
@@ -28667,7 +29751,7 @@
         <w:pStyle w:val="Compact"/>
         <w:numPr>
           <w:ilvl w:val="0"/>
-          <w:numId w:val="1093"/>
+          <w:numId w:val="1095"/>
         </w:numPr>
       </w:pPr>
       <w:r>
@@ -28695,7 +29779,7 @@
         <w:pStyle w:val="Compact"/>
         <w:numPr>
           <w:ilvl w:val="0"/>
-          <w:numId w:val="1093"/>
+          <w:numId w:val="1095"/>
         </w:numPr>
       </w:pPr>
       <w:r>
@@ -28724,8 +29808,8 @@
         <w:t xml:space="preserve">, or Unsloth on a single GPU.</w:t>
       </w:r>
     </w:p>
-    <w:bookmarkEnd w:id="75"/>
-    <w:bookmarkStart w:id="76" w:name="what-to-expect-at-this-size"/>
+    <w:bookmarkEnd w:id="77"/>
+    <w:bookmarkStart w:id="78" w:name="what-to-expect-at-this-size"/>
     <w:p>
       <w:pPr>
         <w:pStyle w:val="Heading2"/>
@@ -28748,7 +29832,7 @@
         <w:pStyle w:val="Compact"/>
         <w:numPr>
           <w:ilvl w:val="0"/>
-          <w:numId w:val="1095"/>
+          <w:numId w:val="1097"/>
         </w:numPr>
       </w:pPr>
       <w:r>
@@ -28792,7 +29876,7 @@
         <w:pStyle w:val="Compact"/>
         <w:numPr>
           <w:ilvl w:val="0"/>
-          <w:numId w:val="1095"/>
+          <w:numId w:val="1097"/>
         </w:numPr>
       </w:pPr>
       <w:r>
@@ -28814,7 +29898,7 @@
         <w:pStyle w:val="Compact"/>
         <w:numPr>
           <w:ilvl w:val="0"/>
-          <w:numId w:val="1095"/>
+          <w:numId w:val="1097"/>
         </w:numPr>
       </w:pPr>
       <w:r>
@@ -28837,9 +29921,9 @@
         <w:t xml:space="preserve">(Chapter 11).</w:t>
       </w:r>
     </w:p>
-    <w:bookmarkEnd w:id="76"/>
-    <w:bookmarkEnd w:id="77"/>
-    <w:bookmarkStart w:id="80" w:name="was-this-text-written-by-my-model"/>
+    <w:bookmarkEnd w:id="78"/>
+    <w:bookmarkEnd w:id="79"/>
+    <w:bookmarkStart w:id="82" w:name="was-this-text-written-by-my-model"/>
     <w:p>
       <w:pPr>
         <w:pStyle w:val="Heading1"/>
@@ -28865,7 +29949,7 @@
         <w:t xml:space="preserve">detect_text.py gives two independent answers.</w:t>
       </w:r>
     </w:p>
-    <w:bookmarkStart w:id="78" w:name="X94868af322c496bf0a6feeceae7424bccee950c"/>
+    <w:bookmarkStart w:id="80" w:name="X94868af322c496bf0a6feeceae7424bccee950c"/>
     <w:p>
       <w:pPr>
         <w:pStyle w:val="Heading2"/>
@@ -28907,7 +29991,7 @@
         <w:pStyle w:val="Compact"/>
         <w:numPr>
           <w:ilvl w:val="0"/>
-          <w:numId w:val="1096"/>
+          <w:numId w:val="1098"/>
         </w:numPr>
       </w:pPr>
       <w:r>
@@ -28941,7 +30025,7 @@
         <w:pStyle w:val="Compact"/>
         <w:numPr>
           <w:ilvl w:val="0"/>
-          <w:numId w:val="1096"/>
+          <w:numId w:val="1098"/>
         </w:numPr>
       </w:pPr>
       <w:r>
@@ -28978,7 +30062,7 @@
         <w:pStyle w:val="Compact"/>
         <w:numPr>
           <w:ilvl w:val="0"/>
-          <w:numId w:val="1096"/>
+          <w:numId w:val="1098"/>
         </w:numPr>
       </w:pPr>
       <w:r>
@@ -29015,7 +30099,7 @@
         <w:pStyle w:val="Compact"/>
         <w:numPr>
           <w:ilvl w:val="1"/>
-          <w:numId w:val="1097"/>
+          <w:numId w:val="1099"/>
         </w:numPr>
       </w:pPr>
       <w:r>
@@ -29027,7 +30111,7 @@
         <w:pStyle w:val="Compact"/>
         <w:numPr>
           <w:ilvl w:val="1"/>
-          <w:numId w:val="1097"/>
+          <w:numId w:val="1099"/>
         </w:numPr>
       </w:pPr>
       <w:r>
@@ -29039,7 +30123,7 @@
         <w:pStyle w:val="Compact"/>
         <w:numPr>
           <w:ilvl w:val="1"/>
-          <w:numId w:val="1097"/>
+          <w:numId w:val="1099"/>
         </w:numPr>
       </w:pPr>
       <w:r>
@@ -29054,8 +30138,8 @@
         <w:t xml:space="preserve">In the tests, 120 marked tokens gave z &gt; 4 and unmarked text z &lt; 3.</w:t>
       </w:r>
     </w:p>
-    <w:bookmarkEnd w:id="78"/>
-    <w:bookmarkStart w:id="79" w:name="likelihood-score-evidence-for-any-text"/>
+    <w:bookmarkEnd w:id="80"/>
+    <w:bookmarkStart w:id="81" w:name="likelihood-score-evidence-for-any-text"/>
     <w:p>
       <w:pPr>
         <w:pStyle w:val="Heading2"/>
@@ -29131,7 +30215,7 @@
         <w:pStyle w:val="Compact"/>
         <w:numPr>
           <w:ilvl w:val="0"/>
-          <w:numId w:val="1098"/>
+          <w:numId w:val="1100"/>
         </w:numPr>
       </w:pPr>
       <w:r>
@@ -29143,7 +30227,7 @@
         <w:pStyle w:val="Compact"/>
         <w:numPr>
           <w:ilvl w:val="0"/>
-          <w:numId w:val="1098"/>
+          <w:numId w:val="1100"/>
         </w:numPr>
       </w:pPr>
       <w:r>
@@ -29155,7 +30239,7 @@
         <w:pStyle w:val="Compact"/>
         <w:numPr>
           <w:ilvl w:val="0"/>
-          <w:numId w:val="1098"/>
+          <w:numId w:val="1100"/>
         </w:numPr>
       </w:pPr>
       <w:r>
@@ -29202,7 +30286,7 @@
         <w:pStyle w:val="Compact"/>
         <w:numPr>
           <w:ilvl w:val="0"/>
-          <w:numId w:val="1099"/>
+          <w:numId w:val="1101"/>
         </w:numPr>
       </w:pPr>
       <w:r>
@@ -29214,7 +30298,7 @@
         <w:pStyle w:val="Compact"/>
         <w:numPr>
           <w:ilvl w:val="0"/>
-          <w:numId w:val="1099"/>
+          <w:numId w:val="1101"/>
         </w:numPr>
       </w:pPr>
       <w:r>
@@ -29242,7 +30326,7 @@
         <w:pStyle w:val="Compact"/>
         <w:numPr>
           <w:ilvl w:val="0"/>
-          <w:numId w:val="1099"/>
+          <w:numId w:val="1101"/>
         </w:numPr>
       </w:pPr>
       <w:r>
@@ -29257,9 +30341,9 @@
         <w:t xml:space="preserve">Treat it as evidence, not proof. Only the watermark gives near-certainty.</w:t>
       </w:r>
     </w:p>
-    <w:bookmarkEnd w:id="79"/>
-    <w:bookmarkEnd w:id="80"/>
-    <w:bookmarkStart w:id="89" w:name="the-mathematics-and-statistics"/>
+    <w:bookmarkEnd w:id="81"/>
+    <w:bookmarkEnd w:id="82"/>
+    <w:bookmarkStart w:id="91" w:name="the-mathematics-and-statistics"/>
     <w:p>
       <w:pPr>
         <w:pStyle w:val="Heading1"/>
@@ -29341,7 +30425,7 @@
         <w:t xml:space="preserve">the number of tokens.</w:t>
       </w:r>
     </w:p>
-    <w:bookmarkStart w:id="81" w:name="likelihood-perplexity-and-bits-per-byte"/>
+    <w:bookmarkStart w:id="83" w:name="likelihood-perplexity-and-bits-per-byte"/>
     <w:p>
       <w:pPr>
         <w:pStyle w:val="Heading2"/>
@@ -29973,7 +31057,7 @@
         <w:pStyle w:val="Compact"/>
         <w:numPr>
           <w:ilvl w:val="0"/>
-          <w:numId w:val="1100"/>
+          <w:numId w:val="1102"/>
         </w:numPr>
       </w:pPr>
       <w:r>
@@ -30102,7 +31186,7 @@
         <w:pStyle w:val="Compact"/>
         <w:numPr>
           <w:ilvl w:val="0"/>
-          <w:numId w:val="1100"/>
+          <w:numId w:val="1102"/>
         </w:numPr>
       </w:pPr>
       <w:r>
@@ -30442,8 +31526,8 @@
         <w:t xml:space="preserve">modern models reach well under 1 bit per byte on typical English text.</w:t>
       </w:r>
     </w:p>
-    <w:bookmarkEnd w:id="81"/>
-    <w:bookmarkStart w:id="82" w:name="the-transformer-1"/>
+    <w:bookmarkEnd w:id="83"/>
+    <w:bookmarkStart w:id="84" w:name="the-transformer-1"/>
     <w:p>
       <w:pPr>
         <w:pStyle w:val="Heading2"/>
@@ -32702,7 +33786,7 @@
         <w:pStyle w:val="Compact"/>
         <w:numPr>
           <w:ilvl w:val="0"/>
-          <w:numId w:val="1101"/>
+          <w:numId w:val="1103"/>
         </w:numPr>
       </w:pPr>
       <w:r>
@@ -32857,7 +33941,7 @@
         <w:pStyle w:val="Compact"/>
         <w:numPr>
           <w:ilvl w:val="0"/>
-          <w:numId w:val="1101"/>
+          <w:numId w:val="1103"/>
         </w:numPr>
       </w:pPr>
       <w:r>
@@ -33232,8 +34316,8 @@
         <w:t xml:space="preserve">operations per second, or 0.5 TFLOPS. That’s a small fraction of what the RTX 3070 Laptop can do (Chapter 10).</w:t>
       </w:r>
     </w:p>
-    <w:bookmarkEnd w:id="82"/>
-    <w:bookmarkStart w:id="83" w:name="optimisation"/>
+    <w:bookmarkEnd w:id="84"/>
+    <w:bookmarkStart w:id="85" w:name="optimisation"/>
     <w:p>
       <w:pPr>
         <w:pStyle w:val="Heading2"/>
@@ -35162,8 +36246,8 @@
         <w:t xml:space="preserve">cousin that shrinks every weight by the same fraction at each step.</w:t>
       </w:r>
     </w:p>
-    <w:bookmarkEnd w:id="83"/>
-    <w:bookmarkStart w:id="84" w:name="scaling-laws-and-repeated-data"/>
+    <w:bookmarkEnd w:id="85"/>
+    <w:bookmarkStart w:id="86" w:name="scaling-laws-and-repeated-data"/>
     <w:p>
       <w:pPr>
         <w:pStyle w:val="Heading2"/>
@@ -35438,7 +36522,7 @@
         <w:pStyle w:val="Compact"/>
         <w:numPr>
           <w:ilvl w:val="0"/>
-          <w:numId w:val="1102"/>
+          <w:numId w:val="1104"/>
         </w:numPr>
       </w:pPr>
       <w:r>
@@ -35605,7 +36689,7 @@
         <w:pStyle w:val="Compact"/>
         <w:numPr>
           <w:ilvl w:val="0"/>
-          <w:numId w:val="1102"/>
+          <w:numId w:val="1104"/>
         </w:numPr>
       </w:pPr>
       <w:r>
@@ -35688,7 +36772,7 @@
         <w:pStyle w:val="Compact"/>
         <w:numPr>
           <w:ilvl w:val="0"/>
-          <w:numId w:val="1102"/>
+          <w:numId w:val="1104"/>
         </w:numPr>
       </w:pPr>
       <w:r>
@@ -35919,7 +37003,7 @@
         <w:pStyle w:val="Compact"/>
         <w:numPr>
           <w:ilvl w:val="0"/>
-          <w:numId w:val="1103"/>
+          <w:numId w:val="1105"/>
         </w:numPr>
       </w:pPr>
       <w:r>
@@ -36002,7 +37086,7 @@
         <w:pStyle w:val="Compact"/>
         <w:numPr>
           <w:ilvl w:val="0"/>
-          <w:numId w:val="1103"/>
+          <w:numId w:val="1105"/>
         </w:numPr>
       </w:pPr>
       <w:r>
@@ -36064,7 +37148,7 @@
         <w:pStyle w:val="Compact"/>
         <w:numPr>
           <w:ilvl w:val="0"/>
-          <w:numId w:val="1104"/>
+          <w:numId w:val="1106"/>
         </w:numPr>
       </w:pPr>
       <w:r>
@@ -36076,7 +37160,7 @@
         <w:pStyle w:val="Compact"/>
         <w:numPr>
           <w:ilvl w:val="0"/>
-          <w:numId w:val="1104"/>
+          <w:numId w:val="1106"/>
         </w:numPr>
       </w:pPr>
       <w:r>
@@ -36088,7 +37172,7 @@
         <w:pStyle w:val="Compact"/>
         <w:numPr>
           <w:ilvl w:val="0"/>
-          <w:numId w:val="1104"/>
+          <w:numId w:val="1106"/>
         </w:numPr>
       </w:pPr>
       <w:r>
@@ -36111,8 +37195,8 @@
         <w:t xml:space="preserve">many facts, however well they write.</w:t>
       </w:r>
     </w:p>
-    <w:bookmarkEnd w:id="84"/>
-    <w:bookmarkStart w:id="85" w:name="evaluation-statistics"/>
+    <w:bookmarkEnd w:id="86"/>
+    <w:bookmarkStart w:id="87" w:name="evaluation-statistics"/>
     <w:p>
       <w:pPr>
         <w:pStyle w:val="Heading2"/>
@@ -36444,7 +37528,7 @@
         <w:pStyle w:val="Compact"/>
         <w:numPr>
           <w:ilvl w:val="0"/>
-          <w:numId w:val="1105"/>
+          <w:numId w:val="1107"/>
         </w:numPr>
       </w:pPr>
       <w:r>
@@ -36492,7 +37576,7 @@
         <w:pStyle w:val="Compact"/>
         <w:numPr>
           <w:ilvl w:val="0"/>
-          <w:numId w:val="1105"/>
+          <w:numId w:val="1107"/>
         </w:numPr>
       </w:pPr>
       <w:r>
@@ -36504,7 +37588,7 @@
         <w:pStyle w:val="Compact"/>
         <w:numPr>
           <w:ilvl w:val="0"/>
-          <w:numId w:val="1105"/>
+          <w:numId w:val="1107"/>
         </w:numPr>
       </w:pPr>
       <w:r>
@@ -36649,7 +37733,7 @@
         <w:pStyle w:val="Compact"/>
         <w:numPr>
           <w:ilvl w:val="0"/>
-          <w:numId w:val="1105"/>
+          <w:numId w:val="1107"/>
         </w:numPr>
       </w:pPr>
       <w:r>
@@ -37401,7 +38485,7 @@
         <w:pStyle w:val="Compact"/>
         <w:numPr>
           <w:ilvl w:val="0"/>
-          <w:numId w:val="1106"/>
+          <w:numId w:val="1108"/>
         </w:numPr>
       </w:pPr>
       <w:r>
@@ -37413,7 +38497,7 @@
         <w:pStyle w:val="Compact"/>
         <w:numPr>
           <w:ilvl w:val="0"/>
-          <w:numId w:val="1106"/>
+          <w:numId w:val="1108"/>
         </w:numPr>
       </w:pPr>
       <w:r>
@@ -37425,7 +38509,7 @@
         <w:pStyle w:val="Compact"/>
         <w:numPr>
           <w:ilvl w:val="0"/>
-          <w:numId w:val="1106"/>
+          <w:numId w:val="1108"/>
         </w:numPr>
       </w:pPr>
       <w:r>
@@ -37700,8 +38784,8 @@
         <w:t xml:space="preserve">A well-calibrated model is right 70% of the time when it says 70%. The dashboard shows the reliability diagram.</w:t>
       </w:r>
     </w:p>
-    <w:bookmarkEnd w:id="85"/>
-    <w:bookmarkStart w:id="86" w:name="post-training"/>
+    <w:bookmarkEnd w:id="87"/>
+    <w:bookmarkStart w:id="88" w:name="post-training"/>
     <w:p>
       <w:pPr>
         <w:pStyle w:val="Heading2"/>
@@ -39997,8 +41081,8 @@
         </m:oMath>
       </m:oMathPara>
     </w:p>
-    <w:bookmarkEnd w:id="86"/>
-    <w:bookmarkStart w:id="87" w:name="generation-and-detection"/>
+    <w:bookmarkEnd w:id="88"/>
+    <w:bookmarkStart w:id="89" w:name="generation-and-detection"/>
     <w:p>
       <w:pPr>
         <w:pStyle w:val="Heading2"/>
@@ -41186,8 +42270,8 @@
         <w:t xml:space="preserve">well above 0, because it tends to pick tokens more probable than a typical draw.</w:t>
       </w:r>
     </w:p>
-    <w:bookmarkEnd w:id="87"/>
-    <w:bookmarkStart w:id="88" w:name="data-statistics"/>
+    <w:bookmarkEnd w:id="89"/>
+    <w:bookmarkStart w:id="90" w:name="data-statistics"/>
     <w:p>
       <w:pPr>
         <w:pStyle w:val="Heading2"/>
@@ -41706,9 +42790,9 @@
         <w:t xml:space="preserve">repeat by chance, so a high share signals copied text.</w:t>
       </w:r>
     </w:p>
-    <w:bookmarkEnd w:id="88"/>
-    <w:bookmarkEnd w:id="89"/>
-    <w:bookmarkStart w:id="93" w:name="the-laptop-gpu-throttle"/>
+    <w:bookmarkEnd w:id="90"/>
+    <w:bookmarkEnd w:id="91"/>
+    <w:bookmarkStart w:id="95" w:name="the-laptop-gpu-throttle"/>
     <w:p>
       <w:pPr>
         <w:pStyle w:val="Heading1"/>
@@ -41726,7 +42810,7 @@
         <w:t xml:space="preserve">The laptop GPU throttle</w:t>
       </w:r>
     </w:p>
-    <w:bookmarkStart w:id="90" w:name="what-was-measured"/>
+    <w:bookmarkStart w:id="92" w:name="what-was-measured"/>
     <w:p>
       <w:pPr>
         <w:pStyle w:val="Heading2"/>
@@ -41914,7 +42998,7 @@
         <w:pStyle w:val="Compact"/>
         <w:numPr>
           <w:ilvl w:val="0"/>
-          <w:numId w:val="1107"/>
+          <w:numId w:val="1109"/>
         </w:numPr>
       </w:pPr>
       <w:r>
@@ -41942,7 +43026,7 @@
         <w:pStyle w:val="Compact"/>
         <w:numPr>
           <w:ilvl w:val="0"/>
-          <w:numId w:val="1107"/>
+          <w:numId w:val="1109"/>
         </w:numPr>
       </w:pPr>
       <w:r>
@@ -41964,7 +43048,7 @@
         <w:pStyle w:val="Compact"/>
         <w:numPr>
           <w:ilvl w:val="1"/>
-          <w:numId w:val="1108"/>
+          <w:numId w:val="1110"/>
         </w:numPr>
       </w:pPr>
       <w:r>
@@ -41976,15 +43060,15 @@
         <w:pStyle w:val="Compact"/>
         <w:numPr>
           <w:ilvl w:val="1"/>
-          <w:numId w:val="1108"/>
+          <w:numId w:val="1110"/>
         </w:numPr>
       </w:pPr>
       <w:r>
         <w:t xml:space="preserve">This is an estimate; measure it after a fix.</w:t>
       </w:r>
     </w:p>
-    <w:bookmarkEnd w:id="90"/>
-    <w:bookmarkStart w:id="91" w:name="likely-causes"/>
+    <w:bookmarkEnd w:id="92"/>
+    <w:bookmarkStart w:id="93" w:name="likely-causes"/>
     <w:p>
       <w:pPr>
         <w:pStyle w:val="Heading2"/>
@@ -42021,7 +43105,7 @@
         <w:pStyle w:val="Compact"/>
         <w:numPr>
           <w:ilvl w:val="0"/>
-          <w:numId w:val="1109"/>
+          <w:numId w:val="1111"/>
         </w:numPr>
       </w:pPr>
       <w:r>
@@ -42037,7 +43121,7 @@
         <w:pStyle w:val="Compact"/>
         <w:numPr>
           <w:ilvl w:val="1"/>
-          <w:numId w:val="1110"/>
+          <w:numId w:val="1112"/>
         </w:numPr>
       </w:pPr>
       <w:r>
@@ -42055,7 +43139,7 @@
         <w:pStyle w:val="Compact"/>
         <w:numPr>
           <w:ilvl w:val="1"/>
-          <w:numId w:val="1110"/>
+          <w:numId w:val="1112"/>
         </w:numPr>
       </w:pPr>
       <w:r>
@@ -42067,7 +43151,7 @@
         <w:pStyle w:val="Compact"/>
         <w:numPr>
           <w:ilvl w:val="1"/>
-          <w:numId w:val="1110"/>
+          <w:numId w:val="1112"/>
         </w:numPr>
       </w:pPr>
       <w:r>
@@ -42079,7 +43163,7 @@
         <w:pStyle w:val="Compact"/>
         <w:numPr>
           <w:ilvl w:val="0"/>
-          <w:numId w:val="1109"/>
+          <w:numId w:val="1111"/>
         </w:numPr>
       </w:pPr>
       <w:r>
@@ -42101,7 +43185,7 @@
         <w:pStyle w:val="Compact"/>
         <w:numPr>
           <w:ilvl w:val="0"/>
-          <w:numId w:val="1109"/>
+          <w:numId w:val="1111"/>
         </w:numPr>
       </w:pPr>
       <w:r>
@@ -42129,7 +43213,7 @@
         <w:pStyle w:val="Compact"/>
         <w:numPr>
           <w:ilvl w:val="0"/>
-          <w:numId w:val="1109"/>
+          <w:numId w:val="1111"/>
         </w:numPr>
       </w:pPr>
       <w:r>
@@ -42151,7 +43235,7 @@
         <w:pStyle w:val="Compact"/>
         <w:numPr>
           <w:ilvl w:val="0"/>
-          <w:numId w:val="1109"/>
+          <w:numId w:val="1111"/>
         </w:numPr>
       </w:pPr>
       <w:r>
@@ -42168,8 +43252,8 @@
         <w:t xml:space="preserve">It’s unlikely at 20 W, but it was 79 to 84 °C on 26 September at higher power.</w:t>
       </w:r>
     </w:p>
-    <w:bookmarkEnd w:id="91"/>
-    <w:bookmarkStart w:id="92" w:name="what-to-try-in-order"/>
+    <w:bookmarkEnd w:id="93"/>
+    <w:bookmarkStart w:id="94" w:name="what-to-try-in-order"/>
     <w:p>
       <w:pPr>
         <w:pStyle w:val="Heading2"/>
@@ -42218,7 +43302,7 @@
         <w:pStyle w:val="Compact"/>
         <w:numPr>
           <w:ilvl w:val="0"/>
-          <w:numId w:val="1111"/>
+          <w:numId w:val="1113"/>
         </w:numPr>
       </w:pPr>
       <w:r>
@@ -42264,7 +43348,7 @@
         <w:pStyle w:val="Compact"/>
         <w:numPr>
           <w:ilvl w:val="1"/>
-          <w:numId w:val="1112"/>
+          <w:numId w:val="1114"/>
         </w:numPr>
       </w:pPr>
       <w:r>
@@ -42292,7 +43376,7 @@
         <w:pStyle w:val="Compact"/>
         <w:numPr>
           <w:ilvl w:val="1"/>
-          <w:numId w:val="1112"/>
+          <w:numId w:val="1114"/>
         </w:numPr>
       </w:pPr>
       <w:r>
@@ -42314,7 +43398,7 @@
         <w:pStyle w:val="Compact"/>
         <w:numPr>
           <w:ilvl w:val="0"/>
-          <w:numId w:val="1111"/>
+          <w:numId w:val="1113"/>
         </w:numPr>
       </w:pPr>
       <w:r>
@@ -42342,7 +43426,7 @@
         <w:pStyle w:val="Compact"/>
         <w:numPr>
           <w:ilvl w:val="0"/>
-          <w:numId w:val="1111"/>
+          <w:numId w:val="1113"/>
         </w:numPr>
       </w:pPr>
       <w:r>
@@ -42358,7 +43442,7 @@
         <w:pStyle w:val="Compact"/>
         <w:numPr>
           <w:ilvl w:val="1"/>
-          <w:numId w:val="1113"/>
+          <w:numId w:val="1115"/>
         </w:numPr>
       </w:pPr>
       <w:r>
@@ -42370,7 +43454,7 @@
         <w:pStyle w:val="Compact"/>
         <w:numPr>
           <w:ilvl w:val="1"/>
-          <w:numId w:val="1113"/>
+          <w:numId w:val="1115"/>
         </w:numPr>
       </w:pPr>
       <w:r>
@@ -42382,7 +43466,7 @@
         <w:pStyle w:val="Compact"/>
         <w:numPr>
           <w:ilvl w:val="1"/>
-          <w:numId w:val="1113"/>
+          <w:numId w:val="1115"/>
         </w:numPr>
       </w:pPr>
       <w:r>
@@ -42394,7 +43478,7 @@
         <w:pStyle w:val="Compact"/>
         <w:numPr>
           <w:ilvl w:val="1"/>
-          <w:numId w:val="1113"/>
+          <w:numId w:val="1115"/>
         </w:numPr>
       </w:pPr>
       <w:r>
@@ -42430,7 +43514,7 @@
         <w:pStyle w:val="Compact"/>
         <w:numPr>
           <w:ilvl w:val="0"/>
-          <w:numId w:val="1111"/>
+          <w:numId w:val="1113"/>
         </w:numPr>
       </w:pPr>
       <w:r>
@@ -42446,7 +43530,7 @@
         <w:pStyle w:val="Compact"/>
         <w:numPr>
           <w:ilvl w:val="1"/>
-          <w:numId w:val="1114"/>
+          <w:numId w:val="1116"/>
         </w:numPr>
       </w:pPr>
       <w:r>
@@ -42458,7 +43542,7 @@
         <w:pStyle w:val="Compact"/>
         <w:numPr>
           <w:ilvl w:val="1"/>
-          <w:numId w:val="1114"/>
+          <w:numId w:val="1116"/>
         </w:numPr>
       </w:pPr>
       <w:r>
@@ -42479,7 +43563,7 @@
         <w:pStyle w:val="Compact"/>
         <w:numPr>
           <w:ilvl w:val="0"/>
-          <w:numId w:val="1111"/>
+          <w:numId w:val="1113"/>
         </w:numPr>
       </w:pPr>
       <w:r>
@@ -42501,7 +43585,7 @@
         <w:pStyle w:val="Compact"/>
         <w:numPr>
           <w:ilvl w:val="1"/>
-          <w:numId w:val="1115"/>
+          <w:numId w:val="1117"/>
         </w:numPr>
       </w:pPr>
       <w:r>
@@ -42513,7 +43597,7 @@
         <w:pStyle w:val="Compact"/>
         <w:numPr>
           <w:ilvl w:val="1"/>
-          <w:numId w:val="1115"/>
+          <w:numId w:val="1117"/>
         </w:numPr>
       </w:pPr>
       <w:r>
@@ -42525,7 +43609,7 @@
         <w:pStyle w:val="Compact"/>
         <w:numPr>
           <w:ilvl w:val="1"/>
-          <w:numId w:val="1115"/>
+          <w:numId w:val="1117"/>
         </w:numPr>
       </w:pPr>
       <w:r>
@@ -42537,7 +43621,7 @@
         <w:pStyle w:val="Compact"/>
         <w:numPr>
           <w:ilvl w:val="1"/>
-          <w:numId w:val="1115"/>
+          <w:numId w:val="1117"/>
         </w:numPr>
       </w:pPr>
       <w:r>
@@ -42573,7 +43657,7 @@
         <w:pStyle w:val="Compact"/>
         <w:numPr>
           <w:ilvl w:val="0"/>
-          <w:numId w:val="1111"/>
+          <w:numId w:val="1113"/>
         </w:numPr>
       </w:pPr>
       <w:r>
@@ -42625,7 +43709,7 @@
         <w:pStyle w:val="Compact"/>
         <w:numPr>
           <w:ilvl w:val="0"/>
-          <w:numId w:val="1111"/>
+          <w:numId w:val="1113"/>
         </w:numPr>
       </w:pPr>
       <w:r>
@@ -42647,7 +43731,7 @@
         <w:pStyle w:val="Compact"/>
         <w:numPr>
           <w:ilvl w:val="0"/>
-          <w:numId w:val="1111"/>
+          <w:numId w:val="1113"/>
         </w:numPr>
       </w:pPr>
       <w:r>
@@ -42670,9 +43754,9 @@
         <w:t xml:space="preserve">rating. If that doesn’t help, it’s a hardware fault for ASUS support (adapter, DC-in board or battery).</w:t>
       </w:r>
     </w:p>
-    <w:bookmarkEnd w:id="92"/>
-    <w:bookmarkEnd w:id="93"/>
-    <w:bookmarkStart w:id="106" w:name="scaling-up"/>
+    <w:bookmarkEnd w:id="94"/>
+    <w:bookmarkEnd w:id="95"/>
+    <w:bookmarkStart w:id="108" w:name="scaling-up"/>
     <w:p>
       <w:pPr>
         <w:pStyle w:val="Heading1"/>
@@ -42690,7 +43774,7 @@
         <w:t xml:space="preserve">Scaling up</w:t>
       </w:r>
     </w:p>
-    <w:bookmarkStart w:id="94" w:name="X60c251acf6cc087f15a89907a3ae63c867638c5"/>
+    <w:bookmarkStart w:id="96" w:name="X60c251acf6cc087f15a89907a3ae63c867638c5"/>
     <w:p>
       <w:pPr>
         <w:pStyle w:val="Heading2"/>
@@ -43325,8 +44409,8 @@
         <w:t xml:space="preserve">parameters at 4 passes. Keyword-filtered FineWeb-Edu and peS2o can add billions (Chapter 4).</w:t>
       </w:r>
     </w:p>
-    <w:bookmarkEnd w:id="94"/>
-    <w:bookmarkStart w:id="95" w:name="renting-an-h100-lambda-cloud"/>
+    <w:bookmarkEnd w:id="96"/>
+    <w:bookmarkStart w:id="97" w:name="renting-an-h100-lambda-cloud"/>
     <w:p>
       <w:pPr>
         <w:pStyle w:val="Heading2"/>
@@ -43367,7 +44451,7 @@
         <w:pStyle w:val="Compact"/>
         <w:numPr>
           <w:ilvl w:val="0"/>
-          <w:numId w:val="1116"/>
+          <w:numId w:val="1118"/>
         </w:numPr>
       </w:pPr>
       <w:r>
@@ -43402,7 +44486,7 @@
         <w:pStyle w:val="Compact"/>
         <w:numPr>
           <w:ilvl w:val="0"/>
-          <w:numId w:val="1116"/>
+          <w:numId w:val="1118"/>
         </w:numPr>
       </w:pPr>
       <w:r>
@@ -43437,7 +44521,7 @@
         <w:pStyle w:val="Compact"/>
         <w:numPr>
           <w:ilvl w:val="0"/>
-          <w:numId w:val="1116"/>
+          <w:numId w:val="1118"/>
         </w:numPr>
       </w:pPr>
       <w:r>
@@ -43461,7 +44545,7 @@
         <w:pStyle w:val="Compact"/>
         <w:numPr>
           <w:ilvl w:val="0"/>
-          <w:numId w:val="1117"/>
+          <w:numId w:val="1119"/>
         </w:numPr>
       </w:pPr>
       <w:r>
@@ -43483,7 +44567,7 @@
         <w:pStyle w:val="Compact"/>
         <w:numPr>
           <w:ilvl w:val="0"/>
-          <w:numId w:val="1117"/>
+          <w:numId w:val="1119"/>
         </w:numPr>
       </w:pPr>
       <w:r>
@@ -43582,7 +44666,7 @@
         <w:pStyle w:val="Compact"/>
         <w:numPr>
           <w:ilvl w:val="0"/>
-          <w:numId w:val="1117"/>
+          <w:numId w:val="1119"/>
         </w:numPr>
       </w:pPr>
       <w:r>
@@ -43681,7 +44765,7 @@
         <w:pStyle w:val="Compact"/>
         <w:numPr>
           <w:ilvl w:val="0"/>
-          <w:numId w:val="1117"/>
+          <w:numId w:val="1119"/>
         </w:numPr>
       </w:pPr>
       <w:r>
@@ -43864,7 +44948,7 @@
         <w:pStyle w:val="Compact"/>
         <w:numPr>
           <w:ilvl w:val="0"/>
-          <w:numId w:val="1118"/>
+          <w:numId w:val="1120"/>
         </w:numPr>
       </w:pPr>
       <w:r>
@@ -43876,7 +44960,7 @@
         <w:pStyle w:val="Compact"/>
         <w:numPr>
           <w:ilvl w:val="0"/>
-          <w:numId w:val="1118"/>
+          <w:numId w:val="1120"/>
         </w:numPr>
       </w:pPr>
       <w:r>
@@ -43918,7 +45002,7 @@
         <w:pStyle w:val="Compact"/>
         <w:numPr>
           <w:ilvl w:val="0"/>
-          <w:numId w:val="1118"/>
+          <w:numId w:val="1120"/>
         </w:numPr>
       </w:pPr>
       <w:r>
@@ -43930,7 +45014,7 @@
         <w:pStyle w:val="Compact"/>
         <w:numPr>
           <w:ilvl w:val="0"/>
-          <w:numId w:val="1118"/>
+          <w:numId w:val="1120"/>
         </w:numPr>
       </w:pPr>
       <w:r>
@@ -43954,7 +45038,7 @@
         <w:pStyle w:val="Compact"/>
         <w:numPr>
           <w:ilvl w:val="0"/>
-          <w:numId w:val="1118"/>
+          <w:numId w:val="1120"/>
         </w:numPr>
       </w:pPr>
       <w:r>
@@ -43966,7 +45050,7 @@
         <w:pStyle w:val="Compact"/>
         <w:numPr>
           <w:ilvl w:val="0"/>
-          <w:numId w:val="1118"/>
+          <w:numId w:val="1120"/>
         </w:numPr>
       </w:pPr>
       <w:r>
@@ -43977,8 +45061,8 @@
         <w:t xml:space="preserve">Terminate the instance.</w:t>
       </w:r>
     </w:p>
-    <w:bookmarkEnd w:id="95"/>
-    <w:bookmarkStart w:id="96" w:name="a-1b-model-from-scratch"/>
+    <w:bookmarkEnd w:id="97"/>
+    <w:bookmarkStart w:id="98" w:name="a-1b-model-from-scratch"/>
     <w:p>
       <w:pPr>
         <w:pStyle w:val="Heading2"/>
@@ -44389,8 +45473,8 @@
         </w:tc>
       </w:tr>
     </w:tbl>
-    <w:bookmarkEnd w:id="96"/>
-    <w:bookmarkStart w:id="97" w:name="is-1b-enough-for-a-specialised-field"/>
+    <w:bookmarkEnd w:id="98"/>
+    <w:bookmarkStart w:id="99" w:name="is-1b-enough-for-a-specialised-field"/>
     <w:p>
       <w:pPr>
         <w:pStyle w:val="Heading2"/>
@@ -44421,7 +45505,7 @@
         <w:pStyle w:val="Compact"/>
         <w:numPr>
           <w:ilvl w:val="0"/>
-          <w:numId w:val="1119"/>
+          <w:numId w:val="1121"/>
         </w:numPr>
       </w:pPr>
       <w:r>
@@ -44443,7 +45527,7 @@
         <w:pStyle w:val="Compact"/>
         <w:numPr>
           <w:ilvl w:val="0"/>
-          <w:numId w:val="1119"/>
+          <w:numId w:val="1121"/>
         </w:numPr>
       </w:pPr>
       <w:r>
@@ -44471,7 +45555,7 @@
         <w:pStyle w:val="Compact"/>
         <w:numPr>
           <w:ilvl w:val="0"/>
-          <w:numId w:val="1119"/>
+          <w:numId w:val="1121"/>
         </w:numPr>
       </w:pPr>
       <w:r>
@@ -44499,7 +45583,7 @@
         <w:pStyle w:val="Compact"/>
         <w:numPr>
           <w:ilvl w:val="0"/>
-          <w:numId w:val="1119"/>
+          <w:numId w:val="1121"/>
         </w:numPr>
       </w:pPr>
       <w:r>
@@ -44539,7 +45623,7 @@
         <w:pStyle w:val="Compact"/>
         <w:numPr>
           <w:ilvl w:val="0"/>
-          <w:numId w:val="1120"/>
+          <w:numId w:val="1122"/>
         </w:numPr>
       </w:pPr>
       <w:r>
@@ -44551,7 +45635,7 @@
         <w:pStyle w:val="Compact"/>
         <w:numPr>
           <w:ilvl w:val="0"/>
-          <w:numId w:val="1120"/>
+          <w:numId w:val="1122"/>
         </w:numPr>
       </w:pPr>
       <w:r>
@@ -44569,15 +45653,15 @@
         <w:pStyle w:val="Compact"/>
         <w:numPr>
           <w:ilvl w:val="0"/>
-          <w:numId w:val="1120"/>
+          <w:numId w:val="1122"/>
         </w:numPr>
       </w:pPr>
       <w:r>
         <w:t xml:space="preserve">You don’t need to train 10B or 100B models yourself: a 70B model from scratch costs millions of pounds of compute.</w:t>
       </w:r>
     </w:p>
-    <w:bookmarkEnd w:id="97"/>
-    <w:bookmarkStart w:id="98" w:name="X30c0ff3366ed0f880f1b78628a446bbd6327d7e"/>
+    <w:bookmarkEnd w:id="99"/>
+    <w:bookmarkStart w:id="100" w:name="X30c0ff3366ed0f880f1b78628a446bbd6327d7e"/>
     <w:p>
       <w:pPr>
         <w:pStyle w:val="Heading2"/>
@@ -44627,7 +45711,7 @@
         <w:pStyle w:val="Compact"/>
         <w:numPr>
           <w:ilvl w:val="0"/>
-          <w:numId w:val="1121"/>
+          <w:numId w:val="1123"/>
         </w:numPr>
       </w:pPr>
       <w:r>
@@ -44655,7 +45739,7 @@
         <w:pStyle w:val="Compact"/>
         <w:numPr>
           <w:ilvl w:val="0"/>
-          <w:numId w:val="1121"/>
+          <w:numId w:val="1123"/>
         </w:numPr>
       </w:pPr>
       <w:r>
@@ -44683,7 +45767,7 @@
         <w:pStyle w:val="Compact"/>
         <w:numPr>
           <w:ilvl w:val="1"/>
-          <w:numId w:val="1122"/>
+          <w:numId w:val="1124"/>
         </w:numPr>
       </w:pPr>
       <w:r>
@@ -44695,7 +45779,7 @@
         <w:pStyle w:val="Compact"/>
         <w:numPr>
           <w:ilvl w:val="1"/>
-          <w:numId w:val="1122"/>
+          <w:numId w:val="1124"/>
         </w:numPr>
       </w:pPr>
       <w:r>
@@ -44707,7 +45791,7 @@
         <w:pStyle w:val="Compact"/>
         <w:numPr>
           <w:ilvl w:val="1"/>
-          <w:numId w:val="1122"/>
+          <w:numId w:val="1124"/>
         </w:numPr>
       </w:pPr>
       <w:r>
@@ -44719,7 +45803,7 @@
         <w:pStyle w:val="Compact"/>
         <w:numPr>
           <w:ilvl w:val="0"/>
-          <w:numId w:val="1121"/>
+          <w:numId w:val="1123"/>
         </w:numPr>
       </w:pPr>
       <w:r>
@@ -44762,7 +45846,7 @@
         <w:pStyle w:val="Compact"/>
         <w:numPr>
           <w:ilvl w:val="0"/>
-          <w:numId w:val="1121"/>
+          <w:numId w:val="1123"/>
         </w:numPr>
       </w:pPr>
       <w:r>
@@ -44784,55 +45868,55 @@
         <w:pStyle w:val="Compact"/>
         <w:numPr>
           <w:ilvl w:val="1"/>
+          <w:numId w:val="1125"/>
+        </w:numPr>
+      </w:pPr>
+      <w:r>
+        <w:t xml:space="preserve">Llama 3.2 1B;</w:t>
+      </w:r>
+    </w:p>
+    <w:p>
+      <w:pPr>
+        <w:pStyle w:val="Compact"/>
+        <w:numPr>
+          <w:ilvl w:val="1"/>
+          <w:numId w:val="1125"/>
+        </w:numPr>
+      </w:pPr>
+      <w:r>
+        <w:t xml:space="preserve">Qwen 1.5–1.7B;</w:t>
+      </w:r>
+    </w:p>
+    <w:p>
+      <w:pPr>
+        <w:pStyle w:val="Compact"/>
+        <w:numPr>
+          <w:ilvl w:val="1"/>
+          <w:numId w:val="1125"/>
+        </w:numPr>
+      </w:pPr>
+      <w:r>
+        <w:t xml:space="preserve">SmolLM2 1.7B;</w:t>
+      </w:r>
+    </w:p>
+    <w:p>
+      <w:pPr>
+        <w:pStyle w:val="Compact"/>
+        <w:numPr>
+          <w:ilvl w:val="1"/>
+          <w:numId w:val="1125"/>
+        </w:numPr>
+      </w:pPr>
+      <w:r>
+        <w:t xml:space="preserve">OLMo 2 1B.</w:t>
+      </w:r>
+    </w:p>
+    <w:p>
+      <w:pPr>
+        <w:pStyle w:val="Compact"/>
+        <w:numPr>
+          <w:ilvl w:val="0"/>
           <w:numId w:val="1123"/>
-        </w:numPr>
-      </w:pPr>
-      <w:r>
-        <w:t xml:space="preserve">Llama 3.2 1B;</w:t>
-      </w:r>
-    </w:p>
-    <w:p>
-      <w:pPr>
-        <w:pStyle w:val="Compact"/>
-        <w:numPr>
-          <w:ilvl w:val="1"/>
-          <w:numId w:val="1123"/>
-        </w:numPr>
-      </w:pPr>
-      <w:r>
-        <w:t xml:space="preserve">Qwen 1.5–1.7B;</w:t>
-      </w:r>
-    </w:p>
-    <w:p>
-      <w:pPr>
-        <w:pStyle w:val="Compact"/>
-        <w:numPr>
-          <w:ilvl w:val="1"/>
-          <w:numId w:val="1123"/>
-        </w:numPr>
-      </w:pPr>
-      <w:r>
-        <w:t xml:space="preserve">SmolLM2 1.7B;</w:t>
-      </w:r>
-    </w:p>
-    <w:p>
-      <w:pPr>
-        <w:pStyle w:val="Compact"/>
-        <w:numPr>
-          <w:ilvl w:val="1"/>
-          <w:numId w:val="1123"/>
-        </w:numPr>
-      </w:pPr>
-      <w:r>
-        <w:t xml:space="preserve">OLMo 2 1B.</w:t>
-      </w:r>
-    </w:p>
-    <w:p>
-      <w:pPr>
-        <w:pStyle w:val="Compact"/>
-        <w:numPr>
-          <w:ilvl w:val="0"/>
-          <w:numId w:val="1121"/>
         </w:numPr>
       </w:pPr>
       <w:r>
@@ -44848,7 +45932,7 @@
         <w:pStyle w:val="Compact"/>
         <w:numPr>
           <w:ilvl w:val="1"/>
-          <w:numId w:val="1124"/>
+          <w:numId w:val="1126"/>
         </w:numPr>
       </w:pPr>
       <w:r>
@@ -44860,7 +45944,7 @@
         <w:pStyle w:val="Compact"/>
         <w:numPr>
           <w:ilvl w:val="1"/>
-          <w:numId w:val="1124"/>
+          <w:numId w:val="1126"/>
         </w:numPr>
       </w:pPr>
       <w:r>
@@ -44872,7 +45956,7 @@
         <w:pStyle w:val="Compact"/>
         <w:numPr>
           <w:ilvl w:val="0"/>
-          <w:numId w:val="1121"/>
+          <w:numId w:val="1123"/>
         </w:numPr>
       </w:pPr>
       <w:r>
@@ -44921,8 +46005,8 @@
         <w:t xml:space="preserve">operations per billion tokens at 1B parameters, or about 6 H100-hours (about $20).</w:t>
       </w:r>
     </w:p>
-    <w:bookmarkEnd w:id="98"/>
-    <w:bookmarkStart w:id="105" w:name="the-mac-studio-plan-from-guide.md"/>
+    <w:bookmarkEnd w:id="100"/>
+    <w:bookmarkStart w:id="107" w:name="the-mac-studio-plan-from-guide.md"/>
     <w:p>
       <w:pPr>
         <w:pStyle w:val="Heading2"/>
@@ -44964,7 +46048,7 @@
         <w:t xml:space="preserve">must be re-measured on the real machine, and model names re-checked in February 2027.</w:t>
       </w:r>
     </w:p>
-    <w:bookmarkStart w:id="99" w:name="the-best-setup"/>
+    <w:bookmarkStart w:id="101" w:name="the-best-setup"/>
     <w:p>
       <w:pPr>
         <w:pStyle w:val="Heading3"/>
@@ -44995,7 +46079,7 @@
         <w:pStyle w:val="Compact"/>
         <w:numPr>
           <w:ilvl w:val="0"/>
-          <w:numId w:val="1125"/>
+          <w:numId w:val="1127"/>
         </w:numPr>
       </w:pPr>
       <w:r>
@@ -45023,7 +46107,7 @@
         <w:pStyle w:val="Compact"/>
         <w:numPr>
           <w:ilvl w:val="0"/>
-          <w:numId w:val="1125"/>
+          <w:numId w:val="1127"/>
         </w:numPr>
       </w:pPr>
       <w:r>
@@ -45045,7 +46129,7 @@
         <w:pStyle w:val="Compact"/>
         <w:numPr>
           <w:ilvl w:val="0"/>
-          <w:numId w:val="1125"/>
+          <w:numId w:val="1127"/>
         </w:numPr>
       </w:pPr>
       <w:r>
@@ -45067,7 +46151,7 @@
         <w:pStyle w:val="Compact"/>
         <w:numPr>
           <w:ilvl w:val="0"/>
-          <w:numId w:val="1125"/>
+          <w:numId w:val="1127"/>
         </w:numPr>
       </w:pPr>
       <w:r>
@@ -45398,7 +46482,7 @@
         <w:pStyle w:val="Compact"/>
         <w:numPr>
           <w:ilvl w:val="0"/>
-          <w:numId w:val="1126"/>
+          <w:numId w:val="1128"/>
         </w:numPr>
       </w:pPr>
       <w:r>
@@ -45410,7 +46494,7 @@
         <w:pStyle w:val="Compact"/>
         <w:numPr>
           <w:ilvl w:val="0"/>
-          <w:numId w:val="1126"/>
+          <w:numId w:val="1128"/>
         </w:numPr>
       </w:pPr>
       <w:r>
@@ -45448,15 +46532,15 @@
         <w:pStyle w:val="Compact"/>
         <w:numPr>
           <w:ilvl w:val="0"/>
-          <w:numId w:val="1126"/>
+          <w:numId w:val="1128"/>
         </w:numPr>
       </w:pPr>
       <w:r>
         <w:t xml:space="preserve">Facts learnt by fine-tuning are recalled unreliably, so they belong in the search index.</w:t>
       </w:r>
     </w:p>
-    <w:bookmarkEnd w:id="99"/>
-    <w:bookmarkStart w:id="100" w:name="what-fits-in-256-gb"/>
+    <w:bookmarkEnd w:id="101"/>
+    <w:bookmarkStart w:id="102" w:name="what-fits-in-256-gb"/>
     <w:p>
       <w:pPr>
         <w:pStyle w:val="Heading3"/>
@@ -46442,8 +47526,8 @@
         </w:tc>
       </w:tr>
     </w:tbl>
-    <w:bookmarkEnd w:id="100"/>
-    <w:bookmarkStart w:id="101" w:name="lora-training-time-on-the-mac"/>
+    <w:bookmarkEnd w:id="102"/>
+    <w:bookmarkStart w:id="103" w:name="lora-training-time-on-the-mac"/>
     <w:p>
       <w:pPr>
         <w:pStyle w:val="Heading3"/>
@@ -46778,7 +47862,7 @@
         <w:pStyle w:val="Compact"/>
         <w:numPr>
           <w:ilvl w:val="0"/>
-          <w:numId w:val="1127"/>
+          <w:numId w:val="1129"/>
         </w:numPr>
       </w:pPr>
       <w:r>
@@ -46823,7 +47907,7 @@
         <w:pStyle w:val="Compact"/>
         <w:numPr>
           <w:ilvl w:val="0"/>
-          <w:numId w:val="1127"/>
+          <w:numId w:val="1129"/>
         </w:numPr>
       </w:pPr>
       <w:r>
@@ -46847,7 +47931,7 @@
         <w:pStyle w:val="Compact"/>
         <w:numPr>
           <w:ilvl w:val="0"/>
-          <w:numId w:val="1127"/>
+          <w:numId w:val="1129"/>
         </w:numPr>
       </w:pPr>
       <w:r>
@@ -46869,8 +47953,8 @@
         <w:t xml:space="preserve">to stop the Mac sleeping.</w:t>
       </w:r>
     </w:p>
-    <w:bookmarkEnd w:id="101"/>
-    <w:bookmarkStart w:id="102" w:name="step-by-step"/>
+    <w:bookmarkEnd w:id="103"/>
+    <w:bookmarkStart w:id="104" w:name="step-by-step"/>
     <w:p>
       <w:pPr>
         <w:pStyle w:val="Heading3"/>
@@ -46905,7 +47989,7 @@
         <w:pStyle w:val="Compact"/>
         <w:numPr>
           <w:ilvl w:val="0"/>
-          <w:numId w:val="1128"/>
+          <w:numId w:val="1130"/>
         </w:numPr>
       </w:pPr>
       <w:r>
@@ -46917,7 +48001,7 @@
         <w:pStyle w:val="Compact"/>
         <w:numPr>
           <w:ilvl w:val="0"/>
-          <w:numId w:val="1128"/>
+          <w:numId w:val="1130"/>
         </w:numPr>
       </w:pPr>
       <w:r>
@@ -46948,7 +48032,7 @@
         <w:pStyle w:val="Compact"/>
         <w:numPr>
           <w:ilvl w:val="1"/>
-          <w:numId w:val="1129"/>
+          <w:numId w:val="1131"/>
         </w:numPr>
       </w:pPr>
       <w:r>
@@ -46960,7 +48044,7 @@
         <w:pStyle w:val="Compact"/>
         <w:numPr>
           <w:ilvl w:val="1"/>
-          <w:numId w:val="1129"/>
+          <w:numId w:val="1131"/>
         </w:numPr>
       </w:pPr>
       <w:r>
@@ -46972,7 +48056,7 @@
         <w:pStyle w:val="Compact"/>
         <w:numPr>
           <w:ilvl w:val="1"/>
-          <w:numId w:val="1129"/>
+          <w:numId w:val="1131"/>
         </w:numPr>
       </w:pPr>
       <w:r>
@@ -46984,7 +48068,7 @@
         <w:pStyle w:val="Compact"/>
         <w:numPr>
           <w:ilvl w:val="1"/>
-          <w:numId w:val="1129"/>
+          <w:numId w:val="1131"/>
         </w:numPr>
       </w:pPr>
       <w:r>
@@ -46996,7 +48080,7 @@
         <w:pStyle w:val="Compact"/>
         <w:numPr>
           <w:ilvl w:val="1"/>
-          <w:numId w:val="1129"/>
+          <w:numId w:val="1131"/>
         </w:numPr>
       </w:pPr>
       <w:r>
@@ -47020,7 +48104,7 @@
         <w:pStyle w:val="Compact"/>
         <w:numPr>
           <w:ilvl w:val="0"/>
-          <w:numId w:val="1128"/>
+          <w:numId w:val="1130"/>
         </w:numPr>
       </w:pPr>
       <w:r>
@@ -47038,7 +48122,7 @@
         <w:pStyle w:val="Compact"/>
         <w:numPr>
           <w:ilvl w:val="0"/>
-          <w:numId w:val="1128"/>
+          <w:numId w:val="1130"/>
         </w:numPr>
       </w:pPr>
       <w:r>
@@ -47050,7 +48134,7 @@
         <w:pStyle w:val="Compact"/>
         <w:numPr>
           <w:ilvl w:val="0"/>
-          <w:numId w:val="1128"/>
+          <w:numId w:val="1130"/>
         </w:numPr>
       </w:pPr>
       <w:r>
@@ -47068,7 +48152,7 @@
         <w:pStyle w:val="Compact"/>
         <w:numPr>
           <w:ilvl w:val="0"/>
-          <w:numId w:val="1128"/>
+          <w:numId w:val="1130"/>
         </w:numPr>
       </w:pPr>
       <w:r>
@@ -47080,7 +48164,7 @@
         <w:pStyle w:val="Compact"/>
         <w:numPr>
           <w:ilvl w:val="1"/>
-          <w:numId w:val="1130"/>
+          <w:numId w:val="1132"/>
         </w:numPr>
       </w:pPr>
       <w:r>
@@ -47102,7 +48186,7 @@
         <w:pStyle w:val="Compact"/>
         <w:numPr>
           <w:ilvl w:val="1"/>
-          <w:numId w:val="1130"/>
+          <w:numId w:val="1132"/>
         </w:numPr>
       </w:pPr>
       <w:r>
@@ -47137,7 +48221,7 @@
         <w:pStyle w:val="Compact"/>
         <w:numPr>
           <w:ilvl w:val="1"/>
-          <w:numId w:val="1130"/>
+          <w:numId w:val="1132"/>
         </w:numPr>
       </w:pPr>
       <w:r>
@@ -47183,7 +48267,7 @@
         <w:pStyle w:val="Compact"/>
         <w:numPr>
           <w:ilvl w:val="0"/>
-          <w:numId w:val="1131"/>
+          <w:numId w:val="1133"/>
         </w:numPr>
       </w:pPr>
       <w:r>
@@ -47195,7 +48279,7 @@
         <w:pStyle w:val="Compact"/>
         <w:numPr>
           <w:ilvl w:val="0"/>
-          <w:numId w:val="1131"/>
+          <w:numId w:val="1133"/>
         </w:numPr>
       </w:pPr>
       <w:r>
@@ -47207,7 +48291,7 @@
         <w:pStyle w:val="Compact"/>
         <w:numPr>
           <w:ilvl w:val="0"/>
-          <w:numId w:val="1131"/>
+          <w:numId w:val="1133"/>
         </w:numPr>
       </w:pPr>
       <w:r>
@@ -47219,7 +48303,7 @@
         <w:pStyle w:val="Compact"/>
         <w:numPr>
           <w:ilvl w:val="0"/>
-          <w:numId w:val="1131"/>
+          <w:numId w:val="1133"/>
         </w:numPr>
       </w:pPr>
       <w:r>
@@ -47231,7 +48315,7 @@
         <w:pStyle w:val="Compact"/>
         <w:numPr>
           <w:ilvl w:val="0"/>
-          <w:numId w:val="1131"/>
+          <w:numId w:val="1133"/>
         </w:numPr>
       </w:pPr>
       <w:r>
@@ -47255,7 +48339,7 @@
         <w:pStyle w:val="Compact"/>
         <w:numPr>
           <w:ilvl w:val="0"/>
-          <w:numId w:val="1132"/>
+          <w:numId w:val="1134"/>
         </w:numPr>
       </w:pPr>
       <w:r>
@@ -47267,7 +48351,7 @@
         <w:pStyle w:val="Compact"/>
         <w:numPr>
           <w:ilvl w:val="0"/>
-          <w:numId w:val="1132"/>
+          <w:numId w:val="1134"/>
         </w:numPr>
       </w:pPr>
       <w:r>
@@ -47279,7 +48363,7 @@
         <w:pStyle w:val="Compact"/>
         <w:numPr>
           <w:ilvl w:val="0"/>
-          <w:numId w:val="1132"/>
+          <w:numId w:val="1134"/>
         </w:numPr>
       </w:pPr>
       <w:r>
@@ -47302,7 +48386,7 @@
       <w:pPr>
         <w:numPr>
           <w:ilvl w:val="0"/>
-          <w:numId w:val="1133"/>
+          <w:numId w:val="1135"/>
         </w:numPr>
       </w:pPr>
       <w:r>
@@ -47364,7 +48448,7 @@
       <w:pPr>
         <w:numPr>
           <w:ilvl w:val="0"/>
-          <w:numId w:val="1133"/>
+          <w:numId w:val="1135"/>
         </w:numPr>
       </w:pPr>
       <w:r>
@@ -47375,7 +48459,7 @@
       <w:pPr>
         <w:numPr>
           <w:ilvl w:val="0"/>
-          <w:numId w:val="1133"/>
+          <w:numId w:val="1135"/>
         </w:numPr>
       </w:pPr>
       <w:r>
@@ -47386,7 +48470,7 @@
       <w:pPr>
         <w:numPr>
           <w:ilvl w:val="0"/>
-          <w:numId w:val="1133"/>
+          <w:numId w:val="1135"/>
         </w:numPr>
       </w:pPr>
       <w:r>
@@ -47397,7 +48481,7 @@
       <w:pPr>
         <w:numPr>
           <w:ilvl w:val="0"/>
-          <w:numId w:val="1133"/>
+          <w:numId w:val="1135"/>
         </w:numPr>
       </w:pPr>
       <w:r>
@@ -47421,7 +48505,7 @@
         <w:pStyle w:val="Compact"/>
         <w:numPr>
           <w:ilvl w:val="0"/>
-          <w:numId w:val="1134"/>
+          <w:numId w:val="1136"/>
         </w:numPr>
       </w:pPr>
       <w:r>
@@ -47433,7 +48517,7 @@
         <w:pStyle w:val="Compact"/>
         <w:numPr>
           <w:ilvl w:val="0"/>
-          <w:numId w:val="1134"/>
+          <w:numId w:val="1136"/>
         </w:numPr>
       </w:pPr>
       <w:r>
@@ -47445,7 +48529,7 @@
         <w:pStyle w:val="Compact"/>
         <w:numPr>
           <w:ilvl w:val="0"/>
-          <w:numId w:val="1134"/>
+          <w:numId w:val="1136"/>
         </w:numPr>
       </w:pPr>
       <w:r>
@@ -47457,15 +48541,15 @@
         <w:pStyle w:val="Compact"/>
         <w:numPr>
           <w:ilvl w:val="0"/>
-          <w:numId w:val="1134"/>
+          <w:numId w:val="1136"/>
         </w:numPr>
       </w:pPr>
       <w:r>
         <w:t xml:space="preserve">Hard cases go to a frontier model, without confidential data.</w:t>
       </w:r>
     </w:p>
-    <w:bookmarkEnd w:id="102"/>
-    <w:bookmarkStart w:id="103" w:name="rented-gpus-and-still-owning-the-model"/>
+    <w:bookmarkEnd w:id="104"/>
+    <w:bookmarkStart w:id="105" w:name="rented-gpus-and-still-owning-the-model"/>
     <w:p>
       <w:pPr>
         <w:pStyle w:val="Heading3"/>
@@ -47488,7 +48572,7 @@
         <w:pStyle w:val="Compact"/>
         <w:numPr>
           <w:ilvl w:val="0"/>
-          <w:numId w:val="1135"/>
+          <w:numId w:val="1137"/>
         </w:numPr>
       </w:pPr>
       <w:r>
@@ -47504,7 +48588,7 @@
         <w:pStyle w:val="Compact"/>
         <w:numPr>
           <w:ilvl w:val="1"/>
-          <w:numId w:val="1136"/>
+          <w:numId w:val="1138"/>
         </w:numPr>
       </w:pPr>
       <w:r>
@@ -47522,7 +48606,7 @@
         <w:pStyle w:val="Compact"/>
         <w:numPr>
           <w:ilvl w:val="1"/>
-          <w:numId w:val="1136"/>
+          <w:numId w:val="1138"/>
         </w:numPr>
       </w:pPr>
       <w:r>
@@ -47534,7 +48618,7 @@
         <w:pStyle w:val="Compact"/>
         <w:numPr>
           <w:ilvl w:val="0"/>
-          <w:numId w:val="1135"/>
+          <w:numId w:val="1137"/>
         </w:numPr>
       </w:pPr>
       <w:r>
@@ -47550,67 +48634,67 @@
         <w:pStyle w:val="Compact"/>
         <w:numPr>
           <w:ilvl w:val="1"/>
+          <w:numId w:val="1139"/>
+        </w:numPr>
+      </w:pPr>
+      <w:r>
+        <w:t xml:space="preserve">Test the whole script at home on a small model first.</w:t>
+      </w:r>
+    </w:p>
+    <w:p>
+      <w:pPr>
+        <w:pStyle w:val="Compact"/>
+        <w:numPr>
+          <w:ilvl w:val="1"/>
+          <w:numId w:val="1139"/>
+        </w:numPr>
+      </w:pPr>
+      <w:r>
+        <w:t xml:space="preserve">Rent (RunPod, Lambda or Vast.ai), attach persistent storage, and train with Unsloth or Axolotl.</w:t>
+      </w:r>
+    </w:p>
+    <w:p>
+      <w:pPr>
+        <w:pStyle w:val="Compact"/>
+        <w:numPr>
+          <w:ilvl w:val="1"/>
+          <w:numId w:val="1139"/>
+        </w:numPr>
+      </w:pPr>
+      <w:r>
+        <w:t xml:space="preserve">Save checkpoints to the persistent volume.</w:t>
+      </w:r>
+    </w:p>
+    <w:p>
+      <w:pPr>
+        <w:pStyle w:val="Compact"/>
+        <w:numPr>
+          <w:ilvl w:val="1"/>
+          <w:numId w:val="1139"/>
+        </w:numPr>
+      </w:pPr>
+      <w:r>
+        <w:t xml:space="preserve">Merge the adapter and quantise on the rented machine.</w:t>
+      </w:r>
+    </w:p>
+    <w:p>
+      <w:pPr>
+        <w:pStyle w:val="Compact"/>
+        <w:numPr>
+          <w:ilvl w:val="1"/>
+          <w:numId w:val="1139"/>
+        </w:numPr>
+      </w:pPr>
+      <w:r>
+        <w:t xml:space="preserve">Download, then delete the volume.</w:t>
+      </w:r>
+    </w:p>
+    <w:p>
+      <w:pPr>
+        <w:pStyle w:val="Compact"/>
+        <w:numPr>
+          <w:ilvl w:val="0"/>
           <w:numId w:val="1137"/>
-        </w:numPr>
-      </w:pPr>
-      <w:r>
-        <w:t xml:space="preserve">Test the whole script at home on a small model first.</w:t>
-      </w:r>
-    </w:p>
-    <w:p>
-      <w:pPr>
-        <w:pStyle w:val="Compact"/>
-        <w:numPr>
-          <w:ilvl w:val="1"/>
-          <w:numId w:val="1137"/>
-        </w:numPr>
-      </w:pPr>
-      <w:r>
-        <w:t xml:space="preserve">Rent (RunPod, Lambda or Vast.ai), attach persistent storage, and train with Unsloth or Axolotl.</w:t>
-      </w:r>
-    </w:p>
-    <w:p>
-      <w:pPr>
-        <w:pStyle w:val="Compact"/>
-        <w:numPr>
-          <w:ilvl w:val="1"/>
-          <w:numId w:val="1137"/>
-        </w:numPr>
-      </w:pPr>
-      <w:r>
-        <w:t xml:space="preserve">Save checkpoints to the persistent volume.</w:t>
-      </w:r>
-    </w:p>
-    <w:p>
-      <w:pPr>
-        <w:pStyle w:val="Compact"/>
-        <w:numPr>
-          <w:ilvl w:val="1"/>
-          <w:numId w:val="1137"/>
-        </w:numPr>
-      </w:pPr>
-      <w:r>
-        <w:t xml:space="preserve">Merge the adapter and quantise on the rented machine.</w:t>
-      </w:r>
-    </w:p>
-    <w:p>
-      <w:pPr>
-        <w:pStyle w:val="Compact"/>
-        <w:numPr>
-          <w:ilvl w:val="1"/>
-          <w:numId w:val="1137"/>
-        </w:numPr>
-      </w:pPr>
-      <w:r>
-        <w:t xml:space="preserve">Download, then delete the volume.</w:t>
-      </w:r>
-    </w:p>
-    <w:p>
-      <w:pPr>
-        <w:pStyle w:val="Compact"/>
-        <w:numPr>
-          <w:ilvl w:val="0"/>
-          <w:numId w:val="1135"/>
         </w:numPr>
       </w:pPr>
       <w:r>
@@ -47632,7 +48716,7 @@
         <w:pStyle w:val="Compact"/>
         <w:numPr>
           <w:ilvl w:val="0"/>
-          <w:numId w:val="1135"/>
+          <w:numId w:val="1137"/>
         </w:numPr>
       </w:pPr>
       <w:r>
@@ -47649,8 +48733,8 @@
         <w:t xml:space="preserve">about £100–300 in total for the fine-tuning plan, including failed attempts.</w:t>
       </w:r>
     </w:p>
-    <w:bookmarkEnd w:id="103"/>
-    <w:bookmarkStart w:id="104" w:name="Xcf479a6d376b8d283dfa1be510cabe0bdc24d71"/>
+    <w:bookmarkEnd w:id="105"/>
+    <w:bookmarkStart w:id="106" w:name="Xcf479a6d376b8d283dfa1be510cabe0bdc24d71"/>
     <w:p>
       <w:pPr>
         <w:pStyle w:val="Heading3"/>
@@ -47685,7 +48769,7 @@
         <w:pStyle w:val="Compact"/>
         <w:numPr>
           <w:ilvl w:val="0"/>
-          <w:numId w:val="1138"/>
+          <w:numId w:val="1140"/>
         </w:numPr>
       </w:pPr>
       <w:r>
@@ -47713,7 +48797,7 @@
         <w:pStyle w:val="Compact"/>
         <w:numPr>
           <w:ilvl w:val="0"/>
-          <w:numId w:val="1138"/>
+          <w:numId w:val="1140"/>
         </w:numPr>
       </w:pPr>
       <w:r>
@@ -47735,7 +48819,7 @@
         <w:pStyle w:val="Compact"/>
         <w:numPr>
           <w:ilvl w:val="0"/>
-          <w:numId w:val="1138"/>
+          <w:numId w:val="1140"/>
         </w:numPr>
       </w:pPr>
       <w:r>
@@ -48081,10 +49165,10 @@
         </w:tc>
       </w:tr>
     </w:tbl>
-    <w:bookmarkEnd w:id="104"/>
-    <w:bookmarkEnd w:id="105"/>
     <w:bookmarkEnd w:id="106"/>
-    <w:bookmarkStart w:id="110" w:name="techniques-roadmap"/>
+    <w:bookmarkEnd w:id="107"/>
+    <w:bookmarkEnd w:id="108"/>
+    <w:bookmarkStart w:id="112" w:name="techniques-roadmap"/>
     <w:p>
       <w:pPr>
         <w:pStyle w:val="Heading1"/>
@@ -48161,7 +49245,7 @@
         <w:t xml:space="preserve">S is hours, M days, L weeks.</w:t>
       </w:r>
     </w:p>
-    <w:bookmarkStart w:id="107" w:name="done-on-29-september"/>
+    <w:bookmarkStart w:id="109" w:name="done-on-29-september"/>
     <w:p>
       <w:pPr>
         <w:pStyle w:val="Heading2"/>
@@ -48664,8 +49748,8 @@
         </w:tc>
       </w:tr>
     </w:tbl>
-    <w:bookmarkEnd w:id="107"/>
-    <w:bookmarkStart w:id="108" w:name="recommended-next-in-order"/>
+    <w:bookmarkEnd w:id="109"/>
+    <w:bookmarkStart w:id="110" w:name="recommended-next-in-order"/>
     <w:p>
       <w:pPr>
         <w:pStyle w:val="Heading2"/>
@@ -49926,8 +51010,8 @@
         </w:tc>
       </w:tr>
     </w:tbl>
-    <w:bookmarkEnd w:id="108"/>
-    <w:bookmarkStart w:id="109" w:name="later-or-at-larger-scale"/>
+    <w:bookmarkEnd w:id="110"/>
+    <w:bookmarkStart w:id="111" w:name="later-or-at-larger-scale"/>
     <w:p>
       <w:pPr>
         <w:pStyle w:val="Heading2"/>
@@ -49950,7 +51034,7 @@
         <w:pStyle w:val="Compact"/>
         <w:numPr>
           <w:ilvl w:val="0"/>
-          <w:numId w:val="1139"/>
+          <w:numId w:val="1141"/>
         </w:numPr>
       </w:pPr>
       <w:r>
@@ -49978,7 +51062,7 @@
         <w:pStyle w:val="Compact"/>
         <w:numPr>
           <w:ilvl w:val="0"/>
-          <w:numId w:val="1139"/>
+          <w:numId w:val="1141"/>
         </w:numPr>
       </w:pPr>
       <w:r>
@@ -50000,7 +51084,7 @@
         <w:pStyle w:val="Compact"/>
         <w:numPr>
           <w:ilvl w:val="0"/>
-          <w:numId w:val="1139"/>
+          <w:numId w:val="1141"/>
         </w:numPr>
       </w:pPr>
       <w:r>
@@ -50022,7 +51106,7 @@
         <w:pStyle w:val="Compact"/>
         <w:numPr>
           <w:ilvl w:val="0"/>
-          <w:numId w:val="1139"/>
+          <w:numId w:val="1141"/>
         </w:numPr>
       </w:pPr>
       <w:r>
@@ -50059,7 +51143,7 @@
         <w:pStyle w:val="Compact"/>
         <w:numPr>
           <w:ilvl w:val="0"/>
-          <w:numId w:val="1139"/>
+          <w:numId w:val="1141"/>
         </w:numPr>
       </w:pPr>
       <w:r>
@@ -50081,7 +51165,7 @@
         <w:pStyle w:val="Compact"/>
         <w:numPr>
           <w:ilvl w:val="0"/>
-          <w:numId w:val="1139"/>
+          <w:numId w:val="1141"/>
         </w:numPr>
       </w:pPr>
       <w:r>
@@ -50149,7 +51233,7 @@
         <w:pStyle w:val="Compact"/>
         <w:numPr>
           <w:ilvl w:val="0"/>
-          <w:numId w:val="1140"/>
+          <w:numId w:val="1142"/>
         </w:numPr>
       </w:pPr>
       <w:r>
@@ -50161,7 +51245,7 @@
         <w:pStyle w:val="Compact"/>
         <w:numPr>
           <w:ilvl w:val="0"/>
-          <w:numId w:val="1140"/>
+          <w:numId w:val="1142"/>
         </w:numPr>
       </w:pPr>
       <w:r>
@@ -50173,7 +51257,7 @@
         <w:pStyle w:val="Compact"/>
         <w:numPr>
           <w:ilvl w:val="0"/>
-          <w:numId w:val="1140"/>
+          <w:numId w:val="1142"/>
         </w:numPr>
       </w:pPr>
       <w:r>
@@ -50185,16 +51269,16 @@
         <w:pStyle w:val="Compact"/>
         <w:numPr>
           <w:ilvl w:val="0"/>
-          <w:numId w:val="1140"/>
+          <w:numId w:val="1142"/>
         </w:numPr>
       </w:pPr>
       <w:r>
         <w:t xml:space="preserve">much larger vocabularies (each extra 8,192 tokens costs 3.1M parameters at width 384).</w:t>
       </w:r>
     </w:p>
-    <w:bookmarkEnd w:id="109"/>
-    <w:bookmarkEnd w:id="110"/>
-    <w:bookmarkStart w:id="114" w:name="tools-safety-and-naming"/>
+    <w:bookmarkEnd w:id="111"/>
+    <w:bookmarkEnd w:id="112"/>
+    <w:bookmarkStart w:id="116" w:name="tools-safety-and-naming"/>
     <w:p>
       <w:pPr>
         <w:pStyle w:val="Heading1"/>
@@ -50212,7 +51296,7 @@
         <w:t xml:space="preserve">Tools, safety and naming</w:t>
       </w:r>
     </w:p>
-    <w:bookmarkStart w:id="111" w:name="other-training-frameworks"/>
+    <w:bookmarkStart w:id="113" w:name="other-training-frameworks"/>
     <w:p>
       <w:pPr>
         <w:pStyle w:val="Heading2"/>
@@ -50803,8 +51887,8 @@
         </w:tc>
       </w:tr>
     </w:tbl>
-    <w:bookmarkEnd w:id="111"/>
-    <w:bookmarkStart w:id="112" w:name="safety-rules-built-into-the-scripts"/>
+    <w:bookmarkEnd w:id="113"/>
+    <w:bookmarkStart w:id="114" w:name="safety-rules-built-into-the-scripts"/>
     <w:p>
       <w:pPr>
         <w:pStyle w:val="Heading2"/>
@@ -50827,7 +51911,7 @@
         <w:pStyle w:val="Compact"/>
         <w:numPr>
           <w:ilvl w:val="0"/>
-          <w:numId w:val="1141"/>
+          <w:numId w:val="1143"/>
         </w:numPr>
       </w:pPr>
       <w:r>
@@ -50876,7 +51960,7 @@
         <w:pStyle w:val="Compact"/>
         <w:numPr>
           <w:ilvl w:val="1"/>
-          <w:numId w:val="1142"/>
+          <w:numId w:val="1144"/>
         </w:numPr>
       </w:pPr>
       <w:r>
@@ -50915,7 +51999,7 @@
         <w:pStyle w:val="Compact"/>
         <w:numPr>
           <w:ilvl w:val="0"/>
-          <w:numId w:val="1141"/>
+          <w:numId w:val="1143"/>
         </w:numPr>
       </w:pPr>
       <w:r>
@@ -50931,112 +52015,112 @@
         <w:pStyle w:val="Compact"/>
         <w:numPr>
           <w:ilvl w:val="1"/>
+          <w:numId w:val="1145"/>
+        </w:numPr>
+      </w:pPr>
+      <w:r>
+        <w:t xml:space="preserve">New names are required;</w:t>
+      </w:r>
+      <w:r>
+        <w:t xml:space="preserve"> </w:t>
+      </w:r>
+      <w:r>
+        <w:rPr>
+          <w:rStyle w:val="VerbatimChar"/>
+        </w:rPr>
+        <w:t xml:space="preserve">--overwrite</w:t>
+      </w:r>
+      <w:r>
+        <w:t xml:space="preserve"> </w:t>
+      </w:r>
+      <w:r>
+        <w:t xml:space="preserve">is always explicit.</w:t>
+      </w:r>
+    </w:p>
+    <w:p>
+      <w:pPr>
+        <w:pStyle w:val="Compact"/>
+        <w:numPr>
+          <w:ilvl w:val="1"/>
+          <w:numId w:val="1145"/>
+        </w:numPr>
+      </w:pPr>
+      <w:r>
+        <w:t xml:space="preserve">Saves are atomic, and flushed to disk before the rename.</w:t>
+      </w:r>
+    </w:p>
+    <w:p>
+      <w:pPr>
+        <w:pStyle w:val="Compact"/>
+        <w:numPr>
+          <w:ilvl w:val="1"/>
+          <w:numId w:val="1145"/>
+        </w:numPr>
+      </w:pPr>
+      <w:r>
+        <w:t xml:space="preserve">Lock files allow one trainer per run (</w:t>
+      </w:r>
+      <w:r>
+        <w:rPr>
+          <w:rStyle w:val="VerbatimChar"/>
+        </w:rPr>
+        <w:t xml:space="preserve">&lt;name&gt;.train.lock</w:t>
+      </w:r>
+      <w:r>
+        <w:t xml:space="preserve">) and one build per dataset folder (</w:t>
+      </w:r>
+      <w:r>
+        <w:rPr>
+          <w:rStyle w:val="VerbatimChar"/>
+        </w:rPr>
+        <w:t xml:space="preserve">_build.lock</w:t>
+      </w:r>
+      <w:r>
+        <w:t xml:space="preserve">).</w:t>
+      </w:r>
+    </w:p>
+    <w:p>
+      <w:pPr>
+        <w:pStyle w:val="Compact"/>
+        <w:numPr>
+          <w:ilvl w:val="1"/>
+          <w:numId w:val="1145"/>
+        </w:numPr>
+      </w:pPr>
+      <w:r>
+        <w:t xml:space="preserve">The earlier scripts are kept in</w:t>
+      </w:r>
+      <w:r>
+        <w:t xml:space="preserve"> </w:t>
+      </w:r>
+      <w:r>
+        <w:rPr>
+          <w:rStyle w:val="VerbatimChar"/>
+        </w:rPr>
+        <w:t xml:space="preserve">backup_v3_2026-09-29</w:t>
+      </w:r>
+      <w:r>
+        <w:t xml:space="preserve">.</w:t>
+      </w:r>
+    </w:p>
+    <w:p>
+      <w:pPr>
+        <w:pStyle w:val="Compact"/>
+        <w:numPr>
+          <w:ilvl w:val="1"/>
+          <w:numId w:val="1145"/>
+        </w:numPr>
+      </w:pPr>
+      <w:r>
+        <w:t xml:space="preserve">Dataset folders are never reused with different settings.</w:t>
+      </w:r>
+    </w:p>
+    <w:p>
+      <w:pPr>
+        <w:pStyle w:val="Compact"/>
+        <w:numPr>
+          <w:ilvl w:val="0"/>
           <w:numId w:val="1143"/>
-        </w:numPr>
-      </w:pPr>
-      <w:r>
-        <w:t xml:space="preserve">New names are required;</w:t>
-      </w:r>
-      <w:r>
-        <w:t xml:space="preserve"> </w:t>
-      </w:r>
-      <w:r>
-        <w:rPr>
-          <w:rStyle w:val="VerbatimChar"/>
-        </w:rPr>
-        <w:t xml:space="preserve">--overwrite</w:t>
-      </w:r>
-      <w:r>
-        <w:t xml:space="preserve"> </w:t>
-      </w:r>
-      <w:r>
-        <w:t xml:space="preserve">is always explicit.</w:t>
-      </w:r>
-    </w:p>
-    <w:p>
-      <w:pPr>
-        <w:pStyle w:val="Compact"/>
-        <w:numPr>
-          <w:ilvl w:val="1"/>
-          <w:numId w:val="1143"/>
-        </w:numPr>
-      </w:pPr>
-      <w:r>
-        <w:t xml:space="preserve">Saves are atomic, and flushed to disk before the rename.</w:t>
-      </w:r>
-    </w:p>
-    <w:p>
-      <w:pPr>
-        <w:pStyle w:val="Compact"/>
-        <w:numPr>
-          <w:ilvl w:val="1"/>
-          <w:numId w:val="1143"/>
-        </w:numPr>
-      </w:pPr>
-      <w:r>
-        <w:t xml:space="preserve">Lock files allow one trainer per run (</w:t>
-      </w:r>
-      <w:r>
-        <w:rPr>
-          <w:rStyle w:val="VerbatimChar"/>
-        </w:rPr>
-        <w:t xml:space="preserve">&lt;name&gt;.train.lock</w:t>
-      </w:r>
-      <w:r>
-        <w:t xml:space="preserve">) and one build per dataset folder (</w:t>
-      </w:r>
-      <w:r>
-        <w:rPr>
-          <w:rStyle w:val="VerbatimChar"/>
-        </w:rPr>
-        <w:t xml:space="preserve">_build.lock</w:t>
-      </w:r>
-      <w:r>
-        <w:t xml:space="preserve">).</w:t>
-      </w:r>
-    </w:p>
-    <w:p>
-      <w:pPr>
-        <w:pStyle w:val="Compact"/>
-        <w:numPr>
-          <w:ilvl w:val="1"/>
-          <w:numId w:val="1143"/>
-        </w:numPr>
-      </w:pPr>
-      <w:r>
-        <w:t xml:space="preserve">The earlier scripts are kept in</w:t>
-      </w:r>
-      <w:r>
-        <w:t xml:space="preserve"> </w:t>
-      </w:r>
-      <w:r>
-        <w:rPr>
-          <w:rStyle w:val="VerbatimChar"/>
-        </w:rPr>
-        <w:t xml:space="preserve">backup_v3_2026-09-29</w:t>
-      </w:r>
-      <w:r>
-        <w:t xml:space="preserve">.</w:t>
-      </w:r>
-    </w:p>
-    <w:p>
-      <w:pPr>
-        <w:pStyle w:val="Compact"/>
-        <w:numPr>
-          <w:ilvl w:val="1"/>
-          <w:numId w:val="1143"/>
-        </w:numPr>
-      </w:pPr>
-      <w:r>
-        <w:t xml:space="preserve">Dataset folders are never reused with different settings.</w:t>
-      </w:r>
-    </w:p>
-    <w:p>
-      <w:pPr>
-        <w:pStyle w:val="Compact"/>
-        <w:numPr>
-          <w:ilvl w:val="0"/>
-          <w:numId w:val="1141"/>
         </w:numPr>
       </w:pPr>
       <w:r>
@@ -51064,7 +52148,7 @@
         <w:pStyle w:val="Compact"/>
         <w:numPr>
           <w:ilvl w:val="0"/>
-          <w:numId w:val="1141"/>
+          <w:numId w:val="1143"/>
         </w:numPr>
       </w:pPr>
       <w:r>
@@ -51104,7 +52188,7 @@
         <w:pStyle w:val="Compact"/>
         <w:numPr>
           <w:ilvl w:val="0"/>
-          <w:numId w:val="1141"/>
+          <w:numId w:val="1143"/>
         </w:numPr>
       </w:pPr>
       <w:r>
@@ -51153,7 +52237,7 @@
         <w:pStyle w:val="Compact"/>
         <w:numPr>
           <w:ilvl w:val="0"/>
-          <w:numId w:val="1141"/>
+          <w:numId w:val="1143"/>
         </w:numPr>
       </w:pPr>
       <w:r>
@@ -51193,7 +52277,7 @@
         <w:pStyle w:val="Compact"/>
         <w:numPr>
           <w:ilvl w:val="0"/>
-          <w:numId w:val="1141"/>
+          <w:numId w:val="1143"/>
         </w:numPr>
       </w:pPr>
       <w:r>
@@ -51219,8 +52303,8 @@
         <w:t xml:space="preserve">runs about 30 tests on the CPU in a few minutes.</w:t>
       </w:r>
     </w:p>
-    <w:bookmarkEnd w:id="112"/>
-    <w:bookmarkStart w:id="113" w:name="a-name-for-the-model"/>
+    <w:bookmarkEnd w:id="114"/>
+    <w:bookmarkStart w:id="115" w:name="a-name-for-the-model"/>
     <w:p>
       <w:pPr>
         <w:pStyle w:val="Heading2"/>
@@ -51269,7 +52353,7 @@
         <w:pStyle w:val="Compact"/>
         <w:numPr>
           <w:ilvl w:val="0"/>
-          <w:numId w:val="1144"/>
+          <w:numId w:val="1146"/>
         </w:numPr>
       </w:pPr>
       <w:r>
@@ -51300,7 +52384,7 @@
         <w:pStyle w:val="Compact"/>
         <w:numPr>
           <w:ilvl w:val="0"/>
-          <w:numId w:val="1144"/>
+          <w:numId w:val="1146"/>
         </w:numPr>
       </w:pPr>
       <w:r>
@@ -51319,7 +52403,7 @@
         <w:pStyle w:val="Compact"/>
         <w:numPr>
           <w:ilvl w:val="0"/>
-          <w:numId w:val="1144"/>
+          <w:numId w:val="1146"/>
         </w:numPr>
       </w:pPr>
       <w:r>
@@ -51338,7 +52422,7 @@
         <w:pStyle w:val="Compact"/>
         <w:numPr>
           <w:ilvl w:val="0"/>
-          <w:numId w:val="1144"/>
+          <w:numId w:val="1146"/>
         </w:numPr>
       </w:pPr>
       <w:r>
@@ -51397,9 +52481,9 @@
         <w:t xml:space="preserve">file names. Old checkpoints keep working, because the loader recognises them by content, not name.</w:t>
       </w:r>
     </w:p>
-    <w:bookmarkEnd w:id="113"/>
-    <w:bookmarkEnd w:id="114"/>
-    <w:bookmarkStart w:id="115" w:name="glossary"/>
+    <w:bookmarkEnd w:id="115"/>
+    <w:bookmarkEnd w:id="116"/>
+    <w:bookmarkStart w:id="117" w:name="glossary"/>
     <w:p>
       <w:pPr>
         <w:pStyle w:val="Heading1"/>
@@ -52855,8 +53939,8 @@
         </w:tc>
       </w:tr>
     </w:tbl>
-    <w:bookmarkEnd w:id="115"/>
-    <w:bookmarkStart w:id="116" w:name="reading-list-and-references"/>
+    <w:bookmarkEnd w:id="117"/>
+    <w:bookmarkStart w:id="118" w:name="reading-list-and-references"/>
     <w:p>
       <w:pPr>
         <w:pStyle w:val="Heading1"/>
@@ -52882,7 +53966,7 @@
         <w:pStyle w:val="Compact"/>
         <w:numPr>
           <w:ilvl w:val="0"/>
-          <w:numId w:val="1145"/>
+          <w:numId w:val="1147"/>
         </w:numPr>
       </w:pPr>
       <w:r>
@@ -52907,7 +53991,7 @@
         <w:pStyle w:val="Compact"/>
         <w:numPr>
           <w:ilvl w:val="0"/>
-          <w:numId w:val="1145"/>
+          <w:numId w:val="1147"/>
         </w:numPr>
       </w:pPr>
       <w:r>
@@ -52965,7 +54049,7 @@
         <w:pStyle w:val="Compact"/>
         <w:numPr>
           <w:ilvl w:val="0"/>
-          <w:numId w:val="1145"/>
+          <w:numId w:val="1147"/>
         </w:numPr>
       </w:pPr>
       <w:r>
@@ -52993,7 +54077,7 @@
         <w:pStyle w:val="Compact"/>
         <w:numPr>
           <w:ilvl w:val="0"/>
-          <w:numId w:val="1145"/>
+          <w:numId w:val="1147"/>
         </w:numPr>
       </w:pPr>
       <w:r>
@@ -53048,7 +54132,7 @@
         <w:pStyle w:val="Compact"/>
         <w:numPr>
           <w:ilvl w:val="0"/>
-          <w:numId w:val="1146"/>
+          <w:numId w:val="1148"/>
         </w:numPr>
       </w:pPr>
       <w:r>
@@ -53060,7 +54144,7 @@
         <w:pStyle w:val="Compact"/>
         <w:numPr>
           <w:ilvl w:val="0"/>
-          <w:numId w:val="1146"/>
+          <w:numId w:val="1148"/>
         </w:numPr>
       </w:pPr>
       <w:r>
@@ -53084,7 +54168,7 @@
         <w:pStyle w:val="Compact"/>
         <w:numPr>
           <w:ilvl w:val="0"/>
-          <w:numId w:val="1146"/>
+          <w:numId w:val="1148"/>
         </w:numPr>
       </w:pPr>
       <w:r>
@@ -53102,7 +54186,7 @@
         <w:pStyle w:val="Compact"/>
         <w:numPr>
           <w:ilvl w:val="0"/>
-          <w:numId w:val="1146"/>
+          <w:numId w:val="1148"/>
         </w:numPr>
       </w:pPr>
       <w:r>
@@ -53120,7 +54204,7 @@
         <w:pStyle w:val="Compact"/>
         <w:numPr>
           <w:ilvl w:val="0"/>
-          <w:numId w:val="1146"/>
+          <w:numId w:val="1148"/>
         </w:numPr>
       </w:pPr>
       <w:r>
@@ -53132,7 +54216,7 @@
         <w:pStyle w:val="Compact"/>
         <w:numPr>
           <w:ilvl w:val="0"/>
-          <w:numId w:val="1146"/>
+          <w:numId w:val="1148"/>
         </w:numPr>
       </w:pPr>
       <w:r>
@@ -53144,7 +54228,7 @@
         <w:pStyle w:val="Compact"/>
         <w:numPr>
           <w:ilvl w:val="0"/>
-          <w:numId w:val="1146"/>
+          <w:numId w:val="1148"/>
         </w:numPr>
       </w:pPr>
       <w:r>
@@ -53156,7 +54240,7 @@
         <w:pStyle w:val="Compact"/>
         <w:numPr>
           <w:ilvl w:val="0"/>
-          <w:numId w:val="1146"/>
+          <w:numId w:val="1148"/>
         </w:numPr>
       </w:pPr>
       <w:r>
@@ -53168,7 +54252,7 @@
         <w:pStyle w:val="Compact"/>
         <w:numPr>
           <w:ilvl w:val="0"/>
-          <w:numId w:val="1146"/>
+          <w:numId w:val="1148"/>
         </w:numPr>
       </w:pPr>
       <w:r>
@@ -53186,7 +54270,7 @@
         <w:pStyle w:val="Compact"/>
         <w:numPr>
           <w:ilvl w:val="0"/>
-          <w:numId w:val="1146"/>
+          <w:numId w:val="1148"/>
         </w:numPr>
       </w:pPr>
       <w:r>
@@ -53198,7 +54282,7 @@
         <w:pStyle w:val="Compact"/>
         <w:numPr>
           <w:ilvl w:val="0"/>
-          <w:numId w:val="1146"/>
+          <w:numId w:val="1148"/>
         </w:numPr>
       </w:pPr>
       <w:r>
@@ -53216,7 +54300,7 @@
         <w:pStyle w:val="Compact"/>
         <w:numPr>
           <w:ilvl w:val="0"/>
-          <w:numId w:val="1146"/>
+          <w:numId w:val="1148"/>
         </w:numPr>
       </w:pPr>
       <w:r>
@@ -53228,7 +54312,7 @@
         <w:pStyle w:val="Compact"/>
         <w:numPr>
           <w:ilvl w:val="0"/>
-          <w:numId w:val="1146"/>
+          <w:numId w:val="1148"/>
         </w:numPr>
       </w:pPr>
       <w:r>
@@ -53240,7 +54324,7 @@
         <w:pStyle w:val="Compact"/>
         <w:numPr>
           <w:ilvl w:val="0"/>
-          <w:numId w:val="1146"/>
+          <w:numId w:val="1148"/>
         </w:numPr>
       </w:pPr>
       <w:r>
@@ -53252,7 +54336,7 @@
         <w:pStyle w:val="Compact"/>
         <w:numPr>
           <w:ilvl w:val="0"/>
-          <w:numId w:val="1146"/>
+          <w:numId w:val="1148"/>
         </w:numPr>
       </w:pPr>
       <w:r>
@@ -53264,7 +54348,7 @@
         <w:pStyle w:val="Compact"/>
         <w:numPr>
           <w:ilvl w:val="0"/>
-          <w:numId w:val="1146"/>
+          <w:numId w:val="1148"/>
         </w:numPr>
       </w:pPr>
       <w:r>
@@ -53282,7 +54366,7 @@
         <w:pStyle w:val="Compact"/>
         <w:numPr>
           <w:ilvl w:val="0"/>
-          <w:numId w:val="1146"/>
+          <w:numId w:val="1148"/>
         </w:numPr>
       </w:pPr>
       <w:r>
@@ -53294,7 +54378,7 @@
         <w:pStyle w:val="Compact"/>
         <w:numPr>
           <w:ilvl w:val="0"/>
-          <w:numId w:val="1146"/>
+          <w:numId w:val="1148"/>
         </w:numPr>
       </w:pPr>
       <w:r>
@@ -53312,7 +54396,7 @@
         <w:pStyle w:val="Compact"/>
         <w:numPr>
           <w:ilvl w:val="0"/>
-          <w:numId w:val="1146"/>
+          <w:numId w:val="1148"/>
         </w:numPr>
       </w:pPr>
       <w:r>
@@ -53324,7 +54408,7 @@
         <w:pStyle w:val="Compact"/>
         <w:numPr>
           <w:ilvl w:val="0"/>
-          <w:numId w:val="1146"/>
+          <w:numId w:val="1148"/>
         </w:numPr>
       </w:pPr>
       <w:r>
@@ -53337,7 +54421,7 @@
         <w:t xml:space="preserve">foundation models.</w:t>
       </w:r>
     </w:p>
-    <w:bookmarkEnd w:id="116"/>
+    <w:bookmarkEnd w:id="118"/>
     <w:sectPr>
       <w:footnotePr>
         <w:numRestart w:val="eachSect"/>
@@ -54128,6 +55212,12 @@
     <w:abstractNumId w:val="991"/>
   </w:num>
   <w:num w:numId="1064">
+    <w:abstractNumId w:val="991"/>
+  </w:num>
+  <w:num w:numId="1065">
+    <w:abstractNumId w:val="991"/>
+  </w:num>
+  <w:num w:numId="1066">
     <w:abstractNumId w:val="99411"/>
     <w:lvlOverride w:ilvl="0">
       <w:startOverride w:val="1"/>
@@ -54157,12 +55247,6 @@
       <w:startOverride w:val="1"/>
     </w:lvlOverride>
   </w:num>
-  <w:num w:numId="1065">
-    <w:abstractNumId w:val="991"/>
-  </w:num>
-  <w:num w:numId="1066">
-    <w:abstractNumId w:val="991"/>
-  </w:num>
   <w:num w:numId="1067">
     <w:abstractNumId w:val="991"/>
   </w:num>
@@ -54170,6 +55254,12 @@
     <w:abstractNumId w:val="991"/>
   </w:num>
   <w:num w:numId="1069">
+    <w:abstractNumId w:val="991"/>
+  </w:num>
+  <w:num w:numId="1070">
+    <w:abstractNumId w:val="991"/>
+  </w:num>
+  <w:num w:numId="1071">
     <w:abstractNumId w:val="99411"/>
     <w:lvlOverride w:ilvl="0">
       <w:startOverride w:val="1"/>
@@ -54199,12 +55289,6 @@
       <w:startOverride w:val="1"/>
     </w:lvlOverride>
   </w:num>
-  <w:num w:numId="1070">
-    <w:abstractNumId w:val="991"/>
-  </w:num>
-  <w:num w:numId="1071">
-    <w:abstractNumId w:val="991"/>
-  </w:num>
   <w:num w:numId="1072">
     <w:abstractNumId w:val="991"/>
   </w:num>
@@ -54212,6 +55296,12 @@
     <w:abstractNumId w:val="991"/>
   </w:num>
   <w:num w:numId="1074">
+    <w:abstractNumId w:val="991"/>
+  </w:num>
+  <w:num w:numId="1075">
+    <w:abstractNumId w:val="991"/>
+  </w:num>
+  <w:num w:numId="1076">
     <w:abstractNumId w:val="99411"/>
     <w:lvlOverride w:ilvl="0">
       <w:startOverride w:val="1"/>
@@ -54241,12 +55331,6 @@
       <w:startOverride w:val="1"/>
     </w:lvlOverride>
   </w:num>
-  <w:num w:numId="1075">
-    <w:abstractNumId w:val="991"/>
-  </w:num>
-  <w:num w:numId="1076">
-    <w:abstractNumId w:val="991"/>
-  </w:num>
   <w:num w:numId="1077">
     <w:abstractNumId w:val="991"/>
   </w:num>
@@ -54263,6 +55347,12 @@
     <w:abstractNumId w:val="991"/>
   </w:num>
   <w:num w:numId="1082">
+    <w:abstractNumId w:val="991"/>
+  </w:num>
+  <w:num w:numId="1083">
+    <w:abstractNumId w:val="991"/>
+  </w:num>
+  <w:num w:numId="1084">
     <w:abstractNumId w:val="99411"/>
     <w:lvlOverride w:ilvl="0">
       <w:startOverride w:val="1"/>
@@ -54292,12 +55382,6 @@
       <w:startOverride w:val="1"/>
     </w:lvlOverride>
   </w:num>
-  <w:num w:numId="1083">
-    <w:abstractNumId w:val="991"/>
-  </w:num>
-  <w:num w:numId="1084">
-    <w:abstractNumId w:val="991"/>
-  </w:num>
   <w:num w:numId="1085">
     <w:abstractNumId w:val="991"/>
   </w:num>
@@ -54308,6 +55392,12 @@
     <w:abstractNumId w:val="991"/>
   </w:num>
   <w:num w:numId="1088">
+    <w:abstractNumId w:val="991"/>
+  </w:num>
+  <w:num w:numId="1089">
+    <w:abstractNumId w:val="991"/>
+  </w:num>
+  <w:num w:numId="1090">
     <w:abstractNumId w:val="99411"/>
     <w:lvlOverride w:ilvl="0">
       <w:startOverride w:val="1"/>
@@ -54337,12 +55427,6 @@
       <w:startOverride w:val="1"/>
     </w:lvlOverride>
   </w:num>
-  <w:num w:numId="1089">
-    <w:abstractNumId w:val="991"/>
-  </w:num>
-  <w:num w:numId="1090">
-    <w:abstractNumId w:val="991"/>
-  </w:num>
   <w:num w:numId="1091">
     <w:abstractNumId w:val="991"/>
   </w:num>
@@ -54350,6 +55434,12 @@
     <w:abstractNumId w:val="991"/>
   </w:num>
   <w:num w:numId="1093">
+    <w:abstractNumId w:val="991"/>
+  </w:num>
+  <w:num w:numId="1094">
+    <w:abstractNumId w:val="991"/>
+  </w:num>
+  <w:num w:numId="1095">
     <w:abstractNumId w:val="99411"/>
     <w:lvlOverride w:ilvl="0">
       <w:startOverride w:val="1"/>
@@ -54379,13 +55469,13 @@
       <w:startOverride w:val="1"/>
     </w:lvlOverride>
   </w:num>
-  <w:num w:numId="1094">
+  <w:num w:numId="1096">
     <w:abstractNumId w:val="991"/>
   </w:num>
-  <w:num w:numId="1095">
+  <w:num w:numId="1097">
     <w:abstractNumId w:val="991"/>
   </w:num>
-  <w:num w:numId="1096">
+  <w:num w:numId="1098">
     <w:abstractNumId w:val="99411"/>
     <w:lvlOverride w:ilvl="0">
       <w:startOverride w:val="1"/>
@@ -54415,12 +55505,6 @@
       <w:startOverride w:val="1"/>
     </w:lvlOverride>
   </w:num>
-  <w:num w:numId="1097">
-    <w:abstractNumId w:val="991"/>
-  </w:num>
-  <w:num w:numId="1098">
-    <w:abstractNumId w:val="991"/>
-  </w:num>
   <w:num w:numId="1099">
     <w:abstractNumId w:val="991"/>
   </w:num>
@@ -54440,6 +55524,12 @@
     <w:abstractNumId w:val="991"/>
   </w:num>
   <w:num w:numId="1105">
+    <w:abstractNumId w:val="991"/>
+  </w:num>
+  <w:num w:numId="1106">
+    <w:abstractNumId w:val="991"/>
+  </w:num>
+  <w:num w:numId="1107">
     <w:abstractNumId w:val="99411"/>
     <w:lvlOverride w:ilvl="0">
       <w:startOverride w:val="1"/>
@@ -54469,44 +55559,11 @@
       <w:startOverride w:val="1"/>
     </w:lvlOverride>
   </w:num>
-  <w:num w:numId="1106">
-    <w:abstractNumId w:val="991"/>
-  </w:num>
-  <w:num w:numId="1107">
-    <w:abstractNumId w:val="991"/>
-  </w:num>
   <w:num w:numId="1108">
     <w:abstractNumId w:val="991"/>
   </w:num>
   <w:num w:numId="1109">
-    <w:abstractNumId w:val="99411"/>
-    <w:lvlOverride w:ilvl="0">
-      <w:startOverride w:val="1"/>
-    </w:lvlOverride>
-    <w:lvlOverride w:ilvl="1">
-      <w:startOverride w:val="1"/>
-    </w:lvlOverride>
-    <w:lvlOverride w:ilvl="2">
-      <w:startOverride w:val="1"/>
-    </w:lvlOverride>
-    <w:lvlOverride w:ilvl="3">
-      <w:startOverride w:val="1"/>
-    </w:lvlOverride>
-    <w:lvlOverride w:ilvl="4">
-      <w:startOverride w:val="1"/>
-    </w:lvlOverride>
-    <w:lvlOverride w:ilvl="5">
-      <w:startOverride w:val="1"/>
-    </w:lvlOverride>
-    <w:lvlOverride w:ilvl="6">
-      <w:startOverride w:val="1"/>
-    </w:lvlOverride>
-    <w:lvlOverride w:ilvl="7">
-      <w:startOverride w:val="1"/>
-    </w:lvlOverride>
-    <w:lvlOverride w:ilvl="8">
-      <w:startOverride w:val="1"/>
-    </w:lvlOverride>
+    <w:abstractNumId w:val="991"/>
   </w:num>
   <w:num w:numId="1110">
     <w:abstractNumId w:val="991"/>
@@ -54611,9 +55668,6 @@
     <w:abstractNumId w:val="991"/>
   </w:num>
   <w:num w:numId="1117">
-    <w:abstractNumId w:val="991"/>
-  </w:num>
-  <w:num w:numId="1118">
     <w:abstractNumId w:val="99411"/>
     <w:lvlOverride w:ilvl="0">
       <w:startOverride w:val="1"/>
@@ -54643,34 +55697,13 @@
       <w:startOverride w:val="1"/>
     </w:lvlOverride>
   </w:num>
+  <w:num w:numId="1118">
+    <w:abstractNumId w:val="991"/>
+  </w:num>
   <w:num w:numId="1119">
     <w:abstractNumId w:val="991"/>
   </w:num>
   <w:num w:numId="1120">
-    <w:abstractNumId w:val="991"/>
-  </w:num>
-  <w:num w:numId="1121">
-    <w:abstractNumId w:val="991"/>
-  </w:num>
-  <w:num w:numId="1122">
-    <w:abstractNumId w:val="991"/>
-  </w:num>
-  <w:num w:numId="1123">
-    <w:abstractNumId w:val="991"/>
-  </w:num>
-  <w:num w:numId="1124">
-    <w:abstractNumId w:val="991"/>
-  </w:num>
-  <w:num w:numId="1125">
-    <w:abstractNumId w:val="991"/>
-  </w:num>
-  <w:num w:numId="1126">
-    <w:abstractNumId w:val="991"/>
-  </w:num>
-  <w:num w:numId="1127">
-    <w:abstractNumId w:val="991"/>
-  </w:num>
-  <w:num w:numId="1128">
     <w:abstractNumId w:val="99411"/>
     <w:lvlOverride w:ilvl="0">
       <w:startOverride w:val="1"/>
@@ -54700,13 +55733,34 @@
       <w:startOverride w:val="1"/>
     </w:lvlOverride>
   </w:num>
+  <w:num w:numId="1121">
+    <w:abstractNumId w:val="991"/>
+  </w:num>
+  <w:num w:numId="1122">
+    <w:abstractNumId w:val="991"/>
+  </w:num>
+  <w:num w:numId="1123">
+    <w:abstractNumId w:val="991"/>
+  </w:num>
+  <w:num w:numId="1124">
+    <w:abstractNumId w:val="991"/>
+  </w:num>
+  <w:num w:numId="1125">
+    <w:abstractNumId w:val="991"/>
+  </w:num>
+  <w:num w:numId="1126">
+    <w:abstractNumId w:val="991"/>
+  </w:num>
+  <w:num w:numId="1127">
+    <w:abstractNumId w:val="991"/>
+  </w:num>
+  <w:num w:numId="1128">
+    <w:abstractNumId w:val="991"/>
+  </w:num>
   <w:num w:numId="1129">
     <w:abstractNumId w:val="991"/>
   </w:num>
   <w:num w:numId="1130">
-    <w:abstractNumId w:val="991"/>
-  </w:num>
-  <w:num w:numId="1131">
     <w:abstractNumId w:val="99411"/>
     <w:lvlOverride w:ilvl="0">
       <w:startOverride w:val="1"/>
@@ -54736,35 +55790,11 @@
       <w:startOverride w:val="1"/>
     </w:lvlOverride>
   </w:num>
+  <w:num w:numId="1131">
+    <w:abstractNumId w:val="991"/>
+  </w:num>
   <w:num w:numId="1132">
-    <w:abstractNumId w:val="99411"/>
-    <w:lvlOverride w:ilvl="0">
-      <w:startOverride w:val="1"/>
-    </w:lvlOverride>
-    <w:lvlOverride w:ilvl="1">
-      <w:startOverride w:val="1"/>
-    </w:lvlOverride>
-    <w:lvlOverride w:ilvl="2">
-      <w:startOverride w:val="1"/>
-    </w:lvlOverride>
-    <w:lvlOverride w:ilvl="3">
-      <w:startOverride w:val="1"/>
-    </w:lvlOverride>
-    <w:lvlOverride w:ilvl="4">
-      <w:startOverride w:val="1"/>
-    </w:lvlOverride>
-    <w:lvlOverride w:ilvl="5">
-      <w:startOverride w:val="1"/>
-    </w:lvlOverride>
-    <w:lvlOverride w:ilvl="6">
-      <w:startOverride w:val="1"/>
-    </w:lvlOverride>
-    <w:lvlOverride w:ilvl="7">
-      <w:startOverride w:val="1"/>
-    </w:lvlOverride>
-    <w:lvlOverride w:ilvl="8">
-      <w:startOverride w:val="1"/>
-    </w:lvlOverride>
+    <w:abstractNumId w:val="991"/>
   </w:num>
   <w:num w:numId="1133">
     <w:abstractNumId w:val="99411"/>
@@ -54797,15 +55827,6 @@
     </w:lvlOverride>
   </w:num>
   <w:num w:numId="1134">
-    <w:abstractNumId w:val="991"/>
-  </w:num>
-  <w:num w:numId="1135">
-    <w:abstractNumId w:val="991"/>
-  </w:num>
-  <w:num w:numId="1136">
-    <w:abstractNumId w:val="991"/>
-  </w:num>
-  <w:num w:numId="1137">
     <w:abstractNumId w:val="99411"/>
     <w:lvlOverride w:ilvl="0">
       <w:startOverride w:val="1"/>
@@ -54835,28 +55856,7 @@
       <w:startOverride w:val="1"/>
     </w:lvlOverride>
   </w:num>
-  <w:num w:numId="1138">
-    <w:abstractNumId w:val="991"/>
-  </w:num>
-  <w:num w:numId="1139">
-    <w:abstractNumId w:val="991"/>
-  </w:num>
-  <w:num w:numId="1140">
-    <w:abstractNumId w:val="991"/>
-  </w:num>
-  <w:num w:numId="1141">
-    <w:abstractNumId w:val="991"/>
-  </w:num>
-  <w:num w:numId="1142">
-    <w:abstractNumId w:val="991"/>
-  </w:num>
-  <w:num w:numId="1143">
-    <w:abstractNumId w:val="991"/>
-  </w:num>
-  <w:num w:numId="1144">
-    <w:abstractNumId w:val="991"/>
-  </w:num>
-  <w:num w:numId="1145">
+  <w:num w:numId="1135">
     <w:abstractNumId w:val="99411"/>
     <w:lvlOverride w:ilvl="0">
       <w:startOverride w:val="1"/>
@@ -54886,7 +55886,97 @@
       <w:startOverride w:val="1"/>
     </w:lvlOverride>
   </w:num>
+  <w:num w:numId="1136">
+    <w:abstractNumId w:val="991"/>
+  </w:num>
+  <w:num w:numId="1137">
+    <w:abstractNumId w:val="991"/>
+  </w:num>
+  <w:num w:numId="1138">
+    <w:abstractNumId w:val="991"/>
+  </w:num>
+  <w:num w:numId="1139">
+    <w:abstractNumId w:val="99411"/>
+    <w:lvlOverride w:ilvl="0">
+      <w:startOverride w:val="1"/>
+    </w:lvlOverride>
+    <w:lvlOverride w:ilvl="1">
+      <w:startOverride w:val="1"/>
+    </w:lvlOverride>
+    <w:lvlOverride w:ilvl="2">
+      <w:startOverride w:val="1"/>
+    </w:lvlOverride>
+    <w:lvlOverride w:ilvl="3">
+      <w:startOverride w:val="1"/>
+    </w:lvlOverride>
+    <w:lvlOverride w:ilvl="4">
+      <w:startOverride w:val="1"/>
+    </w:lvlOverride>
+    <w:lvlOverride w:ilvl="5">
+      <w:startOverride w:val="1"/>
+    </w:lvlOverride>
+    <w:lvlOverride w:ilvl="6">
+      <w:startOverride w:val="1"/>
+    </w:lvlOverride>
+    <w:lvlOverride w:ilvl="7">
+      <w:startOverride w:val="1"/>
+    </w:lvlOverride>
+    <w:lvlOverride w:ilvl="8">
+      <w:startOverride w:val="1"/>
+    </w:lvlOverride>
+  </w:num>
+  <w:num w:numId="1140">
+    <w:abstractNumId w:val="991"/>
+  </w:num>
+  <w:num w:numId="1141">
+    <w:abstractNumId w:val="991"/>
+  </w:num>
+  <w:num w:numId="1142">
+    <w:abstractNumId w:val="991"/>
+  </w:num>
+  <w:num w:numId="1143">
+    <w:abstractNumId w:val="991"/>
+  </w:num>
+  <w:num w:numId="1144">
+    <w:abstractNumId w:val="991"/>
+  </w:num>
+  <w:num w:numId="1145">
+    <w:abstractNumId w:val="991"/>
+  </w:num>
   <w:num w:numId="1146">
+    <w:abstractNumId w:val="991"/>
+  </w:num>
+  <w:num w:numId="1147">
+    <w:abstractNumId w:val="99411"/>
+    <w:lvlOverride w:ilvl="0">
+      <w:startOverride w:val="1"/>
+    </w:lvlOverride>
+    <w:lvlOverride w:ilvl="1">
+      <w:startOverride w:val="1"/>
+    </w:lvlOverride>
+    <w:lvlOverride w:ilvl="2">
+      <w:startOverride w:val="1"/>
+    </w:lvlOverride>
+    <w:lvlOverride w:ilvl="3">
+      <w:startOverride w:val="1"/>
+    </w:lvlOverride>
+    <w:lvlOverride w:ilvl="4">
+      <w:startOverride w:val="1"/>
+    </w:lvlOverride>
+    <w:lvlOverride w:ilvl="5">
+      <w:startOverride w:val="1"/>
+    </w:lvlOverride>
+    <w:lvlOverride w:ilvl="6">
+      <w:startOverride w:val="1"/>
+    </w:lvlOverride>
+    <w:lvlOverride w:ilvl="7">
+      <w:startOverride w:val="1"/>
+    </w:lvlOverride>
+    <w:lvlOverride w:ilvl="8">
+      <w:startOverride w:val="1"/>
+    </w:lvlOverride>
+  </w:num>
+  <w:num w:numId="1148">
     <w:abstractNumId w:val="991"/>
   </w:num>
 </w:numbering>

--- a/tinyGPT_learning_guide.docx
+++ b/tinyGPT_learning_guide.docx
@@ -14585,6 +14585,133 @@
         </w:numPr>
       </w:pPr>
       <w:r>
+        <w:rPr>
+          <w:b/>
+          <w:bCs/>
+        </w:rPr>
+        <w:t xml:space="preserve">Compression (27 October):</w:t>
+      </w:r>
+      <w:r>
+        <w:t xml:space="preserve"> </w:t>
+      </w:r>
+      <w:r>
+        <w:t xml:space="preserve">the text folders (all except</w:t>
+      </w:r>
+      <w:r>
+        <w:t xml:space="preserve"> </w:t>
+      </w:r>
+      <w:r>
+        <w:rPr>
+          <w:rStyle w:val="VerbatimChar"/>
+        </w:rPr>
+        <w:t xml:space="preserve">web</w:t>
+      </w:r>
+      <w:r>
+        <w:t xml:space="preserve">,</w:t>
+      </w:r>
+      <w:r>
+        <w:t xml:space="preserve"> </w:t>
+      </w:r>
+      <w:r>
+        <w:rPr>
+          <w:rStyle w:val="VerbatimChar"/>
+        </w:rPr>
+        <w:t xml:space="preserve">wikipedia</w:t>
+      </w:r>
+      <w:r>
+        <w:t xml:space="preserve"> </w:t>
+      </w:r>
+      <w:r>
+        <w:t xml:space="preserve">and</w:t>
+      </w:r>
+      <w:r>
+        <w:t xml:space="preserve"> </w:t>
+      </w:r>
+      <w:r>
+        <w:rPr>
+          <w:rStyle w:val="VerbatimChar"/>
+        </w:rPr>
+        <w:t xml:space="preserve">images</w:t>
+      </w:r>
+      <w:r>
+        <w:t xml:space="preserve">) use Windows’ built-in</w:t>
+      </w:r>
+      <w:r>
+        <w:t xml:space="preserve"> </w:t>
+      </w:r>
+      <w:r>
+        <w:t xml:space="preserve">NTFS compression, about half the space. Files read and write as usual and new files are compressed automatically.</w:t>
+      </w:r>
+      <w:r>
+        <w:t xml:space="preserve"> </w:t>
+      </w:r>
+      <w:r>
+        <w:t xml:space="preserve">data_prep.py and estimate_dataset.py also read gzip-compressed files (</w:t>
+      </w:r>
+      <w:r>
+        <w:rPr>
+          <w:rStyle w:val="VerbatimChar"/>
+        </w:rPr>
+        <w:t xml:space="preserve">.md.gz</w:t>
+      </w:r>
+      <w:r>
+        <w:t xml:space="preserve">,</w:t>
+      </w:r>
+      <w:r>
+        <w:t xml:space="preserve"> </w:t>
+      </w:r>
+      <w:r>
+        <w:rPr>
+          <w:rStyle w:val="VerbatimChar"/>
+        </w:rPr>
+        <w:t xml:space="preserve">.txt.gz</w:t>
+      </w:r>
+      <w:r>
+        <w:t xml:space="preserve">);</w:t>
+      </w:r>
+      <w:r>
+        <w:t xml:space="preserve"> </w:t>
+      </w:r>
+      <w:r>
+        <w:rPr>
+          <w:rStyle w:val="VerbatimChar"/>
+        </w:rPr>
+        <w:t xml:space="preserve">a.md.gz</w:t>
+      </w:r>
+      <w:r>
+        <w:t xml:space="preserve"> </w:t>
+      </w:r>
+      <w:r>
+        <w:t xml:space="preserve">gets the</w:t>
+      </w:r>
+      <w:r>
+        <w:t xml:space="preserve"> </w:t>
+      </w:r>
+      <w:r>
+        <w:t xml:space="preserve">same document id as</w:t>
+      </w:r>
+      <w:r>
+        <w:t xml:space="preserve"> </w:t>
+      </w:r>
+      <w:r>
+        <w:rPr>
+          <w:rStyle w:val="VerbatimChar"/>
+        </w:rPr>
+        <w:t xml:space="preserve">a.md</w:t>
+      </w:r>
+      <w:r>
+        <w:t xml:space="preserve">, so compressing a folder never changes the train/validation split.</w:t>
+      </w:r>
+    </w:p>
+    <w:p>
+      <w:pPr>
+        <w:pStyle w:val="Compact"/>
+        <w:numPr>
+          <w:ilvl w:val="0"/>
+          <w:numId w:val="1041"/>
+        </w:numPr>
+      </w:pPr>
+      <w:r>
         <w:t xml:space="preserve">Folders whose names start with</w:t>
       </w:r>
       <w:r>
@@ -19331,6 +19458,172 @@
         <w:t xml:space="preserve">before publishing a model trained on them.</w:t>
       </w:r>
     </w:p>
+    <w:p>
+      <w:pPr>
+        <w:pStyle w:val="FirstParagraph"/>
+      </w:pPr>
+      <w:r>
+        <w:rPr>
+          <w:b/>
+          <w:bCs/>
+        </w:rPr>
+        <w:t xml:space="preserve">Selecting with keywords.txt (since 27 October):</w:t>
+      </w:r>
+      <w:r>
+        <w:t xml:space="preserve"> </w:t>
+      </w:r>
+      <w:r>
+        <w:t xml:space="preserve">the fixed search above only finds papers that mention genetics</w:t>
+      </w:r>
+      <w:r>
+        <w:t xml:space="preserve"> </w:t>
+      </w:r>
+      <w:r>
+        <w:t xml:space="preserve">words. With</w:t>
+      </w:r>
+      <w:r>
+        <w:t xml:space="preserve"> </w:t>
+      </w:r>
+      <w:r>
+        <w:rPr>
+          <w:rStyle w:val="VerbatimChar"/>
+        </w:rPr>
+        <w:t xml:space="preserve">--keywords</w:t>
+      </w:r>
+      <w:r>
+        <w:t xml:space="preserve">, PMC papers are chosen the way arXiv and bioRxiv papers are:</w:t>
+      </w:r>
+    </w:p>
+    <w:p>
+      <w:pPr>
+        <w:pStyle w:val="SourceCode"/>
+      </w:pPr>
+      <w:r>
+        <w:rPr>
+          <w:rStyle w:val="VerbatimChar"/>
+        </w:rPr>
+        <w:t xml:space="preserve">python download_pmc.py --out $HOME\ai_training_data\pmc --keywords keywords.txt --max-papers 300000</w:t>
+      </w:r>
+    </w:p>
+    <w:p>
+      <w:pPr>
+        <w:pStyle w:val="Compact"/>
+        <w:numPr>
+          <w:ilvl w:val="0"/>
+          <w:numId w:val="1057"/>
+        </w:numPr>
+      </w:pPr>
+      <w:r>
+        <w:rPr>
+          <w:b/>
+          <w:bCs/>
+        </w:rPr>
+        <w:t xml:space="preserve">Harvest once:</w:t>
+      </w:r>
+      <w:r>
+        <w:t xml:space="preserve"> </w:t>
+      </w:r>
+      <w:r>
+        <w:t xml:space="preserve">title, abstract, year, citations and journal of every open-access, full-text MEDLINE paper</w:t>
+      </w:r>
+      <w:r>
+        <w:t xml:space="preserve"> </w:t>
+      </w:r>
+      <w:r>
+        <w:t xml:space="preserve">(about 7.9 million) go to</w:t>
+      </w:r>
+      <w:r>
+        <w:t xml:space="preserve"> </w:t>
+      </w:r>
+      <w:r>
+        <w:rPr>
+          <w:rStyle w:val="VerbatimChar"/>
+        </w:rPr>
+        <w:t xml:space="preserve">_pmc_meta\metadata</w:t>
+      </w:r>
+      <w:r>
+        <w:t xml:space="preserve">, about 170 papers a second (about 13 hours, a few GB). A rerun</w:t>
+      </w:r>
+      <w:r>
+        <w:t xml:space="preserve"> </w:t>
+      </w:r>
+      <w:r>
+        <w:t xml:space="preserve">continues where it stopped;</w:t>
+      </w:r>
+      <w:r>
+        <w:t xml:space="preserve"> </w:t>
+      </w:r>
+      <w:r>
+        <w:rPr>
+          <w:rStyle w:val="VerbatimChar"/>
+        </w:rPr>
+        <w:t xml:space="preserve">--refresh-metadata</w:t>
+      </w:r>
+      <w:r>
+        <w:t xml:space="preserve"> </w:t>
+      </w:r>
+      <w:r>
+        <w:t xml:space="preserve">harvests again for new papers.</w:t>
+      </w:r>
+    </w:p>
+    <w:p>
+      <w:pPr>
+        <w:pStyle w:val="Compact"/>
+        <w:numPr>
+          <w:ilvl w:val="0"/>
+          <w:numId w:val="1057"/>
+        </w:numPr>
+      </w:pPr>
+      <w:r>
+        <w:rPr>
+          <w:b/>
+          <w:bCs/>
+        </w:rPr>
+        <w:t xml:space="preserve">Select:</w:t>
+      </w:r>
+      <w:r>
+        <w:t xml:space="preserve"> </w:t>
+      </w:r>
+      <w:r>
+        <w:t xml:space="preserve">papers with 3 keyword matches from 3 different terms (the title counts 3 times), ranked by keyword</w:t>
+      </w:r>
+      <w:r>
+        <w:t xml:space="preserve"> </w:t>
+      </w:r>
+      <w:r>
+        <w:t xml:space="preserve">density (</w:t>
+      </w:r>
+      <w:r>
+        <w:rPr>
+          <w:rStyle w:val="VerbatimChar"/>
+        </w:rPr>
+        <w:t xml:space="preserve">--rank cited</w:t>
+      </w:r>
+      <w:r>
+        <w:t xml:space="preserve">: by citations); the best</w:t>
+      </w:r>
+      <w:r>
+        <w:t xml:space="preserve"> </w:t>
+      </w:r>
+      <w:r>
+        <w:rPr>
+          <w:rStyle w:val="VerbatimChar"/>
+        </w:rPr>
+        <w:t xml:space="preserve">--max-papers</w:t>
+      </w:r>
+      <w:r>
+        <w:t xml:space="preserve"> </w:t>
+      </w:r>
+      <w:r>
+        <w:t xml:space="preserve">are fetched. After a keyword edit, rerun: only the</w:t>
+      </w:r>
+      <w:r>
+        <w:t xml:space="preserve"> </w:t>
+      </w:r>
+      <w:r>
+        <w:t xml:space="preserve">selection is redone, in minutes. Papers already downloaded are skipped.</w:t>
+      </w:r>
+    </w:p>
     <w:bookmarkEnd w:id="51"/>
     <w:bookmarkStart w:id="52" w:name="Xfc3d086a28d050a6fd537126ae8e168cdb8bdcc"/>
     <w:p>
@@ -19410,7 +19703,7 @@
         <w:pStyle w:val="Compact"/>
         <w:numPr>
           <w:ilvl w:val="0"/>
-          <w:numId w:val="1057"/>
+          <w:numId w:val="1058"/>
         </w:numPr>
       </w:pPr>
       <w:r>
@@ -19429,7 +19722,7 @@
         <w:pStyle w:val="Compact"/>
         <w:numPr>
           <w:ilvl w:val="0"/>
-          <w:numId w:val="1057"/>
+          <w:numId w:val="1058"/>
         </w:numPr>
       </w:pPr>
       <w:r>
@@ -19448,7 +19741,7 @@
         <w:pStyle w:val="Compact"/>
         <w:numPr>
           <w:ilvl w:val="0"/>
-          <w:numId w:val="1057"/>
+          <w:numId w:val="1058"/>
         </w:numPr>
       </w:pPr>
       <w:r>
@@ -19548,7 +19841,7 @@
         <w:pStyle w:val="Compact"/>
         <w:numPr>
           <w:ilvl w:val="0"/>
-          <w:numId w:val="1058"/>
+          <w:numId w:val="1059"/>
         </w:numPr>
       </w:pPr>
       <w:r>
@@ -19618,7 +19911,7 @@
         <w:pStyle w:val="Compact"/>
         <w:numPr>
           <w:ilvl w:val="0"/>
-          <w:numId w:val="1058"/>
+          <w:numId w:val="1059"/>
         </w:numPr>
       </w:pPr>
       <w:r>
@@ -19646,7 +19939,7 @@
         <w:pStyle w:val="Compact"/>
         <w:numPr>
           <w:ilvl w:val="0"/>
-          <w:numId w:val="1058"/>
+          <w:numId w:val="1059"/>
         </w:numPr>
       </w:pPr>
       <w:r>
@@ -19713,7 +20006,7 @@
         <w:pStyle w:val="Compact"/>
         <w:numPr>
           <w:ilvl w:val="0"/>
-          <w:numId w:val="1058"/>
+          <w:numId w:val="1059"/>
         </w:numPr>
       </w:pPr>
       <w:r>
@@ -19735,7 +20028,7 @@
         <w:pStyle w:val="Compact"/>
         <w:numPr>
           <w:ilvl w:val="0"/>
-          <w:numId w:val="1058"/>
+          <w:numId w:val="1059"/>
         </w:numPr>
       </w:pPr>
       <w:r>
@@ -19799,7 +20092,7 @@
         <w:pStyle w:val="Compact"/>
         <w:numPr>
           <w:ilvl w:val="0"/>
-          <w:numId w:val="1058"/>
+          <w:numId w:val="1059"/>
         </w:numPr>
       </w:pPr>
       <w:r>
@@ -19881,7 +20174,7 @@
         <w:pStyle w:val="Compact"/>
         <w:numPr>
           <w:ilvl w:val="0"/>
-          <w:numId w:val="1058"/>
+          <w:numId w:val="1059"/>
         </w:numPr>
       </w:pPr>
       <w:r>
@@ -19924,7 +20217,7 @@
         <w:pStyle w:val="Compact"/>
         <w:numPr>
           <w:ilvl w:val="0"/>
-          <w:numId w:val="1058"/>
+          <w:numId w:val="1059"/>
         </w:numPr>
       </w:pPr>
       <w:r>
@@ -20000,7 +20293,7 @@
         <w:pStyle w:val="Compact"/>
         <w:numPr>
           <w:ilvl w:val="0"/>
-          <w:numId w:val="1059"/>
+          <w:numId w:val="1060"/>
         </w:numPr>
       </w:pPr>
       <w:r>
@@ -20058,7 +20351,7 @@
         <w:pStyle w:val="Compact"/>
         <w:numPr>
           <w:ilvl w:val="0"/>
-          <w:numId w:val="1059"/>
+          <w:numId w:val="1060"/>
         </w:numPr>
       </w:pPr>
       <w:r>
@@ -20092,7 +20385,7 @@
         <w:pStyle w:val="Compact"/>
         <w:numPr>
           <w:ilvl w:val="0"/>
-          <w:numId w:val="1059"/>
+          <w:numId w:val="1060"/>
         </w:numPr>
       </w:pPr>
       <w:r>
@@ -20138,7 +20431,7 @@
         <w:pStyle w:val="Compact"/>
         <w:numPr>
           <w:ilvl w:val="0"/>
-          <w:numId w:val="1060"/>
+          <w:numId w:val="1061"/>
         </w:numPr>
       </w:pPr>
       <w:r>
@@ -20182,7 +20475,7 @@
         <w:pStyle w:val="Compact"/>
         <w:numPr>
           <w:ilvl w:val="0"/>
-          <w:numId w:val="1060"/>
+          <w:numId w:val="1061"/>
         </w:numPr>
       </w:pPr>
       <w:r>
@@ -20244,7 +20537,7 @@
         <w:pStyle w:val="Compact"/>
         <w:numPr>
           <w:ilvl w:val="0"/>
-          <w:numId w:val="1060"/>
+          <w:numId w:val="1061"/>
         </w:numPr>
       </w:pPr>
       <w:r>
@@ -20301,7 +20594,7 @@
         <w:pStyle w:val="Compact"/>
         <w:numPr>
           <w:ilvl w:val="0"/>
-          <w:numId w:val="1060"/>
+          <w:numId w:val="1061"/>
         </w:numPr>
       </w:pPr>
       <w:r>
@@ -20356,7 +20649,7 @@
         <w:pStyle w:val="Compact"/>
         <w:numPr>
           <w:ilvl w:val="0"/>
-          <w:numId w:val="1060"/>
+          <w:numId w:val="1061"/>
         </w:numPr>
       </w:pPr>
       <w:r>
@@ -20456,7 +20749,7 @@
         <w:pStyle w:val="Compact"/>
         <w:numPr>
           <w:ilvl w:val="0"/>
-          <w:numId w:val="1060"/>
+          <w:numId w:val="1061"/>
         </w:numPr>
       </w:pPr>
       <w:r>
@@ -20568,7 +20861,7 @@
         <w:pStyle w:val="Compact"/>
         <w:numPr>
           <w:ilvl w:val="0"/>
-          <w:numId w:val="1061"/>
+          <w:numId w:val="1062"/>
         </w:numPr>
       </w:pPr>
       <w:r>
@@ -20596,7 +20889,7 @@
         <w:pStyle w:val="Compact"/>
         <w:numPr>
           <w:ilvl w:val="0"/>
-          <w:numId w:val="1061"/>
+          <w:numId w:val="1062"/>
         </w:numPr>
       </w:pPr>
       <w:r>
@@ -20639,7 +20932,7 @@
         <w:pStyle w:val="Compact"/>
         <w:numPr>
           <w:ilvl w:val="0"/>
-          <w:numId w:val="1061"/>
+          <w:numId w:val="1062"/>
         </w:numPr>
       </w:pPr>
       <w:r>
@@ -20667,7 +20960,7 @@
         <w:pStyle w:val="Compact"/>
         <w:numPr>
           <w:ilvl w:val="0"/>
-          <w:numId w:val="1061"/>
+          <w:numId w:val="1062"/>
         </w:numPr>
       </w:pPr>
       <w:r>
@@ -20719,7 +21012,7 @@
         <w:pStyle w:val="Compact"/>
         <w:numPr>
           <w:ilvl w:val="0"/>
-          <w:numId w:val="1061"/>
+          <w:numId w:val="1062"/>
         </w:numPr>
       </w:pPr>
       <w:r>
@@ -20867,7 +21160,7 @@
         <w:pStyle w:val="Compact"/>
         <w:numPr>
           <w:ilvl w:val="0"/>
-          <w:numId w:val="1062"/>
+          <w:numId w:val="1063"/>
         </w:numPr>
       </w:pPr>
       <w:r>
@@ -20919,7 +21212,7 @@
         <w:pStyle w:val="Compact"/>
         <w:numPr>
           <w:ilvl w:val="0"/>
-          <w:numId w:val="1062"/>
+          <w:numId w:val="1063"/>
         </w:numPr>
       </w:pPr>
       <w:r>
@@ -20953,7 +21246,7 @@
         <w:pStyle w:val="Compact"/>
         <w:numPr>
           <w:ilvl w:val="0"/>
-          <w:numId w:val="1062"/>
+          <w:numId w:val="1063"/>
         </w:numPr>
       </w:pPr>
       <w:r>
@@ -20981,7 +21274,7 @@
         <w:pStyle w:val="Compact"/>
         <w:numPr>
           <w:ilvl w:val="0"/>
-          <w:numId w:val="1062"/>
+          <w:numId w:val="1063"/>
         </w:numPr>
       </w:pPr>
       <w:r>
@@ -21024,7 +21317,7 @@
         <w:pStyle w:val="Compact"/>
         <w:numPr>
           <w:ilvl w:val="0"/>
-          <w:numId w:val="1062"/>
+          <w:numId w:val="1063"/>
         </w:numPr>
       </w:pPr>
       <w:r>
@@ -21061,7 +21354,7 @@
         <w:pStyle w:val="Compact"/>
         <w:numPr>
           <w:ilvl w:val="0"/>
-          <w:numId w:val="1062"/>
+          <w:numId w:val="1063"/>
         </w:numPr>
       </w:pPr>
       <w:r>
@@ -21101,7 +21394,7 @@
         <w:pStyle w:val="Compact"/>
         <w:numPr>
           <w:ilvl w:val="0"/>
-          <w:numId w:val="1062"/>
+          <w:numId w:val="1063"/>
         </w:numPr>
       </w:pPr>
       <w:r>
@@ -22126,7 +22419,7 @@
         <w:pStyle w:val="Compact"/>
         <w:numPr>
           <w:ilvl w:val="0"/>
-          <w:numId w:val="1063"/>
+          <w:numId w:val="1064"/>
         </w:numPr>
       </w:pPr>
       <w:r>
@@ -22166,7 +22459,7 @@
         <w:pStyle w:val="Compact"/>
         <w:numPr>
           <w:ilvl w:val="0"/>
-          <w:numId w:val="1063"/>
+          <w:numId w:val="1064"/>
         </w:numPr>
       </w:pPr>
       <w:r>
@@ -22194,7 +22487,7 @@
         <w:pStyle w:val="Compact"/>
         <w:numPr>
           <w:ilvl w:val="0"/>
-          <w:numId w:val="1063"/>
+          <w:numId w:val="1064"/>
         </w:numPr>
       </w:pPr>
       <w:r>
@@ -22251,7 +22544,7 @@
         <w:pStyle w:val="Compact"/>
         <w:numPr>
           <w:ilvl w:val="0"/>
-          <w:numId w:val="1063"/>
+          <w:numId w:val="1064"/>
         </w:numPr>
       </w:pPr>
       <w:r>
@@ -22267,7 +22560,7 @@
         <w:pStyle w:val="Compact"/>
         <w:numPr>
           <w:ilvl w:val="1"/>
-          <w:numId w:val="1064"/>
+          <w:numId w:val="1065"/>
         </w:numPr>
       </w:pPr>
       <w:r>
@@ -22279,7 +22572,7 @@
         <w:pStyle w:val="Compact"/>
         <w:numPr>
           <w:ilvl w:val="1"/>
-          <w:numId w:val="1064"/>
+          <w:numId w:val="1065"/>
         </w:numPr>
       </w:pPr>
       <w:r>
@@ -22335,7 +22628,7 @@
         <w:pStyle w:val="Compact"/>
         <w:numPr>
           <w:ilvl w:val="0"/>
-          <w:numId w:val="1063"/>
+          <w:numId w:val="1064"/>
         </w:numPr>
       </w:pPr>
       <w:r>
@@ -22351,7 +22644,7 @@
         <w:pStyle w:val="Compact"/>
         <w:numPr>
           <w:ilvl w:val="1"/>
-          <w:numId w:val="1065"/>
+          <w:numId w:val="1066"/>
         </w:numPr>
       </w:pPr>
       <w:r>
@@ -22363,7 +22656,7 @@
         <w:pStyle w:val="Compact"/>
         <w:numPr>
           <w:ilvl w:val="1"/>
-          <w:numId w:val="1065"/>
+          <w:numId w:val="1066"/>
         </w:numPr>
       </w:pPr>
       <w:r>
@@ -22375,7 +22668,7 @@
         <w:pStyle w:val="Compact"/>
         <w:numPr>
           <w:ilvl w:val="1"/>
-          <w:numId w:val="1065"/>
+          <w:numId w:val="1066"/>
         </w:numPr>
       </w:pPr>
       <w:r>
@@ -22387,7 +22680,7 @@
         <w:pStyle w:val="Compact"/>
         <w:numPr>
           <w:ilvl w:val="1"/>
-          <w:numId w:val="1065"/>
+          <w:numId w:val="1066"/>
         </w:numPr>
       </w:pPr>
       <w:r>
@@ -22447,7 +22740,7 @@
         <w:pStyle w:val="Compact"/>
         <w:numPr>
           <w:ilvl w:val="0"/>
-          <w:numId w:val="1066"/>
+          <w:numId w:val="1067"/>
         </w:numPr>
       </w:pPr>
       <w:r>
@@ -22481,7 +22774,7 @@
         <w:pStyle w:val="Compact"/>
         <w:numPr>
           <w:ilvl w:val="0"/>
-          <w:numId w:val="1066"/>
+          <w:numId w:val="1067"/>
         </w:numPr>
       </w:pPr>
       <w:r>
@@ -22515,31 +22808,31 @@
         <w:pStyle w:val="Compact"/>
         <w:numPr>
           <w:ilvl w:val="1"/>
+          <w:numId w:val="1068"/>
+        </w:numPr>
+      </w:pPr>
+      <w:r>
+        <w:t xml:space="preserve">Training starts with the projection only, then adds LoRA.</w:t>
+      </w:r>
+    </w:p>
+    <w:p>
+      <w:pPr>
+        <w:pStyle w:val="Compact"/>
+        <w:numPr>
+          <w:ilvl w:val="1"/>
+          <w:numId w:val="1068"/>
+        </w:numPr>
+      </w:pPr>
+      <w:r>
+        <w:t xml:space="preserve">It needs hundreds of thousands of image–caption pairs; PMC-OA figure–caption collections exist for biomedicine.</w:t>
+      </w:r>
+    </w:p>
+    <w:p>
+      <w:pPr>
+        <w:pStyle w:val="Compact"/>
+        <w:numPr>
+          <w:ilvl w:val="0"/>
           <w:numId w:val="1067"/>
-        </w:numPr>
-      </w:pPr>
-      <w:r>
-        <w:t xml:space="preserve">Training starts with the projection only, then adds LoRA.</w:t>
-      </w:r>
-    </w:p>
-    <w:p>
-      <w:pPr>
-        <w:pStyle w:val="Compact"/>
-        <w:numPr>
-          <w:ilvl w:val="1"/>
-          <w:numId w:val="1067"/>
-        </w:numPr>
-      </w:pPr>
-      <w:r>
-        <w:t xml:space="preserve">It needs hundreds of thousands of image–caption pairs; PMC-OA figure–caption collections exist for biomedicine.</w:t>
-      </w:r>
-    </w:p>
-    <w:p>
-      <w:pPr>
-        <w:pStyle w:val="Compact"/>
-        <w:numPr>
-          <w:ilvl w:val="0"/>
-          <w:numId w:val="1066"/>
         </w:numPr>
       </w:pPr>
       <w:r>
@@ -23086,7 +23379,7 @@
         <w:pStyle w:val="Compact"/>
         <w:numPr>
           <w:ilvl w:val="0"/>
-          <w:numId w:val="1068"/>
+          <w:numId w:val="1069"/>
         </w:numPr>
       </w:pPr>
       <w:r>
@@ -23117,7 +23410,7 @@
         <w:pStyle w:val="Compact"/>
         <w:numPr>
           <w:ilvl w:val="0"/>
-          <w:numId w:val="1068"/>
+          <w:numId w:val="1069"/>
         </w:numPr>
       </w:pPr>
       <w:r>
@@ -23157,7 +23450,7 @@
         <w:pStyle w:val="Compact"/>
         <w:numPr>
           <w:ilvl w:val="0"/>
-          <w:numId w:val="1068"/>
+          <w:numId w:val="1069"/>
         </w:numPr>
       </w:pPr>
       <w:r>
@@ -23212,7 +23505,7 @@
         <w:pStyle w:val="Compact"/>
         <w:numPr>
           <w:ilvl w:val="0"/>
-          <w:numId w:val="1068"/>
+          <w:numId w:val="1069"/>
         </w:numPr>
       </w:pPr>
       <w:r>
@@ -23310,7 +23603,7 @@
         <w:pStyle w:val="Compact"/>
         <w:numPr>
           <w:ilvl w:val="0"/>
-          <w:numId w:val="1069"/>
+          <w:numId w:val="1070"/>
         </w:numPr>
       </w:pPr>
       <w:r>
@@ -23347,79 +23640,79 @@
         <w:pStyle w:val="Compact"/>
         <w:numPr>
           <w:ilvl w:val="1"/>
+          <w:numId w:val="1071"/>
+        </w:numPr>
+      </w:pPr>
+      <w:r>
+        <w:t xml:space="preserve">the weights;</w:t>
+      </w:r>
+    </w:p>
+    <w:p>
+      <w:pPr>
+        <w:pStyle w:val="Compact"/>
+        <w:numPr>
+          <w:ilvl w:val="1"/>
+          <w:numId w:val="1071"/>
+        </w:numPr>
+      </w:pPr>
+      <w:r>
+        <w:t xml:space="preserve">Adam’s averages;</w:t>
+      </w:r>
+    </w:p>
+    <w:p>
+      <w:pPr>
+        <w:pStyle w:val="Compact"/>
+        <w:numPr>
+          <w:ilvl w:val="1"/>
+          <w:numId w:val="1071"/>
+        </w:numPr>
+      </w:pPr>
+      <w:r>
+        <w:t xml:space="preserve">the step number;</w:t>
+      </w:r>
+    </w:p>
+    <w:p>
+      <w:pPr>
+        <w:pStyle w:val="Compact"/>
+        <w:numPr>
+          <w:ilvl w:val="1"/>
+          <w:numId w:val="1071"/>
+        </w:numPr>
+      </w:pPr>
+      <w:r>
+        <w:t xml:space="preserve">the random-number states;</w:t>
+      </w:r>
+    </w:p>
+    <w:p>
+      <w:pPr>
+        <w:pStyle w:val="Compact"/>
+        <w:numPr>
+          <w:ilvl w:val="1"/>
+          <w:numId w:val="1071"/>
+        </w:numPr>
+      </w:pPr>
+      <w:r>
+        <w:t xml:space="preserve">the tokenizer;</w:t>
+      </w:r>
+    </w:p>
+    <w:p>
+      <w:pPr>
+        <w:pStyle w:val="Compact"/>
+        <w:numPr>
+          <w:ilvl w:val="1"/>
+          <w:numId w:val="1071"/>
+        </w:numPr>
+      </w:pPr>
+      <w:r>
+        <w:t xml:space="preserve">the settings.</w:t>
+      </w:r>
+    </w:p>
+    <w:p>
+      <w:pPr>
+        <w:pStyle w:val="Compact"/>
+        <w:numPr>
+          <w:ilvl w:val="0"/>
           <w:numId w:val="1070"/>
-        </w:numPr>
-      </w:pPr>
-      <w:r>
-        <w:t xml:space="preserve">the weights;</w:t>
-      </w:r>
-    </w:p>
-    <w:p>
-      <w:pPr>
-        <w:pStyle w:val="Compact"/>
-        <w:numPr>
-          <w:ilvl w:val="1"/>
-          <w:numId w:val="1070"/>
-        </w:numPr>
-      </w:pPr>
-      <w:r>
-        <w:t xml:space="preserve">Adam’s averages;</w:t>
-      </w:r>
-    </w:p>
-    <w:p>
-      <w:pPr>
-        <w:pStyle w:val="Compact"/>
-        <w:numPr>
-          <w:ilvl w:val="1"/>
-          <w:numId w:val="1070"/>
-        </w:numPr>
-      </w:pPr>
-      <w:r>
-        <w:t xml:space="preserve">the step number;</w:t>
-      </w:r>
-    </w:p>
-    <w:p>
-      <w:pPr>
-        <w:pStyle w:val="Compact"/>
-        <w:numPr>
-          <w:ilvl w:val="1"/>
-          <w:numId w:val="1070"/>
-        </w:numPr>
-      </w:pPr>
-      <w:r>
-        <w:t xml:space="preserve">the random-number states;</w:t>
-      </w:r>
-    </w:p>
-    <w:p>
-      <w:pPr>
-        <w:pStyle w:val="Compact"/>
-        <w:numPr>
-          <w:ilvl w:val="1"/>
-          <w:numId w:val="1070"/>
-        </w:numPr>
-      </w:pPr>
-      <w:r>
-        <w:t xml:space="preserve">the tokenizer;</w:t>
-      </w:r>
-    </w:p>
-    <w:p>
-      <w:pPr>
-        <w:pStyle w:val="Compact"/>
-        <w:numPr>
-          <w:ilvl w:val="1"/>
-          <w:numId w:val="1070"/>
-        </w:numPr>
-      </w:pPr>
-      <w:r>
-        <w:t xml:space="preserve">the settings.</w:t>
-      </w:r>
-    </w:p>
-    <w:p>
-      <w:pPr>
-        <w:pStyle w:val="Compact"/>
-        <w:numPr>
-          <w:ilvl w:val="0"/>
-          <w:numId w:val="1069"/>
         </w:numPr>
       </w:pPr>
       <w:r>
@@ -23441,7 +23734,7 @@
         <w:pStyle w:val="Compact"/>
         <w:numPr>
           <w:ilvl w:val="0"/>
-          <w:numId w:val="1069"/>
+          <w:numId w:val="1070"/>
         </w:numPr>
       </w:pPr>
       <w:r>
@@ -23468,7 +23761,7 @@
         <w:pStyle w:val="Compact"/>
         <w:numPr>
           <w:ilvl w:val="0"/>
-          <w:numId w:val="1069"/>
+          <w:numId w:val="1070"/>
         </w:numPr>
       </w:pPr>
       <w:r>
@@ -23502,7 +23795,7 @@
         <w:pStyle w:val="Compact"/>
         <w:numPr>
           <w:ilvl w:val="0"/>
-          <w:numId w:val="1069"/>
+          <w:numId w:val="1070"/>
         </w:numPr>
       </w:pPr>
       <w:r>
@@ -23551,7 +23844,7 @@
         <w:pStyle w:val="Compact"/>
         <w:numPr>
           <w:ilvl w:val="0"/>
-          <w:numId w:val="1069"/>
+          <w:numId w:val="1070"/>
         </w:numPr>
       </w:pPr>
       <w:r>
@@ -23611,7 +23904,7 @@
         <w:pStyle w:val="Compact"/>
         <w:numPr>
           <w:ilvl w:val="0"/>
-          <w:numId w:val="1069"/>
+          <w:numId w:val="1070"/>
         </w:numPr>
       </w:pPr>
       <w:r>
@@ -23641,7 +23934,7 @@
         <w:pStyle w:val="Compact"/>
         <w:numPr>
           <w:ilvl w:val="0"/>
-          <w:numId w:val="1069"/>
+          <w:numId w:val="1070"/>
         </w:numPr>
       </w:pPr>
       <w:r>
@@ -23705,7 +23998,7 @@
         <w:pStyle w:val="Compact"/>
         <w:numPr>
           <w:ilvl w:val="0"/>
-          <w:numId w:val="1069"/>
+          <w:numId w:val="1070"/>
         </w:numPr>
       </w:pPr>
       <w:r>
@@ -23794,7 +24087,7 @@
         <w:pStyle w:val="Compact"/>
         <w:numPr>
           <w:ilvl w:val="0"/>
-          <w:numId w:val="1071"/>
+          <w:numId w:val="1072"/>
         </w:numPr>
       </w:pPr>
       <w:r>
@@ -23911,7 +24204,7 @@
         <w:pStyle w:val="Compact"/>
         <w:numPr>
           <w:ilvl w:val="0"/>
-          <w:numId w:val="1071"/>
+          <w:numId w:val="1072"/>
         </w:numPr>
       </w:pPr>
       <w:r>
@@ -24065,7 +24358,7 @@
         <w:pStyle w:val="Compact"/>
         <w:numPr>
           <w:ilvl w:val="0"/>
-          <w:numId w:val="1072"/>
+          <w:numId w:val="1073"/>
         </w:numPr>
       </w:pPr>
       <w:r>
@@ -24123,7 +24416,7 @@
         <w:pStyle w:val="Compact"/>
         <w:numPr>
           <w:ilvl w:val="0"/>
-          <w:numId w:val="1072"/>
+          <w:numId w:val="1073"/>
         </w:numPr>
       </w:pPr>
       <w:r>
@@ -24178,7 +24471,7 @@
         <w:pStyle w:val="Compact"/>
         <w:numPr>
           <w:ilvl w:val="0"/>
-          <w:numId w:val="1072"/>
+          <w:numId w:val="1073"/>
         </w:numPr>
       </w:pPr>
       <w:r>
@@ -24227,7 +24520,7 @@
         <w:pStyle w:val="Compact"/>
         <w:numPr>
           <w:ilvl w:val="0"/>
-          <w:numId w:val="1072"/>
+          <w:numId w:val="1073"/>
         </w:numPr>
       </w:pPr>
       <w:r>
@@ -24267,7 +24560,7 @@
         <w:pStyle w:val="Compact"/>
         <w:numPr>
           <w:ilvl w:val="0"/>
-          <w:numId w:val="1072"/>
+          <w:numId w:val="1073"/>
         </w:numPr>
       </w:pPr>
       <w:r>
@@ -24422,7 +24715,7 @@
         <w:pStyle w:val="Compact"/>
         <w:numPr>
           <w:ilvl w:val="0"/>
-          <w:numId w:val="1073"/>
+          <w:numId w:val="1074"/>
         </w:numPr>
       </w:pPr>
       <w:r>
@@ -24450,7 +24743,7 @@
         <w:pStyle w:val="Compact"/>
         <w:numPr>
           <w:ilvl w:val="0"/>
-          <w:numId w:val="1073"/>
+          <w:numId w:val="1074"/>
         </w:numPr>
       </w:pPr>
       <w:r>
@@ -24487,7 +24780,7 @@
         <w:pStyle w:val="Compact"/>
         <w:numPr>
           <w:ilvl w:val="0"/>
-          <w:numId w:val="1073"/>
+          <w:numId w:val="1074"/>
         </w:numPr>
       </w:pPr>
       <w:r>
@@ -24530,7 +24823,7 @@
         <w:pStyle w:val="Compact"/>
         <w:numPr>
           <w:ilvl w:val="0"/>
-          <w:numId w:val="1073"/>
+          <w:numId w:val="1074"/>
         </w:numPr>
       </w:pPr>
       <w:r>
@@ -24624,7 +24917,7 @@
         <w:pStyle w:val="Compact"/>
         <w:numPr>
           <w:ilvl w:val="0"/>
-          <w:numId w:val="1073"/>
+          <w:numId w:val="1074"/>
         </w:numPr>
       </w:pPr>
       <w:r>
@@ -24917,7 +25210,7 @@
         <w:pStyle w:val="Compact"/>
         <w:numPr>
           <w:ilvl w:val="0"/>
-          <w:numId w:val="1074"/>
+          <w:numId w:val="1075"/>
         </w:numPr>
       </w:pPr>
       <w:r>
@@ -24939,7 +25232,7 @@
         <w:pStyle w:val="Compact"/>
         <w:numPr>
           <w:ilvl w:val="0"/>
-          <w:numId w:val="1074"/>
+          <w:numId w:val="1075"/>
         </w:numPr>
       </w:pPr>
       <w:r>
@@ -24961,7 +25254,7 @@
         <w:pStyle w:val="Compact"/>
         <w:numPr>
           <w:ilvl w:val="0"/>
-          <w:numId w:val="1074"/>
+          <w:numId w:val="1075"/>
         </w:numPr>
       </w:pPr>
       <w:r>
@@ -25192,7 +25485,7 @@
         <w:pStyle w:val="Compact"/>
         <w:numPr>
           <w:ilvl w:val="0"/>
-          <w:numId w:val="1075"/>
+          <w:numId w:val="1076"/>
         </w:numPr>
       </w:pPr>
       <w:r>
@@ -25244,7 +25537,7 @@
         <w:pStyle w:val="Compact"/>
         <w:numPr>
           <w:ilvl w:val="0"/>
-          <w:numId w:val="1075"/>
+          <w:numId w:val="1076"/>
         </w:numPr>
       </w:pPr>
       <w:r>
@@ -25268,7 +25561,7 @@
         <w:pStyle w:val="Compact"/>
         <w:numPr>
           <w:ilvl w:val="0"/>
-          <w:numId w:val="1075"/>
+          <w:numId w:val="1076"/>
         </w:numPr>
       </w:pPr>
       <w:r>
@@ -25292,59 +25585,11 @@
         <w:pStyle w:val="Compact"/>
         <w:numPr>
           <w:ilvl w:val="0"/>
-          <w:numId w:val="1076"/>
+          <w:numId w:val="1077"/>
         </w:numPr>
       </w:pPr>
       <w:r>
         <w:t xml:space="preserve">Four writers drafted the items. Every wrong answer is a near miss from the same class as the right one:</w:t>
-      </w:r>
-    </w:p>
-    <w:p>
-      <w:pPr>
-        <w:pStyle w:val="Compact"/>
-        <w:numPr>
-          <w:ilvl w:val="1"/>
-          <w:numId w:val="1077"/>
-        </w:numPr>
-      </w:pPr>
-      <w:r>
-        <w:t xml:space="preserve">statistics against other statistics, and cell types against neighbouring cell types;</w:t>
-      </w:r>
-    </w:p>
-    <w:p>
-      <w:pPr>
-        <w:pStyle w:val="Compact"/>
-        <w:numPr>
-          <w:ilvl w:val="1"/>
-          <w:numId w:val="1077"/>
-        </w:numPr>
-      </w:pPr>
-      <w:r>
-        <w:t xml:space="preserve">numbers against nearby numbers;</w:t>
-      </w:r>
-    </w:p>
-    <w:p>
-      <w:pPr>
-        <w:pStyle w:val="Compact"/>
-        <w:numPr>
-          <w:ilvl w:val="1"/>
-          <w:numId w:val="1077"/>
-        </w:numPr>
-      </w:pPr>
-      <w:r>
-        <w:t xml:space="preserve">directions against the other directions.</w:t>
-      </w:r>
-    </w:p>
-    <w:p>
-      <w:pPr>
-        <w:pStyle w:val="Compact"/>
-        <w:numPr>
-          <w:ilvl w:val="0"/>
-          <w:numId w:val="1076"/>
-        </w:numPr>
-      </w:pPr>
-      <w:r>
-        <w:t xml:space="preserve">Two independent reviewers checked all 336 items for:</w:t>
       </w:r>
     </w:p>
     <w:p>
@@ -25356,7 +25601,7 @@
         </w:numPr>
       </w:pPr>
       <w:r>
-        <w:t xml:space="preserve">wrong or disputable answers;</w:t>
+        <w:t xml:space="preserve">statistics against other statistics, and cell types against neighbouring cell types;</w:t>
       </w:r>
     </w:p>
     <w:p>
@@ -25368,7 +25613,7 @@
         </w:numPr>
       </w:pPr>
       <w:r>
-        <w:t xml:space="preserve">a second defensible option;</w:t>
+        <w:t xml:space="preserve">numbers against nearby numbers;</w:t>
       </w:r>
     </w:p>
     <w:p>
@@ -25380,6 +25625,54 @@
         </w:numPr>
       </w:pPr>
       <w:r>
+        <w:t xml:space="preserve">directions against the other directions.</w:t>
+      </w:r>
+    </w:p>
+    <w:p>
+      <w:pPr>
+        <w:pStyle w:val="Compact"/>
+        <w:numPr>
+          <w:ilvl w:val="0"/>
+          <w:numId w:val="1077"/>
+        </w:numPr>
+      </w:pPr>
+      <w:r>
+        <w:t xml:space="preserve">Two independent reviewers checked all 336 items for:</w:t>
+      </w:r>
+    </w:p>
+    <w:p>
+      <w:pPr>
+        <w:pStyle w:val="Compact"/>
+        <w:numPr>
+          <w:ilvl w:val="1"/>
+          <w:numId w:val="1079"/>
+        </w:numPr>
+      </w:pPr>
+      <w:r>
+        <w:t xml:space="preserve">wrong or disputable answers;</w:t>
+      </w:r>
+    </w:p>
+    <w:p>
+      <w:pPr>
+        <w:pStyle w:val="Compact"/>
+        <w:numPr>
+          <w:ilvl w:val="1"/>
+          <w:numId w:val="1079"/>
+        </w:numPr>
+      </w:pPr>
+      <w:r>
+        <w:t xml:space="preserve">a second defensible option;</w:t>
+      </w:r>
+    </w:p>
+    <w:p>
+      <w:pPr>
+        <w:pStyle w:val="Compact"/>
+        <w:numPr>
+          <w:ilvl w:val="1"/>
+          <w:numId w:val="1079"/>
+        </w:numPr>
+      </w:pPr>
+      <w:r>
         <w:t xml:space="preserve">grammar that gives the answer away;</w:t>
       </w:r>
     </w:p>
@@ -25388,7 +25681,7 @@
         <w:pStyle w:val="Compact"/>
         <w:numPr>
           <w:ilvl w:val="1"/>
-          <w:numId w:val="1078"/>
+          <w:numId w:val="1079"/>
         </w:numPr>
       </w:pPr>
       <w:r>
@@ -25412,7 +25705,7 @@
         <w:pStyle w:val="Compact"/>
         <w:numPr>
           <w:ilvl w:val="0"/>
-          <w:numId w:val="1076"/>
+          <w:numId w:val="1077"/>
         </w:numPr>
       </w:pPr>
       <w:r>
@@ -25455,7 +25748,7 @@
         <w:pStyle w:val="Compact"/>
         <w:numPr>
           <w:ilvl w:val="0"/>
-          <w:numId w:val="1079"/>
+          <w:numId w:val="1080"/>
         </w:numPr>
       </w:pPr>
       <w:r>
@@ -25489,7 +25782,7 @@
         <w:pStyle w:val="Compact"/>
         <w:numPr>
           <w:ilvl w:val="0"/>
-          <w:numId w:val="1079"/>
+          <w:numId w:val="1080"/>
         </w:numPr>
       </w:pPr>
       <w:r>
@@ -25529,7 +25822,7 @@
         <w:pStyle w:val="Compact"/>
         <w:numPr>
           <w:ilvl w:val="1"/>
-          <w:numId w:val="1080"/>
+          <w:numId w:val="1081"/>
         </w:numPr>
       </w:pPr>
       <w:r>
@@ -25556,7 +25849,7 @@
         <w:pStyle w:val="Compact"/>
         <w:numPr>
           <w:ilvl w:val="1"/>
-          <w:numId w:val="1080"/>
+          <w:numId w:val="1081"/>
         </w:numPr>
       </w:pPr>
       <w:r>
@@ -25568,7 +25861,7 @@
         <w:pStyle w:val="Compact"/>
         <w:numPr>
           <w:ilvl w:val="1"/>
-          <w:numId w:val="1080"/>
+          <w:numId w:val="1081"/>
         </w:numPr>
       </w:pPr>
       <w:r>
@@ -25580,7 +25873,7 @@
         <w:pStyle w:val="Compact"/>
         <w:numPr>
           <w:ilvl w:val="1"/>
-          <w:numId w:val="1080"/>
+          <w:numId w:val="1081"/>
         </w:numPr>
       </w:pPr>
       <w:r>
@@ -25604,7 +25897,7 @@
         <w:pStyle w:val="Compact"/>
         <w:numPr>
           <w:ilvl w:val="0"/>
-          <w:numId w:val="1079"/>
+          <w:numId w:val="1080"/>
         </w:numPr>
       </w:pPr>
       <w:r>
@@ -25714,7 +26007,7 @@
         <w:pStyle w:val="Compact"/>
         <w:numPr>
           <w:ilvl w:val="0"/>
-          <w:numId w:val="1081"/>
+          <w:numId w:val="1082"/>
         </w:numPr>
       </w:pPr>
       <w:r>
@@ -25790,7 +26083,7 @@
         <w:pStyle w:val="Compact"/>
         <w:numPr>
           <w:ilvl w:val="0"/>
-          <w:numId w:val="1081"/>
+          <w:numId w:val="1082"/>
         </w:numPr>
       </w:pPr>
       <w:r>
@@ -25812,7 +26105,7 @@
         <w:pStyle w:val="Compact"/>
         <w:numPr>
           <w:ilvl w:val="0"/>
-          <w:numId w:val="1081"/>
+          <w:numId w:val="1082"/>
         </w:numPr>
       </w:pPr>
       <w:r>
@@ -25834,7 +26127,7 @@
         <w:pStyle w:val="Compact"/>
         <w:numPr>
           <w:ilvl w:val="0"/>
-          <w:numId w:val="1081"/>
+          <w:numId w:val="1082"/>
         </w:numPr>
       </w:pPr>
       <w:r>
@@ -25862,7 +26155,7 @@
         <w:pStyle w:val="Compact"/>
         <w:numPr>
           <w:ilvl w:val="0"/>
-          <w:numId w:val="1081"/>
+          <w:numId w:val="1082"/>
         </w:numPr>
       </w:pPr>
       <w:r>
@@ -26259,7 +26552,7 @@
         <w:pStyle w:val="Compact"/>
         <w:numPr>
           <w:ilvl w:val="0"/>
-          <w:numId w:val="1082"/>
+          <w:numId w:val="1083"/>
         </w:numPr>
       </w:pPr>
       <w:r>
@@ -26281,7 +26574,7 @@
         <w:pStyle w:val="Compact"/>
         <w:numPr>
           <w:ilvl w:val="0"/>
-          <w:numId w:val="1082"/>
+          <w:numId w:val="1083"/>
         </w:numPr>
       </w:pPr>
       <w:r>
@@ -26309,7 +26602,7 @@
         <w:pStyle w:val="Compact"/>
         <w:numPr>
           <w:ilvl w:val="1"/>
-          <w:numId w:val="1083"/>
+          <w:numId w:val="1084"/>
         </w:numPr>
       </w:pPr>
       <m:oMath>
@@ -26383,7 +26676,7 @@
         <w:pStyle w:val="Compact"/>
         <w:numPr>
           <w:ilvl w:val="1"/>
-          <w:numId w:val="1083"/>
+          <w:numId w:val="1084"/>
         </w:numPr>
       </w:pPr>
       <m:oMath>
@@ -26430,7 +26723,7 @@
         <w:pStyle w:val="Compact"/>
         <w:numPr>
           <w:ilvl w:val="1"/>
-          <w:numId w:val="1083"/>
+          <w:numId w:val="1084"/>
         </w:numPr>
       </w:pPr>
       <m:oMath>
@@ -26533,7 +26826,7 @@
         <w:pStyle w:val="Compact"/>
         <w:numPr>
           <w:ilvl w:val="0"/>
-          <w:numId w:val="1082"/>
+          <w:numId w:val="1083"/>
         </w:numPr>
       </w:pPr>
       <w:r>
@@ -26609,7 +26902,7 @@
         <w:pStyle w:val="Compact"/>
         <w:numPr>
           <w:ilvl w:val="0"/>
-          <w:numId w:val="1084"/>
+          <w:numId w:val="1085"/>
         </w:numPr>
       </w:pPr>
       <w:r>
@@ -26621,7 +26914,7 @@
         <w:pStyle w:val="Compact"/>
         <w:numPr>
           <w:ilvl w:val="0"/>
-          <w:numId w:val="1084"/>
+          <w:numId w:val="1085"/>
         </w:numPr>
       </w:pPr>
       <w:r>
@@ -26633,7 +26926,7 @@
         <w:pStyle w:val="Compact"/>
         <w:numPr>
           <w:ilvl w:val="0"/>
-          <w:numId w:val="1084"/>
+          <w:numId w:val="1085"/>
         </w:numPr>
       </w:pPr>
       <w:r>
@@ -26693,7 +26986,7 @@
         <w:pStyle w:val="Compact"/>
         <w:numPr>
           <w:ilvl w:val="0"/>
-          <w:numId w:val="1085"/>
+          <w:numId w:val="1086"/>
         </w:numPr>
       </w:pPr>
       <w:r>
@@ -26705,7 +26998,7 @@
         <w:pStyle w:val="Compact"/>
         <w:numPr>
           <w:ilvl w:val="0"/>
-          <w:numId w:val="1085"/>
+          <w:numId w:val="1086"/>
         </w:numPr>
       </w:pPr>
       <w:r>
@@ -26717,7 +27010,7 @@
         <w:pStyle w:val="Compact"/>
         <w:numPr>
           <w:ilvl w:val="0"/>
-          <w:numId w:val="1085"/>
+          <w:numId w:val="1086"/>
         </w:numPr>
       </w:pPr>
       <w:r>
@@ -26837,7 +27130,7 @@
         <w:pStyle w:val="Compact"/>
         <w:numPr>
           <w:ilvl w:val="0"/>
-          <w:numId w:val="1086"/>
+          <w:numId w:val="1087"/>
         </w:numPr>
       </w:pPr>
       <w:r>
@@ -26865,7 +27158,7 @@
         <w:pStyle w:val="Compact"/>
         <w:numPr>
           <w:ilvl w:val="0"/>
-          <w:numId w:val="1086"/>
+          <w:numId w:val="1087"/>
         </w:numPr>
       </w:pPr>
       <w:r>
@@ -26899,7 +27192,7 @@
         <w:pStyle w:val="Compact"/>
         <w:numPr>
           <w:ilvl w:val="0"/>
-          <w:numId w:val="1086"/>
+          <w:numId w:val="1087"/>
         </w:numPr>
       </w:pPr>
       <w:r>
@@ -26954,7 +27247,7 @@
         <w:pStyle w:val="Compact"/>
         <w:numPr>
           <w:ilvl w:val="0"/>
-          <w:numId w:val="1086"/>
+          <w:numId w:val="1087"/>
         </w:numPr>
       </w:pPr>
       <w:r>
@@ -27042,7 +27335,7 @@
         <w:pStyle w:val="Compact"/>
         <w:numPr>
           <w:ilvl w:val="0"/>
-          <w:numId w:val="1086"/>
+          <w:numId w:val="1087"/>
         </w:numPr>
       </w:pPr>
       <w:r>
@@ -27076,7 +27369,7 @@
         <w:pStyle w:val="Compact"/>
         <w:numPr>
           <w:ilvl w:val="0"/>
-          <w:numId w:val="1086"/>
+          <w:numId w:val="1087"/>
         </w:numPr>
       </w:pPr>
       <w:r>
@@ -27104,7 +27397,7 @@
         <w:pStyle w:val="Compact"/>
         <w:numPr>
           <w:ilvl w:val="0"/>
-          <w:numId w:val="1086"/>
+          <w:numId w:val="1087"/>
         </w:numPr>
       </w:pPr>
       <w:r>
@@ -27159,7 +27452,7 @@
         <w:pStyle w:val="Compact"/>
         <w:numPr>
           <w:ilvl w:val="0"/>
-          <w:numId w:val="1086"/>
+          <w:numId w:val="1087"/>
         </w:numPr>
       </w:pPr>
       <w:r>
@@ -27198,7 +27491,7 @@
         <w:pStyle w:val="Compact"/>
         <w:numPr>
           <w:ilvl w:val="0"/>
-          <w:numId w:val="1087"/>
+          <w:numId w:val="1088"/>
         </w:numPr>
       </w:pPr>
       <w:r>
@@ -27210,7 +27503,7 @@
         <w:pStyle w:val="Compact"/>
         <w:numPr>
           <w:ilvl w:val="0"/>
-          <w:numId w:val="1087"/>
+          <w:numId w:val="1088"/>
         </w:numPr>
       </w:pPr>
       <w:r>
@@ -27222,7 +27515,7 @@
         <w:pStyle w:val="Compact"/>
         <w:numPr>
           <w:ilvl w:val="0"/>
-          <w:numId w:val="1087"/>
+          <w:numId w:val="1088"/>
         </w:numPr>
       </w:pPr>
       <w:r>
@@ -27234,7 +27527,7 @@
         <w:pStyle w:val="Compact"/>
         <w:numPr>
           <w:ilvl w:val="0"/>
-          <w:numId w:val="1087"/>
+          <w:numId w:val="1088"/>
         </w:numPr>
       </w:pPr>
       <w:r>
@@ -27246,7 +27539,7 @@
         <w:pStyle w:val="Compact"/>
         <w:numPr>
           <w:ilvl w:val="0"/>
-          <w:numId w:val="1087"/>
+          <w:numId w:val="1088"/>
         </w:numPr>
       </w:pPr>
       <w:r>
@@ -27258,7 +27551,7 @@
         <w:pStyle w:val="Compact"/>
         <w:numPr>
           <w:ilvl w:val="0"/>
-          <w:numId w:val="1087"/>
+          <w:numId w:val="1088"/>
         </w:numPr>
       </w:pPr>
       <w:r>
@@ -27270,7 +27563,7 @@
         <w:pStyle w:val="Compact"/>
         <w:numPr>
           <w:ilvl w:val="0"/>
-          <w:numId w:val="1087"/>
+          <w:numId w:val="1088"/>
         </w:numPr>
       </w:pPr>
       <w:r>
@@ -27282,7 +27575,7 @@
         <w:pStyle w:val="Compact"/>
         <w:numPr>
           <w:ilvl w:val="0"/>
-          <w:numId w:val="1087"/>
+          <w:numId w:val="1088"/>
         </w:numPr>
       </w:pPr>
       <w:r>
@@ -27329,7 +27622,7 @@
         <w:pStyle w:val="Compact"/>
         <w:numPr>
           <w:ilvl w:val="0"/>
-          <w:numId w:val="1088"/>
+          <w:numId w:val="1089"/>
         </w:numPr>
       </w:pPr>
       <w:r>
@@ -27356,7 +27649,7 @@
         <w:pStyle w:val="Compact"/>
         <w:numPr>
           <w:ilvl w:val="0"/>
-          <w:numId w:val="1088"/>
+          <w:numId w:val="1089"/>
         </w:numPr>
       </w:pPr>
       <w:r>
@@ -27377,7 +27670,7 @@
         <w:pStyle w:val="Compact"/>
         <w:numPr>
           <w:ilvl w:val="0"/>
-          <w:numId w:val="1088"/>
+          <w:numId w:val="1089"/>
         </w:numPr>
       </w:pPr>
       <w:r>
@@ -27450,7 +27743,7 @@
         <w:pStyle w:val="Compact"/>
         <w:numPr>
           <w:ilvl w:val="0"/>
-          <w:numId w:val="1089"/>
+          <w:numId w:val="1090"/>
         </w:numPr>
       </w:pPr>
       <w:r>
@@ -27462,7 +27755,7 @@
         <w:pStyle w:val="Compact"/>
         <w:numPr>
           <w:ilvl w:val="0"/>
-          <w:numId w:val="1089"/>
+          <w:numId w:val="1090"/>
         </w:numPr>
       </w:pPr>
       <w:r>
@@ -27474,7 +27767,7 @@
         <w:pStyle w:val="Compact"/>
         <w:numPr>
           <w:ilvl w:val="0"/>
-          <w:numId w:val="1089"/>
+          <w:numId w:val="1090"/>
         </w:numPr>
       </w:pPr>
       <w:r>
@@ -27486,7 +27779,7 @@
         <w:pStyle w:val="Compact"/>
         <w:numPr>
           <w:ilvl w:val="0"/>
-          <w:numId w:val="1089"/>
+          <w:numId w:val="1090"/>
         </w:numPr>
       </w:pPr>
       <w:r>
@@ -28136,7 +28429,7 @@
         <w:pStyle w:val="Compact"/>
         <w:numPr>
           <w:ilvl w:val="0"/>
-          <w:numId w:val="1090"/>
+          <w:numId w:val="1091"/>
         </w:numPr>
       </w:pPr>
       <w:r>
@@ -28163,7 +28456,7 @@
         <w:pStyle w:val="Compact"/>
         <w:numPr>
           <w:ilvl w:val="0"/>
-          <w:numId w:val="1090"/>
+          <w:numId w:val="1091"/>
         </w:numPr>
       </w:pPr>
       <w:r>
@@ -28175,7 +28468,7 @@
         <w:pStyle w:val="Compact"/>
         <w:numPr>
           <w:ilvl w:val="0"/>
-          <w:numId w:val="1090"/>
+          <w:numId w:val="1091"/>
         </w:numPr>
       </w:pPr>
       <w:r>
@@ -28835,7 +29128,7 @@
         <w:pStyle w:val="Compact"/>
         <w:numPr>
           <w:ilvl w:val="0"/>
-          <w:numId w:val="1091"/>
+          <w:numId w:val="1092"/>
         </w:numPr>
       </w:pPr>
       <w:r>
@@ -28854,7 +29147,7 @@
         <w:pStyle w:val="Compact"/>
         <w:numPr>
           <w:ilvl w:val="0"/>
-          <w:numId w:val="1091"/>
+          <w:numId w:val="1092"/>
         </w:numPr>
       </w:pPr>
       <w:r>
@@ -28866,7 +29159,7 @@
         <w:pStyle w:val="Compact"/>
         <w:numPr>
           <w:ilvl w:val="0"/>
-          <w:numId w:val="1091"/>
+          <w:numId w:val="1092"/>
         </w:numPr>
       </w:pPr>
       <w:r>
@@ -28904,7 +29197,7 @@
         <w:pStyle w:val="Compact"/>
         <w:numPr>
           <w:ilvl w:val="0"/>
-          <w:numId w:val="1091"/>
+          <w:numId w:val="1092"/>
         </w:numPr>
       </w:pPr>
       <w:r>
@@ -28959,7 +29252,7 @@
         <w:pStyle w:val="Compact"/>
         <w:numPr>
           <w:ilvl w:val="0"/>
-          <w:numId w:val="1091"/>
+          <w:numId w:val="1092"/>
         </w:numPr>
       </w:pPr>
       <w:r>
@@ -29002,7 +29295,7 @@
         <w:pStyle w:val="Compact"/>
         <w:numPr>
           <w:ilvl w:val="0"/>
-          <w:numId w:val="1091"/>
+          <w:numId w:val="1092"/>
         </w:numPr>
       </w:pPr>
       <w:r>
@@ -29048,7 +29341,7 @@
         <w:pStyle w:val="Compact"/>
         <w:numPr>
           <w:ilvl w:val="0"/>
-          <w:numId w:val="1091"/>
+          <w:numId w:val="1092"/>
         </w:numPr>
       </w:pPr>
       <w:r>
@@ -29112,7 +29405,7 @@
         <w:pStyle w:val="Compact"/>
         <w:numPr>
           <w:ilvl w:val="0"/>
-          <w:numId w:val="1092"/>
+          <w:numId w:val="1093"/>
         </w:numPr>
       </w:pPr>
       <w:r>
@@ -29124,7 +29417,7 @@
         <w:pStyle w:val="Compact"/>
         <w:numPr>
           <w:ilvl w:val="0"/>
-          <w:numId w:val="1092"/>
+          <w:numId w:val="1093"/>
         </w:numPr>
       </w:pPr>
       <w:r>
@@ -29136,7 +29429,7 @@
         <w:pStyle w:val="Compact"/>
         <w:numPr>
           <w:ilvl w:val="0"/>
-          <w:numId w:val="1092"/>
+          <w:numId w:val="1093"/>
         </w:numPr>
       </w:pPr>
       <w:r>
@@ -29259,7 +29552,7 @@
         <w:pStyle w:val="Compact"/>
         <w:numPr>
           <w:ilvl w:val="0"/>
-          <w:numId w:val="1093"/>
+          <w:numId w:val="1094"/>
         </w:numPr>
       </w:pPr>
       <w:r>
@@ -29277,7 +29570,7 @@
         <w:pStyle w:val="Compact"/>
         <w:numPr>
           <w:ilvl w:val="0"/>
-          <w:numId w:val="1093"/>
+          <w:numId w:val="1094"/>
         </w:numPr>
       </w:pPr>
       <w:r>
@@ -29298,7 +29591,7 @@
         <w:pStyle w:val="Compact"/>
         <w:numPr>
           <w:ilvl w:val="0"/>
-          <w:numId w:val="1093"/>
+          <w:numId w:val="1094"/>
         </w:numPr>
       </w:pPr>
       <w:r>
@@ -29424,7 +29717,7 @@
         <w:pStyle w:val="Compact"/>
         <w:numPr>
           <w:ilvl w:val="0"/>
-          <w:numId w:val="1094"/>
+          <w:numId w:val="1095"/>
         </w:numPr>
       </w:pPr>
       <w:r>
@@ -29497,7 +29790,7 @@
         <w:pStyle w:val="Compact"/>
         <w:numPr>
           <w:ilvl w:val="0"/>
-          <w:numId w:val="1094"/>
+          <w:numId w:val="1095"/>
         </w:numPr>
       </w:pPr>
       <w:r>
@@ -29519,7 +29812,7 @@
         <w:pStyle w:val="Compact"/>
         <w:numPr>
           <w:ilvl w:val="0"/>
-          <w:numId w:val="1094"/>
+          <w:numId w:val="1095"/>
         </w:numPr>
       </w:pPr>
       <w:r>
@@ -29589,7 +29882,7 @@
         <w:pStyle w:val="Compact"/>
         <w:numPr>
           <w:ilvl w:val="0"/>
-          <w:numId w:val="1094"/>
+          <w:numId w:val="1095"/>
         </w:numPr>
       </w:pPr>
       <w:r>
@@ -29648,7 +29941,7 @@
         <w:pStyle w:val="Compact"/>
         <w:numPr>
           <w:ilvl w:val="0"/>
-          <w:numId w:val="1095"/>
+          <w:numId w:val="1096"/>
         </w:numPr>
       </w:pPr>
       <w:r>
@@ -29664,7 +29957,7 @@
         <w:pStyle w:val="Compact"/>
         <w:numPr>
           <w:ilvl w:val="1"/>
-          <w:numId w:val="1096"/>
+          <w:numId w:val="1097"/>
         </w:numPr>
       </w:pPr>
       <w:r>
@@ -29676,7 +29969,7 @@
         <w:pStyle w:val="Compact"/>
         <w:numPr>
           <w:ilvl w:val="1"/>
-          <w:numId w:val="1096"/>
+          <w:numId w:val="1097"/>
         </w:numPr>
       </w:pPr>
       <w:r>
@@ -29688,7 +29981,7 @@
         <w:pStyle w:val="Compact"/>
         <w:numPr>
           <w:ilvl w:val="1"/>
-          <w:numId w:val="1096"/>
+          <w:numId w:val="1097"/>
         </w:numPr>
       </w:pPr>
       <m:oMath>
@@ -29717,19 +30010,19 @@
         <w:pStyle w:val="Compact"/>
         <w:numPr>
           <w:ilvl w:val="1"/>
+          <w:numId w:val="1097"/>
+        </w:numPr>
+      </w:pPr>
+      <w:r>
+        <w:t xml:space="preserve">R or Python functions checked by unit tests.</w:t>
+      </w:r>
+    </w:p>
+    <w:p>
+      <w:pPr>
+        <w:pStyle w:val="Compact"/>
+        <w:numPr>
+          <w:ilvl w:val="0"/>
           <w:numId w:val="1096"/>
-        </w:numPr>
-      </w:pPr>
-      <w:r>
-        <w:t xml:space="preserve">R or Python functions checked by unit tests.</w:t>
-      </w:r>
-    </w:p>
-    <w:p>
-      <w:pPr>
-        <w:pStyle w:val="Compact"/>
-        <w:numPr>
-          <w:ilvl w:val="0"/>
-          <w:numId w:val="1095"/>
         </w:numPr>
       </w:pPr>
       <w:r>
@@ -29751,7 +30044,7 @@
         <w:pStyle w:val="Compact"/>
         <w:numPr>
           <w:ilvl w:val="0"/>
-          <w:numId w:val="1095"/>
+          <w:numId w:val="1096"/>
         </w:numPr>
       </w:pPr>
       <w:r>
@@ -29779,7 +30072,7 @@
         <w:pStyle w:val="Compact"/>
         <w:numPr>
           <w:ilvl w:val="0"/>
-          <w:numId w:val="1095"/>
+          <w:numId w:val="1096"/>
         </w:numPr>
       </w:pPr>
       <w:r>
@@ -29832,7 +30125,7 @@
         <w:pStyle w:val="Compact"/>
         <w:numPr>
           <w:ilvl w:val="0"/>
-          <w:numId w:val="1097"/>
+          <w:numId w:val="1098"/>
         </w:numPr>
       </w:pPr>
       <w:r>
@@ -29876,7 +30169,7 @@
         <w:pStyle w:val="Compact"/>
         <w:numPr>
           <w:ilvl w:val="0"/>
-          <w:numId w:val="1097"/>
+          <w:numId w:val="1098"/>
         </w:numPr>
       </w:pPr>
       <w:r>
@@ -29898,7 +30191,7 @@
         <w:pStyle w:val="Compact"/>
         <w:numPr>
           <w:ilvl w:val="0"/>
-          <w:numId w:val="1097"/>
+          <w:numId w:val="1098"/>
         </w:numPr>
       </w:pPr>
       <w:r>
@@ -29991,7 +30284,7 @@
         <w:pStyle w:val="Compact"/>
         <w:numPr>
           <w:ilvl w:val="0"/>
-          <w:numId w:val="1098"/>
+          <w:numId w:val="1099"/>
         </w:numPr>
       </w:pPr>
       <w:r>
@@ -30025,7 +30318,7 @@
         <w:pStyle w:val="Compact"/>
         <w:numPr>
           <w:ilvl w:val="0"/>
-          <w:numId w:val="1098"/>
+          <w:numId w:val="1099"/>
         </w:numPr>
       </w:pPr>
       <w:r>
@@ -30062,7 +30355,7 @@
         <w:pStyle w:val="Compact"/>
         <w:numPr>
           <w:ilvl w:val="0"/>
-          <w:numId w:val="1098"/>
+          <w:numId w:val="1099"/>
         </w:numPr>
       </w:pPr>
       <w:r>
@@ -30099,7 +30392,7 @@
         <w:pStyle w:val="Compact"/>
         <w:numPr>
           <w:ilvl w:val="1"/>
-          <w:numId w:val="1099"/>
+          <w:numId w:val="1100"/>
         </w:numPr>
       </w:pPr>
       <w:r>
@@ -30111,7 +30404,7 @@
         <w:pStyle w:val="Compact"/>
         <w:numPr>
           <w:ilvl w:val="1"/>
-          <w:numId w:val="1099"/>
+          <w:numId w:val="1100"/>
         </w:numPr>
       </w:pPr>
       <w:r>
@@ -30123,7 +30416,7 @@
         <w:pStyle w:val="Compact"/>
         <w:numPr>
           <w:ilvl w:val="1"/>
-          <w:numId w:val="1099"/>
+          <w:numId w:val="1100"/>
         </w:numPr>
       </w:pPr>
       <w:r>
@@ -30215,7 +30508,7 @@
         <w:pStyle w:val="Compact"/>
         <w:numPr>
           <w:ilvl w:val="0"/>
-          <w:numId w:val="1100"/>
+          <w:numId w:val="1101"/>
         </w:numPr>
       </w:pPr>
       <w:r>
@@ -30227,7 +30520,7 @@
         <w:pStyle w:val="Compact"/>
         <w:numPr>
           <w:ilvl w:val="0"/>
-          <w:numId w:val="1100"/>
+          <w:numId w:val="1101"/>
         </w:numPr>
       </w:pPr>
       <w:r>
@@ -30239,7 +30532,7 @@
         <w:pStyle w:val="Compact"/>
         <w:numPr>
           <w:ilvl w:val="0"/>
-          <w:numId w:val="1100"/>
+          <w:numId w:val="1101"/>
         </w:numPr>
       </w:pPr>
       <w:r>
@@ -30286,7 +30579,7 @@
         <w:pStyle w:val="Compact"/>
         <w:numPr>
           <w:ilvl w:val="0"/>
-          <w:numId w:val="1101"/>
+          <w:numId w:val="1102"/>
         </w:numPr>
       </w:pPr>
       <w:r>
@@ -30298,7 +30591,7 @@
         <w:pStyle w:val="Compact"/>
         <w:numPr>
           <w:ilvl w:val="0"/>
-          <w:numId w:val="1101"/>
+          <w:numId w:val="1102"/>
         </w:numPr>
       </w:pPr>
       <w:r>
@@ -30326,7 +30619,7 @@
         <w:pStyle w:val="Compact"/>
         <w:numPr>
           <w:ilvl w:val="0"/>
-          <w:numId w:val="1101"/>
+          <w:numId w:val="1102"/>
         </w:numPr>
       </w:pPr>
       <w:r>
@@ -31057,7 +31350,7 @@
         <w:pStyle w:val="Compact"/>
         <w:numPr>
           <w:ilvl w:val="0"/>
-          <w:numId w:val="1102"/>
+          <w:numId w:val="1103"/>
         </w:numPr>
       </w:pPr>
       <w:r>
@@ -31186,7 +31479,7 @@
         <w:pStyle w:val="Compact"/>
         <w:numPr>
           <w:ilvl w:val="0"/>
-          <w:numId w:val="1102"/>
+          <w:numId w:val="1103"/>
         </w:numPr>
       </w:pPr>
       <w:r>
@@ -33786,7 +34079,7 @@
         <w:pStyle w:val="Compact"/>
         <w:numPr>
           <w:ilvl w:val="0"/>
-          <w:numId w:val="1103"/>
+          <w:numId w:val="1104"/>
         </w:numPr>
       </w:pPr>
       <w:r>
@@ -33941,7 +34234,7 @@
         <w:pStyle w:val="Compact"/>
         <w:numPr>
           <w:ilvl w:val="0"/>
-          <w:numId w:val="1103"/>
+          <w:numId w:val="1104"/>
         </w:numPr>
       </w:pPr>
       <w:r>
@@ -36522,7 +36815,7 @@
         <w:pStyle w:val="Compact"/>
         <w:numPr>
           <w:ilvl w:val="0"/>
-          <w:numId w:val="1104"/>
+          <w:numId w:val="1105"/>
         </w:numPr>
       </w:pPr>
       <w:r>
@@ -36689,7 +36982,7 @@
         <w:pStyle w:val="Compact"/>
         <w:numPr>
           <w:ilvl w:val="0"/>
-          <w:numId w:val="1104"/>
+          <w:numId w:val="1105"/>
         </w:numPr>
       </w:pPr>
       <w:r>
@@ -36772,7 +37065,7 @@
         <w:pStyle w:val="Compact"/>
         <w:numPr>
           <w:ilvl w:val="0"/>
-          <w:numId w:val="1104"/>
+          <w:numId w:val="1105"/>
         </w:numPr>
       </w:pPr>
       <w:r>
@@ -37003,7 +37296,7 @@
         <w:pStyle w:val="Compact"/>
         <w:numPr>
           <w:ilvl w:val="0"/>
-          <w:numId w:val="1105"/>
+          <w:numId w:val="1106"/>
         </w:numPr>
       </w:pPr>
       <w:r>
@@ -37086,7 +37379,7 @@
         <w:pStyle w:val="Compact"/>
         <w:numPr>
           <w:ilvl w:val="0"/>
-          <w:numId w:val="1105"/>
+          <w:numId w:val="1106"/>
         </w:numPr>
       </w:pPr>
       <w:r>
@@ -37148,7 +37441,7 @@
         <w:pStyle w:val="Compact"/>
         <w:numPr>
           <w:ilvl w:val="0"/>
-          <w:numId w:val="1106"/>
+          <w:numId w:val="1107"/>
         </w:numPr>
       </w:pPr>
       <w:r>
@@ -37160,7 +37453,7 @@
         <w:pStyle w:val="Compact"/>
         <w:numPr>
           <w:ilvl w:val="0"/>
-          <w:numId w:val="1106"/>
+          <w:numId w:val="1107"/>
         </w:numPr>
       </w:pPr>
       <w:r>
@@ -37172,7 +37465,7 @@
         <w:pStyle w:val="Compact"/>
         <w:numPr>
           <w:ilvl w:val="0"/>
-          <w:numId w:val="1106"/>
+          <w:numId w:val="1107"/>
         </w:numPr>
       </w:pPr>
       <w:r>
@@ -37528,7 +37821,7 @@
         <w:pStyle w:val="Compact"/>
         <w:numPr>
           <w:ilvl w:val="0"/>
-          <w:numId w:val="1107"/>
+          <w:numId w:val="1108"/>
         </w:numPr>
       </w:pPr>
       <w:r>
@@ -37576,7 +37869,7 @@
         <w:pStyle w:val="Compact"/>
         <w:numPr>
           <w:ilvl w:val="0"/>
-          <w:numId w:val="1107"/>
+          <w:numId w:val="1108"/>
         </w:numPr>
       </w:pPr>
       <w:r>
@@ -37588,7 +37881,7 @@
         <w:pStyle w:val="Compact"/>
         <w:numPr>
           <w:ilvl w:val="0"/>
-          <w:numId w:val="1107"/>
+          <w:numId w:val="1108"/>
         </w:numPr>
       </w:pPr>
       <w:r>
@@ -37733,7 +38026,7 @@
         <w:pStyle w:val="Compact"/>
         <w:numPr>
           <w:ilvl w:val="0"/>
-          <w:numId w:val="1107"/>
+          <w:numId w:val="1108"/>
         </w:numPr>
       </w:pPr>
       <w:r>
@@ -38485,7 +38778,7 @@
         <w:pStyle w:val="Compact"/>
         <w:numPr>
           <w:ilvl w:val="0"/>
-          <w:numId w:val="1108"/>
+          <w:numId w:val="1109"/>
         </w:numPr>
       </w:pPr>
       <w:r>
@@ -38497,7 +38790,7 @@
         <w:pStyle w:val="Compact"/>
         <w:numPr>
           <w:ilvl w:val="0"/>
-          <w:numId w:val="1108"/>
+          <w:numId w:val="1109"/>
         </w:numPr>
       </w:pPr>
       <w:r>
@@ -38509,7 +38802,7 @@
         <w:pStyle w:val="Compact"/>
         <w:numPr>
           <w:ilvl w:val="0"/>
-          <w:numId w:val="1108"/>
+          <w:numId w:val="1109"/>
         </w:numPr>
       </w:pPr>
       <w:r>
@@ -42998,7 +43291,7 @@
         <w:pStyle w:val="Compact"/>
         <w:numPr>
           <w:ilvl w:val="0"/>
-          <w:numId w:val="1109"/>
+          <w:numId w:val="1110"/>
         </w:numPr>
       </w:pPr>
       <w:r>
@@ -43026,7 +43319,7 @@
         <w:pStyle w:val="Compact"/>
         <w:numPr>
           <w:ilvl w:val="0"/>
-          <w:numId w:val="1109"/>
+          <w:numId w:val="1110"/>
         </w:numPr>
       </w:pPr>
       <w:r>
@@ -43048,7 +43341,7 @@
         <w:pStyle w:val="Compact"/>
         <w:numPr>
           <w:ilvl w:val="1"/>
-          <w:numId w:val="1110"/>
+          <w:numId w:val="1111"/>
         </w:numPr>
       </w:pPr>
       <w:r>
@@ -43060,7 +43353,7 @@
         <w:pStyle w:val="Compact"/>
         <w:numPr>
           <w:ilvl w:val="1"/>
-          <w:numId w:val="1110"/>
+          <w:numId w:val="1111"/>
         </w:numPr>
       </w:pPr>
       <w:r>
@@ -43105,7 +43398,7 @@
         <w:pStyle w:val="Compact"/>
         <w:numPr>
           <w:ilvl w:val="0"/>
-          <w:numId w:val="1111"/>
+          <w:numId w:val="1112"/>
         </w:numPr>
       </w:pPr>
       <w:r>
@@ -43121,49 +43414,49 @@
         <w:pStyle w:val="Compact"/>
         <w:numPr>
           <w:ilvl w:val="1"/>
+          <w:numId w:val="1113"/>
+        </w:numPr>
+      </w:pPr>
+      <w:r>
+        <w:t xml:space="preserve">Running from a USB-C (Power Delivery) charger, or from any adapter below the laptop’s rating, makes the firmware</w:t>
+      </w:r>
+      <w:r>
+        <w:t xml:space="preserve"> </w:t>
+      </w:r>
+      <w:r>
+        <w:t xml:space="preserve">cap the dedicated GPU.</w:t>
+      </w:r>
+    </w:p>
+    <w:p>
+      <w:pPr>
+        <w:pStyle w:val="Compact"/>
+        <w:numPr>
+          <w:ilvl w:val="1"/>
+          <w:numId w:val="1113"/>
+        </w:numPr>
+      </w:pPr>
+      <w:r>
+        <w:t xml:space="preserve">A USB-C dock or monitor that also supplies power can do the same.</w:t>
+      </w:r>
+    </w:p>
+    <w:p>
+      <w:pPr>
+        <w:pStyle w:val="Compact"/>
+        <w:numPr>
+          <w:ilvl w:val="1"/>
+          <w:numId w:val="1113"/>
+        </w:numPr>
+      </w:pPr>
+      <w:r>
+        <w:t xml:space="preserve">This is the leading suspect.</w:t>
+      </w:r>
+    </w:p>
+    <w:p>
+      <w:pPr>
+        <w:pStyle w:val="Compact"/>
+        <w:numPr>
+          <w:ilvl w:val="0"/>
           <w:numId w:val="1112"/>
-        </w:numPr>
-      </w:pPr>
-      <w:r>
-        <w:t xml:space="preserve">Running from a USB-C (Power Delivery) charger, or from any adapter below the laptop’s rating, makes the firmware</w:t>
-      </w:r>
-      <w:r>
-        <w:t xml:space="preserve"> </w:t>
-      </w:r>
-      <w:r>
-        <w:t xml:space="preserve">cap the dedicated GPU.</w:t>
-      </w:r>
-    </w:p>
-    <w:p>
-      <w:pPr>
-        <w:pStyle w:val="Compact"/>
-        <w:numPr>
-          <w:ilvl w:val="1"/>
-          <w:numId w:val="1112"/>
-        </w:numPr>
-      </w:pPr>
-      <w:r>
-        <w:t xml:space="preserve">A USB-C dock or monitor that also supplies power can do the same.</w:t>
-      </w:r>
-    </w:p>
-    <w:p>
-      <w:pPr>
-        <w:pStyle w:val="Compact"/>
-        <w:numPr>
-          <w:ilvl w:val="1"/>
-          <w:numId w:val="1112"/>
-        </w:numPr>
-      </w:pPr>
-      <w:r>
-        <w:t xml:space="preserve">This is the leading suspect.</w:t>
-      </w:r>
-    </w:p>
-    <w:p>
-      <w:pPr>
-        <w:pStyle w:val="Compact"/>
-        <w:numPr>
-          <w:ilvl w:val="0"/>
-          <w:numId w:val="1111"/>
         </w:numPr>
       </w:pPr>
       <w:r>
@@ -43185,7 +43478,7 @@
         <w:pStyle w:val="Compact"/>
         <w:numPr>
           <w:ilvl w:val="0"/>
-          <w:numId w:val="1111"/>
+          <w:numId w:val="1112"/>
         </w:numPr>
       </w:pPr>
       <w:r>
@@ -43213,7 +43506,7 @@
         <w:pStyle w:val="Compact"/>
         <w:numPr>
           <w:ilvl w:val="0"/>
-          <w:numId w:val="1111"/>
+          <w:numId w:val="1112"/>
         </w:numPr>
       </w:pPr>
       <w:r>
@@ -43235,7 +43528,7 @@
         <w:pStyle w:val="Compact"/>
         <w:numPr>
           <w:ilvl w:val="0"/>
-          <w:numId w:val="1111"/>
+          <w:numId w:val="1112"/>
         </w:numPr>
       </w:pPr>
       <w:r>
@@ -43302,7 +43595,7 @@
         <w:pStyle w:val="Compact"/>
         <w:numPr>
           <w:ilvl w:val="0"/>
-          <w:numId w:val="1113"/>
+          <w:numId w:val="1114"/>
         </w:numPr>
       </w:pPr>
       <w:r>
@@ -43348,7 +43641,7 @@
         <w:pStyle w:val="Compact"/>
         <w:numPr>
           <w:ilvl w:val="1"/>
-          <w:numId w:val="1114"/>
+          <w:numId w:val="1115"/>
         </w:numPr>
       </w:pPr>
       <w:r>
@@ -43376,7 +43669,7 @@
         <w:pStyle w:val="Compact"/>
         <w:numPr>
           <w:ilvl w:val="1"/>
-          <w:numId w:val="1114"/>
+          <w:numId w:val="1115"/>
         </w:numPr>
       </w:pPr>
       <w:r>
@@ -43398,7 +43691,7 @@
         <w:pStyle w:val="Compact"/>
         <w:numPr>
           <w:ilvl w:val="0"/>
-          <w:numId w:val="1113"/>
+          <w:numId w:val="1114"/>
         </w:numPr>
       </w:pPr>
       <w:r>
@@ -43426,7 +43719,7 @@
         <w:pStyle w:val="Compact"/>
         <w:numPr>
           <w:ilvl w:val="0"/>
-          <w:numId w:val="1113"/>
+          <w:numId w:val="1114"/>
         </w:numPr>
       </w:pPr>
       <w:r>
@@ -43442,7 +43735,7 @@
         <w:pStyle w:val="Compact"/>
         <w:numPr>
           <w:ilvl w:val="1"/>
-          <w:numId w:val="1115"/>
+          <w:numId w:val="1116"/>
         </w:numPr>
       </w:pPr>
       <w:r>
@@ -43454,7 +43747,7 @@
         <w:pStyle w:val="Compact"/>
         <w:numPr>
           <w:ilvl w:val="1"/>
-          <w:numId w:val="1115"/>
+          <w:numId w:val="1116"/>
         </w:numPr>
       </w:pPr>
       <w:r>
@@ -43466,7 +43759,7 @@
         <w:pStyle w:val="Compact"/>
         <w:numPr>
           <w:ilvl w:val="1"/>
-          <w:numId w:val="1115"/>
+          <w:numId w:val="1116"/>
         </w:numPr>
       </w:pPr>
       <w:r>
@@ -43478,7 +43771,7 @@
         <w:pStyle w:val="Compact"/>
         <w:numPr>
           <w:ilvl w:val="1"/>
-          <w:numId w:val="1115"/>
+          <w:numId w:val="1116"/>
         </w:numPr>
       </w:pPr>
       <w:r>
@@ -43514,7 +43807,7 @@
         <w:pStyle w:val="Compact"/>
         <w:numPr>
           <w:ilvl w:val="0"/>
-          <w:numId w:val="1113"/>
+          <w:numId w:val="1114"/>
         </w:numPr>
       </w:pPr>
       <w:r>
@@ -43530,7 +43823,7 @@
         <w:pStyle w:val="Compact"/>
         <w:numPr>
           <w:ilvl w:val="1"/>
-          <w:numId w:val="1116"/>
+          <w:numId w:val="1117"/>
         </w:numPr>
       </w:pPr>
       <w:r>
@@ -43542,7 +43835,7 @@
         <w:pStyle w:val="Compact"/>
         <w:numPr>
           <w:ilvl w:val="1"/>
-          <w:numId w:val="1116"/>
+          <w:numId w:val="1117"/>
         </w:numPr>
       </w:pPr>
       <w:r>
@@ -43563,7 +43856,7 @@
         <w:pStyle w:val="Compact"/>
         <w:numPr>
           <w:ilvl w:val="0"/>
-          <w:numId w:val="1113"/>
+          <w:numId w:val="1114"/>
         </w:numPr>
       </w:pPr>
       <w:r>
@@ -43585,7 +43878,7 @@
         <w:pStyle w:val="Compact"/>
         <w:numPr>
           <w:ilvl w:val="1"/>
-          <w:numId w:val="1117"/>
+          <w:numId w:val="1118"/>
         </w:numPr>
       </w:pPr>
       <w:r>
@@ -43597,7 +43890,7 @@
         <w:pStyle w:val="Compact"/>
         <w:numPr>
           <w:ilvl w:val="1"/>
-          <w:numId w:val="1117"/>
+          <w:numId w:val="1118"/>
         </w:numPr>
       </w:pPr>
       <w:r>
@@ -43609,7 +43902,7 @@
         <w:pStyle w:val="Compact"/>
         <w:numPr>
           <w:ilvl w:val="1"/>
-          <w:numId w:val="1117"/>
+          <w:numId w:val="1118"/>
         </w:numPr>
       </w:pPr>
       <w:r>
@@ -43621,7 +43914,7 @@
         <w:pStyle w:val="Compact"/>
         <w:numPr>
           <w:ilvl w:val="1"/>
-          <w:numId w:val="1117"/>
+          <w:numId w:val="1118"/>
         </w:numPr>
       </w:pPr>
       <w:r>
@@ -43657,7 +43950,7 @@
         <w:pStyle w:val="Compact"/>
         <w:numPr>
           <w:ilvl w:val="0"/>
-          <w:numId w:val="1113"/>
+          <w:numId w:val="1114"/>
         </w:numPr>
       </w:pPr>
       <w:r>
@@ -43709,7 +44002,7 @@
         <w:pStyle w:val="Compact"/>
         <w:numPr>
           <w:ilvl w:val="0"/>
-          <w:numId w:val="1113"/>
+          <w:numId w:val="1114"/>
         </w:numPr>
       </w:pPr>
       <w:r>
@@ -43731,7 +44024,7 @@
         <w:pStyle w:val="Compact"/>
         <w:numPr>
           <w:ilvl w:val="0"/>
-          <w:numId w:val="1113"/>
+          <w:numId w:val="1114"/>
         </w:numPr>
       </w:pPr>
       <w:r>
@@ -44451,7 +44744,7 @@
         <w:pStyle w:val="Compact"/>
         <w:numPr>
           <w:ilvl w:val="0"/>
-          <w:numId w:val="1118"/>
+          <w:numId w:val="1119"/>
         </w:numPr>
       </w:pPr>
       <w:r>
@@ -44486,7 +44779,7 @@
         <w:pStyle w:val="Compact"/>
         <w:numPr>
           <w:ilvl w:val="0"/>
-          <w:numId w:val="1118"/>
+          <w:numId w:val="1119"/>
         </w:numPr>
       </w:pPr>
       <w:r>
@@ -44521,7 +44814,7 @@
         <w:pStyle w:val="Compact"/>
         <w:numPr>
           <w:ilvl w:val="0"/>
-          <w:numId w:val="1118"/>
+          <w:numId w:val="1119"/>
         </w:numPr>
       </w:pPr>
       <w:r>
@@ -44545,7 +44838,7 @@
         <w:pStyle w:val="Compact"/>
         <w:numPr>
           <w:ilvl w:val="0"/>
-          <w:numId w:val="1119"/>
+          <w:numId w:val="1120"/>
         </w:numPr>
       </w:pPr>
       <w:r>
@@ -44567,7 +44860,7 @@
         <w:pStyle w:val="Compact"/>
         <w:numPr>
           <w:ilvl w:val="0"/>
-          <w:numId w:val="1119"/>
+          <w:numId w:val="1120"/>
         </w:numPr>
       </w:pPr>
       <w:r>
@@ -44666,7 +44959,7 @@
         <w:pStyle w:val="Compact"/>
         <w:numPr>
           <w:ilvl w:val="0"/>
-          <w:numId w:val="1119"/>
+          <w:numId w:val="1120"/>
         </w:numPr>
       </w:pPr>
       <w:r>
@@ -44765,7 +45058,7 @@
         <w:pStyle w:val="Compact"/>
         <w:numPr>
           <w:ilvl w:val="0"/>
-          <w:numId w:val="1119"/>
+          <w:numId w:val="1120"/>
         </w:numPr>
       </w:pPr>
       <w:r>
@@ -44948,7 +45241,7 @@
         <w:pStyle w:val="Compact"/>
         <w:numPr>
           <w:ilvl w:val="0"/>
-          <w:numId w:val="1120"/>
+          <w:numId w:val="1121"/>
         </w:numPr>
       </w:pPr>
       <w:r>
@@ -44960,7 +45253,7 @@
         <w:pStyle w:val="Compact"/>
         <w:numPr>
           <w:ilvl w:val="0"/>
-          <w:numId w:val="1120"/>
+          <w:numId w:val="1121"/>
         </w:numPr>
       </w:pPr>
       <w:r>
@@ -45002,7 +45295,7 @@
         <w:pStyle w:val="Compact"/>
         <w:numPr>
           <w:ilvl w:val="0"/>
-          <w:numId w:val="1120"/>
+          <w:numId w:val="1121"/>
         </w:numPr>
       </w:pPr>
       <w:r>
@@ -45014,7 +45307,7 @@
         <w:pStyle w:val="Compact"/>
         <w:numPr>
           <w:ilvl w:val="0"/>
-          <w:numId w:val="1120"/>
+          <w:numId w:val="1121"/>
         </w:numPr>
       </w:pPr>
       <w:r>
@@ -45038,7 +45331,7 @@
         <w:pStyle w:val="Compact"/>
         <w:numPr>
           <w:ilvl w:val="0"/>
-          <w:numId w:val="1120"/>
+          <w:numId w:val="1121"/>
         </w:numPr>
       </w:pPr>
       <w:r>
@@ -45050,7 +45343,7 @@
         <w:pStyle w:val="Compact"/>
         <w:numPr>
           <w:ilvl w:val="0"/>
-          <w:numId w:val="1120"/>
+          <w:numId w:val="1121"/>
         </w:numPr>
       </w:pPr>
       <w:r>
@@ -45505,7 +45798,7 @@
         <w:pStyle w:val="Compact"/>
         <w:numPr>
           <w:ilvl w:val="0"/>
-          <w:numId w:val="1121"/>
+          <w:numId w:val="1122"/>
         </w:numPr>
       </w:pPr>
       <w:r>
@@ -45527,7 +45820,7 @@
         <w:pStyle w:val="Compact"/>
         <w:numPr>
           <w:ilvl w:val="0"/>
-          <w:numId w:val="1121"/>
+          <w:numId w:val="1122"/>
         </w:numPr>
       </w:pPr>
       <w:r>
@@ -45555,7 +45848,7 @@
         <w:pStyle w:val="Compact"/>
         <w:numPr>
           <w:ilvl w:val="0"/>
-          <w:numId w:val="1121"/>
+          <w:numId w:val="1122"/>
         </w:numPr>
       </w:pPr>
       <w:r>
@@ -45583,7 +45876,7 @@
         <w:pStyle w:val="Compact"/>
         <w:numPr>
           <w:ilvl w:val="0"/>
-          <w:numId w:val="1121"/>
+          <w:numId w:val="1122"/>
         </w:numPr>
       </w:pPr>
       <w:r>
@@ -45623,7 +45916,7 @@
         <w:pStyle w:val="Compact"/>
         <w:numPr>
           <w:ilvl w:val="0"/>
-          <w:numId w:val="1122"/>
+          <w:numId w:val="1123"/>
         </w:numPr>
       </w:pPr>
       <w:r>
@@ -45635,7 +45928,7 @@
         <w:pStyle w:val="Compact"/>
         <w:numPr>
           <w:ilvl w:val="0"/>
-          <w:numId w:val="1122"/>
+          <w:numId w:val="1123"/>
         </w:numPr>
       </w:pPr>
       <w:r>
@@ -45653,7 +45946,7 @@
         <w:pStyle w:val="Compact"/>
         <w:numPr>
           <w:ilvl w:val="0"/>
-          <w:numId w:val="1122"/>
+          <w:numId w:val="1123"/>
         </w:numPr>
       </w:pPr>
       <w:r>
@@ -45711,7 +46004,7 @@
         <w:pStyle w:val="Compact"/>
         <w:numPr>
           <w:ilvl w:val="0"/>
-          <w:numId w:val="1123"/>
+          <w:numId w:val="1124"/>
         </w:numPr>
       </w:pPr>
       <w:r>
@@ -45739,7 +46032,7 @@
         <w:pStyle w:val="Compact"/>
         <w:numPr>
           <w:ilvl w:val="0"/>
-          <w:numId w:val="1123"/>
+          <w:numId w:val="1124"/>
         </w:numPr>
       </w:pPr>
       <w:r>
@@ -45767,43 +46060,43 @@
         <w:pStyle w:val="Compact"/>
         <w:numPr>
           <w:ilvl w:val="1"/>
+          <w:numId w:val="1125"/>
+        </w:numPr>
+      </w:pPr>
+      <w:r>
+        <w:t xml:space="preserve">use the open model’s tokenizer instead of yours;</w:t>
+      </w:r>
+    </w:p>
+    <w:p>
+      <w:pPr>
+        <w:pStyle w:val="Compact"/>
+        <w:numPr>
+          <w:ilvl w:val="1"/>
+          <w:numId w:val="1125"/>
+        </w:numPr>
+      </w:pPr>
+      <w:r>
+        <w:t xml:space="preserve">match its RoPE settings (for example base 500,000 with scaling);</w:t>
+      </w:r>
+    </w:p>
+    <w:p>
+      <w:pPr>
+        <w:pStyle w:val="Compact"/>
+        <w:numPr>
+          <w:ilvl w:val="1"/>
+          <w:numId w:val="1125"/>
+        </w:numPr>
+      </w:pPr>
+      <w:r>
+        <w:t xml:space="preserve">handle details such as Qwen’s attention biases.</w:t>
+      </w:r>
+    </w:p>
+    <w:p>
+      <w:pPr>
+        <w:pStyle w:val="Compact"/>
+        <w:numPr>
+          <w:ilvl w:val="0"/>
           <w:numId w:val="1124"/>
-        </w:numPr>
-      </w:pPr>
-      <w:r>
-        <w:t xml:space="preserve">use the open model’s tokenizer instead of yours;</w:t>
-      </w:r>
-    </w:p>
-    <w:p>
-      <w:pPr>
-        <w:pStyle w:val="Compact"/>
-        <w:numPr>
-          <w:ilvl w:val="1"/>
-          <w:numId w:val="1124"/>
-        </w:numPr>
-      </w:pPr>
-      <w:r>
-        <w:t xml:space="preserve">match its RoPE settings (for example base 500,000 with scaling);</w:t>
-      </w:r>
-    </w:p>
-    <w:p>
-      <w:pPr>
-        <w:pStyle w:val="Compact"/>
-        <w:numPr>
-          <w:ilvl w:val="1"/>
-          <w:numId w:val="1124"/>
-        </w:numPr>
-      </w:pPr>
-      <w:r>
-        <w:t xml:space="preserve">handle details such as Qwen’s attention biases.</w:t>
-      </w:r>
-    </w:p>
-    <w:p>
-      <w:pPr>
-        <w:pStyle w:val="Compact"/>
-        <w:numPr>
-          <w:ilvl w:val="0"/>
-          <w:numId w:val="1123"/>
         </w:numPr>
       </w:pPr>
       <w:r>
@@ -45846,7 +46139,7 @@
         <w:pStyle w:val="Compact"/>
         <w:numPr>
           <w:ilvl w:val="0"/>
-          <w:numId w:val="1123"/>
+          <w:numId w:val="1124"/>
         </w:numPr>
       </w:pPr>
       <w:r>
@@ -45868,7 +46161,7 @@
         <w:pStyle w:val="Compact"/>
         <w:numPr>
           <w:ilvl w:val="1"/>
-          <w:numId w:val="1125"/>
+          <w:numId w:val="1126"/>
         </w:numPr>
       </w:pPr>
       <w:r>
@@ -45880,7 +46173,7 @@
         <w:pStyle w:val="Compact"/>
         <w:numPr>
           <w:ilvl w:val="1"/>
-          <w:numId w:val="1125"/>
+          <w:numId w:val="1126"/>
         </w:numPr>
       </w:pPr>
       <w:r>
@@ -45892,7 +46185,7 @@
         <w:pStyle w:val="Compact"/>
         <w:numPr>
           <w:ilvl w:val="1"/>
-          <w:numId w:val="1125"/>
+          <w:numId w:val="1126"/>
         </w:numPr>
       </w:pPr>
       <w:r>
@@ -45904,7 +46197,7 @@
         <w:pStyle w:val="Compact"/>
         <w:numPr>
           <w:ilvl w:val="1"/>
-          <w:numId w:val="1125"/>
+          <w:numId w:val="1126"/>
         </w:numPr>
       </w:pPr>
       <w:r>
@@ -45916,7 +46209,7 @@
         <w:pStyle w:val="Compact"/>
         <w:numPr>
           <w:ilvl w:val="0"/>
-          <w:numId w:val="1123"/>
+          <w:numId w:val="1124"/>
         </w:numPr>
       </w:pPr>
       <w:r>
@@ -45932,7 +46225,7 @@
         <w:pStyle w:val="Compact"/>
         <w:numPr>
           <w:ilvl w:val="1"/>
-          <w:numId w:val="1126"/>
+          <w:numId w:val="1127"/>
         </w:numPr>
       </w:pPr>
       <w:r>
@@ -45944,7 +46237,7 @@
         <w:pStyle w:val="Compact"/>
         <w:numPr>
           <w:ilvl w:val="1"/>
-          <w:numId w:val="1126"/>
+          <w:numId w:val="1127"/>
         </w:numPr>
       </w:pPr>
       <w:r>
@@ -45956,7 +46249,7 @@
         <w:pStyle w:val="Compact"/>
         <w:numPr>
           <w:ilvl w:val="0"/>
-          <w:numId w:val="1123"/>
+          <w:numId w:val="1124"/>
         </w:numPr>
       </w:pPr>
       <w:r>
@@ -46079,7 +46372,7 @@
         <w:pStyle w:val="Compact"/>
         <w:numPr>
           <w:ilvl w:val="0"/>
-          <w:numId w:val="1127"/>
+          <w:numId w:val="1128"/>
         </w:numPr>
       </w:pPr>
       <w:r>
@@ -46107,7 +46400,7 @@
         <w:pStyle w:val="Compact"/>
         <w:numPr>
           <w:ilvl w:val="0"/>
-          <w:numId w:val="1127"/>
+          <w:numId w:val="1128"/>
         </w:numPr>
       </w:pPr>
       <w:r>
@@ -46129,7 +46422,7 @@
         <w:pStyle w:val="Compact"/>
         <w:numPr>
           <w:ilvl w:val="0"/>
-          <w:numId w:val="1127"/>
+          <w:numId w:val="1128"/>
         </w:numPr>
       </w:pPr>
       <w:r>
@@ -46151,7 +46444,7 @@
         <w:pStyle w:val="Compact"/>
         <w:numPr>
           <w:ilvl w:val="0"/>
-          <w:numId w:val="1127"/>
+          <w:numId w:val="1128"/>
         </w:numPr>
       </w:pPr>
       <w:r>
@@ -46482,7 +46775,7 @@
         <w:pStyle w:val="Compact"/>
         <w:numPr>
           <w:ilvl w:val="0"/>
-          <w:numId w:val="1128"/>
+          <w:numId w:val="1129"/>
         </w:numPr>
       </w:pPr>
       <w:r>
@@ -46494,7 +46787,7 @@
         <w:pStyle w:val="Compact"/>
         <w:numPr>
           <w:ilvl w:val="0"/>
-          <w:numId w:val="1128"/>
+          <w:numId w:val="1129"/>
         </w:numPr>
       </w:pPr>
       <w:r>
@@ -46532,7 +46825,7 @@
         <w:pStyle w:val="Compact"/>
         <w:numPr>
           <w:ilvl w:val="0"/>
-          <w:numId w:val="1128"/>
+          <w:numId w:val="1129"/>
         </w:numPr>
       </w:pPr>
       <w:r>
@@ -47862,7 +48155,7 @@
         <w:pStyle w:val="Compact"/>
         <w:numPr>
           <w:ilvl w:val="0"/>
-          <w:numId w:val="1129"/>
+          <w:numId w:val="1130"/>
         </w:numPr>
       </w:pPr>
       <w:r>
@@ -47907,7 +48200,7 @@
         <w:pStyle w:val="Compact"/>
         <w:numPr>
           <w:ilvl w:val="0"/>
-          <w:numId w:val="1129"/>
+          <w:numId w:val="1130"/>
         </w:numPr>
       </w:pPr>
       <w:r>
@@ -47931,7 +48224,7 @@
         <w:pStyle w:val="Compact"/>
         <w:numPr>
           <w:ilvl w:val="0"/>
-          <w:numId w:val="1129"/>
+          <w:numId w:val="1130"/>
         </w:numPr>
       </w:pPr>
       <w:r>
@@ -47989,7 +48282,7 @@
         <w:pStyle w:val="Compact"/>
         <w:numPr>
           <w:ilvl w:val="0"/>
-          <w:numId w:val="1130"/>
+          <w:numId w:val="1131"/>
         </w:numPr>
       </w:pPr>
       <w:r>
@@ -48001,7 +48294,7 @@
         <w:pStyle w:val="Compact"/>
         <w:numPr>
           <w:ilvl w:val="0"/>
-          <w:numId w:val="1130"/>
+          <w:numId w:val="1131"/>
         </w:numPr>
       </w:pPr>
       <w:r>
@@ -48032,131 +48325,11 @@
         <w:pStyle w:val="Compact"/>
         <w:numPr>
           <w:ilvl w:val="1"/>
-          <w:numId w:val="1131"/>
+          <w:numId w:val="1132"/>
         </w:numPr>
       </w:pPr>
       <w:r>
         <w:t xml:space="preserve">40 proofreading tasks;</w:t>
-      </w:r>
-    </w:p>
-    <w:p>
-      <w:pPr>
-        <w:pStyle w:val="Compact"/>
-        <w:numPr>
-          <w:ilvl w:val="1"/>
-          <w:numId w:val="1131"/>
-        </w:numPr>
-      </w:pPr>
-      <w:r>
-        <w:t xml:space="preserve">20 drafting tasks;</w:t>
-      </w:r>
-    </w:p>
-    <w:p>
-      <w:pPr>
-        <w:pStyle w:val="Compact"/>
-        <w:numPr>
-          <w:ilvl w:val="1"/>
-          <w:numId w:val="1131"/>
-        </w:numPr>
-      </w:pPr>
-      <w:r>
-        <w:t xml:space="preserve">30 analysis tasks with known answers;</w:t>
-      </w:r>
-    </w:p>
-    <w:p>
-      <w:pPr>
-        <w:pStyle w:val="Compact"/>
-        <w:numPr>
-          <w:ilvl w:val="1"/>
-          <w:numId w:val="1131"/>
-        </w:numPr>
-      </w:pPr>
-      <w:r>
-        <w:t xml:space="preserve">20 knowledge questions with citations;</w:t>
-      </w:r>
-    </w:p>
-    <w:p>
-      <w:pPr>
-        <w:pStyle w:val="Compact"/>
-        <w:numPr>
-          <w:ilvl w:val="1"/>
-          <w:numId w:val="1131"/>
-        </w:numPr>
-      </w:pPr>
-      <w:r>
-        <w:t xml:space="preserve">10</w:t>
-      </w:r>
-      <w:r>
-        <w:t xml:space="preserve"> </w:t>
-      </w:r>
-      <w:r>
-        <w:t xml:space="preserve">“trap”</w:t>
-      </w:r>
-      <w:r>
-        <w:t xml:space="preserve"> </w:t>
-      </w:r>
-      <w:r>
-        <w:t xml:space="preserve">paragraphs hiding a statistical error.</w:t>
-      </w:r>
-    </w:p>
-    <w:p>
-      <w:pPr>
-        <w:pStyle w:val="Compact"/>
-        <w:numPr>
-          <w:ilvl w:val="0"/>
-          <w:numId w:val="1130"/>
-        </w:numPr>
-      </w:pPr>
-      <w:r>
-        <w:t xml:space="preserve">Shortlist base models: run the evaluation set on 3–5 open models through OpenRouter, for a few pounds. Don’t send</w:t>
-      </w:r>
-      <w:r>
-        <w:t xml:space="preserve"> </w:t>
-      </w:r>
-      <w:r>
-        <w:t xml:space="preserve">private data.</w:t>
-      </w:r>
-    </w:p>
-    <w:p>
-      <w:pPr>
-        <w:pStyle w:val="Compact"/>
-        <w:numPr>
-          <w:ilvl w:val="0"/>
-          <w:numId w:val="1130"/>
-        </w:numPr>
-      </w:pPr>
-      <w:r>
-        <w:t xml:space="preserve">Collect papers legally: open access first, then the text-and-data-mining routes for paywalled journals.</w:t>
-      </w:r>
-    </w:p>
-    <w:p>
-      <w:pPr>
-        <w:pStyle w:val="Compact"/>
-        <w:numPr>
-          <w:ilvl w:val="0"/>
-          <w:numId w:val="1130"/>
-        </w:numPr>
-      </w:pPr>
-      <w:r>
-        <w:t xml:space="preserve">Convert them to clean text. Publisher XML (JATS) is cleanest. Remove references and page furniture, and</w:t>
-      </w:r>
-      <w:r>
-        <w:t xml:space="preserve"> </w:t>
-      </w:r>
-      <w:r>
-        <w:t xml:space="preserve">deduplicate.</w:t>
-      </w:r>
-    </w:p>
-    <w:p>
-      <w:pPr>
-        <w:pStyle w:val="Compact"/>
-        <w:numPr>
-          <w:ilvl w:val="0"/>
-          <w:numId w:val="1130"/>
-        </w:numPr>
-      </w:pPr>
-      <w:r>
-        <w:t xml:space="preserve">Build three training sets:</w:t>
       </w:r>
     </w:p>
     <w:p>
@@ -48168,6 +48341,126 @@
         </w:numPr>
       </w:pPr>
       <w:r>
+        <w:t xml:space="preserve">20 drafting tasks;</w:t>
+      </w:r>
+    </w:p>
+    <w:p>
+      <w:pPr>
+        <w:pStyle w:val="Compact"/>
+        <w:numPr>
+          <w:ilvl w:val="1"/>
+          <w:numId w:val="1132"/>
+        </w:numPr>
+      </w:pPr>
+      <w:r>
+        <w:t xml:space="preserve">30 analysis tasks with known answers;</w:t>
+      </w:r>
+    </w:p>
+    <w:p>
+      <w:pPr>
+        <w:pStyle w:val="Compact"/>
+        <w:numPr>
+          <w:ilvl w:val="1"/>
+          <w:numId w:val="1132"/>
+        </w:numPr>
+      </w:pPr>
+      <w:r>
+        <w:t xml:space="preserve">20 knowledge questions with citations;</w:t>
+      </w:r>
+    </w:p>
+    <w:p>
+      <w:pPr>
+        <w:pStyle w:val="Compact"/>
+        <w:numPr>
+          <w:ilvl w:val="1"/>
+          <w:numId w:val="1132"/>
+        </w:numPr>
+      </w:pPr>
+      <w:r>
+        <w:t xml:space="preserve">10</w:t>
+      </w:r>
+      <w:r>
+        <w:t xml:space="preserve"> </w:t>
+      </w:r>
+      <w:r>
+        <w:t xml:space="preserve">“trap”</w:t>
+      </w:r>
+      <w:r>
+        <w:t xml:space="preserve"> </w:t>
+      </w:r>
+      <w:r>
+        <w:t xml:space="preserve">paragraphs hiding a statistical error.</w:t>
+      </w:r>
+    </w:p>
+    <w:p>
+      <w:pPr>
+        <w:pStyle w:val="Compact"/>
+        <w:numPr>
+          <w:ilvl w:val="0"/>
+          <w:numId w:val="1131"/>
+        </w:numPr>
+      </w:pPr>
+      <w:r>
+        <w:t xml:space="preserve">Shortlist base models: run the evaluation set on 3–5 open models through OpenRouter, for a few pounds. Don’t send</w:t>
+      </w:r>
+      <w:r>
+        <w:t xml:space="preserve"> </w:t>
+      </w:r>
+      <w:r>
+        <w:t xml:space="preserve">private data.</w:t>
+      </w:r>
+    </w:p>
+    <w:p>
+      <w:pPr>
+        <w:pStyle w:val="Compact"/>
+        <w:numPr>
+          <w:ilvl w:val="0"/>
+          <w:numId w:val="1131"/>
+        </w:numPr>
+      </w:pPr>
+      <w:r>
+        <w:t xml:space="preserve">Collect papers legally: open access first, then the text-and-data-mining routes for paywalled journals.</w:t>
+      </w:r>
+    </w:p>
+    <w:p>
+      <w:pPr>
+        <w:pStyle w:val="Compact"/>
+        <w:numPr>
+          <w:ilvl w:val="0"/>
+          <w:numId w:val="1131"/>
+        </w:numPr>
+      </w:pPr>
+      <w:r>
+        <w:t xml:space="preserve">Convert them to clean text. Publisher XML (JATS) is cleanest. Remove references and page furniture, and</w:t>
+      </w:r>
+      <w:r>
+        <w:t xml:space="preserve"> </w:t>
+      </w:r>
+      <w:r>
+        <w:t xml:space="preserve">deduplicate.</w:t>
+      </w:r>
+    </w:p>
+    <w:p>
+      <w:pPr>
+        <w:pStyle w:val="Compact"/>
+        <w:numPr>
+          <w:ilvl w:val="0"/>
+          <w:numId w:val="1131"/>
+        </w:numPr>
+      </w:pPr>
+      <w:r>
+        <w:t xml:space="preserve">Build three training sets:</w:t>
+      </w:r>
+    </w:p>
+    <w:p>
+      <w:pPr>
+        <w:pStyle w:val="Compact"/>
+        <w:numPr>
+          <w:ilvl w:val="1"/>
+          <w:numId w:val="1133"/>
+        </w:numPr>
+      </w:pPr>
+      <w:r>
         <w:rPr>
           <w:b/>
           <w:bCs/>
@@ -48186,7 +48479,7 @@
         <w:pStyle w:val="Compact"/>
         <w:numPr>
           <w:ilvl w:val="1"/>
-          <w:numId w:val="1132"/>
+          <w:numId w:val="1133"/>
         </w:numPr>
       </w:pPr>
       <w:r>
@@ -48221,7 +48514,7 @@
         <w:pStyle w:val="Compact"/>
         <w:numPr>
           <w:ilvl w:val="1"/>
-          <w:numId w:val="1132"/>
+          <w:numId w:val="1133"/>
         </w:numPr>
       </w:pPr>
       <w:r>
@@ -48267,7 +48560,7 @@
         <w:pStyle w:val="Compact"/>
         <w:numPr>
           <w:ilvl w:val="0"/>
-          <w:numId w:val="1133"/>
+          <w:numId w:val="1134"/>
         </w:numPr>
       </w:pPr>
       <w:r>
@@ -48279,7 +48572,7 @@
         <w:pStyle w:val="Compact"/>
         <w:numPr>
           <w:ilvl w:val="0"/>
-          <w:numId w:val="1133"/>
+          <w:numId w:val="1134"/>
         </w:numPr>
       </w:pPr>
       <w:r>
@@ -48291,7 +48584,7 @@
         <w:pStyle w:val="Compact"/>
         <w:numPr>
           <w:ilvl w:val="0"/>
-          <w:numId w:val="1133"/>
+          <w:numId w:val="1134"/>
         </w:numPr>
       </w:pPr>
       <w:r>
@@ -48303,7 +48596,7 @@
         <w:pStyle w:val="Compact"/>
         <w:numPr>
           <w:ilvl w:val="0"/>
-          <w:numId w:val="1133"/>
+          <w:numId w:val="1134"/>
         </w:numPr>
       </w:pPr>
       <w:r>
@@ -48315,7 +48608,7 @@
         <w:pStyle w:val="Compact"/>
         <w:numPr>
           <w:ilvl w:val="0"/>
-          <w:numId w:val="1133"/>
+          <w:numId w:val="1134"/>
         </w:numPr>
       </w:pPr>
       <w:r>
@@ -48339,7 +48632,7 @@
         <w:pStyle w:val="Compact"/>
         <w:numPr>
           <w:ilvl w:val="0"/>
-          <w:numId w:val="1134"/>
+          <w:numId w:val="1135"/>
         </w:numPr>
       </w:pPr>
       <w:r>
@@ -48351,7 +48644,7 @@
         <w:pStyle w:val="Compact"/>
         <w:numPr>
           <w:ilvl w:val="0"/>
-          <w:numId w:val="1134"/>
+          <w:numId w:val="1135"/>
         </w:numPr>
       </w:pPr>
       <w:r>
@@ -48363,7 +48656,7 @@
         <w:pStyle w:val="Compact"/>
         <w:numPr>
           <w:ilvl w:val="0"/>
-          <w:numId w:val="1134"/>
+          <w:numId w:val="1135"/>
         </w:numPr>
       </w:pPr>
       <w:r>
@@ -48386,7 +48679,7 @@
       <w:pPr>
         <w:numPr>
           <w:ilvl w:val="0"/>
-          <w:numId w:val="1135"/>
+          <w:numId w:val="1136"/>
         </w:numPr>
       </w:pPr>
       <w:r>
@@ -48448,7 +48741,7 @@
       <w:pPr>
         <w:numPr>
           <w:ilvl w:val="0"/>
-          <w:numId w:val="1135"/>
+          <w:numId w:val="1136"/>
         </w:numPr>
       </w:pPr>
       <w:r>
@@ -48459,7 +48752,7 @@
       <w:pPr>
         <w:numPr>
           <w:ilvl w:val="0"/>
-          <w:numId w:val="1135"/>
+          <w:numId w:val="1136"/>
         </w:numPr>
       </w:pPr>
       <w:r>
@@ -48470,7 +48763,7 @@
       <w:pPr>
         <w:numPr>
           <w:ilvl w:val="0"/>
-          <w:numId w:val="1135"/>
+          <w:numId w:val="1136"/>
         </w:numPr>
       </w:pPr>
       <w:r>
@@ -48481,7 +48774,7 @@
       <w:pPr>
         <w:numPr>
           <w:ilvl w:val="0"/>
-          <w:numId w:val="1135"/>
+          <w:numId w:val="1136"/>
         </w:numPr>
       </w:pPr>
       <w:r>
@@ -48505,7 +48798,7 @@
         <w:pStyle w:val="Compact"/>
         <w:numPr>
           <w:ilvl w:val="0"/>
-          <w:numId w:val="1136"/>
+          <w:numId w:val="1137"/>
         </w:numPr>
       </w:pPr>
       <w:r>
@@ -48517,7 +48810,7 @@
         <w:pStyle w:val="Compact"/>
         <w:numPr>
           <w:ilvl w:val="0"/>
-          <w:numId w:val="1136"/>
+          <w:numId w:val="1137"/>
         </w:numPr>
       </w:pPr>
       <w:r>
@@ -48529,7 +48822,7 @@
         <w:pStyle w:val="Compact"/>
         <w:numPr>
           <w:ilvl w:val="0"/>
-          <w:numId w:val="1136"/>
+          <w:numId w:val="1137"/>
         </w:numPr>
       </w:pPr>
       <w:r>
@@ -48541,7 +48834,7 @@
         <w:pStyle w:val="Compact"/>
         <w:numPr>
           <w:ilvl w:val="0"/>
-          <w:numId w:val="1136"/>
+          <w:numId w:val="1137"/>
         </w:numPr>
       </w:pPr>
       <w:r>
@@ -48572,7 +48865,7 @@
         <w:pStyle w:val="Compact"/>
         <w:numPr>
           <w:ilvl w:val="0"/>
-          <w:numId w:val="1137"/>
+          <w:numId w:val="1138"/>
         </w:numPr>
       </w:pPr>
       <w:r>
@@ -48588,37 +48881,37 @@
         <w:pStyle w:val="Compact"/>
         <w:numPr>
           <w:ilvl w:val="1"/>
+          <w:numId w:val="1139"/>
+        </w:numPr>
+      </w:pPr>
+      <w:r>
+        <w:t xml:space="preserve">Open-weight models (Apache 2.0 or MIT for Qwen, DeepSeek, GLM and gpt-oss; check each licence) can be kept and</w:t>
+      </w:r>
+      <w:r>
+        <w:t xml:space="preserve"> </w:t>
+      </w:r>
+      <w:r>
+        <w:t xml:space="preserve">modified.</w:t>
+      </w:r>
+    </w:p>
+    <w:p>
+      <w:pPr>
+        <w:pStyle w:val="Compact"/>
+        <w:numPr>
+          <w:ilvl w:val="1"/>
+          <w:numId w:val="1139"/>
+        </w:numPr>
+      </w:pPr>
+      <w:r>
+        <w:t xml:space="preserve">Your adapter is a file you download. Once you delete the cloud storage, the provider keeps nothing.</w:t>
+      </w:r>
+    </w:p>
+    <w:p>
+      <w:pPr>
+        <w:pStyle w:val="Compact"/>
+        <w:numPr>
+          <w:ilvl w:val="0"/>
           <w:numId w:val="1138"/>
-        </w:numPr>
-      </w:pPr>
-      <w:r>
-        <w:t xml:space="preserve">Open-weight models (Apache 2.0 or MIT for Qwen, DeepSeek, GLM and gpt-oss; check each licence) can be kept and</w:t>
-      </w:r>
-      <w:r>
-        <w:t xml:space="preserve"> </w:t>
-      </w:r>
-      <w:r>
-        <w:t xml:space="preserve">modified.</w:t>
-      </w:r>
-    </w:p>
-    <w:p>
-      <w:pPr>
-        <w:pStyle w:val="Compact"/>
-        <w:numPr>
-          <w:ilvl w:val="1"/>
-          <w:numId w:val="1138"/>
-        </w:numPr>
-      </w:pPr>
-      <w:r>
-        <w:t xml:space="preserve">Your adapter is a file you download. Once you delete the cloud storage, the provider keeps nothing.</w:t>
-      </w:r>
-    </w:p>
-    <w:p>
-      <w:pPr>
-        <w:pStyle w:val="Compact"/>
-        <w:numPr>
-          <w:ilvl w:val="0"/>
-          <w:numId w:val="1137"/>
         </w:numPr>
       </w:pPr>
       <w:r>
@@ -48634,7 +48927,7 @@
         <w:pStyle w:val="Compact"/>
         <w:numPr>
           <w:ilvl w:val="1"/>
-          <w:numId w:val="1139"/>
+          <w:numId w:val="1140"/>
         </w:numPr>
       </w:pPr>
       <w:r>
@@ -48646,7 +48939,7 @@
         <w:pStyle w:val="Compact"/>
         <w:numPr>
           <w:ilvl w:val="1"/>
-          <w:numId w:val="1139"/>
+          <w:numId w:val="1140"/>
         </w:numPr>
       </w:pPr>
       <w:r>
@@ -48658,7 +48951,7 @@
         <w:pStyle w:val="Compact"/>
         <w:numPr>
           <w:ilvl w:val="1"/>
-          <w:numId w:val="1139"/>
+          <w:numId w:val="1140"/>
         </w:numPr>
       </w:pPr>
       <w:r>
@@ -48670,7 +48963,7 @@
         <w:pStyle w:val="Compact"/>
         <w:numPr>
           <w:ilvl w:val="1"/>
-          <w:numId w:val="1139"/>
+          <w:numId w:val="1140"/>
         </w:numPr>
       </w:pPr>
       <w:r>
@@ -48682,7 +48975,7 @@
         <w:pStyle w:val="Compact"/>
         <w:numPr>
           <w:ilvl w:val="1"/>
-          <w:numId w:val="1139"/>
+          <w:numId w:val="1140"/>
         </w:numPr>
       </w:pPr>
       <w:r>
@@ -48694,7 +48987,7 @@
         <w:pStyle w:val="Compact"/>
         <w:numPr>
           <w:ilvl w:val="0"/>
-          <w:numId w:val="1137"/>
+          <w:numId w:val="1138"/>
         </w:numPr>
       </w:pPr>
       <w:r>
@@ -48716,7 +49009,7 @@
         <w:pStyle w:val="Compact"/>
         <w:numPr>
           <w:ilvl w:val="0"/>
-          <w:numId w:val="1137"/>
+          <w:numId w:val="1138"/>
         </w:numPr>
       </w:pPr>
       <w:r>
@@ -48769,7 +49062,7 @@
         <w:pStyle w:val="Compact"/>
         <w:numPr>
           <w:ilvl w:val="0"/>
-          <w:numId w:val="1140"/>
+          <w:numId w:val="1141"/>
         </w:numPr>
       </w:pPr>
       <w:r>
@@ -48797,7 +49090,7 @@
         <w:pStyle w:val="Compact"/>
         <w:numPr>
           <w:ilvl w:val="0"/>
-          <w:numId w:val="1140"/>
+          <w:numId w:val="1141"/>
         </w:numPr>
       </w:pPr>
       <w:r>
@@ -48819,7 +49112,7 @@
         <w:pStyle w:val="Compact"/>
         <w:numPr>
           <w:ilvl w:val="0"/>
-          <w:numId w:val="1140"/>
+          <w:numId w:val="1141"/>
         </w:numPr>
       </w:pPr>
       <w:r>
@@ -51034,7 +51327,7 @@
         <w:pStyle w:val="Compact"/>
         <w:numPr>
           <w:ilvl w:val="0"/>
-          <w:numId w:val="1141"/>
+          <w:numId w:val="1142"/>
         </w:numPr>
       </w:pPr>
       <w:r>
@@ -51062,7 +51355,7 @@
         <w:pStyle w:val="Compact"/>
         <w:numPr>
           <w:ilvl w:val="0"/>
-          <w:numId w:val="1141"/>
+          <w:numId w:val="1142"/>
         </w:numPr>
       </w:pPr>
       <w:r>
@@ -51084,7 +51377,7 @@
         <w:pStyle w:val="Compact"/>
         <w:numPr>
           <w:ilvl w:val="0"/>
-          <w:numId w:val="1141"/>
+          <w:numId w:val="1142"/>
         </w:numPr>
       </w:pPr>
       <w:r>
@@ -51106,7 +51399,7 @@
         <w:pStyle w:val="Compact"/>
         <w:numPr>
           <w:ilvl w:val="0"/>
-          <w:numId w:val="1141"/>
+          <w:numId w:val="1142"/>
         </w:numPr>
       </w:pPr>
       <w:r>
@@ -51143,7 +51436,7 @@
         <w:pStyle w:val="Compact"/>
         <w:numPr>
           <w:ilvl w:val="0"/>
-          <w:numId w:val="1141"/>
+          <w:numId w:val="1142"/>
         </w:numPr>
       </w:pPr>
       <w:r>
@@ -51165,7 +51458,7 @@
         <w:pStyle w:val="Compact"/>
         <w:numPr>
           <w:ilvl w:val="0"/>
-          <w:numId w:val="1141"/>
+          <w:numId w:val="1142"/>
         </w:numPr>
       </w:pPr>
       <w:r>
@@ -51233,7 +51526,7 @@
         <w:pStyle w:val="Compact"/>
         <w:numPr>
           <w:ilvl w:val="0"/>
-          <w:numId w:val="1142"/>
+          <w:numId w:val="1143"/>
         </w:numPr>
       </w:pPr>
       <w:r>
@@ -51245,7 +51538,7 @@
         <w:pStyle w:val="Compact"/>
         <w:numPr>
           <w:ilvl w:val="0"/>
-          <w:numId w:val="1142"/>
+          <w:numId w:val="1143"/>
         </w:numPr>
       </w:pPr>
       <w:r>
@@ -51257,7 +51550,7 @@
         <w:pStyle w:val="Compact"/>
         <w:numPr>
           <w:ilvl w:val="0"/>
-          <w:numId w:val="1142"/>
+          <w:numId w:val="1143"/>
         </w:numPr>
       </w:pPr>
       <w:r>
@@ -51269,7 +51562,7 @@
         <w:pStyle w:val="Compact"/>
         <w:numPr>
           <w:ilvl w:val="0"/>
-          <w:numId w:val="1142"/>
+          <w:numId w:val="1143"/>
         </w:numPr>
       </w:pPr>
       <w:r>
@@ -51911,7 +52204,7 @@
         <w:pStyle w:val="Compact"/>
         <w:numPr>
           <w:ilvl w:val="0"/>
-          <w:numId w:val="1143"/>
+          <w:numId w:val="1144"/>
         </w:numPr>
       </w:pPr>
       <w:r>
@@ -51960,46 +52253,46 @@
         <w:pStyle w:val="Compact"/>
         <w:numPr>
           <w:ilvl w:val="1"/>
+          <w:numId w:val="1145"/>
+        </w:numPr>
+      </w:pPr>
+      <w:r>
+        <w:t xml:space="preserve">CVE-2025-32434 showed that</w:t>
+      </w:r>
+      <w:r>
+        <w:t xml:space="preserve"> </w:t>
+      </w:r>
+      <w:r>
+        <w:rPr>
+          <w:rStyle w:val="VerbatimChar"/>
+        </w:rPr>
+        <w:t xml:space="preserve">weights_only=True</w:t>
+      </w:r>
+      <w:r>
+        <w:t xml:space="preserve"> </w:t>
+      </w:r>
+      <w:r>
+        <w:t xml:space="preserve">can be bypassed in PyTorch before 2.6. PyTorch 2.10 is</w:t>
+      </w:r>
+      <w:r>
+        <w:t xml:space="preserve"> </w:t>
+      </w:r>
+      <w:r>
+        <w:t xml:space="preserve">installed here, so this is closed; on another machine with an older PyTorch, load only checkpoints you made</w:t>
+      </w:r>
+      <w:r>
+        <w:t xml:space="preserve"> </w:t>
+      </w:r>
+      <w:r>
+        <w:t xml:space="preserve">yourself.</w:t>
+      </w:r>
+    </w:p>
+    <w:p>
+      <w:pPr>
+        <w:pStyle w:val="Compact"/>
+        <w:numPr>
+          <w:ilvl w:val="0"/>
           <w:numId w:val="1144"/>
-        </w:numPr>
-      </w:pPr>
-      <w:r>
-        <w:t xml:space="preserve">CVE-2025-32434 showed that</w:t>
-      </w:r>
-      <w:r>
-        <w:t xml:space="preserve"> </w:t>
-      </w:r>
-      <w:r>
-        <w:rPr>
-          <w:rStyle w:val="VerbatimChar"/>
-        </w:rPr>
-        <w:t xml:space="preserve">weights_only=True</w:t>
-      </w:r>
-      <w:r>
-        <w:t xml:space="preserve"> </w:t>
-      </w:r>
-      <w:r>
-        <w:t xml:space="preserve">can be bypassed in PyTorch before 2.6. PyTorch 2.10 is</w:t>
-      </w:r>
-      <w:r>
-        <w:t xml:space="preserve"> </w:t>
-      </w:r>
-      <w:r>
-        <w:t xml:space="preserve">installed here, so this is closed; on another machine with an older PyTorch, load only checkpoints you made</w:t>
-      </w:r>
-      <w:r>
-        <w:t xml:space="preserve"> </w:t>
-      </w:r>
-      <w:r>
-        <w:t xml:space="preserve">yourself.</w:t>
-      </w:r>
-    </w:p>
-    <w:p>
-      <w:pPr>
-        <w:pStyle w:val="Compact"/>
-        <w:numPr>
-          <w:ilvl w:val="0"/>
-          <w:numId w:val="1143"/>
         </w:numPr>
       </w:pPr>
       <w:r>
@@ -52015,7 +52308,7 @@
         <w:pStyle w:val="Compact"/>
         <w:numPr>
           <w:ilvl w:val="1"/>
-          <w:numId w:val="1145"/>
+          <w:numId w:val="1146"/>
         </w:numPr>
       </w:pPr>
       <w:r>
@@ -52042,7 +52335,7 @@
         <w:pStyle w:val="Compact"/>
         <w:numPr>
           <w:ilvl w:val="1"/>
-          <w:numId w:val="1145"/>
+          <w:numId w:val="1146"/>
         </w:numPr>
       </w:pPr>
       <w:r>
@@ -52054,7 +52347,7 @@
         <w:pStyle w:val="Compact"/>
         <w:numPr>
           <w:ilvl w:val="1"/>
-          <w:numId w:val="1145"/>
+          <w:numId w:val="1146"/>
         </w:numPr>
       </w:pPr>
       <w:r>
@@ -52084,7 +52377,7 @@
         <w:pStyle w:val="Compact"/>
         <w:numPr>
           <w:ilvl w:val="1"/>
-          <w:numId w:val="1145"/>
+          <w:numId w:val="1146"/>
         </w:numPr>
       </w:pPr>
       <w:r>
@@ -52108,7 +52401,7 @@
         <w:pStyle w:val="Compact"/>
         <w:numPr>
           <w:ilvl w:val="1"/>
-          <w:numId w:val="1145"/>
+          <w:numId w:val="1146"/>
         </w:numPr>
       </w:pPr>
       <w:r>
@@ -52120,7 +52413,7 @@
         <w:pStyle w:val="Compact"/>
         <w:numPr>
           <w:ilvl w:val="0"/>
-          <w:numId w:val="1143"/>
+          <w:numId w:val="1144"/>
         </w:numPr>
       </w:pPr>
       <w:r>
@@ -52148,7 +52441,7 @@
         <w:pStyle w:val="Compact"/>
         <w:numPr>
           <w:ilvl w:val="0"/>
-          <w:numId w:val="1143"/>
+          <w:numId w:val="1144"/>
         </w:numPr>
       </w:pPr>
       <w:r>
@@ -52188,7 +52481,7 @@
         <w:pStyle w:val="Compact"/>
         <w:numPr>
           <w:ilvl w:val="0"/>
-          <w:numId w:val="1143"/>
+          <w:numId w:val="1144"/>
         </w:numPr>
       </w:pPr>
       <w:r>
@@ -52237,7 +52530,7 @@
         <w:pStyle w:val="Compact"/>
         <w:numPr>
           <w:ilvl w:val="0"/>
-          <w:numId w:val="1143"/>
+          <w:numId w:val="1144"/>
         </w:numPr>
       </w:pPr>
       <w:r>
@@ -52277,7 +52570,7 @@
         <w:pStyle w:val="Compact"/>
         <w:numPr>
           <w:ilvl w:val="0"/>
-          <w:numId w:val="1143"/>
+          <w:numId w:val="1144"/>
         </w:numPr>
       </w:pPr>
       <w:r>
@@ -52353,7 +52646,7 @@
         <w:pStyle w:val="Compact"/>
         <w:numPr>
           <w:ilvl w:val="0"/>
-          <w:numId w:val="1146"/>
+          <w:numId w:val="1147"/>
         </w:numPr>
       </w:pPr>
       <w:r>
@@ -52384,7 +52677,7 @@
         <w:pStyle w:val="Compact"/>
         <w:numPr>
           <w:ilvl w:val="0"/>
-          <w:numId w:val="1146"/>
+          <w:numId w:val="1147"/>
         </w:numPr>
       </w:pPr>
       <w:r>
@@ -52403,7 +52696,7 @@
         <w:pStyle w:val="Compact"/>
         <w:numPr>
           <w:ilvl w:val="0"/>
-          <w:numId w:val="1146"/>
+          <w:numId w:val="1147"/>
         </w:numPr>
       </w:pPr>
       <w:r>
@@ -52422,7 +52715,7 @@
         <w:pStyle w:val="Compact"/>
         <w:numPr>
           <w:ilvl w:val="0"/>
-          <w:numId w:val="1146"/>
+          <w:numId w:val="1147"/>
         </w:numPr>
       </w:pPr>
       <w:r>
@@ -53966,7 +54259,7 @@
         <w:pStyle w:val="Compact"/>
         <w:numPr>
           <w:ilvl w:val="0"/>
-          <w:numId w:val="1147"/>
+          <w:numId w:val="1148"/>
         </w:numPr>
       </w:pPr>
       <w:r>
@@ -53991,7 +54284,7 @@
         <w:pStyle w:val="Compact"/>
         <w:numPr>
           <w:ilvl w:val="0"/>
-          <w:numId w:val="1147"/>
+          <w:numId w:val="1148"/>
         </w:numPr>
       </w:pPr>
       <w:r>
@@ -54049,7 +54342,7 @@
         <w:pStyle w:val="Compact"/>
         <w:numPr>
           <w:ilvl w:val="0"/>
-          <w:numId w:val="1147"/>
+          <w:numId w:val="1148"/>
         </w:numPr>
       </w:pPr>
       <w:r>
@@ -54077,7 +54370,7 @@
         <w:pStyle w:val="Compact"/>
         <w:numPr>
           <w:ilvl w:val="0"/>
-          <w:numId w:val="1147"/>
+          <w:numId w:val="1148"/>
         </w:numPr>
       </w:pPr>
       <w:r>
@@ -54132,7 +54425,7 @@
         <w:pStyle w:val="Compact"/>
         <w:numPr>
           <w:ilvl w:val="0"/>
-          <w:numId w:val="1148"/>
+          <w:numId w:val="1149"/>
         </w:numPr>
       </w:pPr>
       <w:r>
@@ -54144,7 +54437,7 @@
         <w:pStyle w:val="Compact"/>
         <w:numPr>
           <w:ilvl w:val="0"/>
-          <w:numId w:val="1148"/>
+          <w:numId w:val="1149"/>
         </w:numPr>
       </w:pPr>
       <w:r>
@@ -54168,7 +54461,7 @@
         <w:pStyle w:val="Compact"/>
         <w:numPr>
           <w:ilvl w:val="0"/>
-          <w:numId w:val="1148"/>
+          <w:numId w:val="1149"/>
         </w:numPr>
       </w:pPr>
       <w:r>
@@ -54186,7 +54479,7 @@
         <w:pStyle w:val="Compact"/>
         <w:numPr>
           <w:ilvl w:val="0"/>
-          <w:numId w:val="1148"/>
+          <w:numId w:val="1149"/>
         </w:numPr>
       </w:pPr>
       <w:r>
@@ -54204,7 +54497,7 @@
         <w:pStyle w:val="Compact"/>
         <w:numPr>
           <w:ilvl w:val="0"/>
-          <w:numId w:val="1148"/>
+          <w:numId w:val="1149"/>
         </w:numPr>
       </w:pPr>
       <w:r>
@@ -54216,7 +54509,7 @@
         <w:pStyle w:val="Compact"/>
         <w:numPr>
           <w:ilvl w:val="0"/>
-          <w:numId w:val="1148"/>
+          <w:numId w:val="1149"/>
         </w:numPr>
       </w:pPr>
       <w:r>
@@ -54228,7 +54521,7 @@
         <w:pStyle w:val="Compact"/>
         <w:numPr>
           <w:ilvl w:val="0"/>
-          <w:numId w:val="1148"/>
+          <w:numId w:val="1149"/>
         </w:numPr>
       </w:pPr>
       <w:r>
@@ -54240,7 +54533,7 @@
         <w:pStyle w:val="Compact"/>
         <w:numPr>
           <w:ilvl w:val="0"/>
-          <w:numId w:val="1148"/>
+          <w:numId w:val="1149"/>
         </w:numPr>
       </w:pPr>
       <w:r>
@@ -54252,7 +54545,7 @@
         <w:pStyle w:val="Compact"/>
         <w:numPr>
           <w:ilvl w:val="0"/>
-          <w:numId w:val="1148"/>
+          <w:numId w:val="1149"/>
         </w:numPr>
       </w:pPr>
       <w:r>
@@ -54270,7 +54563,7 @@
         <w:pStyle w:val="Compact"/>
         <w:numPr>
           <w:ilvl w:val="0"/>
-          <w:numId w:val="1148"/>
+          <w:numId w:val="1149"/>
         </w:numPr>
       </w:pPr>
       <w:r>
@@ -54282,7 +54575,7 @@
         <w:pStyle w:val="Compact"/>
         <w:numPr>
           <w:ilvl w:val="0"/>
-          <w:numId w:val="1148"/>
+          <w:numId w:val="1149"/>
         </w:numPr>
       </w:pPr>
       <w:r>
@@ -54300,7 +54593,7 @@
         <w:pStyle w:val="Compact"/>
         <w:numPr>
           <w:ilvl w:val="0"/>
-          <w:numId w:val="1148"/>
+          <w:numId w:val="1149"/>
         </w:numPr>
       </w:pPr>
       <w:r>
@@ -54312,7 +54605,7 @@
         <w:pStyle w:val="Compact"/>
         <w:numPr>
           <w:ilvl w:val="0"/>
-          <w:numId w:val="1148"/>
+          <w:numId w:val="1149"/>
         </w:numPr>
       </w:pPr>
       <w:r>
@@ -54324,7 +54617,7 @@
         <w:pStyle w:val="Compact"/>
         <w:numPr>
           <w:ilvl w:val="0"/>
-          <w:numId w:val="1148"/>
+          <w:numId w:val="1149"/>
         </w:numPr>
       </w:pPr>
       <w:r>
@@ -54336,7 +54629,7 @@
         <w:pStyle w:val="Compact"/>
         <w:numPr>
           <w:ilvl w:val="0"/>
-          <w:numId w:val="1148"/>
+          <w:numId w:val="1149"/>
         </w:numPr>
       </w:pPr>
       <w:r>
@@ -54348,7 +54641,7 @@
         <w:pStyle w:val="Compact"/>
         <w:numPr>
           <w:ilvl w:val="0"/>
-          <w:numId w:val="1148"/>
+          <w:numId w:val="1149"/>
         </w:numPr>
       </w:pPr>
       <w:r>
@@ -54366,7 +54659,7 @@
         <w:pStyle w:val="Compact"/>
         <w:numPr>
           <w:ilvl w:val="0"/>
-          <w:numId w:val="1148"/>
+          <w:numId w:val="1149"/>
         </w:numPr>
       </w:pPr>
       <w:r>
@@ -54378,7 +54671,7 @@
         <w:pStyle w:val="Compact"/>
         <w:numPr>
           <w:ilvl w:val="0"/>
-          <w:numId w:val="1148"/>
+          <w:numId w:val="1149"/>
         </w:numPr>
       </w:pPr>
       <w:r>
@@ -54396,7 +54689,7 @@
         <w:pStyle w:val="Compact"/>
         <w:numPr>
           <w:ilvl w:val="0"/>
-          <w:numId w:val="1148"/>
+          <w:numId w:val="1149"/>
         </w:numPr>
       </w:pPr>
       <w:r>
@@ -54408,7 +54701,7 @@
         <w:pStyle w:val="Compact"/>
         <w:numPr>
           <w:ilvl w:val="0"/>
-          <w:numId w:val="1148"/>
+          <w:numId w:val="1149"/>
         </w:numPr>
       </w:pPr>
       <w:r>
@@ -55137,6 +55430,9 @@
     <w:abstractNumId w:val="991"/>
   </w:num>
   <w:num w:numId="1057">
+    <w:abstractNumId w:val="991"/>
+  </w:num>
+  <w:num w:numId="1058">
     <w:abstractNumId w:val="99411"/>
     <w:lvlOverride w:ilvl="0">
       <w:startOverride w:val="1"/>
@@ -55166,10 +55462,10 @@
       <w:startOverride w:val="1"/>
     </w:lvlOverride>
   </w:num>
-  <w:num w:numId="1058">
+  <w:num w:numId="1059">
     <w:abstractNumId w:val="991"/>
   </w:num>
-  <w:num w:numId="1059">
+  <w:num w:numId="1060">
     <w:abstractNumId w:val="99411"/>
     <w:lvlOverride w:ilvl="0">
       <w:startOverride w:val="1"/>
@@ -55199,9 +55495,6 @@
       <w:startOverride w:val="1"/>
     </w:lvlOverride>
   </w:num>
-  <w:num w:numId="1060">
-    <w:abstractNumId w:val="991"/>
-  </w:num>
   <w:num w:numId="1061">
     <w:abstractNumId w:val="991"/>
   </w:num>
@@ -55218,6 +55511,9 @@
     <w:abstractNumId w:val="991"/>
   </w:num>
   <w:num w:numId="1066">
+    <w:abstractNumId w:val="991"/>
+  </w:num>
+  <w:num w:numId="1067">
     <w:abstractNumId w:val="99411"/>
     <w:lvlOverride w:ilvl="0">
       <w:startOverride w:val="1"/>
@@ -55247,9 +55543,6 @@
       <w:startOverride w:val="1"/>
     </w:lvlOverride>
   </w:num>
-  <w:num w:numId="1067">
-    <w:abstractNumId w:val="991"/>
-  </w:num>
   <w:num w:numId="1068">
     <w:abstractNumId w:val="991"/>
   </w:num>
@@ -55260,6 +55553,9 @@
     <w:abstractNumId w:val="991"/>
   </w:num>
   <w:num w:numId="1071">
+    <w:abstractNumId w:val="991"/>
+  </w:num>
+  <w:num w:numId="1072">
     <w:abstractNumId w:val="99411"/>
     <w:lvlOverride w:ilvl="0">
       <w:startOverride w:val="1"/>
@@ -55289,9 +55585,6 @@
       <w:startOverride w:val="1"/>
     </w:lvlOverride>
   </w:num>
-  <w:num w:numId="1072">
-    <w:abstractNumId w:val="991"/>
-  </w:num>
   <w:num w:numId="1073">
     <w:abstractNumId w:val="991"/>
   </w:num>
@@ -55302,6 +55595,9 @@
     <w:abstractNumId w:val="991"/>
   </w:num>
   <w:num w:numId="1076">
+    <w:abstractNumId w:val="991"/>
+  </w:num>
+  <w:num w:numId="1077">
     <w:abstractNumId w:val="99411"/>
     <w:lvlOverride w:ilvl="0">
       <w:startOverride w:val="1"/>
@@ -55331,9 +55627,6 @@
       <w:startOverride w:val="1"/>
     </w:lvlOverride>
   </w:num>
-  <w:num w:numId="1077">
-    <w:abstractNumId w:val="991"/>
-  </w:num>
   <w:num w:numId="1078">
     <w:abstractNumId w:val="991"/>
   </w:num>
@@ -55353,6 +55646,9 @@
     <w:abstractNumId w:val="991"/>
   </w:num>
   <w:num w:numId="1084">
+    <w:abstractNumId w:val="991"/>
+  </w:num>
+  <w:num w:numId="1085">
     <w:abstractNumId w:val="99411"/>
     <w:lvlOverride w:ilvl="0">
       <w:startOverride w:val="1"/>
@@ -55382,9 +55678,6 @@
       <w:startOverride w:val="1"/>
     </w:lvlOverride>
   </w:num>
-  <w:num w:numId="1085">
-    <w:abstractNumId w:val="991"/>
-  </w:num>
   <w:num w:numId="1086">
     <w:abstractNumId w:val="991"/>
   </w:num>
@@ -55398,6 +55691,9 @@
     <w:abstractNumId w:val="991"/>
   </w:num>
   <w:num w:numId="1090">
+    <w:abstractNumId w:val="991"/>
+  </w:num>
+  <w:num w:numId="1091">
     <w:abstractNumId w:val="99411"/>
     <w:lvlOverride w:ilvl="0">
       <w:startOverride w:val="1"/>
@@ -55427,9 +55723,6 @@
       <w:startOverride w:val="1"/>
     </w:lvlOverride>
   </w:num>
-  <w:num w:numId="1091">
-    <w:abstractNumId w:val="991"/>
-  </w:num>
   <w:num w:numId="1092">
     <w:abstractNumId w:val="991"/>
   </w:num>
@@ -55440,6 +55733,9 @@
     <w:abstractNumId w:val="991"/>
   </w:num>
   <w:num w:numId="1095">
+    <w:abstractNumId w:val="991"/>
+  </w:num>
+  <w:num w:numId="1096">
     <w:abstractNumId w:val="99411"/>
     <w:lvlOverride w:ilvl="0">
       <w:startOverride w:val="1"/>
@@ -55469,13 +55765,13 @@
       <w:startOverride w:val="1"/>
     </w:lvlOverride>
   </w:num>
-  <w:num w:numId="1096">
-    <w:abstractNumId w:val="991"/>
-  </w:num>
   <w:num w:numId="1097">
     <w:abstractNumId w:val="991"/>
   </w:num>
   <w:num w:numId="1098">
+    <w:abstractNumId w:val="991"/>
+  </w:num>
+  <w:num w:numId="1099">
     <w:abstractNumId w:val="99411"/>
     <w:lvlOverride w:ilvl="0">
       <w:startOverride w:val="1"/>
@@ -55505,9 +55801,6 @@
       <w:startOverride w:val="1"/>
     </w:lvlOverride>
   </w:num>
-  <w:num w:numId="1099">
-    <w:abstractNumId w:val="991"/>
-  </w:num>
   <w:num w:numId="1100">
     <w:abstractNumId w:val="991"/>
   </w:num>
@@ -55530,6 +55823,9 @@
     <w:abstractNumId w:val="991"/>
   </w:num>
   <w:num w:numId="1107">
+    <w:abstractNumId w:val="991"/>
+  </w:num>
+  <w:num w:numId="1108">
     <w:abstractNumId w:val="99411"/>
     <w:lvlOverride w:ilvl="0">
       <w:startOverride w:val="1"/>
@@ -55559,9 +55855,6 @@
       <w:startOverride w:val="1"/>
     </w:lvlOverride>
   </w:num>
-  <w:num w:numId="1108">
-    <w:abstractNumId w:val="991"/>
-  </w:num>
   <w:num w:numId="1109">
     <w:abstractNumId w:val="991"/>
   </w:num>
@@ -55569,6 +55862,9 @@
     <w:abstractNumId w:val="991"/>
   </w:num>
   <w:num w:numId="1111">
+    <w:abstractNumId w:val="991"/>
+  </w:num>
+  <w:num w:numId="1112">
     <w:abstractNumId w:val="99411"/>
     <w:lvlOverride w:ilvl="0">
       <w:startOverride w:val="1"/>
@@ -55598,10 +55894,10 @@
       <w:startOverride w:val="1"/>
     </w:lvlOverride>
   </w:num>
-  <w:num w:numId="1112">
+  <w:num w:numId="1113">
     <w:abstractNumId w:val="991"/>
   </w:num>
-  <w:num w:numId="1113">
+  <w:num w:numId="1114">
     <w:abstractNumId w:val="99411"/>
     <w:lvlOverride w:ilvl="0">
       <w:startOverride w:val="1"/>
@@ -55631,10 +55927,10 @@
       <w:startOverride w:val="1"/>
     </w:lvlOverride>
   </w:num>
-  <w:num w:numId="1114">
+  <w:num w:numId="1115">
     <w:abstractNumId w:val="991"/>
   </w:num>
-  <w:num w:numId="1115">
+  <w:num w:numId="1116">
     <w:abstractNumId w:val="99411"/>
     <w:lvlOverride w:ilvl="0">
       <w:startOverride w:val="1"/>
@@ -55664,10 +55960,10 @@
       <w:startOverride w:val="1"/>
     </w:lvlOverride>
   </w:num>
-  <w:num w:numId="1116">
+  <w:num w:numId="1117">
     <w:abstractNumId w:val="991"/>
   </w:num>
-  <w:num w:numId="1117">
+  <w:num w:numId="1118">
     <w:abstractNumId w:val="99411"/>
     <w:lvlOverride w:ilvl="0">
       <w:startOverride w:val="1"/>
@@ -55697,13 +55993,13 @@
       <w:startOverride w:val="1"/>
     </w:lvlOverride>
   </w:num>
-  <w:num w:numId="1118">
-    <w:abstractNumId w:val="991"/>
-  </w:num>
   <w:num w:numId="1119">
     <w:abstractNumId w:val="991"/>
   </w:num>
   <w:num w:numId="1120">
+    <w:abstractNumId w:val="991"/>
+  </w:num>
+  <w:num w:numId="1121">
     <w:abstractNumId w:val="99411"/>
     <w:lvlOverride w:ilvl="0">
       <w:startOverride w:val="1"/>
@@ -55733,9 +56029,6 @@
       <w:startOverride w:val="1"/>
     </w:lvlOverride>
   </w:num>
-  <w:num w:numId="1121">
-    <w:abstractNumId w:val="991"/>
-  </w:num>
   <w:num w:numId="1122">
     <w:abstractNumId w:val="991"/>
   </w:num>
@@ -55761,6 +56054,9 @@
     <w:abstractNumId w:val="991"/>
   </w:num>
   <w:num w:numId="1130">
+    <w:abstractNumId w:val="991"/>
+  </w:num>
+  <w:num w:numId="1131">
     <w:abstractNumId w:val="99411"/>
     <w:lvlOverride w:ilvl="0">
       <w:startOverride w:val="1"/>
@@ -55790,41 +56086,11 @@
       <w:startOverride w:val="1"/>
     </w:lvlOverride>
   </w:num>
-  <w:num w:numId="1131">
-    <w:abstractNumId w:val="991"/>
-  </w:num>
   <w:num w:numId="1132">
     <w:abstractNumId w:val="991"/>
   </w:num>
   <w:num w:numId="1133">
-    <w:abstractNumId w:val="99411"/>
-    <w:lvlOverride w:ilvl="0">
-      <w:startOverride w:val="1"/>
-    </w:lvlOverride>
-    <w:lvlOverride w:ilvl="1">
-      <w:startOverride w:val="1"/>
-    </w:lvlOverride>
-    <w:lvlOverride w:ilvl="2">
-      <w:startOverride w:val="1"/>
-    </w:lvlOverride>
-    <w:lvlOverride w:ilvl="3">
-      <w:startOverride w:val="1"/>
-    </w:lvlOverride>
-    <w:lvlOverride w:ilvl="4">
-      <w:startOverride w:val="1"/>
-    </w:lvlOverride>
-    <w:lvlOverride w:ilvl="5">
-      <w:startOverride w:val="1"/>
-    </w:lvlOverride>
-    <w:lvlOverride w:ilvl="6">
-      <w:startOverride w:val="1"/>
-    </w:lvlOverride>
-    <w:lvlOverride w:ilvl="7">
-      <w:startOverride w:val="1"/>
-    </w:lvlOverride>
-    <w:lvlOverride w:ilvl="8">
-      <w:startOverride w:val="1"/>
-    </w:lvlOverride>
+    <w:abstractNumId w:val="991"/>
   </w:num>
   <w:num w:numId="1134">
     <w:abstractNumId w:val="99411"/>
@@ -55887,15 +56153,6 @@
     </w:lvlOverride>
   </w:num>
   <w:num w:numId="1136">
-    <w:abstractNumId w:val="991"/>
-  </w:num>
-  <w:num w:numId="1137">
-    <w:abstractNumId w:val="991"/>
-  </w:num>
-  <w:num w:numId="1138">
-    <w:abstractNumId w:val="991"/>
-  </w:num>
-  <w:num w:numId="1139">
     <w:abstractNumId w:val="99411"/>
     <w:lvlOverride w:ilvl="0">
       <w:startOverride w:val="1"/>
@@ -55925,28 +56182,16 @@
       <w:startOverride w:val="1"/>
     </w:lvlOverride>
   </w:num>
-  <w:num w:numId="1140">
+  <w:num w:numId="1137">
     <w:abstractNumId w:val="991"/>
   </w:num>
-  <w:num w:numId="1141">
+  <w:num w:numId="1138">
     <w:abstractNumId w:val="991"/>
   </w:num>
-  <w:num w:numId="1142">
+  <w:num w:numId="1139">
     <w:abstractNumId w:val="991"/>
   </w:num>
-  <w:num w:numId="1143">
-    <w:abstractNumId w:val="991"/>
-  </w:num>
-  <w:num w:numId="1144">
-    <w:abstractNumId w:val="991"/>
-  </w:num>
-  <w:num w:numId="1145">
-    <w:abstractNumId w:val="991"/>
-  </w:num>
-  <w:num w:numId="1146">
-    <w:abstractNumId w:val="991"/>
-  </w:num>
-  <w:num w:numId="1147">
+  <w:num w:numId="1140">
     <w:abstractNumId w:val="99411"/>
     <w:lvlOverride w:ilvl="0">
       <w:startOverride w:val="1"/>
@@ -55976,7 +56221,58 @@
       <w:startOverride w:val="1"/>
     </w:lvlOverride>
   </w:num>
+  <w:num w:numId="1141">
+    <w:abstractNumId w:val="991"/>
+  </w:num>
+  <w:num w:numId="1142">
+    <w:abstractNumId w:val="991"/>
+  </w:num>
+  <w:num w:numId="1143">
+    <w:abstractNumId w:val="991"/>
+  </w:num>
+  <w:num w:numId="1144">
+    <w:abstractNumId w:val="991"/>
+  </w:num>
+  <w:num w:numId="1145">
+    <w:abstractNumId w:val="991"/>
+  </w:num>
+  <w:num w:numId="1146">
+    <w:abstractNumId w:val="991"/>
+  </w:num>
+  <w:num w:numId="1147">
+    <w:abstractNumId w:val="991"/>
+  </w:num>
   <w:num w:numId="1148">
+    <w:abstractNumId w:val="99411"/>
+    <w:lvlOverride w:ilvl="0">
+      <w:startOverride w:val="1"/>
+    </w:lvlOverride>
+    <w:lvlOverride w:ilvl="1">
+      <w:startOverride w:val="1"/>
+    </w:lvlOverride>
+    <w:lvlOverride w:ilvl="2">
+      <w:startOverride w:val="1"/>
+    </w:lvlOverride>
+    <w:lvlOverride w:ilvl="3">
+      <w:startOverride w:val="1"/>
+    </w:lvlOverride>
+    <w:lvlOverride w:ilvl="4">
+      <w:startOverride w:val="1"/>
+    </w:lvlOverride>
+    <w:lvlOverride w:ilvl="5">
+      <w:startOverride w:val="1"/>
+    </w:lvlOverride>
+    <w:lvlOverride w:ilvl="6">
+      <w:startOverride w:val="1"/>
+    </w:lvlOverride>
+    <w:lvlOverride w:ilvl="7">
+      <w:startOverride w:val="1"/>
+    </w:lvlOverride>
+    <w:lvlOverride w:ilvl="8">
+      <w:startOverride w:val="1"/>
+    </w:lvlOverride>
+  </w:num>
+  <w:num w:numId="1149">
     <w:abstractNumId w:val="991"/>
   </w:num>
 </w:numbering>
